--- a/python.docx
+++ b/python.docx
@@ -1,6 +1,6 @@
 
 <file path=word/document.xml><?xml version="1.0" encoding="utf-8"?>
-<w:document xmlns:wpc="http://schemas.microsoft.com/office/word/2010/wordprocessingCanvas" xmlns:cx="http://schemas.microsoft.com/office/drawing/2014/chartex" xmlns:cx1="http://schemas.microsoft.com/office/drawing/2015/9/8/chartex" xmlns:cx2="http://schemas.microsoft.com/office/drawing/2015/10/21/chartex" xmlns:cx3="http://schemas.microsoft.com/office/drawing/2016/5/9/chartex" xmlns:cx4="http://schemas.microsoft.com/office/drawing/2016/5/10/chartex" xmlns:cx5="http://schemas.microsoft.com/office/drawing/2016/5/11/chartex" xmlns:cx6="http://schemas.microsoft.com/office/drawing/2016/5/12/chartex" xmlns:cx7="http://schemas.microsoft.com/office/drawing/2016/5/13/chartex" xmlns:cx8="http://schemas.microsoft.com/office/drawing/2016/5/14/chartex" xmlns:mc="http://schemas.openxmlformats.org/markup-compatibility/2006" xmlns:aink="http://schemas.microsoft.com/office/drawing/2016/ink" xmlns:am3d="http://schemas.microsoft.com/office/drawing/2017/model3d" xmlns:o="urn:schemas-microsoft-com:office:office" xmlns:oel="http://schemas.microsoft.com/office/2019/extlst" xmlns:r="http://schemas.openxmlformats.org/officeDocument/2006/relationships" xmlns:m="http://schemas.openxmlformats.org/officeDocument/2006/math" xmlns:v="urn:schemas-microsoft-com:vml" xmlns:wp14="http://schemas.microsoft.com/office/word/2010/wordprocessingDrawing" xmlns:wp="http://schemas.openxmlformats.org/drawingml/2006/wordprocessingDrawing" xmlns:w10="urn:schemas-microsoft-com:office:word" xmlns:w="http://schemas.openxmlformats.org/wordprocessingml/2006/main" xmlns:w14="http://schemas.microsoft.com/office/word/2010/wordml" xmlns:w15="http://schemas.microsoft.com/office/word/2012/wordml" xmlns:w16cex="http://schemas.microsoft.com/office/word/2018/wordml/cex" xmlns:w16cid="http://schemas.microsoft.com/office/word/2016/wordml/cid" xmlns:w16="http://schemas.microsoft.com/office/word/2018/wordml" xmlns:w16du="http://schemas.microsoft.com/office/word/2023/wordml/word16du" xmlns:w16sdtdh="http://schemas.microsoft.com/office/word/2020/wordml/sdtdatahash" xmlns:w16sdtfl="http://schemas.microsoft.com/office/word/2024/wordml/sdtformatlock" xmlns:w16se="http://schemas.microsoft.com/office/word/2015/wordml/symex" xmlns:wpg="http://schemas.microsoft.com/office/word/2010/wordprocessingGroup" xmlns:wpi="http://schemas.microsoft.com/office/word/2010/wordprocessingInk" xmlns:wne="http://schemas.microsoft.com/office/word/2006/wordml" xmlns:wps="http://schemas.microsoft.com/office/word/2010/wordprocessingShape" mc:Ignorable="w14 w15 w16se w16cid w16 w16cex w16sdtdh w16sdtfl w16du wp14">
+<w:document xmlns:wpc="http://schemas.microsoft.com/office/word/2010/wordprocessingCanvas" xmlns:cx="http://schemas.microsoft.com/office/drawing/2014/chartex" xmlns:cx1="http://schemas.microsoft.com/office/drawing/2015/9/8/chartex" xmlns:cx2="http://schemas.microsoft.com/office/drawing/2015/10/21/chartex" xmlns:cx3="http://schemas.microsoft.com/office/drawing/2016/5/9/chartex" xmlns:cx4="http://schemas.microsoft.com/office/drawing/2016/5/10/chartex" xmlns:cx5="http://schemas.microsoft.com/office/drawing/2016/5/11/chartex" xmlns:cx6="http://schemas.microsoft.com/office/drawing/2016/5/12/chartex" xmlns:cx7="http://schemas.microsoft.com/office/drawing/2016/5/13/chartex" xmlns:cx8="http://schemas.microsoft.com/office/drawing/2016/5/14/chartex" xmlns:mc="http://schemas.openxmlformats.org/markup-compatibility/2006" xmlns:aink="http://schemas.microsoft.com/office/drawing/2016/ink" xmlns:am3d="http://schemas.microsoft.com/office/drawing/2017/model3d" xmlns:o="urn:schemas-microsoft-com:office:office" xmlns:oel="http://schemas.microsoft.com/office/2019/extlst" xmlns:r="http://schemas.openxmlformats.org/officeDocument/2006/relationships" xmlns:m="http://schemas.openxmlformats.org/officeDocument/2006/math" xmlns:v="urn:schemas-microsoft-com:vml" xmlns:wp14="http://schemas.microsoft.com/office/word/2010/wordprocessingDrawing" xmlns:wp="http://schemas.openxmlformats.org/drawingml/2006/wordprocessingDrawing" xmlns:w10="urn:schemas-microsoft-com:office:word" xmlns:w="http://schemas.openxmlformats.org/wordprocessingml/2006/main" xmlns:w14="http://schemas.microsoft.com/office/word/2010/wordml" xmlns:w15="http://schemas.microsoft.com/office/word/2012/wordml" xmlns:w16cei="http://schemas.microsoft.com/office/word/2026/wordml/cei" xmlns:w16cex="http://schemas.microsoft.com/office/word/2018/wordml/cex" xmlns:w16cid="http://schemas.microsoft.com/office/word/2016/wordml/cid" xmlns:w16="http://schemas.microsoft.com/office/word/2018/wordml" xmlns:w16du="http://schemas.microsoft.com/office/word/2023/wordml/word16du" xmlns:w16sdtdh="http://schemas.microsoft.com/office/word/2020/wordml/sdtdatahash" xmlns:w16sdtfl="http://schemas.microsoft.com/office/word/2024/wordml/sdtformatlock" xmlns:w16se="http://schemas.microsoft.com/office/word/2015/wordml/symex" xmlns:wpg="http://schemas.microsoft.com/office/word/2010/wordprocessingGroup" xmlns:wpi="http://schemas.microsoft.com/office/word/2010/wordprocessingInk" xmlns:wne="http://schemas.microsoft.com/office/word/2006/wordml" xmlns:wps="http://schemas.microsoft.com/office/word/2010/wordprocessingShape" mc:Ignorable="w14 w15 w16se w16cid w16 w16cex w16sdtdh w16sdtfl w16du wp14">
   <w:body>
     <w:p>
       <w:pPr>
@@ -1197,14 +1197,7 @@
       </w:r>
       <w:r>
         <w:br/>
-      </w:r>
-      <w:proofErr w:type="spellStart"/>
-      <w:r>
-        <w:t>Python</w:t>
-      </w:r>
-      <w:proofErr w:type="spellEnd"/>
-      <w:r>
-        <w:t xml:space="preserve"> supports scientific notation with the letter e or E indicating the power of 10.</w:t>
+        <w:t>Python supports scientific notation with the letter e or E indicating the power of 10.</w:t>
       </w:r>
     </w:p>
     <w:p>
@@ -7752,7 +7745,15 @@
       </w:r>
       <w:proofErr w:type="gramEnd"/>
       <w:r>
-        <w:t xml:space="preserve">"You are", age, "years old!") # we have age as int that's why we </w:t>
+        <w:t xml:space="preserve">"You are", age, "years old!") # we </w:t>
+      </w:r>
+      <w:proofErr w:type="gramStart"/>
+      <w:r>
+        <w:t>have</w:t>
+      </w:r>
+      <w:proofErr w:type="gramEnd"/>
+      <w:r>
+        <w:t xml:space="preserve"> age as int that's why we </w:t>
       </w:r>
       <w:proofErr w:type="spellStart"/>
       <w:r>
@@ -13609,8 +13610,13 @@
         <w:t xml:space="preserve"># </w:t>
       </w:r>
       <w:proofErr w:type="spellStart"/>
-      <w:r>
-        <w:t>my_list</w:t>
+      <w:proofErr w:type="gramStart"/>
+      <w:r>
+        <w:t>my</w:t>
+      </w:r>
+      <w:proofErr w:type="gramEnd"/>
+      <w:r>
+        <w:t>_list</w:t>
       </w:r>
       <w:proofErr w:type="spellEnd"/>
       <w:r>
@@ -17409,7 +17415,7 @@
       </w:pPr>
       <w:r>
         <w:pict w14:anchorId="4FDA11F0">
-          <v:rect id="_x0000_i1052" style="width:566.05pt;height:1.5pt" o:hrpct="0" o:hrstd="t" o:hr="t" fillcolor="#a0a0a0" stroked="f"/>
+          <v:rect id="_x0000_i1028" style="width:566.05pt;height:1.5pt" o:hrpct="0" o:hrstd="t" o:hr="t" fillcolor="#a0a0a0" stroked="f"/>
         </w:pict>
       </w:r>
     </w:p>
@@ -18464,52 +18470,3515 @@
     <w:p>
       <w:pPr>
         <w:pStyle w:val="NoSpacing"/>
-      </w:pPr>
-    </w:p>
-    <w:p>
-      <w:pPr>
-        <w:pStyle w:val="NoSpacing"/>
-      </w:pPr>
-    </w:p>
-    <w:p>
-      <w:pPr>
-        <w:pStyle w:val="NoSpacing"/>
-      </w:pPr>
-    </w:p>
-    <w:p>
-      <w:pPr>
-        <w:pStyle w:val="NoSpacing"/>
-      </w:pPr>
-    </w:p>
-    <w:p>
-      <w:pPr>
-        <w:pStyle w:val="NoSpacing"/>
-      </w:pPr>
-    </w:p>
-    <w:p>
-      <w:pPr>
-        <w:pStyle w:val="NoSpacing"/>
-      </w:pPr>
-    </w:p>
-    <w:p>
-      <w:pPr>
-        <w:pStyle w:val="NoSpacing"/>
-      </w:pPr>
-    </w:p>
-    <w:p>
-      <w:pPr>
-        <w:pStyle w:val="NoSpacing"/>
-      </w:pPr>
-    </w:p>
-    <w:p>
-      <w:pPr>
-        <w:pStyle w:val="NoSpacing"/>
-      </w:pPr>
-    </w:p>
-    <w:p>
-      <w:pPr>
-        <w:pStyle w:val="NoSpacing"/>
-      </w:pPr>
+        <w:rPr>
+          <w:b/>
+          <w:bCs/>
+        </w:rPr>
+      </w:pPr>
+      <w:r>
+        <w:rPr>
+          <w:b/>
+          <w:bCs/>
+        </w:rPr>
+        <w:t>Example:</w:t>
+      </w:r>
+    </w:p>
+    <w:p>
+      <w:pPr>
+        <w:pStyle w:val="NoSpacing"/>
+      </w:pPr>
+    </w:p>
+    <w:p>
+      <w:pPr>
+        <w:pStyle w:val="NoSpacing"/>
+      </w:pPr>
+      <w:proofErr w:type="spellStart"/>
+      <w:r>
+        <w:t>student_records</w:t>
+      </w:r>
+      <w:proofErr w:type="spellEnd"/>
+      <w:r>
+        <w:t xml:space="preserve"> = (</w:t>
+      </w:r>
+    </w:p>
+    <w:p>
+      <w:pPr>
+        <w:pStyle w:val="NoSpacing"/>
+      </w:pPr>
+      <w:r>
+        <w:t xml:space="preserve">    ("Alice", 101, (85, 90, 78)),</w:t>
+      </w:r>
+    </w:p>
+    <w:p>
+      <w:pPr>
+        <w:pStyle w:val="NoSpacing"/>
+      </w:pPr>
+      <w:r>
+        <w:t xml:space="preserve">    ("Bob", 102, (75, 88, 82)),</w:t>
+      </w:r>
+    </w:p>
+    <w:p>
+      <w:pPr>
+        <w:pStyle w:val="NoSpacing"/>
+      </w:pPr>
+      <w:r>
+        <w:t xml:space="preserve">    ("Charlie", 103, (92, 85, 80))</w:t>
+      </w:r>
+    </w:p>
+    <w:p>
+      <w:pPr>
+        <w:pStyle w:val="NoSpacing"/>
+      </w:pPr>
+      <w:r>
+        <w:t>)</w:t>
+      </w:r>
+    </w:p>
+    <w:p>
+      <w:pPr>
+        <w:pStyle w:val="NoSpacing"/>
+      </w:pPr>
+    </w:p>
+    <w:p>
+      <w:pPr>
+        <w:pStyle w:val="NoSpacing"/>
+      </w:pPr>
+      <w:r>
+        <w:t># Step 2: Print the student exam records</w:t>
+      </w:r>
+    </w:p>
+    <w:p>
+      <w:pPr>
+        <w:pStyle w:val="NoSpacing"/>
+      </w:pPr>
+      <w:proofErr w:type="gramStart"/>
+      <w:r>
+        <w:t>print(</w:t>
+      </w:r>
+      <w:proofErr w:type="gramEnd"/>
+      <w:r>
+        <w:t>"Student Exam Records:\n")</w:t>
+      </w:r>
+    </w:p>
+    <w:p>
+      <w:pPr>
+        <w:pStyle w:val="NoSpacing"/>
+      </w:pPr>
+    </w:p>
+    <w:p>
+      <w:pPr>
+        <w:pStyle w:val="NoSpacing"/>
+      </w:pPr>
+      <w:r>
+        <w:t xml:space="preserve">for student in </w:t>
+      </w:r>
+      <w:proofErr w:type="spellStart"/>
+      <w:r>
+        <w:t>student_records</w:t>
+      </w:r>
+      <w:proofErr w:type="spellEnd"/>
+      <w:r>
+        <w:t>:</w:t>
+      </w:r>
+    </w:p>
+    <w:p>
+      <w:pPr>
+        <w:pStyle w:val="NoSpacing"/>
+      </w:pPr>
+      <w:r>
+        <w:t xml:space="preserve">    name, </w:t>
+      </w:r>
+      <w:proofErr w:type="spellStart"/>
+      <w:r>
+        <w:t>roll_number</w:t>
+      </w:r>
+      <w:proofErr w:type="spellEnd"/>
+      <w:r>
+        <w:t>, marks = student</w:t>
+      </w:r>
+    </w:p>
+    <w:p>
+      <w:pPr>
+        <w:pStyle w:val="NoSpacing"/>
+      </w:pPr>
+      <w:r>
+        <w:t xml:space="preserve">    math, science, </w:t>
+      </w:r>
+      <w:proofErr w:type="spellStart"/>
+      <w:r>
+        <w:t>english</w:t>
+      </w:r>
+      <w:proofErr w:type="spellEnd"/>
+      <w:r>
+        <w:t xml:space="preserve"> = marks</w:t>
+      </w:r>
+    </w:p>
+    <w:p>
+      <w:pPr>
+        <w:pStyle w:val="NoSpacing"/>
+      </w:pPr>
+    </w:p>
+    <w:p>
+      <w:pPr>
+        <w:pStyle w:val="NoSpacing"/>
+      </w:pPr>
+      <w:r>
+        <w:t xml:space="preserve">    </w:t>
+      </w:r>
+      <w:proofErr w:type="gramStart"/>
+      <w:r>
+        <w:t>print(</w:t>
+      </w:r>
+      <w:proofErr w:type="spellStart"/>
+      <w:proofErr w:type="gramEnd"/>
+      <w:r>
+        <w:t>f"Student</w:t>
+      </w:r>
+      <w:proofErr w:type="spellEnd"/>
+      <w:r>
+        <w:t xml:space="preserve"> Name: {name}")</w:t>
+      </w:r>
+    </w:p>
+    <w:p>
+      <w:pPr>
+        <w:pStyle w:val="NoSpacing"/>
+      </w:pPr>
+      <w:r>
+        <w:t xml:space="preserve">    </w:t>
+      </w:r>
+      <w:proofErr w:type="gramStart"/>
+      <w:r>
+        <w:t>print(</w:t>
+      </w:r>
+      <w:proofErr w:type="spellStart"/>
+      <w:proofErr w:type="gramEnd"/>
+      <w:r>
+        <w:t>f"Roll</w:t>
+      </w:r>
+      <w:proofErr w:type="spellEnd"/>
+      <w:r>
+        <w:t xml:space="preserve"> Number: {</w:t>
+      </w:r>
+      <w:proofErr w:type="spellStart"/>
+      <w:r>
+        <w:t>roll_number</w:t>
+      </w:r>
+      <w:proofErr w:type="spellEnd"/>
+      <w:r>
+        <w:t>}")</w:t>
+      </w:r>
+    </w:p>
+    <w:p>
+      <w:pPr>
+        <w:pStyle w:val="NoSpacing"/>
+      </w:pPr>
+      <w:r>
+        <w:t xml:space="preserve">    </w:t>
+      </w:r>
+      <w:proofErr w:type="gramStart"/>
+      <w:r>
+        <w:t>print(</w:t>
+      </w:r>
+      <w:proofErr w:type="spellStart"/>
+      <w:proofErr w:type="gramEnd"/>
+      <w:r>
+        <w:t>f"Math</w:t>
+      </w:r>
+      <w:proofErr w:type="spellEnd"/>
+      <w:r>
+        <w:t>: {math}")</w:t>
+      </w:r>
+    </w:p>
+    <w:p>
+      <w:pPr>
+        <w:pStyle w:val="NoSpacing"/>
+      </w:pPr>
+      <w:r>
+        <w:t xml:space="preserve">    </w:t>
+      </w:r>
+      <w:proofErr w:type="gramStart"/>
+      <w:r>
+        <w:t>print(</w:t>
+      </w:r>
+      <w:proofErr w:type="spellStart"/>
+      <w:proofErr w:type="gramEnd"/>
+      <w:r>
+        <w:t>f"Science</w:t>
+      </w:r>
+      <w:proofErr w:type="spellEnd"/>
+      <w:r>
+        <w:t>: {science}")</w:t>
+      </w:r>
+    </w:p>
+    <w:p>
+      <w:pPr>
+        <w:pStyle w:val="NoSpacing"/>
+      </w:pPr>
+      <w:r>
+        <w:t xml:space="preserve">    </w:t>
+      </w:r>
+      <w:proofErr w:type="gramStart"/>
+      <w:r>
+        <w:t>print(</w:t>
+      </w:r>
+      <w:proofErr w:type="spellStart"/>
+      <w:proofErr w:type="gramEnd"/>
+      <w:r>
+        <w:t>f"English</w:t>
+      </w:r>
+      <w:proofErr w:type="spellEnd"/>
+      <w:r>
+        <w:t>: {</w:t>
+      </w:r>
+      <w:proofErr w:type="spellStart"/>
+      <w:r>
+        <w:t>english</w:t>
+      </w:r>
+      <w:proofErr w:type="spellEnd"/>
+      <w:r>
+        <w:t>}\n")</w:t>
+      </w:r>
+    </w:p>
+    <w:p>
+      <w:pPr>
+        <w:pStyle w:val="NoSpacing"/>
+      </w:pPr>
+    </w:p>
+    <w:p>
+      <w:pPr>
+        <w:pStyle w:val="NoSpacing"/>
+      </w:pPr>
+    </w:p>
+    <w:p>
+      <w:pPr>
+        <w:pStyle w:val="NoSpacing"/>
+      </w:pPr>
+    </w:p>
+    <w:p>
+      <w:pPr>
+        <w:pStyle w:val="NoSpacing"/>
+        <w:rPr>
+          <w:b/>
+          <w:bCs/>
+          <w:sz w:val="44"/>
+          <w:szCs w:val="44"/>
+          <w:u w:val="single"/>
+        </w:rPr>
+      </w:pPr>
+      <w:r>
+        <w:rPr>
+          <w:b/>
+          <w:bCs/>
+          <w:sz w:val="44"/>
+          <w:szCs w:val="44"/>
+          <w:u w:val="single"/>
+        </w:rPr>
+        <w:lastRenderedPageBreak/>
+        <w:t>Understanding Tuple Indexing</w:t>
+      </w:r>
+    </w:p>
+    <w:p>
+      <w:pPr>
+        <w:pStyle w:val="NoSpacing"/>
+      </w:pPr>
+      <w:r>
+        <w:t xml:space="preserve">Tuple indexing </w:t>
+      </w:r>
+      <w:r>
+        <w:rPr>
+          <w:highlight w:val="yellow"/>
+        </w:rPr>
+        <w:t>allows you to access elements in a tuple using their position</w:t>
+      </w:r>
+      <w:r>
+        <w:t>. Tuples are similar to lists but immutable, meaning their values cannot be changed after creation. Since tuples are ordered, each element has a unique index starting from 0.</w:t>
+      </w:r>
+    </w:p>
+    <w:p>
+      <w:pPr>
+        <w:pStyle w:val="NoSpacing"/>
+      </w:pPr>
+      <w:r>
+        <w:rPr>
+          <w:b/>
+          <w:bCs/>
+        </w:rPr>
+        <w:t>Syntax for Accessing Tuple Elements</w:t>
+      </w:r>
+    </w:p>
+    <w:p>
+      <w:pPr>
+        <w:pStyle w:val="NoSpacing"/>
+      </w:pPr>
+      <w:r>
+        <w:t>To retrieve an element from a tuple, use square brackets </w:t>
+      </w:r>
+      <w:proofErr w:type="gramStart"/>
+      <w:r>
+        <w:t>[ ]</w:t>
+      </w:r>
+      <w:proofErr w:type="gramEnd"/>
+      <w:r>
+        <w:t> with the index value.</w:t>
+      </w:r>
+    </w:p>
+    <w:p>
+      <w:pPr>
+        <w:pStyle w:val="NoSpacing"/>
+      </w:pPr>
+    </w:p>
+    <w:p>
+      <w:pPr>
+        <w:pStyle w:val="NoSpacing"/>
+      </w:pPr>
+      <w:r>
+        <w:rPr>
+          <w:b/>
+          <w:bCs/>
+        </w:rPr>
+        <w:t>Example: Accessing Elements in a Tuple</w:t>
+      </w:r>
+    </w:p>
+    <w:p>
+      <w:pPr>
+        <w:pStyle w:val="NoSpacing"/>
+      </w:pPr>
+      <w:r>
+        <w:t># Define a tuple with four elements</w:t>
+      </w:r>
+    </w:p>
+    <w:p>
+      <w:pPr>
+        <w:pStyle w:val="NoSpacing"/>
+      </w:pPr>
+      <w:proofErr w:type="spellStart"/>
+      <w:r>
+        <w:t>my_tuple</w:t>
+      </w:r>
+      <w:proofErr w:type="spellEnd"/>
+      <w:r>
+        <w:t xml:space="preserve"> = (10, 20, 30, 40)</w:t>
+      </w:r>
+    </w:p>
+    <w:p>
+      <w:pPr>
+        <w:pStyle w:val="NoSpacing"/>
+      </w:pPr>
+    </w:p>
+    <w:p>
+      <w:pPr>
+        <w:pStyle w:val="NoSpacing"/>
+      </w:pPr>
+      <w:r>
+        <w:t># Accessing the first element using index 0</w:t>
+      </w:r>
+    </w:p>
+    <w:p>
+      <w:pPr>
+        <w:pStyle w:val="NoSpacing"/>
+      </w:pPr>
+      <w:proofErr w:type="spellStart"/>
+      <w:r>
+        <w:rPr>
+          <w:highlight w:val="yellow"/>
+        </w:rPr>
+        <w:t>first_item</w:t>
+      </w:r>
+      <w:proofErr w:type="spellEnd"/>
+      <w:r>
+        <w:rPr>
+          <w:highlight w:val="yellow"/>
+        </w:rPr>
+        <w:t xml:space="preserve"> = </w:t>
+      </w:r>
+      <w:proofErr w:type="spellStart"/>
+      <w:r>
+        <w:rPr>
+          <w:highlight w:val="yellow"/>
+        </w:rPr>
+        <w:t>my_</w:t>
+      </w:r>
+      <w:proofErr w:type="gramStart"/>
+      <w:r>
+        <w:rPr>
+          <w:highlight w:val="yellow"/>
+        </w:rPr>
+        <w:t>tuple</w:t>
+      </w:r>
+      <w:proofErr w:type="spellEnd"/>
+      <w:r>
+        <w:rPr>
+          <w:highlight w:val="yellow"/>
+        </w:rPr>
+        <w:t>[</w:t>
+      </w:r>
+      <w:proofErr w:type="gramEnd"/>
+      <w:r>
+        <w:rPr>
+          <w:highlight w:val="yellow"/>
+        </w:rPr>
+        <w:t>0]</w:t>
+      </w:r>
+    </w:p>
+    <w:p>
+      <w:pPr>
+        <w:pStyle w:val="NoSpacing"/>
+      </w:pPr>
+      <w:r>
+        <w:t>print(</w:t>
+      </w:r>
+      <w:proofErr w:type="spellStart"/>
+      <w:r>
+        <w:t>first_</w:t>
+      </w:r>
+      <w:proofErr w:type="gramStart"/>
+      <w:r>
+        <w:t>item</w:t>
+      </w:r>
+      <w:proofErr w:type="spellEnd"/>
+      <w:r>
+        <w:t>)  #</w:t>
+      </w:r>
+      <w:proofErr w:type="gramEnd"/>
+      <w:r>
+        <w:t xml:space="preserve"> Output: 10</w:t>
+      </w:r>
+    </w:p>
+    <w:p>
+      <w:pPr>
+        <w:pStyle w:val="NoSpacing"/>
+      </w:pPr>
+    </w:p>
+    <w:p>
+      <w:pPr>
+        <w:pStyle w:val="NoSpacing"/>
+      </w:pPr>
+      <w:r>
+        <w:t># Accessing the second element using index 1</w:t>
+      </w:r>
+    </w:p>
+    <w:p>
+      <w:pPr>
+        <w:pStyle w:val="NoSpacing"/>
+      </w:pPr>
+      <w:proofErr w:type="spellStart"/>
+      <w:r>
+        <w:t>second_item</w:t>
+      </w:r>
+      <w:proofErr w:type="spellEnd"/>
+      <w:r>
+        <w:t xml:space="preserve"> = </w:t>
+      </w:r>
+      <w:proofErr w:type="spellStart"/>
+      <w:r>
+        <w:t>my_</w:t>
+      </w:r>
+      <w:proofErr w:type="gramStart"/>
+      <w:r>
+        <w:t>tuple</w:t>
+      </w:r>
+      <w:proofErr w:type="spellEnd"/>
+      <w:r>
+        <w:t>[</w:t>
+      </w:r>
+      <w:proofErr w:type="gramEnd"/>
+      <w:r>
+        <w:t xml:space="preserve">1] </w:t>
+      </w:r>
+    </w:p>
+    <w:p>
+      <w:pPr>
+        <w:pStyle w:val="NoSpacing"/>
+      </w:pPr>
+      <w:r>
+        <w:t>print(</w:t>
+      </w:r>
+      <w:proofErr w:type="spellStart"/>
+      <w:r>
+        <w:t>second_</w:t>
+      </w:r>
+      <w:proofErr w:type="gramStart"/>
+      <w:r>
+        <w:t>item</w:t>
+      </w:r>
+      <w:proofErr w:type="spellEnd"/>
+      <w:r>
+        <w:t>)  #</w:t>
+      </w:r>
+      <w:proofErr w:type="gramEnd"/>
+      <w:r>
+        <w:t xml:space="preserve"> Output: 20</w:t>
+      </w:r>
+    </w:p>
+    <w:p>
+      <w:pPr>
+        <w:pStyle w:val="NoSpacing"/>
+      </w:pPr>
+      <w:r>
+        <w:t>If you try to access an index that doesn't exist (for instance, </w:t>
+      </w:r>
+      <w:proofErr w:type="spellStart"/>
+      <w:r>
+        <w:t>my_</w:t>
+      </w:r>
+      <w:proofErr w:type="gramStart"/>
+      <w:r>
+        <w:t>tuple</w:t>
+      </w:r>
+      <w:proofErr w:type="spellEnd"/>
+      <w:r>
+        <w:t>[</w:t>
+      </w:r>
+      <w:proofErr w:type="gramEnd"/>
+      <w:r>
+        <w:t>4] in this case), it will result in an </w:t>
+      </w:r>
+      <w:proofErr w:type="spellStart"/>
+      <w:r>
+        <w:t>IndexError</w:t>
+      </w:r>
+      <w:proofErr w:type="spellEnd"/>
+      <w:r>
+        <w:t>, which is something you should be aware of when working with tuples.</w:t>
+      </w:r>
+    </w:p>
+    <w:p>
+      <w:pPr>
+        <w:pStyle w:val="NoSpacing"/>
+      </w:pPr>
+    </w:p>
+    <w:p>
+      <w:pPr>
+        <w:pStyle w:val="NoSpacing"/>
+        <w:rPr>
+          <w:b/>
+          <w:bCs/>
+          <w:sz w:val="44"/>
+          <w:szCs w:val="44"/>
+          <w:u w:val="single"/>
+        </w:rPr>
+      </w:pPr>
+      <w:r>
+        <w:rPr>
+          <w:b/>
+          <w:bCs/>
+          <w:sz w:val="44"/>
+          <w:szCs w:val="44"/>
+          <w:u w:val="single"/>
+        </w:rPr>
+        <w:t>Negative Indexing in Tuples</w:t>
+      </w:r>
+    </w:p>
+    <w:p>
+      <w:pPr>
+        <w:pStyle w:val="NoSpacing"/>
+      </w:pPr>
+      <w:r>
+        <w:t xml:space="preserve">Negative </w:t>
+      </w:r>
+      <w:r>
+        <w:rPr>
+          <w:highlight w:val="yellow"/>
+        </w:rPr>
+        <w:t>indexing allows you to access elements of a tuple from the end towards the beginning, where -1 represents the last item, -2 the second-last, and so on</w:t>
+      </w:r>
+      <w:r>
+        <w:t>. This method is particularly useful when working with elements at the end of a tuple without knowing its exact length.</w:t>
+      </w:r>
+    </w:p>
+    <w:p>
+      <w:pPr>
+        <w:pStyle w:val="NoSpacing"/>
+      </w:pPr>
+      <w:r>
+        <w:rPr>
+          <w:b/>
+          <w:bCs/>
+        </w:rPr>
+        <w:t>Syntax for Negative Indexing</w:t>
+      </w:r>
+    </w:p>
+    <w:p>
+      <w:pPr>
+        <w:pStyle w:val="NoSpacing"/>
+      </w:pPr>
+      <w:r>
+        <w:t># Access an element from the tuple using negative indexing</w:t>
+      </w:r>
+    </w:p>
+    <w:p>
+      <w:pPr>
+        <w:pStyle w:val="NoSpacing"/>
+      </w:pPr>
+      <w:r>
+        <w:t># Negative index starts from -1 for the last element, -2 for the second last, and so on</w:t>
+      </w:r>
+    </w:p>
+    <w:p>
+      <w:pPr>
+        <w:pStyle w:val="NoSpacing"/>
+      </w:pPr>
+      <w:r>
+        <w:rPr>
+          <w:highlight w:val="yellow"/>
+        </w:rPr>
+        <w:t>tuple[-</w:t>
+      </w:r>
+      <w:proofErr w:type="gramStart"/>
+      <w:r>
+        <w:rPr>
+          <w:highlight w:val="yellow"/>
+        </w:rPr>
+        <w:t>index]</w:t>
+      </w:r>
+      <w:r>
+        <w:t xml:space="preserve">  #</w:t>
+      </w:r>
+      <w:proofErr w:type="gramEnd"/>
+      <w:r>
+        <w:t xml:space="preserve"> Retrieves the element at the specified negative index</w:t>
+      </w:r>
+    </w:p>
+    <w:p>
+      <w:pPr>
+        <w:pStyle w:val="NoSpacing"/>
+      </w:pPr>
+    </w:p>
+    <w:p>
+      <w:pPr>
+        <w:pStyle w:val="NoSpacing"/>
+      </w:pPr>
+      <w:r>
+        <w:rPr>
+          <w:b/>
+          <w:bCs/>
+        </w:rPr>
+        <w:t>Examples of Accessing Elements</w:t>
+      </w:r>
+    </w:p>
+    <w:p>
+      <w:pPr>
+        <w:pStyle w:val="NoSpacing"/>
+      </w:pPr>
+      <w:r>
+        <w:t xml:space="preserve"># Creating a tuple of </w:t>
+      </w:r>
+      <w:proofErr w:type="spellStart"/>
+      <w:r>
+        <w:t>colors</w:t>
+      </w:r>
+      <w:proofErr w:type="spellEnd"/>
+    </w:p>
+    <w:p>
+      <w:pPr>
+        <w:pStyle w:val="NoSpacing"/>
+      </w:pPr>
+      <w:proofErr w:type="spellStart"/>
+      <w:r>
+        <w:t>colors</w:t>
+      </w:r>
+      <w:proofErr w:type="spellEnd"/>
+      <w:r>
+        <w:t xml:space="preserve"> = ('red', 'blue', 'green', 'yellow', 'purple')</w:t>
+      </w:r>
+    </w:p>
+    <w:p>
+      <w:pPr>
+        <w:pStyle w:val="NoSpacing"/>
+      </w:pPr>
+    </w:p>
+    <w:p>
+      <w:pPr>
+        <w:pStyle w:val="NoSpacing"/>
+      </w:pPr>
+      <w:r>
+        <w:t># Accessing the last element using negative indexing</w:t>
+      </w:r>
+    </w:p>
+    <w:p>
+      <w:pPr>
+        <w:pStyle w:val="NoSpacing"/>
+      </w:pPr>
+      <w:proofErr w:type="spellStart"/>
+      <w:r>
+        <w:rPr>
+          <w:highlight w:val="yellow"/>
+        </w:rPr>
+        <w:t>last_color</w:t>
+      </w:r>
+      <w:proofErr w:type="spellEnd"/>
+      <w:r>
+        <w:rPr>
+          <w:highlight w:val="yellow"/>
+        </w:rPr>
+        <w:t xml:space="preserve"> = </w:t>
+      </w:r>
+      <w:proofErr w:type="spellStart"/>
+      <w:proofErr w:type="gramStart"/>
+      <w:r>
+        <w:rPr>
+          <w:highlight w:val="yellow"/>
+        </w:rPr>
+        <w:t>colors</w:t>
+      </w:r>
+      <w:proofErr w:type="spellEnd"/>
+      <w:r>
+        <w:rPr>
+          <w:highlight w:val="yellow"/>
+        </w:rPr>
+        <w:t>[</w:t>
+      </w:r>
+      <w:proofErr w:type="gramEnd"/>
+      <w:r>
+        <w:rPr>
+          <w:highlight w:val="yellow"/>
+        </w:rPr>
+        <w:t>-1</w:t>
+      </w:r>
+      <w:proofErr w:type="gramStart"/>
+      <w:r>
+        <w:rPr>
+          <w:highlight w:val="yellow"/>
+        </w:rPr>
+        <w:t>]</w:t>
+      </w:r>
+      <w:r>
+        <w:t xml:space="preserve">  #</w:t>
+      </w:r>
+      <w:proofErr w:type="gramEnd"/>
+      <w:r>
+        <w:t xml:space="preserve"> Returns 'purple'</w:t>
+      </w:r>
+    </w:p>
+    <w:p>
+      <w:pPr>
+        <w:pStyle w:val="NoSpacing"/>
+      </w:pPr>
+      <w:r>
+        <w:t>print(</w:t>
+      </w:r>
+      <w:proofErr w:type="spellStart"/>
+      <w:r>
+        <w:t>last_color</w:t>
+      </w:r>
+      <w:proofErr w:type="spellEnd"/>
+      <w:r>
+        <w:t>)</w:t>
+      </w:r>
+    </w:p>
+    <w:p>
+      <w:pPr>
+        <w:pStyle w:val="NoSpacing"/>
+      </w:pPr>
+    </w:p>
+    <w:p>
+      <w:pPr>
+        <w:pStyle w:val="NoSpacing"/>
+      </w:pPr>
+      <w:r>
+        <w:t># Accessing the second to last element</w:t>
+      </w:r>
+    </w:p>
+    <w:p>
+      <w:pPr>
+        <w:pStyle w:val="NoSpacing"/>
+      </w:pPr>
+      <w:proofErr w:type="spellStart"/>
+      <w:r>
+        <w:t>second_last_color</w:t>
+      </w:r>
+      <w:proofErr w:type="spellEnd"/>
+      <w:r>
+        <w:t xml:space="preserve"> = </w:t>
+      </w:r>
+      <w:proofErr w:type="spellStart"/>
+      <w:proofErr w:type="gramStart"/>
+      <w:r>
+        <w:t>colors</w:t>
+      </w:r>
+      <w:proofErr w:type="spellEnd"/>
+      <w:r>
+        <w:t>[</w:t>
+      </w:r>
+      <w:proofErr w:type="gramEnd"/>
+      <w:r>
+        <w:t>-2</w:t>
+      </w:r>
+      <w:proofErr w:type="gramStart"/>
+      <w:r>
+        <w:t>]  #</w:t>
+      </w:r>
+      <w:proofErr w:type="gramEnd"/>
+      <w:r>
+        <w:t xml:space="preserve"> Returns 'yellow'</w:t>
+      </w:r>
+    </w:p>
+    <w:p>
+      <w:pPr>
+        <w:pStyle w:val="NoSpacing"/>
+      </w:pPr>
+      <w:r>
+        <w:t>print(</w:t>
+      </w:r>
+      <w:proofErr w:type="spellStart"/>
+      <w:r>
+        <w:t>second_last_color</w:t>
+      </w:r>
+      <w:proofErr w:type="spellEnd"/>
+      <w:r>
+        <w:t>)</w:t>
+      </w:r>
+    </w:p>
+    <w:p>
+      <w:pPr>
+        <w:pStyle w:val="NoSpacing"/>
+      </w:pPr>
+    </w:p>
+    <w:p>
+      <w:pPr>
+        <w:pStyle w:val="NoSpacing"/>
+      </w:pPr>
+    </w:p>
+    <w:p>
+      <w:pPr>
+        <w:pStyle w:val="NoSpacing"/>
+        <w:rPr>
+          <w:b/>
+          <w:bCs/>
+          <w:sz w:val="44"/>
+          <w:szCs w:val="44"/>
+          <w:u w:val="single"/>
+        </w:rPr>
+      </w:pPr>
+      <w:r>
+        <w:rPr>
+          <w:b/>
+          <w:bCs/>
+          <w:sz w:val="44"/>
+          <w:szCs w:val="44"/>
+          <w:u w:val="single"/>
+        </w:rPr>
+        <w:lastRenderedPageBreak/>
+        <w:t>Slice Syntax in Tuples</w:t>
+      </w:r>
+    </w:p>
+    <w:p>
+      <w:pPr>
+        <w:pStyle w:val="NoSpacing"/>
+      </w:pPr>
+      <w:r>
+        <w:t xml:space="preserve">Tuple slicing allows you to </w:t>
+      </w:r>
+      <w:r>
+        <w:rPr>
+          <w:highlight w:val="yellow"/>
+        </w:rPr>
+        <w:t>extract specific parts of a tuple by defining a range of indices</w:t>
+      </w:r>
+      <w:r>
+        <w:t>. This makes it easy to work with specific sections of data without modifying the original tuple. It allows efficient data access without modifying the original tuple.</w:t>
+      </w:r>
+    </w:p>
+    <w:p>
+      <w:pPr>
+        <w:pStyle w:val="NoSpacing"/>
+      </w:pPr>
+      <w:r>
+        <w:rPr>
+          <w:b/>
+          <w:bCs/>
+        </w:rPr>
+        <w:t>Syntax for Slicing a Tuple</w:t>
+      </w:r>
+    </w:p>
+    <w:p>
+      <w:pPr>
+        <w:pStyle w:val="NoSpacing"/>
+      </w:pPr>
+      <w:proofErr w:type="spellStart"/>
+      <w:r>
+        <w:rPr>
+          <w:highlight w:val="yellow"/>
+        </w:rPr>
+        <w:t>tuple_name</w:t>
+      </w:r>
+      <w:proofErr w:type="spellEnd"/>
+      <w:r>
+        <w:rPr>
+          <w:highlight w:val="yellow"/>
+        </w:rPr>
+        <w:t>[</w:t>
+      </w:r>
+      <w:proofErr w:type="spellStart"/>
+      <w:proofErr w:type="gramStart"/>
+      <w:r>
+        <w:rPr>
+          <w:highlight w:val="yellow"/>
+        </w:rPr>
+        <w:t>start:stop</w:t>
+      </w:r>
+      <w:proofErr w:type="gramEnd"/>
+      <w:r>
+        <w:rPr>
+          <w:highlight w:val="yellow"/>
+        </w:rPr>
+        <w:t>:step</w:t>
+      </w:r>
+      <w:proofErr w:type="spellEnd"/>
+      <w:r>
+        <w:rPr>
+          <w:highlight w:val="yellow"/>
+        </w:rPr>
+        <w:t>]</w:t>
+      </w:r>
+    </w:p>
+    <w:p>
+      <w:pPr>
+        <w:pStyle w:val="NoSpacing"/>
+      </w:pPr>
+    </w:p>
+    <w:p>
+      <w:pPr>
+        <w:pStyle w:val="NoSpacing"/>
+      </w:pPr>
+      <w:r>
+        <w:t># start: The index where the slice begins (inclusive)</w:t>
+      </w:r>
+    </w:p>
+    <w:p>
+      <w:pPr>
+        <w:pStyle w:val="NoSpacing"/>
+      </w:pPr>
+      <w:r>
+        <w:t xml:space="preserve"># </w:t>
+      </w:r>
+      <w:proofErr w:type="gramStart"/>
+      <w:r>
+        <w:t>stop</w:t>
+      </w:r>
+      <w:proofErr w:type="gramEnd"/>
+      <w:r>
+        <w:t>: The index where the slice ends (exclusive)</w:t>
+      </w:r>
+    </w:p>
+    <w:p>
+      <w:pPr>
+        <w:pStyle w:val="NoSpacing"/>
+      </w:pPr>
+      <w:r>
+        <w:t># step: The interval between elements (optional, defaults to 1)</w:t>
+      </w:r>
+    </w:p>
+    <w:p>
+      <w:pPr>
+        <w:pStyle w:val="NoSpacing"/>
+      </w:pPr>
+    </w:p>
+    <w:p>
+      <w:pPr>
+        <w:pStyle w:val="NoSpacing"/>
+      </w:pPr>
+      <w:r>
+        <w:rPr>
+          <w:b/>
+          <w:bCs/>
+        </w:rPr>
+        <w:t>1</w:t>
+      </w:r>
+      <w:r>
+        <w:rPr>
+          <w:b/>
+          <w:bCs/>
+          <w:highlight w:val="green"/>
+        </w:rPr>
+        <w:t>. Extracting a Range of Elements</w:t>
+      </w:r>
+    </w:p>
+    <w:p>
+      <w:pPr>
+        <w:pStyle w:val="NoSpacing"/>
+      </w:pPr>
+      <w:r>
+        <w:t># Define a tuple with multiple elements</w:t>
+      </w:r>
+    </w:p>
+    <w:p>
+      <w:pPr>
+        <w:pStyle w:val="NoSpacing"/>
+      </w:pPr>
+      <w:proofErr w:type="spellStart"/>
+      <w:r>
+        <w:t>my_tuple</w:t>
+      </w:r>
+      <w:proofErr w:type="spellEnd"/>
+      <w:r>
+        <w:t xml:space="preserve"> = (1, 2, 3, 4, 5, 6, 7)</w:t>
+      </w:r>
+    </w:p>
+    <w:p>
+      <w:pPr>
+        <w:pStyle w:val="NoSpacing"/>
+      </w:pPr>
+    </w:p>
+    <w:p>
+      <w:pPr>
+        <w:pStyle w:val="NoSpacing"/>
+      </w:pPr>
+      <w:r>
+        <w:t># Extract a slice from index 2 to 4 (stop index is exclusive)</w:t>
+      </w:r>
+    </w:p>
+    <w:p>
+      <w:pPr>
+        <w:pStyle w:val="NoSpacing"/>
+      </w:pPr>
+      <w:proofErr w:type="spellStart"/>
+      <w:r>
+        <w:rPr>
+          <w:highlight w:val="yellow"/>
+        </w:rPr>
+        <w:t>sliced_tuple</w:t>
+      </w:r>
+      <w:proofErr w:type="spellEnd"/>
+      <w:r>
+        <w:rPr>
+          <w:highlight w:val="yellow"/>
+        </w:rPr>
+        <w:t xml:space="preserve"> = </w:t>
+      </w:r>
+      <w:proofErr w:type="spellStart"/>
+      <w:r>
+        <w:rPr>
+          <w:highlight w:val="yellow"/>
+        </w:rPr>
+        <w:t>my_</w:t>
+      </w:r>
+      <w:proofErr w:type="gramStart"/>
+      <w:r>
+        <w:rPr>
+          <w:highlight w:val="yellow"/>
+        </w:rPr>
+        <w:t>tuple</w:t>
+      </w:r>
+      <w:proofErr w:type="spellEnd"/>
+      <w:r>
+        <w:rPr>
+          <w:highlight w:val="yellow"/>
+        </w:rPr>
+        <w:t>[</w:t>
+      </w:r>
+      <w:proofErr w:type="gramEnd"/>
+      <w:r>
+        <w:rPr>
+          <w:highlight w:val="yellow"/>
+        </w:rPr>
+        <w:t>2:5]</w:t>
+      </w:r>
+    </w:p>
+    <w:p>
+      <w:pPr>
+        <w:pStyle w:val="NoSpacing"/>
+      </w:pPr>
+      <w:r>
+        <w:t>print(</w:t>
+      </w:r>
+      <w:proofErr w:type="spellStart"/>
+      <w:r>
+        <w:t>sliced_</w:t>
+      </w:r>
+      <w:proofErr w:type="gramStart"/>
+      <w:r>
+        <w:t>tuple</w:t>
+      </w:r>
+      <w:proofErr w:type="spellEnd"/>
+      <w:r>
+        <w:t>)  #</w:t>
+      </w:r>
+      <w:proofErr w:type="gramEnd"/>
+      <w:r>
+        <w:t xml:space="preserve"> Output: (3, 4, 5)</w:t>
+      </w:r>
+    </w:p>
+    <w:p>
+      <w:pPr>
+        <w:pStyle w:val="NoSpacing"/>
+        <w:numPr>
+          <w:ilvl w:val="0"/>
+          <w:numId w:val="34"/>
+        </w:numPr>
+        <w:rPr>
+          <w:highlight w:val="green"/>
+        </w:rPr>
+      </w:pPr>
+      <w:r>
+        <w:rPr>
+          <w:b/>
+          <w:bCs/>
+          <w:highlight w:val="green"/>
+        </w:rPr>
+        <w:t>Using Step in Slicing</w:t>
+      </w:r>
+    </w:p>
+    <w:p>
+      <w:pPr>
+        <w:pStyle w:val="NoSpacing"/>
+      </w:pPr>
+      <w:r>
+        <w:t># Using step in slicing: Extract every second element from index 0 to 6</w:t>
+      </w:r>
+    </w:p>
+    <w:p>
+      <w:pPr>
+        <w:pStyle w:val="NoSpacing"/>
+      </w:pPr>
+      <w:proofErr w:type="spellStart"/>
+      <w:r>
+        <w:rPr>
+          <w:highlight w:val="yellow"/>
+        </w:rPr>
+        <w:t>sliced_tuple</w:t>
+      </w:r>
+      <w:proofErr w:type="spellEnd"/>
+      <w:r>
+        <w:rPr>
+          <w:highlight w:val="yellow"/>
+        </w:rPr>
+        <w:t xml:space="preserve"> = </w:t>
+      </w:r>
+      <w:proofErr w:type="spellStart"/>
+      <w:r>
+        <w:rPr>
+          <w:highlight w:val="yellow"/>
+        </w:rPr>
+        <w:t>my_</w:t>
+      </w:r>
+      <w:proofErr w:type="gramStart"/>
+      <w:r>
+        <w:rPr>
+          <w:highlight w:val="yellow"/>
+        </w:rPr>
+        <w:t>tuple</w:t>
+      </w:r>
+      <w:proofErr w:type="spellEnd"/>
+      <w:r>
+        <w:rPr>
+          <w:highlight w:val="yellow"/>
+        </w:rPr>
+        <w:t>[</w:t>
+      </w:r>
+      <w:proofErr w:type="gramEnd"/>
+      <w:r>
+        <w:rPr>
+          <w:highlight w:val="yellow"/>
+        </w:rPr>
+        <w:t>0:7:2]</w:t>
+      </w:r>
+    </w:p>
+    <w:p>
+      <w:pPr>
+        <w:pStyle w:val="NoSpacing"/>
+      </w:pPr>
+      <w:r>
+        <w:t>print(</w:t>
+      </w:r>
+      <w:proofErr w:type="spellStart"/>
+      <w:r>
+        <w:t>sliced_</w:t>
+      </w:r>
+      <w:proofErr w:type="gramStart"/>
+      <w:r>
+        <w:t>tuple</w:t>
+      </w:r>
+      <w:proofErr w:type="spellEnd"/>
+      <w:r>
+        <w:t>)  #</w:t>
+      </w:r>
+      <w:proofErr w:type="gramEnd"/>
+      <w:r>
+        <w:t xml:space="preserve"> Output: (1, 3, 5, 7)</w:t>
+      </w:r>
+    </w:p>
+    <w:p>
+      <w:pPr>
+        <w:pStyle w:val="NoSpacing"/>
+        <w:numPr>
+          <w:ilvl w:val="0"/>
+          <w:numId w:val="35"/>
+        </w:numPr>
+        <w:rPr>
+          <w:highlight w:val="green"/>
+        </w:rPr>
+      </w:pPr>
+      <w:r>
+        <w:rPr>
+          <w:b/>
+          <w:bCs/>
+          <w:highlight w:val="green"/>
+        </w:rPr>
+        <w:t>Omitting Start and Stop Indices</w:t>
+      </w:r>
+    </w:p>
+    <w:p>
+      <w:pPr>
+        <w:pStyle w:val="NoSpacing"/>
+      </w:pPr>
+      <w:r>
+        <w:t># Omitting start index: Slicing from the beginning up to index 4 (exclusive)</w:t>
+      </w:r>
+    </w:p>
+    <w:p>
+      <w:pPr>
+        <w:pStyle w:val="NoSpacing"/>
+      </w:pPr>
+      <w:proofErr w:type="spellStart"/>
+      <w:r>
+        <w:rPr>
+          <w:highlight w:val="yellow"/>
+        </w:rPr>
+        <w:t>sliced_tuple</w:t>
+      </w:r>
+      <w:proofErr w:type="spellEnd"/>
+      <w:r>
+        <w:rPr>
+          <w:highlight w:val="yellow"/>
+        </w:rPr>
+        <w:t xml:space="preserve"> = </w:t>
+      </w:r>
+      <w:proofErr w:type="spellStart"/>
+      <w:r>
+        <w:rPr>
+          <w:highlight w:val="yellow"/>
+        </w:rPr>
+        <w:t>my_</w:t>
+      </w:r>
+      <w:proofErr w:type="gramStart"/>
+      <w:r>
+        <w:rPr>
+          <w:highlight w:val="yellow"/>
+        </w:rPr>
+        <w:t>tuple</w:t>
+      </w:r>
+      <w:proofErr w:type="spellEnd"/>
+      <w:r>
+        <w:rPr>
+          <w:highlight w:val="yellow"/>
+        </w:rPr>
+        <w:t>[</w:t>
+      </w:r>
+      <w:proofErr w:type="gramEnd"/>
+      <w:r>
+        <w:rPr>
+          <w:highlight w:val="yellow"/>
+        </w:rPr>
+        <w:t>:4]</w:t>
+      </w:r>
+    </w:p>
+    <w:p>
+      <w:pPr>
+        <w:pStyle w:val="NoSpacing"/>
+      </w:pPr>
+      <w:r>
+        <w:t>print(</w:t>
+      </w:r>
+      <w:proofErr w:type="spellStart"/>
+      <w:r>
+        <w:t>sliced_</w:t>
+      </w:r>
+      <w:proofErr w:type="gramStart"/>
+      <w:r>
+        <w:t>tuple</w:t>
+      </w:r>
+      <w:proofErr w:type="spellEnd"/>
+      <w:r>
+        <w:t>)  #</w:t>
+      </w:r>
+      <w:proofErr w:type="gramEnd"/>
+      <w:r>
+        <w:t xml:space="preserve"> Output: (1, 2, 3, 4)</w:t>
+      </w:r>
+    </w:p>
+    <w:p>
+      <w:pPr>
+        <w:pStyle w:val="NoSpacing"/>
+      </w:pPr>
+      <w:r>
+        <w:t>Similarly, if you omit the stop index, slicing continues to the end:</w:t>
+      </w:r>
+    </w:p>
+    <w:p>
+      <w:pPr>
+        <w:pStyle w:val="NoSpacing"/>
+      </w:pPr>
+      <w:r>
+        <w:t xml:space="preserve"># </w:t>
+      </w:r>
+      <w:r>
+        <w:rPr>
+          <w:highlight w:val="green"/>
+        </w:rPr>
+        <w:t>Omitting stop index</w:t>
+      </w:r>
+      <w:r>
+        <w:t>: Slicing from index 3 to the end of the tuple</w:t>
+      </w:r>
+    </w:p>
+    <w:p>
+      <w:pPr>
+        <w:pStyle w:val="NoSpacing"/>
+      </w:pPr>
+      <w:proofErr w:type="spellStart"/>
+      <w:r>
+        <w:rPr>
+          <w:highlight w:val="yellow"/>
+        </w:rPr>
+        <w:t>sliced_tuple</w:t>
+      </w:r>
+      <w:proofErr w:type="spellEnd"/>
+      <w:r>
+        <w:rPr>
+          <w:highlight w:val="yellow"/>
+        </w:rPr>
+        <w:t xml:space="preserve"> = </w:t>
+      </w:r>
+      <w:proofErr w:type="spellStart"/>
+      <w:r>
+        <w:rPr>
+          <w:highlight w:val="yellow"/>
+        </w:rPr>
+        <w:t>my_</w:t>
+      </w:r>
+      <w:proofErr w:type="gramStart"/>
+      <w:r>
+        <w:rPr>
+          <w:highlight w:val="yellow"/>
+        </w:rPr>
+        <w:t>tuple</w:t>
+      </w:r>
+      <w:proofErr w:type="spellEnd"/>
+      <w:r>
+        <w:rPr>
+          <w:highlight w:val="yellow"/>
+        </w:rPr>
+        <w:t>[</w:t>
+      </w:r>
+      <w:proofErr w:type="gramEnd"/>
+      <w:r>
+        <w:rPr>
+          <w:highlight w:val="yellow"/>
+        </w:rPr>
+        <w:t>3:]</w:t>
+      </w:r>
+    </w:p>
+    <w:p>
+      <w:pPr>
+        <w:pStyle w:val="NoSpacing"/>
+      </w:pPr>
+      <w:r>
+        <w:t>print(</w:t>
+      </w:r>
+      <w:proofErr w:type="spellStart"/>
+      <w:r>
+        <w:t>sliced_</w:t>
+      </w:r>
+      <w:proofErr w:type="gramStart"/>
+      <w:r>
+        <w:t>tuple</w:t>
+      </w:r>
+      <w:proofErr w:type="spellEnd"/>
+      <w:r>
+        <w:t>)  #</w:t>
+      </w:r>
+      <w:proofErr w:type="gramEnd"/>
+      <w:r>
+        <w:t xml:space="preserve"> Output: (4, 5, 6, 7)</w:t>
+      </w:r>
+    </w:p>
+    <w:p>
+      <w:pPr>
+        <w:pStyle w:val="NoSpacing"/>
+        <w:numPr>
+          <w:ilvl w:val="0"/>
+          <w:numId w:val="36"/>
+        </w:numPr>
+        <w:rPr>
+          <w:highlight w:val="green"/>
+        </w:rPr>
+      </w:pPr>
+      <w:r>
+        <w:rPr>
+          <w:b/>
+          <w:bCs/>
+          <w:highlight w:val="green"/>
+        </w:rPr>
+        <w:t>Slicing with Negative Indices</w:t>
+      </w:r>
+    </w:p>
+    <w:p>
+      <w:pPr>
+        <w:pStyle w:val="NoSpacing"/>
+      </w:pPr>
+      <w:r>
+        <w:t># Slicing with negative indices: Extract elements from the 5th last to the 3rd last (exclusive)</w:t>
+      </w:r>
+    </w:p>
+    <w:p>
+      <w:pPr>
+        <w:pStyle w:val="NoSpacing"/>
+      </w:pPr>
+      <w:proofErr w:type="spellStart"/>
+      <w:r>
+        <w:rPr>
+          <w:highlight w:val="yellow"/>
+        </w:rPr>
+        <w:t>sliced_tuple</w:t>
+      </w:r>
+      <w:proofErr w:type="spellEnd"/>
+      <w:r>
+        <w:rPr>
+          <w:highlight w:val="yellow"/>
+        </w:rPr>
+        <w:t xml:space="preserve"> = </w:t>
+      </w:r>
+      <w:proofErr w:type="spellStart"/>
+      <w:r>
+        <w:rPr>
+          <w:highlight w:val="yellow"/>
+        </w:rPr>
+        <w:t>my_</w:t>
+      </w:r>
+      <w:proofErr w:type="gramStart"/>
+      <w:r>
+        <w:rPr>
+          <w:highlight w:val="yellow"/>
+        </w:rPr>
+        <w:t>tuple</w:t>
+      </w:r>
+      <w:proofErr w:type="spellEnd"/>
+      <w:r>
+        <w:rPr>
+          <w:highlight w:val="yellow"/>
+        </w:rPr>
+        <w:t>[</w:t>
+      </w:r>
+      <w:proofErr w:type="gramEnd"/>
+      <w:r>
+        <w:rPr>
+          <w:highlight w:val="yellow"/>
+        </w:rPr>
+        <w:t>-</w:t>
+      </w:r>
+      <w:proofErr w:type="gramStart"/>
+      <w:r>
+        <w:rPr>
+          <w:highlight w:val="yellow"/>
+        </w:rPr>
+        <w:t>5:-</w:t>
+      </w:r>
+      <w:proofErr w:type="gramEnd"/>
+      <w:r>
+        <w:rPr>
+          <w:highlight w:val="yellow"/>
+        </w:rPr>
+        <w:t>2]</w:t>
+      </w:r>
+    </w:p>
+    <w:p>
+      <w:pPr>
+        <w:pStyle w:val="NoSpacing"/>
+        <w:tabs>
+          <w:tab w:val="center" w:pos="4513"/>
+        </w:tabs>
+      </w:pPr>
+      <w:r>
+        <w:t>print(</w:t>
+      </w:r>
+      <w:proofErr w:type="spellStart"/>
+      <w:r>
+        <w:t>sliced_</w:t>
+      </w:r>
+      <w:proofErr w:type="gramStart"/>
+      <w:r>
+        <w:t>tuple</w:t>
+      </w:r>
+      <w:proofErr w:type="spellEnd"/>
+      <w:r>
+        <w:t>)  #</w:t>
+      </w:r>
+      <w:proofErr w:type="gramEnd"/>
+      <w:r>
+        <w:t xml:space="preserve"> Output: (3, 4, 5)</w:t>
+      </w:r>
+      <w:r>
+        <w:tab/>
+      </w:r>
+    </w:p>
+    <w:p>
+      <w:pPr>
+        <w:pStyle w:val="NoSpacing"/>
+        <w:numPr>
+          <w:ilvl w:val="0"/>
+          <w:numId w:val="37"/>
+        </w:numPr>
+        <w:rPr>
+          <w:highlight w:val="green"/>
+        </w:rPr>
+      </w:pPr>
+      <w:r>
+        <w:rPr>
+          <w:b/>
+          <w:bCs/>
+          <w:highlight w:val="green"/>
+        </w:rPr>
+        <w:t>Slicing with Negative Indices and Step</w:t>
+      </w:r>
+    </w:p>
+    <w:p>
+      <w:pPr>
+        <w:pStyle w:val="NoSpacing"/>
+      </w:pPr>
+      <w:r>
+        <w:t xml:space="preserve"># Slicing with negative indices and step: </w:t>
+      </w:r>
+      <w:r>
+        <w:rPr>
+          <w:highlight w:val="darkCyan"/>
+        </w:rPr>
+        <w:t>Reverse the tuple</w:t>
+      </w:r>
+    </w:p>
+    <w:p>
+      <w:pPr>
+        <w:pStyle w:val="NoSpacing"/>
+      </w:pPr>
+      <w:proofErr w:type="spellStart"/>
+      <w:r>
+        <w:rPr>
+          <w:highlight w:val="yellow"/>
+        </w:rPr>
+        <w:t>sliced_tuple</w:t>
+      </w:r>
+      <w:proofErr w:type="spellEnd"/>
+      <w:r>
+        <w:rPr>
+          <w:highlight w:val="yellow"/>
+        </w:rPr>
+        <w:t xml:space="preserve"> = </w:t>
+      </w:r>
+      <w:proofErr w:type="spellStart"/>
+      <w:r>
+        <w:rPr>
+          <w:highlight w:val="yellow"/>
+        </w:rPr>
+        <w:t>my_tuple</w:t>
+      </w:r>
+      <w:proofErr w:type="spellEnd"/>
+      <w:proofErr w:type="gramStart"/>
+      <w:r>
+        <w:rPr>
+          <w:highlight w:val="yellow"/>
+        </w:rPr>
+        <w:t>[::</w:t>
+      </w:r>
+      <w:proofErr w:type="gramEnd"/>
+      <w:r>
+        <w:rPr>
+          <w:highlight w:val="yellow"/>
+        </w:rPr>
+        <w:t>-1]</w:t>
+      </w:r>
+    </w:p>
+    <w:p>
+      <w:pPr>
+        <w:pStyle w:val="NoSpacing"/>
+      </w:pPr>
+      <w:r>
+        <w:t>print(</w:t>
+      </w:r>
+      <w:proofErr w:type="spellStart"/>
+      <w:r>
+        <w:t>sliced_</w:t>
+      </w:r>
+      <w:proofErr w:type="gramStart"/>
+      <w:r>
+        <w:t>tuple</w:t>
+      </w:r>
+      <w:proofErr w:type="spellEnd"/>
+      <w:r>
+        <w:t>)  #</w:t>
+      </w:r>
+      <w:proofErr w:type="gramEnd"/>
+      <w:r>
+        <w:t xml:space="preserve"> Output: (7, 6, 5, 4, 3, 2, 1)</w:t>
+      </w:r>
+    </w:p>
+    <w:p>
+      <w:pPr>
+        <w:pStyle w:val="NoSpacing"/>
+      </w:pPr>
+    </w:p>
+    <w:p>
+      <w:pPr>
+        <w:pStyle w:val="NoSpacing"/>
+      </w:pPr>
+    </w:p>
+    <w:p>
+      <w:pPr>
+        <w:pStyle w:val="NoSpacing"/>
+        <w:rPr>
+          <w:b/>
+          <w:bCs/>
+          <w:sz w:val="44"/>
+          <w:szCs w:val="44"/>
+          <w:u w:val="single"/>
+        </w:rPr>
+      </w:pPr>
+      <w:r>
+        <w:rPr>
+          <w:b/>
+          <w:bCs/>
+          <w:sz w:val="44"/>
+          <w:szCs w:val="44"/>
+          <w:u w:val="single"/>
+        </w:rPr>
+        <w:t>Immutability of Tuples</w:t>
+      </w:r>
+    </w:p>
+    <w:p>
+      <w:pPr>
+        <w:pStyle w:val="NoSpacing"/>
+      </w:pPr>
+      <w:r>
+        <w:t>In Python, tuples are immutable, meaning their contents cannot be changed after creation. Any attempt to modify a tuple will result in an error, so you must create a new tuple if changes are needed.</w:t>
+      </w:r>
+    </w:p>
+    <w:p>
+      <w:pPr>
+        <w:pStyle w:val="NoSpacing"/>
+      </w:pPr>
+    </w:p>
+    <w:p>
+      <w:pPr>
+        <w:pStyle w:val="NoSpacing"/>
+        <w:numPr>
+          <w:ilvl w:val="0"/>
+          <w:numId w:val="38"/>
+        </w:numPr>
+      </w:pPr>
+      <w:r>
+        <w:rPr>
+          <w:b/>
+          <w:bCs/>
+        </w:rPr>
+        <w:lastRenderedPageBreak/>
+        <w:t>Attempting to Modify a Tuple (Raises an Error)</w:t>
+      </w:r>
+    </w:p>
+    <w:p>
+      <w:pPr>
+        <w:pStyle w:val="NoSpacing"/>
+      </w:pPr>
+      <w:r>
+        <w:t># Define a tuple with days of the week</w:t>
+      </w:r>
+    </w:p>
+    <w:p>
+      <w:pPr>
+        <w:pStyle w:val="NoSpacing"/>
+      </w:pPr>
+      <w:r>
+        <w:t>days = ('Monday', 'Tuesday', 'Wednesday', 'Thursday', 'Friday', 'Saturday', 'Sunday')</w:t>
+      </w:r>
+    </w:p>
+    <w:p>
+      <w:pPr>
+        <w:pStyle w:val="NoSpacing"/>
+      </w:pPr>
+      <w:r>
+        <w:t># Attempting to modify the first element of the tuple</w:t>
+      </w:r>
+    </w:p>
+    <w:p>
+      <w:pPr>
+        <w:pStyle w:val="NoSpacing"/>
+      </w:pPr>
+      <w:proofErr w:type="gramStart"/>
+      <w:r>
+        <w:t>days[</w:t>
+      </w:r>
+      <w:proofErr w:type="gramEnd"/>
+      <w:r>
+        <w:t>0] = 'Funday</w:t>
+      </w:r>
+      <w:proofErr w:type="gramStart"/>
+      <w:r>
+        <w:t>'  #</w:t>
+      </w:r>
+      <w:proofErr w:type="gramEnd"/>
+      <w:r>
+        <w:t xml:space="preserve"> This will raise an error</w:t>
+      </w:r>
+    </w:p>
+    <w:p>
+      <w:pPr>
+        <w:pStyle w:val="NoSpacing"/>
+      </w:pPr>
+      <w:r>
+        <w:t># Error Output:</w:t>
+      </w:r>
+    </w:p>
+    <w:p>
+      <w:pPr>
+        <w:pStyle w:val="NoSpacing"/>
+      </w:pPr>
+      <w:r>
+        <w:t xml:space="preserve"># </w:t>
+      </w:r>
+      <w:proofErr w:type="spellStart"/>
+      <w:r>
+        <w:t>TypeError</w:t>
+      </w:r>
+      <w:proofErr w:type="spellEnd"/>
+      <w:r>
+        <w:t>: 'tuple' object does not support item assignment</w:t>
+      </w:r>
+    </w:p>
+    <w:p>
+      <w:pPr>
+        <w:pStyle w:val="NoSpacing"/>
+        <w:numPr>
+          <w:ilvl w:val="0"/>
+          <w:numId w:val="39"/>
+        </w:numPr>
+        <w:rPr>
+          <w:u w:val="single"/>
+        </w:rPr>
+      </w:pPr>
+      <w:r>
+        <w:rPr>
+          <w:b/>
+          <w:bCs/>
+          <w:u w:val="single"/>
+        </w:rPr>
+        <w:t>Creating a New Tuple Instead</w:t>
+      </w:r>
+    </w:p>
+    <w:p>
+      <w:pPr>
+        <w:pStyle w:val="NoSpacing"/>
+      </w:pPr>
+      <w:r>
+        <w:t>If changes are needed, a new tuple must be created:</w:t>
+      </w:r>
+    </w:p>
+    <w:p>
+      <w:pPr>
+        <w:pStyle w:val="NoSpacing"/>
+      </w:pPr>
+      <w:r>
+        <w:t># Creating a new tuple by modifying the first element</w:t>
+      </w:r>
+    </w:p>
+    <w:p>
+      <w:pPr>
+        <w:pStyle w:val="NoSpacing"/>
+      </w:pPr>
+      <w:r>
+        <w:t># ('Funday',) is a single-element tuple (note the comma)</w:t>
+      </w:r>
+    </w:p>
+    <w:p>
+      <w:pPr>
+        <w:pStyle w:val="NoSpacing"/>
+      </w:pPr>
+      <w:r>
+        <w:t xml:space="preserve"># </w:t>
+      </w:r>
+      <w:proofErr w:type="gramStart"/>
+      <w:r>
+        <w:t>days[</w:t>
+      </w:r>
+      <w:proofErr w:type="gramEnd"/>
+      <w:r>
+        <w:t>1:] slices the original tuple from index 1 to the end</w:t>
+      </w:r>
+    </w:p>
+    <w:p>
+      <w:pPr>
+        <w:pStyle w:val="NoSpacing"/>
+      </w:pPr>
+      <w:proofErr w:type="spellStart"/>
+      <w:r>
+        <w:rPr>
+          <w:highlight w:val="yellow"/>
+        </w:rPr>
+        <w:t>new_days</w:t>
+      </w:r>
+      <w:proofErr w:type="spellEnd"/>
+      <w:r>
+        <w:rPr>
+          <w:highlight w:val="yellow"/>
+        </w:rPr>
+        <w:t xml:space="preserve"> = ('Funday',) + </w:t>
+      </w:r>
+      <w:proofErr w:type="gramStart"/>
+      <w:r>
+        <w:rPr>
+          <w:highlight w:val="yellow"/>
+        </w:rPr>
+        <w:t>days[</w:t>
+      </w:r>
+      <w:proofErr w:type="gramEnd"/>
+      <w:r>
+        <w:rPr>
+          <w:highlight w:val="yellow"/>
+        </w:rPr>
+        <w:t>1:]</w:t>
+      </w:r>
+    </w:p>
+    <w:p>
+      <w:pPr>
+        <w:pStyle w:val="NoSpacing"/>
+      </w:pPr>
+    </w:p>
+    <w:p>
+      <w:pPr>
+        <w:pStyle w:val="NoSpacing"/>
+      </w:pPr>
+      <w:r>
+        <w:t># Print the newly created tuple with the updated first element</w:t>
+      </w:r>
+    </w:p>
+    <w:p>
+      <w:pPr>
+        <w:pStyle w:val="NoSpacing"/>
+      </w:pPr>
+      <w:r>
+        <w:t>print(</w:t>
+      </w:r>
+      <w:proofErr w:type="spellStart"/>
+      <w:r>
+        <w:t>new_</w:t>
+      </w:r>
+      <w:proofErr w:type="gramStart"/>
+      <w:r>
+        <w:t>days</w:t>
+      </w:r>
+      <w:proofErr w:type="spellEnd"/>
+      <w:r>
+        <w:t>)  #</w:t>
+      </w:r>
+      <w:proofErr w:type="gramEnd"/>
+      <w:r>
+        <w:t xml:space="preserve"> Output: ('Funday', 'Tuesday', 'Wednesday', 'Thursday', 'Friday', 'Saturday', 'Sunday')</w:t>
+      </w:r>
+    </w:p>
+    <w:p>
+      <w:pPr>
+        <w:pStyle w:val="NoSpacing"/>
+      </w:pPr>
+    </w:p>
+    <w:p>
+      <w:pPr>
+        <w:pStyle w:val="NoSpacing"/>
+      </w:pPr>
+      <w:r>
+        <w:t xml:space="preserve">Tuples ensure data integrity by preventing accidental modifications, optimize memory by reusing identical values, maintain stable </w:t>
+      </w:r>
+      <w:proofErr w:type="spellStart"/>
+      <w:r>
+        <w:t>behavior</w:t>
+      </w:r>
+      <w:proofErr w:type="spellEnd"/>
+      <w:r>
+        <w:t xml:space="preserve"> by avoiding unintended changes, and serve as reliable dictionary keys since they are immutable.</w:t>
+      </w:r>
+    </w:p>
+    <w:p>
+      <w:pPr>
+        <w:pStyle w:val="NoSpacing"/>
+      </w:pPr>
+    </w:p>
+    <w:p>
+      <w:pPr>
+        <w:pStyle w:val="NoSpacing"/>
+        <w:rPr>
+          <w:b/>
+          <w:bCs/>
+        </w:rPr>
+      </w:pPr>
+      <w:r>
+        <w:rPr>
+          <w:b/>
+          <w:bCs/>
+        </w:rPr>
+        <w:t>Iterating Through Tuples</w:t>
+      </w:r>
+    </w:p>
+    <w:p>
+      <w:pPr>
+        <w:pStyle w:val="NoSpacing"/>
+      </w:pPr>
+      <w:r>
+        <w:t>Tuples are ordered collections like lists, but they are immutable, meaning their contents cannot be changed after creation. However, you can still access their elements using loops but remember that tuples remain immutable, ensuring data consistency.</w:t>
+      </w:r>
+    </w:p>
+    <w:p>
+      <w:pPr>
+        <w:pStyle w:val="NoSpacing"/>
+      </w:pPr>
+      <w:r>
+        <w:rPr>
+          <w:b/>
+          <w:bCs/>
+        </w:rPr>
+        <w:t>Syntax for Iterating Through a Tuple</w:t>
+      </w:r>
+    </w:p>
+    <w:p>
+      <w:pPr>
+        <w:pStyle w:val="NoSpacing"/>
+      </w:pPr>
+      <w:r>
+        <w:t># Iterating through a tuple using a for loop</w:t>
+      </w:r>
+    </w:p>
+    <w:p>
+      <w:pPr>
+        <w:pStyle w:val="NoSpacing"/>
+      </w:pPr>
+      <w:r>
+        <w:t># This directly accesses each element in the tuple one by one</w:t>
+      </w:r>
+    </w:p>
+    <w:p>
+      <w:pPr>
+        <w:pStyle w:val="NoSpacing"/>
+      </w:pPr>
+      <w:r>
+        <w:t xml:space="preserve">for item in </w:t>
+      </w:r>
+      <w:proofErr w:type="spellStart"/>
+      <w:r>
+        <w:t>my_tuple</w:t>
+      </w:r>
+      <w:proofErr w:type="spellEnd"/>
+      <w:r>
+        <w:t>:</w:t>
+      </w:r>
+    </w:p>
+    <w:p>
+      <w:pPr>
+        <w:pStyle w:val="NoSpacing"/>
+      </w:pPr>
+      <w:r>
+        <w:t xml:space="preserve">    print(item)</w:t>
+      </w:r>
+    </w:p>
+    <w:p>
+      <w:pPr>
+        <w:pStyle w:val="NoSpacing"/>
+      </w:pPr>
+    </w:p>
+    <w:p>
+      <w:pPr>
+        <w:pStyle w:val="NoSpacing"/>
+        <w:rPr>
+          <w:sz w:val="44"/>
+          <w:szCs w:val="44"/>
+          <w:u w:val="single"/>
+        </w:rPr>
+      </w:pPr>
+      <w:r>
+        <w:rPr>
+          <w:b/>
+          <w:bCs/>
+          <w:sz w:val="44"/>
+          <w:szCs w:val="44"/>
+          <w:u w:val="single"/>
+        </w:rPr>
+        <w:t>Iterating Using a for Loop</w:t>
+      </w:r>
+    </w:p>
+    <w:p>
+      <w:pPr>
+        <w:pStyle w:val="NoSpacing"/>
+      </w:pPr>
+      <w:r>
+        <w:t># Let's create a tuple with numbers</w:t>
+      </w:r>
+    </w:p>
+    <w:p>
+      <w:pPr>
+        <w:pStyle w:val="NoSpacing"/>
+      </w:pPr>
+      <w:proofErr w:type="spellStart"/>
+      <w:r>
+        <w:t>my_tuple</w:t>
+      </w:r>
+      <w:proofErr w:type="spellEnd"/>
+      <w:r>
+        <w:t xml:space="preserve"> = (1, 2, 3, 4, 5)</w:t>
+      </w:r>
+    </w:p>
+    <w:p>
+      <w:pPr>
+        <w:pStyle w:val="NoSpacing"/>
+      </w:pPr>
+    </w:p>
+    <w:p>
+      <w:pPr>
+        <w:pStyle w:val="NoSpacing"/>
+      </w:pPr>
+      <w:r>
+        <w:t># Now, let's iterate through the tuple using a for loop</w:t>
+      </w:r>
+    </w:p>
+    <w:p>
+      <w:pPr>
+        <w:pStyle w:val="NoSpacing"/>
+      </w:pPr>
+      <w:r>
+        <w:t># The loop retrieves each number in the tuple and prints it</w:t>
+      </w:r>
+    </w:p>
+    <w:p>
+      <w:pPr>
+        <w:pStyle w:val="NoSpacing"/>
+        <w:rPr>
+          <w:highlight w:val="yellow"/>
+        </w:rPr>
+      </w:pPr>
+      <w:r>
+        <w:rPr>
+          <w:highlight w:val="yellow"/>
+        </w:rPr>
+        <w:t xml:space="preserve">for number in </w:t>
+      </w:r>
+      <w:proofErr w:type="spellStart"/>
+      <w:r>
+        <w:rPr>
+          <w:highlight w:val="yellow"/>
+        </w:rPr>
+        <w:t>my_tuple</w:t>
+      </w:r>
+      <w:proofErr w:type="spellEnd"/>
+      <w:r>
+        <w:rPr>
+          <w:highlight w:val="yellow"/>
+        </w:rPr>
+        <w:t>:</w:t>
+      </w:r>
+    </w:p>
+    <w:p>
+      <w:pPr>
+        <w:pStyle w:val="NoSpacing"/>
+      </w:pPr>
+      <w:r>
+        <w:rPr>
+          <w:highlight w:val="yellow"/>
+        </w:rPr>
+        <w:t xml:space="preserve">    print(</w:t>
+      </w:r>
+      <w:proofErr w:type="gramStart"/>
+      <w:r>
+        <w:rPr>
+          <w:highlight w:val="yellow"/>
+        </w:rPr>
+        <w:t>number)  #</w:t>
+      </w:r>
+      <w:proofErr w:type="gramEnd"/>
+      <w:r>
+        <w:rPr>
+          <w:highlight w:val="yellow"/>
+        </w:rPr>
+        <w:t xml:space="preserve"> Outputs: 1 2 3 4 5</w:t>
+      </w:r>
+    </w:p>
+    <w:p>
+      <w:pPr>
+        <w:pStyle w:val="NoSpacing"/>
+      </w:pPr>
+      <w:r>
+        <w:rPr>
+          <w:b/>
+          <w:bCs/>
+        </w:rPr>
+        <w:t>Iterating Using Indexing</w:t>
+      </w:r>
+    </w:p>
+    <w:p>
+      <w:pPr>
+        <w:pStyle w:val="NoSpacing"/>
+      </w:pPr>
+      <w:r>
+        <w:t>You can also iterate through a tuple using a for loop with </w:t>
+      </w:r>
+      <w:proofErr w:type="gramStart"/>
+      <w:r>
+        <w:t>range(</w:t>
+      </w:r>
+      <w:proofErr w:type="gramEnd"/>
+      <w:r>
+        <w:t>) and indexing.</w:t>
+      </w:r>
+    </w:p>
+    <w:p>
+      <w:pPr>
+        <w:pStyle w:val="NoSpacing"/>
+      </w:pPr>
+      <w:r>
+        <w:t xml:space="preserve"># Define a tuple with </w:t>
+      </w:r>
+      <w:proofErr w:type="spellStart"/>
+      <w:r>
+        <w:t>color</w:t>
+      </w:r>
+      <w:proofErr w:type="spellEnd"/>
+      <w:r>
+        <w:t xml:space="preserve"> names</w:t>
+      </w:r>
+    </w:p>
+    <w:p>
+      <w:pPr>
+        <w:pStyle w:val="NoSpacing"/>
+      </w:pPr>
+      <w:proofErr w:type="spellStart"/>
+      <w:r>
+        <w:t>colors</w:t>
+      </w:r>
+      <w:proofErr w:type="spellEnd"/>
+      <w:r>
+        <w:t xml:space="preserve"> = ("red", "blue", "green", "yellow")</w:t>
+      </w:r>
+    </w:p>
+    <w:p>
+      <w:pPr>
+        <w:pStyle w:val="NoSpacing"/>
+      </w:pPr>
+    </w:p>
+    <w:p>
+      <w:pPr>
+        <w:pStyle w:val="NoSpacing"/>
+      </w:pPr>
+      <w:r>
+        <w:t># Looping using index values with range(</w:t>
+      </w:r>
+      <w:proofErr w:type="spellStart"/>
+      <w:r>
+        <w:t>len</w:t>
+      </w:r>
+      <w:proofErr w:type="spellEnd"/>
+      <w:r>
+        <w:t>(tuple))</w:t>
+      </w:r>
+    </w:p>
+    <w:p>
+      <w:pPr>
+        <w:pStyle w:val="NoSpacing"/>
+      </w:pPr>
+      <w:r>
+        <w:lastRenderedPageBreak/>
+        <w:t># This method allows access to both the index and the element if needed</w:t>
+      </w:r>
+    </w:p>
+    <w:p>
+      <w:pPr>
+        <w:pStyle w:val="NoSpacing"/>
+        <w:rPr>
+          <w:highlight w:val="yellow"/>
+        </w:rPr>
+      </w:pPr>
+      <w:r>
+        <w:rPr>
+          <w:highlight w:val="yellow"/>
+        </w:rPr>
+        <w:t xml:space="preserve">for </w:t>
+      </w:r>
+      <w:proofErr w:type="spellStart"/>
+      <w:r>
+        <w:rPr>
+          <w:highlight w:val="yellow"/>
+        </w:rPr>
+        <w:t>i</w:t>
+      </w:r>
+      <w:proofErr w:type="spellEnd"/>
+      <w:r>
+        <w:rPr>
+          <w:highlight w:val="yellow"/>
+        </w:rPr>
+        <w:t xml:space="preserve"> in range(</w:t>
+      </w:r>
+      <w:proofErr w:type="spellStart"/>
+      <w:r>
+        <w:rPr>
+          <w:highlight w:val="yellow"/>
+        </w:rPr>
+        <w:t>len</w:t>
+      </w:r>
+      <w:proofErr w:type="spellEnd"/>
+      <w:r>
+        <w:rPr>
+          <w:highlight w:val="yellow"/>
+        </w:rPr>
+        <w:t>(</w:t>
+      </w:r>
+      <w:proofErr w:type="spellStart"/>
+      <w:r>
+        <w:rPr>
+          <w:highlight w:val="yellow"/>
+        </w:rPr>
+        <w:t>colors</w:t>
+      </w:r>
+      <w:proofErr w:type="spellEnd"/>
+      <w:r>
+        <w:rPr>
+          <w:highlight w:val="yellow"/>
+        </w:rPr>
+        <w:t>)):</w:t>
+      </w:r>
+    </w:p>
+    <w:p>
+      <w:pPr>
+        <w:pStyle w:val="NoSpacing"/>
+      </w:pPr>
+      <w:r>
+        <w:rPr>
+          <w:highlight w:val="yellow"/>
+        </w:rPr>
+        <w:t xml:space="preserve">    print(</w:t>
+      </w:r>
+      <w:proofErr w:type="spellStart"/>
+      <w:r>
+        <w:rPr>
+          <w:highlight w:val="yellow"/>
+        </w:rPr>
+        <w:t>colors</w:t>
+      </w:r>
+      <w:proofErr w:type="spellEnd"/>
+      <w:r>
+        <w:rPr>
+          <w:highlight w:val="yellow"/>
+        </w:rPr>
+        <w:t>[</w:t>
+      </w:r>
+      <w:proofErr w:type="spellStart"/>
+      <w:r>
+        <w:rPr>
+          <w:highlight w:val="yellow"/>
+        </w:rPr>
+        <w:t>i</w:t>
+      </w:r>
+      <w:proofErr w:type="spellEnd"/>
+      <w:proofErr w:type="gramStart"/>
+      <w:r>
+        <w:rPr>
+          <w:highlight w:val="yellow"/>
+        </w:rPr>
+        <w:t>])  #</w:t>
+      </w:r>
+      <w:proofErr w:type="gramEnd"/>
+      <w:r>
+        <w:rPr>
+          <w:highlight w:val="yellow"/>
+        </w:rPr>
+        <w:t xml:space="preserve"> Outputs: red blue green yellow</w:t>
+      </w:r>
+    </w:p>
+    <w:p>
+      <w:pPr>
+        <w:pStyle w:val="NoSpacing"/>
+      </w:pPr>
+    </w:p>
+    <w:p>
+      <w:pPr>
+        <w:pStyle w:val="NoSpacing"/>
+      </w:pPr>
+    </w:p>
+    <w:p>
+      <w:pPr>
+        <w:pStyle w:val="NoSpacing"/>
+        <w:rPr>
+          <w:b/>
+          <w:bCs/>
+          <w:sz w:val="44"/>
+          <w:szCs w:val="44"/>
+          <w:u w:val="single"/>
+        </w:rPr>
+      </w:pPr>
+      <w:proofErr w:type="gramStart"/>
+      <w:r>
+        <w:rPr>
+          <w:b/>
+          <w:bCs/>
+          <w:sz w:val="44"/>
+          <w:szCs w:val="44"/>
+          <w:u w:val="single"/>
+        </w:rPr>
+        <w:t>count(</w:t>
+      </w:r>
+      <w:proofErr w:type="gramEnd"/>
+      <w:r>
+        <w:rPr>
+          <w:b/>
+          <w:bCs/>
+          <w:sz w:val="44"/>
+          <w:szCs w:val="44"/>
+          <w:u w:val="single"/>
+        </w:rPr>
+        <w:t>) Method</w:t>
+      </w:r>
+    </w:p>
+    <w:p>
+      <w:pPr>
+        <w:pStyle w:val="NoSpacing"/>
+      </w:pPr>
+      <w:r>
+        <w:t>The </w:t>
+      </w:r>
+      <w:proofErr w:type="gramStart"/>
+      <w:r>
+        <w:t>count(</w:t>
+      </w:r>
+      <w:proofErr w:type="gramEnd"/>
+      <w:r>
+        <w:t xml:space="preserve">) method in tuples is used to determine </w:t>
+      </w:r>
+      <w:r>
+        <w:rPr>
+          <w:highlight w:val="yellow"/>
+        </w:rPr>
+        <w:t>how many times a specific value appears within the tuple</w:t>
+      </w:r>
+      <w:r>
+        <w:t>. This method is essential for data analysis tasks that involve frequency determination without altering the tuple's content.</w:t>
+      </w:r>
+    </w:p>
+    <w:p>
+      <w:pPr>
+        <w:pStyle w:val="NoSpacing"/>
+      </w:pPr>
+      <w:r>
+        <w:rPr>
+          <w:b/>
+          <w:bCs/>
+        </w:rPr>
+        <w:t>Syntax of the </w:t>
+      </w:r>
+      <w:proofErr w:type="gramStart"/>
+      <w:r>
+        <w:rPr>
+          <w:b/>
+          <w:bCs/>
+        </w:rPr>
+        <w:t>count(</w:t>
+      </w:r>
+      <w:proofErr w:type="gramEnd"/>
+      <w:r>
+        <w:rPr>
+          <w:b/>
+          <w:bCs/>
+        </w:rPr>
+        <w:t>) Method</w:t>
+      </w:r>
+    </w:p>
+    <w:p>
+      <w:pPr>
+        <w:pStyle w:val="NoSpacing"/>
+      </w:pPr>
+      <w:proofErr w:type="spellStart"/>
+      <w:r>
+        <w:rPr>
+          <w:highlight w:val="yellow"/>
+        </w:rPr>
+        <w:t>tuple_</w:t>
+      </w:r>
+      <w:proofErr w:type="gramStart"/>
+      <w:r>
+        <w:rPr>
+          <w:highlight w:val="yellow"/>
+        </w:rPr>
+        <w:t>name.count</w:t>
+      </w:r>
+      <w:proofErr w:type="spellEnd"/>
+      <w:proofErr w:type="gramEnd"/>
+      <w:r>
+        <w:rPr>
+          <w:highlight w:val="yellow"/>
+        </w:rPr>
+        <w:t>(value)</w:t>
+      </w:r>
+    </w:p>
+    <w:p>
+      <w:pPr>
+        <w:pStyle w:val="NoSpacing"/>
+        <w:numPr>
+          <w:ilvl w:val="0"/>
+          <w:numId w:val="40"/>
+        </w:numPr>
+      </w:pPr>
+      <w:proofErr w:type="spellStart"/>
+      <w:r>
+        <w:t>tuple_name</w:t>
+      </w:r>
+      <w:proofErr w:type="spellEnd"/>
+      <w:r>
+        <w:t> is the variable referring to the tuple.</w:t>
+      </w:r>
+    </w:p>
+    <w:p>
+      <w:pPr>
+        <w:pStyle w:val="NoSpacing"/>
+        <w:numPr>
+          <w:ilvl w:val="0"/>
+          <w:numId w:val="40"/>
+        </w:numPr>
+      </w:pPr>
+      <w:r>
+        <w:t>value is the element you want to count within the tuple.</w:t>
+      </w:r>
+    </w:p>
+    <w:p>
+      <w:pPr>
+        <w:pStyle w:val="NoSpacing"/>
+      </w:pPr>
+    </w:p>
+    <w:p>
+      <w:pPr>
+        <w:pStyle w:val="NoSpacing"/>
+      </w:pPr>
+      <w:r>
+        <w:rPr>
+          <w:b/>
+          <w:bCs/>
+        </w:rPr>
+        <w:t>Example Usage</w:t>
+      </w:r>
+    </w:p>
+    <w:p>
+      <w:pPr>
+        <w:pStyle w:val="NoSpacing"/>
+      </w:pPr>
+      <w:r>
+        <w:t># Example tuple</w:t>
+      </w:r>
+    </w:p>
+    <w:p>
+      <w:pPr>
+        <w:pStyle w:val="NoSpacing"/>
+      </w:pPr>
+      <w:proofErr w:type="spellStart"/>
+      <w:r>
+        <w:t>colors</w:t>
+      </w:r>
+      <w:proofErr w:type="spellEnd"/>
+      <w:r>
+        <w:t xml:space="preserve"> = ('red', 'blue', 'green', 'blue', 'red', 'blue')</w:t>
+      </w:r>
+    </w:p>
+    <w:p>
+      <w:pPr>
+        <w:pStyle w:val="NoSpacing"/>
+      </w:pPr>
+    </w:p>
+    <w:p>
+      <w:pPr>
+        <w:pStyle w:val="NoSpacing"/>
+      </w:pPr>
+      <w:r>
+        <w:t xml:space="preserve"># Using </w:t>
+      </w:r>
+      <w:proofErr w:type="gramStart"/>
+      <w:r>
+        <w:t>count(</w:t>
+      </w:r>
+      <w:proofErr w:type="gramEnd"/>
+      <w:r>
+        <w:t>) to determine how many times 'blue' appears in the tuple</w:t>
+      </w:r>
+    </w:p>
+    <w:p>
+      <w:pPr>
+        <w:pStyle w:val="NoSpacing"/>
+      </w:pPr>
+      <w:proofErr w:type="spellStart"/>
+      <w:r>
+        <w:t>blue_count</w:t>
+      </w:r>
+      <w:proofErr w:type="spellEnd"/>
+      <w:r>
+        <w:t xml:space="preserve"> = </w:t>
+      </w:r>
+      <w:proofErr w:type="spellStart"/>
+      <w:proofErr w:type="gramStart"/>
+      <w:r>
+        <w:t>colors.count</w:t>
+      </w:r>
+      <w:proofErr w:type="spellEnd"/>
+      <w:proofErr w:type="gramEnd"/>
+      <w:r>
+        <w:t>('blue')</w:t>
+      </w:r>
+    </w:p>
+    <w:p>
+      <w:pPr>
+        <w:pStyle w:val="NoSpacing"/>
+      </w:pPr>
+      <w:proofErr w:type="gramStart"/>
+      <w:r>
+        <w:t>print(</w:t>
+      </w:r>
+      <w:proofErr w:type="gramEnd"/>
+      <w:r>
+        <w:t xml:space="preserve">"Number of times 'blue' appears:", </w:t>
+      </w:r>
+      <w:proofErr w:type="spellStart"/>
+      <w:r>
+        <w:t>blue_</w:t>
+      </w:r>
+      <w:proofErr w:type="gramStart"/>
+      <w:r>
+        <w:t>count</w:t>
+      </w:r>
+      <w:proofErr w:type="spellEnd"/>
+      <w:r>
+        <w:t>)  #</w:t>
+      </w:r>
+      <w:proofErr w:type="gramEnd"/>
+      <w:r>
+        <w:t xml:space="preserve"> Output: 3</w:t>
+      </w:r>
+    </w:p>
+    <w:p>
+      <w:pPr>
+        <w:pStyle w:val="NoSpacing"/>
+      </w:pPr>
+    </w:p>
+    <w:p>
+      <w:pPr>
+        <w:pStyle w:val="NoSpacing"/>
+      </w:pPr>
+    </w:p>
+    <w:p>
+      <w:pPr>
+        <w:pStyle w:val="NoSpacing"/>
+        <w:rPr>
+          <w:b/>
+          <w:bCs/>
+          <w:sz w:val="44"/>
+          <w:szCs w:val="44"/>
+          <w:u w:val="single"/>
+        </w:rPr>
+      </w:pPr>
+      <w:proofErr w:type="gramStart"/>
+      <w:r>
+        <w:rPr>
+          <w:b/>
+          <w:bCs/>
+          <w:sz w:val="44"/>
+          <w:szCs w:val="44"/>
+          <w:u w:val="single"/>
+        </w:rPr>
+        <w:t>index(</w:t>
+      </w:r>
+      <w:proofErr w:type="gramEnd"/>
+      <w:r>
+        <w:rPr>
+          <w:b/>
+          <w:bCs/>
+          <w:sz w:val="44"/>
+          <w:szCs w:val="44"/>
+          <w:u w:val="single"/>
+        </w:rPr>
+        <w:t>) Method</w:t>
+      </w:r>
+    </w:p>
+    <w:p>
+      <w:pPr>
+        <w:pStyle w:val="NoSpacing"/>
+      </w:pPr>
+      <w:r>
+        <w:t>The </w:t>
+      </w:r>
+      <w:proofErr w:type="gramStart"/>
+      <w:r>
+        <w:t>index(</w:t>
+      </w:r>
+      <w:proofErr w:type="gramEnd"/>
+      <w:r>
+        <w:t xml:space="preserve">) method in tuples is used to </w:t>
+      </w:r>
+      <w:r>
+        <w:rPr>
+          <w:highlight w:val="yellow"/>
+        </w:rPr>
+        <w:t>find the first occurrence of a specified value within the tuple.</w:t>
+      </w:r>
+      <w:r>
+        <w:t xml:space="preserve"> This method is essential for locating the position of an element efficiently, aiding in data retrieval and analysis tasks.</w:t>
+      </w:r>
+    </w:p>
+    <w:p>
+      <w:pPr>
+        <w:pStyle w:val="NoSpacing"/>
+      </w:pPr>
+      <w:r>
+        <w:t xml:space="preserve">The method searches through the tuple from the beginning and returns the index of the first element that matches the specified value. If the value is not found, a </w:t>
+      </w:r>
+      <w:proofErr w:type="spellStart"/>
+      <w:r>
+        <w:t>ValueError</w:t>
+      </w:r>
+      <w:proofErr w:type="spellEnd"/>
+      <w:r>
+        <w:t xml:space="preserve"> is raised, indicating that the element does not exist within the tuple.</w:t>
+      </w:r>
+    </w:p>
+    <w:p>
+      <w:pPr>
+        <w:pStyle w:val="NoSpacing"/>
+      </w:pPr>
+      <w:r>
+        <w:rPr>
+          <w:b/>
+          <w:bCs/>
+        </w:rPr>
+        <w:t>Syntax of the </w:t>
+      </w:r>
+      <w:proofErr w:type="gramStart"/>
+      <w:r>
+        <w:rPr>
+          <w:b/>
+          <w:bCs/>
+        </w:rPr>
+        <w:t>index(</w:t>
+      </w:r>
+      <w:proofErr w:type="gramEnd"/>
+      <w:r>
+        <w:rPr>
+          <w:b/>
+          <w:bCs/>
+        </w:rPr>
+        <w:t>) Method</w:t>
+      </w:r>
+    </w:p>
+    <w:p>
+      <w:pPr>
+        <w:pStyle w:val="NoSpacing"/>
+      </w:pPr>
+      <w:proofErr w:type="spellStart"/>
+      <w:r>
+        <w:rPr>
+          <w:highlight w:val="yellow"/>
+        </w:rPr>
+        <w:t>tuple_</w:t>
+      </w:r>
+      <w:proofErr w:type="gramStart"/>
+      <w:r>
+        <w:rPr>
+          <w:highlight w:val="yellow"/>
+        </w:rPr>
+        <w:t>name.index</w:t>
+      </w:r>
+      <w:proofErr w:type="spellEnd"/>
+      <w:proofErr w:type="gramEnd"/>
+      <w:r>
+        <w:rPr>
+          <w:highlight w:val="yellow"/>
+        </w:rPr>
+        <w:t>(value, start, end)</w:t>
+      </w:r>
+    </w:p>
+    <w:p>
+      <w:pPr>
+        <w:pStyle w:val="NoSpacing"/>
+        <w:numPr>
+          <w:ilvl w:val="0"/>
+          <w:numId w:val="41"/>
+        </w:numPr>
+      </w:pPr>
+      <w:proofErr w:type="spellStart"/>
+      <w:r>
+        <w:t>tuple_name</w:t>
+      </w:r>
+      <w:proofErr w:type="spellEnd"/>
+      <w:r>
+        <w:t>: The tuple being searched.</w:t>
+      </w:r>
+    </w:p>
+    <w:p>
+      <w:pPr>
+        <w:pStyle w:val="NoSpacing"/>
+        <w:numPr>
+          <w:ilvl w:val="0"/>
+          <w:numId w:val="41"/>
+        </w:numPr>
+      </w:pPr>
+      <w:r>
+        <w:t>value: The element whose index is sought.</w:t>
+      </w:r>
+    </w:p>
+    <w:p>
+      <w:pPr>
+        <w:pStyle w:val="NoSpacing"/>
+        <w:numPr>
+          <w:ilvl w:val="0"/>
+          <w:numId w:val="41"/>
+        </w:numPr>
+      </w:pPr>
+      <w:r>
+        <w:t>start (optional): The starting index for the search.</w:t>
+      </w:r>
+    </w:p>
+    <w:p>
+      <w:pPr>
+        <w:pStyle w:val="NoSpacing"/>
+        <w:numPr>
+          <w:ilvl w:val="0"/>
+          <w:numId w:val="41"/>
+        </w:numPr>
+      </w:pPr>
+      <w:r>
+        <w:t>end (optional): The ending index for the search.</w:t>
+      </w:r>
+    </w:p>
+    <w:p>
+      <w:pPr>
+        <w:pStyle w:val="NoSpacing"/>
+      </w:pPr>
+    </w:p>
+    <w:p>
+      <w:pPr>
+        <w:pStyle w:val="NoSpacing"/>
+      </w:pPr>
+      <w:r>
+        <w:rPr>
+          <w:b/>
+          <w:bCs/>
+        </w:rPr>
+        <w:t>Example Usage</w:t>
+      </w:r>
+    </w:p>
+    <w:p>
+      <w:pPr>
+        <w:pStyle w:val="NoSpacing"/>
+      </w:pPr>
+      <w:r>
+        <w:t># Define a tuple with various elements</w:t>
+      </w:r>
+    </w:p>
+    <w:p>
+      <w:pPr>
+        <w:pStyle w:val="NoSpacing"/>
+      </w:pPr>
+      <w:proofErr w:type="spellStart"/>
+      <w:r>
+        <w:t>example_tuple</w:t>
+      </w:r>
+      <w:proofErr w:type="spellEnd"/>
+      <w:r>
+        <w:t xml:space="preserve"> = (10, 20, 30, 40, 50, 20)</w:t>
+      </w:r>
+    </w:p>
+    <w:p>
+      <w:pPr>
+        <w:pStyle w:val="NoSpacing"/>
+      </w:pPr>
+    </w:p>
+    <w:p>
+      <w:pPr>
+        <w:pStyle w:val="NoSpacing"/>
+      </w:pPr>
+      <w:r>
+        <w:t xml:space="preserve"># Using </w:t>
+      </w:r>
+      <w:proofErr w:type="gramStart"/>
+      <w:r>
+        <w:t>index(</w:t>
+      </w:r>
+      <w:proofErr w:type="gramEnd"/>
+      <w:r>
+        <w:t>) to find the position of the number 20</w:t>
+      </w:r>
+    </w:p>
+    <w:p>
+      <w:pPr>
+        <w:pStyle w:val="NoSpacing"/>
+      </w:pPr>
+      <w:proofErr w:type="spellStart"/>
+      <w:r>
+        <w:rPr>
+          <w:highlight w:val="yellow"/>
+        </w:rPr>
+        <w:t>index_of_twenty</w:t>
+      </w:r>
+      <w:proofErr w:type="spellEnd"/>
+      <w:r>
+        <w:rPr>
+          <w:highlight w:val="yellow"/>
+        </w:rPr>
+        <w:t xml:space="preserve"> = </w:t>
+      </w:r>
+      <w:proofErr w:type="spellStart"/>
+      <w:r>
+        <w:rPr>
+          <w:highlight w:val="yellow"/>
+        </w:rPr>
+        <w:t>example_</w:t>
+      </w:r>
+      <w:proofErr w:type="gramStart"/>
+      <w:r>
+        <w:rPr>
+          <w:highlight w:val="yellow"/>
+        </w:rPr>
+        <w:t>tuple.index</w:t>
+      </w:r>
+      <w:proofErr w:type="spellEnd"/>
+      <w:proofErr w:type="gramEnd"/>
+      <w:r>
+        <w:rPr>
+          <w:highlight w:val="yellow"/>
+        </w:rPr>
+        <w:t>(20)</w:t>
+      </w:r>
+    </w:p>
+    <w:p>
+      <w:pPr>
+        <w:pStyle w:val="NoSpacing"/>
+      </w:pPr>
+      <w:proofErr w:type="gramStart"/>
+      <w:r>
+        <w:t>print(</w:t>
+      </w:r>
+      <w:proofErr w:type="gramEnd"/>
+      <w:r>
+        <w:t xml:space="preserve">"The first occurrence of 20 is at index:", </w:t>
+      </w:r>
+      <w:proofErr w:type="spellStart"/>
+      <w:r>
+        <w:t>index_of_</w:t>
+      </w:r>
+      <w:proofErr w:type="gramStart"/>
+      <w:r>
+        <w:t>twenty</w:t>
+      </w:r>
+      <w:proofErr w:type="spellEnd"/>
+      <w:r>
+        <w:t>)  #</w:t>
+      </w:r>
+      <w:proofErr w:type="gramEnd"/>
+      <w:r>
+        <w:t xml:space="preserve"> Output: 1</w:t>
+      </w:r>
+    </w:p>
+    <w:p>
+      <w:pPr>
+        <w:pStyle w:val="NoSpacing"/>
+      </w:pPr>
+    </w:p>
+    <w:p>
+      <w:pPr>
+        <w:pStyle w:val="NoSpacing"/>
+        <w:rPr>
+          <w:b/>
+          <w:bCs/>
+        </w:rPr>
+      </w:pPr>
+      <w:r>
+        <w:rPr>
+          <w:b/>
+          <w:bCs/>
+        </w:rPr>
+        <w:lastRenderedPageBreak/>
+        <w:t>Built-in Functions with Tuples (</w:t>
+      </w:r>
+      <w:proofErr w:type="spellStart"/>
+      <w:proofErr w:type="gramStart"/>
+      <w:r>
+        <w:rPr>
+          <w:b/>
+          <w:bCs/>
+        </w:rPr>
+        <w:t>len</w:t>
+      </w:r>
+      <w:proofErr w:type="spellEnd"/>
+      <w:r>
+        <w:rPr>
+          <w:b/>
+          <w:bCs/>
+        </w:rPr>
+        <w:t>(</w:t>
+      </w:r>
+      <w:proofErr w:type="gramEnd"/>
+      <w:r>
+        <w:rPr>
+          <w:b/>
+          <w:bCs/>
+        </w:rPr>
+        <w:t xml:space="preserve">); </w:t>
+      </w:r>
+      <w:proofErr w:type="gramStart"/>
+      <w:r>
+        <w:rPr>
+          <w:b/>
+          <w:bCs/>
+        </w:rPr>
+        <w:t>min(</w:t>
+      </w:r>
+      <w:proofErr w:type="gramEnd"/>
+      <w:r>
+        <w:rPr>
+          <w:b/>
+          <w:bCs/>
+        </w:rPr>
+        <w:t xml:space="preserve">); </w:t>
+      </w:r>
+      <w:proofErr w:type="gramStart"/>
+      <w:r>
+        <w:rPr>
+          <w:b/>
+          <w:bCs/>
+        </w:rPr>
+        <w:t>max(</w:t>
+      </w:r>
+      <w:proofErr w:type="gramEnd"/>
+      <w:r>
+        <w:rPr>
+          <w:b/>
+          <w:bCs/>
+        </w:rPr>
+        <w:t xml:space="preserve">); </w:t>
+      </w:r>
+      <w:proofErr w:type="gramStart"/>
+      <w:r>
+        <w:rPr>
+          <w:b/>
+          <w:bCs/>
+        </w:rPr>
+        <w:t>sum(</w:t>
+      </w:r>
+      <w:proofErr w:type="gramEnd"/>
+      <w:r>
+        <w:rPr>
+          <w:b/>
+          <w:bCs/>
+        </w:rPr>
+        <w:t>))</w:t>
+      </w:r>
+    </w:p>
+    <w:p>
+      <w:pPr>
+        <w:pStyle w:val="NoSpacing"/>
+      </w:pPr>
+      <w:r>
+        <w:t>Python provides several built-in functions that allow efficient operations on tuples without modifying them. These functions help in retrieving key information such as length, minimum, maximum, and sum of elements, making tuple handling more convenient.</w:t>
+      </w:r>
+    </w:p>
+    <w:p>
+      <w:pPr>
+        <w:pStyle w:val="NoSpacing"/>
+      </w:pPr>
+    </w:p>
+    <w:p>
+      <w:pPr>
+        <w:pStyle w:val="NoSpacing"/>
+      </w:pPr>
+      <w:r>
+        <w:rPr>
+          <w:b/>
+          <w:bCs/>
+          <w:highlight w:val="green"/>
+        </w:rPr>
+        <w:t>1. </w:t>
+      </w:r>
+      <w:proofErr w:type="spellStart"/>
+      <w:proofErr w:type="gramStart"/>
+      <w:r>
+        <w:rPr>
+          <w:b/>
+          <w:bCs/>
+          <w:highlight w:val="green"/>
+        </w:rPr>
+        <w:t>len</w:t>
+      </w:r>
+      <w:proofErr w:type="spellEnd"/>
+      <w:r>
+        <w:rPr>
+          <w:b/>
+          <w:bCs/>
+          <w:highlight w:val="green"/>
+        </w:rPr>
+        <w:t>(</w:t>
+      </w:r>
+      <w:proofErr w:type="gramEnd"/>
+      <w:r>
+        <w:rPr>
+          <w:b/>
+          <w:bCs/>
+          <w:highlight w:val="green"/>
+        </w:rPr>
+        <w:t>) – Get Tuple Length</w:t>
+      </w:r>
+      <w:r>
+        <w:br/>
+        <w:t>The </w:t>
+      </w:r>
+      <w:proofErr w:type="spellStart"/>
+      <w:proofErr w:type="gramStart"/>
+      <w:r>
+        <w:t>len</w:t>
+      </w:r>
+      <w:proofErr w:type="spellEnd"/>
+      <w:r>
+        <w:t>(</w:t>
+      </w:r>
+      <w:proofErr w:type="gramEnd"/>
+      <w:r>
+        <w:t>) function returns the total number of elements in a tuple. It is useful when determining the size of a tuple before performing operations.</w:t>
+      </w:r>
+    </w:p>
+    <w:p>
+      <w:pPr>
+        <w:pStyle w:val="NoSpacing"/>
+      </w:pPr>
+      <w:r>
+        <w:rPr>
+          <w:b/>
+          <w:bCs/>
+        </w:rPr>
+        <w:t>Syntax:</w:t>
+      </w:r>
+    </w:p>
+    <w:p>
+      <w:pPr>
+        <w:pStyle w:val="NoSpacing"/>
+      </w:pPr>
+      <w:proofErr w:type="spellStart"/>
+      <w:r>
+        <w:rPr>
+          <w:highlight w:val="yellow"/>
+        </w:rPr>
+        <w:t>len</w:t>
+      </w:r>
+      <w:proofErr w:type="spellEnd"/>
+      <w:r>
+        <w:rPr>
+          <w:highlight w:val="yellow"/>
+        </w:rPr>
+        <w:t>(</w:t>
+      </w:r>
+      <w:proofErr w:type="spellStart"/>
+      <w:r>
+        <w:rPr>
+          <w:highlight w:val="yellow"/>
+        </w:rPr>
+        <w:t>tuple_name</w:t>
+      </w:r>
+      <w:proofErr w:type="spellEnd"/>
+      <w:r>
+        <w:rPr>
+          <w:highlight w:val="yellow"/>
+        </w:rPr>
+        <w:t>)</w:t>
+      </w:r>
+    </w:p>
+    <w:p>
+      <w:pPr>
+        <w:pStyle w:val="NoSpacing"/>
+      </w:pPr>
+      <w:r>
+        <w:rPr>
+          <w:b/>
+          <w:bCs/>
+        </w:rPr>
+        <w:t>Example:</w:t>
+      </w:r>
+    </w:p>
+    <w:p>
+      <w:pPr>
+        <w:pStyle w:val="NoSpacing"/>
+      </w:pPr>
+      <w:r>
+        <w:t>numbers = (10, 20, 30, 40)</w:t>
+      </w:r>
+    </w:p>
+    <w:p>
+      <w:pPr>
+        <w:pStyle w:val="NoSpacing"/>
+      </w:pPr>
+      <w:r>
+        <w:t>print(</w:t>
+      </w:r>
+      <w:proofErr w:type="spellStart"/>
+      <w:r>
+        <w:t>len</w:t>
+      </w:r>
+      <w:proofErr w:type="spellEnd"/>
+      <w:r>
+        <w:t>(numbers</w:t>
+      </w:r>
+      <w:proofErr w:type="gramStart"/>
+      <w:r>
+        <w:t>))  #</w:t>
+      </w:r>
+      <w:proofErr w:type="gramEnd"/>
+      <w:r>
+        <w:t xml:space="preserve"> Output: 4</w:t>
+      </w:r>
+    </w:p>
+    <w:p>
+      <w:pPr>
+        <w:pStyle w:val="NoSpacing"/>
+      </w:pPr>
+      <w:r>
+        <w:rPr>
+          <w:b/>
+          <w:bCs/>
+          <w:highlight w:val="green"/>
+        </w:rPr>
+        <w:t>2. </w:t>
+      </w:r>
+      <w:proofErr w:type="gramStart"/>
+      <w:r>
+        <w:rPr>
+          <w:b/>
+          <w:bCs/>
+          <w:highlight w:val="green"/>
+        </w:rPr>
+        <w:t>min(</w:t>
+      </w:r>
+      <w:proofErr w:type="gramEnd"/>
+      <w:r>
+        <w:rPr>
+          <w:b/>
+          <w:bCs/>
+          <w:highlight w:val="green"/>
+        </w:rPr>
+        <w:t>) – Find Minimum Value</w:t>
+      </w:r>
+      <w:r>
+        <w:br/>
+        <w:t>The </w:t>
+      </w:r>
+      <w:proofErr w:type="gramStart"/>
+      <w:r>
+        <w:t>min(</w:t>
+      </w:r>
+      <w:proofErr w:type="gramEnd"/>
+      <w:r>
+        <w:t>) function returns the smallest element in a tuple. It works with both numbers and strings but does not support mixed data types.</w:t>
+      </w:r>
+    </w:p>
+    <w:p>
+      <w:pPr>
+        <w:pStyle w:val="NoSpacing"/>
+      </w:pPr>
+      <w:r>
+        <w:rPr>
+          <w:b/>
+          <w:bCs/>
+        </w:rPr>
+        <w:t>Syntax:</w:t>
+      </w:r>
+    </w:p>
+    <w:p>
+      <w:pPr>
+        <w:pStyle w:val="NoSpacing"/>
+      </w:pPr>
+      <w:r>
+        <w:rPr>
+          <w:highlight w:val="yellow"/>
+        </w:rPr>
+        <w:t>min(</w:t>
+      </w:r>
+      <w:proofErr w:type="spellStart"/>
+      <w:r>
+        <w:rPr>
+          <w:highlight w:val="yellow"/>
+        </w:rPr>
+        <w:t>tuple_name</w:t>
+      </w:r>
+      <w:proofErr w:type="spellEnd"/>
+      <w:r>
+        <w:rPr>
+          <w:highlight w:val="yellow"/>
+        </w:rPr>
+        <w:t>)</w:t>
+      </w:r>
+    </w:p>
+    <w:p>
+      <w:pPr>
+        <w:pStyle w:val="NoSpacing"/>
+      </w:pPr>
+      <w:r>
+        <w:rPr>
+          <w:b/>
+          <w:bCs/>
+        </w:rPr>
+        <w:t>Example:</w:t>
+      </w:r>
+    </w:p>
+    <w:p>
+      <w:pPr>
+        <w:pStyle w:val="NoSpacing"/>
+      </w:pPr>
+      <w:r>
+        <w:t>values = (5, 2, 8, 1)</w:t>
+      </w:r>
+    </w:p>
+    <w:p>
+      <w:pPr>
+        <w:pStyle w:val="NoSpacing"/>
+      </w:pPr>
+      <w:r>
+        <w:t>print(min(values</w:t>
+      </w:r>
+      <w:proofErr w:type="gramStart"/>
+      <w:r>
+        <w:t>))  #</w:t>
+      </w:r>
+      <w:proofErr w:type="gramEnd"/>
+      <w:r>
+        <w:t xml:space="preserve"> Output: 1</w:t>
+      </w:r>
+    </w:p>
+    <w:p>
+      <w:pPr>
+        <w:pStyle w:val="NoSpacing"/>
+      </w:pPr>
+      <w:r>
+        <w:rPr>
+          <w:b/>
+          <w:bCs/>
+          <w:highlight w:val="green"/>
+        </w:rPr>
+        <w:t>3. </w:t>
+      </w:r>
+      <w:proofErr w:type="gramStart"/>
+      <w:r>
+        <w:rPr>
+          <w:b/>
+          <w:bCs/>
+          <w:highlight w:val="green"/>
+        </w:rPr>
+        <w:t>max(</w:t>
+      </w:r>
+      <w:proofErr w:type="gramEnd"/>
+      <w:r>
+        <w:rPr>
+          <w:b/>
+          <w:bCs/>
+          <w:highlight w:val="green"/>
+        </w:rPr>
+        <w:t>) – Find Maximum Value</w:t>
+      </w:r>
+      <w:r>
+        <w:br/>
+        <w:t>The </w:t>
+      </w:r>
+      <w:proofErr w:type="gramStart"/>
+      <w:r>
+        <w:t>max(</w:t>
+      </w:r>
+      <w:proofErr w:type="gramEnd"/>
+      <w:r>
+        <w:t xml:space="preserve">) function returns the largest element in a tuple, similar to </w:t>
+      </w:r>
+      <w:proofErr w:type="gramStart"/>
+      <w:r>
+        <w:t>min(</w:t>
+      </w:r>
+      <w:proofErr w:type="gramEnd"/>
+      <w:r>
+        <w:t>), and works with homogeneous data types.</w:t>
+      </w:r>
+    </w:p>
+    <w:p>
+      <w:pPr>
+        <w:pStyle w:val="NoSpacing"/>
+      </w:pPr>
+      <w:r>
+        <w:rPr>
+          <w:b/>
+          <w:bCs/>
+        </w:rPr>
+        <w:t>Syntax:</w:t>
+      </w:r>
+    </w:p>
+    <w:p>
+      <w:pPr>
+        <w:pStyle w:val="NoSpacing"/>
+      </w:pPr>
+      <w:r>
+        <w:rPr>
+          <w:highlight w:val="yellow"/>
+        </w:rPr>
+        <w:t>max(</w:t>
+      </w:r>
+      <w:proofErr w:type="spellStart"/>
+      <w:r>
+        <w:rPr>
+          <w:highlight w:val="yellow"/>
+        </w:rPr>
+        <w:t>tuple_name</w:t>
+      </w:r>
+      <w:proofErr w:type="spellEnd"/>
+      <w:r>
+        <w:rPr>
+          <w:highlight w:val="yellow"/>
+        </w:rPr>
+        <w:t>)</w:t>
+      </w:r>
+    </w:p>
+    <w:p>
+      <w:pPr>
+        <w:pStyle w:val="NoSpacing"/>
+      </w:pPr>
+      <w:r>
+        <w:rPr>
+          <w:b/>
+          <w:bCs/>
+        </w:rPr>
+        <w:t>Example:</w:t>
+      </w:r>
+    </w:p>
+    <w:p>
+      <w:pPr>
+        <w:pStyle w:val="NoSpacing"/>
+      </w:pPr>
+      <w:r>
+        <w:t>values = (5, 2, 8, 1)</w:t>
+      </w:r>
+    </w:p>
+    <w:p>
+      <w:pPr>
+        <w:pStyle w:val="NoSpacing"/>
+      </w:pPr>
+      <w:r>
+        <w:t>print(max(values</w:t>
+      </w:r>
+      <w:proofErr w:type="gramStart"/>
+      <w:r>
+        <w:t>))  #</w:t>
+      </w:r>
+      <w:proofErr w:type="gramEnd"/>
+      <w:r>
+        <w:t xml:space="preserve"> Output: 8</w:t>
+      </w:r>
+    </w:p>
+    <w:p>
+      <w:pPr>
+        <w:pStyle w:val="NoSpacing"/>
+      </w:pPr>
+      <w:r>
+        <w:rPr>
+          <w:b/>
+          <w:bCs/>
+          <w:highlight w:val="green"/>
+        </w:rPr>
+        <w:t>4. </w:t>
+      </w:r>
+      <w:proofErr w:type="gramStart"/>
+      <w:r>
+        <w:rPr>
+          <w:b/>
+          <w:bCs/>
+          <w:highlight w:val="green"/>
+        </w:rPr>
+        <w:t>sum(</w:t>
+      </w:r>
+      <w:proofErr w:type="gramEnd"/>
+      <w:r>
+        <w:rPr>
+          <w:b/>
+          <w:bCs/>
+          <w:highlight w:val="green"/>
+        </w:rPr>
+        <w:t>) – Calculate Sum of Elements</w:t>
+      </w:r>
+      <w:r>
+        <w:br/>
+        <w:t>The </w:t>
+      </w:r>
+      <w:proofErr w:type="gramStart"/>
+      <w:r>
+        <w:t>sum(</w:t>
+      </w:r>
+      <w:proofErr w:type="gramEnd"/>
+      <w:r>
+        <w:t>) function computes the total sum of all numeric elements in a tuple. It does not work with non-numeric data types.</w:t>
+      </w:r>
+    </w:p>
+    <w:p>
+      <w:pPr>
+        <w:pStyle w:val="NoSpacing"/>
+      </w:pPr>
+      <w:r>
+        <w:rPr>
+          <w:b/>
+          <w:bCs/>
+        </w:rPr>
+        <w:t>Syntax:</w:t>
+      </w:r>
+    </w:p>
+    <w:p>
+      <w:pPr>
+        <w:pStyle w:val="NoSpacing"/>
+      </w:pPr>
+      <w:r>
+        <w:rPr>
+          <w:highlight w:val="yellow"/>
+        </w:rPr>
+        <w:t>sum(</w:t>
+      </w:r>
+      <w:proofErr w:type="spellStart"/>
+      <w:r>
+        <w:rPr>
+          <w:highlight w:val="yellow"/>
+        </w:rPr>
+        <w:t>tuple_name</w:t>
+      </w:r>
+      <w:proofErr w:type="spellEnd"/>
+      <w:r>
+        <w:rPr>
+          <w:highlight w:val="yellow"/>
+        </w:rPr>
+        <w:t>)</w:t>
+      </w:r>
+    </w:p>
+    <w:p>
+      <w:pPr>
+        <w:pStyle w:val="NoSpacing"/>
+      </w:pPr>
+      <w:r>
+        <w:rPr>
+          <w:b/>
+          <w:bCs/>
+        </w:rPr>
+        <w:t>Example:</w:t>
+      </w:r>
+    </w:p>
+    <w:p>
+      <w:pPr>
+        <w:pStyle w:val="NoSpacing"/>
+      </w:pPr>
+      <w:r>
+        <w:t>values = (5, 10, 15)</w:t>
+      </w:r>
+    </w:p>
+    <w:p>
+      <w:pPr>
+        <w:pStyle w:val="NoSpacing"/>
+      </w:pPr>
+      <w:r>
+        <w:t>print(sum(values</w:t>
+      </w:r>
+      <w:proofErr w:type="gramStart"/>
+      <w:r>
+        <w:t>))  #</w:t>
+      </w:r>
+      <w:proofErr w:type="gramEnd"/>
+      <w:r>
+        <w:t xml:space="preserve"> Output: 30</w:t>
+      </w:r>
     </w:p>
     <w:p>
       <w:pPr>
@@ -18611,8 +22080,58 @@
 </w:document>
 </file>
 
+<file path=word/endnotes.xml><?xml version="1.0" encoding="utf-8"?>
+<w:endnotes xmlns:wpc="http://schemas.microsoft.com/office/word/2010/wordprocessingCanvas" xmlns:cx="http://schemas.microsoft.com/office/drawing/2014/chartex" xmlns:cx1="http://schemas.microsoft.com/office/drawing/2015/9/8/chartex" xmlns:cx2="http://schemas.microsoft.com/office/drawing/2015/10/21/chartex" xmlns:cx3="http://schemas.microsoft.com/office/drawing/2016/5/9/chartex" xmlns:cx4="http://schemas.microsoft.com/office/drawing/2016/5/10/chartex" xmlns:cx5="http://schemas.microsoft.com/office/drawing/2016/5/11/chartex" xmlns:cx6="http://schemas.microsoft.com/office/drawing/2016/5/12/chartex" xmlns:cx7="http://schemas.microsoft.com/office/drawing/2016/5/13/chartex" xmlns:cx8="http://schemas.microsoft.com/office/drawing/2016/5/14/chartex" xmlns:mc="http://schemas.openxmlformats.org/markup-compatibility/2006" xmlns:aink="http://schemas.microsoft.com/office/drawing/2016/ink" xmlns:am3d="http://schemas.microsoft.com/office/drawing/2017/model3d" xmlns:o="urn:schemas-microsoft-com:office:office" xmlns:oel="http://schemas.microsoft.com/office/2019/extlst" xmlns:r="http://schemas.openxmlformats.org/officeDocument/2006/relationships" xmlns:m="http://schemas.openxmlformats.org/officeDocument/2006/math" xmlns:v="urn:schemas-microsoft-com:vml" xmlns:wp14="http://schemas.microsoft.com/office/word/2010/wordprocessingDrawing" xmlns:wp="http://schemas.openxmlformats.org/drawingml/2006/wordprocessingDrawing" xmlns:w10="urn:schemas-microsoft-com:office:word" xmlns:w="http://schemas.openxmlformats.org/wordprocessingml/2006/main" xmlns:w14="http://schemas.microsoft.com/office/word/2010/wordml" xmlns:w15="http://schemas.microsoft.com/office/word/2012/wordml" xmlns:w16cei="http://schemas.microsoft.com/office/word/2026/wordml/cei" xmlns:w16cex="http://schemas.microsoft.com/office/word/2018/wordml/cex" xmlns:w16cid="http://schemas.microsoft.com/office/word/2016/wordml/cid" xmlns:w16="http://schemas.microsoft.com/office/word/2018/wordml" xmlns:w16du="http://schemas.microsoft.com/office/word/2023/wordml/word16du" xmlns:w16sdtdh="http://schemas.microsoft.com/office/word/2020/wordml/sdtdatahash" xmlns:w16sdtfl="http://schemas.microsoft.com/office/word/2024/wordml/sdtformatlock" xmlns:w16se="http://schemas.microsoft.com/office/word/2015/wordml/symex" xmlns:wpg="http://schemas.microsoft.com/office/word/2010/wordprocessingGroup" xmlns:wpi="http://schemas.microsoft.com/office/word/2010/wordprocessingInk" xmlns:wne="http://schemas.microsoft.com/office/word/2006/wordml" xmlns:wps="http://schemas.microsoft.com/office/word/2010/wordprocessingShape" mc:Ignorable="w14 w15 w16se w16cid w16 w16cex w16sdtdh w16sdtfl w16du wp14">
+  <w:endnote w:type="separator" w:id="-1">
+    <w:p>
+      <w:pPr>
+        <w:spacing w:after="0" w:line="240" w:lineRule="auto"/>
+      </w:pPr>
+      <w:r>
+        <w:separator/>
+      </w:r>
+    </w:p>
+  </w:endnote>
+  <w:endnote w:type="continuationSeparator" w:id="0">
+    <w:p>
+      <w:pPr>
+        <w:spacing w:after="0" w:line="240" w:lineRule="auto"/>
+      </w:pPr>
+      <w:r>
+        <w:continuationSeparator/>
+      </w:r>
+    </w:p>
+  </w:endnote>
+</w:endnotes>
+</file>
+
+<file path=word/footnotes.xml><?xml version="1.0" encoding="utf-8"?>
+<w:footnotes xmlns:wpc="http://schemas.microsoft.com/office/word/2010/wordprocessingCanvas" xmlns:cx="http://schemas.microsoft.com/office/drawing/2014/chartex" xmlns:cx1="http://schemas.microsoft.com/office/drawing/2015/9/8/chartex" xmlns:cx2="http://schemas.microsoft.com/office/drawing/2015/10/21/chartex" xmlns:cx3="http://schemas.microsoft.com/office/drawing/2016/5/9/chartex" xmlns:cx4="http://schemas.microsoft.com/office/drawing/2016/5/10/chartex" xmlns:cx5="http://schemas.microsoft.com/office/drawing/2016/5/11/chartex" xmlns:cx6="http://schemas.microsoft.com/office/drawing/2016/5/12/chartex" xmlns:cx7="http://schemas.microsoft.com/office/drawing/2016/5/13/chartex" xmlns:cx8="http://schemas.microsoft.com/office/drawing/2016/5/14/chartex" xmlns:mc="http://schemas.openxmlformats.org/markup-compatibility/2006" xmlns:aink="http://schemas.microsoft.com/office/drawing/2016/ink" xmlns:am3d="http://schemas.microsoft.com/office/drawing/2017/model3d" xmlns:o="urn:schemas-microsoft-com:office:office" xmlns:oel="http://schemas.microsoft.com/office/2019/extlst" xmlns:r="http://schemas.openxmlformats.org/officeDocument/2006/relationships" xmlns:m="http://schemas.openxmlformats.org/officeDocument/2006/math" xmlns:v="urn:schemas-microsoft-com:vml" xmlns:wp14="http://schemas.microsoft.com/office/word/2010/wordprocessingDrawing" xmlns:wp="http://schemas.openxmlformats.org/drawingml/2006/wordprocessingDrawing" xmlns:w10="urn:schemas-microsoft-com:office:word" xmlns:w="http://schemas.openxmlformats.org/wordprocessingml/2006/main" xmlns:w14="http://schemas.microsoft.com/office/word/2010/wordml" xmlns:w15="http://schemas.microsoft.com/office/word/2012/wordml" xmlns:w16cei="http://schemas.microsoft.com/office/word/2026/wordml/cei" xmlns:w16cex="http://schemas.microsoft.com/office/word/2018/wordml/cex" xmlns:w16cid="http://schemas.microsoft.com/office/word/2016/wordml/cid" xmlns:w16="http://schemas.microsoft.com/office/word/2018/wordml" xmlns:w16du="http://schemas.microsoft.com/office/word/2023/wordml/word16du" xmlns:w16sdtdh="http://schemas.microsoft.com/office/word/2020/wordml/sdtdatahash" xmlns:w16sdtfl="http://schemas.microsoft.com/office/word/2024/wordml/sdtformatlock" xmlns:w16se="http://schemas.microsoft.com/office/word/2015/wordml/symex" xmlns:wpg="http://schemas.microsoft.com/office/word/2010/wordprocessingGroup" xmlns:wpi="http://schemas.microsoft.com/office/word/2010/wordprocessingInk" xmlns:wne="http://schemas.microsoft.com/office/word/2006/wordml" xmlns:wps="http://schemas.microsoft.com/office/word/2010/wordprocessingShape" mc:Ignorable="w14 w15 w16se w16cid w16 w16cex w16sdtdh w16sdtfl w16du wp14">
+  <w:footnote w:type="separator" w:id="-1">
+    <w:p>
+      <w:pPr>
+        <w:spacing w:after="0" w:line="240" w:lineRule="auto"/>
+      </w:pPr>
+      <w:r>
+        <w:separator/>
+      </w:r>
+    </w:p>
+  </w:footnote>
+  <w:footnote w:type="continuationSeparator" w:id="0">
+    <w:p>
+      <w:pPr>
+        <w:spacing w:after="0" w:line="240" w:lineRule="auto"/>
+      </w:pPr>
+      <w:r>
+        <w:continuationSeparator/>
+      </w:r>
+    </w:p>
+  </w:footnote>
+</w:footnotes>
+</file>
+
 <file path=word/numbering.xml><?xml version="1.0" encoding="utf-8"?>
-<w:numbering xmlns:wpc="http://schemas.microsoft.com/office/word/2010/wordprocessingCanvas" xmlns:cx="http://schemas.microsoft.com/office/drawing/2014/chartex" xmlns:cx1="http://schemas.microsoft.com/office/drawing/2015/9/8/chartex" xmlns:cx2="http://schemas.microsoft.com/office/drawing/2015/10/21/chartex" xmlns:cx3="http://schemas.microsoft.com/office/drawing/2016/5/9/chartex" xmlns:cx4="http://schemas.microsoft.com/office/drawing/2016/5/10/chartex" xmlns:cx5="http://schemas.microsoft.com/office/drawing/2016/5/11/chartex" xmlns:cx6="http://schemas.microsoft.com/office/drawing/2016/5/12/chartex" xmlns:cx7="http://schemas.microsoft.com/office/drawing/2016/5/13/chartex" xmlns:cx8="http://schemas.microsoft.com/office/drawing/2016/5/14/chartex" xmlns:mc="http://schemas.openxmlformats.org/markup-compatibility/2006" xmlns:aink="http://schemas.microsoft.com/office/drawing/2016/ink" xmlns:am3d="http://schemas.microsoft.com/office/drawing/2017/model3d" xmlns:o="urn:schemas-microsoft-com:office:office" xmlns:oel="http://schemas.microsoft.com/office/2019/extlst" xmlns:r="http://schemas.openxmlformats.org/officeDocument/2006/relationships" xmlns:m="http://schemas.openxmlformats.org/officeDocument/2006/math" xmlns:v="urn:schemas-microsoft-com:vml" xmlns:wp14="http://schemas.microsoft.com/office/word/2010/wordprocessingDrawing" xmlns:wp="http://schemas.openxmlformats.org/drawingml/2006/wordprocessingDrawing" xmlns:w10="urn:schemas-microsoft-com:office:word" xmlns:w="http://schemas.openxmlformats.org/wordprocessingml/2006/main" xmlns:w14="http://schemas.microsoft.com/office/word/2010/wordml" xmlns:w15="http://schemas.microsoft.com/office/word/2012/wordml" xmlns:w16cex="http://schemas.microsoft.com/office/word/2018/wordml/cex" xmlns:w16cid="http://schemas.microsoft.com/office/word/2016/wordml/cid" xmlns:w16="http://schemas.microsoft.com/office/word/2018/wordml" xmlns:w16du="http://schemas.microsoft.com/office/word/2023/wordml/word16du" xmlns:w16sdtdh="http://schemas.microsoft.com/office/word/2020/wordml/sdtdatahash" xmlns:w16sdtfl="http://schemas.microsoft.com/office/word/2024/wordml/sdtformatlock" xmlns:w16se="http://schemas.microsoft.com/office/word/2015/wordml/symex" xmlns:wpg="http://schemas.microsoft.com/office/word/2010/wordprocessingGroup" xmlns:wpi="http://schemas.microsoft.com/office/word/2010/wordprocessingInk" xmlns:wne="http://schemas.microsoft.com/office/word/2006/wordml" xmlns:wps="http://schemas.microsoft.com/office/word/2010/wordprocessingShape" mc:Ignorable="w14 w15 w16se w16cid w16 w16cex w16sdtdh w16sdtfl w16du wp14">
+<w:numbering xmlns:wpc="http://schemas.microsoft.com/office/word/2010/wordprocessingCanvas" xmlns:cx="http://schemas.microsoft.com/office/drawing/2014/chartex" xmlns:cx1="http://schemas.microsoft.com/office/drawing/2015/9/8/chartex" xmlns:cx2="http://schemas.microsoft.com/office/drawing/2015/10/21/chartex" xmlns:cx3="http://schemas.microsoft.com/office/drawing/2016/5/9/chartex" xmlns:cx4="http://schemas.microsoft.com/office/drawing/2016/5/10/chartex" xmlns:cx5="http://schemas.microsoft.com/office/drawing/2016/5/11/chartex" xmlns:cx6="http://schemas.microsoft.com/office/drawing/2016/5/12/chartex" xmlns:cx7="http://schemas.microsoft.com/office/drawing/2016/5/13/chartex" xmlns:cx8="http://schemas.microsoft.com/office/drawing/2016/5/14/chartex" xmlns:mc="http://schemas.openxmlformats.org/markup-compatibility/2006" xmlns:aink="http://schemas.microsoft.com/office/drawing/2016/ink" xmlns:am3d="http://schemas.microsoft.com/office/drawing/2017/model3d" xmlns:o="urn:schemas-microsoft-com:office:office" xmlns:oel="http://schemas.microsoft.com/office/2019/extlst" xmlns:r="http://schemas.openxmlformats.org/officeDocument/2006/relationships" xmlns:m="http://schemas.openxmlformats.org/officeDocument/2006/math" xmlns:v="urn:schemas-microsoft-com:vml" xmlns:wp14="http://schemas.microsoft.com/office/word/2010/wordprocessingDrawing" xmlns:wp="http://schemas.openxmlformats.org/drawingml/2006/wordprocessingDrawing" xmlns:w10="urn:schemas-microsoft-com:office:word" xmlns:w="http://schemas.openxmlformats.org/wordprocessingml/2006/main" xmlns:w14="http://schemas.microsoft.com/office/word/2010/wordml" xmlns:w15="http://schemas.microsoft.com/office/word/2012/wordml" xmlns:w16cei="http://schemas.microsoft.com/office/word/2026/wordml/cei" xmlns:w16cex="http://schemas.microsoft.com/office/word/2018/wordml/cex" xmlns:w16cid="http://schemas.microsoft.com/office/word/2016/wordml/cid" xmlns:w16="http://schemas.microsoft.com/office/word/2018/wordml" xmlns:w16du="http://schemas.microsoft.com/office/word/2023/wordml/word16du" xmlns:w16sdtdh="http://schemas.microsoft.com/office/word/2020/wordml/sdtdatahash" xmlns:w16sdtfl="http://schemas.microsoft.com/office/word/2024/wordml/sdtformatlock" xmlns:w16se="http://schemas.microsoft.com/office/word/2015/wordml/symex" xmlns:wpg="http://schemas.microsoft.com/office/word/2010/wordprocessingGroup" xmlns:wpi="http://schemas.microsoft.com/office/word/2010/wordprocessingInk" xmlns:wne="http://schemas.microsoft.com/office/word/2006/wordml" xmlns:wps="http://schemas.microsoft.com/office/word/2010/wordprocessingShape" mc:Ignorable="w14 w15 w16se w16cid w16 w16cex w16sdtdh w16sdtfl w16du wp14">
   <w:abstractNum w:abstractNumId="0" w15:restartNumberingAfterBreak="0">
     <w:nsid w:val="0264747E"/>
     <w:multiLevelType w:val="multilevel"/>
@@ -19102,6 +22621,155 @@
     </w:lvl>
   </w:abstractNum>
   <w:abstractNum w:abstractNumId="4" w15:restartNumberingAfterBreak="0">
+    <w:nsid w:val="183550BD"/>
+    <w:multiLevelType w:val="multilevel"/>
+    <w:tmpl w:val="6978B062"/>
+    <w:lvl w:ilvl="0">
+      <w:start w:val="1"/>
+      <w:numFmt w:val="bullet"/>
+      <w:lvlText w:val=""/>
+      <w:lvlJc w:val="left"/>
+      <w:pPr>
+        <w:tabs>
+          <w:tab w:val="num" w:pos="720"/>
+        </w:tabs>
+        <w:ind w:left="720" w:hanging="360"/>
+      </w:pPr>
+      <w:rPr>
+        <w:rFonts w:ascii="Symbol" w:hAnsi="Symbol" w:hint="default"/>
+        <w:sz w:val="20"/>
+      </w:rPr>
+    </w:lvl>
+    <w:lvl w:ilvl="1" w:tentative="1">
+      <w:start w:val="1"/>
+      <w:numFmt w:val="bullet"/>
+      <w:lvlText w:val="o"/>
+      <w:lvlJc w:val="left"/>
+      <w:pPr>
+        <w:tabs>
+          <w:tab w:val="num" w:pos="1440"/>
+        </w:tabs>
+        <w:ind w:left="1440" w:hanging="360"/>
+      </w:pPr>
+      <w:rPr>
+        <w:rFonts w:ascii="Courier New" w:hAnsi="Courier New" w:hint="default"/>
+        <w:sz w:val="20"/>
+      </w:rPr>
+    </w:lvl>
+    <w:lvl w:ilvl="2" w:tentative="1">
+      <w:start w:val="1"/>
+      <w:numFmt w:val="bullet"/>
+      <w:lvlText w:val=""/>
+      <w:lvlJc w:val="left"/>
+      <w:pPr>
+        <w:tabs>
+          <w:tab w:val="num" w:pos="2160"/>
+        </w:tabs>
+        <w:ind w:left="2160" w:hanging="360"/>
+      </w:pPr>
+      <w:rPr>
+        <w:rFonts w:ascii="Wingdings" w:hAnsi="Wingdings" w:hint="default"/>
+        <w:sz w:val="20"/>
+      </w:rPr>
+    </w:lvl>
+    <w:lvl w:ilvl="3" w:tentative="1">
+      <w:start w:val="1"/>
+      <w:numFmt w:val="bullet"/>
+      <w:lvlText w:val=""/>
+      <w:lvlJc w:val="left"/>
+      <w:pPr>
+        <w:tabs>
+          <w:tab w:val="num" w:pos="2880"/>
+        </w:tabs>
+        <w:ind w:left="2880" w:hanging="360"/>
+      </w:pPr>
+      <w:rPr>
+        <w:rFonts w:ascii="Wingdings" w:hAnsi="Wingdings" w:hint="default"/>
+        <w:sz w:val="20"/>
+      </w:rPr>
+    </w:lvl>
+    <w:lvl w:ilvl="4" w:tentative="1">
+      <w:start w:val="1"/>
+      <w:numFmt w:val="bullet"/>
+      <w:lvlText w:val=""/>
+      <w:lvlJc w:val="left"/>
+      <w:pPr>
+        <w:tabs>
+          <w:tab w:val="num" w:pos="3600"/>
+        </w:tabs>
+        <w:ind w:left="3600" w:hanging="360"/>
+      </w:pPr>
+      <w:rPr>
+        <w:rFonts w:ascii="Wingdings" w:hAnsi="Wingdings" w:hint="default"/>
+        <w:sz w:val="20"/>
+      </w:rPr>
+    </w:lvl>
+    <w:lvl w:ilvl="5" w:tentative="1">
+      <w:start w:val="1"/>
+      <w:numFmt w:val="bullet"/>
+      <w:lvlText w:val=""/>
+      <w:lvlJc w:val="left"/>
+      <w:pPr>
+        <w:tabs>
+          <w:tab w:val="num" w:pos="4320"/>
+        </w:tabs>
+        <w:ind w:left="4320" w:hanging="360"/>
+      </w:pPr>
+      <w:rPr>
+        <w:rFonts w:ascii="Wingdings" w:hAnsi="Wingdings" w:hint="default"/>
+        <w:sz w:val="20"/>
+      </w:rPr>
+    </w:lvl>
+    <w:lvl w:ilvl="6" w:tentative="1">
+      <w:start w:val="1"/>
+      <w:numFmt w:val="bullet"/>
+      <w:lvlText w:val=""/>
+      <w:lvlJc w:val="left"/>
+      <w:pPr>
+        <w:tabs>
+          <w:tab w:val="num" w:pos="5040"/>
+        </w:tabs>
+        <w:ind w:left="5040" w:hanging="360"/>
+      </w:pPr>
+      <w:rPr>
+        <w:rFonts w:ascii="Wingdings" w:hAnsi="Wingdings" w:hint="default"/>
+        <w:sz w:val="20"/>
+      </w:rPr>
+    </w:lvl>
+    <w:lvl w:ilvl="7" w:tentative="1">
+      <w:start w:val="1"/>
+      <w:numFmt w:val="bullet"/>
+      <w:lvlText w:val=""/>
+      <w:lvlJc w:val="left"/>
+      <w:pPr>
+        <w:tabs>
+          <w:tab w:val="num" w:pos="5760"/>
+        </w:tabs>
+        <w:ind w:left="5760" w:hanging="360"/>
+      </w:pPr>
+      <w:rPr>
+        <w:rFonts w:ascii="Wingdings" w:hAnsi="Wingdings" w:hint="default"/>
+        <w:sz w:val="20"/>
+      </w:rPr>
+    </w:lvl>
+    <w:lvl w:ilvl="8" w:tentative="1">
+      <w:start w:val="1"/>
+      <w:numFmt w:val="bullet"/>
+      <w:lvlText w:val=""/>
+      <w:lvlJc w:val="left"/>
+      <w:pPr>
+        <w:tabs>
+          <w:tab w:val="num" w:pos="6480"/>
+        </w:tabs>
+        <w:ind w:left="6480" w:hanging="360"/>
+      </w:pPr>
+      <w:rPr>
+        <w:rFonts w:ascii="Wingdings" w:hAnsi="Wingdings" w:hint="default"/>
+        <w:sz w:val="20"/>
+      </w:rPr>
+    </w:lvl>
+  </w:abstractNum>
+  <w:abstractNum w:abstractNumId="5" w15:restartNumberingAfterBreak="0">
     <w:nsid w:val="1B96004F"/>
     <w:multiLevelType w:val="multilevel"/>
     <w:tmpl w:val="01D23FA2"/>
@@ -19214,7 +22882,7 @@
       </w:pPr>
     </w:lvl>
   </w:abstractNum>
-  <w:abstractNum w:abstractNumId="5" w15:restartNumberingAfterBreak="0">
+  <w:abstractNum w:abstractNumId="6" w15:restartNumberingAfterBreak="0">
     <w:nsid w:val="21654557"/>
     <w:multiLevelType w:val="multilevel"/>
     <w:tmpl w:val="D12400C4"/>
@@ -19363,7 +23031,120 @@
       </w:rPr>
     </w:lvl>
   </w:abstractNum>
-  <w:abstractNum w:abstractNumId="6" w15:restartNumberingAfterBreak="0">
+  <w:abstractNum w:abstractNumId="7" w15:restartNumberingAfterBreak="0">
+    <w:nsid w:val="21852210"/>
+    <w:multiLevelType w:val="multilevel"/>
+    <w:tmpl w:val="04C691B2"/>
+    <w:lvl w:ilvl="0">
+      <w:start w:val="5"/>
+      <w:numFmt w:val="decimal"/>
+      <w:lvlText w:val="%1."/>
+      <w:lvlJc w:val="left"/>
+      <w:pPr>
+        <w:tabs>
+          <w:tab w:val="num" w:pos="720"/>
+        </w:tabs>
+        <w:ind w:left="720" w:hanging="360"/>
+      </w:pPr>
+    </w:lvl>
+    <w:lvl w:ilvl="1" w:tentative="1">
+      <w:start w:val="1"/>
+      <w:numFmt w:val="decimal"/>
+      <w:lvlText w:val="%2."/>
+      <w:lvlJc w:val="left"/>
+      <w:pPr>
+        <w:tabs>
+          <w:tab w:val="num" w:pos="1440"/>
+        </w:tabs>
+        <w:ind w:left="1440" w:hanging="360"/>
+      </w:pPr>
+    </w:lvl>
+    <w:lvl w:ilvl="2" w:tentative="1">
+      <w:start w:val="1"/>
+      <w:numFmt w:val="decimal"/>
+      <w:lvlText w:val="%3."/>
+      <w:lvlJc w:val="left"/>
+      <w:pPr>
+        <w:tabs>
+          <w:tab w:val="num" w:pos="2160"/>
+        </w:tabs>
+        <w:ind w:left="2160" w:hanging="360"/>
+      </w:pPr>
+    </w:lvl>
+    <w:lvl w:ilvl="3" w:tentative="1">
+      <w:start w:val="1"/>
+      <w:numFmt w:val="decimal"/>
+      <w:lvlText w:val="%4."/>
+      <w:lvlJc w:val="left"/>
+      <w:pPr>
+        <w:tabs>
+          <w:tab w:val="num" w:pos="2880"/>
+        </w:tabs>
+        <w:ind w:left="2880" w:hanging="360"/>
+      </w:pPr>
+    </w:lvl>
+    <w:lvl w:ilvl="4" w:tentative="1">
+      <w:start w:val="1"/>
+      <w:numFmt w:val="decimal"/>
+      <w:lvlText w:val="%5."/>
+      <w:lvlJc w:val="left"/>
+      <w:pPr>
+        <w:tabs>
+          <w:tab w:val="num" w:pos="3600"/>
+        </w:tabs>
+        <w:ind w:left="3600" w:hanging="360"/>
+      </w:pPr>
+    </w:lvl>
+    <w:lvl w:ilvl="5" w:tentative="1">
+      <w:start w:val="1"/>
+      <w:numFmt w:val="decimal"/>
+      <w:lvlText w:val="%6."/>
+      <w:lvlJc w:val="left"/>
+      <w:pPr>
+        <w:tabs>
+          <w:tab w:val="num" w:pos="4320"/>
+        </w:tabs>
+        <w:ind w:left="4320" w:hanging="360"/>
+      </w:pPr>
+    </w:lvl>
+    <w:lvl w:ilvl="6" w:tentative="1">
+      <w:start w:val="1"/>
+      <w:numFmt w:val="decimal"/>
+      <w:lvlText w:val="%7."/>
+      <w:lvlJc w:val="left"/>
+      <w:pPr>
+        <w:tabs>
+          <w:tab w:val="num" w:pos="5040"/>
+        </w:tabs>
+        <w:ind w:left="5040" w:hanging="360"/>
+      </w:pPr>
+    </w:lvl>
+    <w:lvl w:ilvl="7" w:tentative="1">
+      <w:start w:val="1"/>
+      <w:numFmt w:val="decimal"/>
+      <w:lvlText w:val="%8."/>
+      <w:lvlJc w:val="left"/>
+      <w:pPr>
+        <w:tabs>
+          <w:tab w:val="num" w:pos="5760"/>
+        </w:tabs>
+        <w:ind w:left="5760" w:hanging="360"/>
+      </w:pPr>
+    </w:lvl>
+    <w:lvl w:ilvl="8" w:tentative="1">
+      <w:start w:val="1"/>
+      <w:numFmt w:val="decimal"/>
+      <w:lvlText w:val="%9."/>
+      <w:lvlJc w:val="left"/>
+      <w:pPr>
+        <w:tabs>
+          <w:tab w:val="num" w:pos="6480"/>
+        </w:tabs>
+        <w:ind w:left="6480" w:hanging="360"/>
+      </w:pPr>
+    </w:lvl>
+  </w:abstractNum>
+  <w:abstractNum w:abstractNumId="8" w15:restartNumberingAfterBreak="0">
     <w:nsid w:val="223C1C84"/>
     <w:multiLevelType w:val="multilevel"/>
     <w:tmpl w:val="6804C7F4"/>
@@ -19476,7 +23257,7 @@
       </w:pPr>
     </w:lvl>
   </w:abstractNum>
-  <w:abstractNum w:abstractNumId="7" w15:restartNumberingAfterBreak="0">
+  <w:abstractNum w:abstractNumId="9" w15:restartNumberingAfterBreak="0">
     <w:nsid w:val="24BC01EB"/>
     <w:multiLevelType w:val="multilevel"/>
     <w:tmpl w:val="A240E066"/>
@@ -19589,7 +23370,7 @@
       </w:pPr>
     </w:lvl>
   </w:abstractNum>
-  <w:abstractNum w:abstractNumId="8" w15:restartNumberingAfterBreak="0">
+  <w:abstractNum w:abstractNumId="10" w15:restartNumberingAfterBreak="0">
     <w:nsid w:val="26717A84"/>
     <w:multiLevelType w:val="multilevel"/>
     <w:tmpl w:val="DDF494E6"/>
@@ -19702,7 +23483,7 @@
       </w:pPr>
     </w:lvl>
   </w:abstractNum>
-  <w:abstractNum w:abstractNumId="9" w15:restartNumberingAfterBreak="0">
+  <w:abstractNum w:abstractNumId="11" w15:restartNumberingAfterBreak="0">
     <w:nsid w:val="2AEC5B4F"/>
     <w:multiLevelType w:val="multilevel"/>
     <w:tmpl w:val="8174DC9A"/>
@@ -19851,7 +23632,7 @@
       </w:rPr>
     </w:lvl>
   </w:abstractNum>
-  <w:abstractNum w:abstractNumId="10" w15:restartNumberingAfterBreak="0">
+  <w:abstractNum w:abstractNumId="12" w15:restartNumberingAfterBreak="0">
     <w:nsid w:val="2E1929BA"/>
     <w:multiLevelType w:val="multilevel"/>
     <w:tmpl w:val="E348CA2A"/>
@@ -19964,7 +23745,7 @@
       </w:pPr>
     </w:lvl>
   </w:abstractNum>
-  <w:abstractNum w:abstractNumId="11" w15:restartNumberingAfterBreak="0">
+  <w:abstractNum w:abstractNumId="13" w15:restartNumberingAfterBreak="0">
     <w:nsid w:val="2E4D707D"/>
     <w:multiLevelType w:val="multilevel"/>
     <w:tmpl w:val="6C3EE2EC"/>
@@ -20113,7 +23894,7 @@
       </w:rPr>
     </w:lvl>
   </w:abstractNum>
-  <w:abstractNum w:abstractNumId="12" w15:restartNumberingAfterBreak="0">
+  <w:abstractNum w:abstractNumId="14" w15:restartNumberingAfterBreak="0">
     <w:nsid w:val="30C40687"/>
     <w:multiLevelType w:val="multilevel"/>
     <w:tmpl w:val="56B27E2C"/>
@@ -20230,7 +24011,7 @@
       </w:pPr>
     </w:lvl>
   </w:abstractNum>
-  <w:abstractNum w:abstractNumId="13" w15:restartNumberingAfterBreak="0">
+  <w:abstractNum w:abstractNumId="15" w15:restartNumberingAfterBreak="0">
     <w:nsid w:val="325E0CD4"/>
     <w:multiLevelType w:val="multilevel"/>
     <w:tmpl w:val="9FAE4238"/>
@@ -20343,7 +24124,120 @@
       </w:pPr>
     </w:lvl>
   </w:abstractNum>
-  <w:abstractNum w:abstractNumId="14" w15:restartNumberingAfterBreak="0">
+  <w:abstractNum w:abstractNumId="16" w15:restartNumberingAfterBreak="0">
+    <w:nsid w:val="34DF0C8A"/>
+    <w:multiLevelType w:val="multilevel"/>
+    <w:tmpl w:val="5F686C06"/>
+    <w:lvl w:ilvl="0">
+      <w:start w:val="3"/>
+      <w:numFmt w:val="decimal"/>
+      <w:lvlText w:val="%1."/>
+      <w:lvlJc w:val="left"/>
+      <w:pPr>
+        <w:tabs>
+          <w:tab w:val="num" w:pos="720"/>
+        </w:tabs>
+        <w:ind w:left="720" w:hanging="360"/>
+      </w:pPr>
+    </w:lvl>
+    <w:lvl w:ilvl="1" w:tentative="1">
+      <w:start w:val="1"/>
+      <w:numFmt w:val="decimal"/>
+      <w:lvlText w:val="%2."/>
+      <w:lvlJc w:val="left"/>
+      <w:pPr>
+        <w:tabs>
+          <w:tab w:val="num" w:pos="1440"/>
+        </w:tabs>
+        <w:ind w:left="1440" w:hanging="360"/>
+      </w:pPr>
+    </w:lvl>
+    <w:lvl w:ilvl="2" w:tentative="1">
+      <w:start w:val="1"/>
+      <w:numFmt w:val="decimal"/>
+      <w:lvlText w:val="%3."/>
+      <w:lvlJc w:val="left"/>
+      <w:pPr>
+        <w:tabs>
+          <w:tab w:val="num" w:pos="2160"/>
+        </w:tabs>
+        <w:ind w:left="2160" w:hanging="360"/>
+      </w:pPr>
+    </w:lvl>
+    <w:lvl w:ilvl="3" w:tentative="1">
+      <w:start w:val="1"/>
+      <w:numFmt w:val="decimal"/>
+      <w:lvlText w:val="%4."/>
+      <w:lvlJc w:val="left"/>
+      <w:pPr>
+        <w:tabs>
+          <w:tab w:val="num" w:pos="2880"/>
+        </w:tabs>
+        <w:ind w:left="2880" w:hanging="360"/>
+      </w:pPr>
+    </w:lvl>
+    <w:lvl w:ilvl="4" w:tentative="1">
+      <w:start w:val="1"/>
+      <w:numFmt w:val="decimal"/>
+      <w:lvlText w:val="%5."/>
+      <w:lvlJc w:val="left"/>
+      <w:pPr>
+        <w:tabs>
+          <w:tab w:val="num" w:pos="3600"/>
+        </w:tabs>
+        <w:ind w:left="3600" w:hanging="360"/>
+      </w:pPr>
+    </w:lvl>
+    <w:lvl w:ilvl="5" w:tentative="1">
+      <w:start w:val="1"/>
+      <w:numFmt w:val="decimal"/>
+      <w:lvlText w:val="%6."/>
+      <w:lvlJc w:val="left"/>
+      <w:pPr>
+        <w:tabs>
+          <w:tab w:val="num" w:pos="4320"/>
+        </w:tabs>
+        <w:ind w:left="4320" w:hanging="360"/>
+      </w:pPr>
+    </w:lvl>
+    <w:lvl w:ilvl="6" w:tentative="1">
+      <w:start w:val="1"/>
+      <w:numFmt w:val="decimal"/>
+      <w:lvlText w:val="%7."/>
+      <w:lvlJc w:val="left"/>
+      <w:pPr>
+        <w:tabs>
+          <w:tab w:val="num" w:pos="5040"/>
+        </w:tabs>
+        <w:ind w:left="5040" w:hanging="360"/>
+      </w:pPr>
+    </w:lvl>
+    <w:lvl w:ilvl="7" w:tentative="1">
+      <w:start w:val="1"/>
+      <w:numFmt w:val="decimal"/>
+      <w:lvlText w:val="%8."/>
+      <w:lvlJc w:val="left"/>
+      <w:pPr>
+        <w:tabs>
+          <w:tab w:val="num" w:pos="5760"/>
+        </w:tabs>
+        <w:ind w:left="5760" w:hanging="360"/>
+      </w:pPr>
+    </w:lvl>
+    <w:lvl w:ilvl="8" w:tentative="1">
+      <w:start w:val="1"/>
+      <w:numFmt w:val="decimal"/>
+      <w:lvlText w:val="%9."/>
+      <w:lvlJc w:val="left"/>
+      <w:pPr>
+        <w:tabs>
+          <w:tab w:val="num" w:pos="6480"/>
+        </w:tabs>
+        <w:ind w:left="6480" w:hanging="360"/>
+      </w:pPr>
+    </w:lvl>
+  </w:abstractNum>
+  <w:abstractNum w:abstractNumId="17" w15:restartNumberingAfterBreak="0">
     <w:nsid w:val="3C5F48D4"/>
     <w:multiLevelType w:val="multilevel"/>
     <w:tmpl w:val="4420D816"/>
@@ -20456,7 +24350,120 @@
       </w:pPr>
     </w:lvl>
   </w:abstractNum>
-  <w:abstractNum w:abstractNumId="15" w15:restartNumberingAfterBreak="0">
+  <w:abstractNum w:abstractNumId="18" w15:restartNumberingAfterBreak="0">
+    <w:nsid w:val="40147520"/>
+    <w:multiLevelType w:val="multilevel"/>
+    <w:tmpl w:val="40AC8DBA"/>
+    <w:lvl w:ilvl="0">
+      <w:start w:val="1"/>
+      <w:numFmt w:val="decimal"/>
+      <w:lvlText w:val="%1."/>
+      <w:lvlJc w:val="left"/>
+      <w:pPr>
+        <w:tabs>
+          <w:tab w:val="num" w:pos="720"/>
+        </w:tabs>
+        <w:ind w:left="720" w:hanging="360"/>
+      </w:pPr>
+    </w:lvl>
+    <w:lvl w:ilvl="1" w:tentative="1">
+      <w:start w:val="1"/>
+      <w:numFmt w:val="decimal"/>
+      <w:lvlText w:val="%2."/>
+      <w:lvlJc w:val="left"/>
+      <w:pPr>
+        <w:tabs>
+          <w:tab w:val="num" w:pos="1440"/>
+        </w:tabs>
+        <w:ind w:left="1440" w:hanging="360"/>
+      </w:pPr>
+    </w:lvl>
+    <w:lvl w:ilvl="2" w:tentative="1">
+      <w:start w:val="1"/>
+      <w:numFmt w:val="decimal"/>
+      <w:lvlText w:val="%3."/>
+      <w:lvlJc w:val="left"/>
+      <w:pPr>
+        <w:tabs>
+          <w:tab w:val="num" w:pos="2160"/>
+        </w:tabs>
+        <w:ind w:left="2160" w:hanging="360"/>
+      </w:pPr>
+    </w:lvl>
+    <w:lvl w:ilvl="3" w:tentative="1">
+      <w:start w:val="1"/>
+      <w:numFmt w:val="decimal"/>
+      <w:lvlText w:val="%4."/>
+      <w:lvlJc w:val="left"/>
+      <w:pPr>
+        <w:tabs>
+          <w:tab w:val="num" w:pos="2880"/>
+        </w:tabs>
+        <w:ind w:left="2880" w:hanging="360"/>
+      </w:pPr>
+    </w:lvl>
+    <w:lvl w:ilvl="4" w:tentative="1">
+      <w:start w:val="1"/>
+      <w:numFmt w:val="decimal"/>
+      <w:lvlText w:val="%5."/>
+      <w:lvlJc w:val="left"/>
+      <w:pPr>
+        <w:tabs>
+          <w:tab w:val="num" w:pos="3600"/>
+        </w:tabs>
+        <w:ind w:left="3600" w:hanging="360"/>
+      </w:pPr>
+    </w:lvl>
+    <w:lvl w:ilvl="5" w:tentative="1">
+      <w:start w:val="1"/>
+      <w:numFmt w:val="decimal"/>
+      <w:lvlText w:val="%6."/>
+      <w:lvlJc w:val="left"/>
+      <w:pPr>
+        <w:tabs>
+          <w:tab w:val="num" w:pos="4320"/>
+        </w:tabs>
+        <w:ind w:left="4320" w:hanging="360"/>
+      </w:pPr>
+    </w:lvl>
+    <w:lvl w:ilvl="6" w:tentative="1">
+      <w:start w:val="1"/>
+      <w:numFmt w:val="decimal"/>
+      <w:lvlText w:val="%7."/>
+      <w:lvlJc w:val="left"/>
+      <w:pPr>
+        <w:tabs>
+          <w:tab w:val="num" w:pos="5040"/>
+        </w:tabs>
+        <w:ind w:left="5040" w:hanging="360"/>
+      </w:pPr>
+    </w:lvl>
+    <w:lvl w:ilvl="7" w:tentative="1">
+      <w:start w:val="1"/>
+      <w:numFmt w:val="decimal"/>
+      <w:lvlText w:val="%8."/>
+      <w:lvlJc w:val="left"/>
+      <w:pPr>
+        <w:tabs>
+          <w:tab w:val="num" w:pos="5760"/>
+        </w:tabs>
+        <w:ind w:left="5760" w:hanging="360"/>
+      </w:pPr>
+    </w:lvl>
+    <w:lvl w:ilvl="8" w:tentative="1">
+      <w:start w:val="1"/>
+      <w:numFmt w:val="decimal"/>
+      <w:lvlText w:val="%9."/>
+      <w:lvlJc w:val="left"/>
+      <w:pPr>
+        <w:tabs>
+          <w:tab w:val="num" w:pos="6480"/>
+        </w:tabs>
+        <w:ind w:left="6480" w:hanging="360"/>
+      </w:pPr>
+    </w:lvl>
+  </w:abstractNum>
+  <w:abstractNum w:abstractNumId="19" w15:restartNumberingAfterBreak="0">
     <w:nsid w:val="409F50EB"/>
     <w:multiLevelType w:val="multilevel"/>
     <w:tmpl w:val="3B5EED9A"/>
@@ -20569,7 +24576,7 @@
       </w:pPr>
     </w:lvl>
   </w:abstractNum>
-  <w:abstractNum w:abstractNumId="16" w15:restartNumberingAfterBreak="0">
+  <w:abstractNum w:abstractNumId="20" w15:restartNumberingAfterBreak="0">
     <w:nsid w:val="442A2F32"/>
     <w:multiLevelType w:val="multilevel"/>
     <w:tmpl w:val="A8C4D96C"/>
@@ -20718,7 +24725,7 @@
       </w:rPr>
     </w:lvl>
   </w:abstractNum>
-  <w:abstractNum w:abstractNumId="17" w15:restartNumberingAfterBreak="0">
+  <w:abstractNum w:abstractNumId="21" w15:restartNumberingAfterBreak="0">
     <w:nsid w:val="45F0383B"/>
     <w:multiLevelType w:val="multilevel"/>
     <w:tmpl w:val="E2D83D6C"/>
@@ -20831,7 +24838,7 @@
       </w:pPr>
     </w:lvl>
   </w:abstractNum>
-  <w:abstractNum w:abstractNumId="18" w15:restartNumberingAfterBreak="0">
+  <w:abstractNum w:abstractNumId="22" w15:restartNumberingAfterBreak="0">
     <w:nsid w:val="48CA4330"/>
     <w:multiLevelType w:val="multilevel"/>
     <w:tmpl w:val="7D78E2EA"/>
@@ -20980,7 +24987,7 @@
       </w:rPr>
     </w:lvl>
   </w:abstractNum>
-  <w:abstractNum w:abstractNumId="19" w15:restartNumberingAfterBreak="0">
+  <w:abstractNum w:abstractNumId="23" w15:restartNumberingAfterBreak="0">
     <w:nsid w:val="4AA1384F"/>
     <w:multiLevelType w:val="hybridMultilevel"/>
     <w:tmpl w:val="19F07A54"/>
@@ -21092,7 +25099,7 @@
       </w:rPr>
     </w:lvl>
   </w:abstractNum>
-  <w:abstractNum w:abstractNumId="20" w15:restartNumberingAfterBreak="0">
+  <w:abstractNum w:abstractNumId="24" w15:restartNumberingAfterBreak="0">
     <w:nsid w:val="4EDD47EE"/>
     <w:multiLevelType w:val="multilevel"/>
     <w:tmpl w:val="6A165A54"/>
@@ -21241,7 +25248,7 @@
       </w:rPr>
     </w:lvl>
   </w:abstractNum>
-  <w:abstractNum w:abstractNumId="21" w15:restartNumberingAfterBreak="0">
+  <w:abstractNum w:abstractNumId="25" w15:restartNumberingAfterBreak="0">
     <w:nsid w:val="53B03E51"/>
     <w:multiLevelType w:val="multilevel"/>
     <w:tmpl w:val="CFB4CA4C"/>
@@ -21390,7 +25397,7 @@
       </w:rPr>
     </w:lvl>
   </w:abstractNum>
-  <w:abstractNum w:abstractNumId="22" w15:restartNumberingAfterBreak="0">
+  <w:abstractNum w:abstractNumId="26" w15:restartNumberingAfterBreak="0">
     <w:nsid w:val="547C4E7C"/>
     <w:multiLevelType w:val="multilevel"/>
     <w:tmpl w:val="418E4F8E"/>
@@ -21503,7 +25510,7 @@
       </w:pPr>
     </w:lvl>
   </w:abstractNum>
-  <w:abstractNum w:abstractNumId="23" w15:restartNumberingAfterBreak="0">
+  <w:abstractNum w:abstractNumId="27" w15:restartNumberingAfterBreak="0">
     <w:nsid w:val="5C6961C7"/>
     <w:multiLevelType w:val="multilevel"/>
     <w:tmpl w:val="B47ED35A"/>
@@ -21616,7 +25623,7 @@
       </w:pPr>
     </w:lvl>
   </w:abstractNum>
-  <w:abstractNum w:abstractNumId="24" w15:restartNumberingAfterBreak="0">
+  <w:abstractNum w:abstractNumId="28" w15:restartNumberingAfterBreak="0">
     <w:nsid w:val="5D5B39ED"/>
     <w:multiLevelType w:val="multilevel"/>
     <w:tmpl w:val="D3DEA110"/>
@@ -21765,7 +25772,7 @@
       </w:rPr>
     </w:lvl>
   </w:abstractNum>
-  <w:abstractNum w:abstractNumId="25" w15:restartNumberingAfterBreak="0">
+  <w:abstractNum w:abstractNumId="29" w15:restartNumberingAfterBreak="0">
     <w:nsid w:val="5E1508D5"/>
     <w:multiLevelType w:val="multilevel"/>
     <w:tmpl w:val="094CE73C"/>
@@ -21878,7 +25885,7 @@
       </w:pPr>
     </w:lvl>
   </w:abstractNum>
-  <w:abstractNum w:abstractNumId="26" w15:restartNumberingAfterBreak="0">
+  <w:abstractNum w:abstractNumId="30" w15:restartNumberingAfterBreak="0">
     <w:nsid w:val="5E716A6A"/>
     <w:multiLevelType w:val="multilevel"/>
     <w:tmpl w:val="44747422"/>
@@ -21991,7 +25998,7 @@
       </w:pPr>
     </w:lvl>
   </w:abstractNum>
-  <w:abstractNum w:abstractNumId="27" w15:restartNumberingAfterBreak="0">
+  <w:abstractNum w:abstractNumId="31" w15:restartNumberingAfterBreak="0">
     <w:nsid w:val="5F145FEC"/>
     <w:multiLevelType w:val="multilevel"/>
     <w:tmpl w:val="6916F2E4"/>
@@ -22104,7 +26111,7 @@
       </w:pPr>
     </w:lvl>
   </w:abstractNum>
-  <w:abstractNum w:abstractNumId="28" w15:restartNumberingAfterBreak="0">
+  <w:abstractNum w:abstractNumId="32" w15:restartNumberingAfterBreak="0">
     <w:nsid w:val="638C4BF1"/>
     <w:multiLevelType w:val="multilevel"/>
     <w:tmpl w:val="2FD6B106"/>
@@ -22253,7 +26260,495 @@
       </w:rPr>
     </w:lvl>
   </w:abstractNum>
-  <w:abstractNum w:abstractNumId="29" w15:restartNumberingAfterBreak="0">
+  <w:abstractNum w:abstractNumId="33" w15:restartNumberingAfterBreak="0">
+    <w:nsid w:val="65315D8D"/>
+    <w:multiLevelType w:val="multilevel"/>
+    <w:tmpl w:val="7F72DC50"/>
+    <w:lvl w:ilvl="0">
+      <w:start w:val="4"/>
+      <w:numFmt w:val="decimal"/>
+      <w:lvlText w:val="%1."/>
+      <w:lvlJc w:val="left"/>
+      <w:pPr>
+        <w:tabs>
+          <w:tab w:val="num" w:pos="720"/>
+        </w:tabs>
+        <w:ind w:left="720" w:hanging="360"/>
+      </w:pPr>
+    </w:lvl>
+    <w:lvl w:ilvl="1" w:tentative="1">
+      <w:start w:val="1"/>
+      <w:numFmt w:val="decimal"/>
+      <w:lvlText w:val="%2."/>
+      <w:lvlJc w:val="left"/>
+      <w:pPr>
+        <w:tabs>
+          <w:tab w:val="num" w:pos="1440"/>
+        </w:tabs>
+        <w:ind w:left="1440" w:hanging="360"/>
+      </w:pPr>
+    </w:lvl>
+    <w:lvl w:ilvl="2" w:tentative="1">
+      <w:start w:val="1"/>
+      <w:numFmt w:val="decimal"/>
+      <w:lvlText w:val="%3."/>
+      <w:lvlJc w:val="left"/>
+      <w:pPr>
+        <w:tabs>
+          <w:tab w:val="num" w:pos="2160"/>
+        </w:tabs>
+        <w:ind w:left="2160" w:hanging="360"/>
+      </w:pPr>
+    </w:lvl>
+    <w:lvl w:ilvl="3" w:tentative="1">
+      <w:start w:val="1"/>
+      <w:numFmt w:val="decimal"/>
+      <w:lvlText w:val="%4."/>
+      <w:lvlJc w:val="left"/>
+      <w:pPr>
+        <w:tabs>
+          <w:tab w:val="num" w:pos="2880"/>
+        </w:tabs>
+        <w:ind w:left="2880" w:hanging="360"/>
+      </w:pPr>
+    </w:lvl>
+    <w:lvl w:ilvl="4" w:tentative="1">
+      <w:start w:val="1"/>
+      <w:numFmt w:val="decimal"/>
+      <w:lvlText w:val="%5."/>
+      <w:lvlJc w:val="left"/>
+      <w:pPr>
+        <w:tabs>
+          <w:tab w:val="num" w:pos="3600"/>
+        </w:tabs>
+        <w:ind w:left="3600" w:hanging="360"/>
+      </w:pPr>
+    </w:lvl>
+    <w:lvl w:ilvl="5" w:tentative="1">
+      <w:start w:val="1"/>
+      <w:numFmt w:val="decimal"/>
+      <w:lvlText w:val="%6."/>
+      <w:lvlJc w:val="left"/>
+      <w:pPr>
+        <w:tabs>
+          <w:tab w:val="num" w:pos="4320"/>
+        </w:tabs>
+        <w:ind w:left="4320" w:hanging="360"/>
+      </w:pPr>
+    </w:lvl>
+    <w:lvl w:ilvl="6" w:tentative="1">
+      <w:start w:val="1"/>
+      <w:numFmt w:val="decimal"/>
+      <w:lvlText w:val="%7."/>
+      <w:lvlJc w:val="left"/>
+      <w:pPr>
+        <w:tabs>
+          <w:tab w:val="num" w:pos="5040"/>
+        </w:tabs>
+        <w:ind w:left="5040" w:hanging="360"/>
+      </w:pPr>
+    </w:lvl>
+    <w:lvl w:ilvl="7" w:tentative="1">
+      <w:start w:val="1"/>
+      <w:numFmt w:val="decimal"/>
+      <w:lvlText w:val="%8."/>
+      <w:lvlJc w:val="left"/>
+      <w:pPr>
+        <w:tabs>
+          <w:tab w:val="num" w:pos="5760"/>
+        </w:tabs>
+        <w:ind w:left="5760" w:hanging="360"/>
+      </w:pPr>
+    </w:lvl>
+    <w:lvl w:ilvl="8" w:tentative="1">
+      <w:start w:val="1"/>
+      <w:numFmt w:val="decimal"/>
+      <w:lvlText w:val="%9."/>
+      <w:lvlJc w:val="left"/>
+      <w:pPr>
+        <w:tabs>
+          <w:tab w:val="num" w:pos="6480"/>
+        </w:tabs>
+        <w:ind w:left="6480" w:hanging="360"/>
+      </w:pPr>
+    </w:lvl>
+  </w:abstractNum>
+  <w:abstractNum w:abstractNumId="34" w15:restartNumberingAfterBreak="0">
+    <w:nsid w:val="660238AA"/>
+    <w:multiLevelType w:val="multilevel"/>
+    <w:tmpl w:val="327E902E"/>
+    <w:lvl w:ilvl="0">
+      <w:start w:val="2"/>
+      <w:numFmt w:val="decimal"/>
+      <w:lvlText w:val="%1."/>
+      <w:lvlJc w:val="left"/>
+      <w:pPr>
+        <w:tabs>
+          <w:tab w:val="num" w:pos="720"/>
+        </w:tabs>
+        <w:ind w:left="720" w:hanging="360"/>
+      </w:pPr>
+    </w:lvl>
+    <w:lvl w:ilvl="1" w:tentative="1">
+      <w:start w:val="1"/>
+      <w:numFmt w:val="decimal"/>
+      <w:lvlText w:val="%2."/>
+      <w:lvlJc w:val="left"/>
+      <w:pPr>
+        <w:tabs>
+          <w:tab w:val="num" w:pos="1440"/>
+        </w:tabs>
+        <w:ind w:left="1440" w:hanging="360"/>
+      </w:pPr>
+    </w:lvl>
+    <w:lvl w:ilvl="2" w:tentative="1">
+      <w:start w:val="1"/>
+      <w:numFmt w:val="decimal"/>
+      <w:lvlText w:val="%3."/>
+      <w:lvlJc w:val="left"/>
+      <w:pPr>
+        <w:tabs>
+          <w:tab w:val="num" w:pos="2160"/>
+        </w:tabs>
+        <w:ind w:left="2160" w:hanging="360"/>
+      </w:pPr>
+    </w:lvl>
+    <w:lvl w:ilvl="3" w:tentative="1">
+      <w:start w:val="1"/>
+      <w:numFmt w:val="decimal"/>
+      <w:lvlText w:val="%4."/>
+      <w:lvlJc w:val="left"/>
+      <w:pPr>
+        <w:tabs>
+          <w:tab w:val="num" w:pos="2880"/>
+        </w:tabs>
+        <w:ind w:left="2880" w:hanging="360"/>
+      </w:pPr>
+    </w:lvl>
+    <w:lvl w:ilvl="4" w:tentative="1">
+      <w:start w:val="1"/>
+      <w:numFmt w:val="decimal"/>
+      <w:lvlText w:val="%5."/>
+      <w:lvlJc w:val="left"/>
+      <w:pPr>
+        <w:tabs>
+          <w:tab w:val="num" w:pos="3600"/>
+        </w:tabs>
+        <w:ind w:left="3600" w:hanging="360"/>
+      </w:pPr>
+    </w:lvl>
+    <w:lvl w:ilvl="5" w:tentative="1">
+      <w:start w:val="1"/>
+      <w:numFmt w:val="decimal"/>
+      <w:lvlText w:val="%6."/>
+      <w:lvlJc w:val="left"/>
+      <w:pPr>
+        <w:tabs>
+          <w:tab w:val="num" w:pos="4320"/>
+        </w:tabs>
+        <w:ind w:left="4320" w:hanging="360"/>
+      </w:pPr>
+    </w:lvl>
+    <w:lvl w:ilvl="6" w:tentative="1">
+      <w:start w:val="1"/>
+      <w:numFmt w:val="decimal"/>
+      <w:lvlText w:val="%7."/>
+      <w:lvlJc w:val="left"/>
+      <w:pPr>
+        <w:tabs>
+          <w:tab w:val="num" w:pos="5040"/>
+        </w:tabs>
+        <w:ind w:left="5040" w:hanging="360"/>
+      </w:pPr>
+    </w:lvl>
+    <w:lvl w:ilvl="7" w:tentative="1">
+      <w:start w:val="1"/>
+      <w:numFmt w:val="decimal"/>
+      <w:lvlText w:val="%8."/>
+      <w:lvlJc w:val="left"/>
+      <w:pPr>
+        <w:tabs>
+          <w:tab w:val="num" w:pos="5760"/>
+        </w:tabs>
+        <w:ind w:left="5760" w:hanging="360"/>
+      </w:pPr>
+    </w:lvl>
+    <w:lvl w:ilvl="8" w:tentative="1">
+      <w:start w:val="1"/>
+      <w:numFmt w:val="decimal"/>
+      <w:lvlText w:val="%9."/>
+      <w:lvlJc w:val="left"/>
+      <w:pPr>
+        <w:tabs>
+          <w:tab w:val="num" w:pos="6480"/>
+        </w:tabs>
+        <w:ind w:left="6480" w:hanging="360"/>
+      </w:pPr>
+    </w:lvl>
+  </w:abstractNum>
+  <w:abstractNum w:abstractNumId="35" w15:restartNumberingAfterBreak="0">
+    <w:nsid w:val="6AFF0227"/>
+    <w:multiLevelType w:val="multilevel"/>
+    <w:tmpl w:val="9564A5B6"/>
+    <w:lvl w:ilvl="0">
+      <w:start w:val="1"/>
+      <w:numFmt w:val="bullet"/>
+      <w:lvlText w:val=""/>
+      <w:lvlJc w:val="left"/>
+      <w:pPr>
+        <w:tabs>
+          <w:tab w:val="num" w:pos="720"/>
+        </w:tabs>
+        <w:ind w:left="720" w:hanging="360"/>
+      </w:pPr>
+      <w:rPr>
+        <w:rFonts w:ascii="Symbol" w:hAnsi="Symbol" w:hint="default"/>
+        <w:sz w:val="20"/>
+      </w:rPr>
+    </w:lvl>
+    <w:lvl w:ilvl="1" w:tentative="1">
+      <w:start w:val="1"/>
+      <w:numFmt w:val="bullet"/>
+      <w:lvlText w:val="o"/>
+      <w:lvlJc w:val="left"/>
+      <w:pPr>
+        <w:tabs>
+          <w:tab w:val="num" w:pos="1440"/>
+        </w:tabs>
+        <w:ind w:left="1440" w:hanging="360"/>
+      </w:pPr>
+      <w:rPr>
+        <w:rFonts w:ascii="Courier New" w:hAnsi="Courier New" w:hint="default"/>
+        <w:sz w:val="20"/>
+      </w:rPr>
+    </w:lvl>
+    <w:lvl w:ilvl="2" w:tentative="1">
+      <w:start w:val="1"/>
+      <w:numFmt w:val="bullet"/>
+      <w:lvlText w:val=""/>
+      <w:lvlJc w:val="left"/>
+      <w:pPr>
+        <w:tabs>
+          <w:tab w:val="num" w:pos="2160"/>
+        </w:tabs>
+        <w:ind w:left="2160" w:hanging="360"/>
+      </w:pPr>
+      <w:rPr>
+        <w:rFonts w:ascii="Wingdings" w:hAnsi="Wingdings" w:hint="default"/>
+        <w:sz w:val="20"/>
+      </w:rPr>
+    </w:lvl>
+    <w:lvl w:ilvl="3" w:tentative="1">
+      <w:start w:val="1"/>
+      <w:numFmt w:val="bullet"/>
+      <w:lvlText w:val=""/>
+      <w:lvlJc w:val="left"/>
+      <w:pPr>
+        <w:tabs>
+          <w:tab w:val="num" w:pos="2880"/>
+        </w:tabs>
+        <w:ind w:left="2880" w:hanging="360"/>
+      </w:pPr>
+      <w:rPr>
+        <w:rFonts w:ascii="Wingdings" w:hAnsi="Wingdings" w:hint="default"/>
+        <w:sz w:val="20"/>
+      </w:rPr>
+    </w:lvl>
+    <w:lvl w:ilvl="4" w:tentative="1">
+      <w:start w:val="1"/>
+      <w:numFmt w:val="bullet"/>
+      <w:lvlText w:val=""/>
+      <w:lvlJc w:val="left"/>
+      <w:pPr>
+        <w:tabs>
+          <w:tab w:val="num" w:pos="3600"/>
+        </w:tabs>
+        <w:ind w:left="3600" w:hanging="360"/>
+      </w:pPr>
+      <w:rPr>
+        <w:rFonts w:ascii="Wingdings" w:hAnsi="Wingdings" w:hint="default"/>
+        <w:sz w:val="20"/>
+      </w:rPr>
+    </w:lvl>
+    <w:lvl w:ilvl="5" w:tentative="1">
+      <w:start w:val="1"/>
+      <w:numFmt w:val="bullet"/>
+      <w:lvlText w:val=""/>
+      <w:lvlJc w:val="left"/>
+      <w:pPr>
+        <w:tabs>
+          <w:tab w:val="num" w:pos="4320"/>
+        </w:tabs>
+        <w:ind w:left="4320" w:hanging="360"/>
+      </w:pPr>
+      <w:rPr>
+        <w:rFonts w:ascii="Wingdings" w:hAnsi="Wingdings" w:hint="default"/>
+        <w:sz w:val="20"/>
+      </w:rPr>
+    </w:lvl>
+    <w:lvl w:ilvl="6" w:tentative="1">
+      <w:start w:val="1"/>
+      <w:numFmt w:val="bullet"/>
+      <w:lvlText w:val=""/>
+      <w:lvlJc w:val="left"/>
+      <w:pPr>
+        <w:tabs>
+          <w:tab w:val="num" w:pos="5040"/>
+        </w:tabs>
+        <w:ind w:left="5040" w:hanging="360"/>
+      </w:pPr>
+      <w:rPr>
+        <w:rFonts w:ascii="Wingdings" w:hAnsi="Wingdings" w:hint="default"/>
+        <w:sz w:val="20"/>
+      </w:rPr>
+    </w:lvl>
+    <w:lvl w:ilvl="7" w:tentative="1">
+      <w:start w:val="1"/>
+      <w:numFmt w:val="bullet"/>
+      <w:lvlText w:val=""/>
+      <w:lvlJc w:val="left"/>
+      <w:pPr>
+        <w:tabs>
+          <w:tab w:val="num" w:pos="5760"/>
+        </w:tabs>
+        <w:ind w:left="5760" w:hanging="360"/>
+      </w:pPr>
+      <w:rPr>
+        <w:rFonts w:ascii="Wingdings" w:hAnsi="Wingdings" w:hint="default"/>
+        <w:sz w:val="20"/>
+      </w:rPr>
+    </w:lvl>
+    <w:lvl w:ilvl="8" w:tentative="1">
+      <w:start w:val="1"/>
+      <w:numFmt w:val="bullet"/>
+      <w:lvlText w:val=""/>
+      <w:lvlJc w:val="left"/>
+      <w:pPr>
+        <w:tabs>
+          <w:tab w:val="num" w:pos="6480"/>
+        </w:tabs>
+        <w:ind w:left="6480" w:hanging="360"/>
+      </w:pPr>
+      <w:rPr>
+        <w:rFonts w:ascii="Wingdings" w:hAnsi="Wingdings" w:hint="default"/>
+        <w:sz w:val="20"/>
+      </w:rPr>
+    </w:lvl>
+  </w:abstractNum>
+  <w:abstractNum w:abstractNumId="36" w15:restartNumberingAfterBreak="0">
+    <w:nsid w:val="6B4216F9"/>
+    <w:multiLevelType w:val="multilevel"/>
+    <w:tmpl w:val="F26A904E"/>
+    <w:lvl w:ilvl="0">
+      <w:start w:val="2"/>
+      <w:numFmt w:val="decimal"/>
+      <w:lvlText w:val="%1."/>
+      <w:lvlJc w:val="left"/>
+      <w:pPr>
+        <w:tabs>
+          <w:tab w:val="num" w:pos="720"/>
+        </w:tabs>
+        <w:ind w:left="720" w:hanging="360"/>
+      </w:pPr>
+    </w:lvl>
+    <w:lvl w:ilvl="1" w:tentative="1">
+      <w:start w:val="1"/>
+      <w:numFmt w:val="decimal"/>
+      <w:lvlText w:val="%2."/>
+      <w:lvlJc w:val="left"/>
+      <w:pPr>
+        <w:tabs>
+          <w:tab w:val="num" w:pos="1440"/>
+        </w:tabs>
+        <w:ind w:left="1440" w:hanging="360"/>
+      </w:pPr>
+    </w:lvl>
+    <w:lvl w:ilvl="2" w:tentative="1">
+      <w:start w:val="1"/>
+      <w:numFmt w:val="decimal"/>
+      <w:lvlText w:val="%3."/>
+      <w:lvlJc w:val="left"/>
+      <w:pPr>
+        <w:tabs>
+          <w:tab w:val="num" w:pos="2160"/>
+        </w:tabs>
+        <w:ind w:left="2160" w:hanging="360"/>
+      </w:pPr>
+    </w:lvl>
+    <w:lvl w:ilvl="3" w:tentative="1">
+      <w:start w:val="1"/>
+      <w:numFmt w:val="decimal"/>
+      <w:lvlText w:val="%4."/>
+      <w:lvlJc w:val="left"/>
+      <w:pPr>
+        <w:tabs>
+          <w:tab w:val="num" w:pos="2880"/>
+        </w:tabs>
+        <w:ind w:left="2880" w:hanging="360"/>
+      </w:pPr>
+    </w:lvl>
+    <w:lvl w:ilvl="4" w:tentative="1">
+      <w:start w:val="1"/>
+      <w:numFmt w:val="decimal"/>
+      <w:lvlText w:val="%5."/>
+      <w:lvlJc w:val="left"/>
+      <w:pPr>
+        <w:tabs>
+          <w:tab w:val="num" w:pos="3600"/>
+        </w:tabs>
+        <w:ind w:left="3600" w:hanging="360"/>
+      </w:pPr>
+    </w:lvl>
+    <w:lvl w:ilvl="5" w:tentative="1">
+      <w:start w:val="1"/>
+      <w:numFmt w:val="decimal"/>
+      <w:lvlText w:val="%6."/>
+      <w:lvlJc w:val="left"/>
+      <w:pPr>
+        <w:tabs>
+          <w:tab w:val="num" w:pos="4320"/>
+        </w:tabs>
+        <w:ind w:left="4320" w:hanging="360"/>
+      </w:pPr>
+    </w:lvl>
+    <w:lvl w:ilvl="6" w:tentative="1">
+      <w:start w:val="1"/>
+      <w:numFmt w:val="decimal"/>
+      <w:lvlText w:val="%7."/>
+      <w:lvlJc w:val="left"/>
+      <w:pPr>
+        <w:tabs>
+          <w:tab w:val="num" w:pos="5040"/>
+        </w:tabs>
+        <w:ind w:left="5040" w:hanging="360"/>
+      </w:pPr>
+    </w:lvl>
+    <w:lvl w:ilvl="7" w:tentative="1">
+      <w:start w:val="1"/>
+      <w:numFmt w:val="decimal"/>
+      <w:lvlText w:val="%8."/>
+      <w:lvlJc w:val="left"/>
+      <w:pPr>
+        <w:tabs>
+          <w:tab w:val="num" w:pos="5760"/>
+        </w:tabs>
+        <w:ind w:left="5760" w:hanging="360"/>
+      </w:pPr>
+    </w:lvl>
+    <w:lvl w:ilvl="8" w:tentative="1">
+      <w:start w:val="1"/>
+      <w:numFmt w:val="decimal"/>
+      <w:lvlText w:val="%9."/>
+      <w:lvlJc w:val="left"/>
+      <w:pPr>
+        <w:tabs>
+          <w:tab w:val="num" w:pos="6480"/>
+        </w:tabs>
+        <w:ind w:left="6480" w:hanging="360"/>
+      </w:pPr>
+    </w:lvl>
+  </w:abstractNum>
+  <w:abstractNum w:abstractNumId="37" w15:restartNumberingAfterBreak="0">
     <w:nsid w:val="6DB931B2"/>
     <w:multiLevelType w:val="multilevel"/>
     <w:tmpl w:val="92544524"/>
@@ -22402,7 +26897,7 @@
       </w:rPr>
     </w:lvl>
   </w:abstractNum>
-  <w:abstractNum w:abstractNumId="30" w15:restartNumberingAfterBreak="0">
+  <w:abstractNum w:abstractNumId="38" w15:restartNumberingAfterBreak="0">
     <w:nsid w:val="797D0AAA"/>
     <w:multiLevelType w:val="multilevel"/>
     <w:tmpl w:val="A93CDF4C"/>
@@ -22551,7 +27046,7 @@
       </w:rPr>
     </w:lvl>
   </w:abstractNum>
-  <w:abstractNum w:abstractNumId="31" w15:restartNumberingAfterBreak="0">
+  <w:abstractNum w:abstractNumId="39" w15:restartNumberingAfterBreak="0">
     <w:nsid w:val="79D239C1"/>
     <w:multiLevelType w:val="multilevel"/>
     <w:tmpl w:val="DE4CCDE0"/>
@@ -22700,7 +27195,7 @@
       </w:rPr>
     </w:lvl>
   </w:abstractNum>
-  <w:abstractNum w:abstractNumId="32" w15:restartNumberingAfterBreak="0">
+  <w:abstractNum w:abstractNumId="40" w15:restartNumberingAfterBreak="0">
     <w:nsid w:val="79FD3935"/>
     <w:multiLevelType w:val="multilevel"/>
     <w:tmpl w:val="B07E4A46"/>
@@ -22814,103 +27309,127 @@
     </w:lvl>
   </w:abstractNum>
   <w:num w:numId="1" w16cid:durableId="1325626687">
+    <w:abstractNumId w:val="27"/>
+  </w:num>
+  <w:num w:numId="2" w16cid:durableId="642350065">
     <w:abstractNumId w:val="23"/>
   </w:num>
-  <w:num w:numId="2" w16cid:durableId="642350065">
-    <w:abstractNumId w:val="19"/>
-  </w:num>
   <w:num w:numId="3" w16cid:durableId="851190788">
-    <w:abstractNumId w:val="24"/>
+    <w:abstractNumId w:val="28"/>
   </w:num>
   <w:num w:numId="4" w16cid:durableId="572159990">
-    <w:abstractNumId w:val="14"/>
+    <w:abstractNumId w:val="17"/>
   </w:num>
   <w:num w:numId="5" w16cid:durableId="348529448">
     <w:abstractNumId w:val="3"/>
   </w:num>
   <w:num w:numId="6" w16cid:durableId="1489902165">
-    <w:abstractNumId w:val="20"/>
+    <w:abstractNumId w:val="24"/>
   </w:num>
   <w:num w:numId="7" w16cid:durableId="748575999">
     <w:abstractNumId w:val="2"/>
   </w:num>
   <w:num w:numId="8" w16cid:durableId="813327424">
-    <w:abstractNumId w:val="7"/>
+    <w:abstractNumId w:val="9"/>
   </w:num>
   <w:num w:numId="9" w16cid:durableId="1886746089">
-    <w:abstractNumId w:val="29"/>
+    <w:abstractNumId w:val="37"/>
   </w:num>
   <w:num w:numId="10" w16cid:durableId="650066308">
-    <w:abstractNumId w:val="22"/>
+    <w:abstractNumId w:val="26"/>
   </w:num>
   <w:num w:numId="11" w16cid:durableId="266819064">
-    <w:abstractNumId w:val="30"/>
+    <w:abstractNumId w:val="38"/>
   </w:num>
   <w:num w:numId="12" w16cid:durableId="2036731178">
-    <w:abstractNumId w:val="12"/>
+    <w:abstractNumId w:val="14"/>
   </w:num>
   <w:num w:numId="13" w16cid:durableId="902059320">
-    <w:abstractNumId w:val="6"/>
+    <w:abstractNumId w:val="8"/>
   </w:num>
   <w:num w:numId="14" w16cid:durableId="1487697065">
-    <w:abstractNumId w:val="18"/>
+    <w:abstractNumId w:val="22"/>
   </w:num>
   <w:num w:numId="15" w16cid:durableId="1562982151">
     <w:abstractNumId w:val="1"/>
   </w:num>
   <w:num w:numId="16" w16cid:durableId="200630349">
+    <w:abstractNumId w:val="13"/>
+  </w:num>
+  <w:num w:numId="17" w16cid:durableId="1619027387">
     <w:abstractNumId w:val="11"/>
   </w:num>
-  <w:num w:numId="17" w16cid:durableId="1619027387">
-    <w:abstractNumId w:val="9"/>
-  </w:num>
   <w:num w:numId="18" w16cid:durableId="1697152611">
-    <w:abstractNumId w:val="28"/>
+    <w:abstractNumId w:val="32"/>
   </w:num>
   <w:num w:numId="19" w16cid:durableId="1036738356">
-    <w:abstractNumId w:val="16"/>
+    <w:abstractNumId w:val="20"/>
   </w:num>
   <w:num w:numId="20" w16cid:durableId="1328509842">
-    <w:abstractNumId w:val="31"/>
+    <w:abstractNumId w:val="39"/>
   </w:num>
   <w:num w:numId="21" w16cid:durableId="1916014568">
-    <w:abstractNumId w:val="8"/>
+    <w:abstractNumId w:val="10"/>
   </w:num>
   <w:num w:numId="22" w16cid:durableId="1447236432">
-    <w:abstractNumId w:val="26"/>
+    <w:abstractNumId w:val="30"/>
   </w:num>
   <w:num w:numId="23" w16cid:durableId="2056851643">
-    <w:abstractNumId w:val="15"/>
+    <w:abstractNumId w:val="19"/>
   </w:num>
   <w:num w:numId="24" w16cid:durableId="1478690699">
-    <w:abstractNumId w:val="32"/>
+    <w:abstractNumId w:val="40"/>
   </w:num>
   <w:num w:numId="25" w16cid:durableId="1512641807">
-    <w:abstractNumId w:val="4"/>
+    <w:abstractNumId w:val="5"/>
   </w:num>
   <w:num w:numId="26" w16cid:durableId="954480404">
-    <w:abstractNumId w:val="21"/>
+    <w:abstractNumId w:val="25"/>
   </w:num>
   <w:num w:numId="27" w16cid:durableId="1430852547">
-    <w:abstractNumId w:val="5"/>
+    <w:abstractNumId w:val="6"/>
   </w:num>
   <w:num w:numId="28" w16cid:durableId="876813661">
-    <w:abstractNumId w:val="25"/>
+    <w:abstractNumId w:val="29"/>
   </w:num>
   <w:num w:numId="29" w16cid:durableId="632637685">
-    <w:abstractNumId w:val="10"/>
+    <w:abstractNumId w:val="12"/>
   </w:num>
   <w:num w:numId="30" w16cid:durableId="1710690097">
-    <w:abstractNumId w:val="17"/>
+    <w:abstractNumId w:val="21"/>
   </w:num>
   <w:num w:numId="31" w16cid:durableId="1677802237">
     <w:abstractNumId w:val="0"/>
   </w:num>
   <w:num w:numId="32" w16cid:durableId="1751582639">
-    <w:abstractNumId w:val="13"/>
+    <w:abstractNumId w:val="15"/>
   </w:num>
   <w:num w:numId="33" w16cid:durableId="1398019252">
-    <w:abstractNumId w:val="27"/>
+    <w:abstractNumId w:val="31"/>
+  </w:num>
+  <w:num w:numId="34" w16cid:durableId="1332682007">
+    <w:abstractNumId w:val="34"/>
+  </w:num>
+  <w:num w:numId="35" w16cid:durableId="1288775644">
+    <w:abstractNumId w:val="16"/>
+  </w:num>
+  <w:num w:numId="36" w16cid:durableId="1114058048">
+    <w:abstractNumId w:val="33"/>
+  </w:num>
+  <w:num w:numId="37" w16cid:durableId="39941009">
+    <w:abstractNumId w:val="7"/>
+  </w:num>
+  <w:num w:numId="38" w16cid:durableId="1529369227">
+    <w:abstractNumId w:val="18"/>
+  </w:num>
+  <w:num w:numId="39" w16cid:durableId="875043313">
+    <w:abstractNumId w:val="36"/>
+  </w:num>
+  <w:num w:numId="40" w16cid:durableId="433672096">
+    <w:abstractNumId w:val="4"/>
+  </w:num>
+  <w:num w:numId="41" w16cid:durableId="1817843198">
+    <w:abstractNumId w:val="35"/>
   </w:num>
 </w:numbering>
 </file>
@@ -23849,6 +28368,50 @@
       <w:rFonts w:ascii="Times New Roman" w:hAnsi="Times New Roman" w:cs="Times New Roman"/>
     </w:rPr>
   </w:style>
+  <w:style w:type="paragraph" w:styleId="Header">
+    <w:name w:val="header"/>
+    <w:basedOn w:val="Normal"/>
+    <w:link w:val="HeaderChar"/>
+    <w:uiPriority w:val="99"/>
+    <w:unhideWhenUsed/>
+    <w:rsid w:val="0027662F"/>
+    <w:pPr>
+      <w:tabs>
+        <w:tab w:val="center" w:pos="4513"/>
+        <w:tab w:val="right" w:pos="9026"/>
+      </w:tabs>
+      <w:spacing w:after="0" w:line="240" w:lineRule="auto"/>
+    </w:pPr>
+  </w:style>
+  <w:style w:type="character" w:customStyle="1" w:styleId="HeaderChar">
+    <w:name w:val="Header Char"/>
+    <w:basedOn w:val="DefaultParagraphFont"/>
+    <w:link w:val="Header"/>
+    <w:uiPriority w:val="99"/>
+    <w:rsid w:val="0027662F"/>
+  </w:style>
+  <w:style w:type="paragraph" w:styleId="Footer">
+    <w:name w:val="footer"/>
+    <w:basedOn w:val="Normal"/>
+    <w:link w:val="FooterChar"/>
+    <w:uiPriority w:val="99"/>
+    <w:unhideWhenUsed/>
+    <w:rsid w:val="0027662F"/>
+    <w:pPr>
+      <w:tabs>
+        <w:tab w:val="center" w:pos="4513"/>
+        <w:tab w:val="right" w:pos="9026"/>
+      </w:tabs>
+      <w:spacing w:after="0" w:line="240" w:lineRule="auto"/>
+    </w:pPr>
+  </w:style>
+  <w:style w:type="character" w:customStyle="1" w:styleId="FooterChar">
+    <w:name w:val="Footer Char"/>
+    <w:basedOn w:val="DefaultParagraphFont"/>
+    <w:link w:val="Footer"/>
+    <w:uiPriority w:val="99"/>
+    <w:rsid w:val="0027662F"/>
+  </w:style>
 </w:styles>
 </file>
 

--- a/python.docx
+++ b/python.docx
@@ -21988,67 +21988,2198 @@
     <w:p>
       <w:pPr>
         <w:pStyle w:val="NoSpacing"/>
-      </w:pPr>
-    </w:p>
-    <w:p>
-      <w:pPr>
-        <w:pStyle w:val="NoSpacing"/>
-      </w:pPr>
-    </w:p>
-    <w:p>
-      <w:pPr>
-        <w:pStyle w:val="NoSpacing"/>
-      </w:pPr>
-    </w:p>
-    <w:p>
-      <w:pPr>
-        <w:pStyle w:val="NoSpacing"/>
-      </w:pPr>
-    </w:p>
-    <w:p>
-      <w:pPr>
-        <w:pStyle w:val="NoSpacing"/>
-      </w:pPr>
-    </w:p>
-    <w:p>
-      <w:pPr>
-        <w:pStyle w:val="NoSpacing"/>
-      </w:pPr>
-    </w:p>
-    <w:p>
-      <w:pPr>
-        <w:pStyle w:val="NoSpacing"/>
-      </w:pPr>
-    </w:p>
-    <w:p>
-      <w:pPr>
-        <w:pStyle w:val="NoSpacing"/>
-      </w:pPr>
-    </w:p>
-    <w:p>
-      <w:pPr>
-        <w:pStyle w:val="NoSpacing"/>
-      </w:pPr>
-    </w:p>
-    <w:p>
-      <w:pPr>
-        <w:pStyle w:val="NoSpacing"/>
-      </w:pPr>
-    </w:p>
-    <w:p>
-      <w:pPr>
-        <w:pStyle w:val="NoSpacing"/>
-      </w:pPr>
-    </w:p>
-    <w:p>
-      <w:pPr>
-        <w:pStyle w:val="NoSpacing"/>
-      </w:pPr>
-    </w:p>
-    <w:p>
-      <w:pPr>
-        <w:pStyle w:val="NoSpacing"/>
-      </w:pPr>
+        <w:rPr>
+          <w:b/>
+          <w:bCs/>
+          <w:sz w:val="44"/>
+          <w:szCs w:val="44"/>
+          <w:u w:val="single"/>
+        </w:rPr>
+      </w:pPr>
+      <w:r>
+        <w:rPr>
+          <w:b/>
+          <w:bCs/>
+          <w:sz w:val="44"/>
+          <w:szCs w:val="44"/>
+          <w:highlight w:val="magenta"/>
+          <w:u w:val="single"/>
+        </w:rPr>
+        <w:t>Debugging</w:t>
+      </w:r>
+    </w:p>
+    <w:p>
+      <w:pPr>
+        <w:pStyle w:val="NoSpacing"/>
+      </w:pPr>
+      <w:r>
+        <w:t>As you learn more advance concepts of Python, you will start making mistakes in your code. Sometimes these mistakes can be very hard to find.</w:t>
+      </w:r>
+    </w:p>
+    <w:p>
+      <w:pPr>
+        <w:pStyle w:val="NoSpacing"/>
+      </w:pPr>
+      <w:r>
+        <w:t>This is a good time to learn the basics of Debugging</w:t>
+      </w:r>
+    </w:p>
+    <w:p>
+      <w:pPr>
+        <w:pStyle w:val="NoSpacing"/>
+      </w:pPr>
+      <w:r>
+        <w:t># Debugging is finding and fixing errors in code.</w:t>
+      </w:r>
+    </w:p>
+    <w:p>
+      <w:pPr>
+        <w:pStyle w:val="NoSpacing"/>
+        <w:rPr>
+          <w:b/>
+          <w:bCs/>
+        </w:rPr>
+      </w:pPr>
+    </w:p>
+    <w:p>
+      <w:pPr>
+        <w:pStyle w:val="NoSpacing"/>
+        <w:rPr>
+          <w:b/>
+          <w:bCs/>
+        </w:rPr>
+      </w:pPr>
+    </w:p>
+    <w:p>
+      <w:pPr>
+        <w:pStyle w:val="NoSpacing"/>
+        <w:rPr>
+          <w:b/>
+          <w:bCs/>
+        </w:rPr>
+      </w:pPr>
+      <w:r>
+        <w:rPr>
+          <w:b/>
+          <w:bCs/>
+        </w:rPr>
+        <w:lastRenderedPageBreak/>
+        <w:t>What is a bug?</w:t>
+      </w:r>
+    </w:p>
+    <w:p>
+      <w:pPr>
+        <w:pStyle w:val="NoSpacing"/>
+      </w:pPr>
+      <w:r>
+        <w:t>A bug is an error that causes the program to generate an unexpected output that is different from the expected output or no output. What are some of the error codes you saw so far?</w:t>
+      </w:r>
+    </w:p>
+    <w:p>
+      <w:pPr>
+        <w:pStyle w:val="NoSpacing"/>
+        <w:numPr>
+          <w:ilvl w:val="0"/>
+          <w:numId w:val="42"/>
+        </w:numPr>
+        <w:rPr>
+          <w:highlight w:val="yellow"/>
+        </w:rPr>
+      </w:pPr>
+      <w:r>
+        <w:rPr>
+          <w:b/>
+          <w:bCs/>
+          <w:highlight w:val="yellow"/>
+        </w:rPr>
+        <w:t>CE</w:t>
+      </w:r>
+      <w:r>
+        <w:rPr>
+          <w:highlight w:val="yellow"/>
+        </w:rPr>
+        <w:t> - Compilation error / Syntax error</w:t>
+      </w:r>
+    </w:p>
+    <w:p>
+      <w:pPr>
+        <w:pStyle w:val="NoSpacing"/>
+        <w:numPr>
+          <w:ilvl w:val="0"/>
+          <w:numId w:val="42"/>
+        </w:numPr>
+        <w:rPr>
+          <w:highlight w:val="yellow"/>
+        </w:rPr>
+      </w:pPr>
+      <w:r>
+        <w:rPr>
+          <w:b/>
+          <w:bCs/>
+          <w:highlight w:val="yellow"/>
+        </w:rPr>
+        <w:t>RE</w:t>
+      </w:r>
+      <w:r>
+        <w:rPr>
+          <w:highlight w:val="yellow"/>
+        </w:rPr>
+        <w:t> - Run time error</w:t>
+      </w:r>
+    </w:p>
+    <w:p>
+      <w:pPr>
+        <w:pStyle w:val="NoSpacing"/>
+        <w:numPr>
+          <w:ilvl w:val="0"/>
+          <w:numId w:val="42"/>
+        </w:numPr>
+        <w:rPr>
+          <w:highlight w:val="yellow"/>
+        </w:rPr>
+      </w:pPr>
+      <w:r>
+        <w:rPr>
+          <w:b/>
+          <w:bCs/>
+          <w:highlight w:val="yellow"/>
+        </w:rPr>
+        <w:t>WA</w:t>
+      </w:r>
+      <w:r>
+        <w:rPr>
+          <w:highlight w:val="yellow"/>
+        </w:rPr>
+        <w:t> - Wrong answer / Logical error</w:t>
+      </w:r>
+    </w:p>
+    <w:p>
+      <w:pPr>
+        <w:pStyle w:val="NoSpacing"/>
+        <w:numPr>
+          <w:ilvl w:val="0"/>
+          <w:numId w:val="42"/>
+        </w:numPr>
+        <w:rPr>
+          <w:highlight w:val="yellow"/>
+        </w:rPr>
+      </w:pPr>
+      <w:r>
+        <w:rPr>
+          <w:b/>
+          <w:bCs/>
+          <w:highlight w:val="yellow"/>
+        </w:rPr>
+        <w:t>TLE</w:t>
+      </w:r>
+      <w:r>
+        <w:rPr>
+          <w:highlight w:val="yellow"/>
+        </w:rPr>
+        <w:t> - Time limit exceeded</w:t>
+      </w:r>
+    </w:p>
+    <w:p>
+      <w:pPr>
+        <w:pStyle w:val="NoSpacing"/>
+      </w:pPr>
+    </w:p>
+    <w:p>
+      <w:pPr>
+        <w:pStyle w:val="NoSpacing"/>
+        <w:rPr>
+          <w:b/>
+          <w:bCs/>
+          <w:sz w:val="44"/>
+          <w:szCs w:val="44"/>
+          <w:u w:val="single"/>
+        </w:rPr>
+      </w:pPr>
+      <w:r>
+        <w:rPr>
+          <w:b/>
+          <w:bCs/>
+          <w:sz w:val="44"/>
+          <w:szCs w:val="44"/>
+          <w:u w:val="single"/>
+        </w:rPr>
+        <w:t>Understanding Common Error Types - Compilation Errors</w:t>
+      </w:r>
+    </w:p>
+    <w:p>
+      <w:pPr>
+        <w:pStyle w:val="NoSpacing"/>
+      </w:pPr>
+      <w:r>
+        <w:t xml:space="preserve">When you write a program, the code you create needs to be translated into a format that the computer can understand. </w:t>
+      </w:r>
+      <w:r>
+        <w:rPr>
+          <w:highlight w:val="yellow"/>
+        </w:rPr>
+        <w:t>This process is called compilation,</w:t>
+      </w:r>
+      <w:r>
+        <w:t xml:space="preserve"> and it happens before your program runs. If there are any mistakes in your code that prevent it from being successfully compiled, you will see compilation errors.</w:t>
+      </w:r>
+    </w:p>
+    <w:p>
+      <w:pPr>
+        <w:pStyle w:val="NoSpacing"/>
+      </w:pPr>
+    </w:p>
+    <w:p>
+      <w:pPr>
+        <w:pStyle w:val="NoSpacing"/>
+      </w:pPr>
+      <w:r>
+        <w:rPr>
+          <w:b/>
+          <w:bCs/>
+        </w:rPr>
+        <w:t>Examples</w:t>
+      </w:r>
+    </w:p>
+    <w:p>
+      <w:pPr>
+        <w:pStyle w:val="NoSpacing"/>
+        <w:numPr>
+          <w:ilvl w:val="0"/>
+          <w:numId w:val="43"/>
+        </w:numPr>
+        <w:rPr>
+          <w:highlight w:val="green"/>
+        </w:rPr>
+      </w:pPr>
+      <w:r>
+        <w:rPr>
+          <w:b/>
+          <w:bCs/>
+          <w:highlight w:val="green"/>
+        </w:rPr>
+        <w:t>Misspelled Keywords</w:t>
+      </w:r>
+    </w:p>
+    <w:p>
+      <w:pPr>
+        <w:pStyle w:val="NoSpacing"/>
+      </w:pPr>
+      <w:proofErr w:type="spellStart"/>
+      <w:proofErr w:type="gramStart"/>
+      <w:r>
+        <w:t>pritn</w:t>
+      </w:r>
+      <w:proofErr w:type="spellEnd"/>
+      <w:r>
+        <w:t>(</w:t>
+      </w:r>
+      <w:proofErr w:type="gramEnd"/>
+      <w:r>
+        <w:t>"Hello, World!")  # Error: '</w:t>
+      </w:r>
+      <w:proofErr w:type="spellStart"/>
+      <w:r>
+        <w:t>pritn</w:t>
+      </w:r>
+      <w:proofErr w:type="spellEnd"/>
+      <w:r>
+        <w:t>' is not a recognized keyword</w:t>
+      </w:r>
+    </w:p>
+    <w:p>
+      <w:pPr>
+        <w:pStyle w:val="NoSpacing"/>
+        <w:numPr>
+          <w:ilvl w:val="0"/>
+          <w:numId w:val="44"/>
+        </w:numPr>
+        <w:rPr>
+          <w:highlight w:val="green"/>
+        </w:rPr>
+      </w:pPr>
+      <w:r>
+        <w:rPr>
+          <w:b/>
+          <w:bCs/>
+          <w:highlight w:val="green"/>
+        </w:rPr>
+        <w:t>Missing or Extra Punctuation</w:t>
+      </w:r>
+    </w:p>
+    <w:p>
+      <w:pPr>
+        <w:pStyle w:val="NoSpacing"/>
+      </w:pPr>
+      <w:proofErr w:type="gramStart"/>
+      <w:r>
+        <w:t>print(</w:t>
+      </w:r>
+      <w:proofErr w:type="gramEnd"/>
+      <w:r>
+        <w:t>"Hello, World!"  # Error: Missing closing parenthesis</w:t>
+      </w:r>
+    </w:p>
+    <w:p>
+      <w:pPr>
+        <w:pStyle w:val="NoSpacing"/>
+        <w:numPr>
+          <w:ilvl w:val="0"/>
+          <w:numId w:val="45"/>
+        </w:numPr>
+        <w:rPr>
+          <w:highlight w:val="green"/>
+        </w:rPr>
+      </w:pPr>
+      <w:r>
+        <w:rPr>
+          <w:b/>
+          <w:bCs/>
+          <w:highlight w:val="green"/>
+        </w:rPr>
+        <w:t>Improper Indentation</w:t>
+      </w:r>
+    </w:p>
+    <w:p>
+      <w:pPr>
+        <w:pStyle w:val="NoSpacing"/>
+      </w:pPr>
+      <w:r>
+        <w:t xml:space="preserve">while </w:t>
+      </w:r>
+      <w:proofErr w:type="spellStart"/>
+      <w:r>
+        <w:t>i</w:t>
+      </w:r>
+      <w:proofErr w:type="spellEnd"/>
+      <w:r>
+        <w:t xml:space="preserve"> &gt;= 0:</w:t>
+      </w:r>
+    </w:p>
+    <w:p>
+      <w:pPr>
+        <w:pStyle w:val="NoSpacing"/>
+      </w:pPr>
+      <w:r>
+        <w:t>print("Hello</w:t>
+      </w:r>
+      <w:proofErr w:type="gramStart"/>
+      <w:r>
+        <w:t>")  #</w:t>
+      </w:r>
+      <w:proofErr w:type="gramEnd"/>
+      <w:r>
+        <w:t xml:space="preserve"> Error: </w:t>
+      </w:r>
+      <w:proofErr w:type="spellStart"/>
+      <w:r>
+        <w:t>IndentationError</w:t>
+      </w:r>
+      <w:proofErr w:type="spellEnd"/>
+      <w:r>
+        <w:t>, expected an indented block</w:t>
+      </w:r>
+    </w:p>
+    <w:p>
+      <w:pPr>
+        <w:pStyle w:val="NoSpacing"/>
+      </w:pPr>
+    </w:p>
+    <w:p>
+      <w:pPr>
+        <w:pStyle w:val="NoSpacing"/>
+        <w:rPr>
+          <w:b/>
+          <w:bCs/>
+          <w:sz w:val="40"/>
+          <w:szCs w:val="40"/>
+          <w:u w:val="single"/>
+        </w:rPr>
+      </w:pPr>
+      <w:r>
+        <w:rPr>
+          <w:b/>
+          <w:bCs/>
+          <w:sz w:val="40"/>
+          <w:szCs w:val="40"/>
+          <w:highlight w:val="yellow"/>
+          <w:u w:val="single"/>
+        </w:rPr>
+        <w:t>Understanding Common Error Types - Run-time errors</w:t>
+      </w:r>
+    </w:p>
+    <w:p>
+      <w:pPr>
+        <w:pStyle w:val="NoSpacing"/>
+      </w:pPr>
+      <w:r>
+        <w:t>In this lesson, we will explore run-time errors, which are errors that occur while your program is running. Unlike syntax errors, which are detected when you first execute your code, run-time errors happen during the execution phase. This means your program starts running, but something goes wrong that prevents it from completing successfully.</w:t>
+      </w:r>
+    </w:p>
+    <w:p>
+      <w:pPr>
+        <w:pStyle w:val="NoSpacing"/>
+      </w:pPr>
+      <w:r>
+        <w:t xml:space="preserve">Run-time errors can occur for various reasons, often due to unexpected conditions. For example, if you are working with user input using the </w:t>
+      </w:r>
+      <w:proofErr w:type="gramStart"/>
+      <w:r>
+        <w:t>input(</w:t>
+      </w:r>
+      <w:proofErr w:type="gramEnd"/>
+      <w:r>
+        <w:t>) function and the user provides unexpected data, your program may crash. Similarly, performing operations on numbers, such as dividing by zero, will result in a run-time error.</w:t>
+      </w:r>
+    </w:p>
+    <w:p>
+      <w:pPr>
+        <w:pStyle w:val="NoSpacing"/>
+      </w:pPr>
+    </w:p>
+    <w:p>
+      <w:pPr>
+        <w:pStyle w:val="NoSpacing"/>
+      </w:pPr>
+      <w:r>
+        <w:rPr>
+          <w:b/>
+          <w:bCs/>
+        </w:rPr>
+        <w:t>Identifying Run-time Errors</w:t>
+      </w:r>
+    </w:p>
+    <w:p>
+      <w:pPr>
+        <w:pStyle w:val="NoSpacing"/>
+        <w:numPr>
+          <w:ilvl w:val="0"/>
+          <w:numId w:val="46"/>
+        </w:numPr>
+        <w:rPr>
+          <w:highlight w:val="green"/>
+        </w:rPr>
+      </w:pPr>
+      <w:r>
+        <w:rPr>
+          <w:b/>
+          <w:bCs/>
+          <w:highlight w:val="green"/>
+        </w:rPr>
+        <w:t>Output Operations</w:t>
+      </w:r>
+    </w:p>
+    <w:p>
+      <w:pPr>
+        <w:pStyle w:val="NoSpacing"/>
+      </w:pPr>
+      <w:r>
+        <w:t># Trying to print a variable that hasn't been defined</w:t>
+      </w:r>
+    </w:p>
+    <w:p>
+      <w:pPr>
+        <w:pStyle w:val="NoSpacing"/>
+      </w:pPr>
+      <w:r>
+        <w:t>print(</w:t>
+      </w:r>
+      <w:proofErr w:type="spellStart"/>
+      <w:r>
+        <w:t>undeclared_</w:t>
+      </w:r>
+      <w:proofErr w:type="gramStart"/>
+      <w:r>
+        <w:t>var</w:t>
+      </w:r>
+      <w:proofErr w:type="spellEnd"/>
+      <w:r>
+        <w:t>)  #</w:t>
+      </w:r>
+      <w:proofErr w:type="gramEnd"/>
+      <w:r>
+        <w:t xml:space="preserve"> This will cause a run-time error</w:t>
+      </w:r>
+    </w:p>
+    <w:p>
+      <w:pPr>
+        <w:pStyle w:val="NoSpacing"/>
+        <w:numPr>
+          <w:ilvl w:val="0"/>
+          <w:numId w:val="47"/>
+        </w:numPr>
+        <w:rPr>
+          <w:highlight w:val="green"/>
+        </w:rPr>
+      </w:pPr>
+      <w:r>
+        <w:rPr>
+          <w:b/>
+          <w:bCs/>
+          <w:highlight w:val="green"/>
+        </w:rPr>
+        <w:t>Integer and Float Operations</w:t>
+      </w:r>
+    </w:p>
+    <w:p>
+      <w:pPr>
+        <w:pStyle w:val="NoSpacing"/>
+      </w:pPr>
+      <w:r>
+        <w:t># Dividing by zero causes a run-time error</w:t>
+      </w:r>
+    </w:p>
+    <w:p>
+      <w:pPr>
+        <w:pStyle w:val="NoSpacing"/>
+      </w:pPr>
+      <w:r>
+        <w:t xml:space="preserve">result = 10 / </w:t>
+      </w:r>
+      <w:proofErr w:type="gramStart"/>
+      <w:r>
+        <w:t>0  #</w:t>
+      </w:r>
+      <w:proofErr w:type="gramEnd"/>
+      <w:r>
+        <w:t xml:space="preserve"> This will raise a </w:t>
+      </w:r>
+      <w:proofErr w:type="spellStart"/>
+      <w:r>
+        <w:t>ZeroDivisionError</w:t>
+      </w:r>
+      <w:proofErr w:type="spellEnd"/>
+    </w:p>
+    <w:p>
+      <w:pPr>
+        <w:pStyle w:val="NoSpacing"/>
+        <w:numPr>
+          <w:ilvl w:val="0"/>
+          <w:numId w:val="48"/>
+        </w:numPr>
+        <w:rPr>
+          <w:highlight w:val="green"/>
+        </w:rPr>
+      </w:pPr>
+      <w:r>
+        <w:rPr>
+          <w:b/>
+          <w:bCs/>
+          <w:highlight w:val="green"/>
+        </w:rPr>
+        <w:t>String Methods</w:t>
+      </w:r>
+    </w:p>
+    <w:p>
+      <w:pPr>
+        <w:pStyle w:val="NoSpacing"/>
+      </w:pPr>
+      <w:r>
+        <w:t># Accessing an out-of-range index in a string</w:t>
+      </w:r>
+    </w:p>
+    <w:p>
+      <w:pPr>
+        <w:pStyle w:val="NoSpacing"/>
+      </w:pPr>
+      <w:r>
+        <w:t>string = "hello"</w:t>
+      </w:r>
+    </w:p>
+    <w:p>
+      <w:pPr>
+        <w:pStyle w:val="NoSpacing"/>
+      </w:pPr>
+      <w:r>
+        <w:t xml:space="preserve">char = </w:t>
+      </w:r>
+      <w:proofErr w:type="gramStart"/>
+      <w:r>
+        <w:t>string[</w:t>
+      </w:r>
+      <w:proofErr w:type="gramEnd"/>
+      <w:r>
+        <w:t>10</w:t>
+      </w:r>
+      <w:proofErr w:type="gramStart"/>
+      <w:r>
+        <w:t>]  #</w:t>
+      </w:r>
+      <w:proofErr w:type="gramEnd"/>
+      <w:r>
+        <w:t xml:space="preserve"> This will cause an </w:t>
+      </w:r>
+      <w:proofErr w:type="spellStart"/>
+      <w:r>
+        <w:t>IndexError</w:t>
+      </w:r>
+      <w:proofErr w:type="spellEnd"/>
+    </w:p>
+    <w:p>
+      <w:pPr>
+        <w:pStyle w:val="NoSpacing"/>
+        <w:rPr>
+          <w:b/>
+          <w:bCs/>
+          <w:sz w:val="44"/>
+          <w:szCs w:val="44"/>
+          <w:u w:val="single"/>
+        </w:rPr>
+      </w:pPr>
+      <w:r>
+        <w:rPr>
+          <w:b/>
+          <w:bCs/>
+          <w:sz w:val="44"/>
+          <w:szCs w:val="44"/>
+          <w:highlight w:val="magenta"/>
+          <w:u w:val="single"/>
+        </w:rPr>
+        <w:lastRenderedPageBreak/>
+        <w:t>Basics of Try-Except in Python</w:t>
+      </w:r>
+    </w:p>
+    <w:p>
+      <w:pPr>
+        <w:pStyle w:val="NoSpacing"/>
+      </w:pPr>
+      <w:r>
+        <w:t>Till now, we have studied different types of errors that can occur in a program. Some errors are encountered during compilation, known as compile-time errors, which can be detected and fixed before running the code. However, some errors occur during execution, known as runtime errors, which can cause the program to crash unexpectedly.</w:t>
+      </w:r>
+    </w:p>
+    <w:p>
+      <w:pPr>
+        <w:pStyle w:val="NoSpacing"/>
+      </w:pPr>
+      <w:r>
+        <w:rPr>
+          <w:b/>
+          <w:bCs/>
+        </w:rPr>
+        <w:t>Example</w:t>
+      </w:r>
+    </w:p>
+    <w:p>
+      <w:pPr>
+        <w:pStyle w:val="NoSpacing"/>
+      </w:pPr>
+      <w:r>
+        <w:t>while true:</w:t>
+      </w:r>
+    </w:p>
+    <w:p>
+      <w:pPr>
+        <w:pStyle w:val="NoSpacing"/>
+      </w:pPr>
+      <w:r>
+        <w:t xml:space="preserve">   a=10</w:t>
+      </w:r>
+    </w:p>
+    <w:p>
+      <w:pPr>
+        <w:pStyle w:val="NoSpacing"/>
+      </w:pPr>
+      <w:r>
+        <w:t xml:space="preserve">   b=0</w:t>
+      </w:r>
+    </w:p>
+    <w:p>
+      <w:pPr>
+        <w:pStyle w:val="NoSpacing"/>
+      </w:pPr>
+      <w:r>
+        <w:t xml:space="preserve">   c=a/b # It will simply crash the code, resulting in a runtime error in the output.</w:t>
+      </w:r>
+    </w:p>
+    <w:p>
+      <w:pPr>
+        <w:pStyle w:val="NoSpacing"/>
+      </w:pPr>
+      <w:r>
+        <w:t xml:space="preserve">   </w:t>
+      </w:r>
+      <w:proofErr w:type="gramStart"/>
+      <w:r>
+        <w:t>print(</w:t>
+      </w:r>
+      <w:proofErr w:type="gramEnd"/>
+      <w:r>
+        <w:t>"invalid value of c")</w:t>
+      </w:r>
+    </w:p>
+    <w:p>
+      <w:pPr>
+        <w:pStyle w:val="NoSpacing"/>
+      </w:pPr>
+      <w:r>
+        <w:rPr>
+          <w:b/>
+          <w:bCs/>
+        </w:rPr>
+        <w:t>We don't want a runtime error while running our code, so we'll use the try-except concept, which will help our code not crash but keep running with a custom user error message.</w:t>
+      </w:r>
+    </w:p>
+    <w:p>
+      <w:pPr>
+        <w:pStyle w:val="NoSpacing"/>
+      </w:pPr>
+    </w:p>
+    <w:p>
+      <w:pPr>
+        <w:pStyle w:val="NoSpacing"/>
+      </w:pPr>
+      <w:r>
+        <w:t>The basic structure of a try-except block looks like this:</w:t>
+      </w:r>
+    </w:p>
+    <w:p>
+      <w:pPr>
+        <w:pStyle w:val="NoSpacing"/>
+        <w:rPr>
+          <w:highlight w:val="yellow"/>
+        </w:rPr>
+      </w:pPr>
+      <w:r>
+        <w:rPr>
+          <w:highlight w:val="yellow"/>
+        </w:rPr>
+        <w:t>try:</w:t>
+      </w:r>
+    </w:p>
+    <w:p>
+      <w:pPr>
+        <w:pStyle w:val="NoSpacing"/>
+        <w:rPr>
+          <w:highlight w:val="yellow"/>
+        </w:rPr>
+      </w:pPr>
+      <w:r>
+        <w:rPr>
+          <w:highlight w:val="yellow"/>
+        </w:rPr>
+        <w:t xml:space="preserve">    # Code that might raise an exception</w:t>
+      </w:r>
+    </w:p>
+    <w:p>
+      <w:pPr>
+        <w:pStyle w:val="NoSpacing"/>
+        <w:rPr>
+          <w:highlight w:val="yellow"/>
+        </w:rPr>
+      </w:pPr>
+      <w:r>
+        <w:rPr>
+          <w:highlight w:val="yellow"/>
+        </w:rPr>
+        <w:t>except:</w:t>
+      </w:r>
+    </w:p>
+    <w:p>
+      <w:pPr>
+        <w:pStyle w:val="NoSpacing"/>
+      </w:pPr>
+      <w:r>
+        <w:rPr>
+          <w:highlight w:val="yellow"/>
+        </w:rPr>
+        <w:t xml:space="preserve">    # Code to handle the exception</w:t>
+      </w:r>
+    </w:p>
+    <w:p>
+      <w:pPr>
+        <w:pStyle w:val="NoSpacing"/>
+      </w:pPr>
+      <w:r>
+        <w:rPr>
+          <w:b/>
+          <w:bCs/>
+        </w:rPr>
+        <w:t>Example</w:t>
+      </w:r>
+    </w:p>
+    <w:p>
+      <w:pPr>
+        <w:pStyle w:val="NoSpacing"/>
+      </w:pPr>
+      <w:proofErr w:type="spellStart"/>
+      <w:r>
+        <w:t>i</w:t>
+      </w:r>
+      <w:proofErr w:type="spellEnd"/>
+      <w:r>
+        <w:t xml:space="preserve"> = 0</w:t>
+      </w:r>
+    </w:p>
+    <w:p>
+      <w:pPr>
+        <w:pStyle w:val="NoSpacing"/>
+      </w:pPr>
+      <w:r>
+        <w:t xml:space="preserve">while </w:t>
+      </w:r>
+      <w:proofErr w:type="spellStart"/>
+      <w:r>
+        <w:t>i</w:t>
+      </w:r>
+      <w:proofErr w:type="spellEnd"/>
+      <w:r>
+        <w:t>&lt;3:</w:t>
+      </w:r>
+    </w:p>
+    <w:p>
+      <w:pPr>
+        <w:pStyle w:val="NoSpacing"/>
+      </w:pPr>
+      <w:r>
+        <w:t xml:space="preserve">    a = 10</w:t>
+      </w:r>
+    </w:p>
+    <w:p>
+      <w:pPr>
+        <w:pStyle w:val="NoSpacing"/>
+      </w:pPr>
+      <w:r>
+        <w:t xml:space="preserve">    b = 0</w:t>
+      </w:r>
+    </w:p>
+    <w:p>
+      <w:pPr>
+        <w:pStyle w:val="NoSpacing"/>
+      </w:pPr>
+      <w:r>
+        <w:t xml:space="preserve">    try:</w:t>
+      </w:r>
+    </w:p>
+    <w:p>
+      <w:pPr>
+        <w:pStyle w:val="NoSpacing"/>
+      </w:pPr>
+      <w:r>
+        <w:t xml:space="preserve">        c = a / </w:t>
+      </w:r>
+      <w:proofErr w:type="gramStart"/>
+      <w:r>
+        <w:t>b  #</w:t>
+      </w:r>
+      <w:proofErr w:type="gramEnd"/>
+      <w:r>
+        <w:t xml:space="preserve"> This will raise a </w:t>
+      </w:r>
+      <w:proofErr w:type="spellStart"/>
+      <w:r>
+        <w:t>ZeroDivisionError</w:t>
+      </w:r>
+      <w:proofErr w:type="spellEnd"/>
+    </w:p>
+    <w:p>
+      <w:pPr>
+        <w:pStyle w:val="NoSpacing"/>
+      </w:pPr>
+      <w:r>
+        <w:t xml:space="preserve">    except:</w:t>
+      </w:r>
+    </w:p>
+    <w:p>
+      <w:pPr>
+        <w:pStyle w:val="NoSpacing"/>
+      </w:pPr>
+      <w:r>
+        <w:t xml:space="preserve">        </w:t>
+      </w:r>
+      <w:proofErr w:type="gramStart"/>
+      <w:r>
+        <w:t>print(</w:t>
+      </w:r>
+      <w:proofErr w:type="gramEnd"/>
+      <w:r>
+        <w:t>"Error: invalid value of c")</w:t>
+      </w:r>
+    </w:p>
+    <w:p>
+      <w:pPr>
+        <w:pStyle w:val="NoSpacing"/>
+      </w:pPr>
+      <w:r>
+        <w:t xml:space="preserve">        c = </w:t>
+      </w:r>
+      <w:proofErr w:type="gramStart"/>
+      <w:r>
+        <w:t>None  #</w:t>
+      </w:r>
+      <w:proofErr w:type="gramEnd"/>
+      <w:r>
+        <w:t xml:space="preserve"> Assigning a default value to prevent a crash</w:t>
+      </w:r>
+    </w:p>
+    <w:p>
+      <w:pPr>
+        <w:pStyle w:val="NoSpacing"/>
+      </w:pPr>
+      <w:r>
+        <w:t xml:space="preserve">    </w:t>
+      </w:r>
+      <w:proofErr w:type="gramStart"/>
+      <w:r>
+        <w:t>print(</w:t>
+      </w:r>
+      <w:proofErr w:type="gramEnd"/>
+      <w:r>
+        <w:t>"This line will also be printed, as our program is not crashed")</w:t>
+      </w:r>
+    </w:p>
+    <w:p>
+      <w:pPr>
+        <w:pStyle w:val="NoSpacing"/>
+      </w:pPr>
+      <w:r>
+        <w:t xml:space="preserve">    </w:t>
+      </w:r>
+      <w:proofErr w:type="spellStart"/>
+      <w:r>
+        <w:t>i</w:t>
+      </w:r>
+      <w:proofErr w:type="spellEnd"/>
+      <w:r>
+        <w:t>=i+1</w:t>
+      </w:r>
+    </w:p>
+    <w:p>
+      <w:pPr>
+        <w:pStyle w:val="NoSpacing"/>
+      </w:pPr>
+    </w:p>
+    <w:p>
+      <w:pPr>
+        <w:pStyle w:val="NoSpacing"/>
+      </w:pPr>
+    </w:p>
+    <w:p>
+      <w:pPr>
+        <w:pStyle w:val="NoSpacing"/>
+        <w:rPr>
+          <w:b/>
+          <w:bCs/>
+          <w:sz w:val="40"/>
+          <w:szCs w:val="40"/>
+          <w:u w:val="single"/>
+        </w:rPr>
+      </w:pPr>
+      <w:r>
+        <w:rPr>
+          <w:b/>
+          <w:bCs/>
+          <w:sz w:val="40"/>
+          <w:szCs w:val="40"/>
+          <w:u w:val="single"/>
+        </w:rPr>
+        <w:t>Handling Multiple Exceptions in Python Try-Except Blocks</w:t>
+      </w:r>
+    </w:p>
+    <w:p>
+      <w:pPr>
+        <w:pStyle w:val="NoSpacing"/>
+      </w:pPr>
+      <w:r>
+        <w:t>Until now, we have handled exceptions that occur in our code. But do we know what kind of error occurred? If we don't, how can we handle it properly?</w:t>
+      </w:r>
+      <w:r>
+        <w:br/>
+        <w:t>Now, suppose our code has multiple runtime errors. Since try-except is used to handle runtime errors, how can we handle different types of errors separately?</w:t>
+      </w:r>
+    </w:p>
+    <w:p>
+      <w:pPr>
+        <w:pStyle w:val="NoSpacing"/>
+      </w:pPr>
+    </w:p>
+    <w:p>
+      <w:pPr>
+        <w:pStyle w:val="NoSpacing"/>
+      </w:pPr>
+      <w:r>
+        <w:rPr>
+          <w:b/>
+          <w:bCs/>
+        </w:rPr>
+        <w:t>Common runtime errors to handle:</w:t>
+      </w:r>
+    </w:p>
+    <w:p>
+      <w:pPr>
+        <w:pStyle w:val="NoSpacing"/>
+        <w:numPr>
+          <w:ilvl w:val="0"/>
+          <w:numId w:val="49"/>
+        </w:numPr>
+        <w:rPr>
+          <w:highlight w:val="yellow"/>
+        </w:rPr>
+      </w:pPr>
+      <w:proofErr w:type="spellStart"/>
+      <w:r>
+        <w:rPr>
+          <w:highlight w:val="yellow"/>
+        </w:rPr>
+        <w:t>ZeroDivisionError</w:t>
+      </w:r>
+      <w:proofErr w:type="spellEnd"/>
+    </w:p>
+    <w:p>
+      <w:pPr>
+        <w:pStyle w:val="NoSpacing"/>
+        <w:numPr>
+          <w:ilvl w:val="0"/>
+          <w:numId w:val="49"/>
+        </w:numPr>
+        <w:rPr>
+          <w:highlight w:val="yellow"/>
+        </w:rPr>
+      </w:pPr>
+      <w:proofErr w:type="spellStart"/>
+      <w:r>
+        <w:rPr>
+          <w:highlight w:val="yellow"/>
+        </w:rPr>
+        <w:t>ValueError</w:t>
+      </w:r>
+      <w:proofErr w:type="spellEnd"/>
+    </w:p>
+    <w:p>
+      <w:pPr>
+        <w:pStyle w:val="NoSpacing"/>
+        <w:numPr>
+          <w:ilvl w:val="0"/>
+          <w:numId w:val="49"/>
+        </w:numPr>
+        <w:rPr>
+          <w:highlight w:val="yellow"/>
+        </w:rPr>
+      </w:pPr>
+      <w:proofErr w:type="spellStart"/>
+      <w:r>
+        <w:rPr>
+          <w:highlight w:val="yellow"/>
+        </w:rPr>
+        <w:t>TypeError</w:t>
+      </w:r>
+      <w:proofErr w:type="spellEnd"/>
+    </w:p>
+    <w:p>
+      <w:pPr>
+        <w:pStyle w:val="NoSpacing"/>
+        <w:numPr>
+          <w:ilvl w:val="0"/>
+          <w:numId w:val="49"/>
+        </w:numPr>
+        <w:rPr>
+          <w:highlight w:val="yellow"/>
+        </w:rPr>
+      </w:pPr>
+      <w:proofErr w:type="spellStart"/>
+      <w:r>
+        <w:rPr>
+          <w:highlight w:val="yellow"/>
+        </w:rPr>
+        <w:lastRenderedPageBreak/>
+        <w:t>IndexError</w:t>
+      </w:r>
+      <w:proofErr w:type="spellEnd"/>
+    </w:p>
+    <w:p>
+      <w:pPr>
+        <w:pStyle w:val="NoSpacing"/>
+        <w:numPr>
+          <w:ilvl w:val="0"/>
+          <w:numId w:val="49"/>
+        </w:numPr>
+        <w:rPr>
+          <w:highlight w:val="yellow"/>
+        </w:rPr>
+      </w:pPr>
+      <w:proofErr w:type="spellStart"/>
+      <w:r>
+        <w:rPr>
+          <w:highlight w:val="yellow"/>
+        </w:rPr>
+        <w:t>KeyError</w:t>
+      </w:r>
+      <w:proofErr w:type="spellEnd"/>
+    </w:p>
+    <w:p>
+      <w:pPr>
+        <w:pStyle w:val="NoSpacing"/>
+        <w:numPr>
+          <w:ilvl w:val="0"/>
+          <w:numId w:val="49"/>
+        </w:numPr>
+        <w:rPr>
+          <w:highlight w:val="yellow"/>
+        </w:rPr>
+      </w:pPr>
+      <w:proofErr w:type="spellStart"/>
+      <w:r>
+        <w:rPr>
+          <w:highlight w:val="yellow"/>
+        </w:rPr>
+        <w:t>FileNotFoundError</w:t>
+      </w:r>
+      <w:proofErr w:type="spellEnd"/>
+    </w:p>
+    <w:p>
+      <w:pPr>
+        <w:pStyle w:val="NoSpacing"/>
+      </w:pPr>
+    </w:p>
+    <w:p>
+      <w:pPr>
+        <w:pStyle w:val="NoSpacing"/>
+      </w:pPr>
+      <w:r>
+        <w:t>Let's start with a basic example:</w:t>
+      </w:r>
+    </w:p>
+    <w:p>
+      <w:pPr>
+        <w:pStyle w:val="NoSpacing"/>
+      </w:pPr>
+      <w:r>
+        <w:t>try:</w:t>
+      </w:r>
+    </w:p>
+    <w:p>
+      <w:pPr>
+        <w:pStyle w:val="NoSpacing"/>
+      </w:pPr>
+      <w:r>
+        <w:t xml:space="preserve">    # Code that might raise exceptions</w:t>
+      </w:r>
+    </w:p>
+    <w:p>
+      <w:pPr>
+        <w:pStyle w:val="NoSpacing"/>
+      </w:pPr>
+      <w:r>
+        <w:t xml:space="preserve">    number = </w:t>
+      </w:r>
+      <w:proofErr w:type="gramStart"/>
+      <w:r>
+        <w:t>int(input(</w:t>
+      </w:r>
+      <w:proofErr w:type="gramEnd"/>
+      <w:r>
+        <w:t>"Enter a number: "))</w:t>
+      </w:r>
+    </w:p>
+    <w:p>
+      <w:pPr>
+        <w:pStyle w:val="NoSpacing"/>
+      </w:pPr>
+      <w:r>
+        <w:t xml:space="preserve">    result = 10 / number</w:t>
+      </w:r>
+    </w:p>
+    <w:p>
+      <w:pPr>
+        <w:pStyle w:val="NoSpacing"/>
+      </w:pPr>
+      <w:r>
+        <w:t xml:space="preserve">    print(result)</w:t>
+      </w:r>
+    </w:p>
+    <w:p>
+      <w:pPr>
+        <w:pStyle w:val="NoSpacing"/>
+      </w:pPr>
+      <w:r>
+        <w:t xml:space="preserve">except </w:t>
+      </w:r>
+      <w:proofErr w:type="spellStart"/>
+      <w:r>
+        <w:t>ValueError</w:t>
+      </w:r>
+      <w:proofErr w:type="spellEnd"/>
+      <w:r>
+        <w:t>:</w:t>
+      </w:r>
+    </w:p>
+    <w:p>
+      <w:pPr>
+        <w:pStyle w:val="NoSpacing"/>
+      </w:pPr>
+      <w:r>
+        <w:t xml:space="preserve">    </w:t>
+      </w:r>
+      <w:proofErr w:type="gramStart"/>
+      <w:r>
+        <w:t>print(</w:t>
+      </w:r>
+      <w:proofErr w:type="gramEnd"/>
+      <w:r>
+        <w:t>"I GOT VALUE ERROR!!!... ENTER A VALID INTEGER")</w:t>
+      </w:r>
+    </w:p>
+    <w:p>
+      <w:pPr>
+        <w:pStyle w:val="NoSpacing"/>
+      </w:pPr>
+      <w:r>
+        <w:t xml:space="preserve">except </w:t>
+      </w:r>
+      <w:proofErr w:type="spellStart"/>
+      <w:r>
+        <w:t>ZeroDivisionError</w:t>
+      </w:r>
+      <w:proofErr w:type="spellEnd"/>
+      <w:r>
+        <w:t>:</w:t>
+      </w:r>
+    </w:p>
+    <w:p>
+      <w:pPr>
+        <w:pStyle w:val="NoSpacing"/>
+      </w:pPr>
+      <w:r>
+        <w:t xml:space="preserve">    </w:t>
+      </w:r>
+      <w:proofErr w:type="gramStart"/>
+      <w:r>
+        <w:t>print(</w:t>
+      </w:r>
+      <w:proofErr w:type="gramEnd"/>
+      <w:r>
+        <w:t>"YOU DIVIDED SOME VALUE BY O??")</w:t>
+      </w:r>
+    </w:p>
+    <w:p>
+      <w:pPr>
+        <w:pStyle w:val="NoSpacing"/>
+      </w:pPr>
+      <w:r>
+        <w:t>In this example, we have two possible exceptions:</w:t>
+      </w:r>
+    </w:p>
+    <w:p>
+      <w:pPr>
+        <w:pStyle w:val="NoSpacing"/>
+        <w:numPr>
+          <w:ilvl w:val="0"/>
+          <w:numId w:val="50"/>
+        </w:numPr>
+      </w:pPr>
+      <w:proofErr w:type="spellStart"/>
+      <w:r>
+        <w:t>ValueError</w:t>
+      </w:r>
+      <w:proofErr w:type="spellEnd"/>
+      <w:r>
+        <w:t>: If the user enters a non-numeric value</w:t>
+      </w:r>
+    </w:p>
+    <w:p>
+      <w:pPr>
+        <w:pStyle w:val="NoSpacing"/>
+        <w:numPr>
+          <w:ilvl w:val="0"/>
+          <w:numId w:val="50"/>
+        </w:numPr>
+      </w:pPr>
+      <w:proofErr w:type="spellStart"/>
+      <w:r>
+        <w:t>ZeroDivisionError</w:t>
+      </w:r>
+      <w:proofErr w:type="spellEnd"/>
+      <w:r>
+        <w:t>: If the user enters zero</w:t>
+      </w:r>
+    </w:p>
+    <w:p>
+      <w:pPr>
+        <w:pStyle w:val="NoSpacing"/>
+      </w:pPr>
+      <w:r>
+        <w:t>We can handle these exceptions separately by using multiple except blocks. Each except block is responsible for handling a specific type of exception.</w:t>
+      </w:r>
+    </w:p>
+    <w:p>
+      <w:pPr>
+        <w:pStyle w:val="NoSpacing"/>
+      </w:pPr>
+    </w:p>
+    <w:p>
+      <w:pPr>
+        <w:pStyle w:val="NoSpacing"/>
+      </w:pPr>
+    </w:p>
+    <w:p>
+      <w:pPr>
+        <w:pStyle w:val="NoSpacing"/>
+        <w:rPr>
+          <w:b/>
+          <w:bCs/>
+          <w:sz w:val="44"/>
+          <w:szCs w:val="44"/>
+          <w:u w:val="single"/>
+        </w:rPr>
+      </w:pPr>
+      <w:r>
+        <w:rPr>
+          <w:b/>
+          <w:bCs/>
+          <w:sz w:val="44"/>
+          <w:szCs w:val="44"/>
+          <w:u w:val="single"/>
+        </w:rPr>
+        <w:t>The else Block in Try-Except</w:t>
+      </w:r>
+    </w:p>
+    <w:p>
+      <w:pPr>
+        <w:pStyle w:val="NoSpacing"/>
+      </w:pPr>
+      <w:r>
+        <w:t>In Python's try-except structure, we have an additional feature called the 'else' block. This block is executed when no exceptions occur in the try block. It's a way to specify code that should run only if the try block executes successfully.</w:t>
+      </w:r>
+    </w:p>
+    <w:p>
+      <w:pPr>
+        <w:pStyle w:val="NoSpacing"/>
+      </w:pPr>
+      <w:r>
+        <w:rPr>
+          <w:b/>
+          <w:bCs/>
+        </w:rPr>
+        <w:t>It simply improves code readability and separates normal execution from exception handling.</w:t>
+      </w:r>
+    </w:p>
+    <w:p>
+      <w:pPr>
+        <w:pStyle w:val="NoSpacing"/>
+      </w:pPr>
+    </w:p>
+    <w:p>
+      <w:pPr>
+        <w:pStyle w:val="NoSpacing"/>
+      </w:pPr>
+      <w:r>
+        <w:t>The basic structure looks like this:</w:t>
+      </w:r>
+    </w:p>
+    <w:p>
+      <w:pPr>
+        <w:pStyle w:val="NoSpacing"/>
+        <w:rPr>
+          <w:highlight w:val="yellow"/>
+        </w:rPr>
+      </w:pPr>
+      <w:r>
+        <w:rPr>
+          <w:highlight w:val="yellow"/>
+        </w:rPr>
+        <w:t>try:</w:t>
+      </w:r>
+    </w:p>
+    <w:p>
+      <w:pPr>
+        <w:pStyle w:val="NoSpacing"/>
+        <w:rPr>
+          <w:highlight w:val="yellow"/>
+        </w:rPr>
+      </w:pPr>
+      <w:r>
+        <w:rPr>
+          <w:highlight w:val="yellow"/>
+        </w:rPr>
+        <w:t xml:space="preserve">    # Code that might raise an exception</w:t>
+      </w:r>
+    </w:p>
+    <w:p>
+      <w:pPr>
+        <w:pStyle w:val="NoSpacing"/>
+        <w:rPr>
+          <w:highlight w:val="yellow"/>
+        </w:rPr>
+      </w:pPr>
+      <w:r>
+        <w:rPr>
+          <w:highlight w:val="yellow"/>
+        </w:rPr>
+        <w:t xml:space="preserve">except </w:t>
+      </w:r>
+      <w:proofErr w:type="spellStart"/>
+      <w:r>
+        <w:rPr>
+          <w:highlight w:val="yellow"/>
+        </w:rPr>
+        <w:t>ExceptionType</w:t>
+      </w:r>
+      <w:proofErr w:type="spellEnd"/>
+      <w:r>
+        <w:rPr>
+          <w:highlight w:val="yellow"/>
+        </w:rPr>
+        <w:t>:</w:t>
+      </w:r>
+    </w:p>
+    <w:p>
+      <w:pPr>
+        <w:pStyle w:val="NoSpacing"/>
+        <w:rPr>
+          <w:highlight w:val="yellow"/>
+        </w:rPr>
+      </w:pPr>
+      <w:r>
+        <w:rPr>
+          <w:highlight w:val="yellow"/>
+        </w:rPr>
+        <w:t xml:space="preserve">    # Handle the exception</w:t>
+      </w:r>
+    </w:p>
+    <w:p>
+      <w:pPr>
+        <w:pStyle w:val="NoSpacing"/>
+        <w:rPr>
+          <w:highlight w:val="yellow"/>
+        </w:rPr>
+      </w:pPr>
+      <w:r>
+        <w:rPr>
+          <w:highlight w:val="yellow"/>
+        </w:rPr>
+        <w:t>else:</w:t>
+      </w:r>
+    </w:p>
+    <w:p>
+      <w:pPr>
+        <w:pStyle w:val="NoSpacing"/>
+      </w:pPr>
+      <w:r>
+        <w:rPr>
+          <w:highlight w:val="yellow"/>
+        </w:rPr>
+        <w:t xml:space="preserve">    # Code to run if no exception occurred</w:t>
+      </w:r>
+    </w:p>
+    <w:p>
+      <w:pPr>
+        <w:pStyle w:val="NoSpacing"/>
+      </w:pPr>
+      <w:r>
+        <w:t>Let's look at a simple example using concepts we've learned before:</w:t>
+      </w:r>
+    </w:p>
+    <w:p>
+      <w:pPr>
+        <w:pStyle w:val="NoSpacing"/>
+      </w:pPr>
+      <w:r>
+        <w:t>try:</w:t>
+      </w:r>
+    </w:p>
+    <w:p>
+      <w:pPr>
+        <w:pStyle w:val="NoSpacing"/>
+      </w:pPr>
+      <w:r>
+        <w:t xml:space="preserve">    number = </w:t>
+      </w:r>
+      <w:proofErr w:type="gramStart"/>
+      <w:r>
+        <w:t>int(input(</w:t>
+      </w:r>
+      <w:proofErr w:type="gramEnd"/>
+      <w:r>
+        <w:t>"Enter a number: "))</w:t>
+      </w:r>
+    </w:p>
+    <w:p>
+      <w:pPr>
+        <w:pStyle w:val="NoSpacing"/>
+      </w:pPr>
+      <w:r>
+        <w:t xml:space="preserve">    result = 10 / number</w:t>
+      </w:r>
+    </w:p>
+    <w:p>
+      <w:pPr>
+        <w:pStyle w:val="NoSpacing"/>
+      </w:pPr>
+      <w:r>
+        <w:t xml:space="preserve">except </w:t>
+      </w:r>
+      <w:proofErr w:type="spellStart"/>
+      <w:r>
+        <w:t>ZeroDivisionError</w:t>
+      </w:r>
+      <w:proofErr w:type="spellEnd"/>
+      <w:r>
+        <w:t>:</w:t>
+      </w:r>
+    </w:p>
+    <w:p>
+      <w:pPr>
+        <w:pStyle w:val="NoSpacing"/>
+      </w:pPr>
+      <w:r>
+        <w:t xml:space="preserve">    </w:t>
+      </w:r>
+      <w:proofErr w:type="gramStart"/>
+      <w:r>
+        <w:t>print(</w:t>
+      </w:r>
+      <w:proofErr w:type="gramEnd"/>
+      <w:r>
+        <w:t>"Error: Cannot divide by zero!")</w:t>
+      </w:r>
+    </w:p>
+    <w:p>
+      <w:pPr>
+        <w:pStyle w:val="NoSpacing"/>
+      </w:pPr>
+      <w:r>
+        <w:t>else:</w:t>
+      </w:r>
+    </w:p>
+    <w:p>
+      <w:pPr>
+        <w:pStyle w:val="NoSpacing"/>
+      </w:pPr>
+      <w:r>
+        <w:t xml:space="preserve">    </w:t>
+      </w:r>
+      <w:proofErr w:type="gramStart"/>
+      <w:r>
+        <w:t>print(</w:t>
+      </w:r>
+      <w:proofErr w:type="spellStart"/>
+      <w:proofErr w:type="gramEnd"/>
+      <w:r>
+        <w:t>f"The</w:t>
+      </w:r>
+      <w:proofErr w:type="spellEnd"/>
+      <w:r>
+        <w:t xml:space="preserve"> result is: {result}") # prints the result if no exception encountered</w:t>
+      </w:r>
+    </w:p>
+    <w:p>
+      <w:pPr>
+        <w:pStyle w:val="NoSpacing"/>
+      </w:pPr>
+    </w:p>
+    <w:p>
+      <w:pPr>
+        <w:pStyle w:val="NoSpacing"/>
+      </w:pPr>
+    </w:p>
+    <w:p>
+      <w:pPr>
+        <w:pStyle w:val="NoSpacing"/>
+      </w:pPr>
+    </w:p>
+    <w:p>
+      <w:pPr>
+        <w:pStyle w:val="NoSpacing"/>
+        <w:rPr>
+          <w:b/>
+          <w:bCs/>
+          <w:sz w:val="44"/>
+          <w:szCs w:val="44"/>
+          <w:u w:val="single"/>
+        </w:rPr>
+      </w:pPr>
+      <w:r>
+        <w:rPr>
+          <w:b/>
+          <w:bCs/>
+          <w:sz w:val="44"/>
+          <w:szCs w:val="44"/>
+          <w:u w:val="single"/>
+        </w:rPr>
+        <w:lastRenderedPageBreak/>
+        <w:t>The Finally Block in Try-Except</w:t>
+      </w:r>
+    </w:p>
+    <w:p>
+      <w:pPr>
+        <w:pStyle w:val="NoSpacing"/>
+      </w:pPr>
+      <w:r>
+        <w:t>We have studied the else block, and just like the else block, we also have the finally block, which contains a piece of code that will be executed regardless of whether an error occurs or not.</w:t>
+      </w:r>
+    </w:p>
+    <w:p>
+      <w:pPr>
+        <w:pStyle w:val="NoSpacing"/>
+      </w:pPr>
+      <w:r>
+        <w:t>But now the question is: why use the finally block when we can directly write that piece of code after the try-except block, as shown below?</w:t>
+      </w:r>
+    </w:p>
+    <w:p>
+      <w:pPr>
+        <w:pStyle w:val="NoSpacing"/>
+      </w:pPr>
+      <w:r>
+        <w:t>try:</w:t>
+      </w:r>
+    </w:p>
+    <w:p>
+      <w:pPr>
+        <w:pStyle w:val="NoSpacing"/>
+      </w:pPr>
+      <w:r>
+        <w:t xml:space="preserve">   c=10/0</w:t>
+      </w:r>
+    </w:p>
+    <w:p>
+      <w:pPr>
+        <w:pStyle w:val="NoSpacing"/>
+      </w:pPr>
+      <w:r>
+        <w:t>except:</w:t>
+      </w:r>
+    </w:p>
+    <w:p>
+      <w:pPr>
+        <w:pStyle w:val="NoSpacing"/>
+      </w:pPr>
+      <w:r>
+        <w:t xml:space="preserve">   print("Error")</w:t>
+      </w:r>
+    </w:p>
+    <w:p>
+      <w:pPr>
+        <w:pStyle w:val="NoSpacing"/>
+      </w:pPr>
+      <w:proofErr w:type="gramStart"/>
+      <w:r>
+        <w:t>print(</w:t>
+      </w:r>
+      <w:proofErr w:type="gramEnd"/>
+      <w:r>
+        <w:t>"Piece of code of finally")</w:t>
+      </w:r>
+    </w:p>
+    <w:p>
+      <w:pPr>
+        <w:pStyle w:val="NoSpacing"/>
+      </w:pPr>
+    </w:p>
+    <w:p>
+      <w:pPr>
+        <w:pStyle w:val="NoSpacing"/>
+      </w:pPr>
+      <w:r>
+        <w:t>The main reason for using the finally block instead of writing the cleanup code directly after the try-except block is </w:t>
+      </w:r>
+      <w:r>
+        <w:rPr>
+          <w:b/>
+          <w:bCs/>
+        </w:rPr>
+        <w:t>guaranteed execution</w:t>
+      </w:r>
+      <w:r>
+        <w:t>, even in cases where the program flow is interrupted.</w:t>
+      </w:r>
+    </w:p>
+    <w:p>
+      <w:pPr>
+        <w:pStyle w:val="NoSpacing"/>
+        <w:rPr>
+          <w:highlight w:val="yellow"/>
+        </w:rPr>
+      </w:pPr>
+      <w:r>
+        <w:rPr>
+          <w:highlight w:val="yellow"/>
+        </w:rPr>
+        <w:t>try:</w:t>
+      </w:r>
+    </w:p>
+    <w:p>
+      <w:pPr>
+        <w:pStyle w:val="NoSpacing"/>
+        <w:rPr>
+          <w:highlight w:val="yellow"/>
+        </w:rPr>
+      </w:pPr>
+      <w:r>
+        <w:rPr>
+          <w:highlight w:val="yellow"/>
+        </w:rPr>
+        <w:t xml:space="preserve">   c=10/0</w:t>
+      </w:r>
+    </w:p>
+    <w:p>
+      <w:pPr>
+        <w:pStyle w:val="NoSpacing"/>
+        <w:rPr>
+          <w:highlight w:val="yellow"/>
+        </w:rPr>
+      </w:pPr>
+      <w:r>
+        <w:rPr>
+          <w:highlight w:val="yellow"/>
+        </w:rPr>
+        <w:t>except:</w:t>
+      </w:r>
+    </w:p>
+    <w:p>
+      <w:pPr>
+        <w:pStyle w:val="NoSpacing"/>
+        <w:rPr>
+          <w:highlight w:val="yellow"/>
+        </w:rPr>
+      </w:pPr>
+      <w:r>
+        <w:rPr>
+          <w:highlight w:val="yellow"/>
+        </w:rPr>
+        <w:t xml:space="preserve">   print("Error")</w:t>
+      </w:r>
+    </w:p>
+    <w:p>
+      <w:pPr>
+        <w:pStyle w:val="NoSpacing"/>
+        <w:rPr>
+          <w:highlight w:val="yellow"/>
+        </w:rPr>
+      </w:pPr>
+      <w:r>
+        <w:rPr>
+          <w:highlight w:val="yellow"/>
+        </w:rPr>
+        <w:t>finally:</w:t>
+      </w:r>
+    </w:p>
+    <w:p>
+      <w:pPr>
+        <w:pStyle w:val="NoSpacing"/>
+      </w:pPr>
+      <w:r>
+        <w:rPr>
+          <w:highlight w:val="yellow"/>
+        </w:rPr>
+        <w:t xml:space="preserve">   </w:t>
+      </w:r>
+      <w:proofErr w:type="gramStart"/>
+      <w:r>
+        <w:rPr>
+          <w:highlight w:val="yellow"/>
+        </w:rPr>
+        <w:t>print(</w:t>
+      </w:r>
+      <w:proofErr w:type="gramEnd"/>
+      <w:r>
+        <w:rPr>
+          <w:highlight w:val="yellow"/>
+        </w:rPr>
+        <w:t>"Piece of code of finally")</w:t>
+      </w:r>
+    </w:p>
+    <w:p>
+      <w:pPr>
+        <w:pStyle w:val="NoSpacing"/>
+      </w:pPr>
+    </w:p>
+    <w:p>
+      <w:pPr>
+        <w:pStyle w:val="NoSpacing"/>
+      </w:pPr>
+    </w:p>
+    <w:p>
+      <w:pPr>
+        <w:pStyle w:val="NoSpacing"/>
+        <w:rPr>
+          <w:b/>
+          <w:bCs/>
+          <w:sz w:val="44"/>
+          <w:szCs w:val="44"/>
+          <w:u w:val="single"/>
+        </w:rPr>
+      </w:pPr>
+      <w:r>
+        <w:rPr>
+          <w:b/>
+          <w:bCs/>
+          <w:sz w:val="44"/>
+          <w:szCs w:val="44"/>
+          <w:u w:val="single"/>
+        </w:rPr>
+        <w:t>Function Structure (def keyword)</w:t>
+      </w:r>
+    </w:p>
+    <w:p>
+      <w:pPr>
+        <w:pStyle w:val="NoSpacing"/>
+      </w:pPr>
+      <w:r>
+        <w:t>Functions in Python allow for efficient code structuring and reuse. A function is defined using the def keyword, and when called, control jumps to the function definition, executes its body, and then returns to the next line after the call. Functions are essential in Python, enabling modular programming and reusable code structures.</w:t>
+      </w:r>
+    </w:p>
+    <w:p>
+      <w:pPr>
+        <w:pStyle w:val="NoSpacing"/>
+      </w:pPr>
+    </w:p>
+    <w:p>
+      <w:pPr>
+        <w:pStyle w:val="NoSpacing"/>
+      </w:pPr>
+      <w:r>
+        <w:rPr>
+          <w:b/>
+          <w:bCs/>
+        </w:rPr>
+        <w:t>Defining a Function</w:t>
+      </w:r>
+    </w:p>
+    <w:p>
+      <w:pPr>
+        <w:pStyle w:val="NoSpacing"/>
+      </w:pPr>
+      <w:r>
+        <w:t>When defining a function, indentation is crucial, as it determines which statements belong to the function body.</w:t>
+      </w:r>
+    </w:p>
+    <w:p>
+      <w:pPr>
+        <w:pStyle w:val="NoSpacing"/>
+        <w:rPr>
+          <w:highlight w:val="yellow"/>
+        </w:rPr>
+      </w:pPr>
+      <w:r>
+        <w:rPr>
+          <w:highlight w:val="yellow"/>
+        </w:rPr>
+        <w:t xml:space="preserve">def </w:t>
+      </w:r>
+      <w:proofErr w:type="spellStart"/>
+      <w:r>
+        <w:rPr>
+          <w:highlight w:val="yellow"/>
+        </w:rPr>
+        <w:t>my_</w:t>
+      </w:r>
+      <w:proofErr w:type="gramStart"/>
+      <w:r>
+        <w:rPr>
+          <w:highlight w:val="yellow"/>
+        </w:rPr>
+        <w:t>function</w:t>
+      </w:r>
+      <w:proofErr w:type="spellEnd"/>
+      <w:r>
+        <w:rPr>
+          <w:highlight w:val="yellow"/>
+        </w:rPr>
+        <w:t>(</w:t>
+      </w:r>
+      <w:proofErr w:type="gramEnd"/>
+      <w:r>
+        <w:rPr>
+          <w:highlight w:val="yellow"/>
+        </w:rPr>
+        <w:t>):</w:t>
+      </w:r>
+    </w:p>
+    <w:p>
+      <w:pPr>
+        <w:pStyle w:val="NoSpacing"/>
+      </w:pPr>
+      <w:r>
+        <w:rPr>
+          <w:highlight w:val="yellow"/>
+        </w:rPr>
+        <w:t xml:space="preserve">    </w:t>
+      </w:r>
+      <w:proofErr w:type="gramStart"/>
+      <w:r>
+        <w:rPr>
+          <w:highlight w:val="yellow"/>
+        </w:rPr>
+        <w:t>print(</w:t>
+      </w:r>
+      <w:proofErr w:type="gramEnd"/>
+      <w:r>
+        <w:rPr>
+          <w:highlight w:val="yellow"/>
+        </w:rPr>
+        <w:t>"Hello from a function</w:t>
+      </w:r>
+      <w:proofErr w:type="gramStart"/>
+      <w:r>
+        <w:rPr>
+          <w:highlight w:val="yellow"/>
+        </w:rPr>
+        <w:t>")  #</w:t>
+      </w:r>
+      <w:proofErr w:type="gramEnd"/>
+      <w:r>
+        <w:rPr>
+          <w:highlight w:val="yellow"/>
+        </w:rPr>
+        <w:t xml:space="preserve"> Function body</w:t>
+      </w:r>
+    </w:p>
+    <w:p>
+      <w:pPr>
+        <w:pStyle w:val="NoSpacing"/>
+      </w:pPr>
+      <w:r>
+        <w:t># `def` Keyword: Used to define a function in Python.</w:t>
+      </w:r>
+    </w:p>
+    <w:p>
+      <w:pPr>
+        <w:pStyle w:val="NoSpacing"/>
+      </w:pPr>
+      <w:r>
+        <w:t># Function Name (</w:t>
+      </w:r>
+      <w:proofErr w:type="spellStart"/>
+      <w:r>
+        <w:t>my_function</w:t>
+      </w:r>
+      <w:proofErr w:type="spellEnd"/>
+      <w:r>
+        <w:t>): The name assigned to the function. It should be meaningful.</w:t>
+      </w:r>
+    </w:p>
+    <w:p>
+      <w:pPr>
+        <w:pStyle w:val="NoSpacing"/>
+      </w:pPr>
+      <w:r>
+        <w:t># Function Body:  Contains statements indented under the function, which execute when the function is called.</w:t>
+      </w:r>
+    </w:p>
+    <w:p>
+      <w:pPr>
+        <w:pStyle w:val="NoSpacing"/>
+      </w:pPr>
+      <w:r>
+        <w:rPr>
+          <w:b/>
+          <w:bCs/>
+        </w:rPr>
+        <w:t>Calling a Function</w:t>
+      </w:r>
+    </w:p>
+    <w:p>
+      <w:pPr>
+        <w:pStyle w:val="NoSpacing"/>
+      </w:pPr>
+      <w:proofErr w:type="spellStart"/>
+      <w:r>
+        <w:t>my_</w:t>
+      </w:r>
+      <w:proofErr w:type="gramStart"/>
+      <w:r>
+        <w:t>function</w:t>
+      </w:r>
+      <w:proofErr w:type="spellEnd"/>
+      <w:r>
+        <w:t>()  #</w:t>
+      </w:r>
+      <w:proofErr w:type="gramEnd"/>
+      <w:r>
+        <w:t xml:space="preserve"> Outputs: Hello from a function</w:t>
+      </w:r>
+    </w:p>
+    <w:p>
+      <w:pPr>
+        <w:pStyle w:val="NoSpacing"/>
+      </w:pPr>
+      <w:r>
+        <w:t xml:space="preserve"># Call </w:t>
+      </w:r>
+      <w:proofErr w:type="spellStart"/>
+      <w:r>
+        <w:t>my_</w:t>
+      </w:r>
+      <w:proofErr w:type="gramStart"/>
+      <w:r>
+        <w:t>function</w:t>
+      </w:r>
+      <w:proofErr w:type="spellEnd"/>
+      <w:r>
+        <w:t>(</w:t>
+      </w:r>
+      <w:proofErr w:type="gramEnd"/>
+      <w:r>
+        <w:t>): printing "Hello from a function".</w:t>
+      </w:r>
+    </w:p>
+    <w:p>
+      <w:pPr>
+        <w:pStyle w:val="NoSpacing"/>
+      </w:pPr>
+    </w:p>
+    <w:p>
+      <w:pPr>
+        <w:pStyle w:val="NoSpacing"/>
+      </w:pPr>
+    </w:p>
+    <w:p>
+      <w:pPr>
+        <w:pStyle w:val="NoSpacing"/>
+      </w:pPr>
+    </w:p>
+    <w:p>
+      <w:pPr>
+        <w:pStyle w:val="NoSpacing"/>
+        <w:rPr>
+          <w:b/>
+          <w:bCs/>
+          <w:sz w:val="44"/>
+          <w:szCs w:val="44"/>
+          <w:u w:val="single"/>
+        </w:rPr>
+      </w:pPr>
+      <w:r>
+        <w:rPr>
+          <w:b/>
+          <w:bCs/>
+          <w:sz w:val="44"/>
+          <w:szCs w:val="44"/>
+          <w:u w:val="single"/>
+        </w:rPr>
+        <w:lastRenderedPageBreak/>
+        <w:t>Function With Single Parameter</w:t>
+      </w:r>
+    </w:p>
+    <w:p>
+      <w:pPr>
+        <w:pStyle w:val="NoSpacing"/>
+      </w:pPr>
+      <w:r>
+        <w:t>Functions can accept parameters, making them flexible and reusable. A parameter allows different values to be passed into a function when called. Functions with parameters help avoid hardcoding values, allowing dynamic and reusable code in Python.</w:t>
+      </w:r>
+    </w:p>
+    <w:p>
+      <w:pPr>
+        <w:pStyle w:val="NoSpacing"/>
+      </w:pPr>
+      <w:r>
+        <w:rPr>
+          <w:b/>
+          <w:bCs/>
+        </w:rPr>
+        <w:t>Syntax</w:t>
+      </w:r>
+    </w:p>
+    <w:p>
+      <w:pPr>
+        <w:pStyle w:val="NoSpacing"/>
+      </w:pPr>
+      <w:r>
+        <w:t>You can define a function with parameters using the def keyword, followed by the function name and parentheses (), which contain the parameter.</w:t>
+      </w:r>
+    </w:p>
+    <w:p>
+      <w:pPr>
+        <w:pStyle w:val="NoSpacing"/>
+      </w:pPr>
+    </w:p>
+    <w:p>
+      <w:pPr>
+        <w:pStyle w:val="NoSpacing"/>
+      </w:pPr>
+      <w:r>
+        <w:rPr>
+          <w:b/>
+          <w:bCs/>
+        </w:rPr>
+        <w:t>Example</w:t>
+      </w:r>
+      <w:r>
+        <w:t>:</w:t>
+      </w:r>
+    </w:p>
+    <w:p>
+      <w:pPr>
+        <w:pStyle w:val="NoSpacing"/>
+      </w:pPr>
+      <w:r>
+        <w:t># Define a function named 'greet' that takes a parameter 'name'</w:t>
+      </w:r>
+    </w:p>
+    <w:p>
+      <w:pPr>
+        <w:pStyle w:val="NoSpacing"/>
+        <w:rPr>
+          <w:highlight w:val="yellow"/>
+        </w:rPr>
+      </w:pPr>
+      <w:r>
+        <w:rPr>
+          <w:highlight w:val="yellow"/>
+        </w:rPr>
+        <w:t>def greet(name):</w:t>
+      </w:r>
+    </w:p>
+    <w:p>
+      <w:pPr>
+        <w:pStyle w:val="NoSpacing"/>
+        <w:rPr>
+          <w:highlight w:val="yellow"/>
+        </w:rPr>
+      </w:pPr>
+      <w:r>
+        <w:rPr>
+          <w:highlight w:val="yellow"/>
+        </w:rPr>
+        <w:t xml:space="preserve">    # Print a greeting message using string formatting to include the 'name' parameter</w:t>
+      </w:r>
+    </w:p>
+    <w:p>
+      <w:pPr>
+        <w:pStyle w:val="NoSpacing"/>
+        <w:rPr>
+          <w:highlight w:val="yellow"/>
+        </w:rPr>
+      </w:pPr>
+      <w:r>
+        <w:rPr>
+          <w:highlight w:val="yellow"/>
+        </w:rPr>
+        <w:t xml:space="preserve">    </w:t>
+      </w:r>
+      <w:proofErr w:type="gramStart"/>
+      <w:r>
+        <w:rPr>
+          <w:highlight w:val="yellow"/>
+        </w:rPr>
+        <w:t>print(</w:t>
+      </w:r>
+      <w:proofErr w:type="spellStart"/>
+      <w:proofErr w:type="gramEnd"/>
+      <w:r>
+        <w:rPr>
+          <w:highlight w:val="yellow"/>
+        </w:rPr>
+        <w:t>f"Hello</w:t>
+      </w:r>
+      <w:proofErr w:type="spellEnd"/>
+      <w:r>
+        <w:rPr>
+          <w:highlight w:val="yellow"/>
+        </w:rPr>
+        <w:t>, {name}!")  # The f-string allows embedding the value of 'name' into the greeting message</w:t>
+      </w:r>
+    </w:p>
+    <w:p>
+      <w:pPr>
+        <w:pStyle w:val="NoSpacing"/>
+      </w:pPr>
+      <w:r>
+        <w:rPr>
+          <w:highlight w:val="yellow"/>
+        </w:rPr>
+        <w:t>greet("Raj") # Output: Hello, Raj!</w:t>
+      </w:r>
     </w:p>
     <w:p>
       <w:pPr>
@@ -23633,6 +25764,119 @@
     </w:lvl>
   </w:abstractNum>
   <w:abstractNum w:abstractNumId="12" w15:restartNumberingAfterBreak="0">
+    <w:nsid w:val="2BCD16B4"/>
+    <w:multiLevelType w:val="multilevel"/>
+    <w:tmpl w:val="50A09D10"/>
+    <w:lvl w:ilvl="0">
+      <w:start w:val="1"/>
+      <w:numFmt w:val="decimal"/>
+      <w:lvlText w:val="%1."/>
+      <w:lvlJc w:val="left"/>
+      <w:pPr>
+        <w:tabs>
+          <w:tab w:val="num" w:pos="720"/>
+        </w:tabs>
+        <w:ind w:left="720" w:hanging="360"/>
+      </w:pPr>
+    </w:lvl>
+    <w:lvl w:ilvl="1" w:tentative="1">
+      <w:start w:val="1"/>
+      <w:numFmt w:val="decimal"/>
+      <w:lvlText w:val="%2."/>
+      <w:lvlJc w:val="left"/>
+      <w:pPr>
+        <w:tabs>
+          <w:tab w:val="num" w:pos="1440"/>
+        </w:tabs>
+        <w:ind w:left="1440" w:hanging="360"/>
+      </w:pPr>
+    </w:lvl>
+    <w:lvl w:ilvl="2" w:tentative="1">
+      <w:start w:val="1"/>
+      <w:numFmt w:val="decimal"/>
+      <w:lvlText w:val="%3."/>
+      <w:lvlJc w:val="left"/>
+      <w:pPr>
+        <w:tabs>
+          <w:tab w:val="num" w:pos="2160"/>
+        </w:tabs>
+        <w:ind w:left="2160" w:hanging="360"/>
+      </w:pPr>
+    </w:lvl>
+    <w:lvl w:ilvl="3" w:tentative="1">
+      <w:start w:val="1"/>
+      <w:numFmt w:val="decimal"/>
+      <w:lvlText w:val="%4."/>
+      <w:lvlJc w:val="left"/>
+      <w:pPr>
+        <w:tabs>
+          <w:tab w:val="num" w:pos="2880"/>
+        </w:tabs>
+        <w:ind w:left="2880" w:hanging="360"/>
+      </w:pPr>
+    </w:lvl>
+    <w:lvl w:ilvl="4" w:tentative="1">
+      <w:start w:val="1"/>
+      <w:numFmt w:val="decimal"/>
+      <w:lvlText w:val="%5."/>
+      <w:lvlJc w:val="left"/>
+      <w:pPr>
+        <w:tabs>
+          <w:tab w:val="num" w:pos="3600"/>
+        </w:tabs>
+        <w:ind w:left="3600" w:hanging="360"/>
+      </w:pPr>
+    </w:lvl>
+    <w:lvl w:ilvl="5" w:tentative="1">
+      <w:start w:val="1"/>
+      <w:numFmt w:val="decimal"/>
+      <w:lvlText w:val="%6."/>
+      <w:lvlJc w:val="left"/>
+      <w:pPr>
+        <w:tabs>
+          <w:tab w:val="num" w:pos="4320"/>
+        </w:tabs>
+        <w:ind w:left="4320" w:hanging="360"/>
+      </w:pPr>
+    </w:lvl>
+    <w:lvl w:ilvl="6" w:tentative="1">
+      <w:start w:val="1"/>
+      <w:numFmt w:val="decimal"/>
+      <w:lvlText w:val="%7."/>
+      <w:lvlJc w:val="left"/>
+      <w:pPr>
+        <w:tabs>
+          <w:tab w:val="num" w:pos="5040"/>
+        </w:tabs>
+        <w:ind w:left="5040" w:hanging="360"/>
+      </w:pPr>
+    </w:lvl>
+    <w:lvl w:ilvl="7" w:tentative="1">
+      <w:start w:val="1"/>
+      <w:numFmt w:val="decimal"/>
+      <w:lvlText w:val="%8."/>
+      <w:lvlJc w:val="left"/>
+      <w:pPr>
+        <w:tabs>
+          <w:tab w:val="num" w:pos="5760"/>
+        </w:tabs>
+        <w:ind w:left="5760" w:hanging="360"/>
+      </w:pPr>
+    </w:lvl>
+    <w:lvl w:ilvl="8" w:tentative="1">
+      <w:start w:val="1"/>
+      <w:numFmt w:val="decimal"/>
+      <w:lvlText w:val="%9."/>
+      <w:lvlJc w:val="left"/>
+      <w:pPr>
+        <w:tabs>
+          <w:tab w:val="num" w:pos="6480"/>
+        </w:tabs>
+        <w:ind w:left="6480" w:hanging="360"/>
+      </w:pPr>
+    </w:lvl>
+  </w:abstractNum>
+  <w:abstractNum w:abstractNumId="13" w15:restartNumberingAfterBreak="0">
     <w:nsid w:val="2E1929BA"/>
     <w:multiLevelType w:val="multilevel"/>
     <w:tmpl w:val="E348CA2A"/>
@@ -23745,7 +25989,7 @@
       </w:pPr>
     </w:lvl>
   </w:abstractNum>
-  <w:abstractNum w:abstractNumId="13" w15:restartNumberingAfterBreak="0">
+  <w:abstractNum w:abstractNumId="14" w15:restartNumberingAfterBreak="0">
     <w:nsid w:val="2E4D707D"/>
     <w:multiLevelType w:val="multilevel"/>
     <w:tmpl w:val="6C3EE2EC"/>
@@ -23894,7 +26138,7 @@
       </w:rPr>
     </w:lvl>
   </w:abstractNum>
-  <w:abstractNum w:abstractNumId="14" w15:restartNumberingAfterBreak="0">
+  <w:abstractNum w:abstractNumId="15" w15:restartNumberingAfterBreak="0">
     <w:nsid w:val="30C40687"/>
     <w:multiLevelType w:val="multilevel"/>
     <w:tmpl w:val="56B27E2C"/>
@@ -24011,7 +26255,7 @@
       </w:pPr>
     </w:lvl>
   </w:abstractNum>
-  <w:abstractNum w:abstractNumId="15" w15:restartNumberingAfterBreak="0">
+  <w:abstractNum w:abstractNumId="16" w15:restartNumberingAfterBreak="0">
     <w:nsid w:val="325E0CD4"/>
     <w:multiLevelType w:val="multilevel"/>
     <w:tmpl w:val="9FAE4238"/>
@@ -24124,7 +26368,156 @@
       </w:pPr>
     </w:lvl>
   </w:abstractNum>
-  <w:abstractNum w:abstractNumId="16" w15:restartNumberingAfterBreak="0">
+  <w:abstractNum w:abstractNumId="17" w15:restartNumberingAfterBreak="0">
+    <w:nsid w:val="33BC613C"/>
+    <w:multiLevelType w:val="multilevel"/>
+    <w:tmpl w:val="1714CAA8"/>
+    <w:lvl w:ilvl="0">
+      <w:start w:val="1"/>
+      <w:numFmt w:val="bullet"/>
+      <w:lvlText w:val=""/>
+      <w:lvlJc w:val="left"/>
+      <w:pPr>
+        <w:tabs>
+          <w:tab w:val="num" w:pos="720"/>
+        </w:tabs>
+        <w:ind w:left="720" w:hanging="360"/>
+      </w:pPr>
+      <w:rPr>
+        <w:rFonts w:ascii="Symbol" w:hAnsi="Symbol" w:hint="default"/>
+        <w:sz w:val="20"/>
+      </w:rPr>
+    </w:lvl>
+    <w:lvl w:ilvl="1" w:tentative="1">
+      <w:start w:val="1"/>
+      <w:numFmt w:val="bullet"/>
+      <w:lvlText w:val="o"/>
+      <w:lvlJc w:val="left"/>
+      <w:pPr>
+        <w:tabs>
+          <w:tab w:val="num" w:pos="1440"/>
+        </w:tabs>
+        <w:ind w:left="1440" w:hanging="360"/>
+      </w:pPr>
+      <w:rPr>
+        <w:rFonts w:ascii="Courier New" w:hAnsi="Courier New" w:hint="default"/>
+        <w:sz w:val="20"/>
+      </w:rPr>
+    </w:lvl>
+    <w:lvl w:ilvl="2" w:tentative="1">
+      <w:start w:val="1"/>
+      <w:numFmt w:val="bullet"/>
+      <w:lvlText w:val=""/>
+      <w:lvlJc w:val="left"/>
+      <w:pPr>
+        <w:tabs>
+          <w:tab w:val="num" w:pos="2160"/>
+        </w:tabs>
+        <w:ind w:left="2160" w:hanging="360"/>
+      </w:pPr>
+      <w:rPr>
+        <w:rFonts w:ascii="Wingdings" w:hAnsi="Wingdings" w:hint="default"/>
+        <w:sz w:val="20"/>
+      </w:rPr>
+    </w:lvl>
+    <w:lvl w:ilvl="3" w:tentative="1">
+      <w:start w:val="1"/>
+      <w:numFmt w:val="bullet"/>
+      <w:lvlText w:val=""/>
+      <w:lvlJc w:val="left"/>
+      <w:pPr>
+        <w:tabs>
+          <w:tab w:val="num" w:pos="2880"/>
+        </w:tabs>
+        <w:ind w:left="2880" w:hanging="360"/>
+      </w:pPr>
+      <w:rPr>
+        <w:rFonts w:ascii="Wingdings" w:hAnsi="Wingdings" w:hint="default"/>
+        <w:sz w:val="20"/>
+      </w:rPr>
+    </w:lvl>
+    <w:lvl w:ilvl="4" w:tentative="1">
+      <w:start w:val="1"/>
+      <w:numFmt w:val="bullet"/>
+      <w:lvlText w:val=""/>
+      <w:lvlJc w:val="left"/>
+      <w:pPr>
+        <w:tabs>
+          <w:tab w:val="num" w:pos="3600"/>
+        </w:tabs>
+        <w:ind w:left="3600" w:hanging="360"/>
+      </w:pPr>
+      <w:rPr>
+        <w:rFonts w:ascii="Wingdings" w:hAnsi="Wingdings" w:hint="default"/>
+        <w:sz w:val="20"/>
+      </w:rPr>
+    </w:lvl>
+    <w:lvl w:ilvl="5" w:tentative="1">
+      <w:start w:val="1"/>
+      <w:numFmt w:val="bullet"/>
+      <w:lvlText w:val=""/>
+      <w:lvlJc w:val="left"/>
+      <w:pPr>
+        <w:tabs>
+          <w:tab w:val="num" w:pos="4320"/>
+        </w:tabs>
+        <w:ind w:left="4320" w:hanging="360"/>
+      </w:pPr>
+      <w:rPr>
+        <w:rFonts w:ascii="Wingdings" w:hAnsi="Wingdings" w:hint="default"/>
+        <w:sz w:val="20"/>
+      </w:rPr>
+    </w:lvl>
+    <w:lvl w:ilvl="6" w:tentative="1">
+      <w:start w:val="1"/>
+      <w:numFmt w:val="bullet"/>
+      <w:lvlText w:val=""/>
+      <w:lvlJc w:val="left"/>
+      <w:pPr>
+        <w:tabs>
+          <w:tab w:val="num" w:pos="5040"/>
+        </w:tabs>
+        <w:ind w:left="5040" w:hanging="360"/>
+      </w:pPr>
+      <w:rPr>
+        <w:rFonts w:ascii="Wingdings" w:hAnsi="Wingdings" w:hint="default"/>
+        <w:sz w:val="20"/>
+      </w:rPr>
+    </w:lvl>
+    <w:lvl w:ilvl="7" w:tentative="1">
+      <w:start w:val="1"/>
+      <w:numFmt w:val="bullet"/>
+      <w:lvlText w:val=""/>
+      <w:lvlJc w:val="left"/>
+      <w:pPr>
+        <w:tabs>
+          <w:tab w:val="num" w:pos="5760"/>
+        </w:tabs>
+        <w:ind w:left="5760" w:hanging="360"/>
+      </w:pPr>
+      <w:rPr>
+        <w:rFonts w:ascii="Wingdings" w:hAnsi="Wingdings" w:hint="default"/>
+        <w:sz w:val="20"/>
+      </w:rPr>
+    </w:lvl>
+    <w:lvl w:ilvl="8" w:tentative="1">
+      <w:start w:val="1"/>
+      <w:numFmt w:val="bullet"/>
+      <w:lvlText w:val=""/>
+      <w:lvlJc w:val="left"/>
+      <w:pPr>
+        <w:tabs>
+          <w:tab w:val="num" w:pos="6480"/>
+        </w:tabs>
+        <w:ind w:left="6480" w:hanging="360"/>
+      </w:pPr>
+      <w:rPr>
+        <w:rFonts w:ascii="Wingdings" w:hAnsi="Wingdings" w:hint="default"/>
+        <w:sz w:val="20"/>
+      </w:rPr>
+    </w:lvl>
+  </w:abstractNum>
+  <w:abstractNum w:abstractNumId="18" w15:restartNumberingAfterBreak="0">
     <w:nsid w:val="34DF0C8A"/>
     <w:multiLevelType w:val="multilevel"/>
     <w:tmpl w:val="5F686C06"/>
@@ -24237,7 +26630,7 @@
       </w:pPr>
     </w:lvl>
   </w:abstractNum>
-  <w:abstractNum w:abstractNumId="17" w15:restartNumberingAfterBreak="0">
+  <w:abstractNum w:abstractNumId="19" w15:restartNumberingAfterBreak="0">
     <w:nsid w:val="3C5F48D4"/>
     <w:multiLevelType w:val="multilevel"/>
     <w:tmpl w:val="4420D816"/>
@@ -24350,7 +26743,7 @@
       </w:pPr>
     </w:lvl>
   </w:abstractNum>
-  <w:abstractNum w:abstractNumId="18" w15:restartNumberingAfterBreak="0">
+  <w:abstractNum w:abstractNumId="20" w15:restartNumberingAfterBreak="0">
     <w:nsid w:val="40147520"/>
     <w:multiLevelType w:val="multilevel"/>
     <w:tmpl w:val="40AC8DBA"/>
@@ -24463,7 +26856,7 @@
       </w:pPr>
     </w:lvl>
   </w:abstractNum>
-  <w:abstractNum w:abstractNumId="19" w15:restartNumberingAfterBreak="0">
+  <w:abstractNum w:abstractNumId="21" w15:restartNumberingAfterBreak="0">
     <w:nsid w:val="409F50EB"/>
     <w:multiLevelType w:val="multilevel"/>
     <w:tmpl w:val="3B5EED9A"/>
@@ -24576,7 +26969,7 @@
       </w:pPr>
     </w:lvl>
   </w:abstractNum>
-  <w:abstractNum w:abstractNumId="20" w15:restartNumberingAfterBreak="0">
+  <w:abstractNum w:abstractNumId="22" w15:restartNumberingAfterBreak="0">
     <w:nsid w:val="442A2F32"/>
     <w:multiLevelType w:val="multilevel"/>
     <w:tmpl w:val="A8C4D96C"/>
@@ -24725,7 +27118,120 @@
       </w:rPr>
     </w:lvl>
   </w:abstractNum>
-  <w:abstractNum w:abstractNumId="21" w15:restartNumberingAfterBreak="0">
+  <w:abstractNum w:abstractNumId="23" w15:restartNumberingAfterBreak="0">
+    <w:nsid w:val="45BB6B9A"/>
+    <w:multiLevelType w:val="multilevel"/>
+    <w:tmpl w:val="69A8B314"/>
+    <w:lvl w:ilvl="0">
+      <w:start w:val="1"/>
+      <w:numFmt w:val="decimal"/>
+      <w:lvlText w:val="%1."/>
+      <w:lvlJc w:val="left"/>
+      <w:pPr>
+        <w:tabs>
+          <w:tab w:val="num" w:pos="720"/>
+        </w:tabs>
+        <w:ind w:left="720" w:hanging="360"/>
+      </w:pPr>
+    </w:lvl>
+    <w:lvl w:ilvl="1" w:tentative="1">
+      <w:start w:val="1"/>
+      <w:numFmt w:val="decimal"/>
+      <w:lvlText w:val="%2."/>
+      <w:lvlJc w:val="left"/>
+      <w:pPr>
+        <w:tabs>
+          <w:tab w:val="num" w:pos="1440"/>
+        </w:tabs>
+        <w:ind w:left="1440" w:hanging="360"/>
+      </w:pPr>
+    </w:lvl>
+    <w:lvl w:ilvl="2" w:tentative="1">
+      <w:start w:val="1"/>
+      <w:numFmt w:val="decimal"/>
+      <w:lvlText w:val="%3."/>
+      <w:lvlJc w:val="left"/>
+      <w:pPr>
+        <w:tabs>
+          <w:tab w:val="num" w:pos="2160"/>
+        </w:tabs>
+        <w:ind w:left="2160" w:hanging="360"/>
+      </w:pPr>
+    </w:lvl>
+    <w:lvl w:ilvl="3" w:tentative="1">
+      <w:start w:val="1"/>
+      <w:numFmt w:val="decimal"/>
+      <w:lvlText w:val="%4."/>
+      <w:lvlJc w:val="left"/>
+      <w:pPr>
+        <w:tabs>
+          <w:tab w:val="num" w:pos="2880"/>
+        </w:tabs>
+        <w:ind w:left="2880" w:hanging="360"/>
+      </w:pPr>
+    </w:lvl>
+    <w:lvl w:ilvl="4" w:tentative="1">
+      <w:start w:val="1"/>
+      <w:numFmt w:val="decimal"/>
+      <w:lvlText w:val="%5."/>
+      <w:lvlJc w:val="left"/>
+      <w:pPr>
+        <w:tabs>
+          <w:tab w:val="num" w:pos="3600"/>
+        </w:tabs>
+        <w:ind w:left="3600" w:hanging="360"/>
+      </w:pPr>
+    </w:lvl>
+    <w:lvl w:ilvl="5" w:tentative="1">
+      <w:start w:val="1"/>
+      <w:numFmt w:val="decimal"/>
+      <w:lvlText w:val="%6."/>
+      <w:lvlJc w:val="left"/>
+      <w:pPr>
+        <w:tabs>
+          <w:tab w:val="num" w:pos="4320"/>
+        </w:tabs>
+        <w:ind w:left="4320" w:hanging="360"/>
+      </w:pPr>
+    </w:lvl>
+    <w:lvl w:ilvl="6" w:tentative="1">
+      <w:start w:val="1"/>
+      <w:numFmt w:val="decimal"/>
+      <w:lvlText w:val="%7."/>
+      <w:lvlJc w:val="left"/>
+      <w:pPr>
+        <w:tabs>
+          <w:tab w:val="num" w:pos="5040"/>
+        </w:tabs>
+        <w:ind w:left="5040" w:hanging="360"/>
+      </w:pPr>
+    </w:lvl>
+    <w:lvl w:ilvl="7" w:tentative="1">
+      <w:start w:val="1"/>
+      <w:numFmt w:val="decimal"/>
+      <w:lvlText w:val="%8."/>
+      <w:lvlJc w:val="left"/>
+      <w:pPr>
+        <w:tabs>
+          <w:tab w:val="num" w:pos="5760"/>
+        </w:tabs>
+        <w:ind w:left="5760" w:hanging="360"/>
+      </w:pPr>
+    </w:lvl>
+    <w:lvl w:ilvl="8" w:tentative="1">
+      <w:start w:val="1"/>
+      <w:numFmt w:val="decimal"/>
+      <w:lvlText w:val="%9."/>
+      <w:lvlJc w:val="left"/>
+      <w:pPr>
+        <w:tabs>
+          <w:tab w:val="num" w:pos="6480"/>
+        </w:tabs>
+        <w:ind w:left="6480" w:hanging="360"/>
+      </w:pPr>
+    </w:lvl>
+  </w:abstractNum>
+  <w:abstractNum w:abstractNumId="24" w15:restartNumberingAfterBreak="0">
     <w:nsid w:val="45F0383B"/>
     <w:multiLevelType w:val="multilevel"/>
     <w:tmpl w:val="E2D83D6C"/>
@@ -24838,7 +27344,233 @@
       </w:pPr>
     </w:lvl>
   </w:abstractNum>
-  <w:abstractNum w:abstractNumId="22" w15:restartNumberingAfterBreak="0">
+  <w:abstractNum w:abstractNumId="25" w15:restartNumberingAfterBreak="0">
+    <w:nsid w:val="47E43887"/>
+    <w:multiLevelType w:val="multilevel"/>
+    <w:tmpl w:val="9AB46C98"/>
+    <w:lvl w:ilvl="0">
+      <w:start w:val="1"/>
+      <w:numFmt w:val="decimal"/>
+      <w:lvlText w:val="%1."/>
+      <w:lvlJc w:val="left"/>
+      <w:pPr>
+        <w:tabs>
+          <w:tab w:val="num" w:pos="720"/>
+        </w:tabs>
+        <w:ind w:left="720" w:hanging="360"/>
+      </w:pPr>
+    </w:lvl>
+    <w:lvl w:ilvl="1" w:tentative="1">
+      <w:start w:val="1"/>
+      <w:numFmt w:val="decimal"/>
+      <w:lvlText w:val="%2."/>
+      <w:lvlJc w:val="left"/>
+      <w:pPr>
+        <w:tabs>
+          <w:tab w:val="num" w:pos="1440"/>
+        </w:tabs>
+        <w:ind w:left="1440" w:hanging="360"/>
+      </w:pPr>
+    </w:lvl>
+    <w:lvl w:ilvl="2" w:tentative="1">
+      <w:start w:val="1"/>
+      <w:numFmt w:val="decimal"/>
+      <w:lvlText w:val="%3."/>
+      <w:lvlJc w:val="left"/>
+      <w:pPr>
+        <w:tabs>
+          <w:tab w:val="num" w:pos="2160"/>
+        </w:tabs>
+        <w:ind w:left="2160" w:hanging="360"/>
+      </w:pPr>
+    </w:lvl>
+    <w:lvl w:ilvl="3" w:tentative="1">
+      <w:start w:val="1"/>
+      <w:numFmt w:val="decimal"/>
+      <w:lvlText w:val="%4."/>
+      <w:lvlJc w:val="left"/>
+      <w:pPr>
+        <w:tabs>
+          <w:tab w:val="num" w:pos="2880"/>
+        </w:tabs>
+        <w:ind w:left="2880" w:hanging="360"/>
+      </w:pPr>
+    </w:lvl>
+    <w:lvl w:ilvl="4" w:tentative="1">
+      <w:start w:val="1"/>
+      <w:numFmt w:val="decimal"/>
+      <w:lvlText w:val="%5."/>
+      <w:lvlJc w:val="left"/>
+      <w:pPr>
+        <w:tabs>
+          <w:tab w:val="num" w:pos="3600"/>
+        </w:tabs>
+        <w:ind w:left="3600" w:hanging="360"/>
+      </w:pPr>
+    </w:lvl>
+    <w:lvl w:ilvl="5" w:tentative="1">
+      <w:start w:val="1"/>
+      <w:numFmt w:val="decimal"/>
+      <w:lvlText w:val="%6."/>
+      <w:lvlJc w:val="left"/>
+      <w:pPr>
+        <w:tabs>
+          <w:tab w:val="num" w:pos="4320"/>
+        </w:tabs>
+        <w:ind w:left="4320" w:hanging="360"/>
+      </w:pPr>
+    </w:lvl>
+    <w:lvl w:ilvl="6" w:tentative="1">
+      <w:start w:val="1"/>
+      <w:numFmt w:val="decimal"/>
+      <w:lvlText w:val="%7."/>
+      <w:lvlJc w:val="left"/>
+      <w:pPr>
+        <w:tabs>
+          <w:tab w:val="num" w:pos="5040"/>
+        </w:tabs>
+        <w:ind w:left="5040" w:hanging="360"/>
+      </w:pPr>
+    </w:lvl>
+    <w:lvl w:ilvl="7" w:tentative="1">
+      <w:start w:val="1"/>
+      <w:numFmt w:val="decimal"/>
+      <w:lvlText w:val="%8."/>
+      <w:lvlJc w:val="left"/>
+      <w:pPr>
+        <w:tabs>
+          <w:tab w:val="num" w:pos="5760"/>
+        </w:tabs>
+        <w:ind w:left="5760" w:hanging="360"/>
+      </w:pPr>
+    </w:lvl>
+    <w:lvl w:ilvl="8" w:tentative="1">
+      <w:start w:val="1"/>
+      <w:numFmt w:val="decimal"/>
+      <w:lvlText w:val="%9."/>
+      <w:lvlJc w:val="left"/>
+      <w:pPr>
+        <w:tabs>
+          <w:tab w:val="num" w:pos="6480"/>
+        </w:tabs>
+        <w:ind w:left="6480" w:hanging="360"/>
+      </w:pPr>
+    </w:lvl>
+  </w:abstractNum>
+  <w:abstractNum w:abstractNumId="26" w15:restartNumberingAfterBreak="0">
+    <w:nsid w:val="48291F9F"/>
+    <w:multiLevelType w:val="multilevel"/>
+    <w:tmpl w:val="84A66160"/>
+    <w:lvl w:ilvl="0">
+      <w:start w:val="2"/>
+      <w:numFmt w:val="decimal"/>
+      <w:lvlText w:val="%1."/>
+      <w:lvlJc w:val="left"/>
+      <w:pPr>
+        <w:tabs>
+          <w:tab w:val="num" w:pos="720"/>
+        </w:tabs>
+        <w:ind w:left="720" w:hanging="360"/>
+      </w:pPr>
+    </w:lvl>
+    <w:lvl w:ilvl="1" w:tentative="1">
+      <w:start w:val="1"/>
+      <w:numFmt w:val="decimal"/>
+      <w:lvlText w:val="%2."/>
+      <w:lvlJc w:val="left"/>
+      <w:pPr>
+        <w:tabs>
+          <w:tab w:val="num" w:pos="1440"/>
+        </w:tabs>
+        <w:ind w:left="1440" w:hanging="360"/>
+      </w:pPr>
+    </w:lvl>
+    <w:lvl w:ilvl="2" w:tentative="1">
+      <w:start w:val="1"/>
+      <w:numFmt w:val="decimal"/>
+      <w:lvlText w:val="%3."/>
+      <w:lvlJc w:val="left"/>
+      <w:pPr>
+        <w:tabs>
+          <w:tab w:val="num" w:pos="2160"/>
+        </w:tabs>
+        <w:ind w:left="2160" w:hanging="360"/>
+      </w:pPr>
+    </w:lvl>
+    <w:lvl w:ilvl="3" w:tentative="1">
+      <w:start w:val="1"/>
+      <w:numFmt w:val="decimal"/>
+      <w:lvlText w:val="%4."/>
+      <w:lvlJc w:val="left"/>
+      <w:pPr>
+        <w:tabs>
+          <w:tab w:val="num" w:pos="2880"/>
+        </w:tabs>
+        <w:ind w:left="2880" w:hanging="360"/>
+      </w:pPr>
+    </w:lvl>
+    <w:lvl w:ilvl="4" w:tentative="1">
+      <w:start w:val="1"/>
+      <w:numFmt w:val="decimal"/>
+      <w:lvlText w:val="%5."/>
+      <w:lvlJc w:val="left"/>
+      <w:pPr>
+        <w:tabs>
+          <w:tab w:val="num" w:pos="3600"/>
+        </w:tabs>
+        <w:ind w:left="3600" w:hanging="360"/>
+      </w:pPr>
+    </w:lvl>
+    <w:lvl w:ilvl="5" w:tentative="1">
+      <w:start w:val="1"/>
+      <w:numFmt w:val="decimal"/>
+      <w:lvlText w:val="%6."/>
+      <w:lvlJc w:val="left"/>
+      <w:pPr>
+        <w:tabs>
+          <w:tab w:val="num" w:pos="4320"/>
+        </w:tabs>
+        <w:ind w:left="4320" w:hanging="360"/>
+      </w:pPr>
+    </w:lvl>
+    <w:lvl w:ilvl="6" w:tentative="1">
+      <w:start w:val="1"/>
+      <w:numFmt w:val="decimal"/>
+      <w:lvlText w:val="%7."/>
+      <w:lvlJc w:val="left"/>
+      <w:pPr>
+        <w:tabs>
+          <w:tab w:val="num" w:pos="5040"/>
+        </w:tabs>
+        <w:ind w:left="5040" w:hanging="360"/>
+      </w:pPr>
+    </w:lvl>
+    <w:lvl w:ilvl="7" w:tentative="1">
+      <w:start w:val="1"/>
+      <w:numFmt w:val="decimal"/>
+      <w:lvlText w:val="%8."/>
+      <w:lvlJc w:val="left"/>
+      <w:pPr>
+        <w:tabs>
+          <w:tab w:val="num" w:pos="5760"/>
+        </w:tabs>
+        <w:ind w:left="5760" w:hanging="360"/>
+      </w:pPr>
+    </w:lvl>
+    <w:lvl w:ilvl="8" w:tentative="1">
+      <w:start w:val="1"/>
+      <w:numFmt w:val="decimal"/>
+      <w:lvlText w:val="%9."/>
+      <w:lvlJc w:val="left"/>
+      <w:pPr>
+        <w:tabs>
+          <w:tab w:val="num" w:pos="6480"/>
+        </w:tabs>
+        <w:ind w:left="6480" w:hanging="360"/>
+      </w:pPr>
+    </w:lvl>
+  </w:abstractNum>
+  <w:abstractNum w:abstractNumId="27" w15:restartNumberingAfterBreak="0">
     <w:nsid w:val="48CA4330"/>
     <w:multiLevelType w:val="multilevel"/>
     <w:tmpl w:val="7D78E2EA"/>
@@ -24987,7 +27719,7 @@
       </w:rPr>
     </w:lvl>
   </w:abstractNum>
-  <w:abstractNum w:abstractNumId="23" w15:restartNumberingAfterBreak="0">
+  <w:abstractNum w:abstractNumId="28" w15:restartNumberingAfterBreak="0">
     <w:nsid w:val="4AA1384F"/>
     <w:multiLevelType w:val="hybridMultilevel"/>
     <w:tmpl w:val="19F07A54"/>
@@ -25099,7 +27831,7 @@
       </w:rPr>
     </w:lvl>
   </w:abstractNum>
-  <w:abstractNum w:abstractNumId="24" w15:restartNumberingAfterBreak="0">
+  <w:abstractNum w:abstractNumId="29" w15:restartNumberingAfterBreak="0">
     <w:nsid w:val="4EDD47EE"/>
     <w:multiLevelType w:val="multilevel"/>
     <w:tmpl w:val="6A165A54"/>
@@ -25248,7 +27980,7 @@
       </w:rPr>
     </w:lvl>
   </w:abstractNum>
-  <w:abstractNum w:abstractNumId="25" w15:restartNumberingAfterBreak="0">
+  <w:abstractNum w:abstractNumId="30" w15:restartNumberingAfterBreak="0">
     <w:nsid w:val="53B03E51"/>
     <w:multiLevelType w:val="multilevel"/>
     <w:tmpl w:val="CFB4CA4C"/>
@@ -25397,7 +28129,7 @@
       </w:rPr>
     </w:lvl>
   </w:abstractNum>
-  <w:abstractNum w:abstractNumId="26" w15:restartNumberingAfterBreak="0">
+  <w:abstractNum w:abstractNumId="31" w15:restartNumberingAfterBreak="0">
     <w:nsid w:val="547C4E7C"/>
     <w:multiLevelType w:val="multilevel"/>
     <w:tmpl w:val="418E4F8E"/>
@@ -25510,7 +28242,7 @@
       </w:pPr>
     </w:lvl>
   </w:abstractNum>
-  <w:abstractNum w:abstractNumId="27" w15:restartNumberingAfterBreak="0">
+  <w:abstractNum w:abstractNumId="32" w15:restartNumberingAfterBreak="0">
     <w:nsid w:val="5C6961C7"/>
     <w:multiLevelType w:val="multilevel"/>
     <w:tmpl w:val="B47ED35A"/>
@@ -25623,7 +28355,7 @@
       </w:pPr>
     </w:lvl>
   </w:abstractNum>
-  <w:abstractNum w:abstractNumId="28" w15:restartNumberingAfterBreak="0">
+  <w:abstractNum w:abstractNumId="33" w15:restartNumberingAfterBreak="0">
     <w:nsid w:val="5D5B39ED"/>
     <w:multiLevelType w:val="multilevel"/>
     <w:tmpl w:val="D3DEA110"/>
@@ -25772,7 +28504,7 @@
       </w:rPr>
     </w:lvl>
   </w:abstractNum>
-  <w:abstractNum w:abstractNumId="29" w15:restartNumberingAfterBreak="0">
+  <w:abstractNum w:abstractNumId="34" w15:restartNumberingAfterBreak="0">
     <w:nsid w:val="5E1508D5"/>
     <w:multiLevelType w:val="multilevel"/>
     <w:tmpl w:val="094CE73C"/>
@@ -25885,7 +28617,120 @@
       </w:pPr>
     </w:lvl>
   </w:abstractNum>
-  <w:abstractNum w:abstractNumId="30" w15:restartNumberingAfterBreak="0">
+  <w:abstractNum w:abstractNumId="35" w15:restartNumberingAfterBreak="0">
+    <w:nsid w:val="5E4A7AFB"/>
+    <w:multiLevelType w:val="multilevel"/>
+    <w:tmpl w:val="78FCEF5E"/>
+    <w:lvl w:ilvl="0">
+      <w:start w:val="3"/>
+      <w:numFmt w:val="decimal"/>
+      <w:lvlText w:val="%1."/>
+      <w:lvlJc w:val="left"/>
+      <w:pPr>
+        <w:tabs>
+          <w:tab w:val="num" w:pos="720"/>
+        </w:tabs>
+        <w:ind w:left="720" w:hanging="360"/>
+      </w:pPr>
+    </w:lvl>
+    <w:lvl w:ilvl="1" w:tentative="1">
+      <w:start w:val="1"/>
+      <w:numFmt w:val="decimal"/>
+      <w:lvlText w:val="%2."/>
+      <w:lvlJc w:val="left"/>
+      <w:pPr>
+        <w:tabs>
+          <w:tab w:val="num" w:pos="1440"/>
+        </w:tabs>
+        <w:ind w:left="1440" w:hanging="360"/>
+      </w:pPr>
+    </w:lvl>
+    <w:lvl w:ilvl="2" w:tentative="1">
+      <w:start w:val="1"/>
+      <w:numFmt w:val="decimal"/>
+      <w:lvlText w:val="%3."/>
+      <w:lvlJc w:val="left"/>
+      <w:pPr>
+        <w:tabs>
+          <w:tab w:val="num" w:pos="2160"/>
+        </w:tabs>
+        <w:ind w:left="2160" w:hanging="360"/>
+      </w:pPr>
+    </w:lvl>
+    <w:lvl w:ilvl="3" w:tentative="1">
+      <w:start w:val="1"/>
+      <w:numFmt w:val="decimal"/>
+      <w:lvlText w:val="%4."/>
+      <w:lvlJc w:val="left"/>
+      <w:pPr>
+        <w:tabs>
+          <w:tab w:val="num" w:pos="2880"/>
+        </w:tabs>
+        <w:ind w:left="2880" w:hanging="360"/>
+      </w:pPr>
+    </w:lvl>
+    <w:lvl w:ilvl="4" w:tentative="1">
+      <w:start w:val="1"/>
+      <w:numFmt w:val="decimal"/>
+      <w:lvlText w:val="%5."/>
+      <w:lvlJc w:val="left"/>
+      <w:pPr>
+        <w:tabs>
+          <w:tab w:val="num" w:pos="3600"/>
+        </w:tabs>
+        <w:ind w:left="3600" w:hanging="360"/>
+      </w:pPr>
+    </w:lvl>
+    <w:lvl w:ilvl="5" w:tentative="1">
+      <w:start w:val="1"/>
+      <w:numFmt w:val="decimal"/>
+      <w:lvlText w:val="%6."/>
+      <w:lvlJc w:val="left"/>
+      <w:pPr>
+        <w:tabs>
+          <w:tab w:val="num" w:pos="4320"/>
+        </w:tabs>
+        <w:ind w:left="4320" w:hanging="360"/>
+      </w:pPr>
+    </w:lvl>
+    <w:lvl w:ilvl="6" w:tentative="1">
+      <w:start w:val="1"/>
+      <w:numFmt w:val="decimal"/>
+      <w:lvlText w:val="%7."/>
+      <w:lvlJc w:val="left"/>
+      <w:pPr>
+        <w:tabs>
+          <w:tab w:val="num" w:pos="5040"/>
+        </w:tabs>
+        <w:ind w:left="5040" w:hanging="360"/>
+      </w:pPr>
+    </w:lvl>
+    <w:lvl w:ilvl="7" w:tentative="1">
+      <w:start w:val="1"/>
+      <w:numFmt w:val="decimal"/>
+      <w:lvlText w:val="%8."/>
+      <w:lvlJc w:val="left"/>
+      <w:pPr>
+        <w:tabs>
+          <w:tab w:val="num" w:pos="5760"/>
+        </w:tabs>
+        <w:ind w:left="5760" w:hanging="360"/>
+      </w:pPr>
+    </w:lvl>
+    <w:lvl w:ilvl="8" w:tentative="1">
+      <w:start w:val="1"/>
+      <w:numFmt w:val="decimal"/>
+      <w:lvlText w:val="%9."/>
+      <w:lvlJc w:val="left"/>
+      <w:pPr>
+        <w:tabs>
+          <w:tab w:val="num" w:pos="6480"/>
+        </w:tabs>
+        <w:ind w:left="6480" w:hanging="360"/>
+      </w:pPr>
+    </w:lvl>
+  </w:abstractNum>
+  <w:abstractNum w:abstractNumId="36" w15:restartNumberingAfterBreak="0">
     <w:nsid w:val="5E716A6A"/>
     <w:multiLevelType w:val="multilevel"/>
     <w:tmpl w:val="44747422"/>
@@ -25998,7 +28843,7 @@
       </w:pPr>
     </w:lvl>
   </w:abstractNum>
-  <w:abstractNum w:abstractNumId="31" w15:restartNumberingAfterBreak="0">
+  <w:abstractNum w:abstractNumId="37" w15:restartNumberingAfterBreak="0">
     <w:nsid w:val="5F145FEC"/>
     <w:multiLevelType w:val="multilevel"/>
     <w:tmpl w:val="6916F2E4"/>
@@ -26111,7 +28956,7 @@
       </w:pPr>
     </w:lvl>
   </w:abstractNum>
-  <w:abstractNum w:abstractNumId="32" w15:restartNumberingAfterBreak="0">
+  <w:abstractNum w:abstractNumId="38" w15:restartNumberingAfterBreak="0">
     <w:nsid w:val="638C4BF1"/>
     <w:multiLevelType w:val="multilevel"/>
     <w:tmpl w:val="2FD6B106"/>
@@ -26260,7 +29105,7 @@
       </w:rPr>
     </w:lvl>
   </w:abstractNum>
-  <w:abstractNum w:abstractNumId="33" w15:restartNumberingAfterBreak="0">
+  <w:abstractNum w:abstractNumId="39" w15:restartNumberingAfterBreak="0">
     <w:nsid w:val="65315D8D"/>
     <w:multiLevelType w:val="multilevel"/>
     <w:tmpl w:val="7F72DC50"/>
@@ -26373,7 +29218,7 @@
       </w:pPr>
     </w:lvl>
   </w:abstractNum>
-  <w:abstractNum w:abstractNumId="34" w15:restartNumberingAfterBreak="0">
+  <w:abstractNum w:abstractNumId="40" w15:restartNumberingAfterBreak="0">
     <w:nsid w:val="660238AA"/>
     <w:multiLevelType w:val="multilevel"/>
     <w:tmpl w:val="327E902E"/>
@@ -26486,7 +29331,120 @@
       </w:pPr>
     </w:lvl>
   </w:abstractNum>
-  <w:abstractNum w:abstractNumId="35" w15:restartNumberingAfterBreak="0">
+  <w:abstractNum w:abstractNumId="41" w15:restartNumberingAfterBreak="0">
+    <w:nsid w:val="66B74FB0"/>
+    <w:multiLevelType w:val="multilevel"/>
+    <w:tmpl w:val="D13A590A"/>
+    <w:lvl w:ilvl="0">
+      <w:start w:val="2"/>
+      <w:numFmt w:val="decimal"/>
+      <w:lvlText w:val="%1."/>
+      <w:lvlJc w:val="left"/>
+      <w:pPr>
+        <w:tabs>
+          <w:tab w:val="num" w:pos="720"/>
+        </w:tabs>
+        <w:ind w:left="720" w:hanging="360"/>
+      </w:pPr>
+    </w:lvl>
+    <w:lvl w:ilvl="1" w:tentative="1">
+      <w:start w:val="1"/>
+      <w:numFmt w:val="decimal"/>
+      <w:lvlText w:val="%2."/>
+      <w:lvlJc w:val="left"/>
+      <w:pPr>
+        <w:tabs>
+          <w:tab w:val="num" w:pos="1440"/>
+        </w:tabs>
+        <w:ind w:left="1440" w:hanging="360"/>
+      </w:pPr>
+    </w:lvl>
+    <w:lvl w:ilvl="2" w:tentative="1">
+      <w:start w:val="1"/>
+      <w:numFmt w:val="decimal"/>
+      <w:lvlText w:val="%3."/>
+      <w:lvlJc w:val="left"/>
+      <w:pPr>
+        <w:tabs>
+          <w:tab w:val="num" w:pos="2160"/>
+        </w:tabs>
+        <w:ind w:left="2160" w:hanging="360"/>
+      </w:pPr>
+    </w:lvl>
+    <w:lvl w:ilvl="3" w:tentative="1">
+      <w:start w:val="1"/>
+      <w:numFmt w:val="decimal"/>
+      <w:lvlText w:val="%4."/>
+      <w:lvlJc w:val="left"/>
+      <w:pPr>
+        <w:tabs>
+          <w:tab w:val="num" w:pos="2880"/>
+        </w:tabs>
+        <w:ind w:left="2880" w:hanging="360"/>
+      </w:pPr>
+    </w:lvl>
+    <w:lvl w:ilvl="4" w:tentative="1">
+      <w:start w:val="1"/>
+      <w:numFmt w:val="decimal"/>
+      <w:lvlText w:val="%5."/>
+      <w:lvlJc w:val="left"/>
+      <w:pPr>
+        <w:tabs>
+          <w:tab w:val="num" w:pos="3600"/>
+        </w:tabs>
+        <w:ind w:left="3600" w:hanging="360"/>
+      </w:pPr>
+    </w:lvl>
+    <w:lvl w:ilvl="5" w:tentative="1">
+      <w:start w:val="1"/>
+      <w:numFmt w:val="decimal"/>
+      <w:lvlText w:val="%6."/>
+      <w:lvlJc w:val="left"/>
+      <w:pPr>
+        <w:tabs>
+          <w:tab w:val="num" w:pos="4320"/>
+        </w:tabs>
+        <w:ind w:left="4320" w:hanging="360"/>
+      </w:pPr>
+    </w:lvl>
+    <w:lvl w:ilvl="6" w:tentative="1">
+      <w:start w:val="1"/>
+      <w:numFmt w:val="decimal"/>
+      <w:lvlText w:val="%7."/>
+      <w:lvlJc w:val="left"/>
+      <w:pPr>
+        <w:tabs>
+          <w:tab w:val="num" w:pos="5040"/>
+        </w:tabs>
+        <w:ind w:left="5040" w:hanging="360"/>
+      </w:pPr>
+    </w:lvl>
+    <w:lvl w:ilvl="7" w:tentative="1">
+      <w:start w:val="1"/>
+      <w:numFmt w:val="decimal"/>
+      <w:lvlText w:val="%8."/>
+      <w:lvlJc w:val="left"/>
+      <w:pPr>
+        <w:tabs>
+          <w:tab w:val="num" w:pos="5760"/>
+        </w:tabs>
+        <w:ind w:left="5760" w:hanging="360"/>
+      </w:pPr>
+    </w:lvl>
+    <w:lvl w:ilvl="8" w:tentative="1">
+      <w:start w:val="1"/>
+      <w:numFmt w:val="decimal"/>
+      <w:lvlText w:val="%9."/>
+      <w:lvlJc w:val="left"/>
+      <w:pPr>
+        <w:tabs>
+          <w:tab w:val="num" w:pos="6480"/>
+        </w:tabs>
+        <w:ind w:left="6480" w:hanging="360"/>
+      </w:pPr>
+    </w:lvl>
+  </w:abstractNum>
+  <w:abstractNum w:abstractNumId="42" w15:restartNumberingAfterBreak="0">
     <w:nsid w:val="6AFF0227"/>
     <w:multiLevelType w:val="multilevel"/>
     <w:tmpl w:val="9564A5B6"/>
@@ -26635,7 +29593,7 @@
       </w:rPr>
     </w:lvl>
   </w:abstractNum>
-  <w:abstractNum w:abstractNumId="36" w15:restartNumberingAfterBreak="0">
+  <w:abstractNum w:abstractNumId="43" w15:restartNumberingAfterBreak="0">
     <w:nsid w:val="6B4216F9"/>
     <w:multiLevelType w:val="multilevel"/>
     <w:tmpl w:val="F26A904E"/>
@@ -26748,7 +29706,7 @@
       </w:pPr>
     </w:lvl>
   </w:abstractNum>
-  <w:abstractNum w:abstractNumId="37" w15:restartNumberingAfterBreak="0">
+  <w:abstractNum w:abstractNumId="44" w15:restartNumberingAfterBreak="0">
     <w:nsid w:val="6DB931B2"/>
     <w:multiLevelType w:val="multilevel"/>
     <w:tmpl w:val="92544524"/>
@@ -26897,7 +29855,233 @@
       </w:rPr>
     </w:lvl>
   </w:abstractNum>
-  <w:abstractNum w:abstractNumId="38" w15:restartNumberingAfterBreak="0">
+  <w:abstractNum w:abstractNumId="45" w15:restartNumberingAfterBreak="0">
+    <w:nsid w:val="754F3561"/>
+    <w:multiLevelType w:val="multilevel"/>
+    <w:tmpl w:val="2D6CCEA8"/>
+    <w:lvl w:ilvl="0">
+      <w:start w:val="1"/>
+      <w:numFmt w:val="decimal"/>
+      <w:lvlText w:val="%1."/>
+      <w:lvlJc w:val="left"/>
+      <w:pPr>
+        <w:tabs>
+          <w:tab w:val="num" w:pos="720"/>
+        </w:tabs>
+        <w:ind w:left="720" w:hanging="360"/>
+      </w:pPr>
+    </w:lvl>
+    <w:lvl w:ilvl="1" w:tentative="1">
+      <w:start w:val="1"/>
+      <w:numFmt w:val="decimal"/>
+      <w:lvlText w:val="%2."/>
+      <w:lvlJc w:val="left"/>
+      <w:pPr>
+        <w:tabs>
+          <w:tab w:val="num" w:pos="1440"/>
+        </w:tabs>
+        <w:ind w:left="1440" w:hanging="360"/>
+      </w:pPr>
+    </w:lvl>
+    <w:lvl w:ilvl="2" w:tentative="1">
+      <w:start w:val="1"/>
+      <w:numFmt w:val="decimal"/>
+      <w:lvlText w:val="%3."/>
+      <w:lvlJc w:val="left"/>
+      <w:pPr>
+        <w:tabs>
+          <w:tab w:val="num" w:pos="2160"/>
+        </w:tabs>
+        <w:ind w:left="2160" w:hanging="360"/>
+      </w:pPr>
+    </w:lvl>
+    <w:lvl w:ilvl="3" w:tentative="1">
+      <w:start w:val="1"/>
+      <w:numFmt w:val="decimal"/>
+      <w:lvlText w:val="%4."/>
+      <w:lvlJc w:val="left"/>
+      <w:pPr>
+        <w:tabs>
+          <w:tab w:val="num" w:pos="2880"/>
+        </w:tabs>
+        <w:ind w:left="2880" w:hanging="360"/>
+      </w:pPr>
+    </w:lvl>
+    <w:lvl w:ilvl="4" w:tentative="1">
+      <w:start w:val="1"/>
+      <w:numFmt w:val="decimal"/>
+      <w:lvlText w:val="%5."/>
+      <w:lvlJc w:val="left"/>
+      <w:pPr>
+        <w:tabs>
+          <w:tab w:val="num" w:pos="3600"/>
+        </w:tabs>
+        <w:ind w:left="3600" w:hanging="360"/>
+      </w:pPr>
+    </w:lvl>
+    <w:lvl w:ilvl="5" w:tentative="1">
+      <w:start w:val="1"/>
+      <w:numFmt w:val="decimal"/>
+      <w:lvlText w:val="%6."/>
+      <w:lvlJc w:val="left"/>
+      <w:pPr>
+        <w:tabs>
+          <w:tab w:val="num" w:pos="4320"/>
+        </w:tabs>
+        <w:ind w:left="4320" w:hanging="360"/>
+      </w:pPr>
+    </w:lvl>
+    <w:lvl w:ilvl="6" w:tentative="1">
+      <w:start w:val="1"/>
+      <w:numFmt w:val="decimal"/>
+      <w:lvlText w:val="%7."/>
+      <w:lvlJc w:val="left"/>
+      <w:pPr>
+        <w:tabs>
+          <w:tab w:val="num" w:pos="5040"/>
+        </w:tabs>
+        <w:ind w:left="5040" w:hanging="360"/>
+      </w:pPr>
+    </w:lvl>
+    <w:lvl w:ilvl="7" w:tentative="1">
+      <w:start w:val="1"/>
+      <w:numFmt w:val="decimal"/>
+      <w:lvlText w:val="%8."/>
+      <w:lvlJc w:val="left"/>
+      <w:pPr>
+        <w:tabs>
+          <w:tab w:val="num" w:pos="5760"/>
+        </w:tabs>
+        <w:ind w:left="5760" w:hanging="360"/>
+      </w:pPr>
+    </w:lvl>
+    <w:lvl w:ilvl="8" w:tentative="1">
+      <w:start w:val="1"/>
+      <w:numFmt w:val="decimal"/>
+      <w:lvlText w:val="%9."/>
+      <w:lvlJc w:val="left"/>
+      <w:pPr>
+        <w:tabs>
+          <w:tab w:val="num" w:pos="6480"/>
+        </w:tabs>
+        <w:ind w:left="6480" w:hanging="360"/>
+      </w:pPr>
+    </w:lvl>
+  </w:abstractNum>
+  <w:abstractNum w:abstractNumId="46" w15:restartNumberingAfterBreak="0">
+    <w:nsid w:val="76A622B5"/>
+    <w:multiLevelType w:val="multilevel"/>
+    <w:tmpl w:val="7AD00D8C"/>
+    <w:lvl w:ilvl="0">
+      <w:start w:val="3"/>
+      <w:numFmt w:val="decimal"/>
+      <w:lvlText w:val="%1."/>
+      <w:lvlJc w:val="left"/>
+      <w:pPr>
+        <w:tabs>
+          <w:tab w:val="num" w:pos="720"/>
+        </w:tabs>
+        <w:ind w:left="720" w:hanging="360"/>
+      </w:pPr>
+    </w:lvl>
+    <w:lvl w:ilvl="1" w:tentative="1">
+      <w:start w:val="1"/>
+      <w:numFmt w:val="decimal"/>
+      <w:lvlText w:val="%2."/>
+      <w:lvlJc w:val="left"/>
+      <w:pPr>
+        <w:tabs>
+          <w:tab w:val="num" w:pos="1440"/>
+        </w:tabs>
+        <w:ind w:left="1440" w:hanging="360"/>
+      </w:pPr>
+    </w:lvl>
+    <w:lvl w:ilvl="2" w:tentative="1">
+      <w:start w:val="1"/>
+      <w:numFmt w:val="decimal"/>
+      <w:lvlText w:val="%3."/>
+      <w:lvlJc w:val="left"/>
+      <w:pPr>
+        <w:tabs>
+          <w:tab w:val="num" w:pos="2160"/>
+        </w:tabs>
+        <w:ind w:left="2160" w:hanging="360"/>
+      </w:pPr>
+    </w:lvl>
+    <w:lvl w:ilvl="3" w:tentative="1">
+      <w:start w:val="1"/>
+      <w:numFmt w:val="decimal"/>
+      <w:lvlText w:val="%4."/>
+      <w:lvlJc w:val="left"/>
+      <w:pPr>
+        <w:tabs>
+          <w:tab w:val="num" w:pos="2880"/>
+        </w:tabs>
+        <w:ind w:left="2880" w:hanging="360"/>
+      </w:pPr>
+    </w:lvl>
+    <w:lvl w:ilvl="4" w:tentative="1">
+      <w:start w:val="1"/>
+      <w:numFmt w:val="decimal"/>
+      <w:lvlText w:val="%5."/>
+      <w:lvlJc w:val="left"/>
+      <w:pPr>
+        <w:tabs>
+          <w:tab w:val="num" w:pos="3600"/>
+        </w:tabs>
+        <w:ind w:left="3600" w:hanging="360"/>
+      </w:pPr>
+    </w:lvl>
+    <w:lvl w:ilvl="5" w:tentative="1">
+      <w:start w:val="1"/>
+      <w:numFmt w:val="decimal"/>
+      <w:lvlText w:val="%6."/>
+      <w:lvlJc w:val="left"/>
+      <w:pPr>
+        <w:tabs>
+          <w:tab w:val="num" w:pos="4320"/>
+        </w:tabs>
+        <w:ind w:left="4320" w:hanging="360"/>
+      </w:pPr>
+    </w:lvl>
+    <w:lvl w:ilvl="6" w:tentative="1">
+      <w:start w:val="1"/>
+      <w:numFmt w:val="decimal"/>
+      <w:lvlText w:val="%7."/>
+      <w:lvlJc w:val="left"/>
+      <w:pPr>
+        <w:tabs>
+          <w:tab w:val="num" w:pos="5040"/>
+        </w:tabs>
+        <w:ind w:left="5040" w:hanging="360"/>
+      </w:pPr>
+    </w:lvl>
+    <w:lvl w:ilvl="7" w:tentative="1">
+      <w:start w:val="1"/>
+      <w:numFmt w:val="decimal"/>
+      <w:lvlText w:val="%8."/>
+      <w:lvlJc w:val="left"/>
+      <w:pPr>
+        <w:tabs>
+          <w:tab w:val="num" w:pos="5760"/>
+        </w:tabs>
+        <w:ind w:left="5760" w:hanging="360"/>
+      </w:pPr>
+    </w:lvl>
+    <w:lvl w:ilvl="8" w:tentative="1">
+      <w:start w:val="1"/>
+      <w:numFmt w:val="decimal"/>
+      <w:lvlText w:val="%9."/>
+      <w:lvlJc w:val="left"/>
+      <w:pPr>
+        <w:tabs>
+          <w:tab w:val="num" w:pos="6480"/>
+        </w:tabs>
+        <w:ind w:left="6480" w:hanging="360"/>
+      </w:pPr>
+    </w:lvl>
+  </w:abstractNum>
+  <w:abstractNum w:abstractNumId="47" w15:restartNumberingAfterBreak="0">
     <w:nsid w:val="797D0AAA"/>
     <w:multiLevelType w:val="multilevel"/>
     <w:tmpl w:val="A93CDF4C"/>
@@ -27046,7 +30230,7 @@
       </w:rPr>
     </w:lvl>
   </w:abstractNum>
-  <w:abstractNum w:abstractNumId="39" w15:restartNumberingAfterBreak="0">
+  <w:abstractNum w:abstractNumId="48" w15:restartNumberingAfterBreak="0">
     <w:nsid w:val="79D239C1"/>
     <w:multiLevelType w:val="multilevel"/>
     <w:tmpl w:val="DE4CCDE0"/>
@@ -27195,7 +30379,7 @@
       </w:rPr>
     </w:lvl>
   </w:abstractNum>
-  <w:abstractNum w:abstractNumId="40" w15:restartNumberingAfterBreak="0">
+  <w:abstractNum w:abstractNumId="49" w15:restartNumberingAfterBreak="0">
     <w:nsid w:val="79FD3935"/>
     <w:multiLevelType w:val="multilevel"/>
     <w:tmpl w:val="B07E4A46"/>
@@ -27309,22 +30493,22 @@
     </w:lvl>
   </w:abstractNum>
   <w:num w:numId="1" w16cid:durableId="1325626687">
-    <w:abstractNumId w:val="27"/>
+    <w:abstractNumId w:val="32"/>
   </w:num>
   <w:num w:numId="2" w16cid:durableId="642350065">
-    <w:abstractNumId w:val="23"/>
+    <w:abstractNumId w:val="28"/>
   </w:num>
   <w:num w:numId="3" w16cid:durableId="851190788">
-    <w:abstractNumId w:val="28"/>
+    <w:abstractNumId w:val="33"/>
   </w:num>
   <w:num w:numId="4" w16cid:durableId="572159990">
-    <w:abstractNumId w:val="17"/>
+    <w:abstractNumId w:val="19"/>
   </w:num>
   <w:num w:numId="5" w16cid:durableId="348529448">
     <w:abstractNumId w:val="3"/>
   </w:num>
   <w:num w:numId="6" w16cid:durableId="1489902165">
-    <w:abstractNumId w:val="24"/>
+    <w:abstractNumId w:val="29"/>
   </w:num>
   <w:num w:numId="7" w16cid:durableId="748575999">
     <w:abstractNumId w:val="2"/>
@@ -27333,103 +30517,130 @@
     <w:abstractNumId w:val="9"/>
   </w:num>
   <w:num w:numId="9" w16cid:durableId="1886746089">
-    <w:abstractNumId w:val="37"/>
+    <w:abstractNumId w:val="44"/>
   </w:num>
   <w:num w:numId="10" w16cid:durableId="650066308">
-    <w:abstractNumId w:val="26"/>
+    <w:abstractNumId w:val="31"/>
   </w:num>
   <w:num w:numId="11" w16cid:durableId="266819064">
-    <w:abstractNumId w:val="38"/>
+    <w:abstractNumId w:val="47"/>
   </w:num>
   <w:num w:numId="12" w16cid:durableId="2036731178">
-    <w:abstractNumId w:val="14"/>
+    <w:abstractNumId w:val="15"/>
   </w:num>
   <w:num w:numId="13" w16cid:durableId="902059320">
     <w:abstractNumId w:val="8"/>
   </w:num>
   <w:num w:numId="14" w16cid:durableId="1487697065">
-    <w:abstractNumId w:val="22"/>
+    <w:abstractNumId w:val="27"/>
   </w:num>
   <w:num w:numId="15" w16cid:durableId="1562982151">
     <w:abstractNumId w:val="1"/>
   </w:num>
   <w:num w:numId="16" w16cid:durableId="200630349">
-    <w:abstractNumId w:val="13"/>
+    <w:abstractNumId w:val="14"/>
   </w:num>
   <w:num w:numId="17" w16cid:durableId="1619027387">
     <w:abstractNumId w:val="11"/>
   </w:num>
   <w:num w:numId="18" w16cid:durableId="1697152611">
-    <w:abstractNumId w:val="32"/>
+    <w:abstractNumId w:val="38"/>
   </w:num>
   <w:num w:numId="19" w16cid:durableId="1036738356">
-    <w:abstractNumId w:val="20"/>
+    <w:abstractNumId w:val="22"/>
   </w:num>
   <w:num w:numId="20" w16cid:durableId="1328509842">
-    <w:abstractNumId w:val="39"/>
+    <w:abstractNumId w:val="48"/>
   </w:num>
   <w:num w:numId="21" w16cid:durableId="1916014568">
     <w:abstractNumId w:val="10"/>
   </w:num>
   <w:num w:numId="22" w16cid:durableId="1447236432">
-    <w:abstractNumId w:val="30"/>
+    <w:abstractNumId w:val="36"/>
   </w:num>
   <w:num w:numId="23" w16cid:durableId="2056851643">
-    <w:abstractNumId w:val="19"/>
+    <w:abstractNumId w:val="21"/>
   </w:num>
   <w:num w:numId="24" w16cid:durableId="1478690699">
-    <w:abstractNumId w:val="40"/>
+    <w:abstractNumId w:val="49"/>
   </w:num>
   <w:num w:numId="25" w16cid:durableId="1512641807">
     <w:abstractNumId w:val="5"/>
   </w:num>
   <w:num w:numId="26" w16cid:durableId="954480404">
-    <w:abstractNumId w:val="25"/>
+    <w:abstractNumId w:val="30"/>
   </w:num>
   <w:num w:numId="27" w16cid:durableId="1430852547">
     <w:abstractNumId w:val="6"/>
   </w:num>
   <w:num w:numId="28" w16cid:durableId="876813661">
-    <w:abstractNumId w:val="29"/>
+    <w:abstractNumId w:val="34"/>
   </w:num>
   <w:num w:numId="29" w16cid:durableId="632637685">
-    <w:abstractNumId w:val="12"/>
+    <w:abstractNumId w:val="13"/>
   </w:num>
   <w:num w:numId="30" w16cid:durableId="1710690097">
-    <w:abstractNumId w:val="21"/>
+    <w:abstractNumId w:val="24"/>
   </w:num>
   <w:num w:numId="31" w16cid:durableId="1677802237">
     <w:abstractNumId w:val="0"/>
   </w:num>
   <w:num w:numId="32" w16cid:durableId="1751582639">
-    <w:abstractNumId w:val="15"/>
+    <w:abstractNumId w:val="16"/>
   </w:num>
   <w:num w:numId="33" w16cid:durableId="1398019252">
-    <w:abstractNumId w:val="31"/>
+    <w:abstractNumId w:val="37"/>
   </w:num>
   <w:num w:numId="34" w16cid:durableId="1332682007">
-    <w:abstractNumId w:val="34"/>
+    <w:abstractNumId w:val="40"/>
   </w:num>
   <w:num w:numId="35" w16cid:durableId="1288775644">
-    <w:abstractNumId w:val="16"/>
+    <w:abstractNumId w:val="18"/>
   </w:num>
   <w:num w:numId="36" w16cid:durableId="1114058048">
-    <w:abstractNumId w:val="33"/>
+    <w:abstractNumId w:val="39"/>
   </w:num>
   <w:num w:numId="37" w16cid:durableId="39941009">
     <w:abstractNumId w:val="7"/>
   </w:num>
   <w:num w:numId="38" w16cid:durableId="1529369227">
-    <w:abstractNumId w:val="18"/>
+    <w:abstractNumId w:val="20"/>
   </w:num>
   <w:num w:numId="39" w16cid:durableId="875043313">
-    <w:abstractNumId w:val="36"/>
+    <w:abstractNumId w:val="43"/>
   </w:num>
   <w:num w:numId="40" w16cid:durableId="433672096">
     <w:abstractNumId w:val="4"/>
   </w:num>
   <w:num w:numId="41" w16cid:durableId="1817843198">
+    <w:abstractNumId w:val="42"/>
+  </w:num>
+  <w:num w:numId="42" w16cid:durableId="66660169">
+    <w:abstractNumId w:val="17"/>
+  </w:num>
+  <w:num w:numId="43" w16cid:durableId="2060126847">
+    <w:abstractNumId w:val="12"/>
+  </w:num>
+  <w:num w:numId="44" w16cid:durableId="338586820">
+    <w:abstractNumId w:val="41"/>
+  </w:num>
+  <w:num w:numId="45" w16cid:durableId="889224766">
     <w:abstractNumId w:val="35"/>
+  </w:num>
+  <w:num w:numId="46" w16cid:durableId="1290934915">
+    <w:abstractNumId w:val="25"/>
+  </w:num>
+  <w:num w:numId="47" w16cid:durableId="210045384">
+    <w:abstractNumId w:val="26"/>
+  </w:num>
+  <w:num w:numId="48" w16cid:durableId="198398213">
+    <w:abstractNumId w:val="46"/>
+  </w:num>
+  <w:num w:numId="49" w16cid:durableId="1092508899">
+    <w:abstractNumId w:val="45"/>
+  </w:num>
+  <w:num w:numId="50" w16cid:durableId="1006789313">
+    <w:abstractNumId w:val="23"/>
   </w:num>
 </w:numbering>
 </file>

--- a/python.docx
+++ b/python.docx
@@ -26726,7 +26726,7 @@
       </w:pPr>
       <w:r>
         <w:pict w14:anchorId="15AF7804">
-          <v:rect id="_x0000_i1059" style="width:566.05pt;height:1.5pt" o:hrpct="0" o:hrstd="t" o:hr="t" fillcolor="#a0a0a0" stroked="f"/>
+          <v:rect id="_x0000_i1029" style="width:566.05pt;height:1.5pt" o:hrpct="0" o:hrstd="t" o:hr="t" fillcolor="#a0a0a0" stroked="f"/>
         </w:pict>
       </w:r>
     </w:p>
@@ -26884,7 +26884,7 @@
       </w:pPr>
       <w:r>
         <w:pict w14:anchorId="079BF27F">
-          <v:rect id="_x0000_i1060" style="width:566.05pt;height:1.5pt" o:hrpct="0" o:hrstd="t" o:hr="t" fillcolor="#a0a0a0" stroked="f"/>
+          <v:rect id="_x0000_i1030" style="width:566.05pt;height:1.5pt" o:hrpct="0" o:hrstd="t" o:hr="t" fillcolor="#a0a0a0" stroked="f"/>
         </w:pict>
       </w:r>
     </w:p>
@@ -27261,7 +27261,7 @@
       </w:pPr>
       <w:r>
         <w:pict w14:anchorId="43D78458">
-          <v:rect id="_x0000_i1069" style="width:566.05pt;height:1.5pt" o:hrpct="0" o:hrstd="t" o:hr="t" fillcolor="#a0a0a0" stroked="f"/>
+          <v:rect id="_x0000_i1031" style="width:566.05pt;height:1.5pt" o:hrpct="0" o:hrstd="t" o:hr="t" fillcolor="#a0a0a0" stroked="f"/>
         </w:pict>
       </w:r>
     </w:p>
@@ -30102,6 +30102,2993 @@
           <w:highlight w:val="yellow"/>
         </w:rPr>
         <w:t xml:space="preserve"> Output: 15</w:t>
+      </w:r>
+    </w:p>
+    <w:p>
+      <w:pPr>
+        <w:pStyle w:val="NoSpacing"/>
+      </w:pPr>
+    </w:p>
+    <w:p>
+      <w:pPr>
+        <w:pStyle w:val="NoSpacing"/>
+      </w:pPr>
+    </w:p>
+    <w:p>
+      <w:pPr>
+        <w:pStyle w:val="NoSpacing"/>
+        <w:rPr>
+          <w:b/>
+          <w:bCs/>
+          <w:sz w:val="44"/>
+          <w:szCs w:val="44"/>
+          <w:u w:val="single"/>
+        </w:rPr>
+      </w:pPr>
+      <w:r>
+        <w:rPr>
+          <w:b/>
+          <w:bCs/>
+          <w:sz w:val="44"/>
+          <w:szCs w:val="44"/>
+          <w:highlight w:val="magenta"/>
+          <w:u w:val="single"/>
+        </w:rPr>
+        <w:t>Lambda Functions Basic</w:t>
+      </w:r>
+    </w:p>
+    <w:p>
+      <w:pPr>
+        <w:pStyle w:val="NoSpacing"/>
+      </w:pPr>
+      <w:r>
+        <w:t xml:space="preserve">In Python, a lambda function is a concise, anonymous function that can accept multiple arguments but has only one expression. It’s often used when a quick, </w:t>
+      </w:r>
+      <w:r>
+        <w:rPr>
+          <w:highlight w:val="yellow"/>
+        </w:rPr>
+        <w:t>temporary function is needed, without the formal structure of a def function.</w:t>
+      </w:r>
+    </w:p>
+    <w:p>
+      <w:pPr>
+        <w:pStyle w:val="NoSpacing"/>
+      </w:pPr>
+      <w:r>
+        <w:t>Lambda functions are useful when you need a quick, simple function for temporary use, want to avoid the overhead of defining a full function.</w:t>
+      </w:r>
+    </w:p>
+    <w:p>
+      <w:pPr>
+        <w:pStyle w:val="NoSpacing"/>
+      </w:pPr>
+      <w:r>
+        <w:rPr>
+          <w:b/>
+          <w:bCs/>
+        </w:rPr>
+        <w:t>Syntax</w:t>
+      </w:r>
+      <w:r>
+        <w:t>:</w:t>
+      </w:r>
+    </w:p>
+    <w:p>
+      <w:pPr>
+        <w:pStyle w:val="NoSpacing"/>
+      </w:pPr>
+      <w:r>
+        <w:rPr>
+          <w:highlight w:val="yellow"/>
+        </w:rPr>
+        <w:t>lambda arguments: expression</w:t>
+      </w:r>
+    </w:p>
+    <w:p>
+      <w:pPr>
+        <w:pStyle w:val="NoSpacing"/>
+      </w:pPr>
+      <w:r>
+        <w:t># arguments: The parameters the function will accept.</w:t>
+      </w:r>
+    </w:p>
+    <w:p>
+      <w:pPr>
+        <w:pStyle w:val="NoSpacing"/>
+      </w:pPr>
+      <w:r>
+        <w:t># expression: A single expression that is evaluated and returned.</w:t>
+      </w:r>
+    </w:p>
+    <w:p>
+      <w:pPr>
+        <w:pStyle w:val="NoSpacing"/>
+      </w:pPr>
+    </w:p>
+    <w:p>
+      <w:pPr>
+        <w:pStyle w:val="NoSpacing"/>
+      </w:pPr>
+      <w:r>
+        <w:rPr>
+          <w:b/>
+          <w:bCs/>
+        </w:rPr>
+        <w:t>Example: Squaring a Number</w:t>
+      </w:r>
+    </w:p>
+    <w:p>
+      <w:pPr>
+        <w:pStyle w:val="NoSpacing"/>
+      </w:pPr>
+      <w:r>
+        <w:t># Define a lambda function to square a number</w:t>
+      </w:r>
+    </w:p>
+    <w:p>
+      <w:pPr>
+        <w:pStyle w:val="NoSpacing"/>
+      </w:pPr>
+      <w:r>
+        <w:rPr>
+          <w:highlight w:val="yellow"/>
+        </w:rPr>
+        <w:t>square = lambda x: x ** 2</w:t>
+      </w:r>
+    </w:p>
+    <w:p>
+      <w:pPr>
+        <w:pStyle w:val="NoSpacing"/>
+      </w:pPr>
+    </w:p>
+    <w:p>
+      <w:pPr>
+        <w:pStyle w:val="NoSpacing"/>
+      </w:pPr>
+      <w:r>
+        <w:t># Call the lambda function with 5 and print the result</w:t>
+      </w:r>
+    </w:p>
+    <w:p>
+      <w:pPr>
+        <w:pStyle w:val="NoSpacing"/>
+      </w:pPr>
+      <w:r>
+        <w:t>print(</w:t>
+      </w:r>
+      <w:proofErr w:type="gramStart"/>
+      <w:r>
+        <w:t>square(</w:t>
+      </w:r>
+      <w:proofErr w:type="gramEnd"/>
+      <w:r>
+        <w:t>5</w:t>
+      </w:r>
+      <w:proofErr w:type="gramStart"/>
+      <w:r>
+        <w:t>))  #</w:t>
+      </w:r>
+      <w:proofErr w:type="gramEnd"/>
+      <w:r>
+        <w:t xml:space="preserve"> Output: 25, because 5 squared is 25</w:t>
+      </w:r>
+    </w:p>
+    <w:p>
+      <w:pPr>
+        <w:pStyle w:val="NoSpacing"/>
+      </w:pPr>
+    </w:p>
+    <w:p>
+      <w:pPr>
+        <w:pStyle w:val="NoSpacing"/>
+      </w:pPr>
+    </w:p>
+    <w:p>
+      <w:pPr>
+        <w:pStyle w:val="NoSpacing"/>
+        <w:rPr>
+          <w:u w:val="single"/>
+        </w:rPr>
+      </w:pPr>
+      <w:r>
+        <w:rPr>
+          <w:u w:val="single"/>
+        </w:rPr>
+        <w:t>T</w:t>
+      </w:r>
+      <w:r>
+        <w:rPr>
+          <w:u w:val="single"/>
+        </w:rPr>
+        <w:t>o check if a number is even or odd using a lambda function.</w:t>
+      </w:r>
+    </w:p>
+    <w:p>
+      <w:pPr>
+        <w:pStyle w:val="NoSpacing"/>
+      </w:pPr>
+      <w:proofErr w:type="spellStart"/>
+      <w:r>
+        <w:rPr>
+          <w:highlight w:val="yellow"/>
+        </w:rPr>
+        <w:t>is_even</w:t>
+      </w:r>
+      <w:proofErr w:type="spellEnd"/>
+      <w:r>
+        <w:rPr>
+          <w:highlight w:val="yellow"/>
+        </w:rPr>
+        <w:t xml:space="preserve"> = lambda x: x % 2 == 0</w:t>
+      </w:r>
+    </w:p>
+    <w:p>
+      <w:pPr>
+        <w:pStyle w:val="NoSpacing"/>
+      </w:pPr>
+    </w:p>
+    <w:p>
+      <w:pPr>
+        <w:pStyle w:val="NoSpacing"/>
+      </w:pPr>
+      <w:r>
+        <w:t># Take input from the user</w:t>
+      </w:r>
+    </w:p>
+    <w:p>
+      <w:pPr>
+        <w:pStyle w:val="NoSpacing"/>
+      </w:pPr>
+      <w:proofErr w:type="spellStart"/>
+      <w:r>
+        <w:t>user_input</w:t>
+      </w:r>
+      <w:proofErr w:type="spellEnd"/>
+      <w:r>
+        <w:t xml:space="preserve"> = int(</w:t>
+      </w:r>
+      <w:proofErr w:type="gramStart"/>
+      <w:r>
+        <w:t>input(</w:t>
+      </w:r>
+      <w:proofErr w:type="gramEnd"/>
+      <w:r>
+        <w:t>))</w:t>
+      </w:r>
+    </w:p>
+    <w:p>
+      <w:pPr>
+        <w:pStyle w:val="NoSpacing"/>
+      </w:pPr>
+    </w:p>
+    <w:p>
+      <w:pPr>
+        <w:pStyle w:val="NoSpacing"/>
+      </w:pPr>
+      <w:r>
+        <w:t># Call the lambda function with the user's input and print the result</w:t>
+      </w:r>
+    </w:p>
+    <w:p>
+      <w:pPr>
+        <w:pStyle w:val="NoSpacing"/>
+      </w:pPr>
+      <w:r>
+        <w:t>print(</w:t>
+      </w:r>
+      <w:proofErr w:type="spellStart"/>
+      <w:r>
+        <w:rPr>
+          <w:highlight w:val="yellow"/>
+        </w:rPr>
+        <w:t>is_even</w:t>
+      </w:r>
+      <w:proofErr w:type="spellEnd"/>
+      <w:r>
+        <w:rPr>
+          <w:highlight w:val="yellow"/>
+        </w:rPr>
+        <w:t>(</w:t>
+      </w:r>
+      <w:proofErr w:type="spellStart"/>
+      <w:r>
+        <w:rPr>
+          <w:highlight w:val="yellow"/>
+        </w:rPr>
+        <w:t>user_input</w:t>
+      </w:r>
+      <w:proofErr w:type="spellEnd"/>
+      <w:r>
+        <w:rPr>
+          <w:highlight w:val="yellow"/>
+        </w:rPr>
+        <w:t>))</w:t>
+      </w:r>
+    </w:p>
+    <w:p>
+      <w:pPr>
+        <w:pStyle w:val="NoSpacing"/>
+      </w:pPr>
+    </w:p>
+    <w:p>
+      <w:pPr>
+        <w:pStyle w:val="NoSpacing"/>
+        <w:rPr>
+          <w:b/>
+          <w:bCs/>
+          <w:sz w:val="44"/>
+          <w:szCs w:val="44"/>
+          <w:u w:val="single"/>
+        </w:rPr>
+      </w:pPr>
+      <w:r>
+        <w:rPr>
+          <w:b/>
+          <w:bCs/>
+          <w:sz w:val="44"/>
+          <w:szCs w:val="44"/>
+          <w:u w:val="single"/>
+        </w:rPr>
+        <w:t>Lambda with Multiple Parameters</w:t>
+      </w:r>
+    </w:p>
+    <w:p>
+      <w:pPr>
+        <w:pStyle w:val="NoSpacing"/>
+      </w:pPr>
+      <w:r>
+        <w:t>In this lesson, we demonstrate how to use lambda functions that accept multiple parameters in Python.</w:t>
+      </w:r>
+    </w:p>
+    <w:p>
+      <w:pPr>
+        <w:pStyle w:val="NoSpacing"/>
+      </w:pPr>
+      <w:r>
+        <w:t xml:space="preserve">Lambda functions accept multiple parameters, enabling quick calculations without needing full function definitions, and are often used with </w:t>
+      </w:r>
+      <w:proofErr w:type="gramStart"/>
+      <w:r>
+        <w:t>map(</w:t>
+      </w:r>
+      <w:proofErr w:type="gramEnd"/>
+      <w:r>
+        <w:t xml:space="preserve">), </w:t>
+      </w:r>
+      <w:proofErr w:type="gramStart"/>
+      <w:r>
+        <w:t>filter(</w:t>
+      </w:r>
+      <w:proofErr w:type="gramEnd"/>
+      <w:r>
+        <w:t xml:space="preserve">), and </w:t>
+      </w:r>
+      <w:proofErr w:type="gramStart"/>
+      <w:r>
+        <w:t>sorted(</w:t>
+      </w:r>
+      <w:proofErr w:type="gramEnd"/>
+      <w:r>
+        <w:t>).</w:t>
+      </w:r>
+    </w:p>
+    <w:p>
+      <w:pPr>
+        <w:pStyle w:val="NoSpacing"/>
+      </w:pPr>
+      <w:r>
+        <w:rPr>
+          <w:b/>
+          <w:bCs/>
+        </w:rPr>
+        <w:t>Syntax</w:t>
+      </w:r>
+    </w:p>
+    <w:p>
+      <w:pPr>
+        <w:pStyle w:val="NoSpacing"/>
+      </w:pPr>
+      <w:r>
+        <w:t># It is defined using the keyword 'lambda', followed by the arguments and a colon.</w:t>
+      </w:r>
+    </w:p>
+    <w:p>
+      <w:pPr>
+        <w:pStyle w:val="NoSpacing"/>
+      </w:pPr>
+      <w:r>
+        <w:t># The 'expression' is evaluated and returned when the lambda function is called.</w:t>
+      </w:r>
+    </w:p>
+    <w:p>
+      <w:pPr>
+        <w:pStyle w:val="NoSpacing"/>
+      </w:pPr>
+      <w:r>
+        <w:rPr>
+          <w:highlight w:val="yellow"/>
+        </w:rPr>
+        <w:t>lambda arg1, arg2: expression</w:t>
+      </w:r>
+    </w:p>
+    <w:p>
+      <w:pPr>
+        <w:pStyle w:val="NoSpacing"/>
+      </w:pPr>
+    </w:p>
+    <w:p>
+      <w:pPr>
+        <w:pStyle w:val="NoSpacing"/>
+      </w:pPr>
+      <w:r>
+        <w:rPr>
+          <w:b/>
+          <w:bCs/>
+        </w:rPr>
+        <w:t>Example</w:t>
+      </w:r>
+    </w:p>
+    <w:p>
+      <w:pPr>
+        <w:pStyle w:val="NoSpacing"/>
+      </w:pPr>
+      <w:r>
+        <w:t># Define a lambda function to add two numbers</w:t>
+      </w:r>
+    </w:p>
+    <w:p>
+      <w:pPr>
+        <w:pStyle w:val="NoSpacing"/>
+      </w:pPr>
+      <w:r>
+        <w:t xml:space="preserve">add = </w:t>
+      </w:r>
+      <w:r>
+        <w:rPr>
+          <w:highlight w:val="yellow"/>
+        </w:rPr>
+        <w:t xml:space="preserve">lambda x, y: x + </w:t>
+      </w:r>
+      <w:proofErr w:type="gramStart"/>
+      <w:r>
+        <w:rPr>
+          <w:highlight w:val="yellow"/>
+        </w:rPr>
+        <w:t>y</w:t>
+      </w:r>
+      <w:r>
+        <w:t xml:space="preserve">  #</w:t>
+      </w:r>
+      <w:proofErr w:type="gramEnd"/>
+      <w:r>
+        <w:t xml:space="preserve"> Takes two parameters, x and y, and returns their sum</w:t>
+      </w:r>
+    </w:p>
+    <w:p>
+      <w:pPr>
+        <w:pStyle w:val="NoSpacing"/>
+      </w:pPr>
+    </w:p>
+    <w:p>
+      <w:pPr>
+        <w:pStyle w:val="NoSpacing"/>
+      </w:pPr>
+      <w:r>
+        <w:t># Call the lambda function with arguments 3 and 5, and store the result</w:t>
+      </w:r>
+    </w:p>
+    <w:p>
+      <w:pPr>
+        <w:pStyle w:val="NoSpacing"/>
+      </w:pPr>
+      <w:r>
+        <w:t xml:space="preserve">result = </w:t>
+      </w:r>
+      <w:proofErr w:type="gramStart"/>
+      <w:r>
+        <w:t>add(</w:t>
+      </w:r>
+      <w:proofErr w:type="gramEnd"/>
+      <w:r>
+        <w:t>3, 5)</w:t>
+      </w:r>
+    </w:p>
+    <w:p>
+      <w:pPr>
+        <w:pStyle w:val="NoSpacing"/>
+      </w:pPr>
+    </w:p>
+    <w:p>
+      <w:pPr>
+        <w:pStyle w:val="NoSpacing"/>
+      </w:pPr>
+      <w:r>
+        <w:t># Print the result of the lambda function</w:t>
+      </w:r>
+    </w:p>
+    <w:p>
+      <w:pPr>
+        <w:pStyle w:val="NoSpacing"/>
+      </w:pPr>
+      <w:r>
+        <w:t>print(</w:t>
+      </w:r>
+      <w:proofErr w:type="gramStart"/>
+      <w:r>
+        <w:t>result)  #</w:t>
+      </w:r>
+      <w:proofErr w:type="gramEnd"/>
+      <w:r>
+        <w:t xml:space="preserve"> Outputs: 8, as 3 + 5 equals 8</w:t>
+      </w:r>
+    </w:p>
+    <w:p>
+      <w:pPr>
+        <w:pStyle w:val="NoSpacing"/>
+      </w:pPr>
+    </w:p>
+    <w:p>
+      <w:pPr>
+        <w:pStyle w:val="NoSpacing"/>
+        <w:rPr>
+          <w:b/>
+          <w:bCs/>
+          <w:sz w:val="44"/>
+          <w:szCs w:val="44"/>
+          <w:u w:val="single"/>
+        </w:rPr>
+      </w:pPr>
+      <w:r>
+        <w:rPr>
+          <w:b/>
+          <w:bCs/>
+          <w:sz w:val="44"/>
+          <w:szCs w:val="44"/>
+          <w:u w:val="single"/>
+        </w:rPr>
+        <w:t>Lambda in Built-in Functions</w:t>
+      </w:r>
+    </w:p>
+    <w:p>
+      <w:pPr>
+        <w:pStyle w:val="NoSpacing"/>
+      </w:pPr>
+      <w:r>
+        <w:t>In this lesson, we demonstrate how to use lambda functions in Python for concise operations. Lambda functions are small, anonymous functions that can take multiple parameters and are useful for short, one-time operations.</w:t>
+      </w:r>
+    </w:p>
+    <w:p>
+      <w:pPr>
+        <w:pStyle w:val="NoSpacing"/>
+      </w:pPr>
+    </w:p>
+    <w:p>
+      <w:pPr>
+        <w:pStyle w:val="NoSpacing"/>
+      </w:pPr>
+      <w:r>
+        <w:rPr>
+          <w:b/>
+          <w:bCs/>
+          <w:highlight w:val="green"/>
+        </w:rPr>
+        <w:t>Using </w:t>
+      </w:r>
+      <w:proofErr w:type="gramStart"/>
+      <w:r>
+        <w:rPr>
+          <w:b/>
+          <w:bCs/>
+          <w:highlight w:val="green"/>
+        </w:rPr>
+        <w:t>map(</w:t>
+      </w:r>
+      <w:proofErr w:type="gramEnd"/>
+      <w:r>
+        <w:rPr>
+          <w:b/>
+          <w:bCs/>
+          <w:highlight w:val="green"/>
+        </w:rPr>
+        <w:t>) with Lambda Functions</w:t>
+      </w:r>
+    </w:p>
+    <w:p>
+      <w:pPr>
+        <w:pStyle w:val="NoSpacing"/>
+      </w:pPr>
+      <w:r>
+        <w:t># List of numbers</w:t>
+      </w:r>
+    </w:p>
+    <w:p>
+      <w:pPr>
+        <w:pStyle w:val="NoSpacing"/>
+      </w:pPr>
+      <w:r>
+        <w:t>numbers = [1, 2, 3, 4]</w:t>
+      </w:r>
+    </w:p>
+    <w:p>
+      <w:pPr>
+        <w:pStyle w:val="NoSpacing"/>
+      </w:pPr>
+    </w:p>
+    <w:p>
+      <w:pPr>
+        <w:pStyle w:val="NoSpacing"/>
+      </w:pPr>
+      <w:r>
+        <w:t xml:space="preserve"># Using </w:t>
+      </w:r>
+      <w:proofErr w:type="gramStart"/>
+      <w:r>
+        <w:t>map(</w:t>
+      </w:r>
+      <w:proofErr w:type="gramEnd"/>
+      <w:r>
+        <w:t>) and a lambda function to square each number in the list</w:t>
+      </w:r>
+    </w:p>
+    <w:p>
+      <w:pPr>
+        <w:pStyle w:val="NoSpacing"/>
+      </w:pPr>
+      <w:proofErr w:type="spellStart"/>
+      <w:r>
+        <w:t>squared_numbers</w:t>
+      </w:r>
+      <w:proofErr w:type="spellEnd"/>
+      <w:r>
+        <w:t xml:space="preserve"> = </w:t>
+      </w:r>
+      <w:proofErr w:type="gramStart"/>
+      <w:r>
+        <w:rPr>
+          <w:highlight w:val="yellow"/>
+        </w:rPr>
+        <w:t>list(map(</w:t>
+      </w:r>
+      <w:proofErr w:type="gramEnd"/>
+      <w:r>
+        <w:rPr>
+          <w:highlight w:val="yellow"/>
+        </w:rPr>
+        <w:t>lambda x: x ** 2, numbers))</w:t>
+      </w:r>
+    </w:p>
+    <w:p>
+      <w:pPr>
+        <w:pStyle w:val="NoSpacing"/>
+      </w:pPr>
+    </w:p>
+    <w:p>
+      <w:pPr>
+        <w:pStyle w:val="NoSpacing"/>
+      </w:pPr>
+      <w:r>
+        <w:t># Print the result of squaring each number</w:t>
+      </w:r>
+    </w:p>
+    <w:p>
+      <w:pPr>
+        <w:pStyle w:val="NoSpacing"/>
+      </w:pPr>
+      <w:r>
+        <w:t>print(</w:t>
+      </w:r>
+      <w:proofErr w:type="spellStart"/>
+      <w:r>
+        <w:t>squared_</w:t>
+      </w:r>
+      <w:proofErr w:type="gramStart"/>
+      <w:r>
+        <w:t>numbers</w:t>
+      </w:r>
+      <w:proofErr w:type="spellEnd"/>
+      <w:r>
+        <w:t>)  #</w:t>
+      </w:r>
+      <w:proofErr w:type="gramEnd"/>
+      <w:r>
+        <w:t xml:space="preserve"> Output: [1, 4, 9, 16]</w:t>
+      </w:r>
+    </w:p>
+    <w:p>
+      <w:pPr>
+        <w:pStyle w:val="NoSpacing"/>
+      </w:pPr>
+      <w:r>
+        <w:rPr>
+          <w:b/>
+          <w:bCs/>
+          <w:highlight w:val="green"/>
+        </w:rPr>
+        <w:t>Using </w:t>
+      </w:r>
+      <w:proofErr w:type="gramStart"/>
+      <w:r>
+        <w:rPr>
+          <w:b/>
+          <w:bCs/>
+          <w:highlight w:val="green"/>
+        </w:rPr>
+        <w:t>filter(</w:t>
+      </w:r>
+      <w:proofErr w:type="gramEnd"/>
+      <w:r>
+        <w:rPr>
+          <w:b/>
+          <w:bCs/>
+          <w:highlight w:val="green"/>
+        </w:rPr>
+        <w:t>) with Lambda Functions</w:t>
+      </w:r>
+    </w:p>
+    <w:p>
+      <w:pPr>
+        <w:pStyle w:val="NoSpacing"/>
+      </w:pPr>
+      <w:r>
+        <w:t># list of numbers</w:t>
+      </w:r>
+    </w:p>
+    <w:p>
+      <w:pPr>
+        <w:pStyle w:val="NoSpacing"/>
+      </w:pPr>
+      <w:r>
+        <w:t>numbers = [1, 2, 3, 4, 5]</w:t>
+      </w:r>
+    </w:p>
+    <w:p>
+      <w:pPr>
+        <w:pStyle w:val="NoSpacing"/>
+      </w:pPr>
+    </w:p>
+    <w:p>
+      <w:pPr>
+        <w:pStyle w:val="NoSpacing"/>
+      </w:pPr>
+      <w:r>
+        <w:t xml:space="preserve"># Using </w:t>
+      </w:r>
+      <w:proofErr w:type="gramStart"/>
+      <w:r>
+        <w:t>filter(</w:t>
+      </w:r>
+      <w:proofErr w:type="gramEnd"/>
+      <w:r>
+        <w:t>) and a lambda function to filter even numbers from the list</w:t>
+      </w:r>
+    </w:p>
+    <w:p>
+      <w:pPr>
+        <w:pStyle w:val="NoSpacing"/>
+      </w:pPr>
+      <w:proofErr w:type="spellStart"/>
+      <w:r>
+        <w:t>even_numbers</w:t>
+      </w:r>
+      <w:proofErr w:type="spellEnd"/>
+      <w:r>
+        <w:t xml:space="preserve"> = </w:t>
+      </w:r>
+      <w:proofErr w:type="gramStart"/>
+      <w:r>
+        <w:rPr>
+          <w:highlight w:val="yellow"/>
+        </w:rPr>
+        <w:t>list(filter(</w:t>
+      </w:r>
+      <w:proofErr w:type="gramEnd"/>
+      <w:r>
+        <w:rPr>
+          <w:highlight w:val="yellow"/>
+        </w:rPr>
+        <w:t>lambda x: x % 2 == 0, numbers))</w:t>
+      </w:r>
+    </w:p>
+    <w:p>
+      <w:pPr>
+        <w:pStyle w:val="NoSpacing"/>
+      </w:pPr>
+    </w:p>
+    <w:p>
+      <w:pPr>
+        <w:pStyle w:val="NoSpacing"/>
+      </w:pPr>
+      <w:r>
+        <w:t># Print the list of even numbers</w:t>
+      </w:r>
+    </w:p>
+    <w:p>
+      <w:pPr>
+        <w:pStyle w:val="NoSpacing"/>
+      </w:pPr>
+      <w:r>
+        <w:t>print(</w:t>
+      </w:r>
+      <w:proofErr w:type="spellStart"/>
+      <w:r>
+        <w:t>even_</w:t>
+      </w:r>
+      <w:proofErr w:type="gramStart"/>
+      <w:r>
+        <w:t>numbers</w:t>
+      </w:r>
+      <w:proofErr w:type="spellEnd"/>
+      <w:r>
+        <w:t>)  #</w:t>
+      </w:r>
+      <w:proofErr w:type="gramEnd"/>
+      <w:r>
+        <w:t xml:space="preserve"> Output: [2, 4]</w:t>
+      </w:r>
+    </w:p>
+    <w:p>
+      <w:pPr>
+        <w:pStyle w:val="NoSpacing"/>
+      </w:pPr>
+      <w:r>
+        <w:rPr>
+          <w:b/>
+          <w:bCs/>
+          <w:highlight w:val="green"/>
+        </w:rPr>
+        <w:t>Using </w:t>
+      </w:r>
+      <w:proofErr w:type="gramStart"/>
+      <w:r>
+        <w:rPr>
+          <w:b/>
+          <w:bCs/>
+          <w:highlight w:val="green"/>
+        </w:rPr>
+        <w:t>sorted(</w:t>
+      </w:r>
+      <w:proofErr w:type="gramEnd"/>
+      <w:r>
+        <w:rPr>
+          <w:b/>
+          <w:bCs/>
+          <w:highlight w:val="green"/>
+        </w:rPr>
+        <w:t>) with Lambda Functions</w:t>
+      </w:r>
+    </w:p>
+    <w:p>
+      <w:pPr>
+        <w:pStyle w:val="NoSpacing"/>
+      </w:pPr>
+      <w:r>
+        <w:t># List of words</w:t>
+      </w:r>
+    </w:p>
+    <w:p>
+      <w:pPr>
+        <w:pStyle w:val="NoSpacing"/>
+      </w:pPr>
+      <w:r>
+        <w:t>words = ['apple', 'banana', 'cherry']</w:t>
+      </w:r>
+    </w:p>
+    <w:p>
+      <w:pPr>
+        <w:pStyle w:val="NoSpacing"/>
+      </w:pPr>
+    </w:p>
+    <w:p>
+      <w:pPr>
+        <w:pStyle w:val="NoSpacing"/>
+      </w:pPr>
+      <w:r>
+        <w:t xml:space="preserve"># Sorting the list of words by their length using </w:t>
+      </w:r>
+      <w:proofErr w:type="gramStart"/>
+      <w:r>
+        <w:t>sorted(</w:t>
+      </w:r>
+      <w:proofErr w:type="gramEnd"/>
+      <w:r>
+        <w:t>) and a lambda function</w:t>
+      </w:r>
+    </w:p>
+    <w:p>
+      <w:pPr>
+        <w:pStyle w:val="NoSpacing"/>
+      </w:pPr>
+      <w:proofErr w:type="spellStart"/>
+      <w:r>
+        <w:t>sorted_words</w:t>
+      </w:r>
+      <w:proofErr w:type="spellEnd"/>
+      <w:r>
+        <w:t xml:space="preserve"> = </w:t>
+      </w:r>
+      <w:proofErr w:type="gramStart"/>
+      <w:r>
+        <w:rPr>
+          <w:highlight w:val="yellow"/>
+        </w:rPr>
+        <w:t>sorted(</w:t>
+      </w:r>
+      <w:proofErr w:type="gramEnd"/>
+      <w:r>
+        <w:rPr>
+          <w:highlight w:val="yellow"/>
+        </w:rPr>
+        <w:t xml:space="preserve">words, key=lambda x: </w:t>
+      </w:r>
+      <w:proofErr w:type="spellStart"/>
+      <w:r>
+        <w:rPr>
+          <w:highlight w:val="yellow"/>
+        </w:rPr>
+        <w:t>len</w:t>
+      </w:r>
+      <w:proofErr w:type="spellEnd"/>
+      <w:r>
+        <w:rPr>
+          <w:highlight w:val="yellow"/>
+        </w:rPr>
+        <w:t>(x))</w:t>
+      </w:r>
+    </w:p>
+    <w:p>
+      <w:pPr>
+        <w:pStyle w:val="NoSpacing"/>
+      </w:pPr>
+    </w:p>
+    <w:p>
+      <w:pPr>
+        <w:pStyle w:val="NoSpacing"/>
+      </w:pPr>
+      <w:r>
+        <w:t># Print the sorted list based on word length</w:t>
+      </w:r>
+    </w:p>
+    <w:p>
+      <w:pPr>
+        <w:pStyle w:val="NoSpacing"/>
+      </w:pPr>
+      <w:r>
+        <w:t>print(</w:t>
+      </w:r>
+      <w:proofErr w:type="spellStart"/>
+      <w:r>
+        <w:t>sorted_</w:t>
+      </w:r>
+      <w:proofErr w:type="gramStart"/>
+      <w:r>
+        <w:t>words</w:t>
+      </w:r>
+      <w:proofErr w:type="spellEnd"/>
+      <w:r>
+        <w:t>)  #</w:t>
+      </w:r>
+      <w:proofErr w:type="gramEnd"/>
+      <w:r>
+        <w:t xml:space="preserve"> Output: ['apple', 'banana', 'cherry']</w:t>
+      </w:r>
+    </w:p>
+    <w:p>
+      <w:pPr>
+        <w:pStyle w:val="NoSpacing"/>
+      </w:pPr>
+    </w:p>
+    <w:p>
+      <w:pPr>
+        <w:pStyle w:val="NoSpacing"/>
+      </w:pPr>
+    </w:p>
+    <w:p>
+      <w:pPr>
+        <w:pStyle w:val="NoSpacing"/>
+        <w:rPr>
+          <w:b/>
+          <w:bCs/>
+        </w:rPr>
+      </w:pPr>
+    </w:p>
+    <w:p>
+      <w:pPr>
+        <w:pStyle w:val="NoSpacing"/>
+        <w:rPr>
+          <w:b/>
+          <w:bCs/>
+          <w:sz w:val="44"/>
+          <w:szCs w:val="44"/>
+          <w:u w:val="single"/>
+        </w:rPr>
+      </w:pPr>
+      <w:r>
+        <w:rPr>
+          <w:b/>
+          <w:bCs/>
+          <w:sz w:val="44"/>
+          <w:szCs w:val="44"/>
+          <w:u w:val="single"/>
+        </w:rPr>
+        <w:lastRenderedPageBreak/>
+        <w:t>Recursive Functions Basic</w:t>
+      </w:r>
+    </w:p>
+    <w:p>
+      <w:pPr>
+        <w:pStyle w:val="NoSpacing"/>
+      </w:pPr>
+      <w:r>
+        <w:t>In this lesson, we demonstrate how to use recursive functions in Python, which call themselves to solve problems that can be broken down into smaller, similar problems. Recursion is a powerful technique that simplifies problems, but it requires careful handling of base cases to avoid infinite loops.</w:t>
+      </w:r>
+    </w:p>
+    <w:p>
+      <w:pPr>
+        <w:pStyle w:val="NoSpacing"/>
+      </w:pPr>
+      <w:r>
+        <w:t>A recursive function consists of two parts:</w:t>
+      </w:r>
+    </w:p>
+    <w:p>
+      <w:pPr>
+        <w:pStyle w:val="NoSpacing"/>
+        <w:numPr>
+          <w:ilvl w:val="0"/>
+          <w:numId w:val="53"/>
+        </w:numPr>
+      </w:pPr>
+      <w:r>
+        <w:rPr>
+          <w:b/>
+          <w:bCs/>
+          <w:highlight w:val="green"/>
+        </w:rPr>
+        <w:t>Base Case</w:t>
+      </w:r>
+      <w:r>
+        <w:rPr>
+          <w:highlight w:val="green"/>
+        </w:rPr>
+        <w:t>:</w:t>
+      </w:r>
+      <w:r>
+        <w:t xml:space="preserve"> This stops the function from calling itself forever. It gives the function a way to end.</w:t>
+      </w:r>
+    </w:p>
+    <w:p>
+      <w:pPr>
+        <w:pStyle w:val="NoSpacing"/>
+        <w:numPr>
+          <w:ilvl w:val="0"/>
+          <w:numId w:val="53"/>
+        </w:numPr>
+      </w:pPr>
+      <w:r>
+        <w:rPr>
+          <w:b/>
+          <w:bCs/>
+          <w:highlight w:val="green"/>
+        </w:rPr>
+        <w:t>Recursive Case</w:t>
+      </w:r>
+      <w:r>
+        <w:rPr>
+          <w:highlight w:val="green"/>
+        </w:rPr>
+        <w:t>:</w:t>
+      </w:r>
+      <w:r>
+        <w:t xml:space="preserve"> This is when the function calls itself with new arguments, getting closer to the base case.</w:t>
+      </w:r>
+    </w:p>
+    <w:p>
+      <w:pPr>
+        <w:pStyle w:val="NoSpacing"/>
+      </w:pPr>
+      <w:r>
+        <w:rPr>
+          <w:b/>
+          <w:bCs/>
+        </w:rPr>
+        <w:t>Syntax</w:t>
+      </w:r>
+    </w:p>
+    <w:p>
+      <w:pPr>
+        <w:pStyle w:val="NoSpacing"/>
+      </w:pPr>
+      <w:r>
+        <w:t xml:space="preserve">def </w:t>
+      </w:r>
+      <w:proofErr w:type="spellStart"/>
+      <w:r>
+        <w:t>recursive_function</w:t>
+      </w:r>
+      <w:proofErr w:type="spellEnd"/>
+      <w:r>
+        <w:t>(parameters):</w:t>
+      </w:r>
+    </w:p>
+    <w:p>
+      <w:pPr>
+        <w:pStyle w:val="NoSpacing"/>
+      </w:pPr>
+      <w:r>
+        <w:t xml:space="preserve">    # Check if the base case condition is met to stop the recursion</w:t>
+      </w:r>
+    </w:p>
+    <w:p>
+      <w:pPr>
+        <w:pStyle w:val="NoSpacing"/>
+      </w:pPr>
+      <w:r>
+        <w:t xml:space="preserve">    if </w:t>
+      </w:r>
+      <w:proofErr w:type="spellStart"/>
+      <w:r>
+        <w:t>base_case_condition</w:t>
+      </w:r>
+      <w:proofErr w:type="spellEnd"/>
+      <w:r>
+        <w:t>:</w:t>
+      </w:r>
+    </w:p>
+    <w:p>
+      <w:pPr>
+        <w:pStyle w:val="NoSpacing"/>
+      </w:pPr>
+      <w:r>
+        <w:t xml:space="preserve">        return </w:t>
+      </w:r>
+      <w:proofErr w:type="spellStart"/>
+      <w:r>
+        <w:t>base_</w:t>
+      </w:r>
+      <w:proofErr w:type="gramStart"/>
+      <w:r>
+        <w:t>result</w:t>
+      </w:r>
+      <w:proofErr w:type="spellEnd"/>
+      <w:r>
+        <w:t xml:space="preserve">  #</w:t>
+      </w:r>
+      <w:proofErr w:type="gramEnd"/>
+      <w:r>
+        <w:t xml:space="preserve"> Return the base result when the base case is reached</w:t>
+      </w:r>
+    </w:p>
+    <w:p>
+      <w:pPr>
+        <w:pStyle w:val="NoSpacing"/>
+      </w:pPr>
+      <w:r>
+        <w:t xml:space="preserve">    else:</w:t>
+      </w:r>
+    </w:p>
+    <w:p>
+      <w:pPr>
+        <w:pStyle w:val="NoSpacing"/>
+      </w:pPr>
+      <w:r>
+        <w:t xml:space="preserve">        return </w:t>
+      </w:r>
+      <w:proofErr w:type="spellStart"/>
+      <w:r>
+        <w:t>recursive_function</w:t>
+      </w:r>
+      <w:proofErr w:type="spellEnd"/>
+      <w:r>
+        <w:t>(</w:t>
+      </w:r>
+      <w:proofErr w:type="spellStart"/>
+      <w:r>
+        <w:t>modified_</w:t>
+      </w:r>
+      <w:proofErr w:type="gramStart"/>
+      <w:r>
+        <w:t>parameters</w:t>
+      </w:r>
+      <w:proofErr w:type="spellEnd"/>
+      <w:r>
+        <w:t>)  #</w:t>
+      </w:r>
+      <w:proofErr w:type="gramEnd"/>
+      <w:r>
+        <w:t xml:space="preserve"> Call the function recursively with modified parameters</w:t>
+      </w:r>
+    </w:p>
+    <w:p>
+      <w:pPr>
+        <w:pStyle w:val="NoSpacing"/>
+      </w:pPr>
+    </w:p>
+    <w:p>
+      <w:pPr>
+        <w:pStyle w:val="NoSpacing"/>
+      </w:pPr>
+      <w:r>
+        <w:t># Initial call to the recursive function with modified parameters</w:t>
+      </w:r>
+    </w:p>
+    <w:p>
+      <w:pPr>
+        <w:pStyle w:val="NoSpacing"/>
+      </w:pPr>
+      <w:proofErr w:type="spellStart"/>
+      <w:r>
+        <w:t>recursive_function</w:t>
+      </w:r>
+      <w:proofErr w:type="spellEnd"/>
+      <w:r>
+        <w:t>(</w:t>
+      </w:r>
+      <w:proofErr w:type="spellStart"/>
+      <w:r>
+        <w:t>modified_parameters</w:t>
+      </w:r>
+      <w:proofErr w:type="spellEnd"/>
+      <w:r>
+        <w:t>)</w:t>
+      </w:r>
+    </w:p>
+    <w:p>
+      <w:pPr>
+        <w:pStyle w:val="NoSpacing"/>
+      </w:pPr>
+    </w:p>
+    <w:p>
+      <w:pPr>
+        <w:pStyle w:val="NoSpacing"/>
+      </w:pPr>
+      <w:r>
+        <w:rPr>
+          <w:b/>
+          <w:bCs/>
+        </w:rPr>
+        <w:t>Example: Count Down to Zero</w:t>
+      </w:r>
+    </w:p>
+    <w:p>
+      <w:pPr>
+        <w:pStyle w:val="NoSpacing"/>
+      </w:pPr>
+      <w:r>
+        <w:t>def countdown(n):</w:t>
+      </w:r>
+    </w:p>
+    <w:p>
+      <w:pPr>
+        <w:pStyle w:val="NoSpacing"/>
+      </w:pPr>
+      <w:r>
+        <w:t xml:space="preserve">    print(</w:t>
+      </w:r>
+      <w:proofErr w:type="gramStart"/>
+      <w:r>
+        <w:t>n)  #</w:t>
+      </w:r>
+      <w:proofErr w:type="gramEnd"/>
+      <w:r>
+        <w:t xml:space="preserve"> Print the current value of n</w:t>
+      </w:r>
+    </w:p>
+    <w:p>
+      <w:pPr>
+        <w:pStyle w:val="NoSpacing"/>
+      </w:pPr>
+      <w:r>
+        <w:t xml:space="preserve">    if n == 0:</w:t>
+      </w:r>
+    </w:p>
+    <w:p>
+      <w:pPr>
+        <w:pStyle w:val="NoSpacing"/>
+      </w:pPr>
+      <w:r>
+        <w:t xml:space="preserve">        </w:t>
+      </w:r>
+      <w:proofErr w:type="gramStart"/>
+      <w:r>
+        <w:t>return  #</w:t>
+      </w:r>
+      <w:proofErr w:type="gramEnd"/>
+      <w:r>
+        <w:t xml:space="preserve"> Base case: stop recursion when n reaches 0</w:t>
+      </w:r>
+    </w:p>
+    <w:p>
+      <w:pPr>
+        <w:pStyle w:val="NoSpacing"/>
+      </w:pPr>
+      <w:r>
+        <w:t xml:space="preserve">    else:</w:t>
+      </w:r>
+    </w:p>
+    <w:p>
+      <w:pPr>
+        <w:pStyle w:val="NoSpacing"/>
+      </w:pPr>
+      <w:r>
+        <w:t xml:space="preserve">        </w:t>
+      </w:r>
+      <w:proofErr w:type="gramStart"/>
+      <w:r>
+        <w:rPr>
+          <w:highlight w:val="yellow"/>
+        </w:rPr>
+        <w:t>countdown(</w:t>
+      </w:r>
+      <w:proofErr w:type="gramEnd"/>
+      <w:r>
+        <w:rPr>
+          <w:highlight w:val="yellow"/>
+        </w:rPr>
+        <w:t>n - 1</w:t>
+      </w:r>
+      <w:proofErr w:type="gramStart"/>
+      <w:r>
+        <w:rPr>
+          <w:highlight w:val="yellow"/>
+        </w:rPr>
+        <w:t>)</w:t>
+      </w:r>
+      <w:r>
+        <w:t xml:space="preserve">  #</w:t>
+      </w:r>
+      <w:proofErr w:type="gramEnd"/>
+      <w:r>
+        <w:t xml:space="preserve"> Recursive case: call countdown with n-1</w:t>
+      </w:r>
+    </w:p>
+    <w:p>
+      <w:pPr>
+        <w:pStyle w:val="NoSpacing"/>
+      </w:pPr>
+    </w:p>
+    <w:p>
+      <w:pPr>
+        <w:pStyle w:val="NoSpacing"/>
+      </w:pPr>
+      <w:proofErr w:type="gramStart"/>
+      <w:r>
+        <w:rPr>
+          <w:highlight w:val="yellow"/>
+        </w:rPr>
+        <w:t>countdown(</w:t>
+      </w:r>
+      <w:proofErr w:type="gramEnd"/>
+      <w:r>
+        <w:rPr>
+          <w:highlight w:val="yellow"/>
+        </w:rPr>
+        <w:t>5</w:t>
+      </w:r>
+      <w:proofErr w:type="gramStart"/>
+      <w:r>
+        <w:rPr>
+          <w:highlight w:val="yellow"/>
+        </w:rPr>
+        <w:t>)</w:t>
+      </w:r>
+      <w:r>
+        <w:t xml:space="preserve">  #</w:t>
+      </w:r>
+      <w:proofErr w:type="gramEnd"/>
+      <w:r>
+        <w:t xml:space="preserve"> Starts counting down from 5</w:t>
+      </w:r>
+    </w:p>
+    <w:p>
+      <w:pPr>
+        <w:pStyle w:val="NoSpacing"/>
+      </w:pPr>
+    </w:p>
+    <w:p>
+      <w:pPr>
+        <w:pStyle w:val="NoSpacing"/>
+      </w:pPr>
+    </w:p>
+    <w:p>
+      <w:pPr>
+        <w:pStyle w:val="NoSpacing"/>
+        <w:rPr>
+          <w:b/>
+          <w:bCs/>
+          <w:sz w:val="44"/>
+          <w:szCs w:val="44"/>
+          <w:u w:val="single"/>
+        </w:rPr>
+      </w:pPr>
+      <w:r>
+        <w:rPr>
+          <w:b/>
+          <w:bCs/>
+          <w:sz w:val="44"/>
+          <w:szCs w:val="44"/>
+          <w:highlight w:val="darkCyan"/>
+          <w:u w:val="single"/>
+        </w:rPr>
+        <w:t>Fibonacci Sequence</w:t>
+      </w:r>
+    </w:p>
+    <w:p>
+      <w:pPr>
+        <w:pStyle w:val="NoSpacing"/>
+      </w:pPr>
+    </w:p>
+    <w:p>
+      <w:pPr>
+        <w:pStyle w:val="NoSpacing"/>
+      </w:pPr>
+      <w:r>
+        <w:t xml:space="preserve">def </w:t>
+      </w:r>
+      <w:proofErr w:type="spellStart"/>
+      <w:r>
+        <w:t>fibonacci</w:t>
+      </w:r>
+      <w:proofErr w:type="spellEnd"/>
+      <w:r>
+        <w:t>(n):</w:t>
+      </w:r>
+    </w:p>
+    <w:p>
+      <w:pPr>
+        <w:pStyle w:val="NoSpacing"/>
+      </w:pPr>
+      <w:r>
+        <w:t xml:space="preserve">    # Base case: If n is 0 or 1, return n (since the first two Fibonacci numbers are 0 and 1)</w:t>
+      </w:r>
+    </w:p>
+    <w:p>
+      <w:pPr>
+        <w:pStyle w:val="NoSpacing"/>
+      </w:pPr>
+      <w:r>
+        <w:t xml:space="preserve">    if n &lt;= 1:</w:t>
+      </w:r>
+    </w:p>
+    <w:p>
+      <w:pPr>
+        <w:pStyle w:val="NoSpacing"/>
+      </w:pPr>
+      <w:r>
+        <w:t xml:space="preserve">        return n</w:t>
+      </w:r>
+    </w:p>
+    <w:p>
+      <w:pPr>
+        <w:pStyle w:val="NoSpacing"/>
+      </w:pPr>
+      <w:r>
+        <w:t xml:space="preserve">    # Recursive case: The Fibonacci number at position 'n' is the sum of the previous two numbers</w:t>
+      </w:r>
+    </w:p>
+    <w:p>
+      <w:pPr>
+        <w:pStyle w:val="NoSpacing"/>
+      </w:pPr>
+      <w:r>
+        <w:t xml:space="preserve">    else:</w:t>
+      </w:r>
+    </w:p>
+    <w:p>
+      <w:pPr>
+        <w:pStyle w:val="NoSpacing"/>
+      </w:pPr>
+      <w:r>
+        <w:t xml:space="preserve">        return </w:t>
+      </w:r>
+      <w:proofErr w:type="spellStart"/>
+      <w:proofErr w:type="gramStart"/>
+      <w:r>
+        <w:t>fibonacci</w:t>
+      </w:r>
+      <w:proofErr w:type="spellEnd"/>
+      <w:r>
+        <w:t>(</w:t>
+      </w:r>
+      <w:proofErr w:type="gramEnd"/>
+      <w:r>
+        <w:t xml:space="preserve">n - 1) + </w:t>
+      </w:r>
+      <w:proofErr w:type="spellStart"/>
+      <w:proofErr w:type="gramStart"/>
+      <w:r>
+        <w:t>fibonacci</w:t>
+      </w:r>
+      <w:proofErr w:type="spellEnd"/>
+      <w:r>
+        <w:t>(</w:t>
+      </w:r>
+      <w:proofErr w:type="gramEnd"/>
+      <w:r>
+        <w:t>n - 2)</w:t>
+      </w:r>
+    </w:p>
+    <w:p>
+      <w:pPr>
+        <w:pStyle w:val="NoSpacing"/>
+      </w:pPr>
+      <w:r>
+        <w:t># Test the function by finding the 6th Fibonacci number</w:t>
+      </w:r>
+    </w:p>
+    <w:p>
+      <w:pPr>
+        <w:pStyle w:val="NoSpacing"/>
+      </w:pPr>
+      <w:r>
+        <w:t>print(</w:t>
+      </w:r>
+      <w:proofErr w:type="spellStart"/>
+      <w:proofErr w:type="gramStart"/>
+      <w:r>
+        <w:t>fibonacci</w:t>
+      </w:r>
+      <w:proofErr w:type="spellEnd"/>
+      <w:r>
+        <w:t>(</w:t>
+      </w:r>
+      <w:proofErr w:type="gramEnd"/>
+      <w:r>
+        <w:t>6</w:t>
+      </w:r>
+      <w:proofErr w:type="gramStart"/>
+      <w:r>
+        <w:t>))  #</w:t>
+      </w:r>
+      <w:proofErr w:type="gramEnd"/>
+      <w:r>
+        <w:t xml:space="preserve"> Output: 8</w:t>
+      </w:r>
+    </w:p>
+    <w:p>
+      <w:pPr>
+        <w:pStyle w:val="NoSpacing"/>
+        <w:rPr>
+          <w:b/>
+          <w:bCs/>
+          <w:sz w:val="44"/>
+          <w:szCs w:val="44"/>
+          <w:u w:val="single"/>
+        </w:rPr>
+      </w:pPr>
+      <w:r>
+        <w:rPr>
+          <w:b/>
+          <w:bCs/>
+          <w:sz w:val="44"/>
+          <w:szCs w:val="44"/>
+          <w:highlight w:val="magenta"/>
+          <w:u w:val="single"/>
+        </w:rPr>
+        <w:lastRenderedPageBreak/>
+        <w:t>Dictionary Creation (With Items)</w:t>
+      </w:r>
+    </w:p>
+    <w:p>
+      <w:pPr>
+        <w:pStyle w:val="NoSpacing"/>
+      </w:pPr>
+      <w:r>
+        <w:t>In this lesson, we will explore how to create a </w:t>
+      </w:r>
+      <w:r>
+        <w:rPr>
+          <w:b/>
+          <w:bCs/>
+        </w:rPr>
+        <w:t>pre-filled dictionary</w:t>
+      </w:r>
+      <w:r>
+        <w:t> in Python. A dictionary is a powerful data structure that stores information in </w:t>
+      </w:r>
+      <w:r>
+        <w:rPr>
+          <w:b/>
+          <w:bCs/>
+          <w:highlight w:val="yellow"/>
+        </w:rPr>
+        <w:t>key-value pairs</w:t>
+      </w:r>
+      <w:r>
+        <w:t>. Each </w:t>
+      </w:r>
+      <w:r>
+        <w:rPr>
+          <w:b/>
+          <w:bCs/>
+        </w:rPr>
+        <w:t>key</w:t>
+      </w:r>
+      <w:r>
+        <w:t> is unique and maps to a specific </w:t>
+      </w:r>
+      <w:r>
+        <w:rPr>
+          <w:b/>
+          <w:bCs/>
+        </w:rPr>
+        <w:t>value</w:t>
+      </w:r>
+      <w:r>
+        <w:t>, making data retrieval efficient. Unlike lists, which use numeric indices, dictionaries allow us to access values using meaningful keys.</w:t>
+      </w:r>
+    </w:p>
+    <w:p>
+      <w:pPr>
+        <w:pStyle w:val="NoSpacing"/>
+      </w:pPr>
+    </w:p>
+    <w:p>
+      <w:pPr>
+        <w:pStyle w:val="NoSpacing"/>
+      </w:pPr>
+      <w:r>
+        <w:t>To define a dictionary with initial values, we use </w:t>
+      </w:r>
+      <w:r>
+        <w:rPr>
+          <w:b/>
+          <w:bCs/>
+        </w:rPr>
+        <w:t>curly braces {}</w:t>
+      </w:r>
+      <w:r>
+        <w:t>, separating each key from its value with a </w:t>
+      </w:r>
+      <w:proofErr w:type="gramStart"/>
+      <w:r>
+        <w:rPr>
+          <w:b/>
+          <w:bCs/>
+        </w:rPr>
+        <w:t>colon :</w:t>
+      </w:r>
+      <w:proofErr w:type="gramEnd"/>
+      <w:r>
+        <w:t> and separating key-value pairs with </w:t>
+      </w:r>
+      <w:proofErr w:type="gramStart"/>
+      <w:r>
+        <w:rPr>
+          <w:b/>
+          <w:bCs/>
+        </w:rPr>
+        <w:t>commas ,</w:t>
+      </w:r>
+      <w:proofErr w:type="gramEnd"/>
+      <w:r>
+        <w:t>.</w:t>
+      </w:r>
+    </w:p>
+    <w:p>
+      <w:pPr>
+        <w:pStyle w:val="NoSpacing"/>
+      </w:pPr>
+      <w:r>
+        <w:t>Here's a simple example:</w:t>
+      </w:r>
+    </w:p>
+    <w:p>
+      <w:pPr>
+        <w:pStyle w:val="NoSpacing"/>
+        <w:rPr>
+          <w:highlight w:val="yellow"/>
+        </w:rPr>
+      </w:pPr>
+      <w:proofErr w:type="spellStart"/>
+      <w:r>
+        <w:rPr>
+          <w:highlight w:val="yellow"/>
+        </w:rPr>
+        <w:t>my_dictionary</w:t>
+      </w:r>
+      <w:proofErr w:type="spellEnd"/>
+      <w:r>
+        <w:rPr>
+          <w:highlight w:val="yellow"/>
+        </w:rPr>
+        <w:t xml:space="preserve"> = {</w:t>
+      </w:r>
+    </w:p>
+    <w:p>
+      <w:pPr>
+        <w:pStyle w:val="NoSpacing"/>
+        <w:rPr>
+          <w:highlight w:val="yellow"/>
+        </w:rPr>
+      </w:pPr>
+      <w:r>
+        <w:rPr>
+          <w:highlight w:val="yellow"/>
+        </w:rPr>
+        <w:t xml:space="preserve">    "name": "Alice",</w:t>
+      </w:r>
+    </w:p>
+    <w:p>
+      <w:pPr>
+        <w:pStyle w:val="NoSpacing"/>
+        <w:rPr>
+          <w:highlight w:val="yellow"/>
+        </w:rPr>
+      </w:pPr>
+      <w:r>
+        <w:rPr>
+          <w:highlight w:val="yellow"/>
+        </w:rPr>
+        <w:t xml:space="preserve">    "age": 25,</w:t>
+      </w:r>
+    </w:p>
+    <w:p>
+      <w:pPr>
+        <w:pStyle w:val="NoSpacing"/>
+        <w:rPr>
+          <w:highlight w:val="yellow"/>
+        </w:rPr>
+      </w:pPr>
+      <w:r>
+        <w:rPr>
+          <w:highlight w:val="yellow"/>
+        </w:rPr>
+        <w:t xml:space="preserve">    "city": "New York"</w:t>
+      </w:r>
+    </w:p>
+    <w:p>
+      <w:pPr>
+        <w:pStyle w:val="NoSpacing"/>
+      </w:pPr>
+      <w:r>
+        <w:rPr>
+          <w:highlight w:val="yellow"/>
+        </w:rPr>
+        <w:t>}</w:t>
+      </w:r>
+    </w:p>
+    <w:p>
+      <w:pPr>
+        <w:pStyle w:val="NoSpacing"/>
+      </w:pPr>
+      <w:r>
+        <w:t>In this example, we define a dictionary named </w:t>
+      </w:r>
+      <w:proofErr w:type="spellStart"/>
+      <w:r>
+        <w:t>my_dictionary</w:t>
+      </w:r>
+      <w:proofErr w:type="spellEnd"/>
+      <w:r>
+        <w:t> with three key-value pairs:</w:t>
+      </w:r>
+    </w:p>
+    <w:p>
+      <w:pPr>
+        <w:pStyle w:val="NoSpacing"/>
+        <w:numPr>
+          <w:ilvl w:val="0"/>
+          <w:numId w:val="54"/>
+        </w:numPr>
+      </w:pPr>
+      <w:r>
+        <w:t>"name" → "Alice"</w:t>
+      </w:r>
+    </w:p>
+    <w:p>
+      <w:pPr>
+        <w:pStyle w:val="NoSpacing"/>
+        <w:numPr>
+          <w:ilvl w:val="0"/>
+          <w:numId w:val="54"/>
+        </w:numPr>
+      </w:pPr>
+      <w:r>
+        <w:t>"age" → 25</w:t>
+      </w:r>
+    </w:p>
+    <w:p>
+      <w:pPr>
+        <w:pStyle w:val="NoSpacing"/>
+        <w:numPr>
+          <w:ilvl w:val="0"/>
+          <w:numId w:val="54"/>
+        </w:numPr>
+      </w:pPr>
+      <w:r>
+        <w:t>"city" → "New York"</w:t>
+      </w:r>
+    </w:p>
+    <w:p>
+      <w:pPr>
+        <w:pStyle w:val="NoSpacing"/>
+      </w:pPr>
+      <w:r>
+        <w:t>This structure allows us to store and organize data efficiently, making retrieval straightforward.</w:t>
+      </w:r>
+    </w:p>
+    <w:p>
+      <w:pPr>
+        <w:pStyle w:val="NoSpacing"/>
+      </w:pPr>
+    </w:p>
+    <w:p>
+      <w:pPr>
+        <w:pStyle w:val="NoSpacing"/>
+        <w:rPr>
+          <w:b/>
+          <w:bCs/>
+          <w:sz w:val="44"/>
+          <w:szCs w:val="44"/>
+          <w:u w:val="single"/>
+        </w:rPr>
+      </w:pPr>
+      <w:r>
+        <w:rPr>
+          <w:b/>
+          <w:bCs/>
+          <w:sz w:val="44"/>
+          <w:szCs w:val="44"/>
+          <w:u w:val="single"/>
+        </w:rPr>
+        <w:t>Accessing Values by Key</w:t>
+      </w:r>
+    </w:p>
+    <w:p>
+      <w:pPr>
+        <w:pStyle w:val="NoSpacing"/>
+      </w:pPr>
+      <w:r>
+        <w:t>A dictionary in Python is a collection of key-value pairs, where each key is unique and is used to retrieve its associated value efficiently.</w:t>
+      </w:r>
+    </w:p>
+    <w:p>
+      <w:pPr>
+        <w:pStyle w:val="NoSpacing"/>
+      </w:pPr>
+    </w:p>
+    <w:p>
+      <w:pPr>
+        <w:pStyle w:val="NoSpacing"/>
+      </w:pPr>
+      <w:r>
+        <w:t>To access a value in a dictionary, use its key inside square brackets ([]). Here's an example:</w:t>
+      </w:r>
+    </w:p>
+    <w:p>
+      <w:pPr>
+        <w:pStyle w:val="NoSpacing"/>
+      </w:pPr>
+      <w:r>
+        <w:t># Defining a dictionary</w:t>
+      </w:r>
+    </w:p>
+    <w:p>
+      <w:pPr>
+        <w:pStyle w:val="NoSpacing"/>
+      </w:pPr>
+      <w:proofErr w:type="spellStart"/>
+      <w:r>
+        <w:t>my_dict</w:t>
+      </w:r>
+      <w:proofErr w:type="spellEnd"/>
+      <w:r>
+        <w:t xml:space="preserve"> = {</w:t>
+      </w:r>
+    </w:p>
+    <w:p>
+      <w:pPr>
+        <w:pStyle w:val="NoSpacing"/>
+      </w:pPr>
+      <w:r>
+        <w:t xml:space="preserve">    "name": "Alice",</w:t>
+      </w:r>
+    </w:p>
+    <w:p>
+      <w:pPr>
+        <w:pStyle w:val="NoSpacing"/>
+      </w:pPr>
+      <w:r>
+        <w:t xml:space="preserve">    "age": 30,</w:t>
+      </w:r>
+    </w:p>
+    <w:p>
+      <w:pPr>
+        <w:pStyle w:val="NoSpacing"/>
+      </w:pPr>
+      <w:r>
+        <w:t xml:space="preserve">    "city": "New York"</w:t>
+      </w:r>
+    </w:p>
+    <w:p>
+      <w:pPr>
+        <w:pStyle w:val="NoSpacing"/>
+      </w:pPr>
+      <w:r>
+        <w:t>}</w:t>
+      </w:r>
+    </w:p>
+    <w:p>
+      <w:pPr>
+        <w:pStyle w:val="NoSpacing"/>
+      </w:pPr>
+    </w:p>
+    <w:p>
+      <w:pPr>
+        <w:pStyle w:val="NoSpacing"/>
+      </w:pPr>
+      <w:r>
+        <w:t># Accessing values using keys</w:t>
+      </w:r>
+    </w:p>
+    <w:p>
+      <w:pPr>
+        <w:pStyle w:val="NoSpacing"/>
+      </w:pPr>
+      <w:r>
+        <w:t>print(</w:t>
+      </w:r>
+      <w:proofErr w:type="spellStart"/>
+      <w:r>
+        <w:rPr>
+          <w:highlight w:val="yellow"/>
+        </w:rPr>
+        <w:t>my_dict</w:t>
+      </w:r>
+      <w:proofErr w:type="spellEnd"/>
+      <w:r>
+        <w:rPr>
+          <w:highlight w:val="yellow"/>
+        </w:rPr>
+        <w:t>["name"</w:t>
+      </w:r>
+      <w:proofErr w:type="gramStart"/>
+      <w:r>
+        <w:rPr>
+          <w:highlight w:val="yellow"/>
+        </w:rPr>
+        <w:t>])</w:t>
+      </w:r>
+      <w:r>
+        <w:t xml:space="preserve">  #</w:t>
+      </w:r>
+      <w:proofErr w:type="gramEnd"/>
+      <w:r>
+        <w:t xml:space="preserve"> Output: Alice</w:t>
+      </w:r>
+    </w:p>
+    <w:p>
+      <w:pPr>
+        <w:pStyle w:val="NoSpacing"/>
+      </w:pPr>
+      <w:r>
+        <w:t>print(</w:t>
+      </w:r>
+      <w:proofErr w:type="spellStart"/>
+      <w:r>
+        <w:rPr>
+          <w:highlight w:val="yellow"/>
+        </w:rPr>
+        <w:t>my_dict</w:t>
+      </w:r>
+      <w:proofErr w:type="spellEnd"/>
+      <w:r>
+        <w:rPr>
+          <w:highlight w:val="yellow"/>
+        </w:rPr>
+        <w:t>["age"</w:t>
+      </w:r>
+      <w:proofErr w:type="gramStart"/>
+      <w:r>
+        <w:rPr>
+          <w:highlight w:val="yellow"/>
+        </w:rPr>
+        <w:t>])</w:t>
+      </w:r>
+      <w:r>
+        <w:t xml:space="preserve">   </w:t>
+      </w:r>
+      <w:proofErr w:type="gramEnd"/>
+      <w:r>
+        <w:t># Output: 30</w:t>
+      </w:r>
+    </w:p>
+    <w:p>
+      <w:pPr>
+        <w:pStyle w:val="NoSpacing"/>
+      </w:pPr>
+      <w:r>
+        <w:t>print(</w:t>
+      </w:r>
+      <w:proofErr w:type="spellStart"/>
+      <w:r>
+        <w:rPr>
+          <w:highlight w:val="yellow"/>
+        </w:rPr>
+        <w:t>my_dict</w:t>
+      </w:r>
+      <w:proofErr w:type="spellEnd"/>
+      <w:r>
+        <w:rPr>
+          <w:highlight w:val="yellow"/>
+        </w:rPr>
+        <w:t>["city"</w:t>
+      </w:r>
+      <w:proofErr w:type="gramStart"/>
+      <w:r>
+        <w:rPr>
+          <w:highlight w:val="yellow"/>
+        </w:rPr>
+        <w:t>])</w:t>
+      </w:r>
+      <w:r>
+        <w:t xml:space="preserve">  #</w:t>
+      </w:r>
+      <w:proofErr w:type="gramEnd"/>
+      <w:r>
+        <w:t xml:space="preserve"> Output: New York</w:t>
+      </w:r>
+    </w:p>
+    <w:p>
+      <w:pPr>
+        <w:pStyle w:val="NoSpacing"/>
+        <w:numPr>
+          <w:ilvl w:val="0"/>
+          <w:numId w:val="55"/>
+        </w:numPr>
+      </w:pPr>
+      <w:r>
+        <w:t>print(</w:t>
+      </w:r>
+      <w:proofErr w:type="spellStart"/>
+      <w:r>
+        <w:t>my_dict</w:t>
+      </w:r>
+      <w:proofErr w:type="spellEnd"/>
+      <w:r>
+        <w:t>["name"]) retrieves and prints "Alice", which is the value associated with the key "name".</w:t>
+      </w:r>
+    </w:p>
+    <w:p>
+      <w:pPr>
+        <w:pStyle w:val="NoSpacing"/>
+        <w:numPr>
+          <w:ilvl w:val="0"/>
+          <w:numId w:val="55"/>
+        </w:numPr>
+      </w:pPr>
+      <w:r>
+        <w:t>print(</w:t>
+      </w:r>
+      <w:proofErr w:type="spellStart"/>
+      <w:r>
+        <w:t>my_dict</w:t>
+      </w:r>
+      <w:proofErr w:type="spellEnd"/>
+      <w:r>
+        <w:t>["age"]) retrieves and prints 30, which is the value associated with the key "age".</w:t>
+      </w:r>
+    </w:p>
+    <w:p>
+      <w:pPr>
+        <w:pStyle w:val="NoSpacing"/>
+        <w:numPr>
+          <w:ilvl w:val="0"/>
+          <w:numId w:val="55"/>
+        </w:numPr>
+      </w:pPr>
+      <w:r>
+        <w:t>print(</w:t>
+      </w:r>
+      <w:proofErr w:type="spellStart"/>
+      <w:r>
+        <w:t>my_dict</w:t>
+      </w:r>
+      <w:proofErr w:type="spellEnd"/>
+      <w:r>
+        <w:t>["city"]) retrieves and prints "New York", which is the value associated with the key "city".</w:t>
+      </w:r>
+    </w:p>
+    <w:p>
+      <w:pPr>
+        <w:pStyle w:val="NoSpacing"/>
+      </w:pPr>
+    </w:p>
+    <w:p>
+      <w:pPr>
+        <w:pStyle w:val="NoSpacing"/>
+        <w:rPr>
+          <w:b/>
+          <w:bCs/>
+        </w:rPr>
+      </w:pPr>
+    </w:p>
+    <w:p>
+      <w:pPr>
+        <w:pStyle w:val="NoSpacing"/>
+        <w:rPr>
+          <w:b/>
+          <w:bCs/>
+          <w:sz w:val="44"/>
+          <w:szCs w:val="44"/>
+          <w:u w:val="single"/>
+        </w:rPr>
+      </w:pPr>
+      <w:r>
+        <w:rPr>
+          <w:b/>
+          <w:bCs/>
+          <w:sz w:val="44"/>
+          <w:szCs w:val="44"/>
+          <w:u w:val="single"/>
+        </w:rPr>
+        <w:lastRenderedPageBreak/>
+        <w:t>Adding New Key-Value Pairs</w:t>
+      </w:r>
+    </w:p>
+    <w:p>
+      <w:pPr>
+        <w:pStyle w:val="NoSpacing"/>
+      </w:pPr>
+      <w:r>
+        <w:t>A dictionary in Python is a flexible data structure that stores information in key-value pairs, where each key is unique. In this lesson, we will learn how to </w:t>
+      </w:r>
+      <w:r>
+        <w:rPr>
+          <w:b/>
+          <w:bCs/>
+        </w:rPr>
+        <w:t>add new key-value pairs</w:t>
+      </w:r>
+      <w:r>
+        <w:t> to a dictionary dynamically.</w:t>
+      </w:r>
+    </w:p>
+    <w:p>
+      <w:pPr>
+        <w:pStyle w:val="NoSpacing"/>
+      </w:pPr>
+      <w:r>
+        <w:t>To add a new entry to a dictionary, use the following syntax:</w:t>
+      </w:r>
+    </w:p>
+    <w:p>
+      <w:pPr>
+        <w:pStyle w:val="NoSpacing"/>
+      </w:pPr>
+      <w:proofErr w:type="spellStart"/>
+      <w:r>
+        <w:rPr>
+          <w:highlight w:val="yellow"/>
+        </w:rPr>
+        <w:t>my_dictionary</w:t>
+      </w:r>
+      <w:proofErr w:type="spellEnd"/>
+      <w:r>
+        <w:rPr>
+          <w:highlight w:val="yellow"/>
+        </w:rPr>
+        <w:t>[key] = value</w:t>
+      </w:r>
+    </w:p>
+    <w:p>
+      <w:pPr>
+        <w:pStyle w:val="NoSpacing"/>
+        <w:numPr>
+          <w:ilvl w:val="0"/>
+          <w:numId w:val="56"/>
+        </w:numPr>
+      </w:pPr>
+      <w:proofErr w:type="spellStart"/>
+      <w:r>
+        <w:t>my_dictionary</w:t>
+      </w:r>
+      <w:proofErr w:type="spellEnd"/>
+      <w:r>
+        <w:t> → The dictionary you want to modify</w:t>
+      </w:r>
+    </w:p>
+    <w:p>
+      <w:pPr>
+        <w:pStyle w:val="NoSpacing"/>
+        <w:numPr>
+          <w:ilvl w:val="0"/>
+          <w:numId w:val="56"/>
+        </w:numPr>
+      </w:pPr>
+      <w:r>
+        <w:t>key → The new key to add</w:t>
+      </w:r>
+    </w:p>
+    <w:p>
+      <w:pPr>
+        <w:pStyle w:val="NoSpacing"/>
+        <w:numPr>
+          <w:ilvl w:val="0"/>
+          <w:numId w:val="56"/>
+        </w:numPr>
+      </w:pPr>
+      <w:r>
+        <w:t>value → The value associated with the key</w:t>
+      </w:r>
+    </w:p>
+    <w:p>
+      <w:pPr>
+        <w:pStyle w:val="NoSpacing"/>
+      </w:pPr>
+      <w:r>
+        <w:t>If the key </w:t>
+      </w:r>
+      <w:r>
+        <w:rPr>
+          <w:b/>
+          <w:bCs/>
+        </w:rPr>
+        <w:t>already exists</w:t>
+      </w:r>
+      <w:r>
+        <w:t>, this operation </w:t>
+      </w:r>
+      <w:r>
+        <w:rPr>
+          <w:b/>
+          <w:bCs/>
+        </w:rPr>
+        <w:t>updates the existing value</w:t>
+      </w:r>
+      <w:r>
+        <w:t> instead of adding a new key.</w:t>
+      </w:r>
+    </w:p>
+    <w:p>
+      <w:pPr>
+        <w:pStyle w:val="NoSpacing"/>
+      </w:pPr>
+    </w:p>
+    <w:p>
+      <w:pPr>
+        <w:pStyle w:val="NoSpacing"/>
+        <w:rPr>
+          <w:b/>
+          <w:bCs/>
+        </w:rPr>
+      </w:pPr>
+      <w:r>
+        <w:rPr>
+          <w:b/>
+          <w:bCs/>
+        </w:rPr>
+        <w:t>Examples</w:t>
+      </w:r>
+    </w:p>
+    <w:p>
+      <w:pPr>
+        <w:pStyle w:val="NoSpacing"/>
+      </w:pPr>
+      <w:r>
+        <w:rPr>
+          <w:b/>
+          <w:bCs/>
+        </w:rPr>
+        <w:t>1. Adding Entries to an Empty Dictionary:</w:t>
+      </w:r>
+    </w:p>
+    <w:p>
+      <w:pPr>
+        <w:pStyle w:val="NoSpacing"/>
+      </w:pPr>
+      <w:r>
+        <w:t># Creating an empty dictionary</w:t>
+      </w:r>
+    </w:p>
+    <w:p>
+      <w:pPr>
+        <w:pStyle w:val="NoSpacing"/>
+      </w:pPr>
+      <w:proofErr w:type="spellStart"/>
+      <w:r>
+        <w:t>my_dictionary</w:t>
+      </w:r>
+      <w:proofErr w:type="spellEnd"/>
+      <w:r>
+        <w:t xml:space="preserve"> = {}</w:t>
+      </w:r>
+    </w:p>
+    <w:p>
+      <w:pPr>
+        <w:pStyle w:val="NoSpacing"/>
+      </w:pPr>
+    </w:p>
+    <w:p>
+      <w:pPr>
+        <w:pStyle w:val="NoSpacing"/>
+      </w:pPr>
+      <w:r>
+        <w:t># Adding new key-value pairs</w:t>
+      </w:r>
+    </w:p>
+    <w:p>
+      <w:pPr>
+        <w:pStyle w:val="NoSpacing"/>
+      </w:pPr>
+      <w:proofErr w:type="spellStart"/>
+      <w:r>
+        <w:rPr>
+          <w:highlight w:val="yellow"/>
+        </w:rPr>
+        <w:t>my_dictionary</w:t>
+      </w:r>
+      <w:proofErr w:type="spellEnd"/>
+      <w:r>
+        <w:rPr>
+          <w:highlight w:val="yellow"/>
+        </w:rPr>
+        <w:t>["name"] = "Alice"</w:t>
+      </w:r>
+    </w:p>
+    <w:p>
+      <w:pPr>
+        <w:pStyle w:val="NoSpacing"/>
+      </w:pPr>
+      <w:proofErr w:type="spellStart"/>
+      <w:r>
+        <w:t>my_dictionary</w:t>
+      </w:r>
+      <w:proofErr w:type="spellEnd"/>
+      <w:r>
+        <w:t>["age"] = 25</w:t>
+      </w:r>
+    </w:p>
+    <w:p>
+      <w:pPr>
+        <w:pStyle w:val="NoSpacing"/>
+      </w:pPr>
+      <w:proofErr w:type="spellStart"/>
+      <w:r>
+        <w:t>my_dictionary</w:t>
+      </w:r>
+      <w:proofErr w:type="spellEnd"/>
+      <w:r>
+        <w:t>["city"] = "New York"</w:t>
+      </w:r>
+    </w:p>
+    <w:p>
+      <w:pPr>
+        <w:pStyle w:val="NoSpacing"/>
+      </w:pPr>
+    </w:p>
+    <w:p>
+      <w:pPr>
+        <w:pStyle w:val="NoSpacing"/>
+      </w:pPr>
+      <w:r>
+        <w:t># Printing the updated dictionary</w:t>
+      </w:r>
+    </w:p>
+    <w:p>
+      <w:pPr>
+        <w:pStyle w:val="NoSpacing"/>
+      </w:pPr>
+      <w:r>
+        <w:t>print(</w:t>
+      </w:r>
+      <w:proofErr w:type="spellStart"/>
+      <w:r>
+        <w:t>my_dictionary</w:t>
+      </w:r>
+      <w:proofErr w:type="spellEnd"/>
+      <w:r>
+        <w:t>) # Output -&gt; {'name': 'Alice', 'age': 25, 'city': 'New York'}</w:t>
+      </w:r>
+    </w:p>
+    <w:p>
+      <w:pPr>
+        <w:pStyle w:val="NoSpacing"/>
+      </w:pPr>
+      <w:r>
+        <w:rPr>
+          <w:b/>
+          <w:bCs/>
+        </w:rPr>
+        <w:t>2. Updating an Existing Key:</w:t>
+      </w:r>
+    </w:p>
+    <w:p>
+      <w:pPr>
+        <w:pStyle w:val="NoSpacing"/>
+      </w:pPr>
+      <w:r>
+        <w:t>If a key already exists, assigning a </w:t>
+      </w:r>
+      <w:r>
+        <w:rPr>
+          <w:b/>
+          <w:bCs/>
+        </w:rPr>
+        <w:t>new value updates</w:t>
+      </w:r>
+      <w:r>
+        <w:t> it.</w:t>
+      </w:r>
+    </w:p>
+    <w:p>
+      <w:pPr>
+        <w:pStyle w:val="NoSpacing"/>
+      </w:pPr>
+      <w:r>
+        <w:t># Updating an existing key</w:t>
+      </w:r>
+    </w:p>
+    <w:p>
+      <w:pPr>
+        <w:pStyle w:val="NoSpacing"/>
+      </w:pPr>
+      <w:proofErr w:type="spellStart"/>
+      <w:r>
+        <w:t>my_dictionary</w:t>
+      </w:r>
+      <w:proofErr w:type="spellEnd"/>
+      <w:r>
+        <w:t>["name"] = "Bob"</w:t>
+      </w:r>
+    </w:p>
+    <w:p>
+      <w:pPr>
+        <w:pStyle w:val="NoSpacing"/>
+      </w:pPr>
+    </w:p>
+    <w:p>
+      <w:pPr>
+        <w:pStyle w:val="NoSpacing"/>
+      </w:pPr>
+      <w:r>
+        <w:t># Printing the modified dictionary</w:t>
+      </w:r>
+    </w:p>
+    <w:p>
+      <w:pPr>
+        <w:pStyle w:val="NoSpacing"/>
+      </w:pPr>
+      <w:r>
+        <w:t>print(</w:t>
+      </w:r>
+      <w:proofErr w:type="spellStart"/>
+      <w:r>
+        <w:t>my_dictionary</w:t>
+      </w:r>
+      <w:proofErr w:type="spellEnd"/>
+      <w:r>
+        <w:t>) # Output -&gt; {'name': 'Bob', 'age': 25, 'city': 'New York'}</w:t>
+      </w:r>
+    </w:p>
+    <w:p>
+      <w:pPr>
+        <w:pStyle w:val="NoSpacing"/>
+      </w:pPr>
+      <w:r>
+        <w:t>Here, "name" was initially "Alice", but it was updated to "Bob".</w:t>
+      </w:r>
+    </w:p>
+    <w:p>
+      <w:pPr>
+        <w:pStyle w:val="NoSpacing"/>
+      </w:pPr>
+    </w:p>
+    <w:p>
+      <w:pPr>
+        <w:pStyle w:val="NoSpacing"/>
+        <w:rPr>
+          <w:b/>
+          <w:bCs/>
+          <w:sz w:val="44"/>
+          <w:szCs w:val="44"/>
+          <w:u w:val="single"/>
+        </w:rPr>
+      </w:pPr>
+      <w:r>
+        <w:rPr>
+          <w:b/>
+          <w:bCs/>
+          <w:sz w:val="44"/>
+          <w:szCs w:val="44"/>
+          <w:u w:val="single"/>
+        </w:rPr>
+        <w:t>Removing Items (del)</w:t>
+      </w:r>
+    </w:p>
+    <w:p>
+      <w:pPr>
+        <w:pStyle w:val="NoSpacing"/>
+      </w:pPr>
+      <w:r>
+        <w:t>A dictionary in Python is a collection of key-value pairs, where each key maps to a specific value. Since dictionaries provide efficient access to values using their keys, sometimes we may need to remove a particular key-value pair. The del statement allows us to do this easily.</w:t>
+      </w:r>
+    </w:p>
+    <w:p>
+      <w:pPr>
+        <w:pStyle w:val="NoSpacing"/>
+      </w:pPr>
+    </w:p>
+    <w:p>
+      <w:pPr>
+        <w:pStyle w:val="NoSpacing"/>
+      </w:pPr>
+      <w:r>
+        <w:t>The del statement deletes a key-value pair from a dictionary by specifying the key. Consider the following example:</w:t>
+      </w:r>
+    </w:p>
+    <w:p>
+      <w:pPr>
+        <w:pStyle w:val="NoSpacing"/>
+      </w:pPr>
+      <w:proofErr w:type="spellStart"/>
+      <w:r>
+        <w:t>my_dict</w:t>
+      </w:r>
+      <w:proofErr w:type="spellEnd"/>
+      <w:r>
+        <w:t xml:space="preserve"> = {'name': 'Alice', 'age': 25, 'city': 'New York'}</w:t>
+      </w:r>
+    </w:p>
+    <w:p>
+      <w:pPr>
+        <w:pStyle w:val="NoSpacing"/>
+      </w:pPr>
+    </w:p>
+    <w:p>
+      <w:pPr>
+        <w:pStyle w:val="NoSpacing"/>
+      </w:pPr>
+      <w:r>
+        <w:t># Removing the key 'age'</w:t>
+      </w:r>
+    </w:p>
+    <w:p>
+      <w:pPr>
+        <w:pStyle w:val="NoSpacing"/>
+      </w:pPr>
+      <w:r>
+        <w:rPr>
+          <w:highlight w:val="yellow"/>
+        </w:rPr>
+        <w:t xml:space="preserve">del </w:t>
+      </w:r>
+      <w:proofErr w:type="spellStart"/>
+      <w:r>
+        <w:rPr>
+          <w:highlight w:val="yellow"/>
+        </w:rPr>
+        <w:t>my_dict</w:t>
+      </w:r>
+      <w:proofErr w:type="spellEnd"/>
+      <w:r>
+        <w:rPr>
+          <w:highlight w:val="yellow"/>
+        </w:rPr>
+        <w:t>['age']</w:t>
+      </w:r>
+    </w:p>
+    <w:p>
+      <w:pPr>
+        <w:pStyle w:val="NoSpacing"/>
+      </w:pPr>
+    </w:p>
+    <w:p>
+      <w:pPr>
+        <w:pStyle w:val="NoSpacing"/>
+      </w:pPr>
+      <w:r>
+        <w:lastRenderedPageBreak/>
+        <w:t>print(</w:t>
+      </w:r>
+      <w:proofErr w:type="spellStart"/>
+      <w:r>
+        <w:t>my_dict</w:t>
+      </w:r>
+      <w:proofErr w:type="spellEnd"/>
+      <w:r>
+        <w:t>) # Output -&gt; {'name': 'Alice', 'city': 'New York'}</w:t>
+      </w:r>
+    </w:p>
+    <w:p>
+      <w:pPr>
+        <w:pStyle w:val="NoSpacing"/>
+      </w:pPr>
+      <w:r>
+        <w:t>After executing the del statement, the dictionary no longer contains the 'age' key.</w:t>
+      </w:r>
+    </w:p>
+    <w:p>
+      <w:pPr>
+        <w:pStyle w:val="NoSpacing"/>
+      </w:pPr>
+    </w:p>
+    <w:p>
+      <w:pPr>
+        <w:pStyle w:val="NoSpacing"/>
+      </w:pPr>
+      <w:r>
+        <w:rPr>
+          <w:b/>
+          <w:bCs/>
+        </w:rPr>
+        <w:t>Key Errors while deleting non-existence key</w:t>
+      </w:r>
+    </w:p>
+    <w:p>
+      <w:pPr>
+        <w:pStyle w:val="NoSpacing"/>
+      </w:pPr>
+      <w:r>
+        <w:t>Attempting to delete a key that does not exist will result in a </w:t>
+      </w:r>
+      <w:proofErr w:type="spellStart"/>
+      <w:r>
+        <w:t>KeyError</w:t>
+      </w:r>
+      <w:proofErr w:type="spellEnd"/>
+      <w:r>
+        <w:t>. For example:</w:t>
+      </w:r>
+    </w:p>
+    <w:p>
+      <w:pPr>
+        <w:pStyle w:val="NoSpacing"/>
+      </w:pPr>
+      <w:r>
+        <w:t xml:space="preserve">del </w:t>
+      </w:r>
+      <w:proofErr w:type="spellStart"/>
+      <w:r>
+        <w:t>my_dict</w:t>
+      </w:r>
+      <w:proofErr w:type="spellEnd"/>
+      <w:r>
+        <w:t>['country</w:t>
+      </w:r>
+      <w:proofErr w:type="gramStart"/>
+      <w:r>
+        <w:t>']  #</w:t>
+      </w:r>
+      <w:proofErr w:type="gramEnd"/>
+      <w:r>
+        <w:t xml:space="preserve"> </w:t>
+      </w:r>
+      <w:proofErr w:type="spellStart"/>
+      <w:r>
+        <w:t>KeyError</w:t>
+      </w:r>
+      <w:proofErr w:type="spellEnd"/>
+      <w:r>
+        <w:t>: 'country'</w:t>
+      </w:r>
+    </w:p>
+    <w:p>
+      <w:pPr>
+        <w:pStyle w:val="NoSpacing"/>
+      </w:pPr>
+      <w:r>
+        <w:t>If you try to delete a key that does not exist in a dictionary, Python raises a </w:t>
+      </w:r>
+      <w:proofErr w:type="spellStart"/>
+      <w:r>
+        <w:t>KeyError</w:t>
+      </w:r>
+      <w:proofErr w:type="spellEnd"/>
+      <w:r>
+        <w:t>. This happens because the del statement expects the key to be present in the dictionary.</w:t>
+      </w:r>
+    </w:p>
+    <w:p>
+      <w:pPr>
+        <w:pStyle w:val="NoSpacing"/>
+      </w:pPr>
+    </w:p>
+    <w:p>
+      <w:pPr>
+        <w:pStyle w:val="NoSpacing"/>
+        <w:rPr>
+          <w:b/>
+          <w:bCs/>
+          <w:sz w:val="44"/>
+          <w:szCs w:val="44"/>
+          <w:u w:val="single"/>
+        </w:rPr>
+      </w:pPr>
+      <w:r>
+        <w:rPr>
+          <w:b/>
+          <w:bCs/>
+          <w:sz w:val="44"/>
+          <w:szCs w:val="44"/>
+          <w:u w:val="single"/>
+        </w:rPr>
+        <w:t>Removing Items (pop)</w:t>
+      </w:r>
+    </w:p>
+    <w:p>
+      <w:pPr>
+        <w:pStyle w:val="NoSpacing"/>
+      </w:pPr>
+      <w:r>
+        <w:t>In Python, dictionaries store key-value pairs where each key is unique. To remove an item, the </w:t>
+      </w:r>
+      <w:proofErr w:type="gramStart"/>
+      <w:r>
+        <w:t>pop(</w:t>
+      </w:r>
+      <w:proofErr w:type="gramEnd"/>
+      <w:r>
+        <w:t xml:space="preserve">) method is a convenient option. </w:t>
+      </w:r>
+      <w:r>
+        <w:rPr>
+          <w:highlight w:val="yellow"/>
+        </w:rPr>
+        <w:t>It removes the specified key and returns its associated value</w:t>
+      </w:r>
+      <w:r>
+        <w:t>, which can be useful for later use.</w:t>
+      </w:r>
+    </w:p>
+    <w:p>
+      <w:pPr>
+        <w:pStyle w:val="NoSpacing"/>
+      </w:pPr>
+    </w:p>
+    <w:p>
+      <w:pPr>
+        <w:pStyle w:val="NoSpacing"/>
+      </w:pPr>
+      <w:r>
+        <w:rPr>
+          <w:b/>
+          <w:bCs/>
+        </w:rPr>
+        <w:t>The syntax for using the </w:t>
+      </w:r>
+      <w:proofErr w:type="gramStart"/>
+      <w:r>
+        <w:rPr>
+          <w:b/>
+          <w:bCs/>
+        </w:rPr>
+        <w:t>pop(</w:t>
+      </w:r>
+      <w:proofErr w:type="gramEnd"/>
+      <w:r>
+        <w:rPr>
+          <w:b/>
+          <w:bCs/>
+        </w:rPr>
+        <w:t>) method is:</w:t>
+      </w:r>
+    </w:p>
+    <w:p>
+      <w:pPr>
+        <w:pStyle w:val="NoSpacing"/>
+      </w:pPr>
+      <w:r>
+        <w:rPr>
+          <w:highlight w:val="yellow"/>
+        </w:rPr>
+        <w:t xml:space="preserve">value = </w:t>
+      </w:r>
+      <w:proofErr w:type="spellStart"/>
+      <w:r>
+        <w:rPr>
+          <w:highlight w:val="yellow"/>
+        </w:rPr>
+        <w:t>dictionary.pop</w:t>
+      </w:r>
+      <w:proofErr w:type="spellEnd"/>
+      <w:r>
+        <w:rPr>
+          <w:highlight w:val="yellow"/>
+        </w:rPr>
+        <w:t>(key)</w:t>
+      </w:r>
+    </w:p>
+    <w:p>
+      <w:pPr>
+        <w:pStyle w:val="NoSpacing"/>
+        <w:numPr>
+          <w:ilvl w:val="0"/>
+          <w:numId w:val="57"/>
+        </w:numPr>
+      </w:pPr>
+      <w:r>
+        <w:t>dictionary is the name of your dictionary.</w:t>
+      </w:r>
+    </w:p>
+    <w:p>
+      <w:pPr>
+        <w:pStyle w:val="NoSpacing"/>
+        <w:numPr>
+          <w:ilvl w:val="0"/>
+          <w:numId w:val="57"/>
+        </w:numPr>
+      </w:pPr>
+      <w:r>
+        <w:t>key is the key of the item you want to remove.</w:t>
+      </w:r>
+    </w:p>
+    <w:p>
+      <w:pPr>
+        <w:pStyle w:val="NoSpacing"/>
+        <w:numPr>
+          <w:ilvl w:val="0"/>
+          <w:numId w:val="57"/>
+        </w:numPr>
+      </w:pPr>
+      <w:r>
+        <w:t>value is the variable where the removed value will be stored.</w:t>
+      </w:r>
+    </w:p>
+    <w:p>
+      <w:pPr>
+        <w:pStyle w:val="NoSpacing"/>
+      </w:pPr>
+    </w:p>
+    <w:p>
+      <w:pPr>
+        <w:pStyle w:val="NoSpacing"/>
+      </w:pPr>
+      <w:r>
+        <w:rPr>
+          <w:b/>
+          <w:bCs/>
+        </w:rPr>
+        <w:t>Example: Removing an Item</w:t>
+      </w:r>
+    </w:p>
+    <w:p>
+      <w:pPr>
+        <w:pStyle w:val="NoSpacing"/>
+      </w:pPr>
+      <w:r>
+        <w:t>If we want to remove the 'banana' from our </w:t>
+      </w:r>
+      <w:proofErr w:type="spellStart"/>
+      <w:r>
+        <w:t>fruit_basket</w:t>
+      </w:r>
+      <w:proofErr w:type="spellEnd"/>
+      <w:r>
+        <w:t>, we can do the following:</w:t>
+      </w:r>
+    </w:p>
+    <w:p>
+      <w:pPr>
+        <w:pStyle w:val="NoSpacing"/>
+      </w:pPr>
+      <w:r>
+        <w:t># Defining a dictionary</w:t>
+      </w:r>
+    </w:p>
+    <w:p>
+      <w:pPr>
+        <w:pStyle w:val="NoSpacing"/>
+      </w:pPr>
+      <w:proofErr w:type="spellStart"/>
+      <w:r>
+        <w:t>fruit_basket</w:t>
+      </w:r>
+      <w:proofErr w:type="spellEnd"/>
+      <w:r>
+        <w:t xml:space="preserve"> = {'apple': 3, 'banana': 5, 'orange': 2}</w:t>
+      </w:r>
+    </w:p>
+    <w:p>
+      <w:pPr>
+        <w:pStyle w:val="NoSpacing"/>
+      </w:pPr>
+    </w:p>
+    <w:p>
+      <w:pPr>
+        <w:pStyle w:val="NoSpacing"/>
+      </w:pPr>
+      <w:r>
+        <w:t># Removing 'banana' and storing its value</w:t>
+      </w:r>
+    </w:p>
+    <w:p>
+      <w:pPr>
+        <w:pStyle w:val="NoSpacing"/>
+      </w:pPr>
+      <w:proofErr w:type="spellStart"/>
+      <w:r>
+        <w:t>removed_value</w:t>
+      </w:r>
+      <w:proofErr w:type="spellEnd"/>
+      <w:r>
+        <w:t xml:space="preserve"> = </w:t>
+      </w:r>
+      <w:proofErr w:type="spellStart"/>
+      <w:r>
+        <w:t>fruit_basket.pop</w:t>
+      </w:r>
+      <w:proofErr w:type="spellEnd"/>
+      <w:r>
+        <w:t>('banana')</w:t>
+      </w:r>
+    </w:p>
+    <w:p>
+      <w:pPr>
+        <w:pStyle w:val="NoSpacing"/>
+      </w:pPr>
+    </w:p>
+    <w:p>
+      <w:pPr>
+        <w:pStyle w:val="NoSpacing"/>
+      </w:pPr>
+      <w:r>
+        <w:t>print(</w:t>
+      </w:r>
+      <w:proofErr w:type="spellStart"/>
+      <w:r>
+        <w:t>removed_</w:t>
+      </w:r>
+      <w:proofErr w:type="gramStart"/>
+      <w:r>
+        <w:t>value</w:t>
+      </w:r>
+      <w:proofErr w:type="spellEnd"/>
+      <w:r>
+        <w:t>)  #</w:t>
+      </w:r>
+      <w:proofErr w:type="gramEnd"/>
+      <w:r>
+        <w:t xml:space="preserve"> Output: 5</w:t>
+      </w:r>
+    </w:p>
+    <w:p>
+      <w:pPr>
+        <w:pStyle w:val="NoSpacing"/>
+      </w:pPr>
+      <w:r>
+        <w:t>print(</w:t>
+      </w:r>
+      <w:proofErr w:type="spellStart"/>
+      <w:r>
+        <w:t>fruit_</w:t>
+      </w:r>
+      <w:proofErr w:type="gramStart"/>
+      <w:r>
+        <w:t>basket</w:t>
+      </w:r>
+      <w:proofErr w:type="spellEnd"/>
+      <w:r>
+        <w:t xml:space="preserve">)   </w:t>
+      </w:r>
+      <w:proofErr w:type="gramEnd"/>
+      <w:r>
+        <w:t># Output: {'apple': 3, 'orange': 2}</w:t>
+      </w:r>
+    </w:p>
+    <w:p>
+      <w:pPr>
+        <w:pStyle w:val="NoSpacing"/>
+      </w:pPr>
+      <w:r>
+        <w:t>The </w:t>
+      </w:r>
+      <w:proofErr w:type="gramStart"/>
+      <w:r>
+        <w:t>pop(</w:t>
+      </w:r>
+      <w:proofErr w:type="gramEnd"/>
+      <w:r>
+        <w:t>) method has removed 'banana' and returned its value, which we stored in </w:t>
+      </w:r>
+      <w:proofErr w:type="spellStart"/>
+      <w:r>
+        <w:t>removed_value</w:t>
+      </w:r>
+      <w:proofErr w:type="spellEnd"/>
+      <w:r>
+        <w:t>.</w:t>
       </w:r>
     </w:p>
     <w:p>
@@ -30285,6 +33272,155 @@
     </w:lvl>
   </w:abstractNum>
   <w:abstractNum w:abstractNumId="1" w15:restartNumberingAfterBreak="0">
+    <w:nsid w:val="0458556A"/>
+    <w:multiLevelType w:val="multilevel"/>
+    <w:tmpl w:val="17FED61A"/>
+    <w:lvl w:ilvl="0">
+      <w:start w:val="1"/>
+      <w:numFmt w:val="bullet"/>
+      <w:lvlText w:val=""/>
+      <w:lvlJc w:val="left"/>
+      <w:pPr>
+        <w:tabs>
+          <w:tab w:val="num" w:pos="720"/>
+        </w:tabs>
+        <w:ind w:left="720" w:hanging="360"/>
+      </w:pPr>
+      <w:rPr>
+        <w:rFonts w:ascii="Symbol" w:hAnsi="Symbol" w:hint="default"/>
+        <w:sz w:val="20"/>
+      </w:rPr>
+    </w:lvl>
+    <w:lvl w:ilvl="1" w:tentative="1">
+      <w:start w:val="1"/>
+      <w:numFmt w:val="bullet"/>
+      <w:lvlText w:val="o"/>
+      <w:lvlJc w:val="left"/>
+      <w:pPr>
+        <w:tabs>
+          <w:tab w:val="num" w:pos="1440"/>
+        </w:tabs>
+        <w:ind w:left="1440" w:hanging="360"/>
+      </w:pPr>
+      <w:rPr>
+        <w:rFonts w:ascii="Courier New" w:hAnsi="Courier New" w:hint="default"/>
+        <w:sz w:val="20"/>
+      </w:rPr>
+    </w:lvl>
+    <w:lvl w:ilvl="2" w:tentative="1">
+      <w:start w:val="1"/>
+      <w:numFmt w:val="bullet"/>
+      <w:lvlText w:val=""/>
+      <w:lvlJc w:val="left"/>
+      <w:pPr>
+        <w:tabs>
+          <w:tab w:val="num" w:pos="2160"/>
+        </w:tabs>
+        <w:ind w:left="2160" w:hanging="360"/>
+      </w:pPr>
+      <w:rPr>
+        <w:rFonts w:ascii="Wingdings" w:hAnsi="Wingdings" w:hint="default"/>
+        <w:sz w:val="20"/>
+      </w:rPr>
+    </w:lvl>
+    <w:lvl w:ilvl="3" w:tentative="1">
+      <w:start w:val="1"/>
+      <w:numFmt w:val="bullet"/>
+      <w:lvlText w:val=""/>
+      <w:lvlJc w:val="left"/>
+      <w:pPr>
+        <w:tabs>
+          <w:tab w:val="num" w:pos="2880"/>
+        </w:tabs>
+        <w:ind w:left="2880" w:hanging="360"/>
+      </w:pPr>
+      <w:rPr>
+        <w:rFonts w:ascii="Wingdings" w:hAnsi="Wingdings" w:hint="default"/>
+        <w:sz w:val="20"/>
+      </w:rPr>
+    </w:lvl>
+    <w:lvl w:ilvl="4" w:tentative="1">
+      <w:start w:val="1"/>
+      <w:numFmt w:val="bullet"/>
+      <w:lvlText w:val=""/>
+      <w:lvlJc w:val="left"/>
+      <w:pPr>
+        <w:tabs>
+          <w:tab w:val="num" w:pos="3600"/>
+        </w:tabs>
+        <w:ind w:left="3600" w:hanging="360"/>
+      </w:pPr>
+      <w:rPr>
+        <w:rFonts w:ascii="Wingdings" w:hAnsi="Wingdings" w:hint="default"/>
+        <w:sz w:val="20"/>
+      </w:rPr>
+    </w:lvl>
+    <w:lvl w:ilvl="5" w:tentative="1">
+      <w:start w:val="1"/>
+      <w:numFmt w:val="bullet"/>
+      <w:lvlText w:val=""/>
+      <w:lvlJc w:val="left"/>
+      <w:pPr>
+        <w:tabs>
+          <w:tab w:val="num" w:pos="4320"/>
+        </w:tabs>
+        <w:ind w:left="4320" w:hanging="360"/>
+      </w:pPr>
+      <w:rPr>
+        <w:rFonts w:ascii="Wingdings" w:hAnsi="Wingdings" w:hint="default"/>
+        <w:sz w:val="20"/>
+      </w:rPr>
+    </w:lvl>
+    <w:lvl w:ilvl="6" w:tentative="1">
+      <w:start w:val="1"/>
+      <w:numFmt w:val="bullet"/>
+      <w:lvlText w:val=""/>
+      <w:lvlJc w:val="left"/>
+      <w:pPr>
+        <w:tabs>
+          <w:tab w:val="num" w:pos="5040"/>
+        </w:tabs>
+        <w:ind w:left="5040" w:hanging="360"/>
+      </w:pPr>
+      <w:rPr>
+        <w:rFonts w:ascii="Wingdings" w:hAnsi="Wingdings" w:hint="default"/>
+        <w:sz w:val="20"/>
+      </w:rPr>
+    </w:lvl>
+    <w:lvl w:ilvl="7" w:tentative="1">
+      <w:start w:val="1"/>
+      <w:numFmt w:val="bullet"/>
+      <w:lvlText w:val=""/>
+      <w:lvlJc w:val="left"/>
+      <w:pPr>
+        <w:tabs>
+          <w:tab w:val="num" w:pos="5760"/>
+        </w:tabs>
+        <w:ind w:left="5760" w:hanging="360"/>
+      </w:pPr>
+      <w:rPr>
+        <w:rFonts w:ascii="Wingdings" w:hAnsi="Wingdings" w:hint="default"/>
+        <w:sz w:val="20"/>
+      </w:rPr>
+    </w:lvl>
+    <w:lvl w:ilvl="8" w:tentative="1">
+      <w:start w:val="1"/>
+      <w:numFmt w:val="bullet"/>
+      <w:lvlText w:val=""/>
+      <w:lvlJc w:val="left"/>
+      <w:pPr>
+        <w:tabs>
+          <w:tab w:val="num" w:pos="6480"/>
+        </w:tabs>
+        <w:ind w:left="6480" w:hanging="360"/>
+      </w:pPr>
+      <w:rPr>
+        <w:rFonts w:ascii="Wingdings" w:hAnsi="Wingdings" w:hint="default"/>
+        <w:sz w:val="20"/>
+      </w:rPr>
+    </w:lvl>
+  </w:abstractNum>
+  <w:abstractNum w:abstractNumId="2" w15:restartNumberingAfterBreak="0">
     <w:nsid w:val="08240815"/>
     <w:multiLevelType w:val="multilevel"/>
     <w:tmpl w:val="99AE3BD8"/>
@@ -30397,7 +33533,7 @@
       </w:pPr>
     </w:lvl>
   </w:abstractNum>
-  <w:abstractNum w:abstractNumId="2" w15:restartNumberingAfterBreak="0">
+  <w:abstractNum w:abstractNumId="3" w15:restartNumberingAfterBreak="0">
     <w:nsid w:val="0C9847EE"/>
     <w:multiLevelType w:val="multilevel"/>
     <w:tmpl w:val="57D035BC"/>
@@ -30546,7 +33682,7 @@
       </w:rPr>
     </w:lvl>
   </w:abstractNum>
-  <w:abstractNum w:abstractNumId="3" w15:restartNumberingAfterBreak="0">
+  <w:abstractNum w:abstractNumId="4" w15:restartNumberingAfterBreak="0">
     <w:nsid w:val="0DED7135"/>
     <w:multiLevelType w:val="multilevel"/>
     <w:tmpl w:val="AF2EFE66"/>
@@ -30659,7 +33795,7 @@
       </w:pPr>
     </w:lvl>
   </w:abstractNum>
-  <w:abstractNum w:abstractNumId="4" w15:restartNumberingAfterBreak="0">
+  <w:abstractNum w:abstractNumId="5" w15:restartNumberingAfterBreak="0">
     <w:nsid w:val="183550BD"/>
     <w:multiLevelType w:val="multilevel"/>
     <w:tmpl w:val="6978B062"/>
@@ -30808,7 +33944,7 @@
       </w:rPr>
     </w:lvl>
   </w:abstractNum>
-  <w:abstractNum w:abstractNumId="5" w15:restartNumberingAfterBreak="0">
+  <w:abstractNum w:abstractNumId="6" w15:restartNumberingAfterBreak="0">
     <w:nsid w:val="1B96004F"/>
     <w:multiLevelType w:val="multilevel"/>
     <w:tmpl w:val="01D23FA2"/>
@@ -30921,7 +34057,7 @@
       </w:pPr>
     </w:lvl>
   </w:abstractNum>
-  <w:abstractNum w:abstractNumId="6" w15:restartNumberingAfterBreak="0">
+  <w:abstractNum w:abstractNumId="7" w15:restartNumberingAfterBreak="0">
     <w:nsid w:val="21654557"/>
     <w:multiLevelType w:val="multilevel"/>
     <w:tmpl w:val="D12400C4"/>
@@ -31070,7 +34206,7 @@
       </w:rPr>
     </w:lvl>
   </w:abstractNum>
-  <w:abstractNum w:abstractNumId="7" w15:restartNumberingAfterBreak="0">
+  <w:abstractNum w:abstractNumId="8" w15:restartNumberingAfterBreak="0">
     <w:nsid w:val="21852210"/>
     <w:multiLevelType w:val="multilevel"/>
     <w:tmpl w:val="04C691B2"/>
@@ -31183,7 +34319,7 @@
       </w:pPr>
     </w:lvl>
   </w:abstractNum>
-  <w:abstractNum w:abstractNumId="8" w15:restartNumberingAfterBreak="0">
+  <w:abstractNum w:abstractNumId="9" w15:restartNumberingAfterBreak="0">
     <w:nsid w:val="223C1C84"/>
     <w:multiLevelType w:val="multilevel"/>
     <w:tmpl w:val="6804C7F4"/>
@@ -31296,7 +34432,7 @@
       </w:pPr>
     </w:lvl>
   </w:abstractNum>
-  <w:abstractNum w:abstractNumId="9" w15:restartNumberingAfterBreak="0">
+  <w:abstractNum w:abstractNumId="10" w15:restartNumberingAfterBreak="0">
     <w:nsid w:val="24BC01EB"/>
     <w:multiLevelType w:val="multilevel"/>
     <w:tmpl w:val="A240E066"/>
@@ -31409,7 +34545,7 @@
       </w:pPr>
     </w:lvl>
   </w:abstractNum>
-  <w:abstractNum w:abstractNumId="10" w15:restartNumberingAfterBreak="0">
+  <w:abstractNum w:abstractNumId="11" w15:restartNumberingAfterBreak="0">
     <w:nsid w:val="26717A84"/>
     <w:multiLevelType w:val="multilevel"/>
     <w:tmpl w:val="DDF494E6"/>
@@ -31522,7 +34658,7 @@
       </w:pPr>
     </w:lvl>
   </w:abstractNum>
-  <w:abstractNum w:abstractNumId="11" w15:restartNumberingAfterBreak="0">
+  <w:abstractNum w:abstractNumId="12" w15:restartNumberingAfterBreak="0">
     <w:nsid w:val="2AEC5B4F"/>
     <w:multiLevelType w:val="multilevel"/>
     <w:tmpl w:val="8174DC9A"/>
@@ -31671,7 +34807,7 @@
       </w:rPr>
     </w:lvl>
   </w:abstractNum>
-  <w:abstractNum w:abstractNumId="12" w15:restartNumberingAfterBreak="0">
+  <w:abstractNum w:abstractNumId="13" w15:restartNumberingAfterBreak="0">
     <w:nsid w:val="2B97048B"/>
     <w:multiLevelType w:val="multilevel"/>
     <w:tmpl w:val="FA52B7A4"/>
@@ -31784,7 +34920,7 @@
       </w:pPr>
     </w:lvl>
   </w:abstractNum>
-  <w:abstractNum w:abstractNumId="13" w15:restartNumberingAfterBreak="0">
+  <w:abstractNum w:abstractNumId="14" w15:restartNumberingAfterBreak="0">
     <w:nsid w:val="2BCD16B4"/>
     <w:multiLevelType w:val="multilevel"/>
     <w:tmpl w:val="50A09D10"/>
@@ -31897,7 +35033,7 @@
       </w:pPr>
     </w:lvl>
   </w:abstractNum>
-  <w:abstractNum w:abstractNumId="14" w15:restartNumberingAfterBreak="0">
+  <w:abstractNum w:abstractNumId="15" w15:restartNumberingAfterBreak="0">
     <w:nsid w:val="2E1929BA"/>
     <w:multiLevelType w:val="multilevel"/>
     <w:tmpl w:val="E348CA2A"/>
@@ -32010,7 +35146,7 @@
       </w:pPr>
     </w:lvl>
   </w:abstractNum>
-  <w:abstractNum w:abstractNumId="15" w15:restartNumberingAfterBreak="0">
+  <w:abstractNum w:abstractNumId="16" w15:restartNumberingAfterBreak="0">
     <w:nsid w:val="2E4D707D"/>
     <w:multiLevelType w:val="multilevel"/>
     <w:tmpl w:val="6C3EE2EC"/>
@@ -32159,7 +35295,7 @@
       </w:rPr>
     </w:lvl>
   </w:abstractNum>
-  <w:abstractNum w:abstractNumId="16" w15:restartNumberingAfterBreak="0">
+  <w:abstractNum w:abstractNumId="17" w15:restartNumberingAfterBreak="0">
     <w:nsid w:val="30C40687"/>
     <w:multiLevelType w:val="multilevel"/>
     <w:tmpl w:val="56B27E2C"/>
@@ -32276,7 +35412,7 @@
       </w:pPr>
     </w:lvl>
   </w:abstractNum>
-  <w:abstractNum w:abstractNumId="17" w15:restartNumberingAfterBreak="0">
+  <w:abstractNum w:abstractNumId="18" w15:restartNumberingAfterBreak="0">
     <w:nsid w:val="325E0CD4"/>
     <w:multiLevelType w:val="multilevel"/>
     <w:tmpl w:val="9FAE4238"/>
@@ -32389,7 +35525,7 @@
       </w:pPr>
     </w:lvl>
   </w:abstractNum>
-  <w:abstractNum w:abstractNumId="18" w15:restartNumberingAfterBreak="0">
+  <w:abstractNum w:abstractNumId="19" w15:restartNumberingAfterBreak="0">
     <w:nsid w:val="33BC613C"/>
     <w:multiLevelType w:val="multilevel"/>
     <w:tmpl w:val="1714CAA8"/>
@@ -32538,7 +35674,7 @@
       </w:rPr>
     </w:lvl>
   </w:abstractNum>
-  <w:abstractNum w:abstractNumId="19" w15:restartNumberingAfterBreak="0">
+  <w:abstractNum w:abstractNumId="20" w15:restartNumberingAfterBreak="0">
     <w:nsid w:val="34DF0C8A"/>
     <w:multiLevelType w:val="multilevel"/>
     <w:tmpl w:val="5F686C06"/>
@@ -32651,7 +35787,7 @@
       </w:pPr>
     </w:lvl>
   </w:abstractNum>
-  <w:abstractNum w:abstractNumId="20" w15:restartNumberingAfterBreak="0">
+  <w:abstractNum w:abstractNumId="21" w15:restartNumberingAfterBreak="0">
     <w:nsid w:val="39972268"/>
     <w:multiLevelType w:val="multilevel"/>
     <w:tmpl w:val="578C1450"/>
@@ -32800,7 +35936,7 @@
       </w:rPr>
     </w:lvl>
   </w:abstractNum>
-  <w:abstractNum w:abstractNumId="21" w15:restartNumberingAfterBreak="0">
+  <w:abstractNum w:abstractNumId="22" w15:restartNumberingAfterBreak="0">
     <w:nsid w:val="40147520"/>
     <w:multiLevelType w:val="multilevel"/>
     <w:tmpl w:val="40AC8DBA"/>
@@ -32913,7 +36049,7 @@
       </w:pPr>
     </w:lvl>
   </w:abstractNum>
-  <w:abstractNum w:abstractNumId="22" w15:restartNumberingAfterBreak="0">
+  <w:abstractNum w:abstractNumId="23" w15:restartNumberingAfterBreak="0">
     <w:nsid w:val="409F50EB"/>
     <w:multiLevelType w:val="multilevel"/>
     <w:tmpl w:val="3B5EED9A"/>
@@ -33026,7 +36162,7 @@
       </w:pPr>
     </w:lvl>
   </w:abstractNum>
-  <w:abstractNum w:abstractNumId="23" w15:restartNumberingAfterBreak="0">
+  <w:abstractNum w:abstractNumId="24" w15:restartNumberingAfterBreak="0">
     <w:nsid w:val="442A2F32"/>
     <w:multiLevelType w:val="multilevel"/>
     <w:tmpl w:val="A8C4D96C"/>
@@ -33175,7 +36311,156 @@
       </w:rPr>
     </w:lvl>
   </w:abstractNum>
-  <w:abstractNum w:abstractNumId="24" w15:restartNumberingAfterBreak="0">
+  <w:abstractNum w:abstractNumId="25" w15:restartNumberingAfterBreak="0">
+    <w:nsid w:val="445D549E"/>
+    <w:multiLevelType w:val="multilevel"/>
+    <w:tmpl w:val="FE603984"/>
+    <w:lvl w:ilvl="0">
+      <w:start w:val="1"/>
+      <w:numFmt w:val="bullet"/>
+      <w:lvlText w:val=""/>
+      <w:lvlJc w:val="left"/>
+      <w:pPr>
+        <w:tabs>
+          <w:tab w:val="num" w:pos="720"/>
+        </w:tabs>
+        <w:ind w:left="720" w:hanging="360"/>
+      </w:pPr>
+      <w:rPr>
+        <w:rFonts w:ascii="Symbol" w:hAnsi="Symbol" w:hint="default"/>
+        <w:sz w:val="20"/>
+      </w:rPr>
+    </w:lvl>
+    <w:lvl w:ilvl="1" w:tentative="1">
+      <w:start w:val="1"/>
+      <w:numFmt w:val="bullet"/>
+      <w:lvlText w:val="o"/>
+      <w:lvlJc w:val="left"/>
+      <w:pPr>
+        <w:tabs>
+          <w:tab w:val="num" w:pos="1440"/>
+        </w:tabs>
+        <w:ind w:left="1440" w:hanging="360"/>
+      </w:pPr>
+      <w:rPr>
+        <w:rFonts w:ascii="Courier New" w:hAnsi="Courier New" w:hint="default"/>
+        <w:sz w:val="20"/>
+      </w:rPr>
+    </w:lvl>
+    <w:lvl w:ilvl="2" w:tentative="1">
+      <w:start w:val="1"/>
+      <w:numFmt w:val="bullet"/>
+      <w:lvlText w:val=""/>
+      <w:lvlJc w:val="left"/>
+      <w:pPr>
+        <w:tabs>
+          <w:tab w:val="num" w:pos="2160"/>
+        </w:tabs>
+        <w:ind w:left="2160" w:hanging="360"/>
+      </w:pPr>
+      <w:rPr>
+        <w:rFonts w:ascii="Wingdings" w:hAnsi="Wingdings" w:hint="default"/>
+        <w:sz w:val="20"/>
+      </w:rPr>
+    </w:lvl>
+    <w:lvl w:ilvl="3" w:tentative="1">
+      <w:start w:val="1"/>
+      <w:numFmt w:val="bullet"/>
+      <w:lvlText w:val=""/>
+      <w:lvlJc w:val="left"/>
+      <w:pPr>
+        <w:tabs>
+          <w:tab w:val="num" w:pos="2880"/>
+        </w:tabs>
+        <w:ind w:left="2880" w:hanging="360"/>
+      </w:pPr>
+      <w:rPr>
+        <w:rFonts w:ascii="Wingdings" w:hAnsi="Wingdings" w:hint="default"/>
+        <w:sz w:val="20"/>
+      </w:rPr>
+    </w:lvl>
+    <w:lvl w:ilvl="4" w:tentative="1">
+      <w:start w:val="1"/>
+      <w:numFmt w:val="bullet"/>
+      <w:lvlText w:val=""/>
+      <w:lvlJc w:val="left"/>
+      <w:pPr>
+        <w:tabs>
+          <w:tab w:val="num" w:pos="3600"/>
+        </w:tabs>
+        <w:ind w:left="3600" w:hanging="360"/>
+      </w:pPr>
+      <w:rPr>
+        <w:rFonts w:ascii="Wingdings" w:hAnsi="Wingdings" w:hint="default"/>
+        <w:sz w:val="20"/>
+      </w:rPr>
+    </w:lvl>
+    <w:lvl w:ilvl="5" w:tentative="1">
+      <w:start w:val="1"/>
+      <w:numFmt w:val="bullet"/>
+      <w:lvlText w:val=""/>
+      <w:lvlJc w:val="left"/>
+      <w:pPr>
+        <w:tabs>
+          <w:tab w:val="num" w:pos="4320"/>
+        </w:tabs>
+        <w:ind w:left="4320" w:hanging="360"/>
+      </w:pPr>
+      <w:rPr>
+        <w:rFonts w:ascii="Wingdings" w:hAnsi="Wingdings" w:hint="default"/>
+        <w:sz w:val="20"/>
+      </w:rPr>
+    </w:lvl>
+    <w:lvl w:ilvl="6" w:tentative="1">
+      <w:start w:val="1"/>
+      <w:numFmt w:val="bullet"/>
+      <w:lvlText w:val=""/>
+      <w:lvlJc w:val="left"/>
+      <w:pPr>
+        <w:tabs>
+          <w:tab w:val="num" w:pos="5040"/>
+        </w:tabs>
+        <w:ind w:left="5040" w:hanging="360"/>
+      </w:pPr>
+      <w:rPr>
+        <w:rFonts w:ascii="Wingdings" w:hAnsi="Wingdings" w:hint="default"/>
+        <w:sz w:val="20"/>
+      </w:rPr>
+    </w:lvl>
+    <w:lvl w:ilvl="7" w:tentative="1">
+      <w:start w:val="1"/>
+      <w:numFmt w:val="bullet"/>
+      <w:lvlText w:val=""/>
+      <w:lvlJc w:val="left"/>
+      <w:pPr>
+        <w:tabs>
+          <w:tab w:val="num" w:pos="5760"/>
+        </w:tabs>
+        <w:ind w:left="5760" w:hanging="360"/>
+      </w:pPr>
+      <w:rPr>
+        <w:rFonts w:ascii="Wingdings" w:hAnsi="Wingdings" w:hint="default"/>
+        <w:sz w:val="20"/>
+      </w:rPr>
+    </w:lvl>
+    <w:lvl w:ilvl="8" w:tentative="1">
+      <w:start w:val="1"/>
+      <w:numFmt w:val="bullet"/>
+      <w:lvlText w:val=""/>
+      <w:lvlJc w:val="left"/>
+      <w:pPr>
+        <w:tabs>
+          <w:tab w:val="num" w:pos="6480"/>
+        </w:tabs>
+        <w:ind w:left="6480" w:hanging="360"/>
+      </w:pPr>
+      <w:rPr>
+        <w:rFonts w:ascii="Wingdings" w:hAnsi="Wingdings" w:hint="default"/>
+        <w:sz w:val="20"/>
+      </w:rPr>
+    </w:lvl>
+  </w:abstractNum>
+  <w:abstractNum w:abstractNumId="26" w15:restartNumberingAfterBreak="0">
     <w:nsid w:val="45BB6B9A"/>
     <w:multiLevelType w:val="multilevel"/>
     <w:tmpl w:val="69A8B314"/>
@@ -33288,7 +36573,7 @@
       </w:pPr>
     </w:lvl>
   </w:abstractNum>
-  <w:abstractNum w:abstractNumId="25" w15:restartNumberingAfterBreak="0">
+  <w:abstractNum w:abstractNumId="27" w15:restartNumberingAfterBreak="0">
     <w:nsid w:val="45F0383B"/>
     <w:multiLevelType w:val="multilevel"/>
     <w:tmpl w:val="E2D83D6C"/>
@@ -33401,7 +36686,7 @@
       </w:pPr>
     </w:lvl>
   </w:abstractNum>
-  <w:abstractNum w:abstractNumId="26" w15:restartNumberingAfterBreak="0">
+  <w:abstractNum w:abstractNumId="28" w15:restartNumberingAfterBreak="0">
     <w:nsid w:val="47E43887"/>
     <w:multiLevelType w:val="multilevel"/>
     <w:tmpl w:val="9AB46C98"/>
@@ -33514,7 +36799,7 @@
       </w:pPr>
     </w:lvl>
   </w:abstractNum>
-  <w:abstractNum w:abstractNumId="27" w15:restartNumberingAfterBreak="0">
+  <w:abstractNum w:abstractNumId="29" w15:restartNumberingAfterBreak="0">
     <w:nsid w:val="48291F9F"/>
     <w:multiLevelType w:val="multilevel"/>
     <w:tmpl w:val="84A66160"/>
@@ -33627,7 +36912,7 @@
       </w:pPr>
     </w:lvl>
   </w:abstractNum>
-  <w:abstractNum w:abstractNumId="28" w15:restartNumberingAfterBreak="0">
+  <w:abstractNum w:abstractNumId="30" w15:restartNumberingAfterBreak="0">
     <w:nsid w:val="48CA4330"/>
     <w:multiLevelType w:val="multilevel"/>
     <w:tmpl w:val="7D78E2EA"/>
@@ -33776,7 +37061,7 @@
       </w:rPr>
     </w:lvl>
   </w:abstractNum>
-  <w:abstractNum w:abstractNumId="29" w15:restartNumberingAfterBreak="0">
+  <w:abstractNum w:abstractNumId="31" w15:restartNumberingAfterBreak="0">
     <w:nsid w:val="4AA1384F"/>
     <w:multiLevelType w:val="hybridMultilevel"/>
     <w:tmpl w:val="19F07A54"/>
@@ -33888,7 +37173,7 @@
       </w:rPr>
     </w:lvl>
   </w:abstractNum>
-  <w:abstractNum w:abstractNumId="30" w15:restartNumberingAfterBreak="0">
+  <w:abstractNum w:abstractNumId="32" w15:restartNumberingAfterBreak="0">
     <w:nsid w:val="4EDD47EE"/>
     <w:multiLevelType w:val="multilevel"/>
     <w:tmpl w:val="6A165A54"/>
@@ -34037,7 +37322,7 @@
       </w:rPr>
     </w:lvl>
   </w:abstractNum>
-  <w:abstractNum w:abstractNumId="31" w15:restartNumberingAfterBreak="0">
+  <w:abstractNum w:abstractNumId="33" w15:restartNumberingAfterBreak="0">
     <w:nsid w:val="53B03E51"/>
     <w:multiLevelType w:val="multilevel"/>
     <w:tmpl w:val="CFB4CA4C"/>
@@ -34186,7 +37471,7 @@
       </w:rPr>
     </w:lvl>
   </w:abstractNum>
-  <w:abstractNum w:abstractNumId="32" w15:restartNumberingAfterBreak="0">
+  <w:abstractNum w:abstractNumId="34" w15:restartNumberingAfterBreak="0">
     <w:nsid w:val="540B628C"/>
     <w:multiLevelType w:val="multilevel"/>
     <w:tmpl w:val="C3A085E2"/>
@@ -34299,7 +37584,7 @@
       </w:pPr>
     </w:lvl>
   </w:abstractNum>
-  <w:abstractNum w:abstractNumId="33" w15:restartNumberingAfterBreak="0">
+  <w:abstractNum w:abstractNumId="35" w15:restartNumberingAfterBreak="0">
     <w:nsid w:val="547C4E7C"/>
     <w:multiLevelType w:val="multilevel"/>
     <w:tmpl w:val="418E4F8E"/>
@@ -34412,7 +37697,7 @@
       </w:pPr>
     </w:lvl>
   </w:abstractNum>
-  <w:abstractNum w:abstractNumId="34" w15:restartNumberingAfterBreak="0">
+  <w:abstractNum w:abstractNumId="36" w15:restartNumberingAfterBreak="0">
     <w:nsid w:val="5C6961C7"/>
     <w:multiLevelType w:val="multilevel"/>
     <w:tmpl w:val="B47ED35A"/>
@@ -34525,7 +37810,7 @@
       </w:pPr>
     </w:lvl>
   </w:abstractNum>
-  <w:abstractNum w:abstractNumId="35" w15:restartNumberingAfterBreak="0">
+  <w:abstractNum w:abstractNumId="37" w15:restartNumberingAfterBreak="0">
     <w:nsid w:val="5E1508D5"/>
     <w:multiLevelType w:val="multilevel"/>
     <w:tmpl w:val="094CE73C"/>
@@ -34638,7 +37923,7 @@
       </w:pPr>
     </w:lvl>
   </w:abstractNum>
-  <w:abstractNum w:abstractNumId="36" w15:restartNumberingAfterBreak="0">
+  <w:abstractNum w:abstractNumId="38" w15:restartNumberingAfterBreak="0">
     <w:nsid w:val="5E4A7AFB"/>
     <w:multiLevelType w:val="multilevel"/>
     <w:tmpl w:val="78FCEF5E"/>
@@ -34751,7 +38036,7 @@
       </w:pPr>
     </w:lvl>
   </w:abstractNum>
-  <w:abstractNum w:abstractNumId="37" w15:restartNumberingAfterBreak="0">
+  <w:abstractNum w:abstractNumId="39" w15:restartNumberingAfterBreak="0">
     <w:nsid w:val="5E716A6A"/>
     <w:multiLevelType w:val="multilevel"/>
     <w:tmpl w:val="44747422"/>
@@ -34864,7 +38149,7 @@
       </w:pPr>
     </w:lvl>
   </w:abstractNum>
-  <w:abstractNum w:abstractNumId="38" w15:restartNumberingAfterBreak="0">
+  <w:abstractNum w:abstractNumId="40" w15:restartNumberingAfterBreak="0">
     <w:nsid w:val="5F145FEC"/>
     <w:multiLevelType w:val="multilevel"/>
     <w:tmpl w:val="6916F2E4"/>
@@ -34977,7 +38262,7 @@
       </w:pPr>
     </w:lvl>
   </w:abstractNum>
-  <w:abstractNum w:abstractNumId="39" w15:restartNumberingAfterBreak="0">
+  <w:abstractNum w:abstractNumId="41" w15:restartNumberingAfterBreak="0">
     <w:nsid w:val="638C4BF1"/>
     <w:multiLevelType w:val="multilevel"/>
     <w:tmpl w:val="2FD6B106"/>
@@ -35126,7 +38411,7 @@
       </w:rPr>
     </w:lvl>
   </w:abstractNum>
-  <w:abstractNum w:abstractNumId="40" w15:restartNumberingAfterBreak="0">
+  <w:abstractNum w:abstractNumId="42" w15:restartNumberingAfterBreak="0">
     <w:nsid w:val="65315D8D"/>
     <w:multiLevelType w:val="multilevel"/>
     <w:tmpl w:val="7F72DC50"/>
@@ -35239,7 +38524,7 @@
       </w:pPr>
     </w:lvl>
   </w:abstractNum>
-  <w:abstractNum w:abstractNumId="41" w15:restartNumberingAfterBreak="0">
+  <w:abstractNum w:abstractNumId="43" w15:restartNumberingAfterBreak="0">
     <w:nsid w:val="660238AA"/>
     <w:multiLevelType w:val="multilevel"/>
     <w:tmpl w:val="327E902E"/>
@@ -35352,7 +38637,156 @@
       </w:pPr>
     </w:lvl>
   </w:abstractNum>
-  <w:abstractNum w:abstractNumId="42" w15:restartNumberingAfterBreak="0">
+  <w:abstractNum w:abstractNumId="44" w15:restartNumberingAfterBreak="0">
+    <w:nsid w:val="66064FF9"/>
+    <w:multiLevelType w:val="multilevel"/>
+    <w:tmpl w:val="B340555C"/>
+    <w:lvl w:ilvl="0">
+      <w:start w:val="1"/>
+      <w:numFmt w:val="bullet"/>
+      <w:lvlText w:val=""/>
+      <w:lvlJc w:val="left"/>
+      <w:pPr>
+        <w:tabs>
+          <w:tab w:val="num" w:pos="720"/>
+        </w:tabs>
+        <w:ind w:left="720" w:hanging="360"/>
+      </w:pPr>
+      <w:rPr>
+        <w:rFonts w:ascii="Symbol" w:hAnsi="Symbol" w:hint="default"/>
+        <w:sz w:val="20"/>
+      </w:rPr>
+    </w:lvl>
+    <w:lvl w:ilvl="1" w:tentative="1">
+      <w:start w:val="1"/>
+      <w:numFmt w:val="bullet"/>
+      <w:lvlText w:val="o"/>
+      <w:lvlJc w:val="left"/>
+      <w:pPr>
+        <w:tabs>
+          <w:tab w:val="num" w:pos="1440"/>
+        </w:tabs>
+        <w:ind w:left="1440" w:hanging="360"/>
+      </w:pPr>
+      <w:rPr>
+        <w:rFonts w:ascii="Courier New" w:hAnsi="Courier New" w:hint="default"/>
+        <w:sz w:val="20"/>
+      </w:rPr>
+    </w:lvl>
+    <w:lvl w:ilvl="2" w:tentative="1">
+      <w:start w:val="1"/>
+      <w:numFmt w:val="bullet"/>
+      <w:lvlText w:val=""/>
+      <w:lvlJc w:val="left"/>
+      <w:pPr>
+        <w:tabs>
+          <w:tab w:val="num" w:pos="2160"/>
+        </w:tabs>
+        <w:ind w:left="2160" w:hanging="360"/>
+      </w:pPr>
+      <w:rPr>
+        <w:rFonts w:ascii="Wingdings" w:hAnsi="Wingdings" w:hint="default"/>
+        <w:sz w:val="20"/>
+      </w:rPr>
+    </w:lvl>
+    <w:lvl w:ilvl="3" w:tentative="1">
+      <w:start w:val="1"/>
+      <w:numFmt w:val="bullet"/>
+      <w:lvlText w:val=""/>
+      <w:lvlJc w:val="left"/>
+      <w:pPr>
+        <w:tabs>
+          <w:tab w:val="num" w:pos="2880"/>
+        </w:tabs>
+        <w:ind w:left="2880" w:hanging="360"/>
+      </w:pPr>
+      <w:rPr>
+        <w:rFonts w:ascii="Wingdings" w:hAnsi="Wingdings" w:hint="default"/>
+        <w:sz w:val="20"/>
+      </w:rPr>
+    </w:lvl>
+    <w:lvl w:ilvl="4" w:tentative="1">
+      <w:start w:val="1"/>
+      <w:numFmt w:val="bullet"/>
+      <w:lvlText w:val=""/>
+      <w:lvlJc w:val="left"/>
+      <w:pPr>
+        <w:tabs>
+          <w:tab w:val="num" w:pos="3600"/>
+        </w:tabs>
+        <w:ind w:left="3600" w:hanging="360"/>
+      </w:pPr>
+      <w:rPr>
+        <w:rFonts w:ascii="Wingdings" w:hAnsi="Wingdings" w:hint="default"/>
+        <w:sz w:val="20"/>
+      </w:rPr>
+    </w:lvl>
+    <w:lvl w:ilvl="5" w:tentative="1">
+      <w:start w:val="1"/>
+      <w:numFmt w:val="bullet"/>
+      <w:lvlText w:val=""/>
+      <w:lvlJc w:val="left"/>
+      <w:pPr>
+        <w:tabs>
+          <w:tab w:val="num" w:pos="4320"/>
+        </w:tabs>
+        <w:ind w:left="4320" w:hanging="360"/>
+      </w:pPr>
+      <w:rPr>
+        <w:rFonts w:ascii="Wingdings" w:hAnsi="Wingdings" w:hint="default"/>
+        <w:sz w:val="20"/>
+      </w:rPr>
+    </w:lvl>
+    <w:lvl w:ilvl="6" w:tentative="1">
+      <w:start w:val="1"/>
+      <w:numFmt w:val="bullet"/>
+      <w:lvlText w:val=""/>
+      <w:lvlJc w:val="left"/>
+      <w:pPr>
+        <w:tabs>
+          <w:tab w:val="num" w:pos="5040"/>
+        </w:tabs>
+        <w:ind w:left="5040" w:hanging="360"/>
+      </w:pPr>
+      <w:rPr>
+        <w:rFonts w:ascii="Wingdings" w:hAnsi="Wingdings" w:hint="default"/>
+        <w:sz w:val="20"/>
+      </w:rPr>
+    </w:lvl>
+    <w:lvl w:ilvl="7" w:tentative="1">
+      <w:start w:val="1"/>
+      <w:numFmt w:val="bullet"/>
+      <w:lvlText w:val=""/>
+      <w:lvlJc w:val="left"/>
+      <w:pPr>
+        <w:tabs>
+          <w:tab w:val="num" w:pos="5760"/>
+        </w:tabs>
+        <w:ind w:left="5760" w:hanging="360"/>
+      </w:pPr>
+      <w:rPr>
+        <w:rFonts w:ascii="Wingdings" w:hAnsi="Wingdings" w:hint="default"/>
+        <w:sz w:val="20"/>
+      </w:rPr>
+    </w:lvl>
+    <w:lvl w:ilvl="8" w:tentative="1">
+      <w:start w:val="1"/>
+      <w:numFmt w:val="bullet"/>
+      <w:lvlText w:val=""/>
+      <w:lvlJc w:val="left"/>
+      <w:pPr>
+        <w:tabs>
+          <w:tab w:val="num" w:pos="6480"/>
+        </w:tabs>
+        <w:ind w:left="6480" w:hanging="360"/>
+      </w:pPr>
+      <w:rPr>
+        <w:rFonts w:ascii="Wingdings" w:hAnsi="Wingdings" w:hint="default"/>
+        <w:sz w:val="20"/>
+      </w:rPr>
+    </w:lvl>
+  </w:abstractNum>
+  <w:abstractNum w:abstractNumId="45" w15:restartNumberingAfterBreak="0">
     <w:nsid w:val="66B74FB0"/>
     <w:multiLevelType w:val="multilevel"/>
     <w:tmpl w:val="D13A590A"/>
@@ -35465,7 +38899,120 @@
       </w:pPr>
     </w:lvl>
   </w:abstractNum>
-  <w:abstractNum w:abstractNumId="43" w15:restartNumberingAfterBreak="0">
+  <w:abstractNum w:abstractNumId="46" w15:restartNumberingAfterBreak="0">
+    <w:nsid w:val="687638F1"/>
+    <w:multiLevelType w:val="multilevel"/>
+    <w:tmpl w:val="82F2F01E"/>
+    <w:lvl w:ilvl="0">
+      <w:start w:val="1"/>
+      <w:numFmt w:val="decimal"/>
+      <w:lvlText w:val="%1."/>
+      <w:lvlJc w:val="left"/>
+      <w:pPr>
+        <w:tabs>
+          <w:tab w:val="num" w:pos="720"/>
+        </w:tabs>
+        <w:ind w:left="720" w:hanging="360"/>
+      </w:pPr>
+    </w:lvl>
+    <w:lvl w:ilvl="1" w:tentative="1">
+      <w:start w:val="1"/>
+      <w:numFmt w:val="decimal"/>
+      <w:lvlText w:val="%2."/>
+      <w:lvlJc w:val="left"/>
+      <w:pPr>
+        <w:tabs>
+          <w:tab w:val="num" w:pos="1440"/>
+        </w:tabs>
+        <w:ind w:left="1440" w:hanging="360"/>
+      </w:pPr>
+    </w:lvl>
+    <w:lvl w:ilvl="2" w:tentative="1">
+      <w:start w:val="1"/>
+      <w:numFmt w:val="decimal"/>
+      <w:lvlText w:val="%3."/>
+      <w:lvlJc w:val="left"/>
+      <w:pPr>
+        <w:tabs>
+          <w:tab w:val="num" w:pos="2160"/>
+        </w:tabs>
+        <w:ind w:left="2160" w:hanging="360"/>
+      </w:pPr>
+    </w:lvl>
+    <w:lvl w:ilvl="3" w:tentative="1">
+      <w:start w:val="1"/>
+      <w:numFmt w:val="decimal"/>
+      <w:lvlText w:val="%4."/>
+      <w:lvlJc w:val="left"/>
+      <w:pPr>
+        <w:tabs>
+          <w:tab w:val="num" w:pos="2880"/>
+        </w:tabs>
+        <w:ind w:left="2880" w:hanging="360"/>
+      </w:pPr>
+    </w:lvl>
+    <w:lvl w:ilvl="4" w:tentative="1">
+      <w:start w:val="1"/>
+      <w:numFmt w:val="decimal"/>
+      <w:lvlText w:val="%5."/>
+      <w:lvlJc w:val="left"/>
+      <w:pPr>
+        <w:tabs>
+          <w:tab w:val="num" w:pos="3600"/>
+        </w:tabs>
+        <w:ind w:left="3600" w:hanging="360"/>
+      </w:pPr>
+    </w:lvl>
+    <w:lvl w:ilvl="5" w:tentative="1">
+      <w:start w:val="1"/>
+      <w:numFmt w:val="decimal"/>
+      <w:lvlText w:val="%6."/>
+      <w:lvlJc w:val="left"/>
+      <w:pPr>
+        <w:tabs>
+          <w:tab w:val="num" w:pos="4320"/>
+        </w:tabs>
+        <w:ind w:left="4320" w:hanging="360"/>
+      </w:pPr>
+    </w:lvl>
+    <w:lvl w:ilvl="6" w:tentative="1">
+      <w:start w:val="1"/>
+      <w:numFmt w:val="decimal"/>
+      <w:lvlText w:val="%7."/>
+      <w:lvlJc w:val="left"/>
+      <w:pPr>
+        <w:tabs>
+          <w:tab w:val="num" w:pos="5040"/>
+        </w:tabs>
+        <w:ind w:left="5040" w:hanging="360"/>
+      </w:pPr>
+    </w:lvl>
+    <w:lvl w:ilvl="7" w:tentative="1">
+      <w:start w:val="1"/>
+      <w:numFmt w:val="decimal"/>
+      <w:lvlText w:val="%8."/>
+      <w:lvlJc w:val="left"/>
+      <w:pPr>
+        <w:tabs>
+          <w:tab w:val="num" w:pos="5760"/>
+        </w:tabs>
+        <w:ind w:left="5760" w:hanging="360"/>
+      </w:pPr>
+    </w:lvl>
+    <w:lvl w:ilvl="8" w:tentative="1">
+      <w:start w:val="1"/>
+      <w:numFmt w:val="decimal"/>
+      <w:lvlText w:val="%9."/>
+      <w:lvlJc w:val="left"/>
+      <w:pPr>
+        <w:tabs>
+          <w:tab w:val="num" w:pos="6480"/>
+        </w:tabs>
+        <w:ind w:left="6480" w:hanging="360"/>
+      </w:pPr>
+    </w:lvl>
+  </w:abstractNum>
+  <w:abstractNum w:abstractNumId="47" w15:restartNumberingAfterBreak="0">
     <w:nsid w:val="6AFF0227"/>
     <w:multiLevelType w:val="multilevel"/>
     <w:tmpl w:val="9564A5B6"/>
@@ -35614,7 +39161,7 @@
       </w:rPr>
     </w:lvl>
   </w:abstractNum>
-  <w:abstractNum w:abstractNumId="44" w15:restartNumberingAfterBreak="0">
+  <w:abstractNum w:abstractNumId="48" w15:restartNumberingAfterBreak="0">
     <w:nsid w:val="6B4216F9"/>
     <w:multiLevelType w:val="multilevel"/>
     <w:tmpl w:val="F26A904E"/>
@@ -35727,7 +39274,7 @@
       </w:pPr>
     </w:lvl>
   </w:abstractNum>
-  <w:abstractNum w:abstractNumId="45" w15:restartNumberingAfterBreak="0">
+  <w:abstractNum w:abstractNumId="49" w15:restartNumberingAfterBreak="0">
     <w:nsid w:val="6DB931B2"/>
     <w:multiLevelType w:val="multilevel"/>
     <w:tmpl w:val="92544524"/>
@@ -35876,7 +39423,7 @@
       </w:rPr>
     </w:lvl>
   </w:abstractNum>
-  <w:abstractNum w:abstractNumId="46" w15:restartNumberingAfterBreak="0">
+  <w:abstractNum w:abstractNumId="50" w15:restartNumberingAfterBreak="0">
     <w:nsid w:val="710C2766"/>
     <w:multiLevelType w:val="multilevel"/>
     <w:tmpl w:val="7D2EDEBA"/>
@@ -35989,7 +39536,7 @@
       </w:pPr>
     </w:lvl>
   </w:abstractNum>
-  <w:abstractNum w:abstractNumId="47" w15:restartNumberingAfterBreak="0">
+  <w:abstractNum w:abstractNumId="51" w15:restartNumberingAfterBreak="0">
     <w:nsid w:val="754F3561"/>
     <w:multiLevelType w:val="multilevel"/>
     <w:tmpl w:val="2D6CCEA8"/>
@@ -36102,7 +39649,7 @@
       </w:pPr>
     </w:lvl>
   </w:abstractNum>
-  <w:abstractNum w:abstractNumId="48" w15:restartNumberingAfterBreak="0">
+  <w:abstractNum w:abstractNumId="52" w15:restartNumberingAfterBreak="0">
     <w:nsid w:val="76A622B5"/>
     <w:multiLevelType w:val="multilevel"/>
     <w:tmpl w:val="7AD00D8C"/>
@@ -36215,7 +39762,7 @@
       </w:pPr>
     </w:lvl>
   </w:abstractNum>
-  <w:abstractNum w:abstractNumId="49" w15:restartNumberingAfterBreak="0">
+  <w:abstractNum w:abstractNumId="53" w15:restartNumberingAfterBreak="0">
     <w:nsid w:val="797D0AAA"/>
     <w:multiLevelType w:val="multilevel"/>
     <w:tmpl w:val="A93CDF4C"/>
@@ -36364,7 +39911,7 @@
       </w:rPr>
     </w:lvl>
   </w:abstractNum>
-  <w:abstractNum w:abstractNumId="50" w15:restartNumberingAfterBreak="0">
+  <w:abstractNum w:abstractNumId="54" w15:restartNumberingAfterBreak="0">
     <w:nsid w:val="79D239C1"/>
     <w:multiLevelType w:val="multilevel"/>
     <w:tmpl w:val="DE4CCDE0"/>
@@ -36513,7 +40060,7 @@
       </w:rPr>
     </w:lvl>
   </w:abstractNum>
-  <w:abstractNum w:abstractNumId="51" w15:restartNumberingAfterBreak="0">
+  <w:abstractNum w:abstractNumId="55" w15:restartNumberingAfterBreak="0">
     <w:nsid w:val="79FD3935"/>
     <w:multiLevelType w:val="multilevel"/>
     <w:tmpl w:val="B07E4A46"/>
@@ -36626,161 +40173,325 @@
       </w:pPr>
     </w:lvl>
   </w:abstractNum>
+  <w:abstractNum w:abstractNumId="56" w15:restartNumberingAfterBreak="0">
+    <w:nsid w:val="7CFB7089"/>
+    <w:multiLevelType w:val="multilevel"/>
+    <w:tmpl w:val="EF2E5320"/>
+    <w:lvl w:ilvl="0">
+      <w:start w:val="1"/>
+      <w:numFmt w:val="bullet"/>
+      <w:lvlText w:val=""/>
+      <w:lvlJc w:val="left"/>
+      <w:pPr>
+        <w:tabs>
+          <w:tab w:val="num" w:pos="720"/>
+        </w:tabs>
+        <w:ind w:left="720" w:hanging="360"/>
+      </w:pPr>
+      <w:rPr>
+        <w:rFonts w:ascii="Symbol" w:hAnsi="Symbol" w:hint="default"/>
+        <w:sz w:val="20"/>
+      </w:rPr>
+    </w:lvl>
+    <w:lvl w:ilvl="1" w:tentative="1">
+      <w:start w:val="1"/>
+      <w:numFmt w:val="bullet"/>
+      <w:lvlText w:val="o"/>
+      <w:lvlJc w:val="left"/>
+      <w:pPr>
+        <w:tabs>
+          <w:tab w:val="num" w:pos="1440"/>
+        </w:tabs>
+        <w:ind w:left="1440" w:hanging="360"/>
+      </w:pPr>
+      <w:rPr>
+        <w:rFonts w:ascii="Courier New" w:hAnsi="Courier New" w:hint="default"/>
+        <w:sz w:val="20"/>
+      </w:rPr>
+    </w:lvl>
+    <w:lvl w:ilvl="2" w:tentative="1">
+      <w:start w:val="1"/>
+      <w:numFmt w:val="bullet"/>
+      <w:lvlText w:val=""/>
+      <w:lvlJc w:val="left"/>
+      <w:pPr>
+        <w:tabs>
+          <w:tab w:val="num" w:pos="2160"/>
+        </w:tabs>
+        <w:ind w:left="2160" w:hanging="360"/>
+      </w:pPr>
+      <w:rPr>
+        <w:rFonts w:ascii="Wingdings" w:hAnsi="Wingdings" w:hint="default"/>
+        <w:sz w:val="20"/>
+      </w:rPr>
+    </w:lvl>
+    <w:lvl w:ilvl="3" w:tentative="1">
+      <w:start w:val="1"/>
+      <w:numFmt w:val="bullet"/>
+      <w:lvlText w:val=""/>
+      <w:lvlJc w:val="left"/>
+      <w:pPr>
+        <w:tabs>
+          <w:tab w:val="num" w:pos="2880"/>
+        </w:tabs>
+        <w:ind w:left="2880" w:hanging="360"/>
+      </w:pPr>
+      <w:rPr>
+        <w:rFonts w:ascii="Wingdings" w:hAnsi="Wingdings" w:hint="default"/>
+        <w:sz w:val="20"/>
+      </w:rPr>
+    </w:lvl>
+    <w:lvl w:ilvl="4" w:tentative="1">
+      <w:start w:val="1"/>
+      <w:numFmt w:val="bullet"/>
+      <w:lvlText w:val=""/>
+      <w:lvlJc w:val="left"/>
+      <w:pPr>
+        <w:tabs>
+          <w:tab w:val="num" w:pos="3600"/>
+        </w:tabs>
+        <w:ind w:left="3600" w:hanging="360"/>
+      </w:pPr>
+      <w:rPr>
+        <w:rFonts w:ascii="Wingdings" w:hAnsi="Wingdings" w:hint="default"/>
+        <w:sz w:val="20"/>
+      </w:rPr>
+    </w:lvl>
+    <w:lvl w:ilvl="5" w:tentative="1">
+      <w:start w:val="1"/>
+      <w:numFmt w:val="bullet"/>
+      <w:lvlText w:val=""/>
+      <w:lvlJc w:val="left"/>
+      <w:pPr>
+        <w:tabs>
+          <w:tab w:val="num" w:pos="4320"/>
+        </w:tabs>
+        <w:ind w:left="4320" w:hanging="360"/>
+      </w:pPr>
+      <w:rPr>
+        <w:rFonts w:ascii="Wingdings" w:hAnsi="Wingdings" w:hint="default"/>
+        <w:sz w:val="20"/>
+      </w:rPr>
+    </w:lvl>
+    <w:lvl w:ilvl="6" w:tentative="1">
+      <w:start w:val="1"/>
+      <w:numFmt w:val="bullet"/>
+      <w:lvlText w:val=""/>
+      <w:lvlJc w:val="left"/>
+      <w:pPr>
+        <w:tabs>
+          <w:tab w:val="num" w:pos="5040"/>
+        </w:tabs>
+        <w:ind w:left="5040" w:hanging="360"/>
+      </w:pPr>
+      <w:rPr>
+        <w:rFonts w:ascii="Wingdings" w:hAnsi="Wingdings" w:hint="default"/>
+        <w:sz w:val="20"/>
+      </w:rPr>
+    </w:lvl>
+    <w:lvl w:ilvl="7" w:tentative="1">
+      <w:start w:val="1"/>
+      <w:numFmt w:val="bullet"/>
+      <w:lvlText w:val=""/>
+      <w:lvlJc w:val="left"/>
+      <w:pPr>
+        <w:tabs>
+          <w:tab w:val="num" w:pos="5760"/>
+        </w:tabs>
+        <w:ind w:left="5760" w:hanging="360"/>
+      </w:pPr>
+      <w:rPr>
+        <w:rFonts w:ascii="Wingdings" w:hAnsi="Wingdings" w:hint="default"/>
+        <w:sz w:val="20"/>
+      </w:rPr>
+    </w:lvl>
+    <w:lvl w:ilvl="8" w:tentative="1">
+      <w:start w:val="1"/>
+      <w:numFmt w:val="bullet"/>
+      <w:lvlText w:val=""/>
+      <w:lvlJc w:val="left"/>
+      <w:pPr>
+        <w:tabs>
+          <w:tab w:val="num" w:pos="6480"/>
+        </w:tabs>
+        <w:ind w:left="6480" w:hanging="360"/>
+      </w:pPr>
+      <w:rPr>
+        <w:rFonts w:ascii="Wingdings" w:hAnsi="Wingdings" w:hint="default"/>
+        <w:sz w:val="20"/>
+      </w:rPr>
+    </w:lvl>
+  </w:abstractNum>
   <w:num w:numId="1" w16cid:durableId="1325626687">
-    <w:abstractNumId w:val="34"/>
+    <w:abstractNumId w:val="36"/>
   </w:num>
   <w:num w:numId="2" w16cid:durableId="642350065">
-    <w:abstractNumId w:val="29"/>
+    <w:abstractNumId w:val="31"/>
   </w:num>
   <w:num w:numId="3" w16cid:durableId="1489902165">
+    <w:abstractNumId w:val="32"/>
+  </w:num>
+  <w:num w:numId="4" w16cid:durableId="748575999">
+    <w:abstractNumId w:val="4"/>
+  </w:num>
+  <w:num w:numId="5" w16cid:durableId="813327424">
+    <w:abstractNumId w:val="10"/>
+  </w:num>
+  <w:num w:numId="6" w16cid:durableId="1886746089">
+    <w:abstractNumId w:val="49"/>
+  </w:num>
+  <w:num w:numId="7" w16cid:durableId="650066308">
+    <w:abstractNumId w:val="35"/>
+  </w:num>
+  <w:num w:numId="8" w16cid:durableId="266819064">
+    <w:abstractNumId w:val="53"/>
+  </w:num>
+  <w:num w:numId="9" w16cid:durableId="2036731178">
+    <w:abstractNumId w:val="17"/>
+  </w:num>
+  <w:num w:numId="10" w16cid:durableId="902059320">
+    <w:abstractNumId w:val="9"/>
+  </w:num>
+  <w:num w:numId="11" w16cid:durableId="1487697065">
     <w:abstractNumId w:val="30"/>
   </w:num>
-  <w:num w:numId="4" w16cid:durableId="748575999">
+  <w:num w:numId="12" w16cid:durableId="1562982151">
     <w:abstractNumId w:val="3"/>
   </w:num>
-  <w:num w:numId="5" w16cid:durableId="813327424">
-    <w:abstractNumId w:val="9"/>
+  <w:num w:numId="13" w16cid:durableId="200630349">
+    <w:abstractNumId w:val="16"/>
   </w:num>
-  <w:num w:numId="6" w16cid:durableId="1886746089">
-    <w:abstractNumId w:val="45"/>
+  <w:num w:numId="14" w16cid:durableId="1619027387">
+    <w:abstractNumId w:val="12"/>
   </w:num>
-  <w:num w:numId="7" w16cid:durableId="650066308">
+  <w:num w:numId="15" w16cid:durableId="1697152611">
+    <w:abstractNumId w:val="41"/>
+  </w:num>
+  <w:num w:numId="16" w16cid:durableId="1036738356">
+    <w:abstractNumId w:val="24"/>
+  </w:num>
+  <w:num w:numId="17" w16cid:durableId="1328509842">
+    <w:abstractNumId w:val="54"/>
+  </w:num>
+  <w:num w:numId="18" w16cid:durableId="1916014568">
+    <w:abstractNumId w:val="11"/>
+  </w:num>
+  <w:num w:numId="19" w16cid:durableId="1447236432">
+    <w:abstractNumId w:val="39"/>
+  </w:num>
+  <w:num w:numId="20" w16cid:durableId="2056851643">
+    <w:abstractNumId w:val="23"/>
+  </w:num>
+  <w:num w:numId="21" w16cid:durableId="1478690699">
+    <w:abstractNumId w:val="55"/>
+  </w:num>
+  <w:num w:numId="22" w16cid:durableId="1512641807">
+    <w:abstractNumId w:val="6"/>
+  </w:num>
+  <w:num w:numId="23" w16cid:durableId="954480404">
     <w:abstractNumId w:val="33"/>
   </w:num>
-  <w:num w:numId="8" w16cid:durableId="266819064">
-    <w:abstractNumId w:val="49"/>
+  <w:num w:numId="24" w16cid:durableId="1430852547">
+    <w:abstractNumId w:val="7"/>
   </w:num>
-  <w:num w:numId="9" w16cid:durableId="2036731178">
-    <w:abstractNumId w:val="16"/>
+  <w:num w:numId="25" w16cid:durableId="876813661">
+    <w:abstractNumId w:val="37"/>
   </w:num>
-  <w:num w:numId="10" w16cid:durableId="902059320">
-    <w:abstractNumId w:val="8"/>
-  </w:num>
-  <w:num w:numId="11" w16cid:durableId="1487697065">
-    <w:abstractNumId w:val="28"/>
-  </w:num>
-  <w:num w:numId="12" w16cid:durableId="1562982151">
-    <w:abstractNumId w:val="2"/>
-  </w:num>
-  <w:num w:numId="13" w16cid:durableId="200630349">
+  <w:num w:numId="26" w16cid:durableId="632637685">
     <w:abstractNumId w:val="15"/>
   </w:num>
-  <w:num w:numId="14" w16cid:durableId="1619027387">
-    <w:abstractNumId w:val="11"/>
-  </w:num>
-  <w:num w:numId="15" w16cid:durableId="1697152611">
-    <w:abstractNumId w:val="39"/>
-  </w:num>
-  <w:num w:numId="16" w16cid:durableId="1036738356">
-    <w:abstractNumId w:val="23"/>
-  </w:num>
-  <w:num w:numId="17" w16cid:durableId="1328509842">
-    <w:abstractNumId w:val="50"/>
-  </w:num>
-  <w:num w:numId="18" w16cid:durableId="1916014568">
-    <w:abstractNumId w:val="10"/>
-  </w:num>
-  <w:num w:numId="19" w16cid:durableId="1447236432">
-    <w:abstractNumId w:val="37"/>
-  </w:num>
-  <w:num w:numId="20" w16cid:durableId="2056851643">
-    <w:abstractNumId w:val="22"/>
-  </w:num>
-  <w:num w:numId="21" w16cid:durableId="1478690699">
-    <w:abstractNumId w:val="51"/>
-  </w:num>
-  <w:num w:numId="22" w16cid:durableId="1512641807">
-    <w:abstractNumId w:val="5"/>
-  </w:num>
-  <w:num w:numId="23" w16cid:durableId="954480404">
-    <w:abstractNumId w:val="31"/>
-  </w:num>
-  <w:num w:numId="24" w16cid:durableId="1430852547">
-    <w:abstractNumId w:val="6"/>
-  </w:num>
-  <w:num w:numId="25" w16cid:durableId="876813661">
-    <w:abstractNumId w:val="35"/>
-  </w:num>
-  <w:num w:numId="26" w16cid:durableId="632637685">
-    <w:abstractNumId w:val="14"/>
-  </w:num>
   <w:num w:numId="27" w16cid:durableId="1710690097">
-    <w:abstractNumId w:val="25"/>
+    <w:abstractNumId w:val="27"/>
   </w:num>
   <w:num w:numId="28" w16cid:durableId="1677802237">
     <w:abstractNumId w:val="0"/>
   </w:num>
   <w:num w:numId="29" w16cid:durableId="1751582639">
-    <w:abstractNumId w:val="17"/>
+    <w:abstractNumId w:val="18"/>
   </w:num>
   <w:num w:numId="30" w16cid:durableId="1398019252">
+    <w:abstractNumId w:val="40"/>
+  </w:num>
+  <w:num w:numId="31" w16cid:durableId="1332682007">
+    <w:abstractNumId w:val="43"/>
+  </w:num>
+  <w:num w:numId="32" w16cid:durableId="1288775644">
+    <w:abstractNumId w:val="20"/>
+  </w:num>
+  <w:num w:numId="33" w16cid:durableId="1114058048">
+    <w:abstractNumId w:val="42"/>
+  </w:num>
+  <w:num w:numId="34" w16cid:durableId="39941009">
+    <w:abstractNumId w:val="8"/>
+  </w:num>
+  <w:num w:numId="35" w16cid:durableId="1529369227">
+    <w:abstractNumId w:val="22"/>
+  </w:num>
+  <w:num w:numId="36" w16cid:durableId="875043313">
+    <w:abstractNumId w:val="48"/>
+  </w:num>
+  <w:num w:numId="37" w16cid:durableId="433672096">
+    <w:abstractNumId w:val="5"/>
+  </w:num>
+  <w:num w:numId="38" w16cid:durableId="1817843198">
+    <w:abstractNumId w:val="47"/>
+  </w:num>
+  <w:num w:numId="39" w16cid:durableId="66660169">
+    <w:abstractNumId w:val="19"/>
+  </w:num>
+  <w:num w:numId="40" w16cid:durableId="2060126847">
+    <w:abstractNumId w:val="14"/>
+  </w:num>
+  <w:num w:numId="41" w16cid:durableId="338586820">
+    <w:abstractNumId w:val="45"/>
+  </w:num>
+  <w:num w:numId="42" w16cid:durableId="889224766">
     <w:abstractNumId w:val="38"/>
   </w:num>
-  <w:num w:numId="31" w16cid:durableId="1332682007">
-    <w:abstractNumId w:val="41"/>
+  <w:num w:numId="43" w16cid:durableId="1290934915">
+    <w:abstractNumId w:val="28"/>
   </w:num>
-  <w:num w:numId="32" w16cid:durableId="1288775644">
-    <w:abstractNumId w:val="19"/>
+  <w:num w:numId="44" w16cid:durableId="210045384">
+    <w:abstractNumId w:val="29"/>
   </w:num>
-  <w:num w:numId="33" w16cid:durableId="1114058048">
-    <w:abstractNumId w:val="40"/>
+  <w:num w:numId="45" w16cid:durableId="198398213">
+    <w:abstractNumId w:val="52"/>
   </w:num>
-  <w:num w:numId="34" w16cid:durableId="39941009">
-    <w:abstractNumId w:val="7"/>
+  <w:num w:numId="46" w16cid:durableId="1092508899">
+    <w:abstractNumId w:val="51"/>
   </w:num>
-  <w:num w:numId="35" w16cid:durableId="1529369227">
+  <w:num w:numId="47" w16cid:durableId="1006789313">
+    <w:abstractNumId w:val="26"/>
+  </w:num>
+  <w:num w:numId="48" w16cid:durableId="1267807337">
     <w:abstractNumId w:val="21"/>
   </w:num>
-  <w:num w:numId="36" w16cid:durableId="875043313">
+  <w:num w:numId="49" w16cid:durableId="1362781488">
+    <w:abstractNumId w:val="34"/>
+  </w:num>
+  <w:num w:numId="50" w16cid:durableId="1121607282">
+    <w:abstractNumId w:val="13"/>
+  </w:num>
+  <w:num w:numId="51" w16cid:durableId="654263306">
+    <w:abstractNumId w:val="2"/>
+  </w:num>
+  <w:num w:numId="52" w16cid:durableId="307590117">
+    <w:abstractNumId w:val="50"/>
+  </w:num>
+  <w:num w:numId="53" w16cid:durableId="551188308">
+    <w:abstractNumId w:val="46"/>
+  </w:num>
+  <w:num w:numId="54" w16cid:durableId="689256409">
+    <w:abstractNumId w:val="56"/>
+  </w:num>
+  <w:num w:numId="55" w16cid:durableId="377974077">
     <w:abstractNumId w:val="44"/>
   </w:num>
-  <w:num w:numId="37" w16cid:durableId="433672096">
-    <w:abstractNumId w:val="4"/>
-  </w:num>
-  <w:num w:numId="38" w16cid:durableId="1817843198">
-    <w:abstractNumId w:val="43"/>
-  </w:num>
-  <w:num w:numId="39" w16cid:durableId="66660169">
-    <w:abstractNumId w:val="18"/>
-  </w:num>
-  <w:num w:numId="40" w16cid:durableId="2060126847">
-    <w:abstractNumId w:val="13"/>
-  </w:num>
-  <w:num w:numId="41" w16cid:durableId="338586820">
-    <w:abstractNumId w:val="42"/>
-  </w:num>
-  <w:num w:numId="42" w16cid:durableId="889224766">
-    <w:abstractNumId w:val="36"/>
-  </w:num>
-  <w:num w:numId="43" w16cid:durableId="1290934915">
-    <w:abstractNumId w:val="26"/>
-  </w:num>
-  <w:num w:numId="44" w16cid:durableId="210045384">
-    <w:abstractNumId w:val="27"/>
-  </w:num>
-  <w:num w:numId="45" w16cid:durableId="198398213">
-    <w:abstractNumId w:val="48"/>
-  </w:num>
-  <w:num w:numId="46" w16cid:durableId="1092508899">
-    <w:abstractNumId w:val="47"/>
-  </w:num>
-  <w:num w:numId="47" w16cid:durableId="1006789313">
-    <w:abstractNumId w:val="24"/>
-  </w:num>
-  <w:num w:numId="48" w16cid:durableId="1267807337">
-    <w:abstractNumId w:val="20"/>
-  </w:num>
-  <w:num w:numId="49" w16cid:durableId="1362781488">
-    <w:abstractNumId w:val="32"/>
-  </w:num>
-  <w:num w:numId="50" w16cid:durableId="1121607282">
-    <w:abstractNumId w:val="12"/>
-  </w:num>
-  <w:num w:numId="51" w16cid:durableId="654263306">
+  <w:num w:numId="56" w16cid:durableId="658273130">
     <w:abstractNumId w:val="1"/>
   </w:num>
-  <w:num w:numId="52" w16cid:durableId="307590117">
-    <w:abstractNumId w:val="46"/>
+  <w:num w:numId="57" w16cid:durableId="1661542422">
+    <w:abstractNumId w:val="25"/>
   </w:num>
   <w:numIdMacAtCleanup w:val="48"/>
 </w:numbering>

--- a/python.docx
+++ b/python.docx
@@ -33089,6 +33089,1533 @@
       <w:proofErr w:type="spellEnd"/>
       <w:r>
         <w:t>.</w:t>
+      </w:r>
+    </w:p>
+    <w:p>
+      <w:pPr>
+        <w:pStyle w:val="NoSpacing"/>
+      </w:pPr>
+    </w:p>
+    <w:p>
+      <w:pPr>
+        <w:pStyle w:val="NoSpacing"/>
+        <w:rPr>
+          <w:b/>
+          <w:bCs/>
+          <w:sz w:val="44"/>
+          <w:szCs w:val="44"/>
+          <w:u w:val="single"/>
+        </w:rPr>
+      </w:pPr>
+      <w:r>
+        <w:rPr>
+          <w:b/>
+          <w:bCs/>
+          <w:sz w:val="44"/>
+          <w:szCs w:val="44"/>
+          <w:u w:val="single"/>
+        </w:rPr>
+        <w:t>Removing Items (</w:t>
+      </w:r>
+      <w:proofErr w:type="spellStart"/>
+      <w:r>
+        <w:rPr>
+          <w:b/>
+          <w:bCs/>
+          <w:sz w:val="44"/>
+          <w:szCs w:val="44"/>
+          <w:u w:val="single"/>
+        </w:rPr>
+        <w:t>popitem</w:t>
+      </w:r>
+      <w:proofErr w:type="spellEnd"/>
+      <w:r>
+        <w:rPr>
+          <w:b/>
+          <w:bCs/>
+          <w:sz w:val="44"/>
+          <w:szCs w:val="44"/>
+          <w:u w:val="single"/>
+        </w:rPr>
+        <w:t>)</w:t>
+      </w:r>
+    </w:p>
+    <w:p>
+      <w:pPr>
+        <w:pStyle w:val="NoSpacing"/>
+      </w:pPr>
+      <w:r>
+        <w:t>In Python, dictionaries store key-value pairs, and the </w:t>
+      </w:r>
+      <w:proofErr w:type="spellStart"/>
+      <w:proofErr w:type="gramStart"/>
+      <w:r>
+        <w:rPr>
+          <w:highlight w:val="yellow"/>
+        </w:rPr>
+        <w:t>popitem</w:t>
+      </w:r>
+      <w:proofErr w:type="spellEnd"/>
+      <w:r>
+        <w:rPr>
+          <w:highlight w:val="yellow"/>
+        </w:rPr>
+        <w:t>(</w:t>
+      </w:r>
+      <w:proofErr w:type="gramEnd"/>
+      <w:r>
+        <w:rPr>
+          <w:highlight w:val="yellow"/>
+        </w:rPr>
+        <w:t>)</w:t>
+      </w:r>
+      <w:r>
+        <w:t> method allows you to remove and return the last inserted key-value pair. This method follows a </w:t>
+      </w:r>
+      <w:r>
+        <w:rPr>
+          <w:b/>
+          <w:bCs/>
+        </w:rPr>
+        <w:t xml:space="preserve">Last In, First Out </w:t>
+      </w:r>
+      <w:r>
+        <w:rPr>
+          <w:b/>
+          <w:bCs/>
+          <w:highlight w:val="yellow"/>
+        </w:rPr>
+        <w:t>(LIFO) approach</w:t>
+      </w:r>
+      <w:r>
+        <w:t>, similar to a stack.</w:t>
+      </w:r>
+    </w:p>
+    <w:p>
+      <w:pPr>
+        <w:pStyle w:val="NoSpacing"/>
+      </w:pPr>
+      <w:r>
+        <w:rPr>
+          <w:b/>
+          <w:bCs/>
+        </w:rPr>
+        <w:t>Key Points</w:t>
+      </w:r>
+    </w:p>
+    <w:p>
+      <w:pPr>
+        <w:pStyle w:val="NoSpacing"/>
+        <w:numPr>
+          <w:ilvl w:val="0"/>
+          <w:numId w:val="58"/>
+        </w:numPr>
+      </w:pPr>
+      <w:r>
+        <w:rPr>
+          <w:b/>
+          <w:bCs/>
+          <w:highlight w:val="green"/>
+        </w:rPr>
+        <w:t xml:space="preserve">Removes the Last </w:t>
+      </w:r>
+      <w:proofErr w:type="gramStart"/>
+      <w:r>
+        <w:rPr>
+          <w:b/>
+          <w:bCs/>
+          <w:highlight w:val="green"/>
+        </w:rPr>
+        <w:t>Item</w:t>
+      </w:r>
+      <w:r>
+        <w:t> :</w:t>
+      </w:r>
+      <w:proofErr w:type="gramEnd"/>
+      <w:r>
+        <w:t> </w:t>
+      </w:r>
+      <w:proofErr w:type="spellStart"/>
+      <w:proofErr w:type="gramStart"/>
+      <w:r>
+        <w:t>popitem</w:t>
+      </w:r>
+      <w:proofErr w:type="spellEnd"/>
+      <w:r>
+        <w:t>(</w:t>
+      </w:r>
+      <w:proofErr w:type="gramEnd"/>
+      <w:r>
+        <w:t>) removes and returns the most recently added key-value pair.</w:t>
+      </w:r>
+    </w:p>
+    <w:p>
+      <w:pPr>
+        <w:pStyle w:val="NoSpacing"/>
+        <w:numPr>
+          <w:ilvl w:val="0"/>
+          <w:numId w:val="58"/>
+        </w:numPr>
+      </w:pPr>
+      <w:r>
+        <w:rPr>
+          <w:b/>
+          <w:bCs/>
+          <w:highlight w:val="green"/>
+        </w:rPr>
+        <w:t xml:space="preserve">Returns a </w:t>
+      </w:r>
+      <w:proofErr w:type="gramStart"/>
+      <w:r>
+        <w:rPr>
+          <w:b/>
+          <w:bCs/>
+          <w:highlight w:val="green"/>
+        </w:rPr>
+        <w:t>Tuple</w:t>
+      </w:r>
+      <w:r>
+        <w:t> :</w:t>
+      </w:r>
+      <w:proofErr w:type="gramEnd"/>
+      <w:r>
+        <w:t xml:space="preserve"> The removed key-value pair is returned as a tuple ((key, value)).</w:t>
+      </w:r>
+    </w:p>
+    <w:p>
+      <w:pPr>
+        <w:pStyle w:val="NoSpacing"/>
+        <w:numPr>
+          <w:ilvl w:val="0"/>
+          <w:numId w:val="58"/>
+        </w:numPr>
+      </w:pPr>
+      <w:r>
+        <w:rPr>
+          <w:b/>
+          <w:bCs/>
+          <w:highlight w:val="green"/>
+        </w:rPr>
+        <w:t>Raises </w:t>
+      </w:r>
+      <w:proofErr w:type="spellStart"/>
+      <w:r>
+        <w:rPr>
+          <w:b/>
+          <w:bCs/>
+          <w:highlight w:val="green"/>
+        </w:rPr>
+        <w:t>KeyError</w:t>
+      </w:r>
+      <w:proofErr w:type="spellEnd"/>
+      <w:r>
+        <w:rPr>
+          <w:b/>
+          <w:bCs/>
+          <w:highlight w:val="green"/>
+        </w:rPr>
+        <w:t xml:space="preserve"> if </w:t>
+      </w:r>
+      <w:proofErr w:type="gramStart"/>
+      <w:r>
+        <w:rPr>
+          <w:b/>
+          <w:bCs/>
+          <w:highlight w:val="green"/>
+        </w:rPr>
+        <w:t>Empty</w:t>
+      </w:r>
+      <w:r>
+        <w:rPr>
+          <w:highlight w:val="green"/>
+        </w:rPr>
+        <w:t> :</w:t>
+      </w:r>
+      <w:proofErr w:type="gramEnd"/>
+      <w:r>
+        <w:t xml:space="preserve"> Calling </w:t>
+      </w:r>
+      <w:proofErr w:type="spellStart"/>
+      <w:proofErr w:type="gramStart"/>
+      <w:r>
+        <w:t>popitem</w:t>
+      </w:r>
+      <w:proofErr w:type="spellEnd"/>
+      <w:r>
+        <w:t>(</w:t>
+      </w:r>
+      <w:proofErr w:type="gramEnd"/>
+      <w:r>
+        <w:t>) on an empty dictionary raises a </w:t>
+      </w:r>
+      <w:proofErr w:type="spellStart"/>
+      <w:r>
+        <w:t>KeyError</w:t>
+      </w:r>
+      <w:proofErr w:type="spellEnd"/>
+      <w:r>
+        <w:t>.</w:t>
+      </w:r>
+    </w:p>
+    <w:p>
+      <w:pPr>
+        <w:pStyle w:val="NoSpacing"/>
+      </w:pPr>
+    </w:p>
+    <w:p>
+      <w:pPr>
+        <w:pStyle w:val="NoSpacing"/>
+      </w:pPr>
+      <w:r>
+        <w:rPr>
+          <w:b/>
+          <w:bCs/>
+        </w:rPr>
+        <w:t>Example: Using </w:t>
+      </w:r>
+      <w:proofErr w:type="spellStart"/>
+      <w:proofErr w:type="gramStart"/>
+      <w:r>
+        <w:rPr>
+          <w:b/>
+          <w:bCs/>
+        </w:rPr>
+        <w:t>popitem</w:t>
+      </w:r>
+      <w:proofErr w:type="spellEnd"/>
+      <w:r>
+        <w:rPr>
+          <w:b/>
+          <w:bCs/>
+        </w:rPr>
+        <w:t>(</w:t>
+      </w:r>
+      <w:proofErr w:type="gramEnd"/>
+      <w:r>
+        <w:rPr>
+          <w:b/>
+          <w:bCs/>
+        </w:rPr>
+        <w:t>)</w:t>
+      </w:r>
+    </w:p>
+    <w:p>
+      <w:pPr>
+        <w:pStyle w:val="NoSpacing"/>
+      </w:pPr>
+      <w:r>
+        <w:t># Creating a dictionary</w:t>
+      </w:r>
+    </w:p>
+    <w:p>
+      <w:pPr>
+        <w:pStyle w:val="NoSpacing"/>
+      </w:pPr>
+      <w:proofErr w:type="spellStart"/>
+      <w:r>
+        <w:lastRenderedPageBreak/>
+        <w:t>my_dict</w:t>
+      </w:r>
+      <w:proofErr w:type="spellEnd"/>
+      <w:r>
+        <w:t xml:space="preserve"> = {'apple': 1, 'banana': 2, 'orange': 3}</w:t>
+      </w:r>
+    </w:p>
+    <w:p>
+      <w:pPr>
+        <w:pStyle w:val="NoSpacing"/>
+      </w:pPr>
+    </w:p>
+    <w:p>
+      <w:pPr>
+        <w:pStyle w:val="NoSpacing"/>
+      </w:pPr>
+      <w:r>
+        <w:t># Removing the last inserted item</w:t>
+      </w:r>
+    </w:p>
+    <w:p>
+      <w:pPr>
+        <w:pStyle w:val="NoSpacing"/>
+      </w:pPr>
+      <w:proofErr w:type="spellStart"/>
+      <w:r>
+        <w:rPr>
+          <w:highlight w:val="yellow"/>
+        </w:rPr>
+        <w:t>last_item</w:t>
+      </w:r>
+      <w:proofErr w:type="spellEnd"/>
+      <w:r>
+        <w:rPr>
+          <w:highlight w:val="yellow"/>
+        </w:rPr>
+        <w:t xml:space="preserve"> = </w:t>
+      </w:r>
+      <w:proofErr w:type="spellStart"/>
+      <w:r>
+        <w:rPr>
+          <w:highlight w:val="yellow"/>
+        </w:rPr>
+        <w:t>my_</w:t>
+      </w:r>
+      <w:proofErr w:type="gramStart"/>
+      <w:r>
+        <w:rPr>
+          <w:highlight w:val="yellow"/>
+        </w:rPr>
+        <w:t>dict.popitem</w:t>
+      </w:r>
+      <w:proofErr w:type="spellEnd"/>
+      <w:proofErr w:type="gramEnd"/>
+      <w:r>
+        <w:rPr>
+          <w:highlight w:val="yellow"/>
+        </w:rPr>
+        <w:t>()</w:t>
+      </w:r>
+    </w:p>
+    <w:p>
+      <w:pPr>
+        <w:pStyle w:val="NoSpacing"/>
+      </w:pPr>
+    </w:p>
+    <w:p>
+      <w:pPr>
+        <w:pStyle w:val="NoSpacing"/>
+      </w:pPr>
+      <w:r>
+        <w:t># Displaying results</w:t>
+      </w:r>
+    </w:p>
+    <w:p>
+      <w:pPr>
+        <w:pStyle w:val="NoSpacing"/>
+      </w:pPr>
+      <w:proofErr w:type="gramStart"/>
+      <w:r>
+        <w:t>print(</w:t>
+      </w:r>
+      <w:proofErr w:type="gramEnd"/>
+      <w:r>
+        <w:t xml:space="preserve">"Removed item:", </w:t>
+      </w:r>
+      <w:proofErr w:type="spellStart"/>
+      <w:r>
+        <w:t>last_</w:t>
+      </w:r>
+      <w:proofErr w:type="gramStart"/>
+      <w:r>
+        <w:t>item</w:t>
+      </w:r>
+      <w:proofErr w:type="spellEnd"/>
+      <w:r>
+        <w:t>)  #</w:t>
+      </w:r>
+      <w:proofErr w:type="gramEnd"/>
+      <w:r>
+        <w:t xml:space="preserve"> Output: ('orange', 3)</w:t>
+      </w:r>
+    </w:p>
+    <w:p>
+      <w:pPr>
+        <w:pStyle w:val="NoSpacing"/>
+      </w:pPr>
+      <w:proofErr w:type="gramStart"/>
+      <w:r>
+        <w:t>print(</w:t>
+      </w:r>
+      <w:proofErr w:type="gramEnd"/>
+      <w:r>
+        <w:t xml:space="preserve">"Updated dictionary:", </w:t>
+      </w:r>
+      <w:proofErr w:type="spellStart"/>
+      <w:r>
+        <w:t>my_</w:t>
+      </w:r>
+      <w:proofErr w:type="gramStart"/>
+      <w:r>
+        <w:t>dict</w:t>
+      </w:r>
+      <w:proofErr w:type="spellEnd"/>
+      <w:r>
+        <w:t>)  #</w:t>
+      </w:r>
+      <w:proofErr w:type="gramEnd"/>
+      <w:r>
+        <w:t xml:space="preserve"> Output: {'apple': 1, 'banana': 2}</w:t>
+      </w:r>
+    </w:p>
+    <w:p>
+      <w:pPr>
+        <w:pStyle w:val="NoSpacing"/>
+      </w:pPr>
+      <w:r>
+        <w:rPr>
+          <w:b/>
+          <w:bCs/>
+        </w:rPr>
+        <w:t>Explanation:</w:t>
+      </w:r>
+    </w:p>
+    <w:p>
+      <w:pPr>
+        <w:pStyle w:val="NoSpacing"/>
+        <w:numPr>
+          <w:ilvl w:val="0"/>
+          <w:numId w:val="59"/>
+        </w:numPr>
+      </w:pPr>
+      <w:r>
+        <w:rPr>
+          <w:b/>
+          <w:bCs/>
+        </w:rPr>
+        <w:t>Initial Dictionary:</w:t>
+      </w:r>
+      <w:r>
+        <w:t> Contains {'apple': 1, 'banana': 2, 'orange': 3}.</w:t>
+      </w:r>
+    </w:p>
+    <w:p>
+      <w:pPr>
+        <w:pStyle w:val="NoSpacing"/>
+        <w:numPr>
+          <w:ilvl w:val="0"/>
+          <w:numId w:val="59"/>
+        </w:numPr>
+      </w:pPr>
+      <w:r>
+        <w:rPr>
+          <w:b/>
+          <w:bCs/>
+        </w:rPr>
+        <w:t xml:space="preserve">Using </w:t>
+      </w:r>
+      <w:proofErr w:type="spellStart"/>
+      <w:proofErr w:type="gramStart"/>
+      <w:r>
+        <w:rPr>
+          <w:b/>
+          <w:bCs/>
+        </w:rPr>
+        <w:t>popitem</w:t>
+      </w:r>
+      <w:proofErr w:type="spellEnd"/>
+      <w:r>
+        <w:rPr>
+          <w:b/>
+          <w:bCs/>
+        </w:rPr>
+        <w:t>(</w:t>
+      </w:r>
+      <w:proofErr w:type="gramEnd"/>
+      <w:r>
+        <w:rPr>
+          <w:b/>
+          <w:bCs/>
+        </w:rPr>
+        <w:t>):</w:t>
+      </w:r>
+      <w:r>
+        <w:t> Removes ('orange', 3), the last inserted pair.</w:t>
+      </w:r>
+    </w:p>
+    <w:p>
+      <w:pPr>
+        <w:pStyle w:val="NoSpacing"/>
+        <w:numPr>
+          <w:ilvl w:val="0"/>
+          <w:numId w:val="59"/>
+        </w:numPr>
+      </w:pPr>
+      <w:r>
+        <w:rPr>
+          <w:b/>
+          <w:bCs/>
+        </w:rPr>
+        <w:t>Return Value:</w:t>
+      </w:r>
+      <w:r>
+        <w:t> The removed item is stored as a tuple in </w:t>
+      </w:r>
+      <w:proofErr w:type="spellStart"/>
+      <w:r>
+        <w:t>last_item</w:t>
+      </w:r>
+      <w:proofErr w:type="spellEnd"/>
+      <w:r>
+        <w:t>.</w:t>
+      </w:r>
+    </w:p>
+    <w:p>
+      <w:pPr>
+        <w:pStyle w:val="NoSpacing"/>
+        <w:numPr>
+          <w:ilvl w:val="0"/>
+          <w:numId w:val="59"/>
+        </w:numPr>
+      </w:pPr>
+      <w:r>
+        <w:rPr>
+          <w:b/>
+          <w:bCs/>
+        </w:rPr>
+        <w:t>Updated Dictionary:</w:t>
+      </w:r>
+      <w:r>
+        <w:t> Now contains only {'apple': 1, 'banana': 2}.</w:t>
+      </w:r>
+    </w:p>
+    <w:p>
+      <w:pPr>
+        <w:pStyle w:val="NoSpacing"/>
+      </w:pPr>
+    </w:p>
+    <w:p>
+      <w:pPr>
+        <w:pStyle w:val="NoSpacing"/>
+        <w:rPr>
+          <w:b/>
+          <w:bCs/>
+          <w:sz w:val="44"/>
+          <w:szCs w:val="44"/>
+          <w:u w:val="single"/>
+        </w:rPr>
+      </w:pPr>
+      <w:r>
+        <w:rPr>
+          <w:b/>
+          <w:bCs/>
+          <w:sz w:val="44"/>
+          <w:szCs w:val="44"/>
+          <w:u w:val="single"/>
+        </w:rPr>
+        <w:t>Key Existence Check</w:t>
+      </w:r>
+    </w:p>
+    <w:p>
+      <w:pPr>
+        <w:pStyle w:val="NoSpacing"/>
+      </w:pPr>
+      <w:r>
+        <w:t>Dictionaries in Python store data as key-value pairs, where each key is unique. Before accessing or modifying a value, it's essential to check if a key exists to prevent errors and ensure reliable code execution.</w:t>
+      </w:r>
+    </w:p>
+    <w:p>
+      <w:pPr>
+        <w:pStyle w:val="NoSpacing"/>
+      </w:pPr>
+      <w:r>
+        <w:rPr>
+          <w:b/>
+          <w:bCs/>
+        </w:rPr>
+        <w:t xml:space="preserve">Using </w:t>
+      </w:r>
+      <w:r>
+        <w:rPr>
+          <w:b/>
+          <w:bCs/>
+          <w:highlight w:val="yellow"/>
+        </w:rPr>
+        <w:t>in</w:t>
+      </w:r>
+      <w:r>
+        <w:rPr>
+          <w:b/>
+          <w:bCs/>
+        </w:rPr>
+        <w:t xml:space="preserve"> to Check Key Existence</w:t>
+      </w:r>
+    </w:p>
+    <w:p>
+      <w:pPr>
+        <w:pStyle w:val="NoSpacing"/>
+      </w:pPr>
+      <w:r>
+        <w:t>Python provides the in keyword to check if a key is present in a dictionary. It returns True if the key exists and False otherwise.</w:t>
+      </w:r>
+    </w:p>
+    <w:p>
+      <w:pPr>
+        <w:pStyle w:val="NoSpacing"/>
+      </w:pPr>
+    </w:p>
+    <w:p>
+      <w:pPr>
+        <w:pStyle w:val="NoSpacing"/>
+      </w:pPr>
+      <w:r>
+        <w:rPr>
+          <w:b/>
+          <w:bCs/>
+        </w:rPr>
+        <w:t>Example: Checking for an Existing Key</w:t>
+      </w:r>
+    </w:p>
+    <w:p>
+      <w:pPr>
+        <w:pStyle w:val="NoSpacing"/>
+      </w:pPr>
+      <w:r>
+        <w:t>ages = {'Alice': 25, 'Bob': 30, 'Charlie': 35}</w:t>
+      </w:r>
+    </w:p>
+    <w:p>
+      <w:pPr>
+        <w:pStyle w:val="NoSpacing"/>
+      </w:pPr>
+    </w:p>
+    <w:p>
+      <w:pPr>
+        <w:pStyle w:val="NoSpacing"/>
+        <w:rPr>
+          <w:highlight w:val="yellow"/>
+        </w:rPr>
+      </w:pPr>
+      <w:r>
+        <w:rPr>
+          <w:highlight w:val="yellow"/>
+        </w:rPr>
+        <w:t>if 'Alice' in ages:</w:t>
+      </w:r>
+    </w:p>
+    <w:p>
+      <w:pPr>
+        <w:pStyle w:val="NoSpacing"/>
+      </w:pPr>
+      <w:r>
+        <w:rPr>
+          <w:highlight w:val="yellow"/>
+        </w:rPr>
+        <w:t xml:space="preserve">    </w:t>
+      </w:r>
+      <w:proofErr w:type="gramStart"/>
+      <w:r>
+        <w:rPr>
+          <w:highlight w:val="yellow"/>
+        </w:rPr>
+        <w:t>print(</w:t>
+      </w:r>
+      <w:proofErr w:type="gramEnd"/>
+      <w:r>
+        <w:rPr>
+          <w:highlight w:val="yellow"/>
+        </w:rPr>
+        <w:t>"Alice is in the dictionary.")</w:t>
+      </w:r>
+    </w:p>
+    <w:p>
+      <w:pPr>
+        <w:pStyle w:val="NoSpacing"/>
+      </w:pPr>
+      <w:r>
+        <w:rPr>
+          <w:b/>
+          <w:bCs/>
+        </w:rPr>
+        <w:t>Output:</w:t>
+      </w:r>
+    </w:p>
+    <w:p>
+      <w:pPr>
+        <w:pStyle w:val="NoSpacing"/>
+      </w:pPr>
+      <w:r>
+        <w:t>Alice is in the dictionary.</w:t>
+      </w:r>
+    </w:p>
+    <w:p>
+      <w:pPr>
+        <w:pStyle w:val="NoSpacing"/>
+      </w:pPr>
+      <w:r>
+        <w:t>Since 'Alice' is a key in ages, the condition evaluates to True.</w:t>
+      </w:r>
+    </w:p>
+    <w:p>
+      <w:pPr>
+        <w:pStyle w:val="NoSpacing"/>
+      </w:pPr>
+    </w:p>
+    <w:p>
+      <w:pPr>
+        <w:pStyle w:val="NoSpacing"/>
+      </w:pPr>
+      <w:r>
+        <w:rPr>
+          <w:b/>
+          <w:bCs/>
+        </w:rPr>
+        <w:t>Example: Checking for a Non-Existent Key</w:t>
+      </w:r>
+    </w:p>
+    <w:p>
+      <w:pPr>
+        <w:pStyle w:val="NoSpacing"/>
+      </w:pPr>
+      <w:r>
+        <w:t>if 'David' in ages:</w:t>
+      </w:r>
+    </w:p>
+    <w:p>
+      <w:pPr>
+        <w:pStyle w:val="NoSpacing"/>
+      </w:pPr>
+      <w:r>
+        <w:t xml:space="preserve">    </w:t>
+      </w:r>
+      <w:proofErr w:type="gramStart"/>
+      <w:r>
+        <w:t>print(</w:t>
+      </w:r>
+      <w:proofErr w:type="gramEnd"/>
+      <w:r>
+        <w:t>"David is in the dictionary.")</w:t>
+      </w:r>
+    </w:p>
+    <w:p>
+      <w:pPr>
+        <w:pStyle w:val="NoSpacing"/>
+      </w:pPr>
+      <w:r>
+        <w:t>else:</w:t>
+      </w:r>
+    </w:p>
+    <w:p>
+      <w:pPr>
+        <w:pStyle w:val="NoSpacing"/>
+      </w:pPr>
+      <w:r>
+        <w:t xml:space="preserve">    </w:t>
+      </w:r>
+      <w:proofErr w:type="gramStart"/>
+      <w:r>
+        <w:t>print(</w:t>
+      </w:r>
+      <w:proofErr w:type="gramEnd"/>
+      <w:r>
+        <w:t>"David is not in the dictionary.")</w:t>
+      </w:r>
+    </w:p>
+    <w:p>
+      <w:pPr>
+        <w:pStyle w:val="NoSpacing"/>
+      </w:pPr>
+      <w:r>
+        <w:rPr>
+          <w:b/>
+          <w:bCs/>
+        </w:rPr>
+        <w:t>Output:</w:t>
+      </w:r>
+    </w:p>
+    <w:p>
+      <w:pPr>
+        <w:pStyle w:val="NoSpacing"/>
+      </w:pPr>
+      <w:r>
+        <w:t>David is not in the dictionary.</w:t>
+      </w:r>
+    </w:p>
+    <w:p>
+      <w:pPr>
+        <w:pStyle w:val="NoSpacing"/>
+      </w:pPr>
+      <w:r>
+        <w:t>Since 'David' is not a key in ages, the condition evaluates to False, and the else block executes.</w:t>
+      </w:r>
+    </w:p>
+    <w:p>
+      <w:pPr>
+        <w:pStyle w:val="NoSpacing"/>
+      </w:pPr>
+      <w:r>
+        <w:t>Using in makes dictionary lookups efficient and prevents unnecessary errors when accessing values.</w:t>
+      </w:r>
+    </w:p>
+    <w:p>
+      <w:pPr>
+        <w:pStyle w:val="NoSpacing"/>
+      </w:pPr>
+    </w:p>
+    <w:p>
+      <w:pPr>
+        <w:pStyle w:val="NoSpacing"/>
+        <w:rPr>
+          <w:b/>
+          <w:bCs/>
+        </w:rPr>
+      </w:pPr>
+    </w:p>
+    <w:p>
+      <w:pPr>
+        <w:pStyle w:val="NoSpacing"/>
+        <w:rPr>
+          <w:b/>
+          <w:bCs/>
+        </w:rPr>
+      </w:pPr>
+    </w:p>
+    <w:p>
+      <w:pPr>
+        <w:pStyle w:val="NoSpacing"/>
+        <w:rPr>
+          <w:b/>
+          <w:bCs/>
+        </w:rPr>
+      </w:pPr>
+    </w:p>
+    <w:p>
+      <w:pPr>
+        <w:pStyle w:val="NoSpacing"/>
+        <w:rPr>
+          <w:b/>
+          <w:bCs/>
+          <w:sz w:val="44"/>
+          <w:szCs w:val="44"/>
+          <w:u w:val="single"/>
+        </w:rPr>
+      </w:pPr>
+      <w:r>
+        <w:rPr>
+          <w:b/>
+          <w:bCs/>
+          <w:sz w:val="44"/>
+          <w:szCs w:val="44"/>
+          <w:u w:val="single"/>
+        </w:rPr>
+        <w:lastRenderedPageBreak/>
+        <w:t>Dictionary Length</w:t>
+      </w:r>
+    </w:p>
+    <w:p>
+      <w:pPr>
+        <w:pStyle w:val="NoSpacing"/>
+      </w:pPr>
+      <w:r>
+        <w:t>In this lesson, we'll explore how to determine the length of a dictionary in Python. A dictionary is a collection of key-value pairs, and knowing its length helps us understand how many items it contains.</w:t>
+      </w:r>
+    </w:p>
+    <w:p>
+      <w:pPr>
+        <w:pStyle w:val="NoSpacing"/>
+      </w:pPr>
+    </w:p>
+    <w:p>
+      <w:pPr>
+        <w:pStyle w:val="NoSpacing"/>
+      </w:pPr>
+      <w:r>
+        <w:t>Python provides a simple way to get the number of key-value pairs in a dictionary: the built-in </w:t>
+      </w:r>
+      <w:proofErr w:type="spellStart"/>
+      <w:proofErr w:type="gramStart"/>
+      <w:r>
+        <w:rPr>
+          <w:highlight w:val="yellow"/>
+        </w:rPr>
+        <w:t>len</w:t>
+      </w:r>
+      <w:proofErr w:type="spellEnd"/>
+      <w:r>
+        <w:rPr>
+          <w:highlight w:val="yellow"/>
+        </w:rPr>
+        <w:t>(</w:t>
+      </w:r>
+      <w:proofErr w:type="gramEnd"/>
+      <w:r>
+        <w:rPr>
+          <w:highlight w:val="yellow"/>
+        </w:rPr>
+        <w:t>)</w:t>
+      </w:r>
+      <w:r>
+        <w:t> function. This function takes a dictionary as an argument and returns the total number of key-value pairs.</w:t>
+      </w:r>
+    </w:p>
+    <w:p>
+      <w:pPr>
+        <w:pStyle w:val="NoSpacing"/>
+      </w:pPr>
+      <w:r>
+        <w:t># Creating a dictionary with three key-value pairs</w:t>
+      </w:r>
+    </w:p>
+    <w:p>
+      <w:pPr>
+        <w:pStyle w:val="NoSpacing"/>
+      </w:pPr>
+      <w:proofErr w:type="spellStart"/>
+      <w:r>
+        <w:t>my_dict</w:t>
+      </w:r>
+      <w:proofErr w:type="spellEnd"/>
+      <w:r>
+        <w:t xml:space="preserve"> = {</w:t>
+      </w:r>
+    </w:p>
+    <w:p>
+      <w:pPr>
+        <w:pStyle w:val="NoSpacing"/>
+      </w:pPr>
+      <w:r>
+        <w:t xml:space="preserve">    "name": "Alice",</w:t>
+      </w:r>
+    </w:p>
+    <w:p>
+      <w:pPr>
+        <w:pStyle w:val="NoSpacing"/>
+      </w:pPr>
+      <w:r>
+        <w:t xml:space="preserve">    "age": 25,</w:t>
+      </w:r>
+    </w:p>
+    <w:p>
+      <w:pPr>
+        <w:pStyle w:val="NoSpacing"/>
+      </w:pPr>
+      <w:r>
+        <w:t xml:space="preserve">    "city": "New York"</w:t>
+      </w:r>
+    </w:p>
+    <w:p>
+      <w:pPr>
+        <w:pStyle w:val="NoSpacing"/>
+      </w:pPr>
+      <w:r>
+        <w:t>}</w:t>
+      </w:r>
+    </w:p>
+    <w:p>
+      <w:pPr>
+        <w:pStyle w:val="NoSpacing"/>
+      </w:pPr>
+    </w:p>
+    <w:p>
+      <w:pPr>
+        <w:pStyle w:val="NoSpacing"/>
+      </w:pPr>
+      <w:r>
+        <w:t># Calculating and printing the initial length of the dictionary</w:t>
+      </w:r>
+    </w:p>
+    <w:p>
+      <w:pPr>
+        <w:pStyle w:val="NoSpacing"/>
+      </w:pPr>
+      <w:proofErr w:type="spellStart"/>
+      <w:r>
+        <w:rPr>
+          <w:highlight w:val="yellow"/>
+        </w:rPr>
+        <w:t>length_of_dict</w:t>
+      </w:r>
+      <w:proofErr w:type="spellEnd"/>
+      <w:r>
+        <w:rPr>
+          <w:highlight w:val="yellow"/>
+        </w:rPr>
+        <w:t xml:space="preserve"> = </w:t>
+      </w:r>
+      <w:proofErr w:type="spellStart"/>
+      <w:r>
+        <w:rPr>
+          <w:highlight w:val="yellow"/>
+        </w:rPr>
+        <w:t>len</w:t>
+      </w:r>
+      <w:proofErr w:type="spellEnd"/>
+      <w:r>
+        <w:rPr>
+          <w:highlight w:val="yellow"/>
+        </w:rPr>
+        <w:t>(</w:t>
+      </w:r>
+      <w:proofErr w:type="spellStart"/>
+      <w:r>
+        <w:rPr>
+          <w:highlight w:val="yellow"/>
+        </w:rPr>
+        <w:t>my_</w:t>
+      </w:r>
+      <w:proofErr w:type="gramStart"/>
+      <w:r>
+        <w:rPr>
+          <w:highlight w:val="yellow"/>
+        </w:rPr>
+        <w:t>dict</w:t>
+      </w:r>
+      <w:proofErr w:type="spellEnd"/>
+      <w:r>
+        <w:t>)  #</w:t>
+      </w:r>
+      <w:proofErr w:type="gramEnd"/>
+      <w:r>
+        <w:t xml:space="preserve"> Dictionary has 3 key-value pairs</w:t>
+      </w:r>
+    </w:p>
+    <w:p>
+      <w:pPr>
+        <w:pStyle w:val="NoSpacing"/>
+      </w:pPr>
+      <w:r>
+        <w:t>print(</w:t>
+      </w:r>
+      <w:proofErr w:type="spellStart"/>
+      <w:r>
+        <w:t>length_of_</w:t>
+      </w:r>
+      <w:proofErr w:type="gramStart"/>
+      <w:r>
+        <w:t>dict</w:t>
+      </w:r>
+      <w:proofErr w:type="spellEnd"/>
+      <w:r>
+        <w:t>)  #</w:t>
+      </w:r>
+      <w:proofErr w:type="gramEnd"/>
+      <w:r>
+        <w:t xml:space="preserve"> Output: 3</w:t>
+      </w:r>
+    </w:p>
+    <w:p>
+      <w:pPr>
+        <w:pStyle w:val="NoSpacing"/>
+      </w:pPr>
+    </w:p>
+    <w:p>
+      <w:pPr>
+        <w:pStyle w:val="NoSpacing"/>
+      </w:pPr>
+      <w:r>
+        <w:t># Adding a new key-value pair to the dictionary</w:t>
+      </w:r>
+    </w:p>
+    <w:p>
+      <w:pPr>
+        <w:pStyle w:val="NoSpacing"/>
+      </w:pPr>
+      <w:proofErr w:type="spellStart"/>
+      <w:r>
+        <w:t>my_dict</w:t>
+      </w:r>
+      <w:proofErr w:type="spellEnd"/>
+      <w:r>
+        <w:t>["country"] = "USA"</w:t>
+      </w:r>
+    </w:p>
+    <w:p>
+      <w:pPr>
+        <w:pStyle w:val="NoSpacing"/>
+      </w:pPr>
+    </w:p>
+    <w:p>
+      <w:pPr>
+        <w:pStyle w:val="NoSpacing"/>
+      </w:pPr>
+      <w:r>
+        <w:t># Recalculating and printing the updated length of the dictionary</w:t>
+      </w:r>
+    </w:p>
+    <w:p>
+      <w:pPr>
+        <w:pStyle w:val="NoSpacing"/>
+      </w:pPr>
+      <w:proofErr w:type="spellStart"/>
+      <w:r>
+        <w:t>length_of_dict</w:t>
+      </w:r>
+      <w:proofErr w:type="spellEnd"/>
+      <w:r>
+        <w:t xml:space="preserve"> = </w:t>
+      </w:r>
+      <w:proofErr w:type="spellStart"/>
+      <w:r>
+        <w:t>len</w:t>
+      </w:r>
+      <w:proofErr w:type="spellEnd"/>
+      <w:r>
+        <w:t>(</w:t>
+      </w:r>
+      <w:proofErr w:type="spellStart"/>
+      <w:r>
+        <w:t>my_</w:t>
+      </w:r>
+      <w:proofErr w:type="gramStart"/>
+      <w:r>
+        <w:t>dict</w:t>
+      </w:r>
+      <w:proofErr w:type="spellEnd"/>
+      <w:r>
+        <w:t>)  #</w:t>
+      </w:r>
+      <w:proofErr w:type="gramEnd"/>
+      <w:r>
+        <w:t xml:space="preserve"> Dictionary now has 4 key-value pairs</w:t>
+      </w:r>
+    </w:p>
+    <w:p>
+      <w:pPr>
+        <w:pStyle w:val="NoSpacing"/>
+      </w:pPr>
+      <w:r>
+        <w:t>print(</w:t>
+      </w:r>
+      <w:proofErr w:type="spellStart"/>
+      <w:r>
+        <w:t>length_of_</w:t>
+      </w:r>
+      <w:proofErr w:type="gramStart"/>
+      <w:r>
+        <w:t>dict</w:t>
+      </w:r>
+      <w:proofErr w:type="spellEnd"/>
+      <w:r>
+        <w:t>)  #</w:t>
+      </w:r>
+      <w:proofErr w:type="gramEnd"/>
+      <w:r>
+        <w:t xml:space="preserve"> Output: 4</w:t>
+      </w:r>
+    </w:p>
+    <w:p>
+      <w:pPr>
+        <w:pStyle w:val="NoSpacing"/>
+      </w:pPr>
+    </w:p>
+    <w:p>
+      <w:pPr>
+        <w:pStyle w:val="NoSpacing"/>
+        <w:rPr>
+          <w:b/>
+          <w:sz w:val="44"/>
+          <w:szCs w:val="44"/>
+          <w:u w:val="single"/>
+        </w:rPr>
+      </w:pPr>
+      <w:r>
+        <w:rPr>
+          <w:b/>
+          <w:sz w:val="44"/>
+          <w:szCs w:val="44"/>
+          <w:highlight w:val="magenta"/>
+          <w:u w:val="single"/>
+        </w:rPr>
+        <w:t>Dictionary methods</w:t>
+      </w:r>
+    </w:p>
+    <w:p>
+      <w:pPr>
+        <w:pStyle w:val="NoSpacing"/>
+      </w:pPr>
+    </w:p>
+    <w:p>
+      <w:pPr>
+        <w:pStyle w:val="NoSpacing"/>
+        <w:rPr>
+          <w:b/>
+          <w:bCs/>
+          <w:sz w:val="44"/>
+          <w:szCs w:val="44"/>
+          <w:u w:val="single"/>
+        </w:rPr>
+      </w:pPr>
+      <w:proofErr w:type="gramStart"/>
+      <w:r>
+        <w:rPr>
+          <w:b/>
+          <w:bCs/>
+          <w:sz w:val="44"/>
+          <w:szCs w:val="44"/>
+          <w:u w:val="single"/>
+        </w:rPr>
+        <w:t>get(</w:t>
+      </w:r>
+      <w:proofErr w:type="gramEnd"/>
+      <w:r>
+        <w:rPr>
+          <w:b/>
+          <w:bCs/>
+          <w:sz w:val="44"/>
+          <w:szCs w:val="44"/>
+          <w:u w:val="single"/>
+        </w:rPr>
+        <w:t>) Method</w:t>
+      </w:r>
+    </w:p>
+    <w:p>
+      <w:pPr>
+        <w:pStyle w:val="NoSpacing"/>
+      </w:pPr>
+      <w:r>
+        <w:t>In this lesson, we will explore the </w:t>
+      </w:r>
+      <w:proofErr w:type="gramStart"/>
+      <w:r>
+        <w:t>get(</w:t>
+      </w:r>
+      <w:proofErr w:type="gramEnd"/>
+      <w:r>
+        <w:t>) method, a powerful and convenient way to retrieve values from a dictionary in Python.</w:t>
+      </w:r>
+    </w:p>
+    <w:p>
+      <w:pPr>
+        <w:pStyle w:val="NoSpacing"/>
+      </w:pPr>
+      <w:r>
+        <w:t xml:space="preserve">Instead of using square brackets, </w:t>
+      </w:r>
+      <w:r>
+        <w:rPr>
+          <w:highlight w:val="yellow"/>
+        </w:rPr>
+        <w:t xml:space="preserve">the </w:t>
+      </w:r>
+      <w:proofErr w:type="gramStart"/>
+      <w:r>
+        <w:rPr>
+          <w:highlight w:val="yellow"/>
+        </w:rPr>
+        <w:t>get(</w:t>
+      </w:r>
+      <w:proofErr w:type="gramEnd"/>
+      <w:r>
+        <w:rPr>
+          <w:highlight w:val="yellow"/>
+        </w:rPr>
+        <w:t>) method allows you to retrieve values safely without causing an error if the key is missing.</w:t>
+      </w:r>
+    </w:p>
+    <w:p>
+      <w:pPr>
+        <w:pStyle w:val="NoSpacing"/>
+      </w:pPr>
+      <w:r>
+        <w:rPr>
+          <w:highlight w:val="yellow"/>
+        </w:rPr>
+        <w:t xml:space="preserve">age = </w:t>
+      </w:r>
+      <w:proofErr w:type="spellStart"/>
+      <w:r>
+        <w:rPr>
+          <w:highlight w:val="yellow"/>
+        </w:rPr>
+        <w:t>my_dictionary.get</w:t>
+      </w:r>
+      <w:proofErr w:type="spellEnd"/>
+      <w:r>
+        <w:rPr>
+          <w:highlight w:val="yellow"/>
+        </w:rPr>
+        <w:t>("age")</w:t>
+      </w:r>
+      <w:r>
+        <w:t xml:space="preserve">  </w:t>
+      </w:r>
+    </w:p>
+    <w:p>
+      <w:pPr>
+        <w:pStyle w:val="NoSpacing"/>
+      </w:pPr>
+      <w:r>
+        <w:t>print(</w:t>
+      </w:r>
+      <w:proofErr w:type="gramStart"/>
+      <w:r>
+        <w:t>age)  #</w:t>
+      </w:r>
+      <w:proofErr w:type="gramEnd"/>
+      <w:r>
+        <w:t xml:space="preserve"> Output: 25</w:t>
+      </w:r>
+    </w:p>
+    <w:p>
+      <w:pPr>
+        <w:pStyle w:val="NoSpacing"/>
+      </w:pPr>
+    </w:p>
+    <w:p>
+      <w:pPr>
+        <w:pStyle w:val="NoSpacing"/>
+      </w:pPr>
+      <w:r>
+        <w:t xml:space="preserve">country = </w:t>
+      </w:r>
+      <w:proofErr w:type="spellStart"/>
+      <w:r>
+        <w:t>my_dictionary.get</w:t>
+      </w:r>
+      <w:proofErr w:type="spellEnd"/>
+      <w:r>
+        <w:t xml:space="preserve">("country")  </w:t>
+      </w:r>
+    </w:p>
+    <w:p>
+      <w:pPr>
+        <w:pStyle w:val="NoSpacing"/>
+      </w:pPr>
+      <w:r>
+        <w:t>print(</w:t>
+      </w:r>
+      <w:proofErr w:type="gramStart"/>
+      <w:r>
+        <w:t>country)  #</w:t>
+      </w:r>
+      <w:proofErr w:type="gramEnd"/>
+      <w:r>
+        <w:t xml:space="preserve"> Output: None</w:t>
+      </w:r>
+    </w:p>
+    <w:p>
+      <w:pPr>
+        <w:pStyle w:val="NoSpacing"/>
+      </w:pPr>
+      <w:r>
+        <w:t xml:space="preserve">Since "country" is not present in </w:t>
+      </w:r>
+      <w:proofErr w:type="spellStart"/>
+      <w:r>
+        <w:t>my_dictionary</w:t>
+      </w:r>
+      <w:proofErr w:type="spellEnd"/>
+      <w:r>
+        <w:t>, the </w:t>
+      </w:r>
+      <w:proofErr w:type="gramStart"/>
+      <w:r>
+        <w:t>get(</w:t>
+      </w:r>
+      <w:proofErr w:type="gramEnd"/>
+      <w:r>
+        <w:t>) method returns None instead of raising an error.</w:t>
+      </w:r>
+    </w:p>
+    <w:p>
+      <w:pPr>
+        <w:pStyle w:val="NoSpacing"/>
+      </w:pPr>
+    </w:p>
+    <w:p>
+      <w:pPr>
+        <w:pStyle w:val="NoSpacing"/>
+      </w:pPr>
+      <w:r>
+        <w:rPr>
+          <w:b/>
+          <w:bCs/>
+        </w:rPr>
+        <w:t>Providing a Default Value</w:t>
+      </w:r>
+    </w:p>
+    <w:p>
+      <w:pPr>
+        <w:pStyle w:val="NoSpacing"/>
+      </w:pPr>
+      <w:r>
+        <w:t>A great advantage of </w:t>
+      </w:r>
+      <w:proofErr w:type="gramStart"/>
+      <w:r>
+        <w:t>get(</w:t>
+      </w:r>
+      <w:proofErr w:type="gramEnd"/>
+      <w:r>
+        <w:t>) is that you can specify a </w:t>
+      </w:r>
+      <w:r>
+        <w:rPr>
+          <w:b/>
+          <w:bCs/>
+        </w:rPr>
+        <w:t>default value</w:t>
+      </w:r>
+      <w:r>
+        <w:t> to return when a key is missing.</w:t>
+      </w:r>
+    </w:p>
+    <w:p>
+      <w:pPr>
+        <w:pStyle w:val="NoSpacing"/>
+      </w:pPr>
+      <w:r>
+        <w:rPr>
+          <w:highlight w:val="yellow"/>
+        </w:rPr>
+        <w:t xml:space="preserve">country = </w:t>
+      </w:r>
+      <w:proofErr w:type="spellStart"/>
+      <w:proofErr w:type="gramStart"/>
+      <w:r>
+        <w:rPr>
+          <w:highlight w:val="yellow"/>
+        </w:rPr>
+        <w:t>my_dictionary.get</w:t>
+      </w:r>
+      <w:proofErr w:type="spellEnd"/>
+      <w:r>
+        <w:rPr>
+          <w:highlight w:val="yellow"/>
+        </w:rPr>
+        <w:t>(</w:t>
+      </w:r>
+      <w:proofErr w:type="gramEnd"/>
+      <w:r>
+        <w:rPr>
+          <w:highlight w:val="yellow"/>
+        </w:rPr>
+        <w:t>"country", "Not Found")</w:t>
+      </w:r>
+    </w:p>
+    <w:p>
+      <w:pPr>
+        <w:pStyle w:val="NoSpacing"/>
+      </w:pPr>
+      <w:r>
+        <w:lastRenderedPageBreak/>
+        <w:t>print(</w:t>
+      </w:r>
+      <w:proofErr w:type="gramStart"/>
+      <w:r>
+        <w:t>country)  #</w:t>
+      </w:r>
+      <w:proofErr w:type="gramEnd"/>
+      <w:r>
+        <w:t xml:space="preserve"> Output: Not Found</w:t>
+      </w:r>
+    </w:p>
+    <w:p>
+      <w:pPr>
+        <w:pStyle w:val="NoSpacing"/>
+      </w:pPr>
+      <w:r>
+        <w:t>This ensures that instead of None, a meaningful fallback value is returned.</w:t>
+      </w:r>
+    </w:p>
+    <w:p>
+      <w:pPr>
+        <w:pStyle w:val="NoSpacing"/>
+      </w:pPr>
+      <w:r>
+        <w:t>Using </w:t>
+      </w:r>
+      <w:proofErr w:type="gramStart"/>
+      <w:r>
+        <w:t>get(</w:t>
+      </w:r>
+      <w:proofErr w:type="gramEnd"/>
+      <w:r>
+        <w:t xml:space="preserve">) makes your code more robust and readable, especially </w:t>
+      </w:r>
+      <w:r>
+        <w:rPr>
+          <w:highlight w:val="yellow"/>
+        </w:rPr>
+        <w:t>when working with dynamic or user-generated data.</w:t>
       </w:r>
     </w:p>
     <w:p>
@@ -34659,6 +36186,155 @@
     </w:lvl>
   </w:abstractNum>
   <w:abstractNum w:abstractNumId="12" w15:restartNumberingAfterBreak="0">
+    <w:nsid w:val="28B3185E"/>
+    <w:multiLevelType w:val="multilevel"/>
+    <w:tmpl w:val="23AE566C"/>
+    <w:lvl w:ilvl="0">
+      <w:start w:val="1"/>
+      <w:numFmt w:val="bullet"/>
+      <w:lvlText w:val=""/>
+      <w:lvlJc w:val="left"/>
+      <w:pPr>
+        <w:tabs>
+          <w:tab w:val="num" w:pos="720"/>
+        </w:tabs>
+        <w:ind w:left="720" w:hanging="360"/>
+      </w:pPr>
+      <w:rPr>
+        <w:rFonts w:ascii="Symbol" w:hAnsi="Symbol" w:hint="default"/>
+        <w:sz w:val="20"/>
+      </w:rPr>
+    </w:lvl>
+    <w:lvl w:ilvl="1" w:tentative="1">
+      <w:start w:val="1"/>
+      <w:numFmt w:val="bullet"/>
+      <w:lvlText w:val="o"/>
+      <w:lvlJc w:val="left"/>
+      <w:pPr>
+        <w:tabs>
+          <w:tab w:val="num" w:pos="1440"/>
+        </w:tabs>
+        <w:ind w:left="1440" w:hanging="360"/>
+      </w:pPr>
+      <w:rPr>
+        <w:rFonts w:ascii="Courier New" w:hAnsi="Courier New" w:hint="default"/>
+        <w:sz w:val="20"/>
+      </w:rPr>
+    </w:lvl>
+    <w:lvl w:ilvl="2" w:tentative="1">
+      <w:start w:val="1"/>
+      <w:numFmt w:val="bullet"/>
+      <w:lvlText w:val=""/>
+      <w:lvlJc w:val="left"/>
+      <w:pPr>
+        <w:tabs>
+          <w:tab w:val="num" w:pos="2160"/>
+        </w:tabs>
+        <w:ind w:left="2160" w:hanging="360"/>
+      </w:pPr>
+      <w:rPr>
+        <w:rFonts w:ascii="Wingdings" w:hAnsi="Wingdings" w:hint="default"/>
+        <w:sz w:val="20"/>
+      </w:rPr>
+    </w:lvl>
+    <w:lvl w:ilvl="3" w:tentative="1">
+      <w:start w:val="1"/>
+      <w:numFmt w:val="bullet"/>
+      <w:lvlText w:val=""/>
+      <w:lvlJc w:val="left"/>
+      <w:pPr>
+        <w:tabs>
+          <w:tab w:val="num" w:pos="2880"/>
+        </w:tabs>
+        <w:ind w:left="2880" w:hanging="360"/>
+      </w:pPr>
+      <w:rPr>
+        <w:rFonts w:ascii="Wingdings" w:hAnsi="Wingdings" w:hint="default"/>
+        <w:sz w:val="20"/>
+      </w:rPr>
+    </w:lvl>
+    <w:lvl w:ilvl="4" w:tentative="1">
+      <w:start w:val="1"/>
+      <w:numFmt w:val="bullet"/>
+      <w:lvlText w:val=""/>
+      <w:lvlJc w:val="left"/>
+      <w:pPr>
+        <w:tabs>
+          <w:tab w:val="num" w:pos="3600"/>
+        </w:tabs>
+        <w:ind w:left="3600" w:hanging="360"/>
+      </w:pPr>
+      <w:rPr>
+        <w:rFonts w:ascii="Wingdings" w:hAnsi="Wingdings" w:hint="default"/>
+        <w:sz w:val="20"/>
+      </w:rPr>
+    </w:lvl>
+    <w:lvl w:ilvl="5" w:tentative="1">
+      <w:start w:val="1"/>
+      <w:numFmt w:val="bullet"/>
+      <w:lvlText w:val=""/>
+      <w:lvlJc w:val="left"/>
+      <w:pPr>
+        <w:tabs>
+          <w:tab w:val="num" w:pos="4320"/>
+        </w:tabs>
+        <w:ind w:left="4320" w:hanging="360"/>
+      </w:pPr>
+      <w:rPr>
+        <w:rFonts w:ascii="Wingdings" w:hAnsi="Wingdings" w:hint="default"/>
+        <w:sz w:val="20"/>
+      </w:rPr>
+    </w:lvl>
+    <w:lvl w:ilvl="6" w:tentative="1">
+      <w:start w:val="1"/>
+      <w:numFmt w:val="bullet"/>
+      <w:lvlText w:val=""/>
+      <w:lvlJc w:val="left"/>
+      <w:pPr>
+        <w:tabs>
+          <w:tab w:val="num" w:pos="5040"/>
+        </w:tabs>
+        <w:ind w:left="5040" w:hanging="360"/>
+      </w:pPr>
+      <w:rPr>
+        <w:rFonts w:ascii="Wingdings" w:hAnsi="Wingdings" w:hint="default"/>
+        <w:sz w:val="20"/>
+      </w:rPr>
+    </w:lvl>
+    <w:lvl w:ilvl="7" w:tentative="1">
+      <w:start w:val="1"/>
+      <w:numFmt w:val="bullet"/>
+      <w:lvlText w:val=""/>
+      <w:lvlJc w:val="left"/>
+      <w:pPr>
+        <w:tabs>
+          <w:tab w:val="num" w:pos="5760"/>
+        </w:tabs>
+        <w:ind w:left="5760" w:hanging="360"/>
+      </w:pPr>
+      <w:rPr>
+        <w:rFonts w:ascii="Wingdings" w:hAnsi="Wingdings" w:hint="default"/>
+        <w:sz w:val="20"/>
+      </w:rPr>
+    </w:lvl>
+    <w:lvl w:ilvl="8" w:tentative="1">
+      <w:start w:val="1"/>
+      <w:numFmt w:val="bullet"/>
+      <w:lvlText w:val=""/>
+      <w:lvlJc w:val="left"/>
+      <w:pPr>
+        <w:tabs>
+          <w:tab w:val="num" w:pos="6480"/>
+        </w:tabs>
+        <w:ind w:left="6480" w:hanging="360"/>
+      </w:pPr>
+      <w:rPr>
+        <w:rFonts w:ascii="Wingdings" w:hAnsi="Wingdings" w:hint="default"/>
+        <w:sz w:val="20"/>
+      </w:rPr>
+    </w:lvl>
+  </w:abstractNum>
+  <w:abstractNum w:abstractNumId="13" w15:restartNumberingAfterBreak="0">
     <w:nsid w:val="2AEC5B4F"/>
     <w:multiLevelType w:val="multilevel"/>
     <w:tmpl w:val="8174DC9A"/>
@@ -34807,7 +36483,7 @@
       </w:rPr>
     </w:lvl>
   </w:abstractNum>
-  <w:abstractNum w:abstractNumId="13" w15:restartNumberingAfterBreak="0">
+  <w:abstractNum w:abstractNumId="14" w15:restartNumberingAfterBreak="0">
     <w:nsid w:val="2B97048B"/>
     <w:multiLevelType w:val="multilevel"/>
     <w:tmpl w:val="FA52B7A4"/>
@@ -34920,7 +36596,7 @@
       </w:pPr>
     </w:lvl>
   </w:abstractNum>
-  <w:abstractNum w:abstractNumId="14" w15:restartNumberingAfterBreak="0">
+  <w:abstractNum w:abstractNumId="15" w15:restartNumberingAfterBreak="0">
     <w:nsid w:val="2BCD16B4"/>
     <w:multiLevelType w:val="multilevel"/>
     <w:tmpl w:val="50A09D10"/>
@@ -35033,7 +36709,7 @@
       </w:pPr>
     </w:lvl>
   </w:abstractNum>
-  <w:abstractNum w:abstractNumId="15" w15:restartNumberingAfterBreak="0">
+  <w:abstractNum w:abstractNumId="16" w15:restartNumberingAfterBreak="0">
     <w:nsid w:val="2E1929BA"/>
     <w:multiLevelType w:val="multilevel"/>
     <w:tmpl w:val="E348CA2A"/>
@@ -35146,7 +36822,7 @@
       </w:pPr>
     </w:lvl>
   </w:abstractNum>
-  <w:abstractNum w:abstractNumId="16" w15:restartNumberingAfterBreak="0">
+  <w:abstractNum w:abstractNumId="17" w15:restartNumberingAfterBreak="0">
     <w:nsid w:val="2E4D707D"/>
     <w:multiLevelType w:val="multilevel"/>
     <w:tmpl w:val="6C3EE2EC"/>
@@ -35295,7 +36971,156 @@
       </w:rPr>
     </w:lvl>
   </w:abstractNum>
-  <w:abstractNum w:abstractNumId="17" w15:restartNumberingAfterBreak="0">
+  <w:abstractNum w:abstractNumId="18" w15:restartNumberingAfterBreak="0">
+    <w:nsid w:val="2EAA6054"/>
+    <w:multiLevelType w:val="multilevel"/>
+    <w:tmpl w:val="91F012D4"/>
+    <w:lvl w:ilvl="0">
+      <w:start w:val="1"/>
+      <w:numFmt w:val="bullet"/>
+      <w:lvlText w:val=""/>
+      <w:lvlJc w:val="left"/>
+      <w:pPr>
+        <w:tabs>
+          <w:tab w:val="num" w:pos="720"/>
+        </w:tabs>
+        <w:ind w:left="720" w:hanging="360"/>
+      </w:pPr>
+      <w:rPr>
+        <w:rFonts w:ascii="Symbol" w:hAnsi="Symbol" w:hint="default"/>
+        <w:sz w:val="20"/>
+      </w:rPr>
+    </w:lvl>
+    <w:lvl w:ilvl="1" w:tentative="1">
+      <w:start w:val="1"/>
+      <w:numFmt w:val="bullet"/>
+      <w:lvlText w:val="o"/>
+      <w:lvlJc w:val="left"/>
+      <w:pPr>
+        <w:tabs>
+          <w:tab w:val="num" w:pos="1440"/>
+        </w:tabs>
+        <w:ind w:left="1440" w:hanging="360"/>
+      </w:pPr>
+      <w:rPr>
+        <w:rFonts w:ascii="Courier New" w:hAnsi="Courier New" w:hint="default"/>
+        <w:sz w:val="20"/>
+      </w:rPr>
+    </w:lvl>
+    <w:lvl w:ilvl="2" w:tentative="1">
+      <w:start w:val="1"/>
+      <w:numFmt w:val="bullet"/>
+      <w:lvlText w:val=""/>
+      <w:lvlJc w:val="left"/>
+      <w:pPr>
+        <w:tabs>
+          <w:tab w:val="num" w:pos="2160"/>
+        </w:tabs>
+        <w:ind w:left="2160" w:hanging="360"/>
+      </w:pPr>
+      <w:rPr>
+        <w:rFonts w:ascii="Wingdings" w:hAnsi="Wingdings" w:hint="default"/>
+        <w:sz w:val="20"/>
+      </w:rPr>
+    </w:lvl>
+    <w:lvl w:ilvl="3" w:tentative="1">
+      <w:start w:val="1"/>
+      <w:numFmt w:val="bullet"/>
+      <w:lvlText w:val=""/>
+      <w:lvlJc w:val="left"/>
+      <w:pPr>
+        <w:tabs>
+          <w:tab w:val="num" w:pos="2880"/>
+        </w:tabs>
+        <w:ind w:left="2880" w:hanging="360"/>
+      </w:pPr>
+      <w:rPr>
+        <w:rFonts w:ascii="Wingdings" w:hAnsi="Wingdings" w:hint="default"/>
+        <w:sz w:val="20"/>
+      </w:rPr>
+    </w:lvl>
+    <w:lvl w:ilvl="4" w:tentative="1">
+      <w:start w:val="1"/>
+      <w:numFmt w:val="bullet"/>
+      <w:lvlText w:val=""/>
+      <w:lvlJc w:val="left"/>
+      <w:pPr>
+        <w:tabs>
+          <w:tab w:val="num" w:pos="3600"/>
+        </w:tabs>
+        <w:ind w:left="3600" w:hanging="360"/>
+      </w:pPr>
+      <w:rPr>
+        <w:rFonts w:ascii="Wingdings" w:hAnsi="Wingdings" w:hint="default"/>
+        <w:sz w:val="20"/>
+      </w:rPr>
+    </w:lvl>
+    <w:lvl w:ilvl="5" w:tentative="1">
+      <w:start w:val="1"/>
+      <w:numFmt w:val="bullet"/>
+      <w:lvlText w:val=""/>
+      <w:lvlJc w:val="left"/>
+      <w:pPr>
+        <w:tabs>
+          <w:tab w:val="num" w:pos="4320"/>
+        </w:tabs>
+        <w:ind w:left="4320" w:hanging="360"/>
+      </w:pPr>
+      <w:rPr>
+        <w:rFonts w:ascii="Wingdings" w:hAnsi="Wingdings" w:hint="default"/>
+        <w:sz w:val="20"/>
+      </w:rPr>
+    </w:lvl>
+    <w:lvl w:ilvl="6" w:tentative="1">
+      <w:start w:val="1"/>
+      <w:numFmt w:val="bullet"/>
+      <w:lvlText w:val=""/>
+      <w:lvlJc w:val="left"/>
+      <w:pPr>
+        <w:tabs>
+          <w:tab w:val="num" w:pos="5040"/>
+        </w:tabs>
+        <w:ind w:left="5040" w:hanging="360"/>
+      </w:pPr>
+      <w:rPr>
+        <w:rFonts w:ascii="Wingdings" w:hAnsi="Wingdings" w:hint="default"/>
+        <w:sz w:val="20"/>
+      </w:rPr>
+    </w:lvl>
+    <w:lvl w:ilvl="7" w:tentative="1">
+      <w:start w:val="1"/>
+      <w:numFmt w:val="bullet"/>
+      <w:lvlText w:val=""/>
+      <w:lvlJc w:val="left"/>
+      <w:pPr>
+        <w:tabs>
+          <w:tab w:val="num" w:pos="5760"/>
+        </w:tabs>
+        <w:ind w:left="5760" w:hanging="360"/>
+      </w:pPr>
+      <w:rPr>
+        <w:rFonts w:ascii="Wingdings" w:hAnsi="Wingdings" w:hint="default"/>
+        <w:sz w:val="20"/>
+      </w:rPr>
+    </w:lvl>
+    <w:lvl w:ilvl="8" w:tentative="1">
+      <w:start w:val="1"/>
+      <w:numFmt w:val="bullet"/>
+      <w:lvlText w:val=""/>
+      <w:lvlJc w:val="left"/>
+      <w:pPr>
+        <w:tabs>
+          <w:tab w:val="num" w:pos="6480"/>
+        </w:tabs>
+        <w:ind w:left="6480" w:hanging="360"/>
+      </w:pPr>
+      <w:rPr>
+        <w:rFonts w:ascii="Wingdings" w:hAnsi="Wingdings" w:hint="default"/>
+        <w:sz w:val="20"/>
+      </w:rPr>
+    </w:lvl>
+  </w:abstractNum>
+  <w:abstractNum w:abstractNumId="19" w15:restartNumberingAfterBreak="0">
     <w:nsid w:val="30C40687"/>
     <w:multiLevelType w:val="multilevel"/>
     <w:tmpl w:val="56B27E2C"/>
@@ -35412,7 +37237,7 @@
       </w:pPr>
     </w:lvl>
   </w:abstractNum>
-  <w:abstractNum w:abstractNumId="18" w15:restartNumberingAfterBreak="0">
+  <w:abstractNum w:abstractNumId="20" w15:restartNumberingAfterBreak="0">
     <w:nsid w:val="325E0CD4"/>
     <w:multiLevelType w:val="multilevel"/>
     <w:tmpl w:val="9FAE4238"/>
@@ -35525,7 +37350,7 @@
       </w:pPr>
     </w:lvl>
   </w:abstractNum>
-  <w:abstractNum w:abstractNumId="19" w15:restartNumberingAfterBreak="0">
+  <w:abstractNum w:abstractNumId="21" w15:restartNumberingAfterBreak="0">
     <w:nsid w:val="33BC613C"/>
     <w:multiLevelType w:val="multilevel"/>
     <w:tmpl w:val="1714CAA8"/>
@@ -35674,7 +37499,7 @@
       </w:rPr>
     </w:lvl>
   </w:abstractNum>
-  <w:abstractNum w:abstractNumId="20" w15:restartNumberingAfterBreak="0">
+  <w:abstractNum w:abstractNumId="22" w15:restartNumberingAfterBreak="0">
     <w:nsid w:val="34DF0C8A"/>
     <w:multiLevelType w:val="multilevel"/>
     <w:tmpl w:val="5F686C06"/>
@@ -35787,7 +37612,7 @@
       </w:pPr>
     </w:lvl>
   </w:abstractNum>
-  <w:abstractNum w:abstractNumId="21" w15:restartNumberingAfterBreak="0">
+  <w:abstractNum w:abstractNumId="23" w15:restartNumberingAfterBreak="0">
     <w:nsid w:val="39972268"/>
     <w:multiLevelType w:val="multilevel"/>
     <w:tmpl w:val="578C1450"/>
@@ -35936,7 +37761,7 @@
       </w:rPr>
     </w:lvl>
   </w:abstractNum>
-  <w:abstractNum w:abstractNumId="22" w15:restartNumberingAfterBreak="0">
+  <w:abstractNum w:abstractNumId="24" w15:restartNumberingAfterBreak="0">
     <w:nsid w:val="40147520"/>
     <w:multiLevelType w:val="multilevel"/>
     <w:tmpl w:val="40AC8DBA"/>
@@ -36049,7 +37874,7 @@
       </w:pPr>
     </w:lvl>
   </w:abstractNum>
-  <w:abstractNum w:abstractNumId="23" w15:restartNumberingAfterBreak="0">
+  <w:abstractNum w:abstractNumId="25" w15:restartNumberingAfterBreak="0">
     <w:nsid w:val="409F50EB"/>
     <w:multiLevelType w:val="multilevel"/>
     <w:tmpl w:val="3B5EED9A"/>
@@ -36162,7 +37987,7 @@
       </w:pPr>
     </w:lvl>
   </w:abstractNum>
-  <w:abstractNum w:abstractNumId="24" w15:restartNumberingAfterBreak="0">
+  <w:abstractNum w:abstractNumId="26" w15:restartNumberingAfterBreak="0">
     <w:nsid w:val="442A2F32"/>
     <w:multiLevelType w:val="multilevel"/>
     <w:tmpl w:val="A8C4D96C"/>
@@ -36311,7 +38136,7 @@
       </w:rPr>
     </w:lvl>
   </w:abstractNum>
-  <w:abstractNum w:abstractNumId="25" w15:restartNumberingAfterBreak="0">
+  <w:abstractNum w:abstractNumId="27" w15:restartNumberingAfterBreak="0">
     <w:nsid w:val="445D549E"/>
     <w:multiLevelType w:val="multilevel"/>
     <w:tmpl w:val="FE603984"/>
@@ -36460,7 +38285,7 @@
       </w:rPr>
     </w:lvl>
   </w:abstractNum>
-  <w:abstractNum w:abstractNumId="26" w15:restartNumberingAfterBreak="0">
+  <w:abstractNum w:abstractNumId="28" w15:restartNumberingAfterBreak="0">
     <w:nsid w:val="45BB6B9A"/>
     <w:multiLevelType w:val="multilevel"/>
     <w:tmpl w:val="69A8B314"/>
@@ -36573,7 +38398,7 @@
       </w:pPr>
     </w:lvl>
   </w:abstractNum>
-  <w:abstractNum w:abstractNumId="27" w15:restartNumberingAfterBreak="0">
+  <w:abstractNum w:abstractNumId="29" w15:restartNumberingAfterBreak="0">
     <w:nsid w:val="45F0383B"/>
     <w:multiLevelType w:val="multilevel"/>
     <w:tmpl w:val="E2D83D6C"/>
@@ -36686,7 +38511,7 @@
       </w:pPr>
     </w:lvl>
   </w:abstractNum>
-  <w:abstractNum w:abstractNumId="28" w15:restartNumberingAfterBreak="0">
+  <w:abstractNum w:abstractNumId="30" w15:restartNumberingAfterBreak="0">
     <w:nsid w:val="47E43887"/>
     <w:multiLevelType w:val="multilevel"/>
     <w:tmpl w:val="9AB46C98"/>
@@ -36799,7 +38624,7 @@
       </w:pPr>
     </w:lvl>
   </w:abstractNum>
-  <w:abstractNum w:abstractNumId="29" w15:restartNumberingAfterBreak="0">
+  <w:abstractNum w:abstractNumId="31" w15:restartNumberingAfterBreak="0">
     <w:nsid w:val="48291F9F"/>
     <w:multiLevelType w:val="multilevel"/>
     <w:tmpl w:val="84A66160"/>
@@ -36912,7 +38737,7 @@
       </w:pPr>
     </w:lvl>
   </w:abstractNum>
-  <w:abstractNum w:abstractNumId="30" w15:restartNumberingAfterBreak="0">
+  <w:abstractNum w:abstractNumId="32" w15:restartNumberingAfterBreak="0">
     <w:nsid w:val="48CA4330"/>
     <w:multiLevelType w:val="multilevel"/>
     <w:tmpl w:val="7D78E2EA"/>
@@ -37061,7 +38886,7 @@
       </w:rPr>
     </w:lvl>
   </w:abstractNum>
-  <w:abstractNum w:abstractNumId="31" w15:restartNumberingAfterBreak="0">
+  <w:abstractNum w:abstractNumId="33" w15:restartNumberingAfterBreak="0">
     <w:nsid w:val="4AA1384F"/>
     <w:multiLevelType w:val="hybridMultilevel"/>
     <w:tmpl w:val="19F07A54"/>
@@ -37173,7 +38998,7 @@
       </w:rPr>
     </w:lvl>
   </w:abstractNum>
-  <w:abstractNum w:abstractNumId="32" w15:restartNumberingAfterBreak="0">
+  <w:abstractNum w:abstractNumId="34" w15:restartNumberingAfterBreak="0">
     <w:nsid w:val="4EDD47EE"/>
     <w:multiLevelType w:val="multilevel"/>
     <w:tmpl w:val="6A165A54"/>
@@ -37322,7 +39147,7 @@
       </w:rPr>
     </w:lvl>
   </w:abstractNum>
-  <w:abstractNum w:abstractNumId="33" w15:restartNumberingAfterBreak="0">
+  <w:abstractNum w:abstractNumId="35" w15:restartNumberingAfterBreak="0">
     <w:nsid w:val="53B03E51"/>
     <w:multiLevelType w:val="multilevel"/>
     <w:tmpl w:val="CFB4CA4C"/>
@@ -37471,7 +39296,7 @@
       </w:rPr>
     </w:lvl>
   </w:abstractNum>
-  <w:abstractNum w:abstractNumId="34" w15:restartNumberingAfterBreak="0">
+  <w:abstractNum w:abstractNumId="36" w15:restartNumberingAfterBreak="0">
     <w:nsid w:val="540B628C"/>
     <w:multiLevelType w:val="multilevel"/>
     <w:tmpl w:val="C3A085E2"/>
@@ -37584,7 +39409,7 @@
       </w:pPr>
     </w:lvl>
   </w:abstractNum>
-  <w:abstractNum w:abstractNumId="35" w15:restartNumberingAfterBreak="0">
+  <w:abstractNum w:abstractNumId="37" w15:restartNumberingAfterBreak="0">
     <w:nsid w:val="547C4E7C"/>
     <w:multiLevelType w:val="multilevel"/>
     <w:tmpl w:val="418E4F8E"/>
@@ -37697,7 +39522,7 @@
       </w:pPr>
     </w:lvl>
   </w:abstractNum>
-  <w:abstractNum w:abstractNumId="36" w15:restartNumberingAfterBreak="0">
+  <w:abstractNum w:abstractNumId="38" w15:restartNumberingAfterBreak="0">
     <w:nsid w:val="5C6961C7"/>
     <w:multiLevelType w:val="multilevel"/>
     <w:tmpl w:val="B47ED35A"/>
@@ -37810,7 +39635,7 @@
       </w:pPr>
     </w:lvl>
   </w:abstractNum>
-  <w:abstractNum w:abstractNumId="37" w15:restartNumberingAfterBreak="0">
+  <w:abstractNum w:abstractNumId="39" w15:restartNumberingAfterBreak="0">
     <w:nsid w:val="5E1508D5"/>
     <w:multiLevelType w:val="multilevel"/>
     <w:tmpl w:val="094CE73C"/>
@@ -37923,7 +39748,7 @@
       </w:pPr>
     </w:lvl>
   </w:abstractNum>
-  <w:abstractNum w:abstractNumId="38" w15:restartNumberingAfterBreak="0">
+  <w:abstractNum w:abstractNumId="40" w15:restartNumberingAfterBreak="0">
     <w:nsid w:val="5E4A7AFB"/>
     <w:multiLevelType w:val="multilevel"/>
     <w:tmpl w:val="78FCEF5E"/>
@@ -38036,7 +39861,7 @@
       </w:pPr>
     </w:lvl>
   </w:abstractNum>
-  <w:abstractNum w:abstractNumId="39" w15:restartNumberingAfterBreak="0">
+  <w:abstractNum w:abstractNumId="41" w15:restartNumberingAfterBreak="0">
     <w:nsid w:val="5E716A6A"/>
     <w:multiLevelType w:val="multilevel"/>
     <w:tmpl w:val="44747422"/>
@@ -38149,7 +39974,7 @@
       </w:pPr>
     </w:lvl>
   </w:abstractNum>
-  <w:abstractNum w:abstractNumId="40" w15:restartNumberingAfterBreak="0">
+  <w:abstractNum w:abstractNumId="42" w15:restartNumberingAfterBreak="0">
     <w:nsid w:val="5F145FEC"/>
     <w:multiLevelType w:val="multilevel"/>
     <w:tmpl w:val="6916F2E4"/>
@@ -38262,7 +40087,7 @@
       </w:pPr>
     </w:lvl>
   </w:abstractNum>
-  <w:abstractNum w:abstractNumId="41" w15:restartNumberingAfterBreak="0">
+  <w:abstractNum w:abstractNumId="43" w15:restartNumberingAfterBreak="0">
     <w:nsid w:val="638C4BF1"/>
     <w:multiLevelType w:val="multilevel"/>
     <w:tmpl w:val="2FD6B106"/>
@@ -38411,7 +40236,7 @@
       </w:rPr>
     </w:lvl>
   </w:abstractNum>
-  <w:abstractNum w:abstractNumId="42" w15:restartNumberingAfterBreak="0">
+  <w:abstractNum w:abstractNumId="44" w15:restartNumberingAfterBreak="0">
     <w:nsid w:val="65315D8D"/>
     <w:multiLevelType w:val="multilevel"/>
     <w:tmpl w:val="7F72DC50"/>
@@ -38524,7 +40349,7 @@
       </w:pPr>
     </w:lvl>
   </w:abstractNum>
-  <w:abstractNum w:abstractNumId="43" w15:restartNumberingAfterBreak="0">
+  <w:abstractNum w:abstractNumId="45" w15:restartNumberingAfterBreak="0">
     <w:nsid w:val="660238AA"/>
     <w:multiLevelType w:val="multilevel"/>
     <w:tmpl w:val="327E902E"/>
@@ -38637,7 +40462,7 @@
       </w:pPr>
     </w:lvl>
   </w:abstractNum>
-  <w:abstractNum w:abstractNumId="44" w15:restartNumberingAfterBreak="0">
+  <w:abstractNum w:abstractNumId="46" w15:restartNumberingAfterBreak="0">
     <w:nsid w:val="66064FF9"/>
     <w:multiLevelType w:val="multilevel"/>
     <w:tmpl w:val="B340555C"/>
@@ -38786,7 +40611,7 @@
       </w:rPr>
     </w:lvl>
   </w:abstractNum>
-  <w:abstractNum w:abstractNumId="45" w15:restartNumberingAfterBreak="0">
+  <w:abstractNum w:abstractNumId="47" w15:restartNumberingAfterBreak="0">
     <w:nsid w:val="66B74FB0"/>
     <w:multiLevelType w:val="multilevel"/>
     <w:tmpl w:val="D13A590A"/>
@@ -38899,7 +40724,7 @@
       </w:pPr>
     </w:lvl>
   </w:abstractNum>
-  <w:abstractNum w:abstractNumId="46" w15:restartNumberingAfterBreak="0">
+  <w:abstractNum w:abstractNumId="48" w15:restartNumberingAfterBreak="0">
     <w:nsid w:val="687638F1"/>
     <w:multiLevelType w:val="multilevel"/>
     <w:tmpl w:val="82F2F01E"/>
@@ -39012,7 +40837,7 @@
       </w:pPr>
     </w:lvl>
   </w:abstractNum>
-  <w:abstractNum w:abstractNumId="47" w15:restartNumberingAfterBreak="0">
+  <w:abstractNum w:abstractNumId="49" w15:restartNumberingAfterBreak="0">
     <w:nsid w:val="6AFF0227"/>
     <w:multiLevelType w:val="multilevel"/>
     <w:tmpl w:val="9564A5B6"/>
@@ -39161,7 +40986,7 @@
       </w:rPr>
     </w:lvl>
   </w:abstractNum>
-  <w:abstractNum w:abstractNumId="48" w15:restartNumberingAfterBreak="0">
+  <w:abstractNum w:abstractNumId="50" w15:restartNumberingAfterBreak="0">
     <w:nsid w:val="6B4216F9"/>
     <w:multiLevelType w:val="multilevel"/>
     <w:tmpl w:val="F26A904E"/>
@@ -39274,7 +41099,7 @@
       </w:pPr>
     </w:lvl>
   </w:abstractNum>
-  <w:abstractNum w:abstractNumId="49" w15:restartNumberingAfterBreak="0">
+  <w:abstractNum w:abstractNumId="51" w15:restartNumberingAfterBreak="0">
     <w:nsid w:val="6DB931B2"/>
     <w:multiLevelType w:val="multilevel"/>
     <w:tmpl w:val="92544524"/>
@@ -39423,7 +41248,7 @@
       </w:rPr>
     </w:lvl>
   </w:abstractNum>
-  <w:abstractNum w:abstractNumId="50" w15:restartNumberingAfterBreak="0">
+  <w:abstractNum w:abstractNumId="52" w15:restartNumberingAfterBreak="0">
     <w:nsid w:val="710C2766"/>
     <w:multiLevelType w:val="multilevel"/>
     <w:tmpl w:val="7D2EDEBA"/>
@@ -39536,7 +41361,7 @@
       </w:pPr>
     </w:lvl>
   </w:abstractNum>
-  <w:abstractNum w:abstractNumId="51" w15:restartNumberingAfterBreak="0">
+  <w:abstractNum w:abstractNumId="53" w15:restartNumberingAfterBreak="0">
     <w:nsid w:val="754F3561"/>
     <w:multiLevelType w:val="multilevel"/>
     <w:tmpl w:val="2D6CCEA8"/>
@@ -39649,7 +41474,7 @@
       </w:pPr>
     </w:lvl>
   </w:abstractNum>
-  <w:abstractNum w:abstractNumId="52" w15:restartNumberingAfterBreak="0">
+  <w:abstractNum w:abstractNumId="54" w15:restartNumberingAfterBreak="0">
     <w:nsid w:val="76A622B5"/>
     <w:multiLevelType w:val="multilevel"/>
     <w:tmpl w:val="7AD00D8C"/>
@@ -39762,7 +41587,7 @@
       </w:pPr>
     </w:lvl>
   </w:abstractNum>
-  <w:abstractNum w:abstractNumId="53" w15:restartNumberingAfterBreak="0">
+  <w:abstractNum w:abstractNumId="55" w15:restartNumberingAfterBreak="0">
     <w:nsid w:val="797D0AAA"/>
     <w:multiLevelType w:val="multilevel"/>
     <w:tmpl w:val="A93CDF4C"/>
@@ -39911,7 +41736,7 @@
       </w:rPr>
     </w:lvl>
   </w:abstractNum>
-  <w:abstractNum w:abstractNumId="54" w15:restartNumberingAfterBreak="0">
+  <w:abstractNum w:abstractNumId="56" w15:restartNumberingAfterBreak="0">
     <w:nsid w:val="79D239C1"/>
     <w:multiLevelType w:val="multilevel"/>
     <w:tmpl w:val="DE4CCDE0"/>
@@ -40060,7 +41885,7 @@
       </w:rPr>
     </w:lvl>
   </w:abstractNum>
-  <w:abstractNum w:abstractNumId="55" w15:restartNumberingAfterBreak="0">
+  <w:abstractNum w:abstractNumId="57" w15:restartNumberingAfterBreak="0">
     <w:nsid w:val="79FD3935"/>
     <w:multiLevelType w:val="multilevel"/>
     <w:tmpl w:val="B07E4A46"/>
@@ -40173,7 +41998,7 @@
       </w:pPr>
     </w:lvl>
   </w:abstractNum>
-  <w:abstractNum w:abstractNumId="56" w15:restartNumberingAfterBreak="0">
+  <w:abstractNum w:abstractNumId="58" w15:restartNumberingAfterBreak="0">
     <w:nsid w:val="7CFB7089"/>
     <w:multiLevelType w:val="multilevel"/>
     <w:tmpl w:val="EF2E5320"/>
@@ -40323,13 +42148,13 @@
     </w:lvl>
   </w:abstractNum>
   <w:num w:numId="1" w16cid:durableId="1325626687">
-    <w:abstractNumId w:val="36"/>
+    <w:abstractNumId w:val="38"/>
   </w:num>
   <w:num w:numId="2" w16cid:durableId="642350065">
-    <w:abstractNumId w:val="31"/>
+    <w:abstractNumId w:val="33"/>
   </w:num>
   <w:num w:numId="3" w16cid:durableId="1489902165">
-    <w:abstractNumId w:val="32"/>
+    <w:abstractNumId w:val="34"/>
   </w:num>
   <w:num w:numId="4" w16cid:durableId="748575999">
     <w:abstractNumId w:val="4"/>
@@ -40338,162 +42163,168 @@
     <w:abstractNumId w:val="10"/>
   </w:num>
   <w:num w:numId="6" w16cid:durableId="1886746089">
-    <w:abstractNumId w:val="49"/>
+    <w:abstractNumId w:val="51"/>
   </w:num>
   <w:num w:numId="7" w16cid:durableId="650066308">
-    <w:abstractNumId w:val="35"/>
+    <w:abstractNumId w:val="37"/>
   </w:num>
   <w:num w:numId="8" w16cid:durableId="266819064">
-    <w:abstractNumId w:val="53"/>
+    <w:abstractNumId w:val="55"/>
   </w:num>
   <w:num w:numId="9" w16cid:durableId="2036731178">
-    <w:abstractNumId w:val="17"/>
+    <w:abstractNumId w:val="19"/>
   </w:num>
   <w:num w:numId="10" w16cid:durableId="902059320">
     <w:abstractNumId w:val="9"/>
   </w:num>
   <w:num w:numId="11" w16cid:durableId="1487697065">
-    <w:abstractNumId w:val="30"/>
+    <w:abstractNumId w:val="32"/>
   </w:num>
   <w:num w:numId="12" w16cid:durableId="1562982151">
     <w:abstractNumId w:val="3"/>
   </w:num>
   <w:num w:numId="13" w16cid:durableId="200630349">
-    <w:abstractNumId w:val="16"/>
+    <w:abstractNumId w:val="17"/>
   </w:num>
   <w:num w:numId="14" w16cid:durableId="1619027387">
-    <w:abstractNumId w:val="12"/>
+    <w:abstractNumId w:val="13"/>
   </w:num>
   <w:num w:numId="15" w16cid:durableId="1697152611">
-    <w:abstractNumId w:val="41"/>
+    <w:abstractNumId w:val="43"/>
   </w:num>
   <w:num w:numId="16" w16cid:durableId="1036738356">
-    <w:abstractNumId w:val="24"/>
+    <w:abstractNumId w:val="26"/>
   </w:num>
   <w:num w:numId="17" w16cid:durableId="1328509842">
-    <w:abstractNumId w:val="54"/>
+    <w:abstractNumId w:val="56"/>
   </w:num>
   <w:num w:numId="18" w16cid:durableId="1916014568">
     <w:abstractNumId w:val="11"/>
   </w:num>
   <w:num w:numId="19" w16cid:durableId="1447236432">
-    <w:abstractNumId w:val="39"/>
+    <w:abstractNumId w:val="41"/>
   </w:num>
   <w:num w:numId="20" w16cid:durableId="2056851643">
-    <w:abstractNumId w:val="23"/>
+    <w:abstractNumId w:val="25"/>
   </w:num>
   <w:num w:numId="21" w16cid:durableId="1478690699">
-    <w:abstractNumId w:val="55"/>
+    <w:abstractNumId w:val="57"/>
   </w:num>
   <w:num w:numId="22" w16cid:durableId="1512641807">
     <w:abstractNumId w:val="6"/>
   </w:num>
   <w:num w:numId="23" w16cid:durableId="954480404">
-    <w:abstractNumId w:val="33"/>
+    <w:abstractNumId w:val="35"/>
   </w:num>
   <w:num w:numId="24" w16cid:durableId="1430852547">
     <w:abstractNumId w:val="7"/>
   </w:num>
   <w:num w:numId="25" w16cid:durableId="876813661">
-    <w:abstractNumId w:val="37"/>
+    <w:abstractNumId w:val="39"/>
   </w:num>
   <w:num w:numId="26" w16cid:durableId="632637685">
-    <w:abstractNumId w:val="15"/>
+    <w:abstractNumId w:val="16"/>
   </w:num>
   <w:num w:numId="27" w16cid:durableId="1710690097">
-    <w:abstractNumId w:val="27"/>
+    <w:abstractNumId w:val="29"/>
   </w:num>
   <w:num w:numId="28" w16cid:durableId="1677802237">
     <w:abstractNumId w:val="0"/>
   </w:num>
   <w:num w:numId="29" w16cid:durableId="1751582639">
-    <w:abstractNumId w:val="18"/>
+    <w:abstractNumId w:val="20"/>
   </w:num>
   <w:num w:numId="30" w16cid:durableId="1398019252">
-    <w:abstractNumId w:val="40"/>
+    <w:abstractNumId w:val="42"/>
   </w:num>
   <w:num w:numId="31" w16cid:durableId="1332682007">
-    <w:abstractNumId w:val="43"/>
+    <w:abstractNumId w:val="45"/>
   </w:num>
   <w:num w:numId="32" w16cid:durableId="1288775644">
-    <w:abstractNumId w:val="20"/>
+    <w:abstractNumId w:val="22"/>
   </w:num>
   <w:num w:numId="33" w16cid:durableId="1114058048">
-    <w:abstractNumId w:val="42"/>
+    <w:abstractNumId w:val="44"/>
   </w:num>
   <w:num w:numId="34" w16cid:durableId="39941009">
     <w:abstractNumId w:val="8"/>
   </w:num>
   <w:num w:numId="35" w16cid:durableId="1529369227">
-    <w:abstractNumId w:val="22"/>
+    <w:abstractNumId w:val="24"/>
   </w:num>
   <w:num w:numId="36" w16cid:durableId="875043313">
-    <w:abstractNumId w:val="48"/>
+    <w:abstractNumId w:val="50"/>
   </w:num>
   <w:num w:numId="37" w16cid:durableId="433672096">
     <w:abstractNumId w:val="5"/>
   </w:num>
   <w:num w:numId="38" w16cid:durableId="1817843198">
+    <w:abstractNumId w:val="49"/>
+  </w:num>
+  <w:num w:numId="39" w16cid:durableId="66660169">
+    <w:abstractNumId w:val="21"/>
+  </w:num>
+  <w:num w:numId="40" w16cid:durableId="2060126847">
+    <w:abstractNumId w:val="15"/>
+  </w:num>
+  <w:num w:numId="41" w16cid:durableId="338586820">
     <w:abstractNumId w:val="47"/>
   </w:num>
-  <w:num w:numId="39" w16cid:durableId="66660169">
-    <w:abstractNumId w:val="19"/>
-  </w:num>
-  <w:num w:numId="40" w16cid:durableId="2060126847">
-    <w:abstractNumId w:val="14"/>
-  </w:num>
-  <w:num w:numId="41" w16cid:durableId="338586820">
-    <w:abstractNumId w:val="45"/>
-  </w:num>
   <w:num w:numId="42" w16cid:durableId="889224766">
-    <w:abstractNumId w:val="38"/>
+    <w:abstractNumId w:val="40"/>
   </w:num>
   <w:num w:numId="43" w16cid:durableId="1290934915">
+    <w:abstractNumId w:val="30"/>
+  </w:num>
+  <w:num w:numId="44" w16cid:durableId="210045384">
+    <w:abstractNumId w:val="31"/>
+  </w:num>
+  <w:num w:numId="45" w16cid:durableId="198398213">
+    <w:abstractNumId w:val="54"/>
+  </w:num>
+  <w:num w:numId="46" w16cid:durableId="1092508899">
+    <w:abstractNumId w:val="53"/>
+  </w:num>
+  <w:num w:numId="47" w16cid:durableId="1006789313">
     <w:abstractNumId w:val="28"/>
   </w:num>
-  <w:num w:numId="44" w16cid:durableId="210045384">
-    <w:abstractNumId w:val="29"/>
-  </w:num>
-  <w:num w:numId="45" w16cid:durableId="198398213">
-    <w:abstractNumId w:val="52"/>
-  </w:num>
-  <w:num w:numId="46" w16cid:durableId="1092508899">
-    <w:abstractNumId w:val="51"/>
-  </w:num>
-  <w:num w:numId="47" w16cid:durableId="1006789313">
-    <w:abstractNumId w:val="26"/>
-  </w:num>
   <w:num w:numId="48" w16cid:durableId="1267807337">
-    <w:abstractNumId w:val="21"/>
+    <w:abstractNumId w:val="23"/>
   </w:num>
   <w:num w:numId="49" w16cid:durableId="1362781488">
-    <w:abstractNumId w:val="34"/>
+    <w:abstractNumId w:val="36"/>
   </w:num>
   <w:num w:numId="50" w16cid:durableId="1121607282">
-    <w:abstractNumId w:val="13"/>
+    <w:abstractNumId w:val="14"/>
   </w:num>
   <w:num w:numId="51" w16cid:durableId="654263306">
     <w:abstractNumId w:val="2"/>
   </w:num>
   <w:num w:numId="52" w16cid:durableId="307590117">
-    <w:abstractNumId w:val="50"/>
+    <w:abstractNumId w:val="52"/>
   </w:num>
   <w:num w:numId="53" w16cid:durableId="551188308">
-    <w:abstractNumId w:val="46"/>
+    <w:abstractNumId w:val="48"/>
   </w:num>
   <w:num w:numId="54" w16cid:durableId="689256409">
-    <w:abstractNumId w:val="56"/>
+    <w:abstractNumId w:val="58"/>
   </w:num>
   <w:num w:numId="55" w16cid:durableId="377974077">
-    <w:abstractNumId w:val="44"/>
+    <w:abstractNumId w:val="46"/>
   </w:num>
   <w:num w:numId="56" w16cid:durableId="658273130">
     <w:abstractNumId w:val="1"/>
   </w:num>
   <w:num w:numId="57" w16cid:durableId="1661542422">
-    <w:abstractNumId w:val="25"/>
+    <w:abstractNumId w:val="27"/>
   </w:num>
-  <w:numIdMacAtCleanup w:val="48"/>
+  <w:num w:numId="58" w16cid:durableId="1801609153">
+    <w:abstractNumId w:val="12"/>
+  </w:num>
+  <w:num w:numId="59" w16cid:durableId="1631086036">
+    <w:abstractNumId w:val="18"/>
+  </w:num>
+  <w:numIdMacAtCleanup w:val="59"/>
 </w:numbering>
 </file>
 

--- a/python.docx
+++ b/python.docx
@@ -34617,6 +34617,4199 @@
         </w:rPr>
         <w:t>when working with dynamic or user-generated data.</w:t>
       </w:r>
+    </w:p>
+    <w:p>
+      <w:pPr>
+        <w:pStyle w:val="NoSpacing"/>
+      </w:pPr>
+    </w:p>
+    <w:p>
+      <w:pPr>
+        <w:pStyle w:val="NoSpacing"/>
+        <w:rPr>
+          <w:b/>
+          <w:bCs/>
+          <w:sz w:val="44"/>
+          <w:szCs w:val="44"/>
+          <w:u w:val="single"/>
+        </w:rPr>
+      </w:pPr>
+      <w:proofErr w:type="spellStart"/>
+      <w:proofErr w:type="gramStart"/>
+      <w:r>
+        <w:rPr>
+          <w:b/>
+          <w:bCs/>
+          <w:sz w:val="44"/>
+          <w:szCs w:val="44"/>
+          <w:u w:val="single"/>
+        </w:rPr>
+        <w:t>setdefault</w:t>
+      </w:r>
+      <w:proofErr w:type="spellEnd"/>
+      <w:r>
+        <w:rPr>
+          <w:b/>
+          <w:bCs/>
+          <w:sz w:val="44"/>
+          <w:szCs w:val="44"/>
+          <w:u w:val="single"/>
+        </w:rPr>
+        <w:t>(</w:t>
+      </w:r>
+      <w:proofErr w:type="gramEnd"/>
+      <w:r>
+        <w:rPr>
+          <w:b/>
+          <w:bCs/>
+          <w:sz w:val="44"/>
+          <w:szCs w:val="44"/>
+          <w:u w:val="single"/>
+        </w:rPr>
+        <w:t>) Method</w:t>
+      </w:r>
+    </w:p>
+    <w:p>
+      <w:pPr>
+        <w:pStyle w:val="NoSpacing"/>
+      </w:pPr>
+      <w:r>
+        <w:t>The </w:t>
+      </w:r>
+      <w:proofErr w:type="spellStart"/>
+      <w:proofErr w:type="gramStart"/>
+      <w:r>
+        <w:t>setdefault</w:t>
+      </w:r>
+      <w:proofErr w:type="spellEnd"/>
+      <w:r>
+        <w:t>(</w:t>
+      </w:r>
+      <w:proofErr w:type="gramEnd"/>
+      <w:r>
+        <w:t xml:space="preserve">) method is a built-in function in Python used with dictionaries. It allows you </w:t>
+      </w:r>
+      <w:r>
+        <w:rPr>
+          <w:highlight w:val="yellow"/>
+        </w:rPr>
+        <w:t>to retrieve the value of a specified key while ensuring that if the key does not exist, it is added to the dictionary with a default value.</w:t>
+      </w:r>
+    </w:p>
+    <w:p>
+      <w:pPr>
+        <w:pStyle w:val="NoSpacing"/>
+      </w:pPr>
+    </w:p>
+    <w:p>
+      <w:pPr>
+        <w:pStyle w:val="NoSpacing"/>
+      </w:pPr>
+      <w:r>
+        <w:rPr>
+          <w:b/>
+          <w:bCs/>
+        </w:rPr>
+        <w:t>Syntax:</w:t>
+      </w:r>
+    </w:p>
+    <w:p>
+      <w:pPr>
+        <w:pStyle w:val="NoSpacing"/>
+      </w:pPr>
+      <w:proofErr w:type="spellStart"/>
+      <w:proofErr w:type="gramStart"/>
+      <w:r>
+        <w:rPr>
+          <w:highlight w:val="yellow"/>
+        </w:rPr>
+        <w:t>dictionary.setdefault</w:t>
+      </w:r>
+      <w:proofErr w:type="spellEnd"/>
+      <w:proofErr w:type="gramEnd"/>
+      <w:r>
+        <w:rPr>
+          <w:highlight w:val="yellow"/>
+        </w:rPr>
+        <w:t xml:space="preserve">(key, </w:t>
+      </w:r>
+      <w:proofErr w:type="spellStart"/>
+      <w:r>
+        <w:rPr>
+          <w:highlight w:val="yellow"/>
+        </w:rPr>
+        <w:t>default_value</w:t>
+      </w:r>
+      <w:proofErr w:type="spellEnd"/>
+      <w:r>
+        <w:rPr>
+          <w:highlight w:val="yellow"/>
+        </w:rPr>
+        <w:t>)</w:t>
+      </w:r>
+    </w:p>
+    <w:p>
+      <w:pPr>
+        <w:pStyle w:val="NoSpacing"/>
+        <w:numPr>
+          <w:ilvl w:val="0"/>
+          <w:numId w:val="60"/>
+        </w:numPr>
+      </w:pPr>
+      <w:r>
+        <w:rPr>
+          <w:b/>
+          <w:bCs/>
+        </w:rPr>
+        <w:t>key:</w:t>
+      </w:r>
+      <w:r>
+        <w:t> The key to search for in the dictionary.</w:t>
+      </w:r>
+    </w:p>
+    <w:p>
+      <w:pPr>
+        <w:pStyle w:val="NoSpacing"/>
+        <w:numPr>
+          <w:ilvl w:val="0"/>
+          <w:numId w:val="60"/>
+        </w:numPr>
+      </w:pPr>
+      <w:proofErr w:type="spellStart"/>
+      <w:r>
+        <w:rPr>
+          <w:b/>
+          <w:bCs/>
+        </w:rPr>
+        <w:t>default_value</w:t>
+      </w:r>
+      <w:proofErr w:type="spellEnd"/>
+      <w:r>
+        <w:rPr>
+          <w:b/>
+          <w:bCs/>
+        </w:rPr>
+        <w:t>:</w:t>
+      </w:r>
+      <w:r>
+        <w:t> The value assigned to the key if it does not exist. If not provided, it defaults to None.</w:t>
+      </w:r>
+    </w:p>
+    <w:p>
+      <w:pPr>
+        <w:pStyle w:val="NoSpacing"/>
+      </w:pPr>
+      <w:proofErr w:type="spellStart"/>
+      <w:r>
+        <w:rPr>
+          <w:b/>
+          <w:bCs/>
+        </w:rPr>
+        <w:t>Behavior</w:t>
+      </w:r>
+      <w:proofErr w:type="spellEnd"/>
+      <w:r>
+        <w:rPr>
+          <w:b/>
+          <w:bCs/>
+        </w:rPr>
+        <w:t>:</w:t>
+      </w:r>
+    </w:p>
+    <w:p>
+      <w:pPr>
+        <w:pStyle w:val="NoSpacing"/>
+        <w:numPr>
+          <w:ilvl w:val="0"/>
+          <w:numId w:val="61"/>
+        </w:numPr>
+      </w:pPr>
+      <w:r>
+        <w:t>If the key </w:t>
+      </w:r>
+      <w:r>
+        <w:rPr>
+          <w:b/>
+          <w:bCs/>
+        </w:rPr>
+        <w:t>exists</w:t>
+      </w:r>
+      <w:r>
+        <w:t>, </w:t>
+      </w:r>
+      <w:proofErr w:type="spellStart"/>
+      <w:proofErr w:type="gramStart"/>
+      <w:r>
+        <w:t>setdefault</w:t>
+      </w:r>
+      <w:proofErr w:type="spellEnd"/>
+      <w:r>
+        <w:t>(</w:t>
+      </w:r>
+      <w:proofErr w:type="gramEnd"/>
+      <w:r>
+        <w:t>) simply returns its value.</w:t>
+      </w:r>
+    </w:p>
+    <w:p>
+      <w:pPr>
+        <w:pStyle w:val="NoSpacing"/>
+        <w:numPr>
+          <w:ilvl w:val="0"/>
+          <w:numId w:val="61"/>
+        </w:numPr>
+      </w:pPr>
+      <w:r>
+        <w:t>If the key </w:t>
+      </w:r>
+      <w:r>
+        <w:rPr>
+          <w:b/>
+          <w:bCs/>
+        </w:rPr>
+        <w:t>does not exist</w:t>
+      </w:r>
+      <w:r>
+        <w:t>, it is added to the dictionary with the specified </w:t>
+      </w:r>
+      <w:proofErr w:type="spellStart"/>
+      <w:r>
+        <w:t>default_value</w:t>
+      </w:r>
+      <w:proofErr w:type="spellEnd"/>
+      <w:r>
+        <w:t>, and that value is returned.</w:t>
+      </w:r>
+    </w:p>
+    <w:p>
+      <w:pPr>
+        <w:pStyle w:val="NoSpacing"/>
+      </w:pPr>
+    </w:p>
+    <w:p>
+      <w:pPr>
+        <w:pStyle w:val="NoSpacing"/>
+      </w:pPr>
+      <w:r>
+        <w:rPr>
+          <w:b/>
+          <w:bCs/>
+        </w:rPr>
+        <w:t>Example Usage</w:t>
+      </w:r>
+    </w:p>
+    <w:p>
+      <w:pPr>
+        <w:pStyle w:val="NoSpacing"/>
+      </w:pPr>
+      <w:r>
+        <w:t># Creating a dictionary</w:t>
+      </w:r>
+    </w:p>
+    <w:p>
+      <w:pPr>
+        <w:pStyle w:val="NoSpacing"/>
+      </w:pPr>
+      <w:proofErr w:type="spellStart"/>
+      <w:r>
+        <w:t>my_dict</w:t>
+      </w:r>
+      <w:proofErr w:type="spellEnd"/>
+      <w:r>
+        <w:t xml:space="preserve"> = {'a': 1, 'b': 2}</w:t>
+      </w:r>
+    </w:p>
+    <w:p>
+      <w:pPr>
+        <w:pStyle w:val="NoSpacing"/>
+      </w:pPr>
+    </w:p>
+    <w:p>
+      <w:pPr>
+        <w:pStyle w:val="NoSpacing"/>
+      </w:pPr>
+      <w:r>
+        <w:t># Retrieving the value of 'a' (existing key)</w:t>
+      </w:r>
+    </w:p>
+    <w:p>
+      <w:pPr>
+        <w:pStyle w:val="NoSpacing"/>
+      </w:pPr>
+      <w:proofErr w:type="spellStart"/>
+      <w:r>
+        <w:t>value_a</w:t>
+      </w:r>
+      <w:proofErr w:type="spellEnd"/>
+      <w:r>
+        <w:t xml:space="preserve"> = </w:t>
+      </w:r>
+      <w:proofErr w:type="spellStart"/>
+      <w:r>
+        <w:t>my_</w:t>
+      </w:r>
+      <w:proofErr w:type="gramStart"/>
+      <w:r>
+        <w:t>dict.setdefault</w:t>
+      </w:r>
+      <w:proofErr w:type="spellEnd"/>
+      <w:proofErr w:type="gramEnd"/>
+      <w:r>
+        <w:t>('a', 0</w:t>
+      </w:r>
+      <w:proofErr w:type="gramStart"/>
+      <w:r>
+        <w:t>)  #</w:t>
+      </w:r>
+      <w:proofErr w:type="gramEnd"/>
+      <w:r>
+        <w:t xml:space="preserve"> Returns 1, as 'a' already exists</w:t>
+      </w:r>
+    </w:p>
+    <w:p>
+      <w:pPr>
+        <w:pStyle w:val="NoSpacing"/>
+      </w:pPr>
+      <w:r>
+        <w:t>print(</w:t>
+      </w:r>
+      <w:proofErr w:type="spellStart"/>
+      <w:r>
+        <w:t>value_</w:t>
+      </w:r>
+      <w:proofErr w:type="gramStart"/>
+      <w:r>
+        <w:t>a</w:t>
+      </w:r>
+      <w:proofErr w:type="spellEnd"/>
+      <w:r>
+        <w:t>)  #</w:t>
+      </w:r>
+      <w:proofErr w:type="gramEnd"/>
+      <w:r>
+        <w:t xml:space="preserve"> Output: 1</w:t>
+      </w:r>
+    </w:p>
+    <w:p>
+      <w:pPr>
+        <w:pStyle w:val="NoSpacing"/>
+      </w:pPr>
+    </w:p>
+    <w:p>
+      <w:pPr>
+        <w:pStyle w:val="NoSpacing"/>
+      </w:pPr>
+      <w:r>
+        <w:t># Retrieving the value of 'c' (non-existent key)</w:t>
+      </w:r>
+    </w:p>
+    <w:p>
+      <w:pPr>
+        <w:pStyle w:val="NoSpacing"/>
+      </w:pPr>
+      <w:proofErr w:type="spellStart"/>
+      <w:r>
+        <w:t>value_c</w:t>
+      </w:r>
+      <w:proofErr w:type="spellEnd"/>
+      <w:r>
+        <w:t xml:space="preserve"> = </w:t>
+      </w:r>
+      <w:proofErr w:type="spellStart"/>
+      <w:r>
+        <w:t>my_</w:t>
+      </w:r>
+      <w:proofErr w:type="gramStart"/>
+      <w:r>
+        <w:t>dict.setdefault</w:t>
+      </w:r>
+      <w:proofErr w:type="spellEnd"/>
+      <w:proofErr w:type="gramEnd"/>
+      <w:r>
+        <w:t>('c', 3</w:t>
+      </w:r>
+      <w:proofErr w:type="gramStart"/>
+      <w:r>
+        <w:t>)  #</w:t>
+      </w:r>
+      <w:proofErr w:type="gramEnd"/>
+      <w:r>
+        <w:t xml:space="preserve"> Adds 'c': 3 and returns 3</w:t>
+      </w:r>
+    </w:p>
+    <w:p>
+      <w:pPr>
+        <w:pStyle w:val="NoSpacing"/>
+      </w:pPr>
+      <w:r>
+        <w:t>print(</w:t>
+      </w:r>
+      <w:proofErr w:type="spellStart"/>
+      <w:r>
+        <w:t>value_c</w:t>
+      </w:r>
+      <w:proofErr w:type="spellEnd"/>
+      <w:proofErr w:type="gramStart"/>
+      <w:r>
+        <w:t>)  #</w:t>
+      </w:r>
+      <w:proofErr w:type="gramEnd"/>
+      <w:r>
+        <w:t xml:space="preserve"> Output: 3</w:t>
+      </w:r>
+    </w:p>
+    <w:p>
+      <w:pPr>
+        <w:pStyle w:val="NoSpacing"/>
+      </w:pPr>
+    </w:p>
+    <w:p>
+      <w:pPr>
+        <w:pStyle w:val="NoSpacing"/>
+      </w:pPr>
+      <w:r>
+        <w:t># Checking the updated dictionary</w:t>
+      </w:r>
+    </w:p>
+    <w:p>
+      <w:pPr>
+        <w:pStyle w:val="NoSpacing"/>
+      </w:pPr>
+      <w:r>
+        <w:t>print(</w:t>
+      </w:r>
+      <w:proofErr w:type="spellStart"/>
+      <w:r>
+        <w:t>my_</w:t>
+      </w:r>
+      <w:proofErr w:type="gramStart"/>
+      <w:r>
+        <w:t>dict</w:t>
+      </w:r>
+      <w:proofErr w:type="spellEnd"/>
+      <w:r>
+        <w:t>)  #</w:t>
+      </w:r>
+      <w:proofErr w:type="gramEnd"/>
+      <w:r>
+        <w:t xml:space="preserve"> Output: {'a': 1, 'b': 2, 'c': 3}</w:t>
+      </w:r>
+    </w:p>
+    <w:p>
+      <w:pPr>
+        <w:pStyle w:val="NoSpacing"/>
+      </w:pPr>
+      <w:r>
+        <w:rPr>
+          <w:b/>
+          <w:bCs/>
+        </w:rPr>
+        <w:t>Explanation:</w:t>
+      </w:r>
+    </w:p>
+    <w:p>
+      <w:pPr>
+        <w:pStyle w:val="NoSpacing"/>
+        <w:numPr>
+          <w:ilvl w:val="0"/>
+          <w:numId w:val="62"/>
+        </w:numPr>
+      </w:pPr>
+      <w:r>
+        <w:t>Since 'a' was already present, </w:t>
+      </w:r>
+      <w:proofErr w:type="spellStart"/>
+      <w:proofErr w:type="gramStart"/>
+      <w:r>
+        <w:t>setdefault</w:t>
+      </w:r>
+      <w:proofErr w:type="spellEnd"/>
+      <w:r>
+        <w:t>(</w:t>
+      </w:r>
+      <w:proofErr w:type="gramEnd"/>
+      <w:r>
+        <w:t>'a', 0) returned 1 without modifying the dictionary.</w:t>
+      </w:r>
+    </w:p>
+    <w:p>
+      <w:pPr>
+        <w:pStyle w:val="NoSpacing"/>
+        <w:numPr>
+          <w:ilvl w:val="0"/>
+          <w:numId w:val="62"/>
+        </w:numPr>
+      </w:pPr>
+      <w:r>
+        <w:t>'c' was missing, so </w:t>
+      </w:r>
+      <w:proofErr w:type="spellStart"/>
+      <w:proofErr w:type="gramStart"/>
+      <w:r>
+        <w:t>setdefault</w:t>
+      </w:r>
+      <w:proofErr w:type="spellEnd"/>
+      <w:r>
+        <w:t>(</w:t>
+      </w:r>
+      <w:proofErr w:type="gramEnd"/>
+      <w:r>
+        <w:t>'c', 3) added 'c': 3 to the dictionary and returned 3.</w:t>
+      </w:r>
+    </w:p>
+    <w:p>
+      <w:pPr>
+        <w:pStyle w:val="NoSpacing"/>
+      </w:pPr>
+    </w:p>
+    <w:p>
+      <w:pPr>
+        <w:pStyle w:val="NoSpacing"/>
+        <w:rPr>
+          <w:b/>
+          <w:bCs/>
+          <w:sz w:val="40"/>
+          <w:szCs w:val="40"/>
+          <w:u w:val="single"/>
+        </w:rPr>
+      </w:pPr>
+      <w:proofErr w:type="gramStart"/>
+      <w:r>
+        <w:rPr>
+          <w:b/>
+          <w:bCs/>
+          <w:sz w:val="40"/>
+          <w:szCs w:val="40"/>
+          <w:u w:val="single"/>
+        </w:rPr>
+        <w:t>update(</w:t>
+      </w:r>
+      <w:proofErr w:type="gramEnd"/>
+      <w:r>
+        <w:rPr>
+          <w:b/>
+          <w:bCs/>
+          <w:sz w:val="40"/>
+          <w:szCs w:val="40"/>
+          <w:u w:val="single"/>
+        </w:rPr>
+        <w:t>) Method</w:t>
+      </w:r>
+    </w:p>
+    <w:p>
+      <w:pPr>
+        <w:pStyle w:val="NoSpacing"/>
+      </w:pPr>
+      <w:r>
+        <w:t xml:space="preserve">Dictionaries in Python store and manipulate data using key-value pairs. The </w:t>
+      </w:r>
+      <w:proofErr w:type="gramStart"/>
+      <w:r>
+        <w:t>update(</w:t>
+      </w:r>
+      <w:proofErr w:type="gramEnd"/>
+      <w:r>
+        <w:t xml:space="preserve">) method </w:t>
+      </w:r>
+      <w:r>
+        <w:rPr>
+          <w:highlight w:val="yellow"/>
+        </w:rPr>
+        <w:t>efficiently adds new keys or updates existing ones</w:t>
+      </w:r>
+      <w:r>
+        <w:t>, making modifications dynamic and straightforward.</w:t>
+      </w:r>
+    </w:p>
+    <w:p>
+      <w:pPr>
+        <w:pStyle w:val="NoSpacing"/>
+      </w:pPr>
+    </w:p>
+    <w:p>
+      <w:pPr>
+        <w:pStyle w:val="NoSpacing"/>
+      </w:pPr>
+      <w:r>
+        <w:rPr>
+          <w:b/>
+          <w:bCs/>
+        </w:rPr>
+        <w:t>Updating a Dictionary with Another Dictionary</w:t>
+      </w:r>
+    </w:p>
+    <w:p>
+      <w:pPr>
+        <w:pStyle w:val="NoSpacing"/>
+      </w:pPr>
+      <w:r>
+        <w:t># Creating an initial dictionary</w:t>
+      </w:r>
+    </w:p>
+    <w:p>
+      <w:pPr>
+        <w:pStyle w:val="NoSpacing"/>
+      </w:pPr>
+      <w:proofErr w:type="spellStart"/>
+      <w:r>
+        <w:lastRenderedPageBreak/>
+        <w:t>my_dict</w:t>
+      </w:r>
+      <w:proofErr w:type="spellEnd"/>
+      <w:r>
+        <w:t xml:space="preserve"> = {'a': 1, 'b': 2}</w:t>
+      </w:r>
+    </w:p>
+    <w:p>
+      <w:pPr>
+        <w:pStyle w:val="NoSpacing"/>
+      </w:pPr>
+    </w:p>
+    <w:p>
+      <w:pPr>
+        <w:pStyle w:val="NoSpacing"/>
+      </w:pPr>
+      <w:r>
+        <w:t># Displaying the original dictionary</w:t>
+      </w:r>
+    </w:p>
+    <w:p>
+      <w:pPr>
+        <w:pStyle w:val="NoSpacing"/>
+      </w:pPr>
+      <w:proofErr w:type="gramStart"/>
+      <w:r>
+        <w:t>print(</w:t>
+      </w:r>
+      <w:proofErr w:type="gramEnd"/>
+      <w:r>
+        <w:t xml:space="preserve">"Original Dictionary:", </w:t>
+      </w:r>
+      <w:proofErr w:type="spellStart"/>
+      <w:r>
+        <w:t>my_dict</w:t>
+      </w:r>
+      <w:proofErr w:type="spellEnd"/>
+      <w:r>
+        <w:t xml:space="preserve">) # Output -&gt; Original Dictionary: {'a': 1, 'b': 2} </w:t>
+      </w:r>
+    </w:p>
+    <w:p>
+      <w:pPr>
+        <w:pStyle w:val="NoSpacing"/>
+      </w:pPr>
+    </w:p>
+    <w:p>
+      <w:pPr>
+        <w:pStyle w:val="NoSpacing"/>
+      </w:pPr>
+      <w:r>
+        <w:t># Updating the dictionary</w:t>
+      </w:r>
+    </w:p>
+    <w:p>
+      <w:pPr>
+        <w:pStyle w:val="NoSpacing"/>
+      </w:pPr>
+      <w:proofErr w:type="spellStart"/>
+      <w:r>
+        <w:rPr>
+          <w:highlight w:val="yellow"/>
+        </w:rPr>
+        <w:t>my_</w:t>
+      </w:r>
+      <w:proofErr w:type="gramStart"/>
+      <w:r>
+        <w:rPr>
+          <w:highlight w:val="yellow"/>
+        </w:rPr>
+        <w:t>dict.update</w:t>
+      </w:r>
+      <w:proofErr w:type="spellEnd"/>
+      <w:proofErr w:type="gramEnd"/>
+      <w:r>
+        <w:rPr>
+          <w:highlight w:val="yellow"/>
+        </w:rPr>
+        <w:t>({'b': 3, 'c': 4</w:t>
+      </w:r>
+      <w:r>
+        <w:t>}) # Output -&gt; Updated Dictionary: {'a': 1, 'b': 3, 'c': 4}</w:t>
+      </w:r>
+    </w:p>
+    <w:p>
+      <w:pPr>
+        <w:pStyle w:val="NoSpacing"/>
+      </w:pPr>
+    </w:p>
+    <w:p>
+      <w:pPr>
+        <w:pStyle w:val="NoSpacing"/>
+      </w:pPr>
+      <w:r>
+        <w:t># Displaying the updated dictionary</w:t>
+      </w:r>
+    </w:p>
+    <w:p>
+      <w:pPr>
+        <w:pStyle w:val="NoSpacing"/>
+      </w:pPr>
+      <w:proofErr w:type="gramStart"/>
+      <w:r>
+        <w:t>print(</w:t>
+      </w:r>
+      <w:proofErr w:type="gramEnd"/>
+      <w:r>
+        <w:t xml:space="preserve">"Updated Dictionary:", </w:t>
+      </w:r>
+      <w:proofErr w:type="spellStart"/>
+      <w:r>
+        <w:t>my_dict</w:t>
+      </w:r>
+      <w:proofErr w:type="spellEnd"/>
+      <w:r>
+        <w:t>)</w:t>
+      </w:r>
+    </w:p>
+    <w:p>
+      <w:pPr>
+        <w:pStyle w:val="NoSpacing"/>
+      </w:pPr>
+      <w:r>
+        <w:rPr>
+          <w:b/>
+          <w:bCs/>
+        </w:rPr>
+        <w:t>Explanation</w:t>
+      </w:r>
+    </w:p>
+    <w:p>
+      <w:pPr>
+        <w:pStyle w:val="NoSpacing"/>
+        <w:numPr>
+          <w:ilvl w:val="0"/>
+          <w:numId w:val="63"/>
+        </w:numPr>
+      </w:pPr>
+      <w:r>
+        <w:t>The value of key 'b' changed from 2 to 3.</w:t>
+      </w:r>
+    </w:p>
+    <w:p>
+      <w:pPr>
+        <w:pStyle w:val="NoSpacing"/>
+        <w:numPr>
+          <w:ilvl w:val="0"/>
+          <w:numId w:val="63"/>
+        </w:numPr>
+      </w:pPr>
+      <w:r>
+        <w:t>A new key 'c' was added with the value 4.</w:t>
+      </w:r>
+    </w:p>
+    <w:p>
+      <w:pPr>
+        <w:pStyle w:val="NoSpacing"/>
+      </w:pPr>
+    </w:p>
+    <w:p>
+      <w:pPr>
+        <w:pStyle w:val="NoSpacing"/>
+      </w:pPr>
+      <w:r>
+        <w:rPr>
+          <w:b/>
+          <w:bCs/>
+        </w:rPr>
+        <w:t xml:space="preserve">Using an </w:t>
+      </w:r>
+      <w:proofErr w:type="spellStart"/>
+      <w:r>
+        <w:rPr>
+          <w:b/>
+          <w:bCs/>
+        </w:rPr>
+        <w:t>Iterable</w:t>
+      </w:r>
+      <w:proofErr w:type="spellEnd"/>
+      <w:r>
+        <w:rPr>
+          <w:b/>
+          <w:bCs/>
+        </w:rPr>
+        <w:t xml:space="preserve"> of Key-Value Pairs</w:t>
+      </w:r>
+    </w:p>
+    <w:p>
+      <w:pPr>
+        <w:pStyle w:val="NoSpacing"/>
+      </w:pPr>
+      <w:r>
+        <w:t>The </w:t>
+      </w:r>
+      <w:proofErr w:type="gramStart"/>
+      <w:r>
+        <w:t>update(</w:t>
+      </w:r>
+      <w:proofErr w:type="gramEnd"/>
+      <w:r>
+        <w:t xml:space="preserve">) method also accepts an </w:t>
+      </w:r>
+      <w:proofErr w:type="spellStart"/>
+      <w:r>
+        <w:t>iterable</w:t>
+      </w:r>
+      <w:proofErr w:type="spellEnd"/>
+      <w:r>
+        <w:t>, such as a list of tuples:</w:t>
+      </w:r>
+    </w:p>
+    <w:p>
+      <w:pPr>
+        <w:pStyle w:val="NoSpacing"/>
+      </w:pPr>
+      <w:r>
+        <w:t># Updating with a list of key-value pairs</w:t>
+      </w:r>
+    </w:p>
+    <w:p>
+      <w:pPr>
+        <w:pStyle w:val="NoSpacing"/>
+      </w:pPr>
+      <w:proofErr w:type="spellStart"/>
+      <w:r>
+        <w:rPr>
+          <w:highlight w:val="yellow"/>
+        </w:rPr>
+        <w:t>my_</w:t>
+      </w:r>
+      <w:proofErr w:type="gramStart"/>
+      <w:r>
+        <w:rPr>
+          <w:highlight w:val="yellow"/>
+        </w:rPr>
+        <w:t>dict.update</w:t>
+      </w:r>
+      <w:proofErr w:type="spellEnd"/>
+      <w:proofErr w:type="gramEnd"/>
+      <w:r>
+        <w:rPr>
+          <w:highlight w:val="yellow"/>
+        </w:rPr>
+        <w:t>([('a', 10), ('d', 5)])</w:t>
+      </w:r>
+    </w:p>
+    <w:p>
+      <w:pPr>
+        <w:pStyle w:val="NoSpacing"/>
+      </w:pPr>
+    </w:p>
+    <w:p>
+      <w:pPr>
+        <w:pStyle w:val="NoSpacing"/>
+      </w:pPr>
+      <w:r>
+        <w:t># Displaying the further updated dictionary</w:t>
+      </w:r>
+    </w:p>
+    <w:p>
+      <w:pPr>
+        <w:pStyle w:val="NoSpacing"/>
+      </w:pPr>
+      <w:proofErr w:type="gramStart"/>
+      <w:r>
+        <w:t>print(</w:t>
+      </w:r>
+      <w:proofErr w:type="gramEnd"/>
+      <w:r>
+        <w:t xml:space="preserve">"Further Updated Dictionary:", </w:t>
+      </w:r>
+      <w:proofErr w:type="spellStart"/>
+      <w:r>
+        <w:t>my_dict</w:t>
+      </w:r>
+      <w:proofErr w:type="spellEnd"/>
+      <w:r>
+        <w:t>) # Output -&gt; Further Updated Dictionary: {'a': 10, 'b': 3, 'c': 4, 'd': 5}</w:t>
+      </w:r>
+    </w:p>
+    <w:p>
+      <w:pPr>
+        <w:pStyle w:val="NoSpacing"/>
+      </w:pPr>
+      <w:r>
+        <w:rPr>
+          <w:b/>
+          <w:bCs/>
+        </w:rPr>
+        <w:t>Explanation:</w:t>
+      </w:r>
+    </w:p>
+    <w:p>
+      <w:pPr>
+        <w:pStyle w:val="NoSpacing"/>
+        <w:numPr>
+          <w:ilvl w:val="0"/>
+          <w:numId w:val="64"/>
+        </w:numPr>
+      </w:pPr>
+      <w:r>
+        <w:t>The value of 'a' was updated from 1 to 10.</w:t>
+      </w:r>
+    </w:p>
+    <w:p>
+      <w:pPr>
+        <w:pStyle w:val="NoSpacing"/>
+        <w:numPr>
+          <w:ilvl w:val="0"/>
+          <w:numId w:val="64"/>
+        </w:numPr>
+      </w:pPr>
+      <w:r>
+        <w:t>A new key 'd' was added with the value 5.</w:t>
+      </w:r>
+    </w:p>
+    <w:p>
+      <w:pPr>
+        <w:pStyle w:val="NoSpacing"/>
+      </w:pPr>
+    </w:p>
+    <w:p>
+      <w:pPr>
+        <w:pStyle w:val="NoSpacing"/>
+        <w:rPr>
+          <w:b/>
+          <w:bCs/>
+          <w:sz w:val="56"/>
+          <w:szCs w:val="56"/>
+          <w:u w:val="single"/>
+        </w:rPr>
+      </w:pPr>
+      <w:proofErr w:type="gramStart"/>
+      <w:r>
+        <w:rPr>
+          <w:b/>
+          <w:bCs/>
+          <w:sz w:val="44"/>
+          <w:szCs w:val="44"/>
+          <w:u w:val="single"/>
+        </w:rPr>
+        <w:t>clear(</w:t>
+      </w:r>
+      <w:proofErr w:type="gramEnd"/>
+      <w:r>
+        <w:rPr>
+          <w:b/>
+          <w:bCs/>
+          <w:sz w:val="44"/>
+          <w:szCs w:val="44"/>
+          <w:u w:val="single"/>
+        </w:rPr>
+        <w:t>) Method</w:t>
+      </w:r>
+    </w:p>
+    <w:p>
+      <w:pPr>
+        <w:pStyle w:val="NoSpacing"/>
+      </w:pPr>
+    </w:p>
+    <w:p>
+      <w:pPr>
+        <w:pStyle w:val="NoSpacing"/>
+      </w:pPr>
+      <w:r>
+        <w:t>The </w:t>
+      </w:r>
+      <w:proofErr w:type="gramStart"/>
+      <w:r>
+        <w:t>clear(</w:t>
+      </w:r>
+      <w:proofErr w:type="gramEnd"/>
+      <w:r>
+        <w:t xml:space="preserve">) method </w:t>
+      </w:r>
+      <w:r>
+        <w:rPr>
+          <w:highlight w:val="yellow"/>
+        </w:rPr>
+        <w:t>removes all items from a dictionary</w:t>
+      </w:r>
+      <w:r>
+        <w:t>, leaving it empty while preserving the dictionary object itself. This is useful when you need to reset a dictionary without creating a new one.</w:t>
+      </w:r>
+    </w:p>
+    <w:p>
+      <w:pPr>
+        <w:pStyle w:val="NoSpacing"/>
+      </w:pPr>
+      <w:r>
+        <w:t># Step 1: Creating a Dictionary</w:t>
+      </w:r>
+    </w:p>
+    <w:p>
+      <w:pPr>
+        <w:pStyle w:val="NoSpacing"/>
+      </w:pPr>
+      <w:proofErr w:type="spellStart"/>
+      <w:r>
+        <w:t>my_dict</w:t>
+      </w:r>
+      <w:proofErr w:type="spellEnd"/>
+      <w:r>
+        <w:t xml:space="preserve"> = {</w:t>
+      </w:r>
+    </w:p>
+    <w:p>
+      <w:pPr>
+        <w:pStyle w:val="NoSpacing"/>
+      </w:pPr>
+      <w:r>
+        <w:t xml:space="preserve">    'name': 'Alice',</w:t>
+      </w:r>
+    </w:p>
+    <w:p>
+      <w:pPr>
+        <w:pStyle w:val="NoSpacing"/>
+      </w:pPr>
+      <w:r>
+        <w:t xml:space="preserve">    'age': 25,</w:t>
+      </w:r>
+    </w:p>
+    <w:p>
+      <w:pPr>
+        <w:pStyle w:val="NoSpacing"/>
+      </w:pPr>
+      <w:r>
+        <w:t xml:space="preserve">    'city': 'New York'</w:t>
+      </w:r>
+    </w:p>
+    <w:p>
+      <w:pPr>
+        <w:pStyle w:val="NoSpacing"/>
+      </w:pPr>
+      <w:r>
+        <w:t>}</w:t>
+      </w:r>
+    </w:p>
+    <w:p>
+      <w:pPr>
+        <w:pStyle w:val="NoSpacing"/>
+      </w:pPr>
+    </w:p>
+    <w:p>
+      <w:pPr>
+        <w:pStyle w:val="NoSpacing"/>
+      </w:pPr>
+      <w:r>
+        <w:t xml:space="preserve"># Step 2: Using </w:t>
+      </w:r>
+      <w:proofErr w:type="gramStart"/>
+      <w:r>
+        <w:t>clear(</w:t>
+      </w:r>
+      <w:proofErr w:type="gramEnd"/>
+      <w:r>
+        <w:t>) to Empty the Dictionary</w:t>
+      </w:r>
+    </w:p>
+    <w:p>
+      <w:pPr>
+        <w:pStyle w:val="NoSpacing"/>
+      </w:pPr>
+      <w:proofErr w:type="spellStart"/>
+      <w:r>
+        <w:rPr>
+          <w:highlight w:val="yellow"/>
+        </w:rPr>
+        <w:t>my_</w:t>
+      </w:r>
+      <w:proofErr w:type="gramStart"/>
+      <w:r>
+        <w:rPr>
+          <w:highlight w:val="yellow"/>
+        </w:rPr>
+        <w:t>dict.clear</w:t>
+      </w:r>
+      <w:proofErr w:type="spellEnd"/>
+      <w:proofErr w:type="gramEnd"/>
+      <w:r>
+        <w:rPr>
+          <w:highlight w:val="yellow"/>
+        </w:rPr>
+        <w:t>()</w:t>
+      </w:r>
+    </w:p>
+    <w:p>
+      <w:pPr>
+        <w:pStyle w:val="NoSpacing"/>
+      </w:pPr>
+    </w:p>
+    <w:p>
+      <w:pPr>
+        <w:pStyle w:val="NoSpacing"/>
+      </w:pPr>
+      <w:r>
+        <w:t># Step 3: Checking the Dictionary</w:t>
+      </w:r>
+    </w:p>
+    <w:p>
+      <w:pPr>
+        <w:pStyle w:val="NoSpacing"/>
+      </w:pPr>
+      <w:r>
+        <w:t>print(</w:t>
+      </w:r>
+      <w:proofErr w:type="spellStart"/>
+      <w:r>
+        <w:t>my_dict</w:t>
+      </w:r>
+      <w:proofErr w:type="spellEnd"/>
+      <w:r>
+        <w:t>)</w:t>
+      </w:r>
+    </w:p>
+    <w:p>
+      <w:pPr>
+        <w:pStyle w:val="NoSpacing"/>
+      </w:pPr>
+    </w:p>
+    <w:p>
+      <w:pPr>
+        <w:pStyle w:val="NoSpacing"/>
+        <w:rPr>
+          <w:b/>
+          <w:bCs/>
+        </w:rPr>
+      </w:pPr>
+    </w:p>
+    <w:p>
+      <w:pPr>
+        <w:pStyle w:val="NoSpacing"/>
+        <w:rPr>
+          <w:b/>
+          <w:bCs/>
+        </w:rPr>
+      </w:pPr>
+    </w:p>
+    <w:p>
+      <w:pPr>
+        <w:pStyle w:val="NoSpacing"/>
+        <w:rPr>
+          <w:b/>
+          <w:bCs/>
+          <w:sz w:val="44"/>
+          <w:szCs w:val="44"/>
+          <w:u w:val="single"/>
+        </w:rPr>
+      </w:pPr>
+      <w:proofErr w:type="gramStart"/>
+      <w:r>
+        <w:rPr>
+          <w:b/>
+          <w:bCs/>
+          <w:sz w:val="44"/>
+          <w:szCs w:val="44"/>
+          <w:u w:val="single"/>
+        </w:rPr>
+        <w:lastRenderedPageBreak/>
+        <w:t>copy(</w:t>
+      </w:r>
+      <w:proofErr w:type="gramEnd"/>
+      <w:r>
+        <w:rPr>
+          <w:b/>
+          <w:bCs/>
+          <w:sz w:val="44"/>
+          <w:szCs w:val="44"/>
+          <w:u w:val="single"/>
+        </w:rPr>
+        <w:t>) Method</w:t>
+      </w:r>
+    </w:p>
+    <w:p>
+      <w:pPr>
+        <w:pStyle w:val="NoSpacing"/>
+      </w:pPr>
+      <w:r>
+        <w:t>The </w:t>
+      </w:r>
+      <w:proofErr w:type="gramStart"/>
+      <w:r>
+        <w:t>copy(</w:t>
+      </w:r>
+      <w:proofErr w:type="gramEnd"/>
+      <w:r>
+        <w:t xml:space="preserve">) method creates a shallow copy of a dictionary, meaning </w:t>
+      </w:r>
+      <w:r>
+        <w:rPr>
+          <w:highlight w:val="yellow"/>
+        </w:rPr>
+        <w:t>it returns a new dictionary with the same key-value pairs but as a separate object in memory. Changes to the copied dictionary do not affect the original.</w:t>
+      </w:r>
+    </w:p>
+    <w:p>
+      <w:pPr>
+        <w:pStyle w:val="NoSpacing"/>
+      </w:pPr>
+    </w:p>
+    <w:p>
+      <w:pPr>
+        <w:pStyle w:val="NoSpacing"/>
+      </w:pPr>
+      <w:r>
+        <w:rPr>
+          <w:b/>
+          <w:bCs/>
+          <w:highlight w:val="green"/>
+        </w:rPr>
+        <w:t>Example 1: Independent Copy</w:t>
+      </w:r>
+    </w:p>
+    <w:p>
+      <w:pPr>
+        <w:pStyle w:val="NoSpacing"/>
+        <w:rPr>
+          <w:highlight w:val="yellow"/>
+        </w:rPr>
+      </w:pPr>
+      <w:proofErr w:type="spellStart"/>
+      <w:r>
+        <w:rPr>
+          <w:highlight w:val="yellow"/>
+        </w:rPr>
+        <w:t>original_dict</w:t>
+      </w:r>
+      <w:proofErr w:type="spellEnd"/>
+      <w:r>
+        <w:rPr>
+          <w:highlight w:val="yellow"/>
+        </w:rPr>
+        <w:t xml:space="preserve"> = {'a': 1, 'b': 2, 'c': 3}</w:t>
+      </w:r>
+    </w:p>
+    <w:p>
+      <w:pPr>
+        <w:pStyle w:val="NoSpacing"/>
+        <w:rPr>
+          <w:highlight w:val="yellow"/>
+        </w:rPr>
+      </w:pPr>
+      <w:proofErr w:type="spellStart"/>
+      <w:r>
+        <w:rPr>
+          <w:highlight w:val="yellow"/>
+        </w:rPr>
+        <w:t>copied_dict</w:t>
+      </w:r>
+      <w:proofErr w:type="spellEnd"/>
+      <w:r>
+        <w:rPr>
+          <w:highlight w:val="yellow"/>
+        </w:rPr>
+        <w:t xml:space="preserve"> = </w:t>
+      </w:r>
+      <w:proofErr w:type="spellStart"/>
+      <w:r>
+        <w:rPr>
+          <w:highlight w:val="yellow"/>
+        </w:rPr>
+        <w:t>original_</w:t>
+      </w:r>
+      <w:proofErr w:type="gramStart"/>
+      <w:r>
+        <w:rPr>
+          <w:highlight w:val="yellow"/>
+        </w:rPr>
+        <w:t>dict.copy</w:t>
+      </w:r>
+      <w:proofErr w:type="spellEnd"/>
+      <w:proofErr w:type="gramEnd"/>
+      <w:r>
+        <w:rPr>
+          <w:highlight w:val="yellow"/>
+        </w:rPr>
+        <w:t>()</w:t>
+      </w:r>
+    </w:p>
+    <w:p>
+      <w:pPr>
+        <w:pStyle w:val="NoSpacing"/>
+      </w:pPr>
+      <w:proofErr w:type="spellStart"/>
+      <w:r>
+        <w:rPr>
+          <w:highlight w:val="yellow"/>
+        </w:rPr>
+        <w:t>copied_dict</w:t>
+      </w:r>
+      <w:proofErr w:type="spellEnd"/>
+      <w:r>
+        <w:rPr>
+          <w:highlight w:val="yellow"/>
+        </w:rPr>
+        <w:t>['a'] = 10</w:t>
+      </w:r>
+    </w:p>
+    <w:p>
+      <w:pPr>
+        <w:pStyle w:val="NoSpacing"/>
+      </w:pPr>
+    </w:p>
+    <w:p>
+      <w:pPr>
+        <w:pStyle w:val="NoSpacing"/>
+      </w:pPr>
+      <w:r>
+        <w:t>print(</w:t>
+      </w:r>
+      <w:proofErr w:type="spellStart"/>
+      <w:r>
+        <w:t>original_</w:t>
+      </w:r>
+      <w:proofErr w:type="gramStart"/>
+      <w:r>
+        <w:t>dict</w:t>
+      </w:r>
+      <w:proofErr w:type="spellEnd"/>
+      <w:r>
+        <w:t xml:space="preserve">)  </w:t>
+      </w:r>
+      <w:r>
+        <w:rPr>
+          <w:highlight w:val="yellow"/>
+        </w:rPr>
+        <w:t>#</w:t>
+      </w:r>
+      <w:proofErr w:type="gramEnd"/>
+      <w:r>
+        <w:rPr>
+          <w:highlight w:val="yellow"/>
+        </w:rPr>
+        <w:t xml:space="preserve"> {'a': 1, 'b': 2, 'c': 3}</w:t>
+      </w:r>
+    </w:p>
+    <w:p>
+      <w:pPr>
+        <w:pStyle w:val="NoSpacing"/>
+      </w:pPr>
+      <w:r>
+        <w:t>print(</w:t>
+      </w:r>
+      <w:proofErr w:type="spellStart"/>
+      <w:r>
+        <w:t>copied_</w:t>
+      </w:r>
+      <w:proofErr w:type="gramStart"/>
+      <w:r>
+        <w:t>dict</w:t>
+      </w:r>
+      <w:proofErr w:type="spellEnd"/>
+      <w:r>
+        <w:t xml:space="preserve">)   </w:t>
+      </w:r>
+      <w:proofErr w:type="gramEnd"/>
+      <w:r>
+        <w:t xml:space="preserve"> </w:t>
+      </w:r>
+      <w:r>
+        <w:rPr>
+          <w:highlight w:val="yellow"/>
+        </w:rPr>
+        <w:t># {'a': 10, 'b': 2, 'c': 3}</w:t>
+      </w:r>
+    </w:p>
+    <w:p>
+      <w:pPr>
+        <w:pStyle w:val="NoSpacing"/>
+      </w:pPr>
+      <w:r>
+        <w:t>Here, modifying </w:t>
+      </w:r>
+      <w:proofErr w:type="spellStart"/>
+      <w:r>
+        <w:t>copied_dict</w:t>
+      </w:r>
+      <w:proofErr w:type="spellEnd"/>
+      <w:r>
+        <w:t> does not change </w:t>
+      </w:r>
+      <w:proofErr w:type="spellStart"/>
+      <w:r>
+        <w:t>original_dict</w:t>
+      </w:r>
+      <w:proofErr w:type="spellEnd"/>
+      <w:r>
+        <w:t>.</w:t>
+      </w:r>
+    </w:p>
+    <w:p>
+      <w:pPr>
+        <w:pStyle w:val="NoSpacing"/>
+      </w:pPr>
+    </w:p>
+    <w:p>
+      <w:pPr>
+        <w:pStyle w:val="NoSpacing"/>
+      </w:pPr>
+      <w:r>
+        <w:rPr>
+          <w:b/>
+          <w:bCs/>
+          <w:highlight w:val="green"/>
+        </w:rPr>
+        <w:t>Example 2: Effect on Mutable Objects</w:t>
+      </w:r>
+    </w:p>
+    <w:p>
+      <w:pPr>
+        <w:pStyle w:val="NoSpacing"/>
+      </w:pPr>
+      <w:proofErr w:type="spellStart"/>
+      <w:r>
+        <w:t>my_dict</w:t>
+      </w:r>
+      <w:proofErr w:type="spellEnd"/>
+      <w:r>
+        <w:t xml:space="preserve"> = {'name': 'Alice', 'hobbies': ['reading', 'painting']}</w:t>
+      </w:r>
+    </w:p>
+    <w:p>
+      <w:pPr>
+        <w:pStyle w:val="NoSpacing"/>
+        <w:rPr>
+          <w:highlight w:val="yellow"/>
+        </w:rPr>
+      </w:pPr>
+      <w:proofErr w:type="spellStart"/>
+      <w:r>
+        <w:rPr>
+          <w:highlight w:val="yellow"/>
+        </w:rPr>
+        <w:t>copied_dict</w:t>
+      </w:r>
+      <w:proofErr w:type="spellEnd"/>
+      <w:r>
+        <w:rPr>
+          <w:highlight w:val="yellow"/>
+        </w:rPr>
+        <w:t xml:space="preserve"> = </w:t>
+      </w:r>
+      <w:proofErr w:type="spellStart"/>
+      <w:r>
+        <w:rPr>
+          <w:highlight w:val="yellow"/>
+        </w:rPr>
+        <w:t>my_</w:t>
+      </w:r>
+      <w:proofErr w:type="gramStart"/>
+      <w:r>
+        <w:rPr>
+          <w:highlight w:val="yellow"/>
+        </w:rPr>
+        <w:t>dict.copy</w:t>
+      </w:r>
+      <w:proofErr w:type="spellEnd"/>
+      <w:proofErr w:type="gramEnd"/>
+      <w:r>
+        <w:rPr>
+          <w:highlight w:val="yellow"/>
+        </w:rPr>
+        <w:t>()</w:t>
+      </w:r>
+    </w:p>
+    <w:p>
+      <w:pPr>
+        <w:pStyle w:val="NoSpacing"/>
+      </w:pPr>
+      <w:proofErr w:type="spellStart"/>
+      <w:r>
+        <w:rPr>
+          <w:highlight w:val="yellow"/>
+        </w:rPr>
+        <w:t>my_dict</w:t>
+      </w:r>
+      <w:proofErr w:type="spellEnd"/>
+      <w:r>
+        <w:rPr>
+          <w:highlight w:val="yellow"/>
+        </w:rPr>
+        <w:t>['hobbies'</w:t>
+      </w:r>
+      <w:proofErr w:type="gramStart"/>
+      <w:r>
+        <w:rPr>
+          <w:highlight w:val="yellow"/>
+        </w:rPr>
+        <w:t>].append</w:t>
+      </w:r>
+      <w:proofErr w:type="gramEnd"/>
+      <w:r>
+        <w:rPr>
+          <w:highlight w:val="yellow"/>
+        </w:rPr>
+        <w:t>('coding')</w:t>
+      </w:r>
+    </w:p>
+    <w:p>
+      <w:pPr>
+        <w:pStyle w:val="NoSpacing"/>
+      </w:pPr>
+    </w:p>
+    <w:p>
+      <w:pPr>
+        <w:pStyle w:val="NoSpacing"/>
+      </w:pPr>
+      <w:r>
+        <w:t>print(</w:t>
+      </w:r>
+      <w:proofErr w:type="spellStart"/>
+      <w:r>
+        <w:t>my_</w:t>
+      </w:r>
+      <w:proofErr w:type="gramStart"/>
+      <w:r>
+        <w:t>dict</w:t>
+      </w:r>
+      <w:proofErr w:type="spellEnd"/>
+      <w:r>
+        <w:t xml:space="preserve">)   </w:t>
+      </w:r>
+      <w:proofErr w:type="gramEnd"/>
+      <w:r>
+        <w:t xml:space="preserve">    </w:t>
+      </w:r>
+      <w:r>
+        <w:rPr>
+          <w:highlight w:val="yellow"/>
+        </w:rPr>
+        <w:t># {'name': 'Alice', 'hobbies': ['reading', 'painting', 'coding']}</w:t>
+      </w:r>
+    </w:p>
+    <w:p>
+      <w:pPr>
+        <w:pStyle w:val="NoSpacing"/>
+      </w:pPr>
+      <w:r>
+        <w:t>print(</w:t>
+      </w:r>
+      <w:proofErr w:type="spellStart"/>
+      <w:r>
+        <w:t>copied_</w:t>
+      </w:r>
+      <w:proofErr w:type="gramStart"/>
+      <w:r>
+        <w:t>dict</w:t>
+      </w:r>
+      <w:proofErr w:type="spellEnd"/>
+      <w:r>
+        <w:rPr>
+          <w:highlight w:val="yellow"/>
+        </w:rPr>
+        <w:t xml:space="preserve">)   </w:t>
+      </w:r>
+      <w:proofErr w:type="gramEnd"/>
+      <w:r>
+        <w:rPr>
+          <w:highlight w:val="yellow"/>
+        </w:rPr>
+        <w:t># {'name': 'Alice', 'hobbies': ['reading', 'painting', 'coding']}</w:t>
+      </w:r>
+    </w:p>
+    <w:p>
+      <w:pPr>
+        <w:pStyle w:val="NoSpacing"/>
+      </w:pPr>
+      <w:r>
+        <w:rPr>
+          <w:highlight w:val="cyan"/>
+        </w:rPr>
+        <w:t>Since lists are mutable, both dictionaries share the same reference, causing changes to reflect in both.</w:t>
+      </w:r>
+    </w:p>
+    <w:p>
+      <w:pPr>
+        <w:pStyle w:val="NoSpacing"/>
+      </w:pPr>
+    </w:p>
+    <w:p>
+      <w:pPr>
+        <w:pStyle w:val="NoSpacing"/>
+        <w:rPr>
+          <w:b/>
+          <w:bCs/>
+          <w:sz w:val="44"/>
+          <w:szCs w:val="44"/>
+          <w:u w:val="single"/>
+        </w:rPr>
+      </w:pPr>
+      <w:r>
+        <w:rPr>
+          <w:b/>
+          <w:bCs/>
+          <w:sz w:val="44"/>
+          <w:szCs w:val="44"/>
+          <w:u w:val="single"/>
+        </w:rPr>
+        <w:t>Keys View</w:t>
+      </w:r>
+    </w:p>
+    <w:p>
+      <w:pPr>
+        <w:pStyle w:val="NoSpacing"/>
+      </w:pPr>
+      <w:r>
+        <w:t>The </w:t>
+      </w:r>
+      <w:proofErr w:type="gramStart"/>
+      <w:r>
+        <w:t>keys(</w:t>
+      </w:r>
+      <w:proofErr w:type="gramEnd"/>
+      <w:r>
+        <w:t xml:space="preserve">) method is a built-in function that </w:t>
+      </w:r>
+      <w:r>
+        <w:rPr>
+          <w:highlight w:val="yellow"/>
+        </w:rPr>
+        <w:t>returns a </w:t>
+      </w:r>
+      <w:r>
+        <w:rPr>
+          <w:b/>
+          <w:bCs/>
+          <w:highlight w:val="yellow"/>
+        </w:rPr>
+        <w:t>view object</w:t>
+      </w:r>
+      <w:r>
+        <w:rPr>
+          <w:highlight w:val="yellow"/>
+        </w:rPr>
+        <w:t> displaying all the keys in a dictionary.</w:t>
+      </w:r>
+      <w:r>
+        <w:t xml:space="preserve"> This view is </w:t>
+      </w:r>
+      <w:r>
+        <w:rPr>
+          <w:b/>
+          <w:bCs/>
+        </w:rPr>
+        <w:t>dynamic</w:t>
+      </w:r>
+      <w:r>
+        <w:t>, meaning it automatically reflects any changes made to the dictionary—making it incredibly useful when working with dictionaries.</w:t>
+      </w:r>
+    </w:p>
+    <w:p>
+      <w:pPr>
+        <w:pStyle w:val="NoSpacing"/>
+      </w:pPr>
+    </w:p>
+    <w:p>
+      <w:pPr>
+        <w:pStyle w:val="NoSpacing"/>
+      </w:pPr>
+      <w:r>
+        <w:rPr>
+          <w:b/>
+          <w:bCs/>
+        </w:rPr>
+        <w:t>Retrieving a Keys View</w:t>
+      </w:r>
+    </w:p>
+    <w:p>
+      <w:pPr>
+        <w:pStyle w:val="NoSpacing"/>
+      </w:pPr>
+      <w:r>
+        <w:t># Create a dictionary</w:t>
+      </w:r>
+    </w:p>
+    <w:p>
+      <w:pPr>
+        <w:pStyle w:val="NoSpacing"/>
+      </w:pPr>
+      <w:proofErr w:type="spellStart"/>
+      <w:r>
+        <w:t>my_dict</w:t>
+      </w:r>
+      <w:proofErr w:type="spellEnd"/>
+      <w:r>
+        <w:t xml:space="preserve"> = {'name': 'Alice', 'age': 25, 'city': 'New York'}</w:t>
+      </w:r>
+    </w:p>
+    <w:p>
+      <w:pPr>
+        <w:pStyle w:val="NoSpacing"/>
+      </w:pPr>
+    </w:p>
+    <w:p>
+      <w:pPr>
+        <w:pStyle w:val="NoSpacing"/>
+      </w:pPr>
+      <w:r>
+        <w:t># Get the keys view</w:t>
+      </w:r>
+    </w:p>
+    <w:p>
+      <w:pPr>
+        <w:pStyle w:val="NoSpacing"/>
+      </w:pPr>
+      <w:proofErr w:type="spellStart"/>
+      <w:r>
+        <w:rPr>
+          <w:highlight w:val="yellow"/>
+        </w:rPr>
+        <w:t>keys_view</w:t>
+      </w:r>
+      <w:proofErr w:type="spellEnd"/>
+      <w:r>
+        <w:rPr>
+          <w:highlight w:val="yellow"/>
+        </w:rPr>
+        <w:t xml:space="preserve"> = </w:t>
+      </w:r>
+      <w:proofErr w:type="spellStart"/>
+      <w:r>
+        <w:rPr>
+          <w:highlight w:val="yellow"/>
+        </w:rPr>
+        <w:t>my_</w:t>
+      </w:r>
+      <w:proofErr w:type="gramStart"/>
+      <w:r>
+        <w:rPr>
+          <w:highlight w:val="yellow"/>
+        </w:rPr>
+        <w:t>dict.keys</w:t>
+      </w:r>
+      <w:proofErr w:type="spellEnd"/>
+      <w:proofErr w:type="gramEnd"/>
+      <w:r>
+        <w:rPr>
+          <w:highlight w:val="yellow"/>
+        </w:rPr>
+        <w:t>()</w:t>
+      </w:r>
+    </w:p>
+    <w:p>
+      <w:pPr>
+        <w:pStyle w:val="NoSpacing"/>
+      </w:pPr>
+    </w:p>
+    <w:p>
+      <w:pPr>
+        <w:pStyle w:val="NoSpacing"/>
+      </w:pPr>
+      <w:r>
+        <w:t># Print the keys view</w:t>
+      </w:r>
+    </w:p>
+    <w:p>
+      <w:pPr>
+        <w:pStyle w:val="NoSpacing"/>
+      </w:pPr>
+      <w:r>
+        <w:t>print(</w:t>
+      </w:r>
+      <w:proofErr w:type="spellStart"/>
+      <w:r>
+        <w:t>keys_view</w:t>
+      </w:r>
+      <w:proofErr w:type="spellEnd"/>
+      <w:r>
+        <w:t xml:space="preserve">) # Output -&gt; </w:t>
+      </w:r>
+      <w:proofErr w:type="spellStart"/>
+      <w:r>
+        <w:rPr>
+          <w:highlight w:val="yellow"/>
+        </w:rPr>
+        <w:t>dict_</w:t>
+      </w:r>
+      <w:proofErr w:type="gramStart"/>
+      <w:r>
+        <w:rPr>
+          <w:highlight w:val="yellow"/>
+        </w:rPr>
+        <w:t>keys</w:t>
+      </w:r>
+      <w:proofErr w:type="spellEnd"/>
+      <w:r>
+        <w:rPr>
+          <w:highlight w:val="yellow"/>
+        </w:rPr>
+        <w:t>(</w:t>
+      </w:r>
+      <w:proofErr w:type="gramEnd"/>
+      <w:r>
+        <w:rPr>
+          <w:highlight w:val="yellow"/>
+        </w:rPr>
+        <w:t>['name', 'age', 'city'])</w:t>
+      </w:r>
+    </w:p>
+    <w:p>
+      <w:pPr>
+        <w:pStyle w:val="NoSpacing"/>
+      </w:pPr>
+      <w:r>
+        <w:t>Here, </w:t>
+      </w:r>
+      <w:proofErr w:type="spellStart"/>
+      <w:r>
+        <w:t>keys_view</w:t>
+      </w:r>
+      <w:proofErr w:type="spellEnd"/>
+      <w:r>
+        <w:t> is a view object that dynamically reflects the dictionary's keys.</w:t>
+      </w:r>
+    </w:p>
+    <w:p>
+      <w:pPr>
+        <w:pStyle w:val="NoSpacing"/>
+      </w:pPr>
+    </w:p>
+    <w:p>
+      <w:pPr>
+        <w:pStyle w:val="NoSpacing"/>
+      </w:pPr>
+      <w:r>
+        <w:rPr>
+          <w:b/>
+          <w:bCs/>
+        </w:rPr>
+        <w:t>Converting Keys View to a List</w:t>
+      </w:r>
+    </w:p>
+    <w:p>
+      <w:pPr>
+        <w:pStyle w:val="NoSpacing"/>
+      </w:pPr>
+      <w:r>
+        <w:t>If you need to work with the keys as a standard list, you can convert the view object using </w:t>
+      </w:r>
+      <w:proofErr w:type="gramStart"/>
+      <w:r>
+        <w:t>list(</w:t>
+      </w:r>
+      <w:proofErr w:type="gramEnd"/>
+      <w:r>
+        <w:t>):</w:t>
+      </w:r>
+    </w:p>
+    <w:p>
+      <w:pPr>
+        <w:pStyle w:val="NoSpacing"/>
+      </w:pPr>
+      <w:r>
+        <w:t># Convert keys view to a list</w:t>
+      </w:r>
+    </w:p>
+    <w:p>
+      <w:pPr>
+        <w:pStyle w:val="NoSpacing"/>
+      </w:pPr>
+      <w:proofErr w:type="spellStart"/>
+      <w:r>
+        <w:t>keys_list</w:t>
+      </w:r>
+      <w:proofErr w:type="spellEnd"/>
+      <w:r>
+        <w:t xml:space="preserve"> = list(</w:t>
+      </w:r>
+      <w:proofErr w:type="spellStart"/>
+      <w:r>
+        <w:t>keys_view</w:t>
+      </w:r>
+      <w:proofErr w:type="spellEnd"/>
+      <w:r>
+        <w:t>)</w:t>
+      </w:r>
+    </w:p>
+    <w:p>
+      <w:pPr>
+        <w:pStyle w:val="NoSpacing"/>
+      </w:pPr>
+    </w:p>
+    <w:p>
+      <w:pPr>
+        <w:pStyle w:val="NoSpacing"/>
+      </w:pPr>
+      <w:r>
+        <w:t># Print the list of keys</w:t>
+      </w:r>
+    </w:p>
+    <w:p>
+      <w:pPr>
+        <w:pStyle w:val="NoSpacing"/>
+      </w:pPr>
+      <w:r>
+        <w:t>print(</w:t>
+      </w:r>
+      <w:proofErr w:type="spellStart"/>
+      <w:r>
+        <w:t>keys_list</w:t>
+      </w:r>
+      <w:proofErr w:type="spellEnd"/>
+      <w:r>
+        <w:t>) # Output -&gt; ['name', 'age', 'city']</w:t>
+      </w:r>
+    </w:p>
+    <w:p>
+      <w:pPr>
+        <w:pStyle w:val="NoSpacing"/>
+      </w:pPr>
+    </w:p>
+    <w:p>
+      <w:pPr>
+        <w:pStyle w:val="NoSpacing"/>
+      </w:pPr>
+      <w:r>
+        <w:rPr>
+          <w:b/>
+          <w:bCs/>
+        </w:rPr>
+        <w:t>Keys View Updates Dynamically</w:t>
+      </w:r>
+    </w:p>
+    <w:p>
+      <w:pPr>
+        <w:pStyle w:val="NoSpacing"/>
+      </w:pPr>
+      <w:r>
+        <w:t>One of the key advantages of </w:t>
+      </w:r>
+      <w:proofErr w:type="gramStart"/>
+      <w:r>
+        <w:t>keys(</w:t>
+      </w:r>
+      <w:proofErr w:type="gramEnd"/>
+      <w:r>
+        <w:t>) is its ability to reflect changes in the dictionary instantly. For example:</w:t>
+      </w:r>
+    </w:p>
+    <w:p>
+      <w:pPr>
+        <w:pStyle w:val="NoSpacing"/>
+      </w:pPr>
+      <w:r>
+        <w:t># Add a new key-value pair</w:t>
+      </w:r>
+    </w:p>
+    <w:p>
+      <w:pPr>
+        <w:pStyle w:val="NoSpacing"/>
+      </w:pPr>
+      <w:proofErr w:type="spellStart"/>
+      <w:r>
+        <w:t>my_dict</w:t>
+      </w:r>
+      <w:proofErr w:type="spellEnd"/>
+      <w:r>
+        <w:t>['country'] = 'USA'</w:t>
+      </w:r>
+    </w:p>
+    <w:p>
+      <w:pPr>
+        <w:pStyle w:val="NoSpacing"/>
+      </w:pPr>
+    </w:p>
+    <w:p>
+      <w:pPr>
+        <w:pStyle w:val="NoSpacing"/>
+      </w:pPr>
+      <w:r>
+        <w:t># Print the updated keys view</w:t>
+      </w:r>
+    </w:p>
+    <w:p>
+      <w:pPr>
+        <w:pStyle w:val="NoSpacing"/>
+      </w:pPr>
+      <w:r>
+        <w:t>print(</w:t>
+      </w:r>
+      <w:proofErr w:type="spellStart"/>
+      <w:r>
+        <w:t>keys_</w:t>
+      </w:r>
+      <w:proofErr w:type="gramStart"/>
+      <w:r>
+        <w:t>view</w:t>
+      </w:r>
+      <w:proofErr w:type="spellEnd"/>
+      <w:r>
+        <w:t>)  #</w:t>
+      </w:r>
+      <w:proofErr w:type="gramEnd"/>
+      <w:r>
+        <w:t xml:space="preserve"> Output -&gt; </w:t>
+      </w:r>
+      <w:proofErr w:type="spellStart"/>
+      <w:r>
+        <w:t>dict_</w:t>
+      </w:r>
+      <w:proofErr w:type="gramStart"/>
+      <w:r>
+        <w:t>keys</w:t>
+      </w:r>
+      <w:proofErr w:type="spellEnd"/>
+      <w:r>
+        <w:t>(</w:t>
+      </w:r>
+      <w:proofErr w:type="gramEnd"/>
+      <w:r>
+        <w:t>['name', 'age', 'city', 'country'])</w:t>
+      </w:r>
+    </w:p>
+    <w:p>
+      <w:pPr>
+        <w:pStyle w:val="NoSpacing"/>
+      </w:pPr>
+      <w:r>
+        <w:t>Notice that </w:t>
+      </w:r>
+      <w:r>
+        <w:rPr>
+          <w:b/>
+          <w:bCs/>
+        </w:rPr>
+        <w:t>even though we didn't call </w:t>
+      </w:r>
+      <w:proofErr w:type="gramStart"/>
+      <w:r>
+        <w:rPr>
+          <w:b/>
+          <w:bCs/>
+        </w:rPr>
+        <w:t>keys(</w:t>
+      </w:r>
+      <w:proofErr w:type="gramEnd"/>
+      <w:r>
+        <w:rPr>
+          <w:b/>
+          <w:bCs/>
+        </w:rPr>
+        <w:t>) again</w:t>
+      </w:r>
+      <w:r>
+        <w:t>, the new key 'country' automatically appears in the view. This makes it an efficient way to track dictionary keys without manually updating a separate list.</w:t>
+      </w:r>
+    </w:p>
+    <w:p>
+      <w:pPr>
+        <w:pStyle w:val="NoSpacing"/>
+      </w:pPr>
+    </w:p>
+    <w:p>
+      <w:pPr>
+        <w:pStyle w:val="NoSpacing"/>
+        <w:rPr>
+          <w:b/>
+          <w:bCs/>
+          <w:sz w:val="44"/>
+          <w:szCs w:val="44"/>
+          <w:u w:val="single"/>
+        </w:rPr>
+      </w:pPr>
+      <w:r>
+        <w:rPr>
+          <w:b/>
+          <w:bCs/>
+          <w:sz w:val="44"/>
+          <w:szCs w:val="44"/>
+          <w:u w:val="single"/>
+        </w:rPr>
+        <w:t>Values View</w:t>
+      </w:r>
+    </w:p>
+    <w:p>
+      <w:pPr>
+        <w:pStyle w:val="NoSpacing"/>
+      </w:pPr>
+      <w:r>
+        <w:t>The </w:t>
+      </w:r>
+      <w:r>
+        <w:rPr>
+          <w:b/>
+          <w:bCs/>
+        </w:rPr>
+        <w:t>Values View</w:t>
+      </w:r>
+      <w:r>
+        <w:t> </w:t>
+      </w:r>
+      <w:r>
+        <w:rPr>
+          <w:highlight w:val="yellow"/>
+        </w:rPr>
+        <w:t>allows us to see all the values stored in a dictionary</w:t>
+      </w:r>
+      <w:r>
+        <w:t xml:space="preserve"> at once. We can access it using </w:t>
+      </w:r>
+      <w:proofErr w:type="gramStart"/>
+      <w:r>
+        <w:t>the </w:t>
+      </w:r>
+      <w:r>
+        <w:rPr>
+          <w:highlight w:val="yellow"/>
+        </w:rPr>
+        <w:t>.values</w:t>
+      </w:r>
+      <w:proofErr w:type="gramEnd"/>
+      <w:r>
+        <w:rPr>
+          <w:highlight w:val="yellow"/>
+        </w:rPr>
+        <w:t>()</w:t>
+      </w:r>
+      <w:r>
+        <w:t> method, which returns a dynamic view object of the dictionary’s values. This view updates automatically whenever the dictionary changes.</w:t>
+      </w:r>
+    </w:p>
+    <w:p>
+      <w:pPr>
+        <w:pStyle w:val="NoSpacing"/>
+      </w:pPr>
+      <w:r>
+        <w:t># Creating a dictionary</w:t>
+      </w:r>
+    </w:p>
+    <w:p>
+      <w:pPr>
+        <w:pStyle w:val="NoSpacing"/>
+      </w:pPr>
+      <w:proofErr w:type="spellStart"/>
+      <w:r>
+        <w:t>my_dict</w:t>
+      </w:r>
+      <w:proofErr w:type="spellEnd"/>
+      <w:r>
+        <w:t xml:space="preserve"> = {</w:t>
+      </w:r>
+    </w:p>
+    <w:p>
+      <w:pPr>
+        <w:pStyle w:val="NoSpacing"/>
+      </w:pPr>
+      <w:r>
+        <w:t xml:space="preserve">    'apple': 1,</w:t>
+      </w:r>
+    </w:p>
+    <w:p>
+      <w:pPr>
+        <w:pStyle w:val="NoSpacing"/>
+      </w:pPr>
+      <w:r>
+        <w:t xml:space="preserve">    'banana': 2,</w:t>
+      </w:r>
+    </w:p>
+    <w:p>
+      <w:pPr>
+        <w:pStyle w:val="NoSpacing"/>
+      </w:pPr>
+      <w:r>
+        <w:t xml:space="preserve">    'orange': 3</w:t>
+      </w:r>
+    </w:p>
+    <w:p>
+      <w:pPr>
+        <w:pStyle w:val="NoSpacing"/>
+      </w:pPr>
+      <w:r>
+        <w:t>}</w:t>
+      </w:r>
+    </w:p>
+    <w:p>
+      <w:pPr>
+        <w:pStyle w:val="NoSpacing"/>
+      </w:pPr>
+    </w:p>
+    <w:p>
+      <w:pPr>
+        <w:pStyle w:val="NoSpacing"/>
+      </w:pPr>
+      <w:r>
+        <w:t># Accessing the Values View</w:t>
+      </w:r>
+    </w:p>
+    <w:p>
+      <w:pPr>
+        <w:pStyle w:val="NoSpacing"/>
+      </w:pPr>
+      <w:proofErr w:type="spellStart"/>
+      <w:r>
+        <w:rPr>
+          <w:highlight w:val="yellow"/>
+        </w:rPr>
+        <w:t>values_view</w:t>
+      </w:r>
+      <w:proofErr w:type="spellEnd"/>
+      <w:r>
+        <w:rPr>
+          <w:highlight w:val="yellow"/>
+        </w:rPr>
+        <w:t xml:space="preserve"> = </w:t>
+      </w:r>
+      <w:proofErr w:type="spellStart"/>
+      <w:r>
+        <w:rPr>
+          <w:highlight w:val="yellow"/>
+        </w:rPr>
+        <w:t>my_</w:t>
+      </w:r>
+      <w:proofErr w:type="gramStart"/>
+      <w:r>
+        <w:rPr>
+          <w:highlight w:val="yellow"/>
+        </w:rPr>
+        <w:t>dict.values</w:t>
+      </w:r>
+      <w:proofErr w:type="spellEnd"/>
+      <w:proofErr w:type="gramEnd"/>
+      <w:r>
+        <w:rPr>
+          <w:highlight w:val="yellow"/>
+        </w:rPr>
+        <w:t>()</w:t>
+      </w:r>
+    </w:p>
+    <w:p>
+      <w:pPr>
+        <w:pStyle w:val="NoSpacing"/>
+      </w:pPr>
+    </w:p>
+    <w:p>
+      <w:pPr>
+        <w:pStyle w:val="NoSpacing"/>
+      </w:pPr>
+      <w:r>
+        <w:t># Displaying the Values View</w:t>
+      </w:r>
+    </w:p>
+    <w:p>
+      <w:pPr>
+        <w:pStyle w:val="NoSpacing"/>
+      </w:pPr>
+      <w:proofErr w:type="gramStart"/>
+      <w:r>
+        <w:t>print(</w:t>
+      </w:r>
+      <w:proofErr w:type="gramEnd"/>
+      <w:r>
+        <w:t xml:space="preserve">"Values View:", </w:t>
+      </w:r>
+      <w:proofErr w:type="spellStart"/>
+      <w:r>
+        <w:t>values_view</w:t>
+      </w:r>
+      <w:proofErr w:type="spellEnd"/>
+      <w:r>
+        <w:t>)</w:t>
+      </w:r>
+    </w:p>
+    <w:p>
+      <w:pPr>
+        <w:pStyle w:val="NoSpacing"/>
+      </w:pPr>
+    </w:p>
+    <w:p>
+      <w:pPr>
+        <w:pStyle w:val="NoSpacing"/>
+      </w:pPr>
+      <w:r>
+        <w:t xml:space="preserve"># Checking dynamic </w:t>
+      </w:r>
+      <w:proofErr w:type="spellStart"/>
+      <w:r>
+        <w:t>behavior</w:t>
+      </w:r>
+      <w:proofErr w:type="spellEnd"/>
+    </w:p>
+    <w:p>
+      <w:pPr>
+        <w:pStyle w:val="NoSpacing"/>
+      </w:pPr>
+      <w:proofErr w:type="spellStart"/>
+      <w:r>
+        <w:t>my_dict</w:t>
+      </w:r>
+      <w:proofErr w:type="spellEnd"/>
+      <w:r>
+        <w:t xml:space="preserve">['grape'] = </w:t>
+      </w:r>
+      <w:proofErr w:type="gramStart"/>
+      <w:r>
+        <w:t>4  #</w:t>
+      </w:r>
+      <w:proofErr w:type="gramEnd"/>
+      <w:r>
+        <w:t xml:space="preserve"> Adding a new key-value pair</w:t>
+      </w:r>
+    </w:p>
+    <w:p>
+      <w:pPr>
+        <w:pStyle w:val="NoSpacing"/>
+      </w:pPr>
+      <w:proofErr w:type="gramStart"/>
+      <w:r>
+        <w:t>print(</w:t>
+      </w:r>
+      <w:proofErr w:type="gramEnd"/>
+      <w:r>
+        <w:t xml:space="preserve">"Updated Values View:", </w:t>
+      </w:r>
+      <w:proofErr w:type="spellStart"/>
+      <w:r>
+        <w:t>values_view</w:t>
+      </w:r>
+      <w:proofErr w:type="spellEnd"/>
+      <w:r>
+        <w:t>)</w:t>
+      </w:r>
+    </w:p>
+    <w:p>
+      <w:pPr>
+        <w:pStyle w:val="NoSpacing"/>
+      </w:pPr>
+      <w:r>
+        <w:rPr>
+          <w:b/>
+          <w:bCs/>
+        </w:rPr>
+        <w:t>Output:</w:t>
+      </w:r>
+    </w:p>
+    <w:p>
+      <w:pPr>
+        <w:pStyle w:val="NoSpacing"/>
+      </w:pPr>
+      <w:r>
+        <w:t xml:space="preserve">Values View: </w:t>
+      </w:r>
+      <w:proofErr w:type="spellStart"/>
+      <w:r>
+        <w:t>dict_</w:t>
+      </w:r>
+      <w:proofErr w:type="gramStart"/>
+      <w:r>
+        <w:t>values</w:t>
+      </w:r>
+      <w:proofErr w:type="spellEnd"/>
+      <w:r>
+        <w:t>(</w:t>
+      </w:r>
+      <w:proofErr w:type="gramEnd"/>
+      <w:r>
+        <w:t>[1, 2, 3])</w:t>
+      </w:r>
+    </w:p>
+    <w:p>
+      <w:pPr>
+        <w:pStyle w:val="NoSpacing"/>
+      </w:pPr>
+      <w:r>
+        <w:t xml:space="preserve">Updated Values View: </w:t>
+      </w:r>
+      <w:proofErr w:type="spellStart"/>
+      <w:r>
+        <w:t>dict_</w:t>
+      </w:r>
+      <w:proofErr w:type="gramStart"/>
+      <w:r>
+        <w:t>values</w:t>
+      </w:r>
+      <w:proofErr w:type="spellEnd"/>
+      <w:r>
+        <w:t>(</w:t>
+      </w:r>
+      <w:proofErr w:type="gramEnd"/>
+      <w:r>
+        <w:t>[1, 2, 3, 4])</w:t>
+      </w:r>
+    </w:p>
+    <w:p>
+      <w:pPr>
+        <w:pStyle w:val="NoSpacing"/>
+        <w:numPr>
+          <w:ilvl w:val="0"/>
+          <w:numId w:val="65"/>
+        </w:numPr>
+      </w:pPr>
+      <w:proofErr w:type="gramStart"/>
+      <w:r>
+        <w:t>The .values</w:t>
+      </w:r>
+      <w:proofErr w:type="gramEnd"/>
+      <w:r>
+        <w:t>() method returns a </w:t>
+      </w:r>
+      <w:r>
+        <w:rPr>
+          <w:b/>
+          <w:bCs/>
+        </w:rPr>
+        <w:t>view object</w:t>
+      </w:r>
+      <w:r>
+        <w:t> (</w:t>
+      </w:r>
+      <w:proofErr w:type="spellStart"/>
+      <w:r>
+        <w:t>dict_</w:t>
+      </w:r>
+      <w:proofErr w:type="gramStart"/>
+      <w:r>
+        <w:t>values</w:t>
+      </w:r>
+      <w:proofErr w:type="spellEnd"/>
+      <w:r>
+        <w:t>(</w:t>
+      </w:r>
+      <w:proofErr w:type="gramEnd"/>
+      <w:r>
+        <w:t>[...])), not a list.</w:t>
+      </w:r>
+    </w:p>
+    <w:p>
+      <w:pPr>
+        <w:pStyle w:val="NoSpacing"/>
+        <w:numPr>
+          <w:ilvl w:val="0"/>
+          <w:numId w:val="65"/>
+        </w:numPr>
+      </w:pPr>
+      <w:r>
+        <w:t>This view reflects any </w:t>
+      </w:r>
+      <w:r>
+        <w:rPr>
+          <w:b/>
+          <w:bCs/>
+        </w:rPr>
+        <w:t>real-time updates</w:t>
+      </w:r>
+      <w:r>
+        <w:t> to the dictionary.</w:t>
+      </w:r>
+    </w:p>
+    <w:p>
+      <w:pPr>
+        <w:pStyle w:val="NoSpacing"/>
+        <w:numPr>
+          <w:ilvl w:val="0"/>
+          <w:numId w:val="65"/>
+        </w:numPr>
+      </w:pPr>
+      <w:r>
+        <w:t>If you modify </w:t>
+      </w:r>
+      <w:proofErr w:type="spellStart"/>
+      <w:r>
+        <w:t>my_dict</w:t>
+      </w:r>
+      <w:proofErr w:type="spellEnd"/>
+      <w:r>
+        <w:t> by adding or removing a key-value pair, the values view updates automatically.</w:t>
+      </w:r>
+    </w:p>
+    <w:p>
+      <w:pPr>
+        <w:pStyle w:val="NoSpacing"/>
+      </w:pPr>
+    </w:p>
+    <w:p>
+      <w:pPr>
+        <w:pStyle w:val="NoSpacing"/>
+      </w:pPr>
+    </w:p>
+    <w:p>
+      <w:pPr>
+        <w:pStyle w:val="NoSpacing"/>
+      </w:pPr>
+    </w:p>
+    <w:p>
+      <w:pPr>
+        <w:pStyle w:val="NoSpacing"/>
+        <w:rPr>
+          <w:b/>
+          <w:bCs/>
+          <w:sz w:val="44"/>
+          <w:szCs w:val="44"/>
+          <w:u w:val="single"/>
+        </w:rPr>
+      </w:pPr>
+      <w:r>
+        <w:rPr>
+          <w:b/>
+          <w:bCs/>
+          <w:sz w:val="44"/>
+          <w:szCs w:val="44"/>
+          <w:u w:val="single"/>
+        </w:rPr>
+        <w:lastRenderedPageBreak/>
+        <w:t>Items View</w:t>
+      </w:r>
+    </w:p>
+    <w:p>
+      <w:pPr>
+        <w:pStyle w:val="NoSpacing"/>
+      </w:pPr>
+      <w:r>
+        <w:t>The </w:t>
+      </w:r>
+      <w:r>
+        <w:rPr>
+          <w:b/>
+          <w:bCs/>
+        </w:rPr>
+        <w:t>Items View</w:t>
+      </w:r>
+      <w:r>
+        <w:t> provides a </w:t>
+      </w:r>
+      <w:r>
+        <w:rPr>
+          <w:b/>
+          <w:bCs/>
+        </w:rPr>
+        <w:t>dynamic</w:t>
+      </w:r>
+      <w:r>
+        <w:t> and </w:t>
+      </w:r>
+      <w:r>
+        <w:rPr>
+          <w:b/>
+          <w:bCs/>
+          <w:highlight w:val="yellow"/>
+        </w:rPr>
+        <w:t>real-time view</w:t>
+      </w:r>
+      <w:r>
+        <w:rPr>
+          <w:highlight w:val="yellow"/>
+        </w:rPr>
+        <w:t> of the dictionary's key-value pairs</w:t>
+      </w:r>
+      <w:r>
+        <w:t xml:space="preserve">. It allows you </w:t>
+      </w:r>
+      <w:r>
+        <w:rPr>
+          <w:highlight w:val="yellow"/>
+        </w:rPr>
+        <w:t>to access both the </w:t>
+      </w:r>
+      <w:r>
+        <w:rPr>
+          <w:b/>
+          <w:bCs/>
+          <w:highlight w:val="yellow"/>
+        </w:rPr>
+        <w:t>keys</w:t>
+      </w:r>
+      <w:r>
+        <w:rPr>
+          <w:highlight w:val="yellow"/>
+        </w:rPr>
+        <w:t> and their corresponding </w:t>
+      </w:r>
+      <w:r>
+        <w:rPr>
+          <w:b/>
+          <w:bCs/>
+          <w:highlight w:val="yellow"/>
+        </w:rPr>
+        <w:t>values</w:t>
+      </w:r>
+      <w:r>
+        <w:rPr>
+          <w:highlight w:val="yellow"/>
+        </w:rPr>
+        <w:t> simultaneously</w:t>
+      </w:r>
+      <w:r>
+        <w:t>, making it easier to work with the entire dictionary data at once.</w:t>
+      </w:r>
+    </w:p>
+    <w:p>
+      <w:pPr>
+        <w:pStyle w:val="NoSpacing"/>
+      </w:pPr>
+      <w:r>
+        <w:t xml:space="preserve">Using </w:t>
+      </w:r>
+      <w:proofErr w:type="gramStart"/>
+      <w:r>
+        <w:t>the </w:t>
+      </w:r>
+      <w:r>
+        <w:rPr>
+          <w:highlight w:val="yellow"/>
+        </w:rPr>
+        <w:t>.items</w:t>
+      </w:r>
+      <w:proofErr w:type="gramEnd"/>
+      <w:r>
+        <w:rPr>
+          <w:highlight w:val="yellow"/>
+        </w:rPr>
+        <w:t>()</w:t>
+      </w:r>
+      <w:r>
+        <w:t> method on a dictionary, you obtain a special view object that represents the dictionary as a list of tuples. Each tuple contains a key and its associated value.</w:t>
+      </w:r>
+    </w:p>
+    <w:p>
+      <w:pPr>
+        <w:pStyle w:val="NoSpacing"/>
+      </w:pPr>
+      <w:r>
+        <w:t># Creating a dictionary</w:t>
+      </w:r>
+    </w:p>
+    <w:p>
+      <w:pPr>
+        <w:pStyle w:val="NoSpacing"/>
+      </w:pPr>
+      <w:proofErr w:type="spellStart"/>
+      <w:r>
+        <w:t>my_dict</w:t>
+      </w:r>
+      <w:proofErr w:type="spellEnd"/>
+      <w:r>
+        <w:t xml:space="preserve"> = {'apple': 1, 'banana': 2, 'cherry': 3}</w:t>
+      </w:r>
+    </w:p>
+    <w:p>
+      <w:pPr>
+        <w:pStyle w:val="NoSpacing"/>
+      </w:pPr>
+    </w:p>
+    <w:p>
+      <w:pPr>
+        <w:pStyle w:val="NoSpacing"/>
+      </w:pPr>
+      <w:r>
+        <w:t xml:space="preserve"># Using the </w:t>
+      </w:r>
+      <w:proofErr w:type="gramStart"/>
+      <w:r>
+        <w:t>items(</w:t>
+      </w:r>
+      <w:proofErr w:type="gramEnd"/>
+      <w:r>
+        <w:t>) method to get the items view</w:t>
+      </w:r>
+    </w:p>
+    <w:p>
+      <w:pPr>
+        <w:pStyle w:val="NoSpacing"/>
+      </w:pPr>
+      <w:proofErr w:type="spellStart"/>
+      <w:r>
+        <w:rPr>
+          <w:highlight w:val="yellow"/>
+        </w:rPr>
+        <w:t>items_view</w:t>
+      </w:r>
+      <w:proofErr w:type="spellEnd"/>
+      <w:r>
+        <w:rPr>
+          <w:highlight w:val="yellow"/>
+        </w:rPr>
+        <w:t xml:space="preserve"> = </w:t>
+      </w:r>
+      <w:proofErr w:type="spellStart"/>
+      <w:r>
+        <w:rPr>
+          <w:highlight w:val="yellow"/>
+        </w:rPr>
+        <w:t>my_</w:t>
+      </w:r>
+      <w:proofErr w:type="gramStart"/>
+      <w:r>
+        <w:rPr>
+          <w:highlight w:val="yellow"/>
+        </w:rPr>
+        <w:t>dict.items</w:t>
+      </w:r>
+      <w:proofErr w:type="spellEnd"/>
+      <w:proofErr w:type="gramEnd"/>
+      <w:r>
+        <w:rPr>
+          <w:highlight w:val="yellow"/>
+        </w:rPr>
+        <w:t>()</w:t>
+      </w:r>
+    </w:p>
+    <w:p>
+      <w:pPr>
+        <w:pStyle w:val="NoSpacing"/>
+      </w:pPr>
+    </w:p>
+    <w:p>
+      <w:pPr>
+        <w:pStyle w:val="NoSpacing"/>
+      </w:pPr>
+      <w:r>
+        <w:t># Displaying the items view</w:t>
+      </w:r>
+    </w:p>
+    <w:p>
+      <w:pPr>
+        <w:pStyle w:val="NoSpacing"/>
+      </w:pPr>
+      <w:r>
+        <w:t>print(</w:t>
+      </w:r>
+      <w:proofErr w:type="spellStart"/>
+      <w:r>
+        <w:t>items_view</w:t>
+      </w:r>
+      <w:proofErr w:type="spellEnd"/>
+      <w:r>
+        <w:t xml:space="preserve">) # Output -&gt; </w:t>
+      </w:r>
+      <w:proofErr w:type="spellStart"/>
+      <w:r>
+        <w:t>dict_</w:t>
+      </w:r>
+      <w:proofErr w:type="gramStart"/>
+      <w:r>
+        <w:t>items</w:t>
+      </w:r>
+      <w:proofErr w:type="spellEnd"/>
+      <w:r>
+        <w:t>(</w:t>
+      </w:r>
+      <w:proofErr w:type="gramEnd"/>
+      <w:r>
+        <w:t>[('apple', 1), ('banana', 2), ('cherry', 3)])</w:t>
+      </w:r>
+    </w:p>
+    <w:p>
+      <w:pPr>
+        <w:pStyle w:val="NoSpacing"/>
+      </w:pPr>
+      <w:r>
+        <w:t>In this example, </w:t>
+      </w:r>
+      <w:proofErr w:type="spellStart"/>
+      <w:r>
+        <w:t>my_</w:t>
+      </w:r>
+      <w:proofErr w:type="gramStart"/>
+      <w:r>
+        <w:t>dict.items</w:t>
+      </w:r>
+      <w:proofErr w:type="spellEnd"/>
+      <w:proofErr w:type="gramEnd"/>
+      <w:r>
+        <w:t>() returns a view object (</w:t>
+      </w:r>
+      <w:proofErr w:type="spellStart"/>
+      <w:r>
+        <w:t>dict_</w:t>
+      </w:r>
+      <w:proofErr w:type="gramStart"/>
+      <w:r>
+        <w:t>items</w:t>
+      </w:r>
+      <w:proofErr w:type="spellEnd"/>
+      <w:r>
+        <w:t>(</w:t>
+      </w:r>
+      <w:proofErr w:type="gramEnd"/>
+      <w:r>
+        <w:t>[...])), which represents the dictionary's key-value pairs as tuples.</w:t>
+      </w:r>
+    </w:p>
+    <w:p>
+      <w:pPr>
+        <w:pStyle w:val="NoSpacing"/>
+      </w:pPr>
+    </w:p>
+    <w:p>
+      <w:pPr>
+        <w:pStyle w:val="NoSpacing"/>
+      </w:pPr>
+      <w:r>
+        <w:rPr>
+          <w:b/>
+          <w:bCs/>
+        </w:rPr>
+        <w:t>Dynamic Update of Items View</w:t>
+      </w:r>
+    </w:p>
+    <w:p>
+      <w:pPr>
+        <w:pStyle w:val="NoSpacing"/>
+      </w:pPr>
+      <w:r>
+        <w:t>One of the most valuable aspects of the Items View is that it reflects </w:t>
+      </w:r>
+      <w:r>
+        <w:rPr>
+          <w:b/>
+          <w:bCs/>
+        </w:rPr>
+        <w:t>real-time changes</w:t>
+      </w:r>
+      <w:r>
+        <w:t> to the dictionary. If you modify the dictionary—such as adding, updating, or removing key-value pairs—the items view will update automatically to reflect those changes.</w:t>
+      </w:r>
+    </w:p>
+    <w:p>
+      <w:pPr>
+        <w:pStyle w:val="NoSpacing"/>
+      </w:pPr>
+      <w:r>
+        <w:t># Adding a new key-value pair</w:t>
+      </w:r>
+    </w:p>
+    <w:p>
+      <w:pPr>
+        <w:pStyle w:val="NoSpacing"/>
+      </w:pPr>
+      <w:proofErr w:type="spellStart"/>
+      <w:r>
+        <w:t>my_dict</w:t>
+      </w:r>
+      <w:proofErr w:type="spellEnd"/>
+      <w:r>
+        <w:t>['date'] = 4</w:t>
+      </w:r>
+    </w:p>
+    <w:p>
+      <w:pPr>
+        <w:pStyle w:val="NoSpacing"/>
+      </w:pPr>
+    </w:p>
+    <w:p>
+      <w:pPr>
+        <w:pStyle w:val="NoSpacing"/>
+      </w:pPr>
+      <w:r>
+        <w:t># Displaying the updated items view</w:t>
+      </w:r>
+    </w:p>
+    <w:p>
+      <w:pPr>
+        <w:pStyle w:val="NoSpacing"/>
+      </w:pPr>
+      <w:r>
+        <w:t>print(</w:t>
+      </w:r>
+      <w:proofErr w:type="spellStart"/>
+      <w:r>
+        <w:t>items_</w:t>
+      </w:r>
+      <w:proofErr w:type="gramStart"/>
+      <w:r>
+        <w:t>view</w:t>
+      </w:r>
+      <w:proofErr w:type="spellEnd"/>
+      <w:r>
+        <w:t xml:space="preserve">)   </w:t>
+      </w:r>
+      <w:proofErr w:type="gramEnd"/>
+      <w:r>
+        <w:t xml:space="preserve"># Output -&gt; </w:t>
+      </w:r>
+      <w:proofErr w:type="spellStart"/>
+      <w:r>
+        <w:t>dict_</w:t>
+      </w:r>
+      <w:proofErr w:type="gramStart"/>
+      <w:r>
+        <w:t>items</w:t>
+      </w:r>
+      <w:proofErr w:type="spellEnd"/>
+      <w:r>
+        <w:t>(</w:t>
+      </w:r>
+      <w:proofErr w:type="gramEnd"/>
+      <w:r>
+        <w:t>[('apple', 1), ('banana', 2), ('cherry', 3), ('date', 4)])</w:t>
+      </w:r>
+    </w:p>
+    <w:p>
+      <w:pPr>
+        <w:pStyle w:val="NoSpacing"/>
+      </w:pPr>
+      <w:r>
+        <w:t>As you can see, the new item ('date': 4) is automatically added to the items view when the dictionary is updated.</w:t>
+      </w:r>
+    </w:p>
+    <w:p>
+      <w:pPr>
+        <w:pStyle w:val="NoSpacing"/>
+      </w:pPr>
+    </w:p>
+    <w:p>
+      <w:pPr>
+        <w:pStyle w:val="NoSpacing"/>
+      </w:pPr>
+      <w:r>
+        <w:rPr>
+          <w:b/>
+          <w:bCs/>
+        </w:rPr>
+        <w:t>Iterating Over Items</w:t>
+      </w:r>
+    </w:p>
+    <w:p>
+      <w:pPr>
+        <w:pStyle w:val="NoSpacing"/>
+      </w:pPr>
+      <w:r>
+        <w:t>The Items View is extremely useful for iterating over key-value pairs in a dictionary. You can use a for loop to loop through the items and access both the key and value at the same time.</w:t>
+      </w:r>
+    </w:p>
+    <w:p>
+      <w:pPr>
+        <w:pStyle w:val="NoSpacing"/>
+      </w:pPr>
+      <w:r>
+        <w:t># Iterating over key-value pairs in the dictionary</w:t>
+      </w:r>
+    </w:p>
+    <w:p>
+      <w:pPr>
+        <w:pStyle w:val="NoSpacing"/>
+        <w:rPr>
+          <w:highlight w:val="yellow"/>
+        </w:rPr>
+      </w:pPr>
+      <w:r>
+        <w:rPr>
+          <w:highlight w:val="yellow"/>
+        </w:rPr>
+        <w:t xml:space="preserve">for key, value in </w:t>
+      </w:r>
+      <w:proofErr w:type="spellStart"/>
+      <w:r>
+        <w:rPr>
+          <w:highlight w:val="yellow"/>
+        </w:rPr>
+        <w:t>my_</w:t>
+      </w:r>
+      <w:proofErr w:type="gramStart"/>
+      <w:r>
+        <w:rPr>
+          <w:highlight w:val="yellow"/>
+        </w:rPr>
+        <w:t>dict.items</w:t>
+      </w:r>
+      <w:proofErr w:type="spellEnd"/>
+      <w:proofErr w:type="gramEnd"/>
+      <w:r>
+        <w:rPr>
+          <w:highlight w:val="yellow"/>
+        </w:rPr>
+        <w:t>():</w:t>
+      </w:r>
+    </w:p>
+    <w:p>
+      <w:pPr>
+        <w:pStyle w:val="NoSpacing"/>
+      </w:pPr>
+      <w:r>
+        <w:rPr>
+          <w:highlight w:val="yellow"/>
+        </w:rPr>
+        <w:t xml:space="preserve">    </w:t>
+      </w:r>
+      <w:proofErr w:type="gramStart"/>
+      <w:r>
+        <w:rPr>
+          <w:highlight w:val="yellow"/>
+        </w:rPr>
+        <w:t>print(</w:t>
+      </w:r>
+      <w:proofErr w:type="spellStart"/>
+      <w:proofErr w:type="gramEnd"/>
+      <w:r>
+        <w:rPr>
+          <w:highlight w:val="yellow"/>
+        </w:rPr>
+        <w:t>f'Key</w:t>
+      </w:r>
+      <w:proofErr w:type="spellEnd"/>
+      <w:r>
+        <w:rPr>
+          <w:highlight w:val="yellow"/>
+        </w:rPr>
+        <w:t>: {key}, Value: {value}')</w:t>
+      </w:r>
+    </w:p>
+    <w:p>
+      <w:pPr>
+        <w:pStyle w:val="NoSpacing"/>
+      </w:pPr>
+      <w:r>
+        <w:rPr>
+          <w:b/>
+          <w:bCs/>
+        </w:rPr>
+        <w:t>Output:</w:t>
+      </w:r>
+    </w:p>
+    <w:p>
+      <w:pPr>
+        <w:pStyle w:val="NoSpacing"/>
+      </w:pPr>
+      <w:r>
+        <w:t>Key: apple, Value: 1</w:t>
+      </w:r>
+    </w:p>
+    <w:p>
+      <w:pPr>
+        <w:pStyle w:val="NoSpacing"/>
+      </w:pPr>
+      <w:r>
+        <w:t>Key: banana, Value: 2</w:t>
+      </w:r>
+    </w:p>
+    <w:p>
+      <w:pPr>
+        <w:pStyle w:val="NoSpacing"/>
+      </w:pPr>
+      <w:r>
+        <w:t>Key: cherry, Value: 3</w:t>
+      </w:r>
+    </w:p>
+    <w:p>
+      <w:pPr>
+        <w:pStyle w:val="NoSpacing"/>
+      </w:pPr>
+      <w:r>
+        <w:t>Key: date, Value: 4</w:t>
+      </w:r>
+    </w:p>
+    <w:p>
+      <w:pPr>
+        <w:pStyle w:val="NoSpacing"/>
+      </w:pPr>
+      <w:r>
+        <w:t>Each iteration gives you both the </w:t>
+      </w:r>
+      <w:r>
+        <w:rPr>
+          <w:b/>
+          <w:bCs/>
+        </w:rPr>
+        <w:t>key and value</w:t>
+      </w:r>
+      <w:r>
+        <w:t>, making it easy to work with the dictionary's data.</w:t>
+      </w:r>
+    </w:p>
+    <w:p>
+      <w:pPr>
+        <w:pStyle w:val="NoSpacing"/>
+      </w:pPr>
+    </w:p>
+    <w:p>
+      <w:pPr>
+        <w:pStyle w:val="NoSpacing"/>
+        <w:rPr>
+          <w:b/>
+          <w:bCs/>
+          <w:sz w:val="40"/>
+          <w:szCs w:val="40"/>
+          <w:u w:val="single"/>
+        </w:rPr>
+      </w:pPr>
+      <w:r>
+        <w:rPr>
+          <w:b/>
+          <w:bCs/>
+          <w:sz w:val="40"/>
+          <w:szCs w:val="40"/>
+          <w:u w:val="single"/>
+        </w:rPr>
+        <w:t>Dictionary Comprehension Basic</w:t>
+      </w:r>
+    </w:p>
+    <w:p>
+      <w:pPr>
+        <w:pStyle w:val="NoSpacing"/>
+      </w:pPr>
+      <w:r>
+        <w:t xml:space="preserve">Dictionary comprehension is a compact and efficient method for creating dictionaries in Python. It allows you to generate a dictionary by applying transformations or filtering </w:t>
+      </w:r>
+      <w:r>
+        <w:lastRenderedPageBreak/>
+        <w:t xml:space="preserve">operations to an </w:t>
+      </w:r>
+      <w:proofErr w:type="spellStart"/>
+      <w:r>
+        <w:t>iterable</w:t>
+      </w:r>
+      <w:proofErr w:type="spellEnd"/>
+      <w:r>
+        <w:t xml:space="preserve"> (such as a list, range, or other sequence) in just a single line of code. This technique is particularly useful when you need to manipulate or filter data while constructing a dictionary.</w:t>
+      </w:r>
+    </w:p>
+    <w:p>
+      <w:pPr>
+        <w:pStyle w:val="NoSpacing"/>
+      </w:pPr>
+    </w:p>
+    <w:p>
+      <w:pPr>
+        <w:pStyle w:val="NoSpacing"/>
+      </w:pPr>
+      <w:r>
+        <w:rPr>
+          <w:b/>
+          <w:bCs/>
+        </w:rPr>
+        <w:t>Basic Syntax of Dictionary Comprehension:</w:t>
+      </w:r>
+    </w:p>
+    <w:p>
+      <w:pPr>
+        <w:pStyle w:val="NoSpacing"/>
+      </w:pPr>
+      <w:r>
+        <w:rPr>
+          <w:highlight w:val="yellow"/>
+        </w:rPr>
+        <w:t>{</w:t>
+      </w:r>
+      <w:proofErr w:type="spellStart"/>
+      <w:r>
+        <w:rPr>
+          <w:highlight w:val="yellow"/>
+        </w:rPr>
+        <w:t>key_expression</w:t>
+      </w:r>
+      <w:proofErr w:type="spellEnd"/>
+      <w:r>
+        <w:rPr>
+          <w:highlight w:val="yellow"/>
+        </w:rPr>
+        <w:t xml:space="preserve">: </w:t>
+      </w:r>
+      <w:proofErr w:type="spellStart"/>
+      <w:r>
+        <w:rPr>
+          <w:highlight w:val="yellow"/>
+        </w:rPr>
+        <w:t>value_expression</w:t>
+      </w:r>
+      <w:proofErr w:type="spellEnd"/>
+      <w:r>
+        <w:rPr>
+          <w:highlight w:val="yellow"/>
+        </w:rPr>
+        <w:t xml:space="preserve"> for item in </w:t>
+      </w:r>
+      <w:proofErr w:type="spellStart"/>
+      <w:r>
+        <w:rPr>
+          <w:highlight w:val="yellow"/>
+        </w:rPr>
+        <w:t>iterable</w:t>
+      </w:r>
+      <w:proofErr w:type="spellEnd"/>
+      <w:r>
+        <w:rPr>
+          <w:highlight w:val="yellow"/>
+        </w:rPr>
+        <w:t>}</w:t>
+      </w:r>
+    </w:p>
+    <w:p>
+      <w:pPr>
+        <w:pStyle w:val="NoSpacing"/>
+      </w:pPr>
+    </w:p>
+    <w:p>
+      <w:pPr>
+        <w:pStyle w:val="NoSpacing"/>
+      </w:pPr>
+      <w:r>
+        <w:rPr>
+          <w:b/>
+          <w:bCs/>
+        </w:rPr>
+        <w:t>Example: Simple Dictionary Comprehension</w:t>
+      </w:r>
+    </w:p>
+    <w:p>
+      <w:pPr>
+        <w:pStyle w:val="NoSpacing"/>
+      </w:pPr>
+      <w:r>
+        <w:t>Suppose we want to create a dictionary where the keys are numbers from 1 to 5 and the values are their squares. Instead of using a traditional loop, we can achieve this in a single line using dictionary comprehension:</w:t>
+      </w:r>
+    </w:p>
+    <w:p>
+      <w:pPr>
+        <w:pStyle w:val="NoSpacing"/>
+      </w:pPr>
+      <w:r>
+        <w:rPr>
+          <w:highlight w:val="yellow"/>
+        </w:rPr>
+        <w:t xml:space="preserve">squares = {x: x**2 for x in </w:t>
+      </w:r>
+      <w:proofErr w:type="gramStart"/>
+      <w:r>
+        <w:rPr>
+          <w:highlight w:val="yellow"/>
+        </w:rPr>
+        <w:t>range(</w:t>
+      </w:r>
+      <w:proofErr w:type="gramEnd"/>
+      <w:r>
+        <w:rPr>
+          <w:highlight w:val="yellow"/>
+        </w:rPr>
+        <w:t>1, 6)}</w:t>
+      </w:r>
+    </w:p>
+    <w:p>
+      <w:pPr>
+        <w:pStyle w:val="NoSpacing"/>
+      </w:pPr>
+      <w:r>
+        <w:t>print(squares) # Output -&gt; {</w:t>
+      </w:r>
+      <w:r>
+        <w:rPr>
+          <w:highlight w:val="yellow"/>
+        </w:rPr>
+        <w:t>1: 1, 2: 4, 3: 9, 4: 16, 5: 25}</w:t>
+      </w:r>
+    </w:p>
+    <w:p>
+      <w:pPr>
+        <w:pStyle w:val="NoSpacing"/>
+        <w:numPr>
+          <w:ilvl w:val="0"/>
+          <w:numId w:val="66"/>
+        </w:numPr>
+      </w:pPr>
+      <w:r>
+        <w:t>x represents each number in the range from 1 to 5.</w:t>
+      </w:r>
+    </w:p>
+    <w:p>
+      <w:pPr>
+        <w:pStyle w:val="NoSpacing"/>
+        <w:numPr>
+          <w:ilvl w:val="0"/>
+          <w:numId w:val="66"/>
+        </w:numPr>
+      </w:pPr>
+      <w:r>
+        <w:t>x**2 calculates the square of each number.</w:t>
+      </w:r>
+    </w:p>
+    <w:p>
+      <w:pPr>
+        <w:pStyle w:val="NoSpacing"/>
+        <w:numPr>
+          <w:ilvl w:val="0"/>
+          <w:numId w:val="66"/>
+        </w:numPr>
+      </w:pPr>
+      <w:r>
+        <w:t>The dictionary is created with numbers as keys and their squares as values.</w:t>
+      </w:r>
+    </w:p>
+    <w:p>
+      <w:pPr>
+        <w:pStyle w:val="NoSpacing"/>
+      </w:pPr>
+    </w:p>
+    <w:p>
+      <w:pPr>
+        <w:pStyle w:val="NoSpacing"/>
+      </w:pPr>
+      <w:r>
+        <w:t>Dictionary comprehension is a powerful feature that enables you to write cleaner and more Pythonic code. By eliminating the need for explicit loops, it allows for concise and readable dictionary creation in one line. This becomes especially useful in scenarios where you want to:</w:t>
+      </w:r>
+    </w:p>
+    <w:p>
+      <w:pPr>
+        <w:pStyle w:val="NoSpacing"/>
+      </w:pPr>
+    </w:p>
+    <w:p>
+      <w:pPr>
+        <w:pStyle w:val="NoSpacing"/>
+        <w:rPr>
+          <w:b/>
+          <w:bCs/>
+          <w:sz w:val="44"/>
+          <w:szCs w:val="44"/>
+          <w:u w:val="single"/>
+        </w:rPr>
+      </w:pPr>
+      <w:r>
+        <w:rPr>
+          <w:b/>
+          <w:bCs/>
+          <w:sz w:val="44"/>
+          <w:szCs w:val="44"/>
+          <w:u w:val="single"/>
+        </w:rPr>
+        <w:t>Dictionary Comprehension with Condition</w:t>
+      </w:r>
+    </w:p>
+    <w:p>
+      <w:pPr>
+        <w:pStyle w:val="NoSpacing"/>
+      </w:pPr>
+      <w:r>
+        <w:t>In this lesson, we will explore </w:t>
+      </w:r>
+      <w:r>
+        <w:rPr>
+          <w:b/>
+          <w:bCs/>
+        </w:rPr>
+        <w:t>Dictionary Comprehension with Conditions</w:t>
+      </w:r>
+      <w:r>
+        <w:t>—a powerful Python feature that allows us to create dictionaries efficiently while filtering items based on specific conditions.</w:t>
+      </w:r>
+    </w:p>
+    <w:p>
+      <w:pPr>
+        <w:pStyle w:val="NoSpacing"/>
+      </w:pPr>
+    </w:p>
+    <w:p>
+      <w:pPr>
+        <w:pStyle w:val="NoSpacing"/>
+      </w:pPr>
+      <w:r>
+        <w:t>What if we only want to include certain items in our new dictionary? This is where </w:t>
+      </w:r>
+      <w:r>
+        <w:rPr>
+          <w:b/>
+          <w:bCs/>
+        </w:rPr>
+        <w:t>conditional statements</w:t>
+      </w:r>
+      <w:r>
+        <w:t> come in. By adding an if condition at the end, we can filter items dynamically:</w:t>
+      </w:r>
+    </w:p>
+    <w:p>
+      <w:pPr>
+        <w:pStyle w:val="NoSpacing"/>
+      </w:pPr>
+      <w:r>
+        <w:rPr>
+          <w:highlight w:val="yellow"/>
+        </w:rPr>
+        <w:t>{</w:t>
+      </w:r>
+      <w:proofErr w:type="spellStart"/>
+      <w:r>
+        <w:rPr>
+          <w:highlight w:val="yellow"/>
+        </w:rPr>
+        <w:t>key_expression</w:t>
+      </w:r>
+      <w:proofErr w:type="spellEnd"/>
+      <w:r>
+        <w:rPr>
+          <w:highlight w:val="yellow"/>
+        </w:rPr>
+        <w:t xml:space="preserve">: </w:t>
+      </w:r>
+      <w:proofErr w:type="spellStart"/>
+      <w:r>
+        <w:rPr>
+          <w:highlight w:val="yellow"/>
+        </w:rPr>
+        <w:t>value_expression</w:t>
+      </w:r>
+      <w:proofErr w:type="spellEnd"/>
+      <w:r>
+        <w:rPr>
+          <w:highlight w:val="yellow"/>
+        </w:rPr>
+        <w:t xml:space="preserve"> for item in </w:t>
+      </w:r>
+      <w:proofErr w:type="spellStart"/>
+      <w:r>
+        <w:rPr>
+          <w:highlight w:val="yellow"/>
+        </w:rPr>
+        <w:t>iterable</w:t>
+      </w:r>
+      <w:proofErr w:type="spellEnd"/>
+      <w:r>
+        <w:rPr>
+          <w:highlight w:val="yellow"/>
+        </w:rPr>
+        <w:t xml:space="preserve"> if condition}</w:t>
+      </w:r>
+    </w:p>
+    <w:p>
+      <w:pPr>
+        <w:pStyle w:val="NoSpacing"/>
+      </w:pPr>
+      <w:r>
+        <w:t>Here, the if condition ensures that only items meeting the specified criteria are included in the new dictionary.</w:t>
+      </w:r>
+    </w:p>
+    <w:p>
+      <w:pPr>
+        <w:pStyle w:val="NoSpacing"/>
+      </w:pPr>
+    </w:p>
+    <w:p>
+      <w:pPr>
+        <w:pStyle w:val="NoSpacing"/>
+      </w:pPr>
+      <w:r>
+        <w:rPr>
+          <w:b/>
+          <w:bCs/>
+        </w:rPr>
+        <w:t>Example: Filtering High Scorers</w:t>
+      </w:r>
+    </w:p>
+    <w:p>
+      <w:pPr>
+        <w:pStyle w:val="NoSpacing"/>
+      </w:pPr>
+      <w:r>
+        <w:t>Consider a dictionary of students and their scores. We want to create a new dictionary that includes only students who scored </w:t>
+      </w:r>
+      <w:r>
+        <w:rPr>
+          <w:b/>
+          <w:bCs/>
+        </w:rPr>
+        <w:t>75 or above.</w:t>
+      </w:r>
+    </w:p>
+    <w:p>
+      <w:pPr>
+        <w:pStyle w:val="NoSpacing"/>
+      </w:pPr>
+      <w:proofErr w:type="spellStart"/>
+      <w:r>
+        <w:t>students_scores</w:t>
+      </w:r>
+      <w:proofErr w:type="spellEnd"/>
+      <w:r>
+        <w:t xml:space="preserve"> = {</w:t>
+      </w:r>
+    </w:p>
+    <w:p>
+      <w:pPr>
+        <w:pStyle w:val="NoSpacing"/>
+      </w:pPr>
+      <w:r>
+        <w:t xml:space="preserve">    'Alice': 85,</w:t>
+      </w:r>
+    </w:p>
+    <w:p>
+      <w:pPr>
+        <w:pStyle w:val="NoSpacing"/>
+      </w:pPr>
+      <w:r>
+        <w:t xml:space="preserve">    'Bob': 72,</w:t>
+      </w:r>
+    </w:p>
+    <w:p>
+      <w:pPr>
+        <w:pStyle w:val="NoSpacing"/>
+      </w:pPr>
+      <w:r>
+        <w:t xml:space="preserve">    'Charlie': 90,</w:t>
+      </w:r>
+    </w:p>
+    <w:p>
+      <w:pPr>
+        <w:pStyle w:val="NoSpacing"/>
+      </w:pPr>
+      <w:r>
+        <w:t xml:space="preserve">    'David': 65,</w:t>
+      </w:r>
+    </w:p>
+    <w:p>
+      <w:pPr>
+        <w:pStyle w:val="NoSpacing"/>
+      </w:pPr>
+      <w:r>
+        <w:t xml:space="preserve">    'Eva': 78</w:t>
+      </w:r>
+    </w:p>
+    <w:p>
+      <w:pPr>
+        <w:pStyle w:val="NoSpacing"/>
+      </w:pPr>
+      <w:r>
+        <w:t>}</w:t>
+      </w:r>
+    </w:p>
+    <w:p>
+      <w:pPr>
+        <w:pStyle w:val="NoSpacing"/>
+      </w:pPr>
+    </w:p>
+    <w:p>
+      <w:pPr>
+        <w:pStyle w:val="NoSpacing"/>
+      </w:pPr>
+      <w:r>
+        <w:t># Filtering students with scores 75 and above</w:t>
+      </w:r>
+    </w:p>
+    <w:p>
+      <w:pPr>
+        <w:pStyle w:val="NoSpacing"/>
+      </w:pPr>
+      <w:proofErr w:type="spellStart"/>
+      <w:r>
+        <w:rPr>
+          <w:highlight w:val="yellow"/>
+        </w:rPr>
+        <w:lastRenderedPageBreak/>
+        <w:t>high_scorers</w:t>
+      </w:r>
+      <w:proofErr w:type="spellEnd"/>
+      <w:r>
+        <w:rPr>
+          <w:highlight w:val="yellow"/>
+        </w:rPr>
+        <w:t xml:space="preserve"> = {student: score for student, score in </w:t>
+      </w:r>
+      <w:proofErr w:type="spellStart"/>
+      <w:r>
+        <w:rPr>
+          <w:highlight w:val="yellow"/>
+        </w:rPr>
+        <w:t>students_</w:t>
+      </w:r>
+      <w:proofErr w:type="gramStart"/>
+      <w:r>
+        <w:rPr>
+          <w:highlight w:val="yellow"/>
+        </w:rPr>
+        <w:t>scores.items</w:t>
+      </w:r>
+      <w:proofErr w:type="spellEnd"/>
+      <w:proofErr w:type="gramEnd"/>
+      <w:r>
+        <w:rPr>
+          <w:highlight w:val="yellow"/>
+        </w:rPr>
+        <w:t>() if score &gt;= 75}</w:t>
+      </w:r>
+    </w:p>
+    <w:p>
+      <w:pPr>
+        <w:pStyle w:val="NoSpacing"/>
+      </w:pPr>
+    </w:p>
+    <w:p>
+      <w:pPr>
+        <w:pStyle w:val="NoSpacing"/>
+      </w:pPr>
+      <w:r>
+        <w:t>print(</w:t>
+      </w:r>
+      <w:proofErr w:type="spellStart"/>
+      <w:r>
+        <w:t>high_scorers</w:t>
+      </w:r>
+      <w:proofErr w:type="spellEnd"/>
+      <w:r>
+        <w:t xml:space="preserve">) # Output -&gt; </w:t>
+      </w:r>
+      <w:r>
+        <w:rPr>
+          <w:highlight w:val="yellow"/>
+        </w:rPr>
+        <w:t>{'Alice': 85, 'Charlie': 90, 'Eva': 78}</w:t>
+      </w:r>
+    </w:p>
+    <w:p>
+      <w:pPr>
+        <w:pStyle w:val="NoSpacing"/>
+      </w:pPr>
+      <w:r>
+        <w:t>In this example, </w:t>
+      </w:r>
+      <w:r>
+        <w:rPr>
+          <w:b/>
+          <w:bCs/>
+        </w:rPr>
+        <w:t>Alice, Charlie, and Eva</w:t>
+      </w:r>
+      <w:r>
+        <w:t> are included in the </w:t>
+      </w:r>
+      <w:proofErr w:type="spellStart"/>
+      <w:r>
+        <w:t>high_scorers</w:t>
+      </w:r>
+      <w:proofErr w:type="spellEnd"/>
+      <w:r>
+        <w:t> dictionary because their scores meet the condition (score &gt;= 75).</w:t>
+      </w:r>
+    </w:p>
+    <w:p>
+      <w:pPr>
+        <w:pStyle w:val="NoSpacing"/>
+      </w:pPr>
+    </w:p>
+    <w:p>
+      <w:pPr>
+        <w:pStyle w:val="NoSpacing"/>
+        <w:rPr>
+          <w:b/>
+          <w:bCs/>
+        </w:rPr>
+      </w:pPr>
+      <w:r>
+        <w:rPr>
+          <w:b/>
+          <w:bCs/>
+          <w:highlight w:val="magenta"/>
+        </w:rPr>
+        <w:t>Filter Books by Page Count</w:t>
+      </w:r>
+    </w:p>
+    <w:p>
+      <w:pPr>
+        <w:pStyle w:val="NoSpacing"/>
+      </w:pPr>
+      <w:r>
+        <w:t>In this task, you will create a dictionary that categorizes students as </w:t>
+      </w:r>
+      <w:r>
+        <w:rPr>
+          <w:b/>
+          <w:bCs/>
+        </w:rPr>
+        <w:t>"Pass"</w:t>
+      </w:r>
+      <w:r>
+        <w:t> or </w:t>
+      </w:r>
+      <w:r>
+        <w:rPr>
+          <w:b/>
+          <w:bCs/>
+        </w:rPr>
+        <w:t>"Fail"</w:t>
+      </w:r>
+      <w:r>
+        <w:t> based on their scores. You will use dictionary comprehension along with the </w:t>
+      </w:r>
+      <w:proofErr w:type="gramStart"/>
+      <w:r>
+        <w:rPr>
+          <w:b/>
+          <w:bCs/>
+        </w:rPr>
+        <w:t>get(</w:t>
+      </w:r>
+      <w:proofErr w:type="gramEnd"/>
+      <w:r>
+        <w:rPr>
+          <w:b/>
+          <w:bCs/>
+        </w:rPr>
+        <w:t>) method</w:t>
+      </w:r>
+      <w:r>
+        <w:t> to handle student scores efficiently.</w:t>
+      </w:r>
+    </w:p>
+    <w:p>
+      <w:pPr>
+        <w:pStyle w:val="NoSpacing"/>
+      </w:pPr>
+    </w:p>
+    <w:p>
+      <w:pPr>
+        <w:pStyle w:val="NoSpacing"/>
+      </w:pPr>
+      <w:r>
+        <w:rPr>
+          <w:b/>
+          <w:bCs/>
+        </w:rPr>
+        <w:t>Steps to Follow</w:t>
+      </w:r>
+    </w:p>
+    <w:p>
+      <w:pPr>
+        <w:pStyle w:val="NoSpacing"/>
+        <w:numPr>
+          <w:ilvl w:val="0"/>
+          <w:numId w:val="67"/>
+        </w:numPr>
+      </w:pPr>
+      <w:r>
+        <w:t xml:space="preserve">Start with a dictionary called </w:t>
+      </w:r>
+      <w:proofErr w:type="spellStart"/>
+      <w:r>
+        <w:t>students_scores</w:t>
+      </w:r>
+      <w:proofErr w:type="spellEnd"/>
+      <w:r>
+        <w:t xml:space="preserve"> that contains student names and their scores:</w:t>
+      </w:r>
+    </w:p>
+    <w:p>
+      <w:pPr>
+        <w:pStyle w:val="NoSpacing"/>
+        <w:numPr>
+          <w:ilvl w:val="1"/>
+          <w:numId w:val="67"/>
+        </w:numPr>
+      </w:pPr>
+      <w:r>
+        <w:rPr>
+          <w:b/>
+          <w:bCs/>
+        </w:rPr>
+        <w:t>Alice:</w:t>
+      </w:r>
+      <w:r>
+        <w:t> 85</w:t>
+      </w:r>
+    </w:p>
+    <w:p>
+      <w:pPr>
+        <w:pStyle w:val="NoSpacing"/>
+        <w:numPr>
+          <w:ilvl w:val="1"/>
+          <w:numId w:val="67"/>
+        </w:numPr>
+      </w:pPr>
+      <w:r>
+        <w:rPr>
+          <w:b/>
+          <w:bCs/>
+        </w:rPr>
+        <w:t>Bob:</w:t>
+      </w:r>
+      <w:r>
+        <w:t> 72</w:t>
+      </w:r>
+    </w:p>
+    <w:p>
+      <w:pPr>
+        <w:pStyle w:val="NoSpacing"/>
+        <w:numPr>
+          <w:ilvl w:val="1"/>
+          <w:numId w:val="67"/>
+        </w:numPr>
+      </w:pPr>
+      <w:r>
+        <w:rPr>
+          <w:b/>
+          <w:bCs/>
+        </w:rPr>
+        <w:t>Charlie:</w:t>
+      </w:r>
+      <w:r>
+        <w:t> 90</w:t>
+      </w:r>
+    </w:p>
+    <w:p>
+      <w:pPr>
+        <w:pStyle w:val="NoSpacing"/>
+        <w:numPr>
+          <w:ilvl w:val="1"/>
+          <w:numId w:val="67"/>
+        </w:numPr>
+      </w:pPr>
+      <w:r>
+        <w:rPr>
+          <w:b/>
+          <w:bCs/>
+        </w:rPr>
+        <w:t>David:</w:t>
+      </w:r>
+      <w:r>
+        <w:t> 65</w:t>
+      </w:r>
+    </w:p>
+    <w:p>
+      <w:pPr>
+        <w:pStyle w:val="NoSpacing"/>
+        <w:numPr>
+          <w:ilvl w:val="1"/>
+          <w:numId w:val="67"/>
+        </w:numPr>
+      </w:pPr>
+      <w:r>
+        <w:rPr>
+          <w:b/>
+          <w:bCs/>
+        </w:rPr>
+        <w:t>Eva:</w:t>
+      </w:r>
+      <w:r>
+        <w:t> 78</w:t>
+      </w:r>
+    </w:p>
+    <w:p>
+      <w:pPr>
+        <w:pStyle w:val="NoSpacing"/>
+        <w:numPr>
+          <w:ilvl w:val="0"/>
+          <w:numId w:val="67"/>
+        </w:numPr>
+      </w:pPr>
+      <w:r>
+        <w:t>Define a passing score of </w:t>
+      </w:r>
+      <w:r>
+        <w:rPr>
+          <w:b/>
+          <w:bCs/>
+        </w:rPr>
+        <w:t>75</w:t>
+      </w:r>
+      <w:r>
+        <w:t>.</w:t>
+      </w:r>
+    </w:p>
+    <w:p>
+      <w:pPr>
+        <w:pStyle w:val="NoSpacing"/>
+        <w:numPr>
+          <w:ilvl w:val="0"/>
+          <w:numId w:val="67"/>
+        </w:numPr>
+      </w:pPr>
+      <w:r>
+        <w:t>Use dictionary comprehension to create a new dictionary where:</w:t>
+      </w:r>
+    </w:p>
+    <w:p>
+      <w:pPr>
+        <w:pStyle w:val="NoSpacing"/>
+        <w:numPr>
+          <w:ilvl w:val="1"/>
+          <w:numId w:val="67"/>
+        </w:numPr>
+      </w:pPr>
+      <w:r>
+        <w:t>Students who score </w:t>
+      </w:r>
+      <w:r>
+        <w:rPr>
+          <w:b/>
+          <w:bCs/>
+        </w:rPr>
+        <w:t>75 or above</w:t>
+      </w:r>
+      <w:r>
+        <w:t> are categorized as </w:t>
+      </w:r>
+      <w:r>
+        <w:rPr>
+          <w:b/>
+          <w:bCs/>
+        </w:rPr>
+        <w:t>"Pass"</w:t>
+      </w:r>
+      <w:r>
+        <w:t>.</w:t>
+      </w:r>
+    </w:p>
+    <w:p>
+      <w:pPr>
+        <w:pStyle w:val="NoSpacing"/>
+        <w:numPr>
+          <w:ilvl w:val="1"/>
+          <w:numId w:val="67"/>
+        </w:numPr>
+      </w:pPr>
+      <w:r>
+        <w:t>Students who score </w:t>
+      </w:r>
+      <w:r>
+        <w:rPr>
+          <w:b/>
+          <w:bCs/>
+        </w:rPr>
+        <w:t>below 75</w:t>
+      </w:r>
+      <w:r>
+        <w:t> are categorized as </w:t>
+      </w:r>
+      <w:r>
+        <w:rPr>
+          <w:b/>
+          <w:bCs/>
+        </w:rPr>
+        <w:t>"Fail"</w:t>
+      </w:r>
+      <w:r>
+        <w:t>.</w:t>
+      </w:r>
+    </w:p>
+    <w:p>
+      <w:pPr>
+        <w:pStyle w:val="NoSpacing"/>
+        <w:numPr>
+          <w:ilvl w:val="0"/>
+          <w:numId w:val="67"/>
+        </w:numPr>
+      </w:pPr>
+      <w:r>
+        <w:t>Use the </w:t>
+      </w:r>
+      <w:proofErr w:type="gramStart"/>
+      <w:r>
+        <w:t>get(</w:t>
+      </w:r>
+      <w:proofErr w:type="gramEnd"/>
+      <w:r>
+        <w:t>) method to check scores before categorizing.</w:t>
+      </w:r>
+    </w:p>
+    <w:p>
+      <w:pPr>
+        <w:pStyle w:val="NoSpacing"/>
+        <w:numPr>
+          <w:ilvl w:val="0"/>
+          <w:numId w:val="67"/>
+        </w:numPr>
+      </w:pPr>
+      <w:r>
+        <w:t>Print the new dictionary to display each student’s status.</w:t>
+      </w:r>
+    </w:p>
+    <w:p>
+      <w:pPr>
+        <w:pStyle w:val="NoSpacing"/>
+      </w:pPr>
+      <w:r>
+        <w:rPr>
+          <w:highlight w:val="cyan"/>
+        </w:rPr>
+        <w:t>Solution:</w:t>
+      </w:r>
+    </w:p>
+    <w:p>
+      <w:pPr>
+        <w:pStyle w:val="NoSpacing"/>
+      </w:pPr>
+      <w:r>
+        <w:t># Step 1: Initialize the dictionary with student names and their scores</w:t>
+      </w:r>
+    </w:p>
+    <w:p>
+      <w:pPr>
+        <w:pStyle w:val="NoSpacing"/>
+      </w:pPr>
+      <w:proofErr w:type="spellStart"/>
+      <w:r>
+        <w:t>students_scores</w:t>
+      </w:r>
+      <w:proofErr w:type="spellEnd"/>
+      <w:r>
+        <w:t xml:space="preserve"> = {</w:t>
+      </w:r>
+    </w:p>
+    <w:p>
+      <w:pPr>
+        <w:pStyle w:val="NoSpacing"/>
+      </w:pPr>
+      <w:r>
+        <w:t xml:space="preserve">    'Alice': 85,</w:t>
+      </w:r>
+    </w:p>
+    <w:p>
+      <w:pPr>
+        <w:pStyle w:val="NoSpacing"/>
+      </w:pPr>
+      <w:r>
+        <w:t xml:space="preserve">    'Bob': 72,</w:t>
+      </w:r>
+    </w:p>
+    <w:p>
+      <w:pPr>
+        <w:pStyle w:val="NoSpacing"/>
+      </w:pPr>
+      <w:r>
+        <w:t xml:space="preserve">    'Charlie': 90,</w:t>
+      </w:r>
+    </w:p>
+    <w:p>
+      <w:pPr>
+        <w:pStyle w:val="NoSpacing"/>
+      </w:pPr>
+      <w:r>
+        <w:t xml:space="preserve">    'David': 65,</w:t>
+      </w:r>
+    </w:p>
+    <w:p>
+      <w:pPr>
+        <w:pStyle w:val="NoSpacing"/>
+      </w:pPr>
+      <w:r>
+        <w:t xml:space="preserve">    'Eva': 78</w:t>
+      </w:r>
+    </w:p>
+    <w:p>
+      <w:pPr>
+        <w:pStyle w:val="NoSpacing"/>
+      </w:pPr>
+      <w:r>
+        <w:t>}</w:t>
+      </w:r>
+    </w:p>
+    <w:p>
+      <w:pPr>
+        <w:pStyle w:val="NoSpacing"/>
+      </w:pPr>
+    </w:p>
+    <w:p>
+      <w:pPr>
+        <w:pStyle w:val="NoSpacing"/>
+      </w:pPr>
+      <w:r>
+        <w:t># Step 2: Define the passing score</w:t>
+      </w:r>
+    </w:p>
+    <w:p>
+      <w:pPr>
+        <w:pStyle w:val="NoSpacing"/>
+      </w:pPr>
+      <w:proofErr w:type="spellStart"/>
+      <w:r>
+        <w:t>passing_score</w:t>
+      </w:r>
+      <w:proofErr w:type="spellEnd"/>
+      <w:r>
+        <w:t xml:space="preserve"> = 75</w:t>
+      </w:r>
+    </w:p>
+    <w:p>
+      <w:pPr>
+        <w:pStyle w:val="NoSpacing"/>
+      </w:pPr>
+    </w:p>
+    <w:p>
+      <w:pPr>
+        <w:pStyle w:val="NoSpacing"/>
+      </w:pPr>
+      <w:r>
+        <w:t xml:space="preserve"># Step 3: Use dictionary comprehension with the </w:t>
+      </w:r>
+      <w:proofErr w:type="gramStart"/>
+      <w:r>
+        <w:t>get(</w:t>
+      </w:r>
+      <w:proofErr w:type="gramEnd"/>
+      <w:r>
+        <w:t>) method to categorize students</w:t>
+      </w:r>
+    </w:p>
+    <w:p>
+      <w:pPr>
+        <w:pStyle w:val="NoSpacing"/>
+      </w:pPr>
+      <w:proofErr w:type="spellStart"/>
+      <w:r>
+        <w:t>student_status</w:t>
+      </w:r>
+      <w:proofErr w:type="spellEnd"/>
+      <w:r>
+        <w:t xml:space="preserve"> = {student: "Pass" if </w:t>
+      </w:r>
+      <w:proofErr w:type="spellStart"/>
+      <w:r>
+        <w:t>students_scores.get</w:t>
+      </w:r>
+      <w:proofErr w:type="spellEnd"/>
+      <w:r>
+        <w:t xml:space="preserve">(student) &gt;= </w:t>
+      </w:r>
+      <w:proofErr w:type="spellStart"/>
+      <w:r>
+        <w:t>passing_score</w:t>
+      </w:r>
+      <w:proofErr w:type="spellEnd"/>
+      <w:r>
+        <w:t xml:space="preserve"> else "Fail"</w:t>
+      </w:r>
+    </w:p>
+    <w:p>
+      <w:pPr>
+        <w:pStyle w:val="NoSpacing"/>
+      </w:pPr>
+      <w:r>
+        <w:t xml:space="preserve">                  for student in </w:t>
+      </w:r>
+      <w:proofErr w:type="spellStart"/>
+      <w:r>
+        <w:t>students_scores</w:t>
+      </w:r>
+      <w:proofErr w:type="spellEnd"/>
+      <w:r>
+        <w:t>}</w:t>
+      </w:r>
+    </w:p>
+    <w:p>
+      <w:pPr>
+        <w:pStyle w:val="NoSpacing"/>
+      </w:pPr>
+    </w:p>
+    <w:p>
+      <w:pPr>
+        <w:pStyle w:val="NoSpacing"/>
+      </w:pPr>
+      <w:r>
+        <w:t># Step 4: Print the categorized dictionary</w:t>
+      </w:r>
+    </w:p>
+    <w:p>
+      <w:pPr>
+        <w:pStyle w:val="NoSpacing"/>
+      </w:pPr>
+      <w:r>
+        <w:t>print(</w:t>
+      </w:r>
+      <w:proofErr w:type="spellStart"/>
+      <w:r>
+        <w:t>student_status</w:t>
+      </w:r>
+      <w:proofErr w:type="spellEnd"/>
+      <w:r>
+        <w:t>)</w:t>
+      </w:r>
+    </w:p>
+    <w:p>
+      <w:pPr>
+        <w:pStyle w:val="NoSpacing"/>
+      </w:pPr>
     </w:p>
     <w:p>
       <w:pPr>
@@ -34948,6 +39141,123 @@
     </w:lvl>
   </w:abstractNum>
   <w:abstractNum w:abstractNumId="2" w15:restartNumberingAfterBreak="0">
+    <w:nsid w:val="079F1D90"/>
+    <w:multiLevelType w:val="multilevel"/>
+    <w:tmpl w:val="86AAB8C6"/>
+    <w:lvl w:ilvl="0">
+      <w:start w:val="1"/>
+      <w:numFmt w:val="decimal"/>
+      <w:lvlText w:val="%1."/>
+      <w:lvlJc w:val="left"/>
+      <w:pPr>
+        <w:tabs>
+          <w:tab w:val="num" w:pos="720"/>
+        </w:tabs>
+        <w:ind w:left="720" w:hanging="360"/>
+      </w:pPr>
+    </w:lvl>
+    <w:lvl w:ilvl="1">
+      <w:start w:val="1"/>
+      <w:numFmt w:val="bullet"/>
+      <w:lvlText w:val="o"/>
+      <w:lvlJc w:val="left"/>
+      <w:pPr>
+        <w:tabs>
+          <w:tab w:val="num" w:pos="1440"/>
+        </w:tabs>
+        <w:ind w:left="1440" w:hanging="360"/>
+      </w:pPr>
+      <w:rPr>
+        <w:rFonts w:ascii="Courier New" w:hAnsi="Courier New" w:hint="default"/>
+        <w:sz w:val="20"/>
+      </w:rPr>
+    </w:lvl>
+    <w:lvl w:ilvl="2" w:tentative="1">
+      <w:start w:val="1"/>
+      <w:numFmt w:val="decimal"/>
+      <w:lvlText w:val="%3."/>
+      <w:lvlJc w:val="left"/>
+      <w:pPr>
+        <w:tabs>
+          <w:tab w:val="num" w:pos="2160"/>
+        </w:tabs>
+        <w:ind w:left="2160" w:hanging="360"/>
+      </w:pPr>
+    </w:lvl>
+    <w:lvl w:ilvl="3" w:tentative="1">
+      <w:start w:val="1"/>
+      <w:numFmt w:val="decimal"/>
+      <w:lvlText w:val="%4."/>
+      <w:lvlJc w:val="left"/>
+      <w:pPr>
+        <w:tabs>
+          <w:tab w:val="num" w:pos="2880"/>
+        </w:tabs>
+        <w:ind w:left="2880" w:hanging="360"/>
+      </w:pPr>
+    </w:lvl>
+    <w:lvl w:ilvl="4" w:tentative="1">
+      <w:start w:val="1"/>
+      <w:numFmt w:val="decimal"/>
+      <w:lvlText w:val="%5."/>
+      <w:lvlJc w:val="left"/>
+      <w:pPr>
+        <w:tabs>
+          <w:tab w:val="num" w:pos="3600"/>
+        </w:tabs>
+        <w:ind w:left="3600" w:hanging="360"/>
+      </w:pPr>
+    </w:lvl>
+    <w:lvl w:ilvl="5" w:tentative="1">
+      <w:start w:val="1"/>
+      <w:numFmt w:val="decimal"/>
+      <w:lvlText w:val="%6."/>
+      <w:lvlJc w:val="left"/>
+      <w:pPr>
+        <w:tabs>
+          <w:tab w:val="num" w:pos="4320"/>
+        </w:tabs>
+        <w:ind w:left="4320" w:hanging="360"/>
+      </w:pPr>
+    </w:lvl>
+    <w:lvl w:ilvl="6" w:tentative="1">
+      <w:start w:val="1"/>
+      <w:numFmt w:val="decimal"/>
+      <w:lvlText w:val="%7."/>
+      <w:lvlJc w:val="left"/>
+      <w:pPr>
+        <w:tabs>
+          <w:tab w:val="num" w:pos="5040"/>
+        </w:tabs>
+        <w:ind w:left="5040" w:hanging="360"/>
+      </w:pPr>
+    </w:lvl>
+    <w:lvl w:ilvl="7" w:tentative="1">
+      <w:start w:val="1"/>
+      <w:numFmt w:val="decimal"/>
+      <w:lvlText w:val="%8."/>
+      <w:lvlJc w:val="left"/>
+      <w:pPr>
+        <w:tabs>
+          <w:tab w:val="num" w:pos="5760"/>
+        </w:tabs>
+        <w:ind w:left="5760" w:hanging="360"/>
+      </w:pPr>
+    </w:lvl>
+    <w:lvl w:ilvl="8" w:tentative="1">
+      <w:start w:val="1"/>
+      <w:numFmt w:val="decimal"/>
+      <w:lvlText w:val="%9."/>
+      <w:lvlJc w:val="left"/>
+      <w:pPr>
+        <w:tabs>
+          <w:tab w:val="num" w:pos="6480"/>
+        </w:tabs>
+        <w:ind w:left="6480" w:hanging="360"/>
+      </w:pPr>
+    </w:lvl>
+  </w:abstractNum>
+  <w:abstractNum w:abstractNumId="3" w15:restartNumberingAfterBreak="0">
     <w:nsid w:val="08240815"/>
     <w:multiLevelType w:val="multilevel"/>
     <w:tmpl w:val="99AE3BD8"/>
@@ -35060,7 +39370,7 @@
       </w:pPr>
     </w:lvl>
   </w:abstractNum>
-  <w:abstractNum w:abstractNumId="3" w15:restartNumberingAfterBreak="0">
+  <w:abstractNum w:abstractNumId="4" w15:restartNumberingAfterBreak="0">
     <w:nsid w:val="0C9847EE"/>
     <w:multiLevelType w:val="multilevel"/>
     <w:tmpl w:val="57D035BC"/>
@@ -35209,7 +39519,7 @@
       </w:rPr>
     </w:lvl>
   </w:abstractNum>
-  <w:abstractNum w:abstractNumId="4" w15:restartNumberingAfterBreak="0">
+  <w:abstractNum w:abstractNumId="5" w15:restartNumberingAfterBreak="0">
     <w:nsid w:val="0DED7135"/>
     <w:multiLevelType w:val="multilevel"/>
     <w:tmpl w:val="AF2EFE66"/>
@@ -35322,7 +39632,7 @@
       </w:pPr>
     </w:lvl>
   </w:abstractNum>
-  <w:abstractNum w:abstractNumId="5" w15:restartNumberingAfterBreak="0">
+  <w:abstractNum w:abstractNumId="6" w15:restartNumberingAfterBreak="0">
     <w:nsid w:val="183550BD"/>
     <w:multiLevelType w:val="multilevel"/>
     <w:tmpl w:val="6978B062"/>
@@ -35471,7 +39781,156 @@
       </w:rPr>
     </w:lvl>
   </w:abstractNum>
-  <w:abstractNum w:abstractNumId="6" w15:restartNumberingAfterBreak="0">
+  <w:abstractNum w:abstractNumId="7" w15:restartNumberingAfterBreak="0">
+    <w:nsid w:val="19E75756"/>
+    <w:multiLevelType w:val="multilevel"/>
+    <w:tmpl w:val="811C9E3A"/>
+    <w:lvl w:ilvl="0">
+      <w:start w:val="1"/>
+      <w:numFmt w:val="bullet"/>
+      <w:lvlText w:val=""/>
+      <w:lvlJc w:val="left"/>
+      <w:pPr>
+        <w:tabs>
+          <w:tab w:val="num" w:pos="720"/>
+        </w:tabs>
+        <w:ind w:left="720" w:hanging="360"/>
+      </w:pPr>
+      <w:rPr>
+        <w:rFonts w:ascii="Symbol" w:hAnsi="Symbol" w:hint="default"/>
+        <w:sz w:val="20"/>
+      </w:rPr>
+    </w:lvl>
+    <w:lvl w:ilvl="1" w:tentative="1">
+      <w:start w:val="1"/>
+      <w:numFmt w:val="bullet"/>
+      <w:lvlText w:val="o"/>
+      <w:lvlJc w:val="left"/>
+      <w:pPr>
+        <w:tabs>
+          <w:tab w:val="num" w:pos="1440"/>
+        </w:tabs>
+        <w:ind w:left="1440" w:hanging="360"/>
+      </w:pPr>
+      <w:rPr>
+        <w:rFonts w:ascii="Courier New" w:hAnsi="Courier New" w:hint="default"/>
+        <w:sz w:val="20"/>
+      </w:rPr>
+    </w:lvl>
+    <w:lvl w:ilvl="2" w:tentative="1">
+      <w:start w:val="1"/>
+      <w:numFmt w:val="bullet"/>
+      <w:lvlText w:val=""/>
+      <w:lvlJc w:val="left"/>
+      <w:pPr>
+        <w:tabs>
+          <w:tab w:val="num" w:pos="2160"/>
+        </w:tabs>
+        <w:ind w:left="2160" w:hanging="360"/>
+      </w:pPr>
+      <w:rPr>
+        <w:rFonts w:ascii="Wingdings" w:hAnsi="Wingdings" w:hint="default"/>
+        <w:sz w:val="20"/>
+      </w:rPr>
+    </w:lvl>
+    <w:lvl w:ilvl="3" w:tentative="1">
+      <w:start w:val="1"/>
+      <w:numFmt w:val="bullet"/>
+      <w:lvlText w:val=""/>
+      <w:lvlJc w:val="left"/>
+      <w:pPr>
+        <w:tabs>
+          <w:tab w:val="num" w:pos="2880"/>
+        </w:tabs>
+        <w:ind w:left="2880" w:hanging="360"/>
+      </w:pPr>
+      <w:rPr>
+        <w:rFonts w:ascii="Wingdings" w:hAnsi="Wingdings" w:hint="default"/>
+        <w:sz w:val="20"/>
+      </w:rPr>
+    </w:lvl>
+    <w:lvl w:ilvl="4" w:tentative="1">
+      <w:start w:val="1"/>
+      <w:numFmt w:val="bullet"/>
+      <w:lvlText w:val=""/>
+      <w:lvlJc w:val="left"/>
+      <w:pPr>
+        <w:tabs>
+          <w:tab w:val="num" w:pos="3600"/>
+        </w:tabs>
+        <w:ind w:left="3600" w:hanging="360"/>
+      </w:pPr>
+      <w:rPr>
+        <w:rFonts w:ascii="Wingdings" w:hAnsi="Wingdings" w:hint="default"/>
+        <w:sz w:val="20"/>
+      </w:rPr>
+    </w:lvl>
+    <w:lvl w:ilvl="5" w:tentative="1">
+      <w:start w:val="1"/>
+      <w:numFmt w:val="bullet"/>
+      <w:lvlText w:val=""/>
+      <w:lvlJc w:val="left"/>
+      <w:pPr>
+        <w:tabs>
+          <w:tab w:val="num" w:pos="4320"/>
+        </w:tabs>
+        <w:ind w:left="4320" w:hanging="360"/>
+      </w:pPr>
+      <w:rPr>
+        <w:rFonts w:ascii="Wingdings" w:hAnsi="Wingdings" w:hint="default"/>
+        <w:sz w:val="20"/>
+      </w:rPr>
+    </w:lvl>
+    <w:lvl w:ilvl="6" w:tentative="1">
+      <w:start w:val="1"/>
+      <w:numFmt w:val="bullet"/>
+      <w:lvlText w:val=""/>
+      <w:lvlJc w:val="left"/>
+      <w:pPr>
+        <w:tabs>
+          <w:tab w:val="num" w:pos="5040"/>
+        </w:tabs>
+        <w:ind w:left="5040" w:hanging="360"/>
+      </w:pPr>
+      <w:rPr>
+        <w:rFonts w:ascii="Wingdings" w:hAnsi="Wingdings" w:hint="default"/>
+        <w:sz w:val="20"/>
+      </w:rPr>
+    </w:lvl>
+    <w:lvl w:ilvl="7" w:tentative="1">
+      <w:start w:val="1"/>
+      <w:numFmt w:val="bullet"/>
+      <w:lvlText w:val=""/>
+      <w:lvlJc w:val="left"/>
+      <w:pPr>
+        <w:tabs>
+          <w:tab w:val="num" w:pos="5760"/>
+        </w:tabs>
+        <w:ind w:left="5760" w:hanging="360"/>
+      </w:pPr>
+      <w:rPr>
+        <w:rFonts w:ascii="Wingdings" w:hAnsi="Wingdings" w:hint="default"/>
+        <w:sz w:val="20"/>
+      </w:rPr>
+    </w:lvl>
+    <w:lvl w:ilvl="8" w:tentative="1">
+      <w:start w:val="1"/>
+      <w:numFmt w:val="bullet"/>
+      <w:lvlText w:val=""/>
+      <w:lvlJc w:val="left"/>
+      <w:pPr>
+        <w:tabs>
+          <w:tab w:val="num" w:pos="6480"/>
+        </w:tabs>
+        <w:ind w:left="6480" w:hanging="360"/>
+      </w:pPr>
+      <w:rPr>
+        <w:rFonts w:ascii="Wingdings" w:hAnsi="Wingdings" w:hint="default"/>
+        <w:sz w:val="20"/>
+      </w:rPr>
+    </w:lvl>
+  </w:abstractNum>
+  <w:abstractNum w:abstractNumId="8" w15:restartNumberingAfterBreak="0">
     <w:nsid w:val="1B96004F"/>
     <w:multiLevelType w:val="multilevel"/>
     <w:tmpl w:val="01D23FA2"/>
@@ -35584,7 +40043,7 @@
       </w:pPr>
     </w:lvl>
   </w:abstractNum>
-  <w:abstractNum w:abstractNumId="7" w15:restartNumberingAfterBreak="0">
+  <w:abstractNum w:abstractNumId="9" w15:restartNumberingAfterBreak="0">
     <w:nsid w:val="21654557"/>
     <w:multiLevelType w:val="multilevel"/>
     <w:tmpl w:val="D12400C4"/>
@@ -35733,7 +40192,7 @@
       </w:rPr>
     </w:lvl>
   </w:abstractNum>
-  <w:abstractNum w:abstractNumId="8" w15:restartNumberingAfterBreak="0">
+  <w:abstractNum w:abstractNumId="10" w15:restartNumberingAfterBreak="0">
     <w:nsid w:val="21852210"/>
     <w:multiLevelType w:val="multilevel"/>
     <w:tmpl w:val="04C691B2"/>
@@ -35846,7 +40305,7 @@
       </w:pPr>
     </w:lvl>
   </w:abstractNum>
-  <w:abstractNum w:abstractNumId="9" w15:restartNumberingAfterBreak="0">
+  <w:abstractNum w:abstractNumId="11" w15:restartNumberingAfterBreak="0">
     <w:nsid w:val="223C1C84"/>
     <w:multiLevelType w:val="multilevel"/>
     <w:tmpl w:val="6804C7F4"/>
@@ -35959,7 +40418,7 @@
       </w:pPr>
     </w:lvl>
   </w:abstractNum>
-  <w:abstractNum w:abstractNumId="10" w15:restartNumberingAfterBreak="0">
+  <w:abstractNum w:abstractNumId="12" w15:restartNumberingAfterBreak="0">
     <w:nsid w:val="24BC01EB"/>
     <w:multiLevelType w:val="multilevel"/>
     <w:tmpl w:val="A240E066"/>
@@ -36072,7 +40531,7 @@
       </w:pPr>
     </w:lvl>
   </w:abstractNum>
-  <w:abstractNum w:abstractNumId="11" w15:restartNumberingAfterBreak="0">
+  <w:abstractNum w:abstractNumId="13" w15:restartNumberingAfterBreak="0">
     <w:nsid w:val="26717A84"/>
     <w:multiLevelType w:val="multilevel"/>
     <w:tmpl w:val="DDF494E6"/>
@@ -36185,7 +40644,7 @@
       </w:pPr>
     </w:lvl>
   </w:abstractNum>
-  <w:abstractNum w:abstractNumId="12" w15:restartNumberingAfterBreak="0">
+  <w:abstractNum w:abstractNumId="14" w15:restartNumberingAfterBreak="0">
     <w:nsid w:val="28B3185E"/>
     <w:multiLevelType w:val="multilevel"/>
     <w:tmpl w:val="23AE566C"/>
@@ -36334,7 +40793,156 @@
       </w:rPr>
     </w:lvl>
   </w:abstractNum>
-  <w:abstractNum w:abstractNumId="13" w15:restartNumberingAfterBreak="0">
+  <w:abstractNum w:abstractNumId="15" w15:restartNumberingAfterBreak="0">
+    <w:nsid w:val="2A42586F"/>
+    <w:multiLevelType w:val="multilevel"/>
+    <w:tmpl w:val="AEB4C8DA"/>
+    <w:lvl w:ilvl="0">
+      <w:start w:val="1"/>
+      <w:numFmt w:val="bullet"/>
+      <w:lvlText w:val=""/>
+      <w:lvlJc w:val="left"/>
+      <w:pPr>
+        <w:tabs>
+          <w:tab w:val="num" w:pos="720"/>
+        </w:tabs>
+        <w:ind w:left="720" w:hanging="360"/>
+      </w:pPr>
+      <w:rPr>
+        <w:rFonts w:ascii="Symbol" w:hAnsi="Symbol" w:hint="default"/>
+        <w:sz w:val="20"/>
+      </w:rPr>
+    </w:lvl>
+    <w:lvl w:ilvl="1" w:tentative="1">
+      <w:start w:val="1"/>
+      <w:numFmt w:val="bullet"/>
+      <w:lvlText w:val="o"/>
+      <w:lvlJc w:val="left"/>
+      <w:pPr>
+        <w:tabs>
+          <w:tab w:val="num" w:pos="1440"/>
+        </w:tabs>
+        <w:ind w:left="1440" w:hanging="360"/>
+      </w:pPr>
+      <w:rPr>
+        <w:rFonts w:ascii="Courier New" w:hAnsi="Courier New" w:hint="default"/>
+        <w:sz w:val="20"/>
+      </w:rPr>
+    </w:lvl>
+    <w:lvl w:ilvl="2" w:tentative="1">
+      <w:start w:val="1"/>
+      <w:numFmt w:val="bullet"/>
+      <w:lvlText w:val=""/>
+      <w:lvlJc w:val="left"/>
+      <w:pPr>
+        <w:tabs>
+          <w:tab w:val="num" w:pos="2160"/>
+        </w:tabs>
+        <w:ind w:left="2160" w:hanging="360"/>
+      </w:pPr>
+      <w:rPr>
+        <w:rFonts w:ascii="Wingdings" w:hAnsi="Wingdings" w:hint="default"/>
+        <w:sz w:val="20"/>
+      </w:rPr>
+    </w:lvl>
+    <w:lvl w:ilvl="3" w:tentative="1">
+      <w:start w:val="1"/>
+      <w:numFmt w:val="bullet"/>
+      <w:lvlText w:val=""/>
+      <w:lvlJc w:val="left"/>
+      <w:pPr>
+        <w:tabs>
+          <w:tab w:val="num" w:pos="2880"/>
+        </w:tabs>
+        <w:ind w:left="2880" w:hanging="360"/>
+      </w:pPr>
+      <w:rPr>
+        <w:rFonts w:ascii="Wingdings" w:hAnsi="Wingdings" w:hint="default"/>
+        <w:sz w:val="20"/>
+      </w:rPr>
+    </w:lvl>
+    <w:lvl w:ilvl="4" w:tentative="1">
+      <w:start w:val="1"/>
+      <w:numFmt w:val="bullet"/>
+      <w:lvlText w:val=""/>
+      <w:lvlJc w:val="left"/>
+      <w:pPr>
+        <w:tabs>
+          <w:tab w:val="num" w:pos="3600"/>
+        </w:tabs>
+        <w:ind w:left="3600" w:hanging="360"/>
+      </w:pPr>
+      <w:rPr>
+        <w:rFonts w:ascii="Wingdings" w:hAnsi="Wingdings" w:hint="default"/>
+        <w:sz w:val="20"/>
+      </w:rPr>
+    </w:lvl>
+    <w:lvl w:ilvl="5" w:tentative="1">
+      <w:start w:val="1"/>
+      <w:numFmt w:val="bullet"/>
+      <w:lvlText w:val=""/>
+      <w:lvlJc w:val="left"/>
+      <w:pPr>
+        <w:tabs>
+          <w:tab w:val="num" w:pos="4320"/>
+        </w:tabs>
+        <w:ind w:left="4320" w:hanging="360"/>
+      </w:pPr>
+      <w:rPr>
+        <w:rFonts w:ascii="Wingdings" w:hAnsi="Wingdings" w:hint="default"/>
+        <w:sz w:val="20"/>
+      </w:rPr>
+    </w:lvl>
+    <w:lvl w:ilvl="6" w:tentative="1">
+      <w:start w:val="1"/>
+      <w:numFmt w:val="bullet"/>
+      <w:lvlText w:val=""/>
+      <w:lvlJc w:val="left"/>
+      <w:pPr>
+        <w:tabs>
+          <w:tab w:val="num" w:pos="5040"/>
+        </w:tabs>
+        <w:ind w:left="5040" w:hanging="360"/>
+      </w:pPr>
+      <w:rPr>
+        <w:rFonts w:ascii="Wingdings" w:hAnsi="Wingdings" w:hint="default"/>
+        <w:sz w:val="20"/>
+      </w:rPr>
+    </w:lvl>
+    <w:lvl w:ilvl="7" w:tentative="1">
+      <w:start w:val="1"/>
+      <w:numFmt w:val="bullet"/>
+      <w:lvlText w:val=""/>
+      <w:lvlJc w:val="left"/>
+      <w:pPr>
+        <w:tabs>
+          <w:tab w:val="num" w:pos="5760"/>
+        </w:tabs>
+        <w:ind w:left="5760" w:hanging="360"/>
+      </w:pPr>
+      <w:rPr>
+        <w:rFonts w:ascii="Wingdings" w:hAnsi="Wingdings" w:hint="default"/>
+        <w:sz w:val="20"/>
+      </w:rPr>
+    </w:lvl>
+    <w:lvl w:ilvl="8" w:tentative="1">
+      <w:start w:val="1"/>
+      <w:numFmt w:val="bullet"/>
+      <w:lvlText w:val=""/>
+      <w:lvlJc w:val="left"/>
+      <w:pPr>
+        <w:tabs>
+          <w:tab w:val="num" w:pos="6480"/>
+        </w:tabs>
+        <w:ind w:left="6480" w:hanging="360"/>
+      </w:pPr>
+      <w:rPr>
+        <w:rFonts w:ascii="Wingdings" w:hAnsi="Wingdings" w:hint="default"/>
+        <w:sz w:val="20"/>
+      </w:rPr>
+    </w:lvl>
+  </w:abstractNum>
+  <w:abstractNum w:abstractNumId="16" w15:restartNumberingAfterBreak="0">
     <w:nsid w:val="2AEC5B4F"/>
     <w:multiLevelType w:val="multilevel"/>
     <w:tmpl w:val="8174DC9A"/>
@@ -36483,7 +41091,7 @@
       </w:rPr>
     </w:lvl>
   </w:abstractNum>
-  <w:abstractNum w:abstractNumId="14" w15:restartNumberingAfterBreak="0">
+  <w:abstractNum w:abstractNumId="17" w15:restartNumberingAfterBreak="0">
     <w:nsid w:val="2B97048B"/>
     <w:multiLevelType w:val="multilevel"/>
     <w:tmpl w:val="FA52B7A4"/>
@@ -36596,7 +41204,7 @@
       </w:pPr>
     </w:lvl>
   </w:abstractNum>
-  <w:abstractNum w:abstractNumId="15" w15:restartNumberingAfterBreak="0">
+  <w:abstractNum w:abstractNumId="18" w15:restartNumberingAfterBreak="0">
     <w:nsid w:val="2BCD16B4"/>
     <w:multiLevelType w:val="multilevel"/>
     <w:tmpl w:val="50A09D10"/>
@@ -36709,7 +41317,7 @@
       </w:pPr>
     </w:lvl>
   </w:abstractNum>
-  <w:abstractNum w:abstractNumId="16" w15:restartNumberingAfterBreak="0">
+  <w:abstractNum w:abstractNumId="19" w15:restartNumberingAfterBreak="0">
     <w:nsid w:val="2E1929BA"/>
     <w:multiLevelType w:val="multilevel"/>
     <w:tmpl w:val="E348CA2A"/>
@@ -36822,7 +41430,7 @@
       </w:pPr>
     </w:lvl>
   </w:abstractNum>
-  <w:abstractNum w:abstractNumId="17" w15:restartNumberingAfterBreak="0">
+  <w:abstractNum w:abstractNumId="20" w15:restartNumberingAfterBreak="0">
     <w:nsid w:val="2E4D707D"/>
     <w:multiLevelType w:val="multilevel"/>
     <w:tmpl w:val="6C3EE2EC"/>
@@ -36971,7 +41579,7 @@
       </w:rPr>
     </w:lvl>
   </w:abstractNum>
-  <w:abstractNum w:abstractNumId="18" w15:restartNumberingAfterBreak="0">
+  <w:abstractNum w:abstractNumId="21" w15:restartNumberingAfterBreak="0">
     <w:nsid w:val="2EAA6054"/>
     <w:multiLevelType w:val="multilevel"/>
     <w:tmpl w:val="91F012D4"/>
@@ -37120,7 +41728,7 @@
       </w:rPr>
     </w:lvl>
   </w:abstractNum>
-  <w:abstractNum w:abstractNumId="19" w15:restartNumberingAfterBreak="0">
+  <w:abstractNum w:abstractNumId="22" w15:restartNumberingAfterBreak="0">
     <w:nsid w:val="30C40687"/>
     <w:multiLevelType w:val="multilevel"/>
     <w:tmpl w:val="56B27E2C"/>
@@ -37237,7 +41845,7 @@
       </w:pPr>
     </w:lvl>
   </w:abstractNum>
-  <w:abstractNum w:abstractNumId="20" w15:restartNumberingAfterBreak="0">
+  <w:abstractNum w:abstractNumId="23" w15:restartNumberingAfterBreak="0">
     <w:nsid w:val="325E0CD4"/>
     <w:multiLevelType w:val="multilevel"/>
     <w:tmpl w:val="9FAE4238"/>
@@ -37350,7 +41958,7 @@
       </w:pPr>
     </w:lvl>
   </w:abstractNum>
-  <w:abstractNum w:abstractNumId="21" w15:restartNumberingAfterBreak="0">
+  <w:abstractNum w:abstractNumId="24" w15:restartNumberingAfterBreak="0">
     <w:nsid w:val="33BC613C"/>
     <w:multiLevelType w:val="multilevel"/>
     <w:tmpl w:val="1714CAA8"/>
@@ -37499,7 +42107,7 @@
       </w:rPr>
     </w:lvl>
   </w:abstractNum>
-  <w:abstractNum w:abstractNumId="22" w15:restartNumberingAfterBreak="0">
+  <w:abstractNum w:abstractNumId="25" w15:restartNumberingAfterBreak="0">
     <w:nsid w:val="34DF0C8A"/>
     <w:multiLevelType w:val="multilevel"/>
     <w:tmpl w:val="5F686C06"/>
@@ -37612,7 +42220,7 @@
       </w:pPr>
     </w:lvl>
   </w:abstractNum>
-  <w:abstractNum w:abstractNumId="23" w15:restartNumberingAfterBreak="0">
+  <w:abstractNum w:abstractNumId="26" w15:restartNumberingAfterBreak="0">
     <w:nsid w:val="39972268"/>
     <w:multiLevelType w:val="multilevel"/>
     <w:tmpl w:val="578C1450"/>
@@ -37761,7 +42369,7 @@
       </w:rPr>
     </w:lvl>
   </w:abstractNum>
-  <w:abstractNum w:abstractNumId="24" w15:restartNumberingAfterBreak="0">
+  <w:abstractNum w:abstractNumId="27" w15:restartNumberingAfterBreak="0">
     <w:nsid w:val="40147520"/>
     <w:multiLevelType w:val="multilevel"/>
     <w:tmpl w:val="40AC8DBA"/>
@@ -37874,7 +42482,7 @@
       </w:pPr>
     </w:lvl>
   </w:abstractNum>
-  <w:abstractNum w:abstractNumId="25" w15:restartNumberingAfterBreak="0">
+  <w:abstractNum w:abstractNumId="28" w15:restartNumberingAfterBreak="0">
     <w:nsid w:val="409F50EB"/>
     <w:multiLevelType w:val="multilevel"/>
     <w:tmpl w:val="3B5EED9A"/>
@@ -37987,7 +42595,7 @@
       </w:pPr>
     </w:lvl>
   </w:abstractNum>
-  <w:abstractNum w:abstractNumId="26" w15:restartNumberingAfterBreak="0">
+  <w:abstractNum w:abstractNumId="29" w15:restartNumberingAfterBreak="0">
     <w:nsid w:val="442A2F32"/>
     <w:multiLevelType w:val="multilevel"/>
     <w:tmpl w:val="A8C4D96C"/>
@@ -38136,7 +42744,7 @@
       </w:rPr>
     </w:lvl>
   </w:abstractNum>
-  <w:abstractNum w:abstractNumId="27" w15:restartNumberingAfterBreak="0">
+  <w:abstractNum w:abstractNumId="30" w15:restartNumberingAfterBreak="0">
     <w:nsid w:val="445D549E"/>
     <w:multiLevelType w:val="multilevel"/>
     <w:tmpl w:val="FE603984"/>
@@ -38285,7 +42893,156 @@
       </w:rPr>
     </w:lvl>
   </w:abstractNum>
-  <w:abstractNum w:abstractNumId="28" w15:restartNumberingAfterBreak="0">
+  <w:abstractNum w:abstractNumId="31" w15:restartNumberingAfterBreak="0">
+    <w:nsid w:val="45731B24"/>
+    <w:multiLevelType w:val="multilevel"/>
+    <w:tmpl w:val="CA5EF6D2"/>
+    <w:lvl w:ilvl="0">
+      <w:start w:val="1"/>
+      <w:numFmt w:val="bullet"/>
+      <w:lvlText w:val=""/>
+      <w:lvlJc w:val="left"/>
+      <w:pPr>
+        <w:tabs>
+          <w:tab w:val="num" w:pos="720"/>
+        </w:tabs>
+        <w:ind w:left="720" w:hanging="360"/>
+      </w:pPr>
+      <w:rPr>
+        <w:rFonts w:ascii="Symbol" w:hAnsi="Symbol" w:hint="default"/>
+        <w:sz w:val="20"/>
+      </w:rPr>
+    </w:lvl>
+    <w:lvl w:ilvl="1" w:tentative="1">
+      <w:start w:val="1"/>
+      <w:numFmt w:val="bullet"/>
+      <w:lvlText w:val="o"/>
+      <w:lvlJc w:val="left"/>
+      <w:pPr>
+        <w:tabs>
+          <w:tab w:val="num" w:pos="1440"/>
+        </w:tabs>
+        <w:ind w:left="1440" w:hanging="360"/>
+      </w:pPr>
+      <w:rPr>
+        <w:rFonts w:ascii="Courier New" w:hAnsi="Courier New" w:hint="default"/>
+        <w:sz w:val="20"/>
+      </w:rPr>
+    </w:lvl>
+    <w:lvl w:ilvl="2" w:tentative="1">
+      <w:start w:val="1"/>
+      <w:numFmt w:val="bullet"/>
+      <w:lvlText w:val=""/>
+      <w:lvlJc w:val="left"/>
+      <w:pPr>
+        <w:tabs>
+          <w:tab w:val="num" w:pos="2160"/>
+        </w:tabs>
+        <w:ind w:left="2160" w:hanging="360"/>
+      </w:pPr>
+      <w:rPr>
+        <w:rFonts w:ascii="Wingdings" w:hAnsi="Wingdings" w:hint="default"/>
+        <w:sz w:val="20"/>
+      </w:rPr>
+    </w:lvl>
+    <w:lvl w:ilvl="3" w:tentative="1">
+      <w:start w:val="1"/>
+      <w:numFmt w:val="bullet"/>
+      <w:lvlText w:val=""/>
+      <w:lvlJc w:val="left"/>
+      <w:pPr>
+        <w:tabs>
+          <w:tab w:val="num" w:pos="2880"/>
+        </w:tabs>
+        <w:ind w:left="2880" w:hanging="360"/>
+      </w:pPr>
+      <w:rPr>
+        <w:rFonts w:ascii="Wingdings" w:hAnsi="Wingdings" w:hint="default"/>
+        <w:sz w:val="20"/>
+      </w:rPr>
+    </w:lvl>
+    <w:lvl w:ilvl="4" w:tentative="1">
+      <w:start w:val="1"/>
+      <w:numFmt w:val="bullet"/>
+      <w:lvlText w:val=""/>
+      <w:lvlJc w:val="left"/>
+      <w:pPr>
+        <w:tabs>
+          <w:tab w:val="num" w:pos="3600"/>
+        </w:tabs>
+        <w:ind w:left="3600" w:hanging="360"/>
+      </w:pPr>
+      <w:rPr>
+        <w:rFonts w:ascii="Wingdings" w:hAnsi="Wingdings" w:hint="default"/>
+        <w:sz w:val="20"/>
+      </w:rPr>
+    </w:lvl>
+    <w:lvl w:ilvl="5" w:tentative="1">
+      <w:start w:val="1"/>
+      <w:numFmt w:val="bullet"/>
+      <w:lvlText w:val=""/>
+      <w:lvlJc w:val="left"/>
+      <w:pPr>
+        <w:tabs>
+          <w:tab w:val="num" w:pos="4320"/>
+        </w:tabs>
+        <w:ind w:left="4320" w:hanging="360"/>
+      </w:pPr>
+      <w:rPr>
+        <w:rFonts w:ascii="Wingdings" w:hAnsi="Wingdings" w:hint="default"/>
+        <w:sz w:val="20"/>
+      </w:rPr>
+    </w:lvl>
+    <w:lvl w:ilvl="6" w:tentative="1">
+      <w:start w:val="1"/>
+      <w:numFmt w:val="bullet"/>
+      <w:lvlText w:val=""/>
+      <w:lvlJc w:val="left"/>
+      <w:pPr>
+        <w:tabs>
+          <w:tab w:val="num" w:pos="5040"/>
+        </w:tabs>
+        <w:ind w:left="5040" w:hanging="360"/>
+      </w:pPr>
+      <w:rPr>
+        <w:rFonts w:ascii="Wingdings" w:hAnsi="Wingdings" w:hint="default"/>
+        <w:sz w:val="20"/>
+      </w:rPr>
+    </w:lvl>
+    <w:lvl w:ilvl="7" w:tentative="1">
+      <w:start w:val="1"/>
+      <w:numFmt w:val="bullet"/>
+      <w:lvlText w:val=""/>
+      <w:lvlJc w:val="left"/>
+      <w:pPr>
+        <w:tabs>
+          <w:tab w:val="num" w:pos="5760"/>
+        </w:tabs>
+        <w:ind w:left="5760" w:hanging="360"/>
+      </w:pPr>
+      <w:rPr>
+        <w:rFonts w:ascii="Wingdings" w:hAnsi="Wingdings" w:hint="default"/>
+        <w:sz w:val="20"/>
+      </w:rPr>
+    </w:lvl>
+    <w:lvl w:ilvl="8" w:tentative="1">
+      <w:start w:val="1"/>
+      <w:numFmt w:val="bullet"/>
+      <w:lvlText w:val=""/>
+      <w:lvlJc w:val="left"/>
+      <w:pPr>
+        <w:tabs>
+          <w:tab w:val="num" w:pos="6480"/>
+        </w:tabs>
+        <w:ind w:left="6480" w:hanging="360"/>
+      </w:pPr>
+      <w:rPr>
+        <w:rFonts w:ascii="Wingdings" w:hAnsi="Wingdings" w:hint="default"/>
+        <w:sz w:val="20"/>
+      </w:rPr>
+    </w:lvl>
+  </w:abstractNum>
+  <w:abstractNum w:abstractNumId="32" w15:restartNumberingAfterBreak="0">
     <w:nsid w:val="45BB6B9A"/>
     <w:multiLevelType w:val="multilevel"/>
     <w:tmpl w:val="69A8B314"/>
@@ -38398,7 +43155,7 @@
       </w:pPr>
     </w:lvl>
   </w:abstractNum>
-  <w:abstractNum w:abstractNumId="29" w15:restartNumberingAfterBreak="0">
+  <w:abstractNum w:abstractNumId="33" w15:restartNumberingAfterBreak="0">
     <w:nsid w:val="45F0383B"/>
     <w:multiLevelType w:val="multilevel"/>
     <w:tmpl w:val="E2D83D6C"/>
@@ -38511,7 +43268,7 @@
       </w:pPr>
     </w:lvl>
   </w:abstractNum>
-  <w:abstractNum w:abstractNumId="30" w15:restartNumberingAfterBreak="0">
+  <w:abstractNum w:abstractNumId="34" w15:restartNumberingAfterBreak="0">
     <w:nsid w:val="47E43887"/>
     <w:multiLevelType w:val="multilevel"/>
     <w:tmpl w:val="9AB46C98"/>
@@ -38624,7 +43381,7 @@
       </w:pPr>
     </w:lvl>
   </w:abstractNum>
-  <w:abstractNum w:abstractNumId="31" w15:restartNumberingAfterBreak="0">
+  <w:abstractNum w:abstractNumId="35" w15:restartNumberingAfterBreak="0">
     <w:nsid w:val="48291F9F"/>
     <w:multiLevelType w:val="multilevel"/>
     <w:tmpl w:val="84A66160"/>
@@ -38737,7 +43494,7 @@
       </w:pPr>
     </w:lvl>
   </w:abstractNum>
-  <w:abstractNum w:abstractNumId="32" w15:restartNumberingAfterBreak="0">
+  <w:abstractNum w:abstractNumId="36" w15:restartNumberingAfterBreak="0">
     <w:nsid w:val="48CA4330"/>
     <w:multiLevelType w:val="multilevel"/>
     <w:tmpl w:val="7D78E2EA"/>
@@ -38886,7 +43643,7 @@
       </w:rPr>
     </w:lvl>
   </w:abstractNum>
-  <w:abstractNum w:abstractNumId="33" w15:restartNumberingAfterBreak="0">
+  <w:abstractNum w:abstractNumId="37" w15:restartNumberingAfterBreak="0">
     <w:nsid w:val="4AA1384F"/>
     <w:multiLevelType w:val="hybridMultilevel"/>
     <w:tmpl w:val="19F07A54"/>
@@ -38998,7 +43755,7 @@
       </w:rPr>
     </w:lvl>
   </w:abstractNum>
-  <w:abstractNum w:abstractNumId="34" w15:restartNumberingAfterBreak="0">
+  <w:abstractNum w:abstractNumId="38" w15:restartNumberingAfterBreak="0">
     <w:nsid w:val="4EDD47EE"/>
     <w:multiLevelType w:val="multilevel"/>
     <w:tmpl w:val="6A165A54"/>
@@ -39147,7 +43904,7 @@
       </w:rPr>
     </w:lvl>
   </w:abstractNum>
-  <w:abstractNum w:abstractNumId="35" w15:restartNumberingAfterBreak="0">
+  <w:abstractNum w:abstractNumId="39" w15:restartNumberingAfterBreak="0">
     <w:nsid w:val="53B03E51"/>
     <w:multiLevelType w:val="multilevel"/>
     <w:tmpl w:val="CFB4CA4C"/>
@@ -39296,7 +44053,7 @@
       </w:rPr>
     </w:lvl>
   </w:abstractNum>
-  <w:abstractNum w:abstractNumId="36" w15:restartNumberingAfterBreak="0">
+  <w:abstractNum w:abstractNumId="40" w15:restartNumberingAfterBreak="0">
     <w:nsid w:val="540B628C"/>
     <w:multiLevelType w:val="multilevel"/>
     <w:tmpl w:val="C3A085E2"/>
@@ -39409,7 +44166,7 @@
       </w:pPr>
     </w:lvl>
   </w:abstractNum>
-  <w:abstractNum w:abstractNumId="37" w15:restartNumberingAfterBreak="0">
+  <w:abstractNum w:abstractNumId="41" w15:restartNumberingAfterBreak="0">
     <w:nsid w:val="547C4E7C"/>
     <w:multiLevelType w:val="multilevel"/>
     <w:tmpl w:val="418E4F8E"/>
@@ -39522,7 +44279,7 @@
       </w:pPr>
     </w:lvl>
   </w:abstractNum>
-  <w:abstractNum w:abstractNumId="38" w15:restartNumberingAfterBreak="0">
+  <w:abstractNum w:abstractNumId="42" w15:restartNumberingAfterBreak="0">
     <w:nsid w:val="5C6961C7"/>
     <w:multiLevelType w:val="multilevel"/>
     <w:tmpl w:val="B47ED35A"/>
@@ -39635,7 +44392,7 @@
       </w:pPr>
     </w:lvl>
   </w:abstractNum>
-  <w:abstractNum w:abstractNumId="39" w15:restartNumberingAfterBreak="0">
+  <w:abstractNum w:abstractNumId="43" w15:restartNumberingAfterBreak="0">
     <w:nsid w:val="5E1508D5"/>
     <w:multiLevelType w:val="multilevel"/>
     <w:tmpl w:val="094CE73C"/>
@@ -39748,7 +44505,7 @@
       </w:pPr>
     </w:lvl>
   </w:abstractNum>
-  <w:abstractNum w:abstractNumId="40" w15:restartNumberingAfterBreak="0">
+  <w:abstractNum w:abstractNumId="44" w15:restartNumberingAfterBreak="0">
     <w:nsid w:val="5E4A7AFB"/>
     <w:multiLevelType w:val="multilevel"/>
     <w:tmpl w:val="78FCEF5E"/>
@@ -39861,7 +44618,7 @@
       </w:pPr>
     </w:lvl>
   </w:abstractNum>
-  <w:abstractNum w:abstractNumId="41" w15:restartNumberingAfterBreak="0">
+  <w:abstractNum w:abstractNumId="45" w15:restartNumberingAfterBreak="0">
     <w:nsid w:val="5E716A6A"/>
     <w:multiLevelType w:val="multilevel"/>
     <w:tmpl w:val="44747422"/>
@@ -39974,7 +44731,7 @@
       </w:pPr>
     </w:lvl>
   </w:abstractNum>
-  <w:abstractNum w:abstractNumId="42" w15:restartNumberingAfterBreak="0">
+  <w:abstractNum w:abstractNumId="46" w15:restartNumberingAfterBreak="0">
     <w:nsid w:val="5F145FEC"/>
     <w:multiLevelType w:val="multilevel"/>
     <w:tmpl w:val="6916F2E4"/>
@@ -40087,7 +44844,156 @@
       </w:pPr>
     </w:lvl>
   </w:abstractNum>
-  <w:abstractNum w:abstractNumId="43" w15:restartNumberingAfterBreak="0">
+  <w:abstractNum w:abstractNumId="47" w15:restartNumberingAfterBreak="0">
+    <w:nsid w:val="5FD41BE0"/>
+    <w:multiLevelType w:val="multilevel"/>
+    <w:tmpl w:val="533488AE"/>
+    <w:lvl w:ilvl="0">
+      <w:start w:val="1"/>
+      <w:numFmt w:val="bullet"/>
+      <w:lvlText w:val=""/>
+      <w:lvlJc w:val="left"/>
+      <w:pPr>
+        <w:tabs>
+          <w:tab w:val="num" w:pos="720"/>
+        </w:tabs>
+        <w:ind w:left="720" w:hanging="360"/>
+      </w:pPr>
+      <w:rPr>
+        <w:rFonts w:ascii="Symbol" w:hAnsi="Symbol" w:hint="default"/>
+        <w:sz w:val="20"/>
+      </w:rPr>
+    </w:lvl>
+    <w:lvl w:ilvl="1" w:tentative="1">
+      <w:start w:val="1"/>
+      <w:numFmt w:val="bullet"/>
+      <w:lvlText w:val="o"/>
+      <w:lvlJc w:val="left"/>
+      <w:pPr>
+        <w:tabs>
+          <w:tab w:val="num" w:pos="1440"/>
+        </w:tabs>
+        <w:ind w:left="1440" w:hanging="360"/>
+      </w:pPr>
+      <w:rPr>
+        <w:rFonts w:ascii="Courier New" w:hAnsi="Courier New" w:hint="default"/>
+        <w:sz w:val="20"/>
+      </w:rPr>
+    </w:lvl>
+    <w:lvl w:ilvl="2" w:tentative="1">
+      <w:start w:val="1"/>
+      <w:numFmt w:val="bullet"/>
+      <w:lvlText w:val=""/>
+      <w:lvlJc w:val="left"/>
+      <w:pPr>
+        <w:tabs>
+          <w:tab w:val="num" w:pos="2160"/>
+        </w:tabs>
+        <w:ind w:left="2160" w:hanging="360"/>
+      </w:pPr>
+      <w:rPr>
+        <w:rFonts w:ascii="Wingdings" w:hAnsi="Wingdings" w:hint="default"/>
+        <w:sz w:val="20"/>
+      </w:rPr>
+    </w:lvl>
+    <w:lvl w:ilvl="3" w:tentative="1">
+      <w:start w:val="1"/>
+      <w:numFmt w:val="bullet"/>
+      <w:lvlText w:val=""/>
+      <w:lvlJc w:val="left"/>
+      <w:pPr>
+        <w:tabs>
+          <w:tab w:val="num" w:pos="2880"/>
+        </w:tabs>
+        <w:ind w:left="2880" w:hanging="360"/>
+      </w:pPr>
+      <w:rPr>
+        <w:rFonts w:ascii="Wingdings" w:hAnsi="Wingdings" w:hint="default"/>
+        <w:sz w:val="20"/>
+      </w:rPr>
+    </w:lvl>
+    <w:lvl w:ilvl="4" w:tentative="1">
+      <w:start w:val="1"/>
+      <w:numFmt w:val="bullet"/>
+      <w:lvlText w:val=""/>
+      <w:lvlJc w:val="left"/>
+      <w:pPr>
+        <w:tabs>
+          <w:tab w:val="num" w:pos="3600"/>
+        </w:tabs>
+        <w:ind w:left="3600" w:hanging="360"/>
+      </w:pPr>
+      <w:rPr>
+        <w:rFonts w:ascii="Wingdings" w:hAnsi="Wingdings" w:hint="default"/>
+        <w:sz w:val="20"/>
+      </w:rPr>
+    </w:lvl>
+    <w:lvl w:ilvl="5" w:tentative="1">
+      <w:start w:val="1"/>
+      <w:numFmt w:val="bullet"/>
+      <w:lvlText w:val=""/>
+      <w:lvlJc w:val="left"/>
+      <w:pPr>
+        <w:tabs>
+          <w:tab w:val="num" w:pos="4320"/>
+        </w:tabs>
+        <w:ind w:left="4320" w:hanging="360"/>
+      </w:pPr>
+      <w:rPr>
+        <w:rFonts w:ascii="Wingdings" w:hAnsi="Wingdings" w:hint="default"/>
+        <w:sz w:val="20"/>
+      </w:rPr>
+    </w:lvl>
+    <w:lvl w:ilvl="6" w:tentative="1">
+      <w:start w:val="1"/>
+      <w:numFmt w:val="bullet"/>
+      <w:lvlText w:val=""/>
+      <w:lvlJc w:val="left"/>
+      <w:pPr>
+        <w:tabs>
+          <w:tab w:val="num" w:pos="5040"/>
+        </w:tabs>
+        <w:ind w:left="5040" w:hanging="360"/>
+      </w:pPr>
+      <w:rPr>
+        <w:rFonts w:ascii="Wingdings" w:hAnsi="Wingdings" w:hint="default"/>
+        <w:sz w:val="20"/>
+      </w:rPr>
+    </w:lvl>
+    <w:lvl w:ilvl="7" w:tentative="1">
+      <w:start w:val="1"/>
+      <w:numFmt w:val="bullet"/>
+      <w:lvlText w:val=""/>
+      <w:lvlJc w:val="left"/>
+      <w:pPr>
+        <w:tabs>
+          <w:tab w:val="num" w:pos="5760"/>
+        </w:tabs>
+        <w:ind w:left="5760" w:hanging="360"/>
+      </w:pPr>
+      <w:rPr>
+        <w:rFonts w:ascii="Wingdings" w:hAnsi="Wingdings" w:hint="default"/>
+        <w:sz w:val="20"/>
+      </w:rPr>
+    </w:lvl>
+    <w:lvl w:ilvl="8" w:tentative="1">
+      <w:start w:val="1"/>
+      <w:numFmt w:val="bullet"/>
+      <w:lvlText w:val=""/>
+      <w:lvlJc w:val="left"/>
+      <w:pPr>
+        <w:tabs>
+          <w:tab w:val="num" w:pos="6480"/>
+        </w:tabs>
+        <w:ind w:left="6480" w:hanging="360"/>
+      </w:pPr>
+      <w:rPr>
+        <w:rFonts w:ascii="Wingdings" w:hAnsi="Wingdings" w:hint="default"/>
+        <w:sz w:val="20"/>
+      </w:rPr>
+    </w:lvl>
+  </w:abstractNum>
+  <w:abstractNum w:abstractNumId="48" w15:restartNumberingAfterBreak="0">
     <w:nsid w:val="638C4BF1"/>
     <w:multiLevelType w:val="multilevel"/>
     <w:tmpl w:val="2FD6B106"/>
@@ -40236,7 +45142,156 @@
       </w:rPr>
     </w:lvl>
   </w:abstractNum>
-  <w:abstractNum w:abstractNumId="44" w15:restartNumberingAfterBreak="0">
+  <w:abstractNum w:abstractNumId="49" w15:restartNumberingAfterBreak="0">
+    <w:nsid w:val="651C2672"/>
+    <w:multiLevelType w:val="multilevel"/>
+    <w:tmpl w:val="54CC775C"/>
+    <w:lvl w:ilvl="0">
+      <w:start w:val="1"/>
+      <w:numFmt w:val="bullet"/>
+      <w:lvlText w:val=""/>
+      <w:lvlJc w:val="left"/>
+      <w:pPr>
+        <w:tabs>
+          <w:tab w:val="num" w:pos="720"/>
+        </w:tabs>
+        <w:ind w:left="720" w:hanging="360"/>
+      </w:pPr>
+      <w:rPr>
+        <w:rFonts w:ascii="Symbol" w:hAnsi="Symbol" w:hint="default"/>
+        <w:sz w:val="20"/>
+      </w:rPr>
+    </w:lvl>
+    <w:lvl w:ilvl="1" w:tentative="1">
+      <w:start w:val="1"/>
+      <w:numFmt w:val="bullet"/>
+      <w:lvlText w:val="o"/>
+      <w:lvlJc w:val="left"/>
+      <w:pPr>
+        <w:tabs>
+          <w:tab w:val="num" w:pos="1440"/>
+        </w:tabs>
+        <w:ind w:left="1440" w:hanging="360"/>
+      </w:pPr>
+      <w:rPr>
+        <w:rFonts w:ascii="Courier New" w:hAnsi="Courier New" w:hint="default"/>
+        <w:sz w:val="20"/>
+      </w:rPr>
+    </w:lvl>
+    <w:lvl w:ilvl="2" w:tentative="1">
+      <w:start w:val="1"/>
+      <w:numFmt w:val="bullet"/>
+      <w:lvlText w:val=""/>
+      <w:lvlJc w:val="left"/>
+      <w:pPr>
+        <w:tabs>
+          <w:tab w:val="num" w:pos="2160"/>
+        </w:tabs>
+        <w:ind w:left="2160" w:hanging="360"/>
+      </w:pPr>
+      <w:rPr>
+        <w:rFonts w:ascii="Wingdings" w:hAnsi="Wingdings" w:hint="default"/>
+        <w:sz w:val="20"/>
+      </w:rPr>
+    </w:lvl>
+    <w:lvl w:ilvl="3" w:tentative="1">
+      <w:start w:val="1"/>
+      <w:numFmt w:val="bullet"/>
+      <w:lvlText w:val=""/>
+      <w:lvlJc w:val="left"/>
+      <w:pPr>
+        <w:tabs>
+          <w:tab w:val="num" w:pos="2880"/>
+        </w:tabs>
+        <w:ind w:left="2880" w:hanging="360"/>
+      </w:pPr>
+      <w:rPr>
+        <w:rFonts w:ascii="Wingdings" w:hAnsi="Wingdings" w:hint="default"/>
+        <w:sz w:val="20"/>
+      </w:rPr>
+    </w:lvl>
+    <w:lvl w:ilvl="4" w:tentative="1">
+      <w:start w:val="1"/>
+      <w:numFmt w:val="bullet"/>
+      <w:lvlText w:val=""/>
+      <w:lvlJc w:val="left"/>
+      <w:pPr>
+        <w:tabs>
+          <w:tab w:val="num" w:pos="3600"/>
+        </w:tabs>
+        <w:ind w:left="3600" w:hanging="360"/>
+      </w:pPr>
+      <w:rPr>
+        <w:rFonts w:ascii="Wingdings" w:hAnsi="Wingdings" w:hint="default"/>
+        <w:sz w:val="20"/>
+      </w:rPr>
+    </w:lvl>
+    <w:lvl w:ilvl="5" w:tentative="1">
+      <w:start w:val="1"/>
+      <w:numFmt w:val="bullet"/>
+      <w:lvlText w:val=""/>
+      <w:lvlJc w:val="left"/>
+      <w:pPr>
+        <w:tabs>
+          <w:tab w:val="num" w:pos="4320"/>
+        </w:tabs>
+        <w:ind w:left="4320" w:hanging="360"/>
+      </w:pPr>
+      <w:rPr>
+        <w:rFonts w:ascii="Wingdings" w:hAnsi="Wingdings" w:hint="default"/>
+        <w:sz w:val="20"/>
+      </w:rPr>
+    </w:lvl>
+    <w:lvl w:ilvl="6" w:tentative="1">
+      <w:start w:val="1"/>
+      <w:numFmt w:val="bullet"/>
+      <w:lvlText w:val=""/>
+      <w:lvlJc w:val="left"/>
+      <w:pPr>
+        <w:tabs>
+          <w:tab w:val="num" w:pos="5040"/>
+        </w:tabs>
+        <w:ind w:left="5040" w:hanging="360"/>
+      </w:pPr>
+      <w:rPr>
+        <w:rFonts w:ascii="Wingdings" w:hAnsi="Wingdings" w:hint="default"/>
+        <w:sz w:val="20"/>
+      </w:rPr>
+    </w:lvl>
+    <w:lvl w:ilvl="7" w:tentative="1">
+      <w:start w:val="1"/>
+      <w:numFmt w:val="bullet"/>
+      <w:lvlText w:val=""/>
+      <w:lvlJc w:val="left"/>
+      <w:pPr>
+        <w:tabs>
+          <w:tab w:val="num" w:pos="5760"/>
+        </w:tabs>
+        <w:ind w:left="5760" w:hanging="360"/>
+      </w:pPr>
+      <w:rPr>
+        <w:rFonts w:ascii="Wingdings" w:hAnsi="Wingdings" w:hint="default"/>
+        <w:sz w:val="20"/>
+      </w:rPr>
+    </w:lvl>
+    <w:lvl w:ilvl="8" w:tentative="1">
+      <w:start w:val="1"/>
+      <w:numFmt w:val="bullet"/>
+      <w:lvlText w:val=""/>
+      <w:lvlJc w:val="left"/>
+      <w:pPr>
+        <w:tabs>
+          <w:tab w:val="num" w:pos="6480"/>
+        </w:tabs>
+        <w:ind w:left="6480" w:hanging="360"/>
+      </w:pPr>
+      <w:rPr>
+        <w:rFonts w:ascii="Wingdings" w:hAnsi="Wingdings" w:hint="default"/>
+        <w:sz w:val="20"/>
+      </w:rPr>
+    </w:lvl>
+  </w:abstractNum>
+  <w:abstractNum w:abstractNumId="50" w15:restartNumberingAfterBreak="0">
     <w:nsid w:val="65315D8D"/>
     <w:multiLevelType w:val="multilevel"/>
     <w:tmpl w:val="7F72DC50"/>
@@ -40349,7 +45404,156 @@
       </w:pPr>
     </w:lvl>
   </w:abstractNum>
-  <w:abstractNum w:abstractNumId="45" w15:restartNumberingAfterBreak="0">
+  <w:abstractNum w:abstractNumId="51" w15:restartNumberingAfterBreak="0">
+    <w:nsid w:val="65FA67A2"/>
+    <w:multiLevelType w:val="multilevel"/>
+    <w:tmpl w:val="F45C022E"/>
+    <w:lvl w:ilvl="0">
+      <w:start w:val="1"/>
+      <w:numFmt w:val="bullet"/>
+      <w:lvlText w:val=""/>
+      <w:lvlJc w:val="left"/>
+      <w:pPr>
+        <w:tabs>
+          <w:tab w:val="num" w:pos="720"/>
+        </w:tabs>
+        <w:ind w:left="720" w:hanging="360"/>
+      </w:pPr>
+      <w:rPr>
+        <w:rFonts w:ascii="Symbol" w:hAnsi="Symbol" w:hint="default"/>
+        <w:sz w:val="20"/>
+      </w:rPr>
+    </w:lvl>
+    <w:lvl w:ilvl="1" w:tentative="1">
+      <w:start w:val="1"/>
+      <w:numFmt w:val="bullet"/>
+      <w:lvlText w:val="o"/>
+      <w:lvlJc w:val="left"/>
+      <w:pPr>
+        <w:tabs>
+          <w:tab w:val="num" w:pos="1440"/>
+        </w:tabs>
+        <w:ind w:left="1440" w:hanging="360"/>
+      </w:pPr>
+      <w:rPr>
+        <w:rFonts w:ascii="Courier New" w:hAnsi="Courier New" w:hint="default"/>
+        <w:sz w:val="20"/>
+      </w:rPr>
+    </w:lvl>
+    <w:lvl w:ilvl="2" w:tentative="1">
+      <w:start w:val="1"/>
+      <w:numFmt w:val="bullet"/>
+      <w:lvlText w:val=""/>
+      <w:lvlJc w:val="left"/>
+      <w:pPr>
+        <w:tabs>
+          <w:tab w:val="num" w:pos="2160"/>
+        </w:tabs>
+        <w:ind w:left="2160" w:hanging="360"/>
+      </w:pPr>
+      <w:rPr>
+        <w:rFonts w:ascii="Wingdings" w:hAnsi="Wingdings" w:hint="default"/>
+        <w:sz w:val="20"/>
+      </w:rPr>
+    </w:lvl>
+    <w:lvl w:ilvl="3" w:tentative="1">
+      <w:start w:val="1"/>
+      <w:numFmt w:val="bullet"/>
+      <w:lvlText w:val=""/>
+      <w:lvlJc w:val="left"/>
+      <w:pPr>
+        <w:tabs>
+          <w:tab w:val="num" w:pos="2880"/>
+        </w:tabs>
+        <w:ind w:left="2880" w:hanging="360"/>
+      </w:pPr>
+      <w:rPr>
+        <w:rFonts w:ascii="Wingdings" w:hAnsi="Wingdings" w:hint="default"/>
+        <w:sz w:val="20"/>
+      </w:rPr>
+    </w:lvl>
+    <w:lvl w:ilvl="4" w:tentative="1">
+      <w:start w:val="1"/>
+      <w:numFmt w:val="bullet"/>
+      <w:lvlText w:val=""/>
+      <w:lvlJc w:val="left"/>
+      <w:pPr>
+        <w:tabs>
+          <w:tab w:val="num" w:pos="3600"/>
+        </w:tabs>
+        <w:ind w:left="3600" w:hanging="360"/>
+      </w:pPr>
+      <w:rPr>
+        <w:rFonts w:ascii="Wingdings" w:hAnsi="Wingdings" w:hint="default"/>
+        <w:sz w:val="20"/>
+      </w:rPr>
+    </w:lvl>
+    <w:lvl w:ilvl="5" w:tentative="1">
+      <w:start w:val="1"/>
+      <w:numFmt w:val="bullet"/>
+      <w:lvlText w:val=""/>
+      <w:lvlJc w:val="left"/>
+      <w:pPr>
+        <w:tabs>
+          <w:tab w:val="num" w:pos="4320"/>
+        </w:tabs>
+        <w:ind w:left="4320" w:hanging="360"/>
+      </w:pPr>
+      <w:rPr>
+        <w:rFonts w:ascii="Wingdings" w:hAnsi="Wingdings" w:hint="default"/>
+        <w:sz w:val="20"/>
+      </w:rPr>
+    </w:lvl>
+    <w:lvl w:ilvl="6" w:tentative="1">
+      <w:start w:val="1"/>
+      <w:numFmt w:val="bullet"/>
+      <w:lvlText w:val=""/>
+      <w:lvlJc w:val="left"/>
+      <w:pPr>
+        <w:tabs>
+          <w:tab w:val="num" w:pos="5040"/>
+        </w:tabs>
+        <w:ind w:left="5040" w:hanging="360"/>
+      </w:pPr>
+      <w:rPr>
+        <w:rFonts w:ascii="Wingdings" w:hAnsi="Wingdings" w:hint="default"/>
+        <w:sz w:val="20"/>
+      </w:rPr>
+    </w:lvl>
+    <w:lvl w:ilvl="7" w:tentative="1">
+      <w:start w:val="1"/>
+      <w:numFmt w:val="bullet"/>
+      <w:lvlText w:val=""/>
+      <w:lvlJc w:val="left"/>
+      <w:pPr>
+        <w:tabs>
+          <w:tab w:val="num" w:pos="5760"/>
+        </w:tabs>
+        <w:ind w:left="5760" w:hanging="360"/>
+      </w:pPr>
+      <w:rPr>
+        <w:rFonts w:ascii="Wingdings" w:hAnsi="Wingdings" w:hint="default"/>
+        <w:sz w:val="20"/>
+      </w:rPr>
+    </w:lvl>
+    <w:lvl w:ilvl="8" w:tentative="1">
+      <w:start w:val="1"/>
+      <w:numFmt w:val="bullet"/>
+      <w:lvlText w:val=""/>
+      <w:lvlJc w:val="left"/>
+      <w:pPr>
+        <w:tabs>
+          <w:tab w:val="num" w:pos="6480"/>
+        </w:tabs>
+        <w:ind w:left="6480" w:hanging="360"/>
+      </w:pPr>
+      <w:rPr>
+        <w:rFonts w:ascii="Wingdings" w:hAnsi="Wingdings" w:hint="default"/>
+        <w:sz w:val="20"/>
+      </w:rPr>
+    </w:lvl>
+  </w:abstractNum>
+  <w:abstractNum w:abstractNumId="52" w15:restartNumberingAfterBreak="0">
     <w:nsid w:val="660238AA"/>
     <w:multiLevelType w:val="multilevel"/>
     <w:tmpl w:val="327E902E"/>
@@ -40462,7 +45666,7 @@
       </w:pPr>
     </w:lvl>
   </w:abstractNum>
-  <w:abstractNum w:abstractNumId="46" w15:restartNumberingAfterBreak="0">
+  <w:abstractNum w:abstractNumId="53" w15:restartNumberingAfterBreak="0">
     <w:nsid w:val="66064FF9"/>
     <w:multiLevelType w:val="multilevel"/>
     <w:tmpl w:val="B340555C"/>
@@ -40611,7 +45815,7 @@
       </w:rPr>
     </w:lvl>
   </w:abstractNum>
-  <w:abstractNum w:abstractNumId="47" w15:restartNumberingAfterBreak="0">
+  <w:abstractNum w:abstractNumId="54" w15:restartNumberingAfterBreak="0">
     <w:nsid w:val="66B74FB0"/>
     <w:multiLevelType w:val="multilevel"/>
     <w:tmpl w:val="D13A590A"/>
@@ -40724,7 +45928,7 @@
       </w:pPr>
     </w:lvl>
   </w:abstractNum>
-  <w:abstractNum w:abstractNumId="48" w15:restartNumberingAfterBreak="0">
+  <w:abstractNum w:abstractNumId="55" w15:restartNumberingAfterBreak="0">
     <w:nsid w:val="687638F1"/>
     <w:multiLevelType w:val="multilevel"/>
     <w:tmpl w:val="82F2F01E"/>
@@ -40837,7 +46041,7 @@
       </w:pPr>
     </w:lvl>
   </w:abstractNum>
-  <w:abstractNum w:abstractNumId="49" w15:restartNumberingAfterBreak="0">
+  <w:abstractNum w:abstractNumId="56" w15:restartNumberingAfterBreak="0">
     <w:nsid w:val="6AFF0227"/>
     <w:multiLevelType w:val="multilevel"/>
     <w:tmpl w:val="9564A5B6"/>
@@ -40986,7 +46190,7 @@
       </w:rPr>
     </w:lvl>
   </w:abstractNum>
-  <w:abstractNum w:abstractNumId="50" w15:restartNumberingAfterBreak="0">
+  <w:abstractNum w:abstractNumId="57" w15:restartNumberingAfterBreak="0">
     <w:nsid w:val="6B4216F9"/>
     <w:multiLevelType w:val="multilevel"/>
     <w:tmpl w:val="F26A904E"/>
@@ -41099,7 +46303,7 @@
       </w:pPr>
     </w:lvl>
   </w:abstractNum>
-  <w:abstractNum w:abstractNumId="51" w15:restartNumberingAfterBreak="0">
+  <w:abstractNum w:abstractNumId="58" w15:restartNumberingAfterBreak="0">
     <w:nsid w:val="6DB931B2"/>
     <w:multiLevelType w:val="multilevel"/>
     <w:tmpl w:val="92544524"/>
@@ -41248,7 +46452,7 @@
       </w:rPr>
     </w:lvl>
   </w:abstractNum>
-  <w:abstractNum w:abstractNumId="52" w15:restartNumberingAfterBreak="0">
+  <w:abstractNum w:abstractNumId="59" w15:restartNumberingAfterBreak="0">
     <w:nsid w:val="710C2766"/>
     <w:multiLevelType w:val="multilevel"/>
     <w:tmpl w:val="7D2EDEBA"/>
@@ -41361,7 +46565,7 @@
       </w:pPr>
     </w:lvl>
   </w:abstractNum>
-  <w:abstractNum w:abstractNumId="53" w15:restartNumberingAfterBreak="0">
+  <w:abstractNum w:abstractNumId="60" w15:restartNumberingAfterBreak="0">
     <w:nsid w:val="754F3561"/>
     <w:multiLevelType w:val="multilevel"/>
     <w:tmpl w:val="2D6CCEA8"/>
@@ -41474,7 +46678,7 @@
       </w:pPr>
     </w:lvl>
   </w:abstractNum>
-  <w:abstractNum w:abstractNumId="54" w15:restartNumberingAfterBreak="0">
+  <w:abstractNum w:abstractNumId="61" w15:restartNumberingAfterBreak="0">
     <w:nsid w:val="76A622B5"/>
     <w:multiLevelType w:val="multilevel"/>
     <w:tmpl w:val="7AD00D8C"/>
@@ -41587,7 +46791,7 @@
       </w:pPr>
     </w:lvl>
   </w:abstractNum>
-  <w:abstractNum w:abstractNumId="55" w15:restartNumberingAfterBreak="0">
+  <w:abstractNum w:abstractNumId="62" w15:restartNumberingAfterBreak="0">
     <w:nsid w:val="797D0AAA"/>
     <w:multiLevelType w:val="multilevel"/>
     <w:tmpl w:val="A93CDF4C"/>
@@ -41736,7 +46940,7 @@
       </w:rPr>
     </w:lvl>
   </w:abstractNum>
-  <w:abstractNum w:abstractNumId="56" w15:restartNumberingAfterBreak="0">
+  <w:abstractNum w:abstractNumId="63" w15:restartNumberingAfterBreak="0">
     <w:nsid w:val="79D239C1"/>
     <w:multiLevelType w:val="multilevel"/>
     <w:tmpl w:val="DE4CCDE0"/>
@@ -41885,7 +47089,7 @@
       </w:rPr>
     </w:lvl>
   </w:abstractNum>
-  <w:abstractNum w:abstractNumId="57" w15:restartNumberingAfterBreak="0">
+  <w:abstractNum w:abstractNumId="64" w15:restartNumberingAfterBreak="0">
     <w:nsid w:val="79FD3935"/>
     <w:multiLevelType w:val="multilevel"/>
     <w:tmpl w:val="B07E4A46"/>
@@ -41998,7 +47202,156 @@
       </w:pPr>
     </w:lvl>
   </w:abstractNum>
-  <w:abstractNum w:abstractNumId="58" w15:restartNumberingAfterBreak="0">
+  <w:abstractNum w:abstractNumId="65" w15:restartNumberingAfterBreak="0">
+    <w:nsid w:val="7C300A44"/>
+    <w:multiLevelType w:val="multilevel"/>
+    <w:tmpl w:val="E9E200A8"/>
+    <w:lvl w:ilvl="0">
+      <w:start w:val="1"/>
+      <w:numFmt w:val="bullet"/>
+      <w:lvlText w:val=""/>
+      <w:lvlJc w:val="left"/>
+      <w:pPr>
+        <w:tabs>
+          <w:tab w:val="num" w:pos="720"/>
+        </w:tabs>
+        <w:ind w:left="720" w:hanging="360"/>
+      </w:pPr>
+      <w:rPr>
+        <w:rFonts w:ascii="Symbol" w:hAnsi="Symbol" w:hint="default"/>
+        <w:sz w:val="20"/>
+      </w:rPr>
+    </w:lvl>
+    <w:lvl w:ilvl="1" w:tentative="1">
+      <w:start w:val="1"/>
+      <w:numFmt w:val="bullet"/>
+      <w:lvlText w:val="o"/>
+      <w:lvlJc w:val="left"/>
+      <w:pPr>
+        <w:tabs>
+          <w:tab w:val="num" w:pos="1440"/>
+        </w:tabs>
+        <w:ind w:left="1440" w:hanging="360"/>
+      </w:pPr>
+      <w:rPr>
+        <w:rFonts w:ascii="Courier New" w:hAnsi="Courier New" w:hint="default"/>
+        <w:sz w:val="20"/>
+      </w:rPr>
+    </w:lvl>
+    <w:lvl w:ilvl="2" w:tentative="1">
+      <w:start w:val="1"/>
+      <w:numFmt w:val="bullet"/>
+      <w:lvlText w:val=""/>
+      <w:lvlJc w:val="left"/>
+      <w:pPr>
+        <w:tabs>
+          <w:tab w:val="num" w:pos="2160"/>
+        </w:tabs>
+        <w:ind w:left="2160" w:hanging="360"/>
+      </w:pPr>
+      <w:rPr>
+        <w:rFonts w:ascii="Wingdings" w:hAnsi="Wingdings" w:hint="default"/>
+        <w:sz w:val="20"/>
+      </w:rPr>
+    </w:lvl>
+    <w:lvl w:ilvl="3" w:tentative="1">
+      <w:start w:val="1"/>
+      <w:numFmt w:val="bullet"/>
+      <w:lvlText w:val=""/>
+      <w:lvlJc w:val="left"/>
+      <w:pPr>
+        <w:tabs>
+          <w:tab w:val="num" w:pos="2880"/>
+        </w:tabs>
+        <w:ind w:left="2880" w:hanging="360"/>
+      </w:pPr>
+      <w:rPr>
+        <w:rFonts w:ascii="Wingdings" w:hAnsi="Wingdings" w:hint="default"/>
+        <w:sz w:val="20"/>
+      </w:rPr>
+    </w:lvl>
+    <w:lvl w:ilvl="4" w:tentative="1">
+      <w:start w:val="1"/>
+      <w:numFmt w:val="bullet"/>
+      <w:lvlText w:val=""/>
+      <w:lvlJc w:val="left"/>
+      <w:pPr>
+        <w:tabs>
+          <w:tab w:val="num" w:pos="3600"/>
+        </w:tabs>
+        <w:ind w:left="3600" w:hanging="360"/>
+      </w:pPr>
+      <w:rPr>
+        <w:rFonts w:ascii="Wingdings" w:hAnsi="Wingdings" w:hint="default"/>
+        <w:sz w:val="20"/>
+      </w:rPr>
+    </w:lvl>
+    <w:lvl w:ilvl="5" w:tentative="1">
+      <w:start w:val="1"/>
+      <w:numFmt w:val="bullet"/>
+      <w:lvlText w:val=""/>
+      <w:lvlJc w:val="left"/>
+      <w:pPr>
+        <w:tabs>
+          <w:tab w:val="num" w:pos="4320"/>
+        </w:tabs>
+        <w:ind w:left="4320" w:hanging="360"/>
+      </w:pPr>
+      <w:rPr>
+        <w:rFonts w:ascii="Wingdings" w:hAnsi="Wingdings" w:hint="default"/>
+        <w:sz w:val="20"/>
+      </w:rPr>
+    </w:lvl>
+    <w:lvl w:ilvl="6" w:tentative="1">
+      <w:start w:val="1"/>
+      <w:numFmt w:val="bullet"/>
+      <w:lvlText w:val=""/>
+      <w:lvlJc w:val="left"/>
+      <w:pPr>
+        <w:tabs>
+          <w:tab w:val="num" w:pos="5040"/>
+        </w:tabs>
+        <w:ind w:left="5040" w:hanging="360"/>
+      </w:pPr>
+      <w:rPr>
+        <w:rFonts w:ascii="Wingdings" w:hAnsi="Wingdings" w:hint="default"/>
+        <w:sz w:val="20"/>
+      </w:rPr>
+    </w:lvl>
+    <w:lvl w:ilvl="7" w:tentative="1">
+      <w:start w:val="1"/>
+      <w:numFmt w:val="bullet"/>
+      <w:lvlText w:val=""/>
+      <w:lvlJc w:val="left"/>
+      <w:pPr>
+        <w:tabs>
+          <w:tab w:val="num" w:pos="5760"/>
+        </w:tabs>
+        <w:ind w:left="5760" w:hanging="360"/>
+      </w:pPr>
+      <w:rPr>
+        <w:rFonts w:ascii="Wingdings" w:hAnsi="Wingdings" w:hint="default"/>
+        <w:sz w:val="20"/>
+      </w:rPr>
+    </w:lvl>
+    <w:lvl w:ilvl="8" w:tentative="1">
+      <w:start w:val="1"/>
+      <w:numFmt w:val="bullet"/>
+      <w:lvlText w:val=""/>
+      <w:lvlJc w:val="left"/>
+      <w:pPr>
+        <w:tabs>
+          <w:tab w:val="num" w:pos="6480"/>
+        </w:tabs>
+        <w:ind w:left="6480" w:hanging="360"/>
+      </w:pPr>
+      <w:rPr>
+        <w:rFonts w:ascii="Wingdings" w:hAnsi="Wingdings" w:hint="default"/>
+        <w:sz w:val="20"/>
+      </w:rPr>
+    </w:lvl>
+  </w:abstractNum>
+  <w:abstractNum w:abstractNumId="66" w15:restartNumberingAfterBreak="0">
     <w:nsid w:val="7CFB7089"/>
     <w:multiLevelType w:val="multilevel"/>
     <w:tmpl w:val="EF2E5320"/>
@@ -42148,181 +47501,205 @@
     </w:lvl>
   </w:abstractNum>
   <w:num w:numId="1" w16cid:durableId="1325626687">
+    <w:abstractNumId w:val="42"/>
+  </w:num>
+  <w:num w:numId="2" w16cid:durableId="642350065">
+    <w:abstractNumId w:val="37"/>
+  </w:num>
+  <w:num w:numId="3" w16cid:durableId="1489902165">
     <w:abstractNumId w:val="38"/>
   </w:num>
-  <w:num w:numId="2" w16cid:durableId="642350065">
-    <w:abstractNumId w:val="33"/>
+  <w:num w:numId="4" w16cid:durableId="748575999">
+    <w:abstractNumId w:val="5"/>
   </w:num>
-  <w:num w:numId="3" w16cid:durableId="1489902165">
-    <w:abstractNumId w:val="34"/>
+  <w:num w:numId="5" w16cid:durableId="813327424">
+    <w:abstractNumId w:val="12"/>
   </w:num>
-  <w:num w:numId="4" w16cid:durableId="748575999">
+  <w:num w:numId="6" w16cid:durableId="1886746089">
+    <w:abstractNumId w:val="58"/>
+  </w:num>
+  <w:num w:numId="7" w16cid:durableId="650066308">
+    <w:abstractNumId w:val="41"/>
+  </w:num>
+  <w:num w:numId="8" w16cid:durableId="266819064">
+    <w:abstractNumId w:val="62"/>
+  </w:num>
+  <w:num w:numId="9" w16cid:durableId="2036731178">
+    <w:abstractNumId w:val="22"/>
+  </w:num>
+  <w:num w:numId="10" w16cid:durableId="902059320">
+    <w:abstractNumId w:val="11"/>
+  </w:num>
+  <w:num w:numId="11" w16cid:durableId="1487697065">
+    <w:abstractNumId w:val="36"/>
+  </w:num>
+  <w:num w:numId="12" w16cid:durableId="1562982151">
     <w:abstractNumId w:val="4"/>
   </w:num>
-  <w:num w:numId="5" w16cid:durableId="813327424">
-    <w:abstractNumId w:val="10"/>
+  <w:num w:numId="13" w16cid:durableId="200630349">
+    <w:abstractNumId w:val="20"/>
   </w:num>
-  <w:num w:numId="6" w16cid:durableId="1886746089">
-    <w:abstractNumId w:val="51"/>
+  <w:num w:numId="14" w16cid:durableId="1619027387">
+    <w:abstractNumId w:val="16"/>
   </w:num>
-  <w:num w:numId="7" w16cid:durableId="650066308">
-    <w:abstractNumId w:val="37"/>
+  <w:num w:numId="15" w16cid:durableId="1697152611">
+    <w:abstractNumId w:val="48"/>
   </w:num>
-  <w:num w:numId="8" w16cid:durableId="266819064">
-    <w:abstractNumId w:val="55"/>
+  <w:num w:numId="16" w16cid:durableId="1036738356">
+    <w:abstractNumId w:val="29"/>
   </w:num>
-  <w:num w:numId="9" w16cid:durableId="2036731178">
+  <w:num w:numId="17" w16cid:durableId="1328509842">
+    <w:abstractNumId w:val="63"/>
+  </w:num>
+  <w:num w:numId="18" w16cid:durableId="1916014568">
+    <w:abstractNumId w:val="13"/>
+  </w:num>
+  <w:num w:numId="19" w16cid:durableId="1447236432">
+    <w:abstractNumId w:val="45"/>
+  </w:num>
+  <w:num w:numId="20" w16cid:durableId="2056851643">
+    <w:abstractNumId w:val="28"/>
+  </w:num>
+  <w:num w:numId="21" w16cid:durableId="1478690699">
+    <w:abstractNumId w:val="64"/>
+  </w:num>
+  <w:num w:numId="22" w16cid:durableId="1512641807">
+    <w:abstractNumId w:val="8"/>
+  </w:num>
+  <w:num w:numId="23" w16cid:durableId="954480404">
+    <w:abstractNumId w:val="39"/>
+  </w:num>
+  <w:num w:numId="24" w16cid:durableId="1430852547">
+    <w:abstractNumId w:val="9"/>
+  </w:num>
+  <w:num w:numId="25" w16cid:durableId="876813661">
+    <w:abstractNumId w:val="43"/>
+  </w:num>
+  <w:num w:numId="26" w16cid:durableId="632637685">
     <w:abstractNumId w:val="19"/>
   </w:num>
-  <w:num w:numId="10" w16cid:durableId="902059320">
-    <w:abstractNumId w:val="9"/>
-  </w:num>
-  <w:num w:numId="11" w16cid:durableId="1487697065">
-    <w:abstractNumId w:val="32"/>
-  </w:num>
-  <w:num w:numId="12" w16cid:durableId="1562982151">
-    <w:abstractNumId w:val="3"/>
-  </w:num>
-  <w:num w:numId="13" w16cid:durableId="200630349">
-    <w:abstractNumId w:val="17"/>
-  </w:num>
-  <w:num w:numId="14" w16cid:durableId="1619027387">
-    <w:abstractNumId w:val="13"/>
-  </w:num>
-  <w:num w:numId="15" w16cid:durableId="1697152611">
-    <w:abstractNumId w:val="43"/>
-  </w:num>
-  <w:num w:numId="16" w16cid:durableId="1036738356">
-    <w:abstractNumId w:val="26"/>
-  </w:num>
-  <w:num w:numId="17" w16cid:durableId="1328509842">
-    <w:abstractNumId w:val="56"/>
-  </w:num>
-  <w:num w:numId="18" w16cid:durableId="1916014568">
-    <w:abstractNumId w:val="11"/>
-  </w:num>
-  <w:num w:numId="19" w16cid:durableId="1447236432">
-    <w:abstractNumId w:val="41"/>
-  </w:num>
-  <w:num w:numId="20" w16cid:durableId="2056851643">
-    <w:abstractNumId w:val="25"/>
-  </w:num>
-  <w:num w:numId="21" w16cid:durableId="1478690699">
-    <w:abstractNumId w:val="57"/>
-  </w:num>
-  <w:num w:numId="22" w16cid:durableId="1512641807">
-    <w:abstractNumId w:val="6"/>
-  </w:num>
-  <w:num w:numId="23" w16cid:durableId="954480404">
-    <w:abstractNumId w:val="35"/>
-  </w:num>
-  <w:num w:numId="24" w16cid:durableId="1430852547">
-    <w:abstractNumId w:val="7"/>
-  </w:num>
-  <w:num w:numId="25" w16cid:durableId="876813661">
-    <w:abstractNumId w:val="39"/>
-  </w:num>
-  <w:num w:numId="26" w16cid:durableId="632637685">
-    <w:abstractNumId w:val="16"/>
-  </w:num>
   <w:num w:numId="27" w16cid:durableId="1710690097">
-    <w:abstractNumId w:val="29"/>
+    <w:abstractNumId w:val="33"/>
   </w:num>
   <w:num w:numId="28" w16cid:durableId="1677802237">
     <w:abstractNumId w:val="0"/>
   </w:num>
   <w:num w:numId="29" w16cid:durableId="1751582639">
-    <w:abstractNumId w:val="20"/>
+    <w:abstractNumId w:val="23"/>
   </w:num>
   <w:num w:numId="30" w16cid:durableId="1398019252">
-    <w:abstractNumId w:val="42"/>
+    <w:abstractNumId w:val="46"/>
   </w:num>
   <w:num w:numId="31" w16cid:durableId="1332682007">
-    <w:abstractNumId w:val="45"/>
+    <w:abstractNumId w:val="52"/>
   </w:num>
   <w:num w:numId="32" w16cid:durableId="1288775644">
-    <w:abstractNumId w:val="22"/>
+    <w:abstractNumId w:val="25"/>
   </w:num>
   <w:num w:numId="33" w16cid:durableId="1114058048">
+    <w:abstractNumId w:val="50"/>
+  </w:num>
+  <w:num w:numId="34" w16cid:durableId="39941009">
+    <w:abstractNumId w:val="10"/>
+  </w:num>
+  <w:num w:numId="35" w16cid:durableId="1529369227">
+    <w:abstractNumId w:val="27"/>
+  </w:num>
+  <w:num w:numId="36" w16cid:durableId="875043313">
+    <w:abstractNumId w:val="57"/>
+  </w:num>
+  <w:num w:numId="37" w16cid:durableId="433672096">
+    <w:abstractNumId w:val="6"/>
+  </w:num>
+  <w:num w:numId="38" w16cid:durableId="1817843198">
+    <w:abstractNumId w:val="56"/>
+  </w:num>
+  <w:num w:numId="39" w16cid:durableId="66660169">
+    <w:abstractNumId w:val="24"/>
+  </w:num>
+  <w:num w:numId="40" w16cid:durableId="2060126847">
+    <w:abstractNumId w:val="18"/>
+  </w:num>
+  <w:num w:numId="41" w16cid:durableId="338586820">
+    <w:abstractNumId w:val="54"/>
+  </w:num>
+  <w:num w:numId="42" w16cid:durableId="889224766">
     <w:abstractNumId w:val="44"/>
   </w:num>
-  <w:num w:numId="34" w16cid:durableId="39941009">
-    <w:abstractNumId w:val="8"/>
+  <w:num w:numId="43" w16cid:durableId="1290934915">
+    <w:abstractNumId w:val="34"/>
   </w:num>
-  <w:num w:numId="35" w16cid:durableId="1529369227">
-    <w:abstractNumId w:val="24"/>
+  <w:num w:numId="44" w16cid:durableId="210045384">
+    <w:abstractNumId w:val="35"/>
   </w:num>
-  <w:num w:numId="36" w16cid:durableId="875043313">
-    <w:abstractNumId w:val="50"/>
+  <w:num w:numId="45" w16cid:durableId="198398213">
+    <w:abstractNumId w:val="61"/>
   </w:num>
-  <w:num w:numId="37" w16cid:durableId="433672096">
-    <w:abstractNumId w:val="5"/>
+  <w:num w:numId="46" w16cid:durableId="1092508899">
+    <w:abstractNumId w:val="60"/>
   </w:num>
-  <w:num w:numId="38" w16cid:durableId="1817843198">
-    <w:abstractNumId w:val="49"/>
+  <w:num w:numId="47" w16cid:durableId="1006789313">
+    <w:abstractNumId w:val="32"/>
   </w:num>
-  <w:num w:numId="39" w16cid:durableId="66660169">
-    <w:abstractNumId w:val="21"/>
+  <w:num w:numId="48" w16cid:durableId="1267807337">
+    <w:abstractNumId w:val="26"/>
   </w:num>
-  <w:num w:numId="40" w16cid:durableId="2060126847">
-    <w:abstractNumId w:val="15"/>
-  </w:num>
-  <w:num w:numId="41" w16cid:durableId="338586820">
-    <w:abstractNumId w:val="47"/>
-  </w:num>
-  <w:num w:numId="42" w16cid:durableId="889224766">
+  <w:num w:numId="49" w16cid:durableId="1362781488">
     <w:abstractNumId w:val="40"/>
   </w:num>
-  <w:num w:numId="43" w16cid:durableId="1290934915">
-    <w:abstractNumId w:val="30"/>
-  </w:num>
-  <w:num w:numId="44" w16cid:durableId="210045384">
-    <w:abstractNumId w:val="31"/>
-  </w:num>
-  <w:num w:numId="45" w16cid:durableId="198398213">
-    <w:abstractNumId w:val="54"/>
-  </w:num>
-  <w:num w:numId="46" w16cid:durableId="1092508899">
-    <w:abstractNumId w:val="53"/>
-  </w:num>
-  <w:num w:numId="47" w16cid:durableId="1006789313">
-    <w:abstractNumId w:val="28"/>
-  </w:num>
-  <w:num w:numId="48" w16cid:durableId="1267807337">
-    <w:abstractNumId w:val="23"/>
-  </w:num>
-  <w:num w:numId="49" w16cid:durableId="1362781488">
-    <w:abstractNumId w:val="36"/>
-  </w:num>
   <w:num w:numId="50" w16cid:durableId="1121607282">
-    <w:abstractNumId w:val="14"/>
+    <w:abstractNumId w:val="17"/>
   </w:num>
   <w:num w:numId="51" w16cid:durableId="654263306">
-    <w:abstractNumId w:val="2"/>
+    <w:abstractNumId w:val="3"/>
   </w:num>
   <w:num w:numId="52" w16cid:durableId="307590117">
-    <w:abstractNumId w:val="52"/>
+    <w:abstractNumId w:val="59"/>
   </w:num>
   <w:num w:numId="53" w16cid:durableId="551188308">
-    <w:abstractNumId w:val="48"/>
+    <w:abstractNumId w:val="55"/>
   </w:num>
   <w:num w:numId="54" w16cid:durableId="689256409">
-    <w:abstractNumId w:val="58"/>
+    <w:abstractNumId w:val="66"/>
   </w:num>
   <w:num w:numId="55" w16cid:durableId="377974077">
-    <w:abstractNumId w:val="46"/>
+    <w:abstractNumId w:val="53"/>
   </w:num>
   <w:num w:numId="56" w16cid:durableId="658273130">
     <w:abstractNumId w:val="1"/>
   </w:num>
   <w:num w:numId="57" w16cid:durableId="1661542422">
-    <w:abstractNumId w:val="27"/>
+    <w:abstractNumId w:val="30"/>
   </w:num>
   <w:num w:numId="58" w16cid:durableId="1801609153">
-    <w:abstractNumId w:val="12"/>
+    <w:abstractNumId w:val="14"/>
   </w:num>
   <w:num w:numId="59" w16cid:durableId="1631086036">
-    <w:abstractNumId w:val="18"/>
+    <w:abstractNumId w:val="21"/>
+  </w:num>
+  <w:num w:numId="60" w16cid:durableId="1156604864">
+    <w:abstractNumId w:val="31"/>
+  </w:num>
+  <w:num w:numId="61" w16cid:durableId="1617709580">
+    <w:abstractNumId w:val="7"/>
+  </w:num>
+  <w:num w:numId="62" w16cid:durableId="811295023">
+    <w:abstractNumId w:val="49"/>
+  </w:num>
+  <w:num w:numId="63" w16cid:durableId="1265377572">
+    <w:abstractNumId w:val="65"/>
+  </w:num>
+  <w:num w:numId="64" w16cid:durableId="1904873495">
+    <w:abstractNumId w:val="15"/>
+  </w:num>
+  <w:num w:numId="65" w16cid:durableId="271209946">
+    <w:abstractNumId w:val="47"/>
+  </w:num>
+  <w:num w:numId="66" w16cid:durableId="1847474104">
+    <w:abstractNumId w:val="51"/>
+  </w:num>
+  <w:num w:numId="67" w16cid:durableId="360863111">
+    <w:abstractNumId w:val="2"/>
   </w:num>
   <w:numIdMacAtCleanup w:val="59"/>
 </w:numbering>

--- a/python.docx
+++ b/python.docx
@@ -38810,6 +38810,1151 @@
       <w:pPr>
         <w:pStyle w:val="NoSpacing"/>
       </w:pPr>
+    </w:p>
+    <w:p>
+      <w:pPr>
+        <w:pStyle w:val="NoSpacing"/>
+      </w:pPr>
+    </w:p>
+    <w:p>
+      <w:pPr>
+        <w:pStyle w:val="NoSpacing"/>
+        <w:rPr>
+          <w:b/>
+          <w:bCs/>
+          <w:sz w:val="44"/>
+          <w:szCs w:val="44"/>
+          <w:u w:val="single"/>
+        </w:rPr>
+      </w:pPr>
+      <w:r>
+        <w:rPr>
+          <w:b/>
+          <w:bCs/>
+          <w:sz w:val="44"/>
+          <w:szCs w:val="44"/>
+          <w:u w:val="single"/>
+        </w:rPr>
+        <w:lastRenderedPageBreak/>
+        <w:t>Nested Dictionaries</w:t>
+      </w:r>
+    </w:p>
+    <w:p>
+      <w:pPr>
+        <w:pStyle w:val="NoSpacing"/>
+      </w:pPr>
+      <w:r>
+        <w:t>In Python, a dictionary is a collection of key-value pairs. A </w:t>
+      </w:r>
+      <w:r>
+        <w:rPr>
+          <w:b/>
+          <w:bCs/>
+        </w:rPr>
+        <w:t>nested dictionary</w:t>
+      </w:r>
+      <w:r>
+        <w:t> is a dictionary where some of its values are themselves dictionaries. This structure allows us to represent complex relationships between pieces of information efficiently.</w:t>
+      </w:r>
+    </w:p>
+    <w:p>
+      <w:pPr>
+        <w:pStyle w:val="NoSpacing"/>
+      </w:pPr>
+    </w:p>
+    <w:p>
+      <w:pPr>
+        <w:pStyle w:val="NoSpacing"/>
+      </w:pPr>
+      <w:r>
+        <w:t>To store more structured data, such as multiple people’s details, we can use a nested dictionary:</w:t>
+      </w:r>
+    </w:p>
+    <w:p>
+      <w:pPr>
+        <w:pStyle w:val="NoSpacing"/>
+        <w:rPr>
+          <w:highlight w:val="yellow"/>
+        </w:rPr>
+      </w:pPr>
+      <w:r>
+        <w:rPr>
+          <w:highlight w:val="yellow"/>
+        </w:rPr>
+        <w:t>friends = {</w:t>
+      </w:r>
+    </w:p>
+    <w:p>
+      <w:pPr>
+        <w:pStyle w:val="NoSpacing"/>
+        <w:rPr>
+          <w:highlight w:val="yellow"/>
+        </w:rPr>
+      </w:pPr>
+      <w:r>
+        <w:rPr>
+          <w:highlight w:val="yellow"/>
+        </w:rPr>
+        <w:t xml:space="preserve">    "Bob": {</w:t>
+      </w:r>
+    </w:p>
+    <w:p>
+      <w:pPr>
+        <w:pStyle w:val="NoSpacing"/>
+        <w:rPr>
+          <w:highlight w:val="yellow"/>
+        </w:rPr>
+      </w:pPr>
+      <w:r>
+        <w:rPr>
+          <w:highlight w:val="yellow"/>
+        </w:rPr>
+        <w:t xml:space="preserve">        "age": 28,</w:t>
+      </w:r>
+    </w:p>
+    <w:p>
+      <w:pPr>
+        <w:pStyle w:val="NoSpacing"/>
+        <w:rPr>
+          <w:highlight w:val="yellow"/>
+        </w:rPr>
+      </w:pPr>
+      <w:r>
+        <w:rPr>
+          <w:highlight w:val="yellow"/>
+        </w:rPr>
+        <w:t xml:space="preserve">        "city": "Los Angeles"</w:t>
+      </w:r>
+    </w:p>
+    <w:p>
+      <w:pPr>
+        <w:pStyle w:val="NoSpacing"/>
+        <w:rPr>
+          <w:highlight w:val="yellow"/>
+        </w:rPr>
+      </w:pPr>
+      <w:r>
+        <w:rPr>
+          <w:highlight w:val="yellow"/>
+        </w:rPr>
+        <w:t xml:space="preserve">    },</w:t>
+      </w:r>
+    </w:p>
+    <w:p>
+      <w:pPr>
+        <w:pStyle w:val="NoSpacing"/>
+        <w:rPr>
+          <w:highlight w:val="yellow"/>
+        </w:rPr>
+      </w:pPr>
+      <w:r>
+        <w:rPr>
+          <w:highlight w:val="yellow"/>
+        </w:rPr>
+        <w:t xml:space="preserve">    "Charlie": {</w:t>
+      </w:r>
+    </w:p>
+    <w:p>
+      <w:pPr>
+        <w:pStyle w:val="NoSpacing"/>
+        <w:rPr>
+          <w:highlight w:val="yellow"/>
+        </w:rPr>
+      </w:pPr>
+      <w:r>
+        <w:rPr>
+          <w:highlight w:val="yellow"/>
+        </w:rPr>
+        <w:t xml:space="preserve">        "age": 25,</w:t>
+      </w:r>
+    </w:p>
+    <w:p>
+      <w:pPr>
+        <w:pStyle w:val="NoSpacing"/>
+        <w:rPr>
+          <w:highlight w:val="yellow"/>
+        </w:rPr>
+      </w:pPr>
+      <w:r>
+        <w:rPr>
+          <w:highlight w:val="yellow"/>
+        </w:rPr>
+        <w:t xml:space="preserve">        "city": "Chicago"</w:t>
+      </w:r>
+    </w:p>
+    <w:p>
+      <w:pPr>
+        <w:pStyle w:val="NoSpacing"/>
+        <w:rPr>
+          <w:highlight w:val="yellow"/>
+        </w:rPr>
+      </w:pPr>
+      <w:r>
+        <w:rPr>
+          <w:highlight w:val="yellow"/>
+        </w:rPr>
+        <w:t xml:space="preserve">    }</w:t>
+      </w:r>
+    </w:p>
+    <w:p>
+      <w:pPr>
+        <w:pStyle w:val="NoSpacing"/>
+      </w:pPr>
+      <w:r>
+        <w:rPr>
+          <w:highlight w:val="yellow"/>
+        </w:rPr>
+        <w:t>}</w:t>
+      </w:r>
+    </w:p>
+    <w:p>
+      <w:pPr>
+        <w:pStyle w:val="NoSpacing"/>
+      </w:pPr>
+      <w:r>
+        <w:t>Here, friends is a dictionary where each friend’s name ("Bob" and "Charlie") serves as a key, and the value is another dictionary containing attributes like age and city.</w:t>
+      </w:r>
+    </w:p>
+    <w:p>
+      <w:pPr>
+        <w:pStyle w:val="NoSpacing"/>
+      </w:pPr>
+    </w:p>
+    <w:p>
+      <w:pPr>
+        <w:pStyle w:val="NoSpacing"/>
+      </w:pPr>
+      <w:r>
+        <w:rPr>
+          <w:b/>
+          <w:bCs/>
+          <w:highlight w:val="green"/>
+        </w:rPr>
+        <w:t>Accessing Values in a Nested Dictionary</w:t>
+      </w:r>
+    </w:p>
+    <w:p>
+      <w:pPr>
+        <w:pStyle w:val="NoSpacing"/>
+      </w:pPr>
+      <w:r>
+        <w:t>To retrieve values from a nested dictionary, specify the keys in the correct sequence:</w:t>
+      </w:r>
+    </w:p>
+    <w:p>
+      <w:pPr>
+        <w:pStyle w:val="NoSpacing"/>
+      </w:pPr>
+      <w:proofErr w:type="spellStart"/>
+      <w:r>
+        <w:rPr>
+          <w:highlight w:val="yellow"/>
+        </w:rPr>
+        <w:t>charlies_age</w:t>
+      </w:r>
+      <w:proofErr w:type="spellEnd"/>
+      <w:r>
+        <w:rPr>
+          <w:highlight w:val="yellow"/>
+        </w:rPr>
+        <w:t xml:space="preserve"> = friends["Charlie</w:t>
+      </w:r>
+      <w:proofErr w:type="gramStart"/>
+      <w:r>
+        <w:rPr>
+          <w:highlight w:val="yellow"/>
+        </w:rPr>
+        <w:t>"][</w:t>
+      </w:r>
+      <w:proofErr w:type="gramEnd"/>
+      <w:r>
+        <w:rPr>
+          <w:highlight w:val="yellow"/>
+        </w:rPr>
+        <w:t>"age"]</w:t>
+      </w:r>
+    </w:p>
+    <w:p>
+      <w:pPr>
+        <w:pStyle w:val="NoSpacing"/>
+      </w:pPr>
+      <w:r>
+        <w:t>print(</w:t>
+      </w:r>
+      <w:proofErr w:type="spellStart"/>
+      <w:r>
+        <w:t>charlies_</w:t>
+      </w:r>
+      <w:proofErr w:type="gramStart"/>
+      <w:r>
+        <w:t>age</w:t>
+      </w:r>
+      <w:proofErr w:type="spellEnd"/>
+      <w:r>
+        <w:t>)  #</w:t>
+      </w:r>
+      <w:proofErr w:type="gramEnd"/>
+      <w:r>
+        <w:t xml:space="preserve"> Output: 25</w:t>
+      </w:r>
+    </w:p>
+    <w:p>
+      <w:pPr>
+        <w:pStyle w:val="NoSpacing"/>
+      </w:pPr>
+    </w:p>
+    <w:p>
+      <w:pPr>
+        <w:pStyle w:val="NoSpacing"/>
+      </w:pPr>
+      <w:r>
+        <w:rPr>
+          <w:b/>
+          <w:bCs/>
+          <w:highlight w:val="green"/>
+        </w:rPr>
+        <w:t>Modifying Nested Dictionaries</w:t>
+      </w:r>
+    </w:p>
+    <w:p>
+      <w:pPr>
+        <w:pStyle w:val="NoSpacing"/>
+      </w:pPr>
+      <w:r>
+        <w:t>You can update values within a nested dictionary just like you would in a regular dictionary. For instance, if Charlie moves to a new city:</w:t>
+      </w:r>
+    </w:p>
+    <w:p>
+      <w:pPr>
+        <w:pStyle w:val="NoSpacing"/>
+      </w:pPr>
+      <w:r>
+        <w:rPr>
+          <w:highlight w:val="yellow"/>
+        </w:rPr>
+        <w:t>friends["Charlie</w:t>
+      </w:r>
+      <w:proofErr w:type="gramStart"/>
+      <w:r>
+        <w:rPr>
+          <w:highlight w:val="yellow"/>
+        </w:rPr>
+        <w:t>"][</w:t>
+      </w:r>
+      <w:proofErr w:type="gramEnd"/>
+      <w:r>
+        <w:rPr>
+          <w:highlight w:val="yellow"/>
+        </w:rPr>
+        <w:t>"city"] = "San Francisco"</w:t>
+      </w:r>
+    </w:p>
+    <w:p>
+      <w:pPr>
+        <w:pStyle w:val="NoSpacing"/>
+      </w:pPr>
+      <w:r>
+        <w:t>You can also add a new friend to the dictionary:</w:t>
+      </w:r>
+    </w:p>
+    <w:p>
+      <w:pPr>
+        <w:pStyle w:val="NoSpacing"/>
+      </w:pPr>
+      <w:r>
+        <w:t>friends["David"] = {"age": 32, "city": "Boston"}</w:t>
+      </w:r>
+    </w:p>
+    <w:p>
+      <w:pPr>
+        <w:pStyle w:val="NoSpacing"/>
+      </w:pPr>
+    </w:p>
+    <w:p>
+      <w:pPr>
+        <w:pStyle w:val="NoSpacing"/>
+      </w:pPr>
+      <w:r>
+        <w:rPr>
+          <w:b/>
+          <w:bCs/>
+          <w:highlight w:val="green"/>
+        </w:rPr>
+        <w:t>Iterating Through a Nested Dictionary</w:t>
+      </w:r>
+    </w:p>
+    <w:p>
+      <w:pPr>
+        <w:pStyle w:val="NoSpacing"/>
+      </w:pPr>
+      <w:r>
+        <w:t>To iterate through a nested dictionary, you can use a loop:</w:t>
+      </w:r>
+    </w:p>
+    <w:p>
+      <w:pPr>
+        <w:pStyle w:val="NoSpacing"/>
+        <w:rPr>
+          <w:highlight w:val="yellow"/>
+        </w:rPr>
+      </w:pPr>
+      <w:r>
+        <w:rPr>
+          <w:highlight w:val="yellow"/>
+        </w:rPr>
+        <w:t xml:space="preserve">for name, details in </w:t>
+      </w:r>
+      <w:proofErr w:type="spellStart"/>
+      <w:proofErr w:type="gramStart"/>
+      <w:r>
+        <w:rPr>
+          <w:highlight w:val="yellow"/>
+        </w:rPr>
+        <w:t>friends.items</w:t>
+      </w:r>
+      <w:proofErr w:type="spellEnd"/>
+      <w:proofErr w:type="gramEnd"/>
+      <w:r>
+        <w:rPr>
+          <w:highlight w:val="yellow"/>
+        </w:rPr>
+        <w:t>():</w:t>
+      </w:r>
+    </w:p>
+    <w:p>
+      <w:pPr>
+        <w:pStyle w:val="NoSpacing"/>
+      </w:pPr>
+      <w:r>
+        <w:rPr>
+          <w:highlight w:val="yellow"/>
+        </w:rPr>
+        <w:t xml:space="preserve">    print(f"{name}: Age {details['age']}, City {details['city']}")</w:t>
+      </w:r>
+    </w:p>
+    <w:p>
+      <w:pPr>
+        <w:pStyle w:val="NoSpacing"/>
+      </w:pPr>
+      <w:r>
+        <w:rPr>
+          <w:b/>
+          <w:bCs/>
+        </w:rPr>
+        <w:t>Output:</w:t>
+      </w:r>
+    </w:p>
+    <w:p>
+      <w:pPr>
+        <w:pStyle w:val="NoSpacing"/>
+      </w:pPr>
+      <w:r>
+        <w:t>Bob: Age 28, City Los Angeles</w:t>
+      </w:r>
+    </w:p>
+    <w:p>
+      <w:pPr>
+        <w:pStyle w:val="NoSpacing"/>
+      </w:pPr>
+      <w:r>
+        <w:t>Charlie: Age 25, City San Francisco</w:t>
+      </w:r>
+    </w:p>
+    <w:p>
+      <w:pPr>
+        <w:pStyle w:val="NoSpacing"/>
+      </w:pPr>
+      <w:r>
+        <w:t>David: Age 32, City Boston</w:t>
+      </w:r>
+    </w:p>
+    <w:p>
+      <w:pPr>
+        <w:pStyle w:val="NoSpacing"/>
+      </w:pPr>
+    </w:p>
+    <w:p>
+      <w:pPr>
+        <w:pStyle w:val="NoSpacing"/>
+        <w:rPr>
+          <w:b/>
+          <w:bCs/>
+          <w:sz w:val="44"/>
+          <w:szCs w:val="44"/>
+          <w:u w:val="single"/>
+        </w:rPr>
+      </w:pPr>
+      <w:r>
+        <w:rPr>
+          <w:b/>
+          <w:bCs/>
+          <w:sz w:val="44"/>
+          <w:szCs w:val="44"/>
+          <w:u w:val="single"/>
+        </w:rPr>
+        <w:t>Dictionary of Lists</w:t>
+      </w:r>
+    </w:p>
+    <w:p>
+      <w:pPr>
+        <w:pStyle w:val="NoSpacing"/>
+      </w:pPr>
+      <w:r>
+        <w:t>In this lesson, we will explore the concept of a "Dictionary of Lists" in Python. This is useful when we want to group related data together.</w:t>
+      </w:r>
+    </w:p>
+    <w:p>
+      <w:pPr>
+        <w:pStyle w:val="NoSpacing"/>
+      </w:pPr>
+    </w:p>
+    <w:p>
+      <w:pPr>
+        <w:pStyle w:val="NoSpacing"/>
+      </w:pPr>
+      <w:r>
+        <w:rPr>
+          <w:b/>
+          <w:bCs/>
+        </w:rPr>
+        <w:lastRenderedPageBreak/>
+        <w:t>Example of a Dictionary of Lists</w:t>
+      </w:r>
+    </w:p>
+    <w:p>
+      <w:pPr>
+        <w:pStyle w:val="NoSpacing"/>
+      </w:pPr>
+      <w:r>
+        <w:t>Let's say we want to store the names of students in different subjects. We can create a dictionary where each subject is a key, and the value is a list of students enrolled in that subject.</w:t>
+      </w:r>
+    </w:p>
+    <w:p>
+      <w:pPr>
+        <w:pStyle w:val="NoSpacing"/>
+        <w:rPr>
+          <w:highlight w:val="yellow"/>
+        </w:rPr>
+      </w:pPr>
+      <w:proofErr w:type="spellStart"/>
+      <w:r>
+        <w:rPr>
+          <w:highlight w:val="yellow"/>
+        </w:rPr>
+        <w:t>students_by_subject</w:t>
+      </w:r>
+      <w:proofErr w:type="spellEnd"/>
+      <w:r>
+        <w:rPr>
+          <w:highlight w:val="yellow"/>
+        </w:rPr>
+        <w:t xml:space="preserve"> = {</w:t>
+      </w:r>
+    </w:p>
+    <w:p>
+      <w:pPr>
+        <w:pStyle w:val="NoSpacing"/>
+        <w:rPr>
+          <w:highlight w:val="yellow"/>
+        </w:rPr>
+      </w:pPr>
+      <w:r>
+        <w:rPr>
+          <w:highlight w:val="yellow"/>
+        </w:rPr>
+        <w:t xml:space="preserve">    'Math': ['Alice', 'Bob', 'Charlie'],</w:t>
+      </w:r>
+    </w:p>
+    <w:p>
+      <w:pPr>
+        <w:pStyle w:val="NoSpacing"/>
+        <w:rPr>
+          <w:highlight w:val="yellow"/>
+        </w:rPr>
+      </w:pPr>
+      <w:r>
+        <w:rPr>
+          <w:highlight w:val="yellow"/>
+        </w:rPr>
+        <w:t xml:space="preserve">    'Science': ['David', 'Eve'],</w:t>
+      </w:r>
+    </w:p>
+    <w:p>
+      <w:pPr>
+        <w:pStyle w:val="NoSpacing"/>
+        <w:rPr>
+          <w:highlight w:val="yellow"/>
+        </w:rPr>
+      </w:pPr>
+      <w:r>
+        <w:rPr>
+          <w:highlight w:val="yellow"/>
+        </w:rPr>
+        <w:t xml:space="preserve">    'History': ['Frank', 'Grace', 'Heidi']</w:t>
+      </w:r>
+    </w:p>
+    <w:p>
+      <w:pPr>
+        <w:pStyle w:val="NoSpacing"/>
+      </w:pPr>
+      <w:r>
+        <w:rPr>
+          <w:highlight w:val="yellow"/>
+        </w:rPr>
+        <w:t>}</w:t>
+      </w:r>
+    </w:p>
+    <w:p>
+      <w:pPr>
+        <w:pStyle w:val="NoSpacing"/>
+      </w:pPr>
+      <w:r>
+        <w:t>In this example:</w:t>
+      </w:r>
+    </w:p>
+    <w:p>
+      <w:pPr>
+        <w:pStyle w:val="NoSpacing"/>
+        <w:numPr>
+          <w:ilvl w:val="0"/>
+          <w:numId w:val="68"/>
+        </w:numPr>
+      </w:pPr>
+      <w:r>
+        <w:t>The key 'Math' has a list of students ['Alice', 'Bob', 'Charlie'].</w:t>
+      </w:r>
+    </w:p>
+    <w:p>
+      <w:pPr>
+        <w:pStyle w:val="NoSpacing"/>
+        <w:numPr>
+          <w:ilvl w:val="0"/>
+          <w:numId w:val="68"/>
+        </w:numPr>
+      </w:pPr>
+      <w:r>
+        <w:t>The key 'Science' has a list of students ['David', 'Eve'].</w:t>
+      </w:r>
+    </w:p>
+    <w:p>
+      <w:pPr>
+        <w:pStyle w:val="NoSpacing"/>
+        <w:numPr>
+          <w:ilvl w:val="0"/>
+          <w:numId w:val="68"/>
+        </w:numPr>
+      </w:pPr>
+      <w:r>
+        <w:t>The key 'History' has a list of students ['Frank', 'Grace', 'Heidi'].</w:t>
+      </w:r>
+    </w:p>
+    <w:p>
+      <w:pPr>
+        <w:pStyle w:val="NoSpacing"/>
+      </w:pPr>
+    </w:p>
+    <w:p>
+      <w:pPr>
+        <w:pStyle w:val="NoSpacing"/>
+      </w:pPr>
+      <w:r>
+        <w:rPr>
+          <w:b/>
+          <w:bCs/>
+          <w:highlight w:val="green"/>
+        </w:rPr>
+        <w:t>Accessing Data</w:t>
+      </w:r>
+    </w:p>
+    <w:p>
+      <w:pPr>
+        <w:pStyle w:val="NoSpacing"/>
+      </w:pPr>
+      <w:r>
+        <w:t>To access the list of students in a specific subject, we can use the subject as the key:</w:t>
+      </w:r>
+    </w:p>
+    <w:p>
+      <w:pPr>
+        <w:pStyle w:val="NoSpacing"/>
+        <w:rPr>
+          <w:highlight w:val="yellow"/>
+        </w:rPr>
+      </w:pPr>
+      <w:proofErr w:type="spellStart"/>
+      <w:r>
+        <w:rPr>
+          <w:highlight w:val="yellow"/>
+        </w:rPr>
+        <w:t>math_students</w:t>
+      </w:r>
+      <w:proofErr w:type="spellEnd"/>
+      <w:r>
+        <w:rPr>
+          <w:highlight w:val="yellow"/>
+        </w:rPr>
+        <w:t xml:space="preserve"> = </w:t>
+      </w:r>
+      <w:proofErr w:type="spellStart"/>
+      <w:r>
+        <w:rPr>
+          <w:highlight w:val="yellow"/>
+        </w:rPr>
+        <w:t>students_by_subject</w:t>
+      </w:r>
+      <w:proofErr w:type="spellEnd"/>
+      <w:r>
+        <w:rPr>
+          <w:highlight w:val="yellow"/>
+        </w:rPr>
+        <w:t>['Math']</w:t>
+      </w:r>
+    </w:p>
+    <w:p>
+      <w:pPr>
+        <w:pStyle w:val="NoSpacing"/>
+      </w:pPr>
+      <w:r>
+        <w:rPr>
+          <w:highlight w:val="yellow"/>
+        </w:rPr>
+        <w:t>print(</w:t>
+      </w:r>
+      <w:proofErr w:type="spellStart"/>
+      <w:r>
+        <w:rPr>
+          <w:highlight w:val="yellow"/>
+        </w:rPr>
+        <w:t>math_</w:t>
+      </w:r>
+      <w:proofErr w:type="gramStart"/>
+      <w:r>
+        <w:rPr>
+          <w:highlight w:val="yellow"/>
+        </w:rPr>
+        <w:t>students</w:t>
+      </w:r>
+      <w:proofErr w:type="spellEnd"/>
+      <w:r>
+        <w:rPr>
+          <w:highlight w:val="yellow"/>
+        </w:rPr>
+        <w:t>)  #</w:t>
+      </w:r>
+      <w:proofErr w:type="gramEnd"/>
+      <w:r>
+        <w:rPr>
+          <w:highlight w:val="yellow"/>
+        </w:rPr>
+        <w:t xml:space="preserve"> Output: ['Alice', 'Bob', 'Charlie']</w:t>
+      </w:r>
+    </w:p>
+    <w:p>
+      <w:pPr>
+        <w:pStyle w:val="NoSpacing"/>
+      </w:pPr>
+    </w:p>
+    <w:p>
+      <w:pPr>
+        <w:pStyle w:val="NoSpacing"/>
+      </w:pPr>
+      <w:r>
+        <w:rPr>
+          <w:b/>
+          <w:bCs/>
+          <w:highlight w:val="green"/>
+        </w:rPr>
+        <w:t>Adding to the Lists</w:t>
+      </w:r>
+    </w:p>
+    <w:p>
+      <w:pPr>
+        <w:pStyle w:val="NoSpacing"/>
+      </w:pPr>
+      <w:r>
+        <w:t>If we want to add a new student to a subject, we can use the </w:t>
+      </w:r>
+      <w:proofErr w:type="gramStart"/>
+      <w:r>
+        <w:t>append(</w:t>
+      </w:r>
+      <w:proofErr w:type="gramEnd"/>
+      <w:r>
+        <w:t>) method on the list:</w:t>
+      </w:r>
+    </w:p>
+    <w:p>
+      <w:pPr>
+        <w:pStyle w:val="NoSpacing"/>
+      </w:pPr>
+      <w:proofErr w:type="spellStart"/>
+      <w:r>
+        <w:rPr>
+          <w:highlight w:val="yellow"/>
+        </w:rPr>
+        <w:t>students_by_subject</w:t>
+      </w:r>
+      <w:proofErr w:type="spellEnd"/>
+      <w:r>
+        <w:rPr>
+          <w:highlight w:val="yellow"/>
+        </w:rPr>
+        <w:t>['Math'</w:t>
+      </w:r>
+      <w:proofErr w:type="gramStart"/>
+      <w:r>
+        <w:rPr>
+          <w:highlight w:val="yellow"/>
+        </w:rPr>
+        <w:t>].append</w:t>
+      </w:r>
+      <w:proofErr w:type="gramEnd"/>
+      <w:r>
+        <w:rPr>
+          <w:highlight w:val="yellow"/>
+        </w:rPr>
+        <w:t>('Zara')</w:t>
+      </w:r>
+    </w:p>
+    <w:p>
+      <w:pPr>
+        <w:pStyle w:val="NoSpacing"/>
+      </w:pPr>
+      <w:r>
+        <w:t>print(</w:t>
+      </w:r>
+      <w:proofErr w:type="spellStart"/>
+      <w:r>
+        <w:t>students_by_subject</w:t>
+      </w:r>
+      <w:proofErr w:type="spellEnd"/>
+      <w:r>
+        <w:t>['Math'</w:t>
+      </w:r>
+      <w:proofErr w:type="gramStart"/>
+      <w:r>
+        <w:t>])  #</w:t>
+      </w:r>
+      <w:proofErr w:type="gramEnd"/>
+      <w:r>
+        <w:t xml:space="preserve"> Output: ['Alice', 'Bob', 'Charlie', 'Zara']</w:t>
+      </w:r>
+    </w:p>
+    <w:p>
+      <w:pPr>
+        <w:pStyle w:val="NoSpacing"/>
+      </w:pPr>
+    </w:p>
+    <w:p>
+      <w:pPr>
+        <w:pStyle w:val="NoSpacing"/>
+        <w:rPr>
+          <w:b/>
+          <w:bCs/>
+          <w:sz w:val="44"/>
+          <w:szCs w:val="44"/>
+          <w:u w:val="single"/>
+        </w:rPr>
+      </w:pPr>
+      <w:r>
+        <w:rPr>
+          <w:b/>
+          <w:bCs/>
+          <w:sz w:val="44"/>
+          <w:szCs w:val="44"/>
+          <w:u w:val="single"/>
+        </w:rPr>
+        <w:t>List of Dictionaries</w:t>
+      </w:r>
+    </w:p>
+    <w:p>
+      <w:pPr>
+        <w:pStyle w:val="NoSpacing"/>
+      </w:pPr>
+      <w:r>
+        <w:t>In this lesson, we will explore the concept of a List of Dictionaries in Python. A List of Dictionaries is a powerful way to store multiple records, where each record is represented as a dictionary. This allows us to group related data together in a structured format.</w:t>
+      </w:r>
+    </w:p>
+    <w:p>
+      <w:pPr>
+        <w:pStyle w:val="NoSpacing"/>
+      </w:pPr>
+    </w:p>
+    <w:p>
+      <w:pPr>
+        <w:pStyle w:val="NoSpacing"/>
+      </w:pPr>
+      <w:r>
+        <w:t>Let’s consider an example to illustrate this concept. Suppose we want to store information about students in a class, including their name, age, and grade. We can create a list of dictionaries like this:</w:t>
+      </w:r>
+    </w:p>
+    <w:p>
+      <w:pPr>
+        <w:pStyle w:val="NoSpacing"/>
+        <w:rPr>
+          <w:highlight w:val="yellow"/>
+        </w:rPr>
+      </w:pPr>
+      <w:r>
+        <w:rPr>
+          <w:highlight w:val="yellow"/>
+        </w:rPr>
+        <w:t>students = [</w:t>
+      </w:r>
+    </w:p>
+    <w:p>
+      <w:pPr>
+        <w:pStyle w:val="NoSpacing"/>
+        <w:rPr>
+          <w:highlight w:val="yellow"/>
+        </w:rPr>
+      </w:pPr>
+      <w:r>
+        <w:rPr>
+          <w:highlight w:val="yellow"/>
+        </w:rPr>
+        <w:t xml:space="preserve">    {"name": "Alice", "age": 20, "grade": "A"},</w:t>
+      </w:r>
+    </w:p>
+    <w:p>
+      <w:pPr>
+        <w:pStyle w:val="NoSpacing"/>
+        <w:rPr>
+          <w:highlight w:val="yellow"/>
+        </w:rPr>
+      </w:pPr>
+      <w:r>
+        <w:rPr>
+          <w:highlight w:val="yellow"/>
+        </w:rPr>
+        <w:t xml:space="preserve">    {"name": "Bob", "age": 22, "grade": "B"},</w:t>
+      </w:r>
+    </w:p>
+    <w:p>
+      <w:pPr>
+        <w:pStyle w:val="NoSpacing"/>
+        <w:rPr>
+          <w:highlight w:val="yellow"/>
+        </w:rPr>
+      </w:pPr>
+      <w:r>
+        <w:rPr>
+          <w:highlight w:val="yellow"/>
+        </w:rPr>
+        <w:t xml:space="preserve">    {"name": "Charlie", "age": 21, "grade": "C"}</w:t>
+      </w:r>
+    </w:p>
+    <w:p>
+      <w:pPr>
+        <w:pStyle w:val="NoSpacing"/>
+      </w:pPr>
+      <w:r>
+        <w:rPr>
+          <w:highlight w:val="yellow"/>
+        </w:rPr>
+        <w:t>]</w:t>
+      </w:r>
+    </w:p>
+    <w:p>
+      <w:pPr>
+        <w:pStyle w:val="NoSpacing"/>
+      </w:pPr>
+      <w:r>
+        <w:t>In this example, students is a list that contains three dictionaries. Each dictionary holds the details of a student with keys like "name", "age", and "grade".</w:t>
+      </w:r>
+    </w:p>
+    <w:p>
+      <w:pPr>
+        <w:pStyle w:val="NoSpacing"/>
+      </w:pPr>
+    </w:p>
+    <w:p>
+      <w:pPr>
+        <w:pStyle w:val="NoSpacing"/>
+      </w:pPr>
+      <w:r>
+        <w:rPr>
+          <w:b/>
+          <w:bCs/>
+          <w:highlight w:val="green"/>
+        </w:rPr>
+        <w:t>Accessing Data</w:t>
+      </w:r>
+    </w:p>
+    <w:p>
+      <w:pPr>
+        <w:pStyle w:val="NoSpacing"/>
+      </w:pPr>
+      <w:r>
+        <w:t>To access the data within a List of Dictionaries, we can use indexing to access the dictionary within the list and then use the key to get the specific value. For example:</w:t>
+      </w:r>
+    </w:p>
+    <w:p>
+      <w:pPr>
+        <w:pStyle w:val="NoSpacing"/>
+      </w:pPr>
+      <w:r>
+        <w:rPr>
+          <w:highlight w:val="yellow"/>
+        </w:rPr>
+        <w:t>print(students[</w:t>
+      </w:r>
+      <w:proofErr w:type="gramStart"/>
+      <w:r>
+        <w:rPr>
+          <w:highlight w:val="yellow"/>
+        </w:rPr>
+        <w:t>0][</w:t>
+      </w:r>
+      <w:proofErr w:type="gramEnd"/>
+      <w:r>
+        <w:rPr>
+          <w:highlight w:val="yellow"/>
+        </w:rPr>
+        <w:t>"name</w:t>
+      </w:r>
+      <w:r>
+        <w:t>"</w:t>
+      </w:r>
+      <w:proofErr w:type="gramStart"/>
+      <w:r>
+        <w:t>])  #</w:t>
+      </w:r>
+      <w:proofErr w:type="gramEnd"/>
+      <w:r>
+        <w:t xml:space="preserve"> Output: Alice</w:t>
+      </w:r>
+    </w:p>
+    <w:p>
+      <w:pPr>
+        <w:pStyle w:val="NoSpacing"/>
+      </w:pPr>
+      <w:r>
+        <w:t>print(students[</w:t>
+      </w:r>
+      <w:proofErr w:type="gramStart"/>
+      <w:r>
+        <w:t>1][</w:t>
+      </w:r>
+      <w:proofErr w:type="gramEnd"/>
+      <w:r>
+        <w:t>"grade"</w:t>
+      </w:r>
+      <w:proofErr w:type="gramStart"/>
+      <w:r>
+        <w:t>])  #</w:t>
+      </w:r>
+      <w:proofErr w:type="gramEnd"/>
+      <w:r>
+        <w:t xml:space="preserve"> Output: B</w:t>
+      </w:r>
+    </w:p>
+    <w:p>
+      <w:pPr>
+        <w:pStyle w:val="NoSpacing"/>
+      </w:pPr>
+    </w:p>
+    <w:p>
+      <w:pPr>
+        <w:pStyle w:val="NoSpacing"/>
+      </w:pPr>
+      <w:r>
+        <w:rPr>
+          <w:b/>
+          <w:bCs/>
+          <w:highlight w:val="green"/>
+        </w:rPr>
+        <w:lastRenderedPageBreak/>
+        <w:t>Adding New Records</w:t>
+      </w:r>
+    </w:p>
+    <w:p>
+      <w:pPr>
+        <w:pStyle w:val="NoSpacing"/>
+      </w:pPr>
+      <w:r>
+        <w:t>You can also add new records to the list by appending a new dictionary:</w:t>
+      </w:r>
+    </w:p>
+    <w:p>
+      <w:pPr>
+        <w:pStyle w:val="NoSpacing"/>
+      </w:pPr>
+      <w:proofErr w:type="spellStart"/>
+      <w:proofErr w:type="gramStart"/>
+      <w:r>
+        <w:rPr>
+          <w:highlight w:val="yellow"/>
+        </w:rPr>
+        <w:t>students.append</w:t>
+      </w:r>
+      <w:proofErr w:type="spellEnd"/>
+      <w:proofErr w:type="gramEnd"/>
+      <w:r>
+        <w:rPr>
+          <w:highlight w:val="yellow"/>
+        </w:rPr>
+        <w:t>({"name": "David", "age": 23, "grade": "A"})</w:t>
+      </w:r>
+    </w:p>
+    <w:p>
+      <w:pPr>
+        <w:pStyle w:val="NoSpacing"/>
+      </w:pPr>
+    </w:p>
+    <w:p>
+      <w:pPr>
+        <w:pStyle w:val="NoSpacing"/>
+      </w:pPr>
+      <w:r>
+        <w:rPr>
+          <w:b/>
+          <w:bCs/>
+          <w:highlight w:val="green"/>
+        </w:rPr>
+        <w:t>Iterating Through the List</w:t>
+      </w:r>
+    </w:p>
+    <w:p>
+      <w:pPr>
+        <w:pStyle w:val="NoSpacing"/>
+      </w:pPr>
+      <w:r>
+        <w:t>To perform operations on each dictionary, you can use a for loop:</w:t>
+      </w:r>
+    </w:p>
+    <w:p>
+      <w:pPr>
+        <w:pStyle w:val="NoSpacing"/>
+        <w:rPr>
+          <w:highlight w:val="yellow"/>
+        </w:rPr>
+      </w:pPr>
+      <w:r>
+        <w:rPr>
+          <w:highlight w:val="yellow"/>
+        </w:rPr>
+        <w:t>for student in students:</w:t>
+      </w:r>
+    </w:p>
+    <w:p>
+      <w:pPr>
+        <w:pStyle w:val="NoSpacing"/>
+      </w:pPr>
+      <w:r>
+        <w:rPr>
+          <w:highlight w:val="yellow"/>
+        </w:rPr>
+        <w:t xml:space="preserve">    print(student["name"], student["age"], student["grade"])</w:t>
+      </w:r>
+    </w:p>
+    <w:p>
+      <w:pPr>
+        <w:pStyle w:val="NoSpacing"/>
+      </w:pPr>
+      <w:r>
+        <w:t>This will print out the name, age, and grade of each student, allowing you to process the data easily.</w:t>
+      </w:r>
     </w:p>
     <w:p>
       <w:pPr>
@@ -44506,6 +45651,155 @@
     </w:lvl>
   </w:abstractNum>
   <w:abstractNum w:abstractNumId="44" w15:restartNumberingAfterBreak="0">
+    <w:nsid w:val="5E40142C"/>
+    <w:multiLevelType w:val="multilevel"/>
+    <w:tmpl w:val="002CE14A"/>
+    <w:lvl w:ilvl="0">
+      <w:start w:val="1"/>
+      <w:numFmt w:val="bullet"/>
+      <w:lvlText w:val=""/>
+      <w:lvlJc w:val="left"/>
+      <w:pPr>
+        <w:tabs>
+          <w:tab w:val="num" w:pos="720"/>
+        </w:tabs>
+        <w:ind w:left="720" w:hanging="360"/>
+      </w:pPr>
+      <w:rPr>
+        <w:rFonts w:ascii="Symbol" w:hAnsi="Symbol" w:hint="default"/>
+        <w:sz w:val="20"/>
+      </w:rPr>
+    </w:lvl>
+    <w:lvl w:ilvl="1" w:tentative="1">
+      <w:start w:val="1"/>
+      <w:numFmt w:val="bullet"/>
+      <w:lvlText w:val="o"/>
+      <w:lvlJc w:val="left"/>
+      <w:pPr>
+        <w:tabs>
+          <w:tab w:val="num" w:pos="1440"/>
+        </w:tabs>
+        <w:ind w:left="1440" w:hanging="360"/>
+      </w:pPr>
+      <w:rPr>
+        <w:rFonts w:ascii="Courier New" w:hAnsi="Courier New" w:hint="default"/>
+        <w:sz w:val="20"/>
+      </w:rPr>
+    </w:lvl>
+    <w:lvl w:ilvl="2" w:tentative="1">
+      <w:start w:val="1"/>
+      <w:numFmt w:val="bullet"/>
+      <w:lvlText w:val=""/>
+      <w:lvlJc w:val="left"/>
+      <w:pPr>
+        <w:tabs>
+          <w:tab w:val="num" w:pos="2160"/>
+        </w:tabs>
+        <w:ind w:left="2160" w:hanging="360"/>
+      </w:pPr>
+      <w:rPr>
+        <w:rFonts w:ascii="Wingdings" w:hAnsi="Wingdings" w:hint="default"/>
+        <w:sz w:val="20"/>
+      </w:rPr>
+    </w:lvl>
+    <w:lvl w:ilvl="3" w:tentative="1">
+      <w:start w:val="1"/>
+      <w:numFmt w:val="bullet"/>
+      <w:lvlText w:val=""/>
+      <w:lvlJc w:val="left"/>
+      <w:pPr>
+        <w:tabs>
+          <w:tab w:val="num" w:pos="2880"/>
+        </w:tabs>
+        <w:ind w:left="2880" w:hanging="360"/>
+      </w:pPr>
+      <w:rPr>
+        <w:rFonts w:ascii="Wingdings" w:hAnsi="Wingdings" w:hint="default"/>
+        <w:sz w:val="20"/>
+      </w:rPr>
+    </w:lvl>
+    <w:lvl w:ilvl="4" w:tentative="1">
+      <w:start w:val="1"/>
+      <w:numFmt w:val="bullet"/>
+      <w:lvlText w:val=""/>
+      <w:lvlJc w:val="left"/>
+      <w:pPr>
+        <w:tabs>
+          <w:tab w:val="num" w:pos="3600"/>
+        </w:tabs>
+        <w:ind w:left="3600" w:hanging="360"/>
+      </w:pPr>
+      <w:rPr>
+        <w:rFonts w:ascii="Wingdings" w:hAnsi="Wingdings" w:hint="default"/>
+        <w:sz w:val="20"/>
+      </w:rPr>
+    </w:lvl>
+    <w:lvl w:ilvl="5" w:tentative="1">
+      <w:start w:val="1"/>
+      <w:numFmt w:val="bullet"/>
+      <w:lvlText w:val=""/>
+      <w:lvlJc w:val="left"/>
+      <w:pPr>
+        <w:tabs>
+          <w:tab w:val="num" w:pos="4320"/>
+        </w:tabs>
+        <w:ind w:left="4320" w:hanging="360"/>
+      </w:pPr>
+      <w:rPr>
+        <w:rFonts w:ascii="Wingdings" w:hAnsi="Wingdings" w:hint="default"/>
+        <w:sz w:val="20"/>
+      </w:rPr>
+    </w:lvl>
+    <w:lvl w:ilvl="6" w:tentative="1">
+      <w:start w:val="1"/>
+      <w:numFmt w:val="bullet"/>
+      <w:lvlText w:val=""/>
+      <w:lvlJc w:val="left"/>
+      <w:pPr>
+        <w:tabs>
+          <w:tab w:val="num" w:pos="5040"/>
+        </w:tabs>
+        <w:ind w:left="5040" w:hanging="360"/>
+      </w:pPr>
+      <w:rPr>
+        <w:rFonts w:ascii="Wingdings" w:hAnsi="Wingdings" w:hint="default"/>
+        <w:sz w:val="20"/>
+      </w:rPr>
+    </w:lvl>
+    <w:lvl w:ilvl="7" w:tentative="1">
+      <w:start w:val="1"/>
+      <w:numFmt w:val="bullet"/>
+      <w:lvlText w:val=""/>
+      <w:lvlJc w:val="left"/>
+      <w:pPr>
+        <w:tabs>
+          <w:tab w:val="num" w:pos="5760"/>
+        </w:tabs>
+        <w:ind w:left="5760" w:hanging="360"/>
+      </w:pPr>
+      <w:rPr>
+        <w:rFonts w:ascii="Wingdings" w:hAnsi="Wingdings" w:hint="default"/>
+        <w:sz w:val="20"/>
+      </w:rPr>
+    </w:lvl>
+    <w:lvl w:ilvl="8" w:tentative="1">
+      <w:start w:val="1"/>
+      <w:numFmt w:val="bullet"/>
+      <w:lvlText w:val=""/>
+      <w:lvlJc w:val="left"/>
+      <w:pPr>
+        <w:tabs>
+          <w:tab w:val="num" w:pos="6480"/>
+        </w:tabs>
+        <w:ind w:left="6480" w:hanging="360"/>
+      </w:pPr>
+      <w:rPr>
+        <w:rFonts w:ascii="Wingdings" w:hAnsi="Wingdings" w:hint="default"/>
+        <w:sz w:val="20"/>
+      </w:rPr>
+    </w:lvl>
+  </w:abstractNum>
+  <w:abstractNum w:abstractNumId="45" w15:restartNumberingAfterBreak="0">
     <w:nsid w:val="5E4A7AFB"/>
     <w:multiLevelType w:val="multilevel"/>
     <w:tmpl w:val="78FCEF5E"/>
@@ -44618,7 +45912,7 @@
       </w:pPr>
     </w:lvl>
   </w:abstractNum>
-  <w:abstractNum w:abstractNumId="45" w15:restartNumberingAfterBreak="0">
+  <w:abstractNum w:abstractNumId="46" w15:restartNumberingAfterBreak="0">
     <w:nsid w:val="5E716A6A"/>
     <w:multiLevelType w:val="multilevel"/>
     <w:tmpl w:val="44747422"/>
@@ -44731,7 +46025,7 @@
       </w:pPr>
     </w:lvl>
   </w:abstractNum>
-  <w:abstractNum w:abstractNumId="46" w15:restartNumberingAfterBreak="0">
+  <w:abstractNum w:abstractNumId="47" w15:restartNumberingAfterBreak="0">
     <w:nsid w:val="5F145FEC"/>
     <w:multiLevelType w:val="multilevel"/>
     <w:tmpl w:val="6916F2E4"/>
@@ -44844,7 +46138,7 @@
       </w:pPr>
     </w:lvl>
   </w:abstractNum>
-  <w:abstractNum w:abstractNumId="47" w15:restartNumberingAfterBreak="0">
+  <w:abstractNum w:abstractNumId="48" w15:restartNumberingAfterBreak="0">
     <w:nsid w:val="5FD41BE0"/>
     <w:multiLevelType w:val="multilevel"/>
     <w:tmpl w:val="533488AE"/>
@@ -44993,7 +46287,7 @@
       </w:rPr>
     </w:lvl>
   </w:abstractNum>
-  <w:abstractNum w:abstractNumId="48" w15:restartNumberingAfterBreak="0">
+  <w:abstractNum w:abstractNumId="49" w15:restartNumberingAfterBreak="0">
     <w:nsid w:val="638C4BF1"/>
     <w:multiLevelType w:val="multilevel"/>
     <w:tmpl w:val="2FD6B106"/>
@@ -45142,7 +46436,7 @@
       </w:rPr>
     </w:lvl>
   </w:abstractNum>
-  <w:abstractNum w:abstractNumId="49" w15:restartNumberingAfterBreak="0">
+  <w:abstractNum w:abstractNumId="50" w15:restartNumberingAfterBreak="0">
     <w:nsid w:val="651C2672"/>
     <w:multiLevelType w:val="multilevel"/>
     <w:tmpl w:val="54CC775C"/>
@@ -45291,7 +46585,7 @@
       </w:rPr>
     </w:lvl>
   </w:abstractNum>
-  <w:abstractNum w:abstractNumId="50" w15:restartNumberingAfterBreak="0">
+  <w:abstractNum w:abstractNumId="51" w15:restartNumberingAfterBreak="0">
     <w:nsid w:val="65315D8D"/>
     <w:multiLevelType w:val="multilevel"/>
     <w:tmpl w:val="7F72DC50"/>
@@ -45404,7 +46698,7 @@
       </w:pPr>
     </w:lvl>
   </w:abstractNum>
-  <w:abstractNum w:abstractNumId="51" w15:restartNumberingAfterBreak="0">
+  <w:abstractNum w:abstractNumId="52" w15:restartNumberingAfterBreak="0">
     <w:nsid w:val="65FA67A2"/>
     <w:multiLevelType w:val="multilevel"/>
     <w:tmpl w:val="F45C022E"/>
@@ -45553,7 +46847,7 @@
       </w:rPr>
     </w:lvl>
   </w:abstractNum>
-  <w:abstractNum w:abstractNumId="52" w15:restartNumberingAfterBreak="0">
+  <w:abstractNum w:abstractNumId="53" w15:restartNumberingAfterBreak="0">
     <w:nsid w:val="660238AA"/>
     <w:multiLevelType w:val="multilevel"/>
     <w:tmpl w:val="327E902E"/>
@@ -45666,7 +46960,7 @@
       </w:pPr>
     </w:lvl>
   </w:abstractNum>
-  <w:abstractNum w:abstractNumId="53" w15:restartNumberingAfterBreak="0">
+  <w:abstractNum w:abstractNumId="54" w15:restartNumberingAfterBreak="0">
     <w:nsid w:val="66064FF9"/>
     <w:multiLevelType w:val="multilevel"/>
     <w:tmpl w:val="B340555C"/>
@@ -45815,7 +47109,7 @@
       </w:rPr>
     </w:lvl>
   </w:abstractNum>
-  <w:abstractNum w:abstractNumId="54" w15:restartNumberingAfterBreak="0">
+  <w:abstractNum w:abstractNumId="55" w15:restartNumberingAfterBreak="0">
     <w:nsid w:val="66B74FB0"/>
     <w:multiLevelType w:val="multilevel"/>
     <w:tmpl w:val="D13A590A"/>
@@ -45928,7 +47222,7 @@
       </w:pPr>
     </w:lvl>
   </w:abstractNum>
-  <w:abstractNum w:abstractNumId="55" w15:restartNumberingAfterBreak="0">
+  <w:abstractNum w:abstractNumId="56" w15:restartNumberingAfterBreak="0">
     <w:nsid w:val="687638F1"/>
     <w:multiLevelType w:val="multilevel"/>
     <w:tmpl w:val="82F2F01E"/>
@@ -46041,7 +47335,7 @@
       </w:pPr>
     </w:lvl>
   </w:abstractNum>
-  <w:abstractNum w:abstractNumId="56" w15:restartNumberingAfterBreak="0">
+  <w:abstractNum w:abstractNumId="57" w15:restartNumberingAfterBreak="0">
     <w:nsid w:val="6AFF0227"/>
     <w:multiLevelType w:val="multilevel"/>
     <w:tmpl w:val="9564A5B6"/>
@@ -46190,7 +47484,7 @@
       </w:rPr>
     </w:lvl>
   </w:abstractNum>
-  <w:abstractNum w:abstractNumId="57" w15:restartNumberingAfterBreak="0">
+  <w:abstractNum w:abstractNumId="58" w15:restartNumberingAfterBreak="0">
     <w:nsid w:val="6B4216F9"/>
     <w:multiLevelType w:val="multilevel"/>
     <w:tmpl w:val="F26A904E"/>
@@ -46303,7 +47597,7 @@
       </w:pPr>
     </w:lvl>
   </w:abstractNum>
-  <w:abstractNum w:abstractNumId="58" w15:restartNumberingAfterBreak="0">
+  <w:abstractNum w:abstractNumId="59" w15:restartNumberingAfterBreak="0">
     <w:nsid w:val="6DB931B2"/>
     <w:multiLevelType w:val="multilevel"/>
     <w:tmpl w:val="92544524"/>
@@ -46452,7 +47746,7 @@
       </w:rPr>
     </w:lvl>
   </w:abstractNum>
-  <w:abstractNum w:abstractNumId="59" w15:restartNumberingAfterBreak="0">
+  <w:abstractNum w:abstractNumId="60" w15:restartNumberingAfterBreak="0">
     <w:nsid w:val="710C2766"/>
     <w:multiLevelType w:val="multilevel"/>
     <w:tmpl w:val="7D2EDEBA"/>
@@ -46565,7 +47859,7 @@
       </w:pPr>
     </w:lvl>
   </w:abstractNum>
-  <w:abstractNum w:abstractNumId="60" w15:restartNumberingAfterBreak="0">
+  <w:abstractNum w:abstractNumId="61" w15:restartNumberingAfterBreak="0">
     <w:nsid w:val="754F3561"/>
     <w:multiLevelType w:val="multilevel"/>
     <w:tmpl w:val="2D6CCEA8"/>
@@ -46678,7 +47972,7 @@
       </w:pPr>
     </w:lvl>
   </w:abstractNum>
-  <w:abstractNum w:abstractNumId="61" w15:restartNumberingAfterBreak="0">
+  <w:abstractNum w:abstractNumId="62" w15:restartNumberingAfterBreak="0">
     <w:nsid w:val="76A622B5"/>
     <w:multiLevelType w:val="multilevel"/>
     <w:tmpl w:val="7AD00D8C"/>
@@ -46791,7 +48085,7 @@
       </w:pPr>
     </w:lvl>
   </w:abstractNum>
-  <w:abstractNum w:abstractNumId="62" w15:restartNumberingAfterBreak="0">
+  <w:abstractNum w:abstractNumId="63" w15:restartNumberingAfterBreak="0">
     <w:nsid w:val="797D0AAA"/>
     <w:multiLevelType w:val="multilevel"/>
     <w:tmpl w:val="A93CDF4C"/>
@@ -46940,7 +48234,7 @@
       </w:rPr>
     </w:lvl>
   </w:abstractNum>
-  <w:abstractNum w:abstractNumId="63" w15:restartNumberingAfterBreak="0">
+  <w:abstractNum w:abstractNumId="64" w15:restartNumberingAfterBreak="0">
     <w:nsid w:val="79D239C1"/>
     <w:multiLevelType w:val="multilevel"/>
     <w:tmpl w:val="DE4CCDE0"/>
@@ -47089,7 +48383,7 @@
       </w:rPr>
     </w:lvl>
   </w:abstractNum>
-  <w:abstractNum w:abstractNumId="64" w15:restartNumberingAfterBreak="0">
+  <w:abstractNum w:abstractNumId="65" w15:restartNumberingAfterBreak="0">
     <w:nsid w:val="79FD3935"/>
     <w:multiLevelType w:val="multilevel"/>
     <w:tmpl w:val="B07E4A46"/>
@@ -47202,7 +48496,7 @@
       </w:pPr>
     </w:lvl>
   </w:abstractNum>
-  <w:abstractNum w:abstractNumId="65" w15:restartNumberingAfterBreak="0">
+  <w:abstractNum w:abstractNumId="66" w15:restartNumberingAfterBreak="0">
     <w:nsid w:val="7C300A44"/>
     <w:multiLevelType w:val="multilevel"/>
     <w:tmpl w:val="E9E200A8"/>
@@ -47351,7 +48645,7 @@
       </w:rPr>
     </w:lvl>
   </w:abstractNum>
-  <w:abstractNum w:abstractNumId="66" w15:restartNumberingAfterBreak="0">
+  <w:abstractNum w:abstractNumId="67" w15:restartNumberingAfterBreak="0">
     <w:nsid w:val="7CFB7089"/>
     <w:multiLevelType w:val="multilevel"/>
     <w:tmpl w:val="EF2E5320"/>
@@ -47516,13 +48810,13 @@
     <w:abstractNumId w:val="12"/>
   </w:num>
   <w:num w:numId="6" w16cid:durableId="1886746089">
-    <w:abstractNumId w:val="58"/>
+    <w:abstractNumId w:val="59"/>
   </w:num>
   <w:num w:numId="7" w16cid:durableId="650066308">
     <w:abstractNumId w:val="41"/>
   </w:num>
   <w:num w:numId="8" w16cid:durableId="266819064">
-    <w:abstractNumId w:val="62"/>
+    <w:abstractNumId w:val="63"/>
   </w:num>
   <w:num w:numId="9" w16cid:durableId="2036731178">
     <w:abstractNumId w:val="22"/>
@@ -47543,25 +48837,25 @@
     <w:abstractNumId w:val="16"/>
   </w:num>
   <w:num w:numId="15" w16cid:durableId="1697152611">
-    <w:abstractNumId w:val="48"/>
+    <w:abstractNumId w:val="49"/>
   </w:num>
   <w:num w:numId="16" w16cid:durableId="1036738356">
     <w:abstractNumId w:val="29"/>
   </w:num>
   <w:num w:numId="17" w16cid:durableId="1328509842">
-    <w:abstractNumId w:val="63"/>
+    <w:abstractNumId w:val="64"/>
   </w:num>
   <w:num w:numId="18" w16cid:durableId="1916014568">
     <w:abstractNumId w:val="13"/>
   </w:num>
   <w:num w:numId="19" w16cid:durableId="1447236432">
-    <w:abstractNumId w:val="45"/>
+    <w:abstractNumId w:val="46"/>
   </w:num>
   <w:num w:numId="20" w16cid:durableId="2056851643">
     <w:abstractNumId w:val="28"/>
   </w:num>
   <w:num w:numId="21" w16cid:durableId="1478690699">
-    <w:abstractNumId w:val="64"/>
+    <w:abstractNumId w:val="65"/>
   </w:num>
   <w:num w:numId="22" w16cid:durableId="1512641807">
     <w:abstractNumId w:val="8"/>
@@ -47588,16 +48882,16 @@
     <w:abstractNumId w:val="23"/>
   </w:num>
   <w:num w:numId="30" w16cid:durableId="1398019252">
-    <w:abstractNumId w:val="46"/>
+    <w:abstractNumId w:val="47"/>
   </w:num>
   <w:num w:numId="31" w16cid:durableId="1332682007">
-    <w:abstractNumId w:val="52"/>
+    <w:abstractNumId w:val="53"/>
   </w:num>
   <w:num w:numId="32" w16cid:durableId="1288775644">
     <w:abstractNumId w:val="25"/>
   </w:num>
   <w:num w:numId="33" w16cid:durableId="1114058048">
-    <w:abstractNumId w:val="50"/>
+    <w:abstractNumId w:val="51"/>
   </w:num>
   <w:num w:numId="34" w16cid:durableId="39941009">
     <w:abstractNumId w:val="10"/>
@@ -47606,13 +48900,13 @@
     <w:abstractNumId w:val="27"/>
   </w:num>
   <w:num w:numId="36" w16cid:durableId="875043313">
-    <w:abstractNumId w:val="57"/>
+    <w:abstractNumId w:val="58"/>
   </w:num>
   <w:num w:numId="37" w16cid:durableId="433672096">
     <w:abstractNumId w:val="6"/>
   </w:num>
   <w:num w:numId="38" w16cid:durableId="1817843198">
-    <w:abstractNumId w:val="56"/>
+    <w:abstractNumId w:val="57"/>
   </w:num>
   <w:num w:numId="39" w16cid:durableId="66660169">
     <w:abstractNumId w:val="24"/>
@@ -47621,10 +48915,10 @@
     <w:abstractNumId w:val="18"/>
   </w:num>
   <w:num w:numId="41" w16cid:durableId="338586820">
-    <w:abstractNumId w:val="54"/>
+    <w:abstractNumId w:val="55"/>
   </w:num>
   <w:num w:numId="42" w16cid:durableId="889224766">
-    <w:abstractNumId w:val="44"/>
+    <w:abstractNumId w:val="45"/>
   </w:num>
   <w:num w:numId="43" w16cid:durableId="1290934915">
     <w:abstractNumId w:val="34"/>
@@ -47633,10 +48927,10 @@
     <w:abstractNumId w:val="35"/>
   </w:num>
   <w:num w:numId="45" w16cid:durableId="198398213">
-    <w:abstractNumId w:val="61"/>
+    <w:abstractNumId w:val="62"/>
   </w:num>
   <w:num w:numId="46" w16cid:durableId="1092508899">
-    <w:abstractNumId w:val="60"/>
+    <w:abstractNumId w:val="61"/>
   </w:num>
   <w:num w:numId="47" w16cid:durableId="1006789313">
     <w:abstractNumId w:val="32"/>
@@ -47654,16 +48948,16 @@
     <w:abstractNumId w:val="3"/>
   </w:num>
   <w:num w:numId="52" w16cid:durableId="307590117">
-    <w:abstractNumId w:val="59"/>
+    <w:abstractNumId w:val="60"/>
   </w:num>
   <w:num w:numId="53" w16cid:durableId="551188308">
-    <w:abstractNumId w:val="55"/>
+    <w:abstractNumId w:val="56"/>
   </w:num>
   <w:num w:numId="54" w16cid:durableId="689256409">
-    <w:abstractNumId w:val="66"/>
+    <w:abstractNumId w:val="67"/>
   </w:num>
   <w:num w:numId="55" w16cid:durableId="377974077">
-    <w:abstractNumId w:val="53"/>
+    <w:abstractNumId w:val="54"/>
   </w:num>
   <w:num w:numId="56" w16cid:durableId="658273130">
     <w:abstractNumId w:val="1"/>
@@ -47684,22 +48978,25 @@
     <w:abstractNumId w:val="7"/>
   </w:num>
   <w:num w:numId="62" w16cid:durableId="811295023">
-    <w:abstractNumId w:val="49"/>
+    <w:abstractNumId w:val="50"/>
   </w:num>
   <w:num w:numId="63" w16cid:durableId="1265377572">
-    <w:abstractNumId w:val="65"/>
+    <w:abstractNumId w:val="66"/>
   </w:num>
   <w:num w:numId="64" w16cid:durableId="1904873495">
     <w:abstractNumId w:val="15"/>
   </w:num>
   <w:num w:numId="65" w16cid:durableId="271209946">
-    <w:abstractNumId w:val="47"/>
+    <w:abstractNumId w:val="48"/>
   </w:num>
   <w:num w:numId="66" w16cid:durableId="1847474104">
-    <w:abstractNumId w:val="51"/>
+    <w:abstractNumId w:val="52"/>
   </w:num>
   <w:num w:numId="67" w16cid:durableId="360863111">
     <w:abstractNumId w:val="2"/>
+  </w:num>
+  <w:num w:numId="68" w16cid:durableId="1081021216">
+    <w:abstractNumId w:val="44"/>
   </w:num>
   <w:numIdMacAtCleanup w:val="59"/>
 </w:numbering>

--- a/python.docx
+++ b/python.docx
@@ -40887,12 +40887,18 @@
         <w:rPr>
           <w:b/>
           <w:bCs/>
-        </w:rPr>
-      </w:pPr>
-      <w:r>
-        <w:rPr>
-          <w:b/>
-          <w:bCs/>
+          <w:sz w:val="28"/>
+          <w:szCs w:val="28"/>
+          <w:u w:val="single"/>
+        </w:rPr>
+      </w:pPr>
+      <w:r>
+        <w:rPr>
+          <w:b/>
+          <w:bCs/>
+          <w:sz w:val="44"/>
+          <w:szCs w:val="44"/>
+          <w:u w:val="single"/>
         </w:rPr>
         <w:t>Dictionary Merging</w:t>
       </w:r>
@@ -40909,11 +40915,6 @@
       <w:pPr>
         <w:pStyle w:val="NoSpacing"/>
       </w:pPr>
-      <w:r>
-        <w:pict w14:anchorId="5C615A04">
-          <v:rect id="_x0000_i1050" style="width:566.05pt;height:1.5pt" o:hrpct="0" o:hrstd="t" o:hr="t" fillcolor="#a0a0a0" stroked="f"/>
-        </w:pict>
-      </w:r>
     </w:p>
     <w:p>
       <w:pPr>
@@ -40939,6 +40940,7 @@
         <w:rPr>
           <w:b/>
           <w:bCs/>
+          <w:highlight w:val="green"/>
         </w:rPr>
         <w:t>Method 1: Using the </w:t>
       </w:r>
@@ -40947,6 +40949,7 @@
         <w:rPr>
           <w:b/>
           <w:bCs/>
+          <w:highlight w:val="green"/>
         </w:rPr>
         <w:t>update(</w:t>
       </w:r>
@@ -40955,6 +40958,7 @@
         <w:rPr>
           <w:b/>
           <w:bCs/>
+          <w:highlight w:val="green"/>
         </w:rPr>
         <w:t>) Method (Modifies Original Dictionary)</w:t>
       </w:r>
@@ -40997,14 +41001,24 @@
         <w:pStyle w:val="NoSpacing"/>
       </w:pPr>
       <w:r>
+        <w:rPr>
+          <w:highlight w:val="yellow"/>
+        </w:rPr>
+        <w:lastRenderedPageBreak/>
         <w:t>dict1.update(dict2</w:t>
       </w:r>
       <w:proofErr w:type="gramStart"/>
       <w:r>
+        <w:rPr>
+          <w:highlight w:val="yellow"/>
+        </w:rPr>
         <w:t>)  #</w:t>
       </w:r>
       <w:proofErr w:type="gramEnd"/>
       <w:r>
+        <w:rPr>
+          <w:highlight w:val="yellow"/>
+        </w:rPr>
         <w:t xml:space="preserve"> Merging dict2 into dict1</w:t>
       </w:r>
     </w:p>
@@ -41013,7 +41027,6 @@
         <w:pStyle w:val="NoSpacing"/>
       </w:pPr>
       <w:r>
-        <w:lastRenderedPageBreak/>
         <w:t xml:space="preserve">print(dict1)  </w:t>
       </w:r>
     </w:p>
@@ -41037,20 +41050,16 @@
       <w:pPr>
         <w:pStyle w:val="NoSpacing"/>
       </w:pPr>
-      <w:r>
-        <w:pict w14:anchorId="1DC737F4">
-          <v:rect id="_x0000_i1051" style="width:566.05pt;height:1.5pt" o:hrpct="0" o:hrstd="t" o:hr="t" fillcolor="#a0a0a0" stroked="f"/>
-        </w:pict>
-      </w:r>
-    </w:p>
-    <w:p>
-      <w:pPr>
-        <w:pStyle w:val="NoSpacing"/>
-      </w:pPr>
-      <w:r>
-        <w:rPr>
-          <w:b/>
-          <w:bCs/>
+    </w:p>
+    <w:p>
+      <w:pPr>
+        <w:pStyle w:val="NoSpacing"/>
+      </w:pPr>
+      <w:r>
+        <w:rPr>
+          <w:b/>
+          <w:bCs/>
+          <w:highlight w:val="green"/>
         </w:rPr>
         <w:t>Method 2: Using the | Operator (Python 3.9+) (Creates New Dictionary)</w:t>
       </w:r>
@@ -41086,18 +41095,30 @@
       </w:pPr>
       <w:proofErr w:type="spellStart"/>
       <w:r>
+        <w:rPr>
+          <w:highlight w:val="yellow"/>
+        </w:rPr>
         <w:t>merged_dict</w:t>
       </w:r>
       <w:proofErr w:type="spellEnd"/>
       <w:r>
+        <w:rPr>
+          <w:highlight w:val="yellow"/>
+        </w:rPr>
         <w:t xml:space="preserve"> = dict1 | dict</w:t>
       </w:r>
       <w:proofErr w:type="gramStart"/>
       <w:r>
+        <w:rPr>
+          <w:highlight w:val="yellow"/>
+        </w:rPr>
         <w:t>2  #</w:t>
       </w:r>
       <w:proofErr w:type="gramEnd"/>
       <w:r>
+        <w:rPr>
+          <w:highlight w:val="yellow"/>
+        </w:rPr>
         <w:t xml:space="preserve"> Merging into a new dictionary</w:t>
       </w:r>
     </w:p>
@@ -41137,20 +41158,16 @@
       <w:pPr>
         <w:pStyle w:val="NoSpacing"/>
       </w:pPr>
-      <w:r>
-        <w:pict w14:anchorId="7EBA3FB6">
-          <v:rect id="_x0000_i1052" style="width:566.05pt;height:1.5pt" o:hrpct="0" o:hrstd="t" o:hr="t" fillcolor="#a0a0a0" stroked="f"/>
-        </w:pict>
-      </w:r>
-    </w:p>
-    <w:p>
-      <w:pPr>
-        <w:pStyle w:val="NoSpacing"/>
-      </w:pPr>
-      <w:r>
-        <w:rPr>
-          <w:b/>
-          <w:bCs/>
+    </w:p>
+    <w:p>
+      <w:pPr>
+        <w:pStyle w:val="NoSpacing"/>
+      </w:pPr>
+      <w:r>
+        <w:rPr>
+          <w:b/>
+          <w:bCs/>
+          <w:highlight w:val="green"/>
         </w:rPr>
         <w:t>Method 3: Using Dictionary Comprehension (Flexible Custom Merging)</w:t>
       </w:r>
@@ -41186,28 +41203,46 @@
       </w:pPr>
       <w:proofErr w:type="spellStart"/>
       <w:r>
+        <w:rPr>
+          <w:highlight w:val="yellow"/>
+        </w:rPr>
         <w:t>merged_dict</w:t>
       </w:r>
       <w:proofErr w:type="spellEnd"/>
       <w:r>
+        <w:rPr>
+          <w:highlight w:val="yellow"/>
+        </w:rPr>
         <w:t xml:space="preserve"> = {k: v </w:t>
       </w:r>
       <w:proofErr w:type="spellStart"/>
       <w:r>
+        <w:rPr>
+          <w:highlight w:val="yellow"/>
+        </w:rPr>
         <w:t>for d</w:t>
       </w:r>
       <w:proofErr w:type="spellEnd"/>
       <w:r>
+        <w:rPr>
+          <w:highlight w:val="yellow"/>
+        </w:rPr>
         <w:t xml:space="preserve"> in (dict1, dict2) for k, v in </w:t>
       </w:r>
       <w:proofErr w:type="spellStart"/>
       <w:proofErr w:type="gramStart"/>
       <w:r>
+        <w:rPr>
+          <w:highlight w:val="yellow"/>
+        </w:rPr>
         <w:t>d.items</w:t>
       </w:r>
       <w:proofErr w:type="spellEnd"/>
       <w:proofErr w:type="gramEnd"/>
       <w:r>
+        <w:rPr>
+          <w:highlight w:val="yellow"/>
+        </w:rPr>
         <w:t>()}</w:t>
       </w:r>
     </w:p>
@@ -41251,6 +41286,1710 @@
       </w:r>
       <w:r>
         <w:t> are iterated through and merged, with the last occurrence of each key taking precedence.</w:t>
+      </w:r>
+    </w:p>
+    <w:p>
+      <w:pPr>
+        <w:pStyle w:val="NoSpacing"/>
+      </w:pPr>
+    </w:p>
+    <w:p>
+      <w:pPr>
+        <w:pStyle w:val="NoSpacing"/>
+        <w:rPr>
+          <w:b/>
+          <w:bCs/>
+          <w:sz w:val="44"/>
+          <w:szCs w:val="44"/>
+          <w:u w:val="single"/>
+        </w:rPr>
+      </w:pPr>
+      <w:r>
+        <w:rPr>
+          <w:b/>
+          <w:bCs/>
+          <w:sz w:val="44"/>
+          <w:szCs w:val="44"/>
+          <w:u w:val="single"/>
+        </w:rPr>
+        <w:t>Dictionary Transformation</w:t>
+      </w:r>
+    </w:p>
+    <w:p>
+      <w:pPr>
+        <w:pStyle w:val="NoSpacing"/>
+      </w:pPr>
+      <w:r>
+        <w:t>In this lesson, we will dive into </w:t>
+      </w:r>
+      <w:r>
+        <w:rPr>
+          <w:b/>
+          <w:bCs/>
+        </w:rPr>
+        <w:t>Dictionary Transformation</w:t>
+      </w:r>
+      <w:r>
+        <w:t>, a powerful technique for modifying dictionaries to fit different formats or requirements. If you've completed the previous lessons on </w:t>
+      </w:r>
+      <w:r>
+        <w:rPr>
+          <w:b/>
+          <w:bCs/>
+        </w:rPr>
+        <w:t>Dictionary Basics</w:t>
+      </w:r>
+      <w:r>
+        <w:t> and </w:t>
+      </w:r>
+      <w:r>
+        <w:rPr>
+          <w:b/>
+          <w:bCs/>
+        </w:rPr>
+        <w:t>Dictionary Methods</w:t>
+      </w:r>
+      <w:r>
+        <w:t>, this lesson will build on that knowledge and help you manipulate dictionaries efficiently.</w:t>
+      </w:r>
+    </w:p>
+    <w:p>
+      <w:pPr>
+        <w:pStyle w:val="NoSpacing"/>
+      </w:pPr>
+    </w:p>
+    <w:p>
+      <w:pPr>
+        <w:pStyle w:val="NoSpacing"/>
+      </w:pPr>
+      <w:r>
+        <w:rPr>
+          <w:b/>
+          <w:bCs/>
+          <w:highlight w:val="green"/>
+        </w:rPr>
+        <w:t>Reversing Key-Value Pairs</w:t>
+      </w:r>
+      <w:r>
+        <w:br/>
+        <w:t>Sometimes, you may need to swap the keys and values in a dictionary, which is useful when you want to look up keys based on their values.</w:t>
+      </w:r>
+    </w:p>
+    <w:p>
+      <w:pPr>
+        <w:pStyle w:val="NoSpacing"/>
+      </w:pPr>
+      <w:proofErr w:type="spellStart"/>
+      <w:r>
+        <w:t>original_dict</w:t>
+      </w:r>
+      <w:proofErr w:type="spellEnd"/>
+      <w:r>
+        <w:t xml:space="preserve"> = {'a': 1, 'b': 2, 'c': 3}</w:t>
+      </w:r>
+    </w:p>
+    <w:p>
+      <w:pPr>
+        <w:pStyle w:val="NoSpacing"/>
+      </w:pPr>
+      <w:proofErr w:type="spellStart"/>
+      <w:r>
+        <w:rPr>
+          <w:highlight w:val="yellow"/>
+        </w:rPr>
+        <w:t>transformed_dict</w:t>
+      </w:r>
+      <w:proofErr w:type="spellEnd"/>
+      <w:r>
+        <w:rPr>
+          <w:highlight w:val="yellow"/>
+        </w:rPr>
+        <w:t xml:space="preserve"> = {value: key for key, value in </w:t>
+      </w:r>
+      <w:proofErr w:type="spellStart"/>
+      <w:r>
+        <w:rPr>
+          <w:highlight w:val="yellow"/>
+        </w:rPr>
+        <w:t>original_</w:t>
+      </w:r>
+      <w:proofErr w:type="gramStart"/>
+      <w:r>
+        <w:rPr>
+          <w:highlight w:val="yellow"/>
+        </w:rPr>
+        <w:t>dict.items</w:t>
+      </w:r>
+      <w:proofErr w:type="spellEnd"/>
+      <w:proofErr w:type="gramEnd"/>
+      <w:r>
+        <w:rPr>
+          <w:highlight w:val="yellow"/>
+        </w:rPr>
+        <w:t>()}</w:t>
+      </w:r>
+    </w:p>
+    <w:p>
+      <w:pPr>
+        <w:pStyle w:val="NoSpacing"/>
+      </w:pPr>
+      <w:r>
+        <w:t>print(</w:t>
+      </w:r>
+      <w:proofErr w:type="spellStart"/>
+      <w:r>
+        <w:t>transformed_dict</w:t>
+      </w:r>
+      <w:proofErr w:type="spellEnd"/>
+      <w:r>
+        <w:t xml:space="preserve">)  </w:t>
+      </w:r>
+    </w:p>
+    <w:p>
+      <w:pPr>
+        <w:pStyle w:val="NoSpacing"/>
+      </w:pPr>
+      <w:r>
+        <w:t># Output: {1: 'a', 2: 'b', 3: 'c'}</w:t>
+      </w:r>
+    </w:p>
+    <w:p>
+      <w:pPr>
+        <w:pStyle w:val="NoSpacing"/>
+      </w:pPr>
+    </w:p>
+    <w:p>
+      <w:pPr>
+        <w:pStyle w:val="NoSpacing"/>
+      </w:pPr>
+      <w:r>
+        <w:rPr>
+          <w:b/>
+          <w:bCs/>
+          <w:highlight w:val="green"/>
+        </w:rPr>
+        <w:t>Applying Functions to Values</w:t>
+      </w:r>
+      <w:r>
+        <w:br/>
+        <w:t>You can transform dictionary values using a function. For example, if you have a dictionary of grades and want to increase each grade by 5 points:</w:t>
+      </w:r>
+    </w:p>
+    <w:p>
+      <w:pPr>
+        <w:pStyle w:val="NoSpacing"/>
+      </w:pPr>
+      <w:r>
+        <w:t>grades = {'Alice': 85, 'Bob': 90, 'Charlie': 88}</w:t>
+      </w:r>
+    </w:p>
+    <w:p>
+      <w:pPr>
+        <w:pStyle w:val="NoSpacing"/>
+      </w:pPr>
+      <w:proofErr w:type="spellStart"/>
+      <w:r>
+        <w:rPr>
+          <w:highlight w:val="yellow"/>
+        </w:rPr>
+        <w:lastRenderedPageBreak/>
+        <w:t>updated_grades</w:t>
+      </w:r>
+      <w:proofErr w:type="spellEnd"/>
+      <w:r>
+        <w:rPr>
+          <w:highlight w:val="yellow"/>
+        </w:rPr>
+        <w:t xml:space="preserve"> = {student: grade + 5 for student, grade in </w:t>
+      </w:r>
+      <w:proofErr w:type="spellStart"/>
+      <w:proofErr w:type="gramStart"/>
+      <w:r>
+        <w:rPr>
+          <w:highlight w:val="yellow"/>
+        </w:rPr>
+        <w:t>grades.items</w:t>
+      </w:r>
+      <w:proofErr w:type="spellEnd"/>
+      <w:proofErr w:type="gramEnd"/>
+      <w:r>
+        <w:rPr>
+          <w:highlight w:val="yellow"/>
+        </w:rPr>
+        <w:t>()}</w:t>
+      </w:r>
+    </w:p>
+    <w:p>
+      <w:pPr>
+        <w:pStyle w:val="NoSpacing"/>
+      </w:pPr>
+      <w:r>
+        <w:t>print(</w:t>
+      </w:r>
+      <w:proofErr w:type="spellStart"/>
+      <w:r>
+        <w:t>updated_grades</w:t>
+      </w:r>
+      <w:proofErr w:type="spellEnd"/>
+      <w:r>
+        <w:t xml:space="preserve">)  </w:t>
+      </w:r>
+    </w:p>
+    <w:p>
+      <w:pPr>
+        <w:pStyle w:val="NoSpacing"/>
+      </w:pPr>
+      <w:r>
+        <w:t># Output: {'Alice': 90, 'Bob': 95, 'Charlie': 93}</w:t>
+      </w:r>
+    </w:p>
+    <w:p>
+      <w:pPr>
+        <w:pStyle w:val="NoSpacing"/>
+      </w:pPr>
+      <w:r>
+        <w:t>This technique is especially useful when applying mathematical operations, conversions, or formatting values.</w:t>
+      </w:r>
+    </w:p>
+    <w:p>
+      <w:pPr>
+        <w:pStyle w:val="NoSpacing"/>
+      </w:pPr>
+    </w:p>
+    <w:p>
+      <w:pPr>
+        <w:pStyle w:val="NoSpacing"/>
+      </w:pPr>
+      <w:r>
+        <w:rPr>
+          <w:b/>
+          <w:bCs/>
+          <w:highlight w:val="green"/>
+        </w:rPr>
+        <w:t>Filtering Dictionary Items</w:t>
+      </w:r>
+      <w:r>
+        <w:br/>
+        <w:t>You can create </w:t>
+      </w:r>
+      <w:r>
+        <w:rPr>
+          <w:b/>
+          <w:bCs/>
+        </w:rPr>
+        <w:t>a new dictionary</w:t>
+      </w:r>
+      <w:r>
+        <w:t> containing only items that meet a certain condition. For example, let’s filter out students who scored </w:t>
+      </w:r>
+      <w:r>
+        <w:rPr>
+          <w:b/>
+          <w:bCs/>
+        </w:rPr>
+        <w:t>above 85</w:t>
+      </w:r>
+      <w:r>
+        <w:t>:</w:t>
+      </w:r>
+    </w:p>
+    <w:p>
+      <w:pPr>
+        <w:pStyle w:val="NoSpacing"/>
+      </w:pPr>
+      <w:proofErr w:type="spellStart"/>
+      <w:r>
+        <w:rPr>
+          <w:highlight w:val="yellow"/>
+        </w:rPr>
+        <w:t>filtered_grades</w:t>
+      </w:r>
+      <w:proofErr w:type="spellEnd"/>
+      <w:r>
+        <w:rPr>
+          <w:highlight w:val="yellow"/>
+        </w:rPr>
+        <w:t xml:space="preserve"> = {student: grade for student, grade in </w:t>
+      </w:r>
+      <w:proofErr w:type="spellStart"/>
+      <w:proofErr w:type="gramStart"/>
+      <w:r>
+        <w:rPr>
+          <w:highlight w:val="yellow"/>
+        </w:rPr>
+        <w:t>grades.items</w:t>
+      </w:r>
+      <w:proofErr w:type="spellEnd"/>
+      <w:proofErr w:type="gramEnd"/>
+      <w:r>
+        <w:rPr>
+          <w:highlight w:val="yellow"/>
+        </w:rPr>
+        <w:t>() if grade &gt; 85}</w:t>
+      </w:r>
+    </w:p>
+    <w:p>
+      <w:pPr>
+        <w:pStyle w:val="NoSpacing"/>
+      </w:pPr>
+      <w:r>
+        <w:t>print(</w:t>
+      </w:r>
+      <w:proofErr w:type="spellStart"/>
+      <w:r>
+        <w:t>filtered_grades</w:t>
+      </w:r>
+      <w:proofErr w:type="spellEnd"/>
+      <w:r>
+        <w:t xml:space="preserve">)  </w:t>
+      </w:r>
+    </w:p>
+    <w:p>
+      <w:pPr>
+        <w:pStyle w:val="NoSpacing"/>
+      </w:pPr>
+      <w:r>
+        <w:t># Output: {'Bob': 90, 'Charlie': 88}</w:t>
+      </w:r>
+    </w:p>
+    <w:p>
+      <w:pPr>
+        <w:pStyle w:val="NoSpacing"/>
+      </w:pPr>
+      <w:r>
+        <w:t>This approach is helpful for </w:t>
+      </w:r>
+      <w:r>
+        <w:rPr>
+          <w:b/>
+          <w:bCs/>
+        </w:rPr>
+        <w:t>data cleaning</w:t>
+      </w:r>
+      <w:r>
+        <w:t> and </w:t>
+      </w:r>
+      <w:r>
+        <w:rPr>
+          <w:b/>
+          <w:bCs/>
+        </w:rPr>
+        <w:t>selecting relevant</w:t>
+      </w:r>
+      <w:r>
+        <w:t> information from a dataset</w:t>
+      </w:r>
+    </w:p>
+    <w:p>
+      <w:pPr>
+        <w:pStyle w:val="NoSpacing"/>
+      </w:pPr>
+    </w:p>
+    <w:p>
+      <w:pPr>
+        <w:pStyle w:val="NoSpacing"/>
+        <w:rPr>
+          <w:b/>
+          <w:bCs/>
+          <w:sz w:val="44"/>
+          <w:szCs w:val="44"/>
+          <w:u w:val="single"/>
+        </w:rPr>
+      </w:pPr>
+      <w:r>
+        <w:rPr>
+          <w:b/>
+          <w:bCs/>
+          <w:sz w:val="44"/>
+          <w:szCs w:val="44"/>
+          <w:u w:val="single"/>
+        </w:rPr>
+        <w:t>Default Dictionary Usage</w:t>
+      </w:r>
+    </w:p>
+    <w:p>
+      <w:pPr>
+        <w:pStyle w:val="NoSpacing"/>
+      </w:pPr>
+      <w:r>
+        <w:t xml:space="preserve">In this lesson, we’ll </w:t>
+      </w:r>
+      <w:r>
+        <w:rPr>
+          <w:highlight w:val="yellow"/>
+        </w:rPr>
+        <w:t xml:space="preserve">explore </w:t>
+      </w:r>
+      <w:proofErr w:type="spellStart"/>
+      <w:r>
+        <w:rPr>
+          <w:highlight w:val="yellow"/>
+        </w:rPr>
+        <w:t>defaultdict</w:t>
+      </w:r>
+      <w:proofErr w:type="spellEnd"/>
+      <w:r>
+        <w:rPr>
+          <w:highlight w:val="yellow"/>
+        </w:rPr>
+        <w:t xml:space="preserve"> from the </w:t>
+      </w:r>
+      <w:proofErr w:type="gramStart"/>
+      <w:r>
+        <w:rPr>
+          <w:highlight w:val="yellow"/>
+        </w:rPr>
+        <w:t>collections</w:t>
+      </w:r>
+      <w:proofErr w:type="gramEnd"/>
+      <w:r>
+        <w:rPr>
+          <w:highlight w:val="yellow"/>
+        </w:rPr>
+        <w:t xml:space="preserve"> module</w:t>
+      </w:r>
+      <w:r>
+        <w:t xml:space="preserve">—a powerful tool that simplifies dictionary handling in Python. Unlike a regular dictionary, </w:t>
+      </w:r>
+      <w:r>
+        <w:rPr>
+          <w:highlight w:val="yellow"/>
+        </w:rPr>
+        <w:t xml:space="preserve">a </w:t>
+      </w:r>
+      <w:proofErr w:type="spellStart"/>
+      <w:r>
+        <w:rPr>
+          <w:highlight w:val="yellow"/>
+        </w:rPr>
+        <w:t>defaultdict</w:t>
+      </w:r>
+      <w:proofErr w:type="spellEnd"/>
+      <w:r>
+        <w:rPr>
+          <w:highlight w:val="yellow"/>
+        </w:rPr>
+        <w:t xml:space="preserve"> automatically assigns a default value to a key if it doesn’t exist yet. This helps prevent errors, reduces redundant code, and enhances efficiency.</w:t>
+      </w:r>
+    </w:p>
+    <w:p>
+      <w:pPr>
+        <w:pStyle w:val="NoSpacing"/>
+      </w:pPr>
+    </w:p>
+    <w:p>
+      <w:pPr>
+        <w:pStyle w:val="NoSpacing"/>
+      </w:pPr>
+      <w:r>
+        <w:rPr>
+          <w:b/>
+          <w:bCs/>
+          <w:highlight w:val="green"/>
+        </w:rPr>
+        <w:t>Example: Regular Dictionary vs. </w:t>
+      </w:r>
+      <w:proofErr w:type="spellStart"/>
+      <w:r>
+        <w:rPr>
+          <w:b/>
+          <w:bCs/>
+          <w:highlight w:val="green"/>
+        </w:rPr>
+        <w:t>defaultdict</w:t>
+      </w:r>
+      <w:proofErr w:type="spellEnd"/>
+    </w:p>
+    <w:p>
+      <w:pPr>
+        <w:pStyle w:val="NoSpacing"/>
+      </w:pPr>
+      <w:r>
+        <w:t># Using a regular dictionary</w:t>
+      </w:r>
+    </w:p>
+    <w:p>
+      <w:pPr>
+        <w:pStyle w:val="NoSpacing"/>
+      </w:pPr>
+      <w:proofErr w:type="spellStart"/>
+      <w:r>
+        <w:t>my_dict</w:t>
+      </w:r>
+      <w:proofErr w:type="spellEnd"/>
+      <w:r>
+        <w:t xml:space="preserve"> = {}</w:t>
+      </w:r>
+    </w:p>
+    <w:p>
+      <w:pPr>
+        <w:pStyle w:val="NoSpacing"/>
+      </w:pPr>
+      <w:r>
+        <w:rPr>
+          <w:highlight w:val="yellow"/>
+        </w:rPr>
+        <w:t>print(</w:t>
+      </w:r>
+      <w:proofErr w:type="spellStart"/>
+      <w:r>
+        <w:rPr>
+          <w:highlight w:val="yellow"/>
+        </w:rPr>
+        <w:t>my_dict</w:t>
+      </w:r>
+      <w:proofErr w:type="spellEnd"/>
+      <w:r>
+        <w:rPr>
+          <w:highlight w:val="yellow"/>
+        </w:rPr>
+        <w:t>['apple'</w:t>
+      </w:r>
+      <w:proofErr w:type="gramStart"/>
+      <w:r>
+        <w:rPr>
+          <w:highlight w:val="yellow"/>
+        </w:rPr>
+        <w:t>])  #</w:t>
+      </w:r>
+      <w:proofErr w:type="gramEnd"/>
+      <w:r>
+        <w:rPr>
+          <w:highlight w:val="yellow"/>
+        </w:rPr>
+        <w:t xml:space="preserve"> Raises </w:t>
+      </w:r>
+      <w:proofErr w:type="spellStart"/>
+      <w:r>
+        <w:rPr>
+          <w:highlight w:val="yellow"/>
+        </w:rPr>
+        <w:t>KeyError</w:t>
+      </w:r>
+      <w:proofErr w:type="spellEnd"/>
+      <w:r>
+        <w:rPr>
+          <w:highlight w:val="yellow"/>
+        </w:rPr>
+        <w:t>: 'apple'</w:t>
+      </w:r>
+      <w:r>
+        <w:t xml:space="preserve">  </w:t>
+      </w:r>
+    </w:p>
+    <w:p>
+      <w:pPr>
+        <w:pStyle w:val="NoSpacing"/>
+      </w:pPr>
+      <w:r>
+        <w:t xml:space="preserve"># Using </w:t>
+      </w:r>
+      <w:proofErr w:type="spellStart"/>
+      <w:r>
+        <w:t>defaultdict</w:t>
+      </w:r>
+      <w:proofErr w:type="spellEnd"/>
+      <w:r>
+        <w:t xml:space="preserve"> to avoid </w:t>
+      </w:r>
+      <w:proofErr w:type="spellStart"/>
+      <w:r>
+        <w:t>KeyError</w:t>
+      </w:r>
+      <w:proofErr w:type="spellEnd"/>
+    </w:p>
+    <w:p>
+      <w:pPr>
+        <w:pStyle w:val="NoSpacing"/>
+      </w:pPr>
+      <w:r>
+        <w:t xml:space="preserve">from collections import </w:t>
+      </w:r>
+      <w:proofErr w:type="spellStart"/>
+      <w:r>
+        <w:t>defaultdict</w:t>
+      </w:r>
+      <w:proofErr w:type="spellEnd"/>
+    </w:p>
+    <w:p>
+      <w:pPr>
+        <w:pStyle w:val="NoSpacing"/>
+      </w:pPr>
+    </w:p>
+    <w:p>
+      <w:pPr>
+        <w:pStyle w:val="NoSpacing"/>
+        <w:rPr>
+          <w:highlight w:val="yellow"/>
+        </w:rPr>
+      </w:pPr>
+      <w:proofErr w:type="spellStart"/>
+      <w:r>
+        <w:rPr>
+          <w:highlight w:val="yellow"/>
+        </w:rPr>
+        <w:t>my_dict</w:t>
+      </w:r>
+      <w:proofErr w:type="spellEnd"/>
+      <w:r>
+        <w:rPr>
+          <w:highlight w:val="yellow"/>
+        </w:rPr>
+        <w:t xml:space="preserve"> = </w:t>
+      </w:r>
+      <w:proofErr w:type="spellStart"/>
+      <w:r>
+        <w:rPr>
+          <w:highlight w:val="yellow"/>
+        </w:rPr>
+        <w:t>defaultdict</w:t>
+      </w:r>
+      <w:proofErr w:type="spellEnd"/>
+      <w:r>
+        <w:rPr>
+          <w:highlight w:val="yellow"/>
+        </w:rPr>
+        <w:t>(int)</w:t>
+      </w:r>
+    </w:p>
+    <w:p>
+      <w:pPr>
+        <w:pStyle w:val="NoSpacing"/>
+      </w:pPr>
+      <w:r>
+        <w:rPr>
+          <w:highlight w:val="yellow"/>
+        </w:rPr>
+        <w:t>print(</w:t>
+      </w:r>
+      <w:proofErr w:type="spellStart"/>
+      <w:r>
+        <w:rPr>
+          <w:highlight w:val="yellow"/>
+        </w:rPr>
+        <w:t>my_dict</w:t>
+      </w:r>
+      <w:proofErr w:type="spellEnd"/>
+      <w:r>
+        <w:rPr>
+          <w:highlight w:val="yellow"/>
+        </w:rPr>
+        <w:t>['apple'</w:t>
+      </w:r>
+      <w:proofErr w:type="gramStart"/>
+      <w:r>
+        <w:rPr>
+          <w:highlight w:val="yellow"/>
+        </w:rPr>
+        <w:t>])  #</w:t>
+      </w:r>
+      <w:proofErr w:type="gramEnd"/>
+      <w:r>
+        <w:rPr>
+          <w:highlight w:val="yellow"/>
+        </w:rPr>
+        <w:t xml:space="preserve"> Outputs: 0</w:t>
+      </w:r>
+    </w:p>
+    <w:p>
+      <w:pPr>
+        <w:pStyle w:val="NoSpacing"/>
+      </w:pPr>
+      <w:r>
+        <w:t xml:space="preserve">Here, </w:t>
+      </w:r>
+      <w:proofErr w:type="spellStart"/>
+      <w:r>
+        <w:t>defaultdict</w:t>
+      </w:r>
+      <w:proofErr w:type="spellEnd"/>
+      <w:r>
+        <w:t>(int) initializes missing keys with 0 because the default type is int. Instead of raising an error, it seamlessly handles missing keys.</w:t>
+      </w:r>
+    </w:p>
+    <w:p>
+      <w:pPr>
+        <w:pStyle w:val="NoSpacing"/>
+      </w:pPr>
+    </w:p>
+    <w:p>
+      <w:pPr>
+        <w:pStyle w:val="NoSpacing"/>
+        <w:rPr>
+          <w:b/>
+          <w:bCs/>
+        </w:rPr>
+      </w:pPr>
+      <w:r>
+        <w:rPr>
+          <w:b/>
+          <w:bCs/>
+          <w:highlight w:val="green"/>
+        </w:rPr>
+        <w:t xml:space="preserve">Using </w:t>
+      </w:r>
+      <w:proofErr w:type="spellStart"/>
+      <w:r>
+        <w:rPr>
+          <w:b/>
+          <w:bCs/>
+          <w:highlight w:val="green"/>
+        </w:rPr>
+        <w:t>defaultdict</w:t>
+      </w:r>
+      <w:proofErr w:type="spellEnd"/>
+      <w:r>
+        <w:rPr>
+          <w:b/>
+          <w:bCs/>
+          <w:highlight w:val="green"/>
+        </w:rPr>
+        <w:t xml:space="preserve"> for Different Data Types</w:t>
+      </w:r>
+    </w:p>
+    <w:p>
+      <w:pPr>
+        <w:pStyle w:val="NoSpacing"/>
+      </w:pPr>
+      <w:r>
+        <w:t>The beauty of </w:t>
+      </w:r>
+      <w:proofErr w:type="spellStart"/>
+      <w:r>
+        <w:t>defaultdict</w:t>
+      </w:r>
+      <w:proofErr w:type="spellEnd"/>
+      <w:r>
+        <w:t> lies in its flexibility. You can specify various default types such as list, set, or even custom functions.</w:t>
+      </w:r>
+    </w:p>
+    <w:p>
+      <w:pPr>
+        <w:pStyle w:val="NoSpacing"/>
+      </w:pPr>
+      <w:r>
+        <w:rPr>
+          <w:b/>
+          <w:bCs/>
+        </w:rPr>
+        <w:t>1</w:t>
+      </w:r>
+      <w:r>
+        <w:rPr>
+          <w:b/>
+          <w:bCs/>
+          <w:highlight w:val="green"/>
+        </w:rPr>
+        <w:t>. Grouping Items with list</w:t>
+      </w:r>
+      <w:r>
+        <w:br/>
+        <w:t>A </w:t>
+      </w:r>
+      <w:proofErr w:type="spellStart"/>
+      <w:r>
+        <w:t>defaultdict</w:t>
+      </w:r>
+      <w:proofErr w:type="spellEnd"/>
+      <w:r>
+        <w:t>(list) is useful when storing multiple values under a single key, such as categorizing fruits.</w:t>
+      </w:r>
+    </w:p>
+    <w:p>
+      <w:pPr>
+        <w:pStyle w:val="NoSpacing"/>
+      </w:pPr>
+      <w:r>
+        <w:rPr>
+          <w:highlight w:val="yellow"/>
+        </w:rPr>
+        <w:t xml:space="preserve">from collections import </w:t>
+      </w:r>
+      <w:proofErr w:type="spellStart"/>
+      <w:r>
+        <w:rPr>
+          <w:highlight w:val="yellow"/>
+        </w:rPr>
+        <w:t>defaultdict</w:t>
+      </w:r>
+      <w:proofErr w:type="spellEnd"/>
+    </w:p>
+    <w:p>
+      <w:pPr>
+        <w:pStyle w:val="NoSpacing"/>
+      </w:pPr>
+    </w:p>
+    <w:p>
+      <w:pPr>
+        <w:pStyle w:val="NoSpacing"/>
+      </w:pPr>
+      <w:r>
+        <w:rPr>
+          <w:highlight w:val="yellow"/>
+        </w:rPr>
+        <w:t xml:space="preserve">fruits = </w:t>
+      </w:r>
+      <w:proofErr w:type="spellStart"/>
+      <w:r>
+        <w:rPr>
+          <w:highlight w:val="yellow"/>
+        </w:rPr>
+        <w:t>defaultdict</w:t>
+      </w:r>
+      <w:proofErr w:type="spellEnd"/>
+      <w:r>
+        <w:rPr>
+          <w:highlight w:val="yellow"/>
+        </w:rPr>
+        <w:t>(list)</w:t>
+      </w:r>
+    </w:p>
+    <w:p>
+      <w:pPr>
+        <w:pStyle w:val="NoSpacing"/>
+      </w:pPr>
+    </w:p>
+    <w:p>
+      <w:pPr>
+        <w:pStyle w:val="NoSpacing"/>
+      </w:pPr>
+      <w:r>
+        <w:t>fruits['citrus'</w:t>
+      </w:r>
+      <w:proofErr w:type="gramStart"/>
+      <w:r>
+        <w:t>].append</w:t>
+      </w:r>
+      <w:proofErr w:type="gramEnd"/>
+      <w:r>
+        <w:t>('orange')</w:t>
+      </w:r>
+    </w:p>
+    <w:p>
+      <w:pPr>
+        <w:pStyle w:val="NoSpacing"/>
+      </w:pPr>
+      <w:r>
+        <w:t>fruits['citrus'</w:t>
+      </w:r>
+      <w:proofErr w:type="gramStart"/>
+      <w:r>
+        <w:t>].append</w:t>
+      </w:r>
+      <w:proofErr w:type="gramEnd"/>
+      <w:r>
+        <w:t>('lemon')</w:t>
+      </w:r>
+    </w:p>
+    <w:p>
+      <w:pPr>
+        <w:pStyle w:val="NoSpacing"/>
+      </w:pPr>
+      <w:r>
+        <w:t>fruits['berry'</w:t>
+      </w:r>
+      <w:proofErr w:type="gramStart"/>
+      <w:r>
+        <w:t>].append</w:t>
+      </w:r>
+      <w:proofErr w:type="gramEnd"/>
+      <w:r>
+        <w:t>('strawberry')</w:t>
+      </w:r>
+    </w:p>
+    <w:p>
+      <w:pPr>
+        <w:pStyle w:val="NoSpacing"/>
+      </w:pPr>
+    </w:p>
+    <w:p>
+      <w:pPr>
+        <w:pStyle w:val="NoSpacing"/>
+      </w:pPr>
+      <w:r>
+        <w:lastRenderedPageBreak/>
+        <w:t xml:space="preserve">print(fruits)  </w:t>
+      </w:r>
+    </w:p>
+    <w:p>
+      <w:pPr>
+        <w:pStyle w:val="NoSpacing"/>
+      </w:pPr>
+      <w:r>
+        <w:t># Output: {'citrus': ['orange', 'lemon'], 'berry': ['strawberry']}</w:t>
+      </w:r>
+    </w:p>
+    <w:p>
+      <w:pPr>
+        <w:pStyle w:val="NoSpacing"/>
+      </w:pPr>
+      <w:r>
+        <w:t>Here, </w:t>
+      </w:r>
+      <w:proofErr w:type="spellStart"/>
+      <w:r>
+        <w:t>defaultdict</w:t>
+      </w:r>
+      <w:proofErr w:type="spellEnd"/>
+      <w:r>
+        <w:t xml:space="preserve">(list) automatically initializes an empty list when a new key is accessed, allowing </w:t>
+      </w:r>
+      <w:proofErr w:type="gramStart"/>
+      <w:r>
+        <w:t>direct .append</w:t>
+      </w:r>
+      <w:proofErr w:type="gramEnd"/>
+      <w:r>
+        <w:t>() operations without prior key existence checks.</w:t>
+      </w:r>
+    </w:p>
+    <w:p>
+      <w:pPr>
+        <w:pStyle w:val="NoSpacing"/>
+      </w:pPr>
+    </w:p>
+    <w:p>
+      <w:pPr>
+        <w:pStyle w:val="NoSpacing"/>
+      </w:pPr>
+      <w:r>
+        <w:rPr>
+          <w:b/>
+          <w:bCs/>
+        </w:rPr>
+        <w:t>2</w:t>
+      </w:r>
+      <w:r>
+        <w:rPr>
+          <w:b/>
+          <w:bCs/>
+          <w:highlight w:val="green"/>
+        </w:rPr>
+        <w:t>. Counting with int</w:t>
+      </w:r>
+      <w:r>
+        <w:br/>
+        <w:t>A </w:t>
+      </w:r>
+      <w:proofErr w:type="spellStart"/>
+      <w:r>
+        <w:t>defaultdict</w:t>
+      </w:r>
+      <w:proofErr w:type="spellEnd"/>
+      <w:r>
+        <w:t>(int) simplifies counting operations, such as word frequency in a text.</w:t>
+      </w:r>
+    </w:p>
+    <w:p>
+      <w:pPr>
+        <w:pStyle w:val="NoSpacing"/>
+      </w:pPr>
+      <w:r>
+        <w:t>sentence = "apple banana apple orange banana apple"</w:t>
+      </w:r>
+    </w:p>
+    <w:p>
+      <w:pPr>
+        <w:pStyle w:val="NoSpacing"/>
+      </w:pPr>
+      <w:proofErr w:type="spellStart"/>
+      <w:r>
+        <w:t>word_count</w:t>
+      </w:r>
+      <w:proofErr w:type="spellEnd"/>
+      <w:r>
+        <w:t xml:space="preserve"> = </w:t>
+      </w:r>
+      <w:proofErr w:type="spellStart"/>
+      <w:r>
+        <w:t>defaultdict</w:t>
+      </w:r>
+      <w:proofErr w:type="spellEnd"/>
+      <w:r>
+        <w:t>(int)</w:t>
+      </w:r>
+    </w:p>
+    <w:p>
+      <w:pPr>
+        <w:pStyle w:val="NoSpacing"/>
+      </w:pPr>
+    </w:p>
+    <w:p>
+      <w:pPr>
+        <w:pStyle w:val="NoSpacing"/>
+      </w:pPr>
+      <w:r>
+        <w:t xml:space="preserve">for word in </w:t>
+      </w:r>
+      <w:proofErr w:type="spellStart"/>
+      <w:proofErr w:type="gramStart"/>
+      <w:r>
+        <w:t>sentence.split</w:t>
+      </w:r>
+      <w:proofErr w:type="spellEnd"/>
+      <w:proofErr w:type="gramEnd"/>
+      <w:r>
+        <w:t>():</w:t>
+      </w:r>
+    </w:p>
+    <w:p>
+      <w:pPr>
+        <w:pStyle w:val="NoSpacing"/>
+      </w:pPr>
+      <w:r>
+        <w:t xml:space="preserve">    </w:t>
+      </w:r>
+      <w:proofErr w:type="spellStart"/>
+      <w:r>
+        <w:t>word_count</w:t>
+      </w:r>
+      <w:proofErr w:type="spellEnd"/>
+      <w:r>
+        <w:t xml:space="preserve">[word] += 1  </w:t>
+      </w:r>
+    </w:p>
+    <w:p>
+      <w:pPr>
+        <w:pStyle w:val="NoSpacing"/>
+      </w:pPr>
+    </w:p>
+    <w:p>
+      <w:pPr>
+        <w:pStyle w:val="NoSpacing"/>
+      </w:pPr>
+      <w:r>
+        <w:t>print(</w:t>
+      </w:r>
+      <w:proofErr w:type="spellStart"/>
+      <w:r>
+        <w:t>word_count</w:t>
+      </w:r>
+      <w:proofErr w:type="spellEnd"/>
+      <w:r>
+        <w:t xml:space="preserve">)  </w:t>
+      </w:r>
+    </w:p>
+    <w:p>
+      <w:pPr>
+        <w:pStyle w:val="NoSpacing"/>
+      </w:pPr>
+      <w:r>
+        <w:t># Output: {'apple': 3, 'banana': 2, 'orange': 1}</w:t>
+      </w:r>
+    </w:p>
+    <w:p>
+      <w:pPr>
+        <w:pStyle w:val="NoSpacing"/>
+      </w:pPr>
+      <w:r>
+        <w:t>Instead of manually checking if a word exists before incrementing, </w:t>
+      </w:r>
+      <w:proofErr w:type="spellStart"/>
+      <w:r>
+        <w:t>defaultdict</w:t>
+      </w:r>
+      <w:proofErr w:type="spellEnd"/>
+      <w:r>
+        <w:t>(int) initializes the count to 0 automatically.</w:t>
+      </w:r>
+    </w:p>
+    <w:p>
+      <w:pPr>
+        <w:pStyle w:val="NoSpacing"/>
+      </w:pPr>
+    </w:p>
+    <w:p>
+      <w:pPr>
+        <w:pStyle w:val="NoSpacing"/>
+      </w:pPr>
+      <w:r>
+        <w:rPr>
+          <w:b/>
+          <w:bCs/>
+        </w:rPr>
+        <w:t xml:space="preserve">3. </w:t>
+      </w:r>
+      <w:r>
+        <w:rPr>
+          <w:b/>
+          <w:bCs/>
+          <w:highlight w:val="green"/>
+        </w:rPr>
+        <w:t>Storing Unique Values with set</w:t>
+      </w:r>
+      <w:r>
+        <w:br/>
+        <w:t>If you need to maintain unique values per key, </w:t>
+      </w:r>
+      <w:proofErr w:type="spellStart"/>
+      <w:r>
+        <w:t>defaultdict</w:t>
+      </w:r>
+      <w:proofErr w:type="spellEnd"/>
+      <w:r>
+        <w:t>(set) is a great choice.</w:t>
+      </w:r>
+    </w:p>
+    <w:p>
+      <w:pPr>
+        <w:pStyle w:val="NoSpacing"/>
+      </w:pPr>
+      <w:proofErr w:type="spellStart"/>
+      <w:r>
+        <w:t>user_hobbies</w:t>
+      </w:r>
+      <w:proofErr w:type="spellEnd"/>
+      <w:r>
+        <w:t xml:space="preserve"> = </w:t>
+      </w:r>
+      <w:proofErr w:type="spellStart"/>
+      <w:r>
+        <w:t>defaultdict</w:t>
+      </w:r>
+      <w:proofErr w:type="spellEnd"/>
+      <w:r>
+        <w:t>(set)</w:t>
+      </w:r>
+    </w:p>
+    <w:p>
+      <w:pPr>
+        <w:pStyle w:val="NoSpacing"/>
+      </w:pPr>
+    </w:p>
+    <w:p>
+      <w:pPr>
+        <w:pStyle w:val="NoSpacing"/>
+      </w:pPr>
+      <w:proofErr w:type="spellStart"/>
+      <w:r>
+        <w:t>user_hobbies</w:t>
+      </w:r>
+      <w:proofErr w:type="spellEnd"/>
+      <w:r>
+        <w:t>['Alice'</w:t>
+      </w:r>
+      <w:proofErr w:type="gramStart"/>
+      <w:r>
+        <w:t>].add</w:t>
+      </w:r>
+      <w:proofErr w:type="gramEnd"/>
+      <w:r>
+        <w:t>('Reading')</w:t>
+      </w:r>
+    </w:p>
+    <w:p>
+      <w:pPr>
+        <w:pStyle w:val="NoSpacing"/>
+      </w:pPr>
+      <w:proofErr w:type="spellStart"/>
+      <w:r>
+        <w:t>user_hobbies</w:t>
+      </w:r>
+      <w:proofErr w:type="spellEnd"/>
+      <w:r>
+        <w:t>['Alice'</w:t>
+      </w:r>
+      <w:proofErr w:type="gramStart"/>
+      <w:r>
+        <w:t>].add</w:t>
+      </w:r>
+      <w:proofErr w:type="gramEnd"/>
+      <w:r>
+        <w:t>('Cycling')</w:t>
+      </w:r>
+    </w:p>
+    <w:p>
+      <w:pPr>
+        <w:pStyle w:val="NoSpacing"/>
+      </w:pPr>
+      <w:proofErr w:type="spellStart"/>
+      <w:r>
+        <w:t>user_hobbies</w:t>
+      </w:r>
+      <w:proofErr w:type="spellEnd"/>
+      <w:r>
+        <w:t>['Bob'</w:t>
+      </w:r>
+      <w:proofErr w:type="gramStart"/>
+      <w:r>
+        <w:t>].add</w:t>
+      </w:r>
+      <w:proofErr w:type="gramEnd"/>
+      <w:r>
+        <w:t>('Swimming')</w:t>
+      </w:r>
+    </w:p>
+    <w:p>
+      <w:pPr>
+        <w:pStyle w:val="NoSpacing"/>
+      </w:pPr>
+    </w:p>
+    <w:p>
+      <w:pPr>
+        <w:pStyle w:val="NoSpacing"/>
+      </w:pPr>
+      <w:r>
+        <w:t>print(</w:t>
+      </w:r>
+      <w:proofErr w:type="spellStart"/>
+      <w:r>
+        <w:t>user_hobbies</w:t>
+      </w:r>
+      <w:proofErr w:type="spellEnd"/>
+      <w:r>
+        <w:t xml:space="preserve">)  </w:t>
+      </w:r>
+    </w:p>
+    <w:p>
+      <w:pPr>
+        <w:pStyle w:val="NoSpacing"/>
+      </w:pPr>
+      <w:r>
+        <w:t># Output: {'Alice': {'Reading', 'Cycling'}, 'Bob': {'Swimming'}}</w:t>
+      </w:r>
+    </w:p>
+    <w:p>
+      <w:pPr>
+        <w:pStyle w:val="NoSpacing"/>
+      </w:pPr>
+      <w:r>
+        <w:t>This approach ensures no duplicate hobbies are stored under the same user.</w:t>
+      </w:r>
+    </w:p>
+    <w:p>
+      <w:pPr>
+        <w:pStyle w:val="NoSpacing"/>
+      </w:pPr>
+    </w:p>
+    <w:p>
+      <w:pPr>
+        <w:pStyle w:val="NoSpacing"/>
+      </w:pPr>
+    </w:p>
+    <w:p>
+      <w:pPr>
+        <w:pStyle w:val="NoSpacing"/>
+        <w:rPr>
+          <w:b/>
+          <w:bCs/>
+        </w:rPr>
+      </w:pPr>
+      <w:r>
+        <w:rPr>
+          <w:b/>
+          <w:bCs/>
+        </w:rPr>
+        <w:t>Counter Dictionary Usage</w:t>
+      </w:r>
+    </w:p>
+    <w:p>
+      <w:pPr>
+        <w:pStyle w:val="NoSpacing"/>
+      </w:pPr>
+      <w:r>
+        <w:t>In this lesson, we will explore </w:t>
+      </w:r>
+      <w:r>
+        <w:rPr>
+          <w:b/>
+          <w:bCs/>
+        </w:rPr>
+        <w:t>Counter dictionaries</w:t>
+      </w:r>
+      <w:r>
+        <w:t>, a specialized type of dictionary from the </w:t>
+      </w:r>
+      <w:proofErr w:type="gramStart"/>
+      <w:r>
+        <w:t>collections</w:t>
+      </w:r>
+      <w:proofErr w:type="gramEnd"/>
+      <w:r>
+        <w:t> module. The </w:t>
+      </w:r>
+      <w:r>
+        <w:rPr>
+          <w:b/>
+          <w:bCs/>
+        </w:rPr>
+        <w:t>Counter</w:t>
+      </w:r>
+      <w:r>
+        <w:t> class is designed to count occurrences of elements in a collection, such as a list or a string. It simplifies counting tasks and provides useful functionality for handling frequency-based operations.</w:t>
+      </w:r>
+    </w:p>
+    <w:p>
+      <w:pPr>
+        <w:pStyle w:val="NoSpacing"/>
+      </w:pPr>
+      <w:r>
+        <w:pict w14:anchorId="5B409F7F">
+          <v:rect id="_x0000_i1119" style="width:566.05pt;height:1.5pt" o:hrpct="0" o:hrstd="t" o:hr="t" fillcolor="#a0a0a0" stroked="f"/>
+        </w:pict>
+      </w:r>
+    </w:p>
+    <w:p>
+      <w:pPr>
+        <w:pStyle w:val="NoSpacing"/>
+      </w:pPr>
+      <w:r>
+        <w:t>Python’s Counter makes counting elements much easier. To use it, first, import the </w:t>
+      </w:r>
+      <w:r>
+        <w:rPr>
+          <w:b/>
+          <w:bCs/>
+        </w:rPr>
+        <w:t>Counter</w:t>
+      </w:r>
+      <w:r>
+        <w:t> class from the </w:t>
+      </w:r>
+      <w:proofErr w:type="gramStart"/>
+      <w:r>
+        <w:t>collections</w:t>
+      </w:r>
+      <w:proofErr w:type="gramEnd"/>
+      <w:r>
+        <w:t> module:</w:t>
+      </w:r>
+    </w:p>
+    <w:p>
+      <w:pPr>
+        <w:pStyle w:val="NoSpacing"/>
+      </w:pPr>
+      <w:r>
+        <w:t>from collections import Counter</w:t>
+      </w:r>
+    </w:p>
+    <w:p>
+      <w:pPr>
+        <w:pStyle w:val="NoSpacing"/>
+      </w:pPr>
+      <w:r>
+        <w:t>fruits = ['apple', 'banana', 'apple', 'orange', 'banana', 'banana']</w:t>
+      </w:r>
+    </w:p>
+    <w:p>
+      <w:pPr>
+        <w:pStyle w:val="NoSpacing"/>
+      </w:pPr>
+      <w:proofErr w:type="spellStart"/>
+      <w:r>
+        <w:t>fruit_counter</w:t>
+      </w:r>
+      <w:proofErr w:type="spellEnd"/>
+      <w:r>
+        <w:t xml:space="preserve"> = Counter(fruits)</w:t>
+      </w:r>
+    </w:p>
+    <w:p>
+      <w:pPr>
+        <w:pStyle w:val="NoSpacing"/>
+      </w:pPr>
+      <w:r>
+        <w:t>print(</w:t>
+      </w:r>
+      <w:proofErr w:type="spellStart"/>
+      <w:r>
+        <w:t>fruit_</w:t>
+      </w:r>
+      <w:proofErr w:type="gramStart"/>
+      <w:r>
+        <w:t>counter</w:t>
+      </w:r>
+      <w:proofErr w:type="spellEnd"/>
+      <w:r>
+        <w:t>)  #</w:t>
+      </w:r>
+      <w:proofErr w:type="gramEnd"/>
+      <w:r>
+        <w:t xml:space="preserve"> Output -&gt; </w:t>
+      </w:r>
+      <w:proofErr w:type="gramStart"/>
+      <w:r>
+        <w:t>Counter(</w:t>
+      </w:r>
+      <w:proofErr w:type="gramEnd"/>
+      <w:r>
+        <w:t>{'banana': 3, 'apple': 2, 'orange': 1})</w:t>
+      </w:r>
+    </w:p>
+    <w:p>
+      <w:pPr>
+        <w:pStyle w:val="NoSpacing"/>
+      </w:pPr>
+      <w:r>
+        <w:t>The output indicates that the word "banana" appears three times, "apple" appears twice, and "orange" appears once.</w:t>
+      </w:r>
+    </w:p>
+    <w:p>
+      <w:pPr>
+        <w:pStyle w:val="NoSpacing"/>
+      </w:pPr>
+      <w:r>
+        <w:pict w14:anchorId="5933BE00">
+          <v:rect id="_x0000_i1120" style="width:566.05pt;height:1.5pt" o:hrpct="0" o:hrstd="t" o:hr="t" fillcolor="#a0a0a0" stroked="f"/>
+        </w:pict>
+      </w:r>
+    </w:p>
+    <w:p>
+      <w:pPr>
+        <w:pStyle w:val="NoSpacing"/>
+      </w:pPr>
+      <w:r>
+        <w:rPr>
+          <w:b/>
+          <w:bCs/>
+        </w:rPr>
+        <w:lastRenderedPageBreak/>
+        <w:t>Using Counter with Strings</w:t>
+      </w:r>
+      <w:r>
+        <w:br/>
+        <w:t>You can also use Counter to count character occurrences in a string:</w:t>
+      </w:r>
+    </w:p>
+    <w:p>
+      <w:pPr>
+        <w:pStyle w:val="NoSpacing"/>
+      </w:pPr>
+      <w:r>
+        <w:t>word = "hello world"</w:t>
+      </w:r>
+    </w:p>
+    <w:p>
+      <w:pPr>
+        <w:pStyle w:val="NoSpacing"/>
+      </w:pPr>
+      <w:proofErr w:type="spellStart"/>
+      <w:r>
+        <w:t>char_counter</w:t>
+      </w:r>
+      <w:proofErr w:type="spellEnd"/>
+      <w:r>
+        <w:t xml:space="preserve"> = Counter(word)</w:t>
+      </w:r>
+    </w:p>
+    <w:p>
+      <w:pPr>
+        <w:pStyle w:val="NoSpacing"/>
+      </w:pPr>
+      <w:r>
+        <w:t>print(</w:t>
+      </w:r>
+      <w:proofErr w:type="spellStart"/>
+      <w:r>
+        <w:t>char_counter</w:t>
+      </w:r>
+      <w:proofErr w:type="spellEnd"/>
+      <w:r>
+        <w:t>)</w:t>
+      </w:r>
+    </w:p>
+    <w:p>
+      <w:pPr>
+        <w:pStyle w:val="NoSpacing"/>
+      </w:pPr>
+      <w:r>
+        <w:rPr>
+          <w:b/>
+          <w:bCs/>
+        </w:rPr>
+        <w:t>Output:</w:t>
+      </w:r>
+    </w:p>
+    <w:p>
+      <w:pPr>
+        <w:pStyle w:val="NoSpacing"/>
+      </w:pPr>
+      <w:proofErr w:type="gramStart"/>
+      <w:r>
+        <w:t>Counter(</w:t>
+      </w:r>
+      <w:proofErr w:type="gramEnd"/>
+      <w:r>
+        <w:t>{'l': 3, 'o': 2, 'h': 1, 'e': 1, ' ': 1, 'w': 1, 'r': 1, 'd': 1})</w:t>
+      </w:r>
+    </w:p>
+    <w:p>
+      <w:pPr>
+        <w:pStyle w:val="NoSpacing"/>
+      </w:pPr>
+      <w:r>
+        <w:t>Here, 'l' appears </w:t>
+      </w:r>
+      <w:r>
+        <w:rPr>
+          <w:b/>
+          <w:bCs/>
+        </w:rPr>
+        <w:t>3 times</w:t>
+      </w:r>
+      <w:r>
+        <w:t>, 'o' appears </w:t>
+      </w:r>
+      <w:r>
+        <w:rPr>
+          <w:b/>
+          <w:bCs/>
+        </w:rPr>
+        <w:t>2 times</w:t>
+      </w:r>
+      <w:r>
+        <w:t>, and each of the other characters appears once.</w:t>
+      </w:r>
+    </w:p>
+    <w:p>
+      <w:pPr>
+        <w:pStyle w:val="NoSpacing"/>
+      </w:pPr>
+      <w:r>
+        <w:pict w14:anchorId="310CF14C">
+          <v:rect id="_x0000_i1121" style="width:566.05pt;height:1.5pt" o:hrpct="0" o:hrstd="t" o:hr="t" fillcolor="#a0a0a0" stroked="f"/>
+        </w:pict>
+      </w:r>
+    </w:p>
+    <w:p>
+      <w:pPr>
+        <w:pStyle w:val="NoSpacing"/>
+      </w:pPr>
+      <w:r>
+        <w:rPr>
+          <w:b/>
+          <w:bCs/>
+        </w:rPr>
+        <w:t xml:space="preserve">Finding the Most Common Elements </w:t>
+      </w:r>
+      <w:proofErr w:type="gramStart"/>
+      <w:r>
+        <w:rPr>
+          <w:b/>
+          <w:bCs/>
+        </w:rPr>
+        <w:t>(.</w:t>
+      </w:r>
+      <w:proofErr w:type="spellStart"/>
+      <w:r>
+        <w:rPr>
+          <w:b/>
+          <w:bCs/>
+        </w:rPr>
+        <w:t>most</w:t>
+      </w:r>
+      <w:proofErr w:type="gramEnd"/>
+      <w:r>
+        <w:rPr>
+          <w:b/>
+          <w:bCs/>
+        </w:rPr>
+        <w:t>_common</w:t>
+      </w:r>
+      <w:proofErr w:type="spellEnd"/>
+      <w:r>
+        <w:rPr>
+          <w:b/>
+          <w:bCs/>
+        </w:rPr>
+        <w:t>(n))</w:t>
+      </w:r>
+      <w:r>
+        <w:br/>
+        <w:t xml:space="preserve">Counter provides a useful </w:t>
+      </w:r>
+      <w:proofErr w:type="gramStart"/>
+      <w:r>
+        <w:t>method .</w:t>
+      </w:r>
+      <w:proofErr w:type="spellStart"/>
+      <w:r>
+        <w:t>most</w:t>
+      </w:r>
+      <w:proofErr w:type="gramEnd"/>
+      <w:r>
+        <w:t>_common</w:t>
+      </w:r>
+      <w:proofErr w:type="spellEnd"/>
+      <w:r>
+        <w:t>(n), which returns the top </w:t>
+      </w:r>
+      <w:r>
+        <w:rPr>
+          <w:b/>
+          <w:bCs/>
+        </w:rPr>
+        <w:t>n</w:t>
+      </w:r>
+      <w:r>
+        <w:t> most frequent elements:</w:t>
+      </w:r>
+    </w:p>
+    <w:p>
+      <w:pPr>
+        <w:pStyle w:val="NoSpacing"/>
+      </w:pPr>
+      <w:r>
+        <w:t>print(</w:t>
+      </w:r>
+      <w:proofErr w:type="spellStart"/>
+      <w:r>
+        <w:t>fruit_</w:t>
+      </w:r>
+      <w:proofErr w:type="gramStart"/>
+      <w:r>
+        <w:t>counter.most</w:t>
+      </w:r>
+      <w:proofErr w:type="gramEnd"/>
+      <w:r>
+        <w:t>_</w:t>
+      </w:r>
+      <w:proofErr w:type="gramStart"/>
+      <w:r>
+        <w:t>common</w:t>
+      </w:r>
+      <w:proofErr w:type="spellEnd"/>
+      <w:r>
+        <w:t>(</w:t>
+      </w:r>
+      <w:proofErr w:type="gramEnd"/>
+      <w:r>
+        <w:t>2</w:t>
+      </w:r>
+      <w:proofErr w:type="gramStart"/>
+      <w:r>
+        <w:t>))  #</w:t>
+      </w:r>
+      <w:proofErr w:type="gramEnd"/>
+      <w:r>
+        <w:t xml:space="preserve"> Get top 2 most common fruits</w:t>
+      </w:r>
+    </w:p>
+    <w:p>
+      <w:pPr>
+        <w:pStyle w:val="NoSpacing"/>
+      </w:pPr>
+      <w:r>
+        <w:rPr>
+          <w:b/>
+          <w:bCs/>
+        </w:rPr>
+        <w:t>Output:</w:t>
+      </w:r>
+    </w:p>
+    <w:p>
+      <w:pPr>
+        <w:pStyle w:val="NoSpacing"/>
+      </w:pPr>
+      <w:r>
+        <w:t>[('banana', 3), ('apple', 2)]</w:t>
+      </w:r>
+    </w:p>
+    <w:p>
+      <w:pPr>
+        <w:pStyle w:val="NoSpacing"/>
+      </w:pPr>
+      <w:r>
+        <w:t>This shows 'banana' is the most common, followed by 'apple'.</w:t>
       </w:r>
     </w:p>
     <w:p>

--- a/python.docx
+++ b/python.docx
@@ -42624,7 +42624,7 @@
       </w:pPr>
       <w:r>
         <w:pict w14:anchorId="5B409F7F">
-          <v:rect id="_x0000_i1119" style="width:566.05pt;height:1.5pt" o:hrpct="0" o:hrstd="t" o:hr="t" fillcolor="#a0a0a0" stroked="f"/>
+          <v:rect id="_x0000_i1032" style="width:566.05pt;height:1.5pt" o:hrpct="0" o:hrstd="t" o:hr="t" fillcolor="#a0a0a0" stroked="f"/>
         </w:pict>
       </w:r>
     </w:p>
@@ -42729,7 +42729,7 @@
       </w:pPr>
       <w:r>
         <w:pict w14:anchorId="5933BE00">
-          <v:rect id="_x0000_i1120" style="width:566.05pt;height:1.5pt" o:hrpct="0" o:hrstd="t" o:hr="t" fillcolor="#a0a0a0" stroked="f"/>
+          <v:rect id="_x0000_i1033" style="width:566.05pt;height:1.5pt" o:hrpct="0" o:hrstd="t" o:hr="t" fillcolor="#a0a0a0" stroked="f"/>
         </w:pict>
       </w:r>
     </w:p>
@@ -42846,7 +42846,7 @@
       </w:pPr>
       <w:r>
         <w:pict w14:anchorId="310CF14C">
-          <v:rect id="_x0000_i1121" style="width:566.05pt;height:1.5pt" o:hrpct="0" o:hrstd="t" o:hr="t" fillcolor="#a0a0a0" stroked="f"/>
+          <v:rect id="_x0000_i1034" style="width:566.05pt;height:1.5pt" o:hrpct="0" o:hrstd="t" o:hr="t" fillcolor="#a0a0a0" stroked="f"/>
         </w:pict>
       </w:r>
     </w:p>
@@ -42990,6 +42990,2692 @@
       </w:pPr>
       <w:r>
         <w:t>This shows 'banana' is the most common, followed by 'apple'.</w:t>
+      </w:r>
+    </w:p>
+    <w:p>
+      <w:pPr>
+        <w:pStyle w:val="NoSpacing"/>
+      </w:pPr>
+    </w:p>
+    <w:p>
+      <w:pPr>
+        <w:pStyle w:val="NoSpacing"/>
+      </w:pPr>
+    </w:p>
+    <w:p>
+      <w:pPr>
+        <w:pStyle w:val="NoSpacing"/>
+        <w:rPr>
+          <w:b/>
+          <w:bCs/>
+          <w:sz w:val="44"/>
+          <w:szCs w:val="44"/>
+          <w:u w:val="single"/>
+        </w:rPr>
+      </w:pPr>
+      <w:r>
+        <w:rPr>
+          <w:b/>
+          <w:bCs/>
+          <w:sz w:val="44"/>
+          <w:szCs w:val="44"/>
+          <w:highlight w:val="magenta"/>
+          <w:u w:val="single"/>
+        </w:rPr>
+        <w:t>Set Creation (Empty)</w:t>
+      </w:r>
+    </w:p>
+    <w:p>
+      <w:pPr>
+        <w:pStyle w:val="NoSpacing"/>
+      </w:pPr>
+      <w:r>
+        <w:t xml:space="preserve">In this lesson, we will explore how to create empty sets in Python. </w:t>
+      </w:r>
+      <w:r>
+        <w:rPr>
+          <w:highlight w:val="yellow"/>
+        </w:rPr>
+        <w:t>A set is a collection type that stores multiple values, ensuring that each value is unique.</w:t>
+      </w:r>
+      <w:r>
+        <w:t xml:space="preserve"> While sets share some similarities with lists and dictionaries, they have distinct properties that make them particularly useful in specific scenarios.</w:t>
+      </w:r>
+    </w:p>
+    <w:p>
+      <w:pPr>
+        <w:pStyle w:val="NoSpacing"/>
+      </w:pPr>
+    </w:p>
+    <w:p>
+      <w:pPr>
+        <w:pStyle w:val="NoSpacing"/>
+      </w:pPr>
+      <w:r>
+        <w:t>An empty </w:t>
+      </w:r>
+      <w:r>
+        <w:rPr>
+          <w:b/>
+          <w:bCs/>
+        </w:rPr>
+        <w:t>set</w:t>
+      </w:r>
+      <w:r>
+        <w:t xml:space="preserve"> is simply a set that contains no elements. This can be useful as a starting point </w:t>
+      </w:r>
+      <w:r>
+        <w:rPr>
+          <w:highlight w:val="yellow"/>
+        </w:rPr>
+        <w:t>when collecting unique items dynamically in a program</w:t>
+      </w:r>
+      <w:r>
+        <w:t>. Here's how you create an empty set in Python:</w:t>
+      </w:r>
+    </w:p>
+    <w:p>
+      <w:pPr>
+        <w:pStyle w:val="NoSpacing"/>
+      </w:pPr>
+      <w:r>
+        <w:t># Creating an empty set</w:t>
+      </w:r>
+    </w:p>
+    <w:p>
+      <w:pPr>
+        <w:pStyle w:val="NoSpacing"/>
+      </w:pPr>
+      <w:proofErr w:type="spellStart"/>
+      <w:r>
+        <w:rPr>
+          <w:highlight w:val="yellow"/>
+        </w:rPr>
+        <w:t>my_empty_set</w:t>
+      </w:r>
+      <w:proofErr w:type="spellEnd"/>
+      <w:r>
+        <w:rPr>
+          <w:highlight w:val="yellow"/>
+        </w:rPr>
+        <w:t xml:space="preserve"> = </w:t>
+      </w:r>
+      <w:proofErr w:type="gramStart"/>
+      <w:r>
+        <w:rPr>
+          <w:highlight w:val="yellow"/>
+        </w:rPr>
+        <w:t>set(</w:t>
+      </w:r>
+      <w:proofErr w:type="gramEnd"/>
+      <w:r>
+        <w:rPr>
+          <w:highlight w:val="yellow"/>
+        </w:rPr>
+        <w:t>)</w:t>
+      </w:r>
+    </w:p>
+    <w:p>
+      <w:pPr>
+        <w:pStyle w:val="NoSpacing"/>
+      </w:pPr>
+      <w:r>
+        <w:rPr>
+          <w:b/>
+          <w:bCs/>
+        </w:rPr>
+        <w:t>Important Note</w:t>
+      </w:r>
+      <w:r>
+        <w:br/>
+        <w:t>You cannot create an empty set using curly braces {} as you would for a dictionary. This is because {} alone creates an empty dictionary, not a set. For example:</w:t>
+      </w:r>
+    </w:p>
+    <w:p>
+      <w:pPr>
+        <w:pStyle w:val="NoSpacing"/>
+      </w:pPr>
+      <w:proofErr w:type="spellStart"/>
+      <w:r>
+        <w:t>empty_dict</w:t>
+      </w:r>
+      <w:proofErr w:type="spellEnd"/>
+      <w:r>
+        <w:t xml:space="preserve"> = </w:t>
+      </w:r>
+      <w:proofErr w:type="gramStart"/>
+      <w:r>
+        <w:t>{}  #</w:t>
+      </w:r>
+      <w:proofErr w:type="gramEnd"/>
+      <w:r>
+        <w:t xml:space="preserve"> Creates an empty dictionary, NOT a set</w:t>
+      </w:r>
+    </w:p>
+    <w:p>
+      <w:pPr>
+        <w:pStyle w:val="NoSpacing"/>
+      </w:pPr>
+      <w:r>
+        <w:t>To ensure you're creating an empty set, always use the </w:t>
+      </w:r>
+      <w:proofErr w:type="gramStart"/>
+      <w:r>
+        <w:t>set(</w:t>
+      </w:r>
+      <w:proofErr w:type="gramEnd"/>
+      <w:r>
+        <w:t>) function.</w:t>
+      </w:r>
+    </w:p>
+    <w:p>
+      <w:pPr>
+        <w:pStyle w:val="NoSpacing"/>
+      </w:pPr>
+    </w:p>
+    <w:p>
+      <w:pPr>
+        <w:pStyle w:val="NoSpacing"/>
+        <w:rPr>
+          <w:b/>
+          <w:bCs/>
+          <w:sz w:val="44"/>
+          <w:szCs w:val="44"/>
+          <w:u w:val="single"/>
+        </w:rPr>
+      </w:pPr>
+      <w:r>
+        <w:rPr>
+          <w:b/>
+          <w:bCs/>
+          <w:sz w:val="44"/>
+          <w:szCs w:val="44"/>
+          <w:u w:val="single"/>
+        </w:rPr>
+        <w:t>Set Creation (With Elements)</w:t>
+      </w:r>
+    </w:p>
+    <w:p>
+      <w:pPr>
+        <w:pStyle w:val="NoSpacing"/>
+      </w:pPr>
+      <w:r>
+        <w:t>In this lesson, we’ll explore how to create a set in Python with specific elements. A </w:t>
+      </w:r>
+      <w:r>
+        <w:rPr>
+          <w:b/>
+          <w:bCs/>
+        </w:rPr>
+        <w:t>set</w:t>
+      </w:r>
+      <w:r>
+        <w:t> is an unordered collection that ensures </w:t>
+      </w:r>
+      <w:r>
+        <w:rPr>
+          <w:b/>
+          <w:bCs/>
+        </w:rPr>
+        <w:t>uniqueness—no duplicate elements are allowed</w:t>
+      </w:r>
+      <w:r>
+        <w:t>. Sets are incredibly useful when you need to store distinct items without worrying about their order.</w:t>
+      </w:r>
+    </w:p>
+    <w:p>
+      <w:pPr>
+        <w:pStyle w:val="NoSpacing"/>
+      </w:pPr>
+    </w:p>
+    <w:p>
+      <w:pPr>
+        <w:pStyle w:val="NoSpacing"/>
+      </w:pPr>
+      <w:r>
+        <w:rPr>
+          <w:b/>
+          <w:bCs/>
+          <w:highlight w:val="green"/>
+        </w:rPr>
+        <w:t>Method 1: Using Curly Braces {}</w:t>
+      </w:r>
+      <w:r>
+        <w:br/>
+        <w:t>The most common way to create a set is by enclosing the elements within curly braces. Here’s an example:</w:t>
+      </w:r>
+    </w:p>
+    <w:p>
+      <w:pPr>
+        <w:pStyle w:val="NoSpacing"/>
+      </w:pPr>
+      <w:r>
+        <w:rPr>
+          <w:highlight w:val="yellow"/>
+        </w:rPr>
+        <w:t>fruits = {'apple', 'banana', 'cherry'}</w:t>
+      </w:r>
+    </w:p>
+    <w:p>
+      <w:pPr>
+        <w:pStyle w:val="NoSpacing"/>
+      </w:pPr>
+      <w:r>
+        <w:lastRenderedPageBreak/>
+        <w:t>In this example, fruits is a set containing three elements: 'apple', 'banana', and 'cherry'. The order in which elements are added doesn’t matter.</w:t>
+      </w:r>
+    </w:p>
+    <w:p>
+      <w:pPr>
+        <w:pStyle w:val="NoSpacing"/>
+      </w:pPr>
+      <w:r>
+        <w:rPr>
+          <w:b/>
+          <w:bCs/>
+          <w:highlight w:val="green"/>
+        </w:rPr>
+        <w:t>Method 2: Using the </w:t>
+      </w:r>
+      <w:proofErr w:type="gramStart"/>
+      <w:r>
+        <w:rPr>
+          <w:b/>
+          <w:bCs/>
+          <w:highlight w:val="green"/>
+        </w:rPr>
+        <w:t>set(</w:t>
+      </w:r>
+      <w:proofErr w:type="gramEnd"/>
+      <w:r>
+        <w:rPr>
+          <w:b/>
+          <w:bCs/>
+          <w:highlight w:val="green"/>
+        </w:rPr>
+        <w:t>) Constructor</w:t>
+      </w:r>
+      <w:r>
+        <w:br/>
+        <w:t xml:space="preserve">Alternatively, you can create a set using Python’s built-in </w:t>
+      </w:r>
+      <w:proofErr w:type="gramStart"/>
+      <w:r>
+        <w:t>set(</w:t>
+      </w:r>
+      <w:proofErr w:type="gramEnd"/>
+      <w:r>
+        <w:t xml:space="preserve">) function. You can pass a list, tuple, or any </w:t>
+      </w:r>
+      <w:proofErr w:type="spellStart"/>
+      <w:r>
+        <w:t>iterable</w:t>
+      </w:r>
+      <w:proofErr w:type="spellEnd"/>
+      <w:r>
+        <w:t xml:space="preserve"> to it. For example:</w:t>
+      </w:r>
+    </w:p>
+    <w:p>
+      <w:pPr>
+        <w:pStyle w:val="NoSpacing"/>
+      </w:pPr>
+      <w:r>
+        <w:rPr>
+          <w:highlight w:val="yellow"/>
+        </w:rPr>
+        <w:t xml:space="preserve">fruits = </w:t>
+      </w:r>
+      <w:proofErr w:type="gramStart"/>
+      <w:r>
+        <w:rPr>
+          <w:highlight w:val="yellow"/>
+        </w:rPr>
+        <w:t>set(</w:t>
+      </w:r>
+      <w:proofErr w:type="gramEnd"/>
+      <w:r>
+        <w:rPr>
+          <w:highlight w:val="yellow"/>
+        </w:rPr>
+        <w:t>['apple', 'banana', 'cherry'])</w:t>
+      </w:r>
+    </w:p>
+    <w:p>
+      <w:pPr>
+        <w:pStyle w:val="NoSpacing"/>
+      </w:pPr>
+      <w:r>
+        <w:t>This will give you the same </w:t>
+      </w:r>
+      <w:r>
+        <w:rPr>
+          <w:b/>
+          <w:bCs/>
+        </w:rPr>
+        <w:t>set</w:t>
+      </w:r>
+      <w:r>
+        <w:t> as before, but this method is particularly helpful when you want to convert other collections, like lists or tuples, into sets.</w:t>
+      </w:r>
+    </w:p>
+    <w:p>
+      <w:pPr>
+        <w:pStyle w:val="NoSpacing"/>
+      </w:pPr>
+    </w:p>
+    <w:p>
+      <w:pPr>
+        <w:pStyle w:val="NoSpacing"/>
+      </w:pPr>
+      <w:r>
+        <w:rPr>
+          <w:b/>
+          <w:bCs/>
+          <w:highlight w:val="green"/>
+        </w:rPr>
+        <w:t>Important Points to Remember</w:t>
+      </w:r>
+    </w:p>
+    <w:p>
+      <w:pPr>
+        <w:pStyle w:val="NoSpacing"/>
+        <w:numPr>
+          <w:ilvl w:val="0"/>
+          <w:numId w:val="75"/>
+        </w:numPr>
+      </w:pPr>
+      <w:r>
+        <w:rPr>
+          <w:b/>
+          <w:bCs/>
+        </w:rPr>
+        <w:t>Uniqueness:</w:t>
+      </w:r>
+      <w:r>
+        <w:t> A set automatically eliminates duplicate elements. If you try to add a duplicate item, Python will ignore it.</w:t>
+      </w:r>
+    </w:p>
+    <w:p>
+      <w:pPr>
+        <w:pStyle w:val="NoSpacing"/>
+        <w:numPr>
+          <w:ilvl w:val="0"/>
+          <w:numId w:val="75"/>
+        </w:numPr>
+        <w:rPr>
+          <w:highlight w:val="yellow"/>
+        </w:rPr>
+      </w:pPr>
+      <w:r>
+        <w:rPr>
+          <w:b/>
+          <w:bCs/>
+        </w:rPr>
+        <w:t>Unordered:</w:t>
+      </w:r>
+      <w:r>
+        <w:t xml:space="preserve"> The elements in a set are unordered. This means the set doesn’t guarantee the order in which items are stored. </w:t>
+      </w:r>
+      <w:r>
+        <w:rPr>
+          <w:highlight w:val="yellow"/>
+        </w:rPr>
+        <w:t>When you print or iterate over the set, the output may not appear in the order you added them.</w:t>
+      </w:r>
+    </w:p>
+    <w:p>
+      <w:pPr>
+        <w:pStyle w:val="NoSpacing"/>
+      </w:pPr>
+    </w:p>
+    <w:p>
+      <w:pPr>
+        <w:pStyle w:val="NoSpacing"/>
+        <w:rPr>
+          <w:b/>
+          <w:bCs/>
+          <w:sz w:val="44"/>
+          <w:szCs w:val="44"/>
+          <w:u w:val="single"/>
+        </w:rPr>
+      </w:pPr>
+      <w:r>
+        <w:rPr>
+          <w:b/>
+          <w:bCs/>
+          <w:sz w:val="44"/>
+          <w:szCs w:val="44"/>
+          <w:u w:val="single"/>
+        </w:rPr>
+        <w:t>Adding Elements (add)</w:t>
+      </w:r>
+    </w:p>
+    <w:p>
+      <w:pPr>
+        <w:pStyle w:val="NoSpacing"/>
+      </w:pPr>
+      <w:r>
+        <w:t>In this lesson, we will explore how to add elements to a set in Python using the add method. A set is a collection of unique items, meaning it cannot contain duplicate values. This makes sets particularly useful when you need to store a group of items without repeats.</w:t>
+      </w:r>
+    </w:p>
+    <w:p>
+      <w:pPr>
+        <w:pStyle w:val="NoSpacing"/>
+      </w:pPr>
+    </w:p>
+    <w:p>
+      <w:pPr>
+        <w:pStyle w:val="NoSpacing"/>
+      </w:pPr>
+      <w:r>
+        <w:rPr>
+          <w:b/>
+          <w:bCs/>
+        </w:rPr>
+        <w:t>Example: Adding an Element</w:t>
+      </w:r>
+      <w:r>
+        <w:br/>
+        <w:t>Let's say we have the following set:</w:t>
+      </w:r>
+    </w:p>
+    <w:p>
+      <w:pPr>
+        <w:pStyle w:val="NoSpacing"/>
+      </w:pPr>
+      <w:proofErr w:type="spellStart"/>
+      <w:r>
+        <w:t>my_set</w:t>
+      </w:r>
+      <w:proofErr w:type="spellEnd"/>
+      <w:r>
+        <w:t xml:space="preserve"> = {1, 2, 3}</w:t>
+      </w:r>
+    </w:p>
+    <w:p>
+      <w:pPr>
+        <w:pStyle w:val="NoSpacing"/>
+      </w:pPr>
+      <w:r>
+        <w:t>If we want to add the number 4, we do it like this:</w:t>
+      </w:r>
+    </w:p>
+    <w:p>
+      <w:pPr>
+        <w:pStyle w:val="NoSpacing"/>
+      </w:pPr>
+      <w:proofErr w:type="spellStart"/>
+      <w:proofErr w:type="gramStart"/>
+      <w:r>
+        <w:rPr>
+          <w:highlight w:val="yellow"/>
+        </w:rPr>
+        <w:t>my_set.add</w:t>
+      </w:r>
+      <w:proofErr w:type="spellEnd"/>
+      <w:r>
+        <w:rPr>
+          <w:highlight w:val="yellow"/>
+        </w:rPr>
+        <w:t>(</w:t>
+      </w:r>
+      <w:proofErr w:type="gramEnd"/>
+      <w:r>
+        <w:rPr>
+          <w:highlight w:val="yellow"/>
+        </w:rPr>
+        <w:t xml:space="preserve">4)   # </w:t>
+      </w:r>
+      <w:proofErr w:type="spellStart"/>
+      <w:r>
+        <w:rPr>
+          <w:highlight w:val="yellow"/>
+        </w:rPr>
+        <w:t>my_set</w:t>
+      </w:r>
+      <w:proofErr w:type="spellEnd"/>
+      <w:r>
+        <w:rPr>
+          <w:highlight w:val="yellow"/>
+        </w:rPr>
+        <w:t xml:space="preserve"> -&gt; {1, 2, 3, 4}</w:t>
+      </w:r>
+    </w:p>
+    <w:p>
+      <w:pPr>
+        <w:pStyle w:val="NoSpacing"/>
+      </w:pPr>
+    </w:p>
+    <w:p>
+      <w:pPr>
+        <w:pStyle w:val="NoSpacing"/>
+      </w:pPr>
+      <w:r>
+        <w:rPr>
+          <w:b/>
+          <w:bCs/>
+        </w:rPr>
+        <w:t>Handling Duplicates in Sets</w:t>
+      </w:r>
+      <w:r>
+        <w:br/>
+        <w:t>One of the key properties of sets is that they </w:t>
+      </w:r>
+      <w:r>
+        <w:rPr>
+          <w:b/>
+          <w:bCs/>
+          <w:highlight w:val="yellow"/>
+        </w:rPr>
+        <w:t>automatically ignore duplicates</w:t>
+      </w:r>
+      <w:r>
+        <w:t>. If you attempt to add an element that already exists in the set, Python will simply ignore the request, and the set remains unchanged.</w:t>
+      </w:r>
+    </w:p>
+    <w:p>
+      <w:pPr>
+        <w:pStyle w:val="NoSpacing"/>
+      </w:pPr>
+      <w:proofErr w:type="spellStart"/>
+      <w:proofErr w:type="gramStart"/>
+      <w:r>
+        <w:t>my_set.add</w:t>
+      </w:r>
+      <w:proofErr w:type="spellEnd"/>
+      <w:r>
+        <w:t>(</w:t>
+      </w:r>
+      <w:proofErr w:type="gramEnd"/>
+      <w:r>
+        <w:t xml:space="preserve">2)   # </w:t>
+      </w:r>
+      <w:proofErr w:type="spellStart"/>
+      <w:r>
+        <w:t>my_set</w:t>
+      </w:r>
+      <w:proofErr w:type="spellEnd"/>
+      <w:r>
+        <w:t xml:space="preserve"> -&gt; {1, 2, 3, 4}</w:t>
+      </w:r>
+    </w:p>
+    <w:p>
+      <w:pPr>
+        <w:pStyle w:val="NoSpacing"/>
+      </w:pPr>
+      <w:r>
+        <w:t>Since 2 is already present, </w:t>
+      </w:r>
+      <w:proofErr w:type="spellStart"/>
+      <w:r>
+        <w:t>my_set</w:t>
+      </w:r>
+      <w:proofErr w:type="spellEnd"/>
+      <w:r>
+        <w:t> will be the same.</w:t>
+      </w:r>
+    </w:p>
+    <w:p>
+      <w:pPr>
+        <w:pStyle w:val="NoSpacing"/>
+      </w:pPr>
+    </w:p>
+    <w:p>
+      <w:pPr>
+        <w:pStyle w:val="NoSpacing"/>
+        <w:rPr>
+          <w:b/>
+          <w:bCs/>
+          <w:sz w:val="44"/>
+          <w:szCs w:val="44"/>
+          <w:u w:val="single"/>
+        </w:rPr>
+      </w:pPr>
+      <w:r>
+        <w:rPr>
+          <w:b/>
+          <w:bCs/>
+          <w:sz w:val="44"/>
+          <w:szCs w:val="44"/>
+          <w:u w:val="single"/>
+        </w:rPr>
+        <w:t>Adding Elements (update)</w:t>
+      </w:r>
+    </w:p>
+    <w:p>
+      <w:pPr>
+        <w:pStyle w:val="NoSpacing"/>
+      </w:pPr>
+      <w:r>
+        <w:rPr>
+          <w:highlight w:val="yellow"/>
+        </w:rPr>
+        <w:t>The </w:t>
+      </w:r>
+      <w:proofErr w:type="gramStart"/>
+      <w:r>
+        <w:rPr>
+          <w:highlight w:val="yellow"/>
+        </w:rPr>
+        <w:t>update(</w:t>
+      </w:r>
+      <w:proofErr w:type="gramEnd"/>
+      <w:r>
+        <w:rPr>
+          <w:highlight w:val="yellow"/>
+        </w:rPr>
+        <w:t>) method allows you to add multiple elements to a set</w:t>
+      </w:r>
+      <w:r>
+        <w:t>. Instead of adding one element at a time, as you do with </w:t>
+      </w:r>
+      <w:proofErr w:type="gramStart"/>
+      <w:r>
+        <w:t>add(</w:t>
+      </w:r>
+      <w:proofErr w:type="gramEnd"/>
+      <w:r>
+        <w:t>), you can add several elements from a list, tuple, or another set in a single operation.</w:t>
+      </w:r>
+    </w:p>
+    <w:p>
+      <w:pPr>
+        <w:pStyle w:val="NoSpacing"/>
+        <w:rPr>
+          <w:b/>
+          <w:bCs/>
+        </w:rPr>
+      </w:pPr>
+    </w:p>
+    <w:p>
+      <w:pPr>
+        <w:pStyle w:val="NoSpacing"/>
+      </w:pPr>
+      <w:r>
+        <w:rPr>
+          <w:b/>
+          <w:bCs/>
+        </w:rPr>
+        <w:t>Syntax</w:t>
+      </w:r>
+      <w:r>
+        <w:br/>
+        <w:t>The syntax for using the </w:t>
+      </w:r>
+      <w:proofErr w:type="gramStart"/>
+      <w:r>
+        <w:t>update(</w:t>
+      </w:r>
+      <w:proofErr w:type="gramEnd"/>
+      <w:r>
+        <w:t>) method is:</w:t>
+      </w:r>
+    </w:p>
+    <w:p>
+      <w:pPr>
+        <w:pStyle w:val="NoSpacing"/>
+      </w:pPr>
+      <w:proofErr w:type="spellStart"/>
+      <w:r>
+        <w:rPr>
+          <w:highlight w:val="yellow"/>
+        </w:rPr>
+        <w:t>set_</w:t>
+      </w:r>
+      <w:proofErr w:type="gramStart"/>
+      <w:r>
+        <w:rPr>
+          <w:highlight w:val="yellow"/>
+        </w:rPr>
+        <w:t>name.update</w:t>
+      </w:r>
+      <w:proofErr w:type="spellEnd"/>
+      <w:proofErr w:type="gramEnd"/>
+      <w:r>
+        <w:rPr>
+          <w:highlight w:val="yellow"/>
+        </w:rPr>
+        <w:t>(</w:t>
+      </w:r>
+      <w:proofErr w:type="spellStart"/>
+      <w:r>
+        <w:rPr>
+          <w:highlight w:val="yellow"/>
+        </w:rPr>
+        <w:t>iterable</w:t>
+      </w:r>
+      <w:proofErr w:type="spellEnd"/>
+      <w:r>
+        <w:rPr>
+          <w:highlight w:val="yellow"/>
+        </w:rPr>
+        <w:t>)</w:t>
+      </w:r>
+    </w:p>
+    <w:p>
+      <w:pPr>
+        <w:pStyle w:val="NoSpacing"/>
+      </w:pPr>
+      <w:r>
+        <w:t>Here, </w:t>
+      </w:r>
+      <w:proofErr w:type="spellStart"/>
+      <w:r>
+        <w:t>set_name</w:t>
+      </w:r>
+      <w:proofErr w:type="spellEnd"/>
+      <w:r>
+        <w:t> is the set you want to add elements to, and </w:t>
+      </w:r>
+      <w:proofErr w:type="spellStart"/>
+      <w:r>
+        <w:t>iterable</w:t>
+      </w:r>
+      <w:proofErr w:type="spellEnd"/>
+      <w:r>
+        <w:t> can be a list, tuple, or another set containing the elements you want to add.</w:t>
+      </w:r>
+    </w:p>
+    <w:p>
+      <w:pPr>
+        <w:pStyle w:val="NoSpacing"/>
+      </w:pPr>
+    </w:p>
+    <w:p>
+      <w:pPr>
+        <w:pStyle w:val="NoSpacing"/>
+      </w:pPr>
+      <w:r>
+        <w:rPr>
+          <w:b/>
+          <w:bCs/>
+        </w:rPr>
+        <w:lastRenderedPageBreak/>
+        <w:t>Example</w:t>
+      </w:r>
+      <w:r>
+        <w:br/>
+        <w:t>Let's look at a simple example to illustrate how to use the </w:t>
+      </w:r>
+      <w:proofErr w:type="gramStart"/>
+      <w:r>
+        <w:t>update(</w:t>
+      </w:r>
+      <w:proofErr w:type="gramEnd"/>
+      <w:r>
+        <w:t>) method:</w:t>
+      </w:r>
+    </w:p>
+    <w:p>
+      <w:pPr>
+        <w:pStyle w:val="NoSpacing"/>
+      </w:pPr>
+      <w:r>
+        <w:t># Create an empty set</w:t>
+      </w:r>
+    </w:p>
+    <w:p>
+      <w:pPr>
+        <w:pStyle w:val="NoSpacing"/>
+      </w:pPr>
+      <w:proofErr w:type="spellStart"/>
+      <w:r>
+        <w:t>my_set</w:t>
+      </w:r>
+      <w:proofErr w:type="spellEnd"/>
+      <w:r>
+        <w:t xml:space="preserve"> = </w:t>
+      </w:r>
+      <w:proofErr w:type="gramStart"/>
+      <w:r>
+        <w:t>set(</w:t>
+      </w:r>
+      <w:proofErr w:type="gramEnd"/>
+      <w:r>
+        <w:t>)</w:t>
+      </w:r>
+    </w:p>
+    <w:p>
+      <w:pPr>
+        <w:pStyle w:val="NoSpacing"/>
+      </w:pPr>
+    </w:p>
+    <w:p>
+      <w:pPr>
+        <w:pStyle w:val="NoSpacing"/>
+      </w:pPr>
+      <w:r>
+        <w:t># Add elements to the set using update</w:t>
+      </w:r>
+    </w:p>
+    <w:p>
+      <w:pPr>
+        <w:pStyle w:val="NoSpacing"/>
+      </w:pPr>
+      <w:proofErr w:type="spellStart"/>
+      <w:r>
+        <w:rPr>
+          <w:highlight w:val="yellow"/>
+        </w:rPr>
+        <w:t>my_</w:t>
+      </w:r>
+      <w:proofErr w:type="gramStart"/>
+      <w:r>
+        <w:rPr>
+          <w:highlight w:val="yellow"/>
+        </w:rPr>
+        <w:t>set.update</w:t>
+      </w:r>
+      <w:proofErr w:type="spellEnd"/>
+      <w:proofErr w:type="gramEnd"/>
+      <w:r>
+        <w:rPr>
+          <w:highlight w:val="yellow"/>
+        </w:rPr>
+        <w:t>([1, 2, 3])</w:t>
+      </w:r>
+    </w:p>
+    <w:p>
+      <w:pPr>
+        <w:pStyle w:val="NoSpacing"/>
+      </w:pPr>
+      <w:r>
+        <w:t>print(</w:t>
+      </w:r>
+      <w:proofErr w:type="spellStart"/>
+      <w:r>
+        <w:t>my_</w:t>
+      </w:r>
+      <w:proofErr w:type="gramStart"/>
+      <w:r>
+        <w:t>set</w:t>
+      </w:r>
+      <w:proofErr w:type="spellEnd"/>
+      <w:r>
+        <w:t>)  #</w:t>
+      </w:r>
+      <w:proofErr w:type="gramEnd"/>
+      <w:r>
+        <w:t xml:space="preserve"> Output: {1, 2, 3}</w:t>
+      </w:r>
+    </w:p>
+    <w:p>
+      <w:pPr>
+        <w:pStyle w:val="NoSpacing"/>
+      </w:pPr>
+    </w:p>
+    <w:p>
+      <w:pPr>
+        <w:pStyle w:val="NoSpacing"/>
+      </w:pPr>
+      <w:r>
+        <w:t># Add more elements using a tuple</w:t>
+      </w:r>
+    </w:p>
+    <w:p>
+      <w:pPr>
+        <w:pStyle w:val="NoSpacing"/>
+      </w:pPr>
+      <w:proofErr w:type="spellStart"/>
+      <w:r>
+        <w:t>my_</w:t>
+      </w:r>
+      <w:proofErr w:type="gramStart"/>
+      <w:r>
+        <w:t>set.update</w:t>
+      </w:r>
+      <w:proofErr w:type="spellEnd"/>
+      <w:proofErr w:type="gramEnd"/>
+      <w:r>
+        <w:t>((4, 5))</w:t>
+      </w:r>
+    </w:p>
+    <w:p>
+      <w:pPr>
+        <w:pStyle w:val="NoSpacing"/>
+      </w:pPr>
+      <w:r>
+        <w:t>print(</w:t>
+      </w:r>
+      <w:proofErr w:type="spellStart"/>
+      <w:r>
+        <w:t>my_</w:t>
+      </w:r>
+      <w:proofErr w:type="gramStart"/>
+      <w:r>
+        <w:t>set</w:t>
+      </w:r>
+      <w:proofErr w:type="spellEnd"/>
+      <w:r>
+        <w:t>)  #</w:t>
+      </w:r>
+      <w:proofErr w:type="gramEnd"/>
+      <w:r>
+        <w:t xml:space="preserve"> Output: {1, 2, 3, 4, 5}</w:t>
+      </w:r>
+    </w:p>
+    <w:p>
+      <w:pPr>
+        <w:pStyle w:val="NoSpacing"/>
+      </w:pPr>
+    </w:p>
+    <w:p>
+      <w:pPr>
+        <w:pStyle w:val="NoSpacing"/>
+      </w:pPr>
+      <w:r>
+        <w:t># Add elements from another set</w:t>
+      </w:r>
+    </w:p>
+    <w:p>
+      <w:pPr>
+        <w:pStyle w:val="NoSpacing"/>
+      </w:pPr>
+      <w:proofErr w:type="spellStart"/>
+      <w:r>
+        <w:t>another_set</w:t>
+      </w:r>
+      <w:proofErr w:type="spellEnd"/>
+      <w:r>
+        <w:t xml:space="preserve"> = {6, 7}</w:t>
+      </w:r>
+    </w:p>
+    <w:p>
+      <w:pPr>
+        <w:pStyle w:val="NoSpacing"/>
+      </w:pPr>
+      <w:proofErr w:type="spellStart"/>
+      <w:r>
+        <w:rPr>
+          <w:highlight w:val="yellow"/>
+        </w:rPr>
+        <w:t>my_</w:t>
+      </w:r>
+      <w:proofErr w:type="gramStart"/>
+      <w:r>
+        <w:rPr>
+          <w:highlight w:val="yellow"/>
+        </w:rPr>
+        <w:t>set.update</w:t>
+      </w:r>
+      <w:proofErr w:type="spellEnd"/>
+      <w:proofErr w:type="gramEnd"/>
+      <w:r>
+        <w:rPr>
+          <w:highlight w:val="yellow"/>
+        </w:rPr>
+        <w:t>(</w:t>
+      </w:r>
+      <w:proofErr w:type="spellStart"/>
+      <w:r>
+        <w:rPr>
+          <w:highlight w:val="yellow"/>
+        </w:rPr>
+        <w:t>another_set</w:t>
+      </w:r>
+      <w:proofErr w:type="spellEnd"/>
+      <w:r>
+        <w:rPr>
+          <w:highlight w:val="yellow"/>
+        </w:rPr>
+        <w:t>)</w:t>
+      </w:r>
+    </w:p>
+    <w:p>
+      <w:pPr>
+        <w:pStyle w:val="NoSpacing"/>
+      </w:pPr>
+      <w:r>
+        <w:t>print(</w:t>
+      </w:r>
+      <w:proofErr w:type="spellStart"/>
+      <w:r>
+        <w:t>my_</w:t>
+      </w:r>
+      <w:proofErr w:type="gramStart"/>
+      <w:r>
+        <w:t>set</w:t>
+      </w:r>
+      <w:proofErr w:type="spellEnd"/>
+      <w:r>
+        <w:t>)  #</w:t>
+      </w:r>
+      <w:proofErr w:type="gramEnd"/>
+      <w:r>
+        <w:t xml:space="preserve"> Output: {1, 2, 3, 4, 5, 6, 7}</w:t>
+      </w:r>
+    </w:p>
+    <w:p>
+      <w:pPr>
+        <w:pStyle w:val="NoSpacing"/>
+      </w:pPr>
+      <w:r>
+        <w:t>In the example above, we first created an empty set called </w:t>
+      </w:r>
+      <w:proofErr w:type="spellStart"/>
+      <w:r>
+        <w:t>my_set</w:t>
+      </w:r>
+      <w:proofErr w:type="spellEnd"/>
+      <w:r>
+        <w:t>. We then used the </w:t>
+      </w:r>
+      <w:proofErr w:type="gramStart"/>
+      <w:r>
+        <w:t>update(</w:t>
+      </w:r>
+      <w:proofErr w:type="gramEnd"/>
+      <w:r>
+        <w:t>) method to add multiple elements from a list, tuple, and another set. As you can see, the method efficiently adds all specified elements into our set at once.</w:t>
+      </w:r>
+    </w:p>
+    <w:p>
+      <w:pPr>
+        <w:pStyle w:val="NoSpacing"/>
+      </w:pPr>
+    </w:p>
+    <w:p>
+      <w:pPr>
+        <w:pStyle w:val="NoSpacing"/>
+      </w:pPr>
+    </w:p>
+    <w:p>
+      <w:pPr>
+        <w:pStyle w:val="NoSpacing"/>
+        <w:rPr>
+          <w:b/>
+          <w:bCs/>
+          <w:sz w:val="44"/>
+          <w:szCs w:val="44"/>
+          <w:u w:val="single"/>
+        </w:rPr>
+      </w:pPr>
+      <w:r>
+        <w:rPr>
+          <w:b/>
+          <w:bCs/>
+          <w:sz w:val="44"/>
+          <w:szCs w:val="44"/>
+          <w:u w:val="single"/>
+        </w:rPr>
+        <w:t>Removing Elements (remove)</w:t>
+      </w:r>
+    </w:p>
+    <w:p>
+      <w:pPr>
+        <w:pStyle w:val="NoSpacing"/>
+      </w:pPr>
+      <w:r>
+        <w:t xml:space="preserve">In this lesson, we’ll explore the remove method, which allows us to delete specific elements from a set in Python. The remove method is used to delete a specific element from a set. However, if the specified element is not present, Python raises a </w:t>
+      </w:r>
+      <w:proofErr w:type="spellStart"/>
+      <w:r>
+        <w:t>KeyError</w:t>
+      </w:r>
+      <w:proofErr w:type="spellEnd"/>
+      <w:r>
+        <w:t>.</w:t>
+      </w:r>
+    </w:p>
+    <w:p>
+      <w:pPr>
+        <w:pStyle w:val="NoSpacing"/>
+      </w:pPr>
+    </w:p>
+    <w:p>
+      <w:pPr>
+        <w:pStyle w:val="NoSpacing"/>
+      </w:pPr>
+      <w:r>
+        <w:rPr>
+          <w:b/>
+          <w:bCs/>
+        </w:rPr>
+        <w:t>How to Use remove</w:t>
+      </w:r>
+    </w:p>
+    <w:p>
+      <w:pPr>
+        <w:pStyle w:val="NoSpacing"/>
+      </w:pPr>
+      <w:proofErr w:type="spellStart"/>
+      <w:r>
+        <w:t>my_set</w:t>
+      </w:r>
+      <w:proofErr w:type="spellEnd"/>
+      <w:r>
+        <w:t xml:space="preserve"> = {1, 2, 3, 4}</w:t>
+      </w:r>
+    </w:p>
+    <w:p>
+      <w:pPr>
+        <w:pStyle w:val="NoSpacing"/>
+      </w:pPr>
+      <w:proofErr w:type="spellStart"/>
+      <w:r>
+        <w:rPr>
+          <w:highlight w:val="yellow"/>
+        </w:rPr>
+        <w:t>my_</w:t>
+      </w:r>
+      <w:proofErr w:type="gramStart"/>
+      <w:r>
+        <w:rPr>
+          <w:highlight w:val="yellow"/>
+        </w:rPr>
+        <w:t>set.remove</w:t>
+      </w:r>
+      <w:proofErr w:type="spellEnd"/>
+      <w:proofErr w:type="gramEnd"/>
+      <w:r>
+        <w:rPr>
+          <w:highlight w:val="yellow"/>
+        </w:rPr>
+        <w:t>(2)</w:t>
+      </w:r>
+      <w:r>
+        <w:t xml:space="preserve"> # Call the remove method on the set and pass the element you want to delete</w:t>
+      </w:r>
+    </w:p>
+    <w:p>
+      <w:pPr>
+        <w:pStyle w:val="NoSpacing"/>
+      </w:pPr>
+      <w:r>
+        <w:t>After this operation, </w:t>
+      </w:r>
+      <w:proofErr w:type="spellStart"/>
+      <w:r>
+        <w:t>my_set</w:t>
+      </w:r>
+      <w:proofErr w:type="spellEnd"/>
+      <w:r>
+        <w:t> will now contain:</w:t>
+      </w:r>
+    </w:p>
+    <w:p>
+      <w:pPr>
+        <w:pStyle w:val="NoSpacing"/>
+      </w:pPr>
+      <w:r>
+        <w:t>{1, 3, 4}</w:t>
+      </w:r>
+    </w:p>
+    <w:p>
+      <w:pPr>
+        <w:pStyle w:val="NoSpacing"/>
+      </w:pPr>
+      <w:proofErr w:type="spellStart"/>
+      <w:r>
+        <w:rPr>
+          <w:b/>
+          <w:bCs/>
+        </w:rPr>
+        <w:t>KeyError</w:t>
+      </w:r>
+      <w:proofErr w:type="spellEnd"/>
+      <w:r>
+        <w:rPr>
+          <w:b/>
+          <w:bCs/>
+        </w:rPr>
+        <w:t xml:space="preserve"> Situation</w:t>
+      </w:r>
+      <w:r>
+        <w:br/>
+        <w:t>If you attempt to remove an element that does </w:t>
+      </w:r>
+      <w:r>
+        <w:rPr>
+          <w:b/>
+          <w:bCs/>
+        </w:rPr>
+        <w:t>not exist</w:t>
+      </w:r>
+      <w:r>
+        <w:t> in the set, Python will throw an error:</w:t>
+      </w:r>
+    </w:p>
+    <w:p>
+      <w:pPr>
+        <w:pStyle w:val="NoSpacing"/>
+      </w:pPr>
+      <w:proofErr w:type="spellStart"/>
+      <w:r>
+        <w:rPr>
+          <w:highlight w:val="yellow"/>
+        </w:rPr>
+        <w:t>my_</w:t>
+      </w:r>
+      <w:proofErr w:type="gramStart"/>
+      <w:r>
+        <w:rPr>
+          <w:highlight w:val="yellow"/>
+        </w:rPr>
+        <w:t>set.remove</w:t>
+      </w:r>
+      <w:proofErr w:type="spellEnd"/>
+      <w:proofErr w:type="gramEnd"/>
+      <w:r>
+        <w:rPr>
+          <w:highlight w:val="yellow"/>
+        </w:rPr>
+        <w:t>(5</w:t>
+      </w:r>
+      <w:proofErr w:type="gramStart"/>
+      <w:r>
+        <w:rPr>
+          <w:highlight w:val="yellow"/>
+        </w:rPr>
+        <w:t>)  #</w:t>
+      </w:r>
+      <w:proofErr w:type="gramEnd"/>
+      <w:r>
+        <w:rPr>
+          <w:highlight w:val="yellow"/>
+        </w:rPr>
+        <w:t xml:space="preserve"> Raises </w:t>
+      </w:r>
+      <w:proofErr w:type="spellStart"/>
+      <w:r>
+        <w:rPr>
+          <w:highlight w:val="yellow"/>
+        </w:rPr>
+        <w:t>KeyError</w:t>
+      </w:r>
+      <w:proofErr w:type="spellEnd"/>
+      <w:r>
+        <w:rPr>
+          <w:highlight w:val="yellow"/>
+        </w:rPr>
+        <w:t>: 5 not found in the set</w:t>
+      </w:r>
+    </w:p>
+    <w:p>
+      <w:pPr>
+        <w:pStyle w:val="NoSpacing"/>
+      </w:pPr>
+      <w:r>
+        <w:t>The remove method is useful when you are certain that the element exists in the set and you want to eliminate it without needing to check for its existence. This is different from another method we'll cover later, discard, which won't raise an error if the element is not found.</w:t>
+      </w:r>
+    </w:p>
+    <w:p>
+      <w:pPr>
+        <w:pStyle w:val="NoSpacing"/>
+      </w:pPr>
+    </w:p>
+    <w:p>
+      <w:pPr>
+        <w:pStyle w:val="NoSpacing"/>
+        <w:rPr>
+          <w:b/>
+          <w:bCs/>
+        </w:rPr>
+      </w:pPr>
+    </w:p>
+    <w:p>
+      <w:pPr>
+        <w:pStyle w:val="NoSpacing"/>
+        <w:rPr>
+          <w:b/>
+          <w:bCs/>
+        </w:rPr>
+      </w:pPr>
+    </w:p>
+    <w:p>
+      <w:pPr>
+        <w:pStyle w:val="NoSpacing"/>
+        <w:rPr>
+          <w:b/>
+          <w:bCs/>
+        </w:rPr>
+      </w:pPr>
+    </w:p>
+    <w:p>
+      <w:pPr>
+        <w:pStyle w:val="NoSpacing"/>
+        <w:rPr>
+          <w:b/>
+          <w:bCs/>
+        </w:rPr>
+      </w:pPr>
+    </w:p>
+    <w:p>
+      <w:pPr>
+        <w:pStyle w:val="NoSpacing"/>
+        <w:rPr>
+          <w:b/>
+          <w:bCs/>
+          <w:sz w:val="44"/>
+          <w:szCs w:val="44"/>
+          <w:u w:val="single"/>
+        </w:rPr>
+      </w:pPr>
+      <w:r>
+        <w:rPr>
+          <w:b/>
+          <w:bCs/>
+          <w:sz w:val="44"/>
+          <w:szCs w:val="44"/>
+          <w:u w:val="single"/>
+        </w:rPr>
+        <w:lastRenderedPageBreak/>
+        <w:t>Removing Elements (discard)</w:t>
+      </w:r>
+    </w:p>
+    <w:p>
+      <w:pPr>
+        <w:pStyle w:val="NoSpacing"/>
+      </w:pPr>
+      <w:r>
+        <w:t xml:space="preserve">In this lesson, we will explore the discard method in Python, which allows us to remove elements from a set safely. The key advantage of discard is that </w:t>
+      </w:r>
+      <w:r>
+        <w:rPr>
+          <w:highlight w:val="yellow"/>
+        </w:rPr>
+        <w:t>it does not raise an error if the element is missing</w:t>
+      </w:r>
+      <w:r>
+        <w:t>, making it a safer option in scenarios where you are unsure whether the item is present in the set.</w:t>
+      </w:r>
+    </w:p>
+    <w:p>
+      <w:pPr>
+        <w:pStyle w:val="NoSpacing"/>
+      </w:pPr>
+    </w:p>
+    <w:p>
+      <w:pPr>
+        <w:pStyle w:val="NoSpacing"/>
+      </w:pPr>
+      <w:r>
+        <w:rPr>
+          <w:b/>
+          <w:bCs/>
+        </w:rPr>
+        <w:t>Here’s how the discard method works in practice:</w:t>
+      </w:r>
+    </w:p>
+    <w:p>
+      <w:pPr>
+        <w:pStyle w:val="NoSpacing"/>
+      </w:pPr>
+      <w:proofErr w:type="spellStart"/>
+      <w:r>
+        <w:t>my_set</w:t>
+      </w:r>
+      <w:proofErr w:type="spellEnd"/>
+      <w:r>
+        <w:t xml:space="preserve"> = {1, 2, 3}</w:t>
+      </w:r>
+    </w:p>
+    <w:p>
+      <w:pPr>
+        <w:pStyle w:val="NoSpacing"/>
+      </w:pPr>
+    </w:p>
+    <w:p>
+      <w:pPr>
+        <w:pStyle w:val="NoSpacing"/>
+      </w:pPr>
+      <w:r>
+        <w:t># Using discard to remove an existing element</w:t>
+      </w:r>
+    </w:p>
+    <w:p>
+      <w:pPr>
+        <w:pStyle w:val="NoSpacing"/>
+      </w:pPr>
+      <w:proofErr w:type="spellStart"/>
+      <w:r>
+        <w:rPr>
+          <w:highlight w:val="yellow"/>
+        </w:rPr>
+        <w:t>my_</w:t>
+      </w:r>
+      <w:proofErr w:type="gramStart"/>
+      <w:r>
+        <w:rPr>
+          <w:highlight w:val="yellow"/>
+        </w:rPr>
+        <w:t>set.discard</w:t>
+      </w:r>
+      <w:proofErr w:type="spellEnd"/>
+      <w:proofErr w:type="gramEnd"/>
+      <w:r>
+        <w:rPr>
+          <w:highlight w:val="yellow"/>
+        </w:rPr>
+        <w:t>(2)</w:t>
+      </w:r>
+      <w:r>
+        <w:t xml:space="preserve">  </w:t>
+      </w:r>
+    </w:p>
+    <w:p>
+      <w:pPr>
+        <w:pStyle w:val="NoSpacing"/>
+      </w:pPr>
+      <w:r>
+        <w:t>print(</w:t>
+      </w:r>
+      <w:proofErr w:type="spellStart"/>
+      <w:r>
+        <w:t>my_</w:t>
+      </w:r>
+      <w:proofErr w:type="gramStart"/>
+      <w:r>
+        <w:t>set</w:t>
+      </w:r>
+      <w:proofErr w:type="spellEnd"/>
+      <w:r>
+        <w:t>)  #</w:t>
+      </w:r>
+      <w:proofErr w:type="gramEnd"/>
+      <w:r>
+        <w:t xml:space="preserve"> Output: {1, 3}</w:t>
+      </w:r>
+    </w:p>
+    <w:p>
+      <w:pPr>
+        <w:pStyle w:val="NoSpacing"/>
+      </w:pPr>
+    </w:p>
+    <w:p>
+      <w:pPr>
+        <w:pStyle w:val="NoSpacing"/>
+      </w:pPr>
+      <w:r>
+        <w:t># Using discard to remove a non-existing element</w:t>
+      </w:r>
+    </w:p>
+    <w:p>
+      <w:pPr>
+        <w:pStyle w:val="NoSpacing"/>
+      </w:pPr>
+      <w:proofErr w:type="spellStart"/>
+      <w:r>
+        <w:t>my_</w:t>
+      </w:r>
+      <w:proofErr w:type="gramStart"/>
+      <w:r>
+        <w:t>set.discard</w:t>
+      </w:r>
+      <w:proofErr w:type="spellEnd"/>
+      <w:proofErr w:type="gramEnd"/>
+      <w:r>
+        <w:t xml:space="preserve">(4)  </w:t>
+      </w:r>
+    </w:p>
+    <w:p>
+      <w:pPr>
+        <w:pStyle w:val="NoSpacing"/>
+      </w:pPr>
+      <w:r>
+        <w:t>print(</w:t>
+      </w:r>
+      <w:proofErr w:type="spellStart"/>
+      <w:r>
+        <w:t>my_</w:t>
+      </w:r>
+      <w:proofErr w:type="gramStart"/>
+      <w:r>
+        <w:t>set</w:t>
+      </w:r>
+      <w:proofErr w:type="spellEnd"/>
+      <w:r>
+        <w:t>)  #</w:t>
+      </w:r>
+      <w:proofErr w:type="gramEnd"/>
+      <w:r>
+        <w:t xml:space="preserve"> Output: {1, 3} – The set remains unchanged</w:t>
+      </w:r>
+    </w:p>
+    <w:p>
+      <w:pPr>
+        <w:pStyle w:val="NoSpacing"/>
+      </w:pPr>
+      <w:r>
+        <w:t>The discard method removes an element from a set if it exists; otherwise, it does nothing.</w:t>
+      </w:r>
+    </w:p>
+    <w:p>
+      <w:pPr>
+        <w:pStyle w:val="NoSpacing"/>
+        <w:numPr>
+          <w:ilvl w:val="0"/>
+          <w:numId w:val="76"/>
+        </w:numPr>
+      </w:pPr>
+      <w:r>
+        <w:t>Removing an existing element: </w:t>
+      </w:r>
+      <w:proofErr w:type="spellStart"/>
+      <w:r>
+        <w:t>my_</w:t>
+      </w:r>
+      <w:proofErr w:type="gramStart"/>
+      <w:r>
+        <w:t>set.discard</w:t>
+      </w:r>
+      <w:proofErr w:type="spellEnd"/>
+      <w:proofErr w:type="gramEnd"/>
+      <w:r>
+        <w:t>(2) removes 2.</w:t>
+      </w:r>
+    </w:p>
+    <w:p>
+      <w:pPr>
+        <w:pStyle w:val="NoSpacing"/>
+        <w:numPr>
+          <w:ilvl w:val="0"/>
+          <w:numId w:val="76"/>
+        </w:numPr>
+      </w:pPr>
+      <w:r>
+        <w:t>Removing a non-existing element: </w:t>
+      </w:r>
+      <w:proofErr w:type="spellStart"/>
+      <w:r>
+        <w:t>my_</w:t>
+      </w:r>
+      <w:proofErr w:type="gramStart"/>
+      <w:r>
+        <w:t>set.discard</w:t>
+      </w:r>
+      <w:proofErr w:type="spellEnd"/>
+      <w:proofErr w:type="gramEnd"/>
+      <w:r>
+        <w:t>(4) has no effect, and the set remains unchanged.</w:t>
+      </w:r>
+    </w:p>
+    <w:p>
+      <w:pPr>
+        <w:pStyle w:val="NoSpacing"/>
+      </w:pPr>
+    </w:p>
+    <w:p>
+      <w:pPr>
+        <w:pStyle w:val="NoSpacing"/>
+        <w:rPr>
+          <w:b/>
+          <w:bCs/>
+          <w:sz w:val="44"/>
+          <w:szCs w:val="44"/>
+          <w:u w:val="single"/>
+        </w:rPr>
+      </w:pPr>
+      <w:r>
+        <w:rPr>
+          <w:b/>
+          <w:bCs/>
+          <w:sz w:val="44"/>
+          <w:szCs w:val="44"/>
+          <w:u w:val="single"/>
+        </w:rPr>
+        <w:t>Pop Operation</w:t>
+      </w:r>
+    </w:p>
+    <w:p>
+      <w:pPr>
+        <w:pStyle w:val="NoSpacing"/>
+      </w:pPr>
+      <w:r>
+        <w:t xml:space="preserve">In this lesson, we’ll explore the pop operation in Python and how it works with sets. </w:t>
+      </w:r>
+      <w:r>
+        <w:rPr>
+          <w:highlight w:val="yellow"/>
+        </w:rPr>
+        <w:t>The </w:t>
+      </w:r>
+      <w:proofErr w:type="gramStart"/>
+      <w:r>
+        <w:rPr>
+          <w:highlight w:val="yellow"/>
+        </w:rPr>
+        <w:t>pop(</w:t>
+      </w:r>
+      <w:proofErr w:type="gramEnd"/>
+      <w:r>
+        <w:rPr>
+          <w:highlight w:val="yellow"/>
+        </w:rPr>
+        <w:t>) method removes and returns an arbitrary element from the set.</w:t>
+      </w:r>
+      <w:r>
+        <w:t xml:space="preserve"> Unlike </w:t>
+      </w:r>
+      <w:proofErr w:type="gramStart"/>
+      <w:r>
+        <w:t>remove(</w:t>
+      </w:r>
+      <w:proofErr w:type="gramEnd"/>
+      <w:r>
+        <w:t>) or </w:t>
+      </w:r>
+      <w:proofErr w:type="gramStart"/>
+      <w:r>
+        <w:t>discard(</w:t>
+      </w:r>
+      <w:proofErr w:type="gramEnd"/>
+      <w:r>
+        <w:t>), where you specify which element to delete, </w:t>
+      </w:r>
+      <w:proofErr w:type="gramStart"/>
+      <w:r>
+        <w:rPr>
+          <w:highlight w:val="yellow"/>
+        </w:rPr>
+        <w:t>pop(</w:t>
+      </w:r>
+      <w:proofErr w:type="gramEnd"/>
+      <w:r>
+        <w:rPr>
+          <w:highlight w:val="yellow"/>
+        </w:rPr>
+        <w:t>) does not allow you to choose—the element removed is selected randomly by Python.</w:t>
+      </w:r>
+    </w:p>
+    <w:p>
+      <w:pPr>
+        <w:pStyle w:val="NoSpacing"/>
+      </w:pPr>
+    </w:p>
+    <w:p>
+      <w:pPr>
+        <w:pStyle w:val="NoSpacing"/>
+      </w:pPr>
+      <w:r>
+        <w:rPr>
+          <w:b/>
+          <w:bCs/>
+        </w:rPr>
+        <w:t>Here’s how the pop method works in practice:</w:t>
+      </w:r>
+    </w:p>
+    <w:p>
+      <w:pPr>
+        <w:pStyle w:val="NoSpacing"/>
+      </w:pPr>
+      <w:proofErr w:type="spellStart"/>
+      <w:r>
+        <w:t>my_set</w:t>
+      </w:r>
+      <w:proofErr w:type="spellEnd"/>
+      <w:r>
+        <w:t xml:space="preserve"> = {1, 2, 3}</w:t>
+      </w:r>
+    </w:p>
+    <w:p>
+      <w:pPr>
+        <w:pStyle w:val="NoSpacing"/>
+      </w:pPr>
+      <w:proofErr w:type="spellStart"/>
+      <w:r>
+        <w:rPr>
+          <w:highlight w:val="yellow"/>
+        </w:rPr>
+        <w:t>removed_element</w:t>
+      </w:r>
+      <w:proofErr w:type="spellEnd"/>
+      <w:r>
+        <w:rPr>
+          <w:highlight w:val="yellow"/>
+        </w:rPr>
+        <w:t xml:space="preserve"> = </w:t>
+      </w:r>
+      <w:proofErr w:type="spellStart"/>
+      <w:proofErr w:type="gramStart"/>
+      <w:r>
+        <w:rPr>
+          <w:highlight w:val="yellow"/>
+        </w:rPr>
+        <w:t>my_set.pop</w:t>
+      </w:r>
+      <w:proofErr w:type="spellEnd"/>
+      <w:r>
+        <w:rPr>
+          <w:highlight w:val="yellow"/>
+        </w:rPr>
+        <w:t>(</w:t>
+      </w:r>
+      <w:proofErr w:type="gramEnd"/>
+      <w:r>
+        <w:rPr>
+          <w:highlight w:val="yellow"/>
+        </w:rPr>
+        <w:t>)</w:t>
+      </w:r>
+    </w:p>
+    <w:p>
+      <w:pPr>
+        <w:pStyle w:val="NoSpacing"/>
+      </w:pPr>
+    </w:p>
+    <w:p>
+      <w:pPr>
+        <w:pStyle w:val="NoSpacing"/>
+      </w:pPr>
+      <w:r>
+        <w:rPr>
+          <w:highlight w:val="yellow"/>
+        </w:rPr>
+        <w:t>print(</w:t>
+      </w:r>
+      <w:proofErr w:type="spellStart"/>
+      <w:r>
+        <w:rPr>
+          <w:highlight w:val="yellow"/>
+        </w:rPr>
+        <w:t>removed_</w:t>
+      </w:r>
+      <w:proofErr w:type="gramStart"/>
+      <w:r>
+        <w:rPr>
+          <w:highlight w:val="yellow"/>
+        </w:rPr>
+        <w:t>element</w:t>
+      </w:r>
+      <w:proofErr w:type="spellEnd"/>
+      <w:r>
+        <w:rPr>
+          <w:highlight w:val="yellow"/>
+        </w:rPr>
+        <w:t>)  #</w:t>
+      </w:r>
+      <w:proofErr w:type="gramEnd"/>
+      <w:r>
+        <w:rPr>
+          <w:highlight w:val="yellow"/>
+        </w:rPr>
+        <w:t xml:space="preserve"> This prints a randomly removed element (1, 2, or 3)</w:t>
+      </w:r>
+    </w:p>
+    <w:p>
+      <w:pPr>
+        <w:pStyle w:val="NoSpacing"/>
+      </w:pPr>
+      <w:r>
+        <w:t>print(</w:t>
+      </w:r>
+      <w:proofErr w:type="spellStart"/>
+      <w:r>
+        <w:t>my_</w:t>
+      </w:r>
+      <w:proofErr w:type="gramStart"/>
+      <w:r>
+        <w:t>set</w:t>
+      </w:r>
+      <w:proofErr w:type="spellEnd"/>
+      <w:r>
+        <w:t xml:space="preserve">)   </w:t>
+      </w:r>
+      <w:proofErr w:type="gramEnd"/>
+      <w:r>
+        <w:t xml:space="preserve">        # The remaining set after removal</w:t>
+      </w:r>
+    </w:p>
+    <w:p>
+      <w:pPr>
+        <w:pStyle w:val="NoSpacing"/>
+      </w:pPr>
+      <w:r>
+        <w:t>Since sets in Python are unordered, there's no guarantee about which element will be removed.</w:t>
+      </w:r>
+    </w:p>
+    <w:p>
+      <w:pPr>
+        <w:pStyle w:val="NoSpacing"/>
+      </w:pPr>
+    </w:p>
+    <w:p>
+      <w:pPr>
+        <w:pStyle w:val="NoSpacing"/>
+      </w:pPr>
+      <w:r>
+        <w:rPr>
+          <w:b/>
+          <w:bCs/>
+        </w:rPr>
+        <w:t>Important Considerations</w:t>
+      </w:r>
+      <w:r>
+        <w:br/>
+        <w:t>If the set is empty, calling </w:t>
+      </w:r>
+      <w:proofErr w:type="gramStart"/>
+      <w:r>
+        <w:t>pop(</w:t>
+      </w:r>
+      <w:proofErr w:type="gramEnd"/>
+      <w:r>
+        <w:t xml:space="preserve">) will raise a </w:t>
+      </w:r>
+      <w:proofErr w:type="spellStart"/>
+      <w:r>
+        <w:t>KeyError</w:t>
+      </w:r>
+      <w:proofErr w:type="spellEnd"/>
+      <w:r>
+        <w:t>:</w:t>
+      </w:r>
+    </w:p>
+    <w:p>
+      <w:pPr>
+        <w:pStyle w:val="NoSpacing"/>
+      </w:pPr>
+      <w:proofErr w:type="spellStart"/>
+      <w:r>
+        <w:t>empty_set</w:t>
+      </w:r>
+      <w:proofErr w:type="spellEnd"/>
+      <w:r>
+        <w:t xml:space="preserve"> = </w:t>
+      </w:r>
+      <w:proofErr w:type="gramStart"/>
+      <w:r>
+        <w:t>set(</w:t>
+      </w:r>
+      <w:proofErr w:type="gramEnd"/>
+      <w:r>
+        <w:t>)</w:t>
+      </w:r>
+    </w:p>
+    <w:p>
+      <w:pPr>
+        <w:pStyle w:val="NoSpacing"/>
+      </w:pPr>
+      <w:proofErr w:type="spellStart"/>
+      <w:proofErr w:type="gramStart"/>
+      <w:r>
+        <w:rPr>
+          <w:highlight w:val="yellow"/>
+        </w:rPr>
+        <w:t>empty_set.pop</w:t>
+      </w:r>
+      <w:proofErr w:type="spellEnd"/>
+      <w:r>
+        <w:rPr>
+          <w:highlight w:val="yellow"/>
+        </w:rPr>
+        <w:t>()  #</w:t>
+      </w:r>
+      <w:proofErr w:type="gramEnd"/>
+      <w:r>
+        <w:rPr>
+          <w:highlight w:val="yellow"/>
+        </w:rPr>
+        <w:t xml:space="preserve"> Raises </w:t>
+      </w:r>
+      <w:proofErr w:type="spellStart"/>
+      <w:r>
+        <w:rPr>
+          <w:highlight w:val="yellow"/>
+        </w:rPr>
+        <w:t>KeyError</w:t>
+      </w:r>
+      <w:proofErr w:type="spellEnd"/>
+      <w:r>
+        <w:rPr>
+          <w:highlight w:val="yellow"/>
+        </w:rPr>
+        <w:t>: 'pop from an empty set'</w:t>
+      </w:r>
+    </w:p>
+    <w:p>
+      <w:pPr>
+        <w:pStyle w:val="NoSpacing"/>
+      </w:pPr>
+      <w:r>
+        <w:t xml:space="preserve">To avoid errors, always check if a set is non-empty before calling </w:t>
+      </w:r>
+      <w:proofErr w:type="gramStart"/>
+      <w:r>
+        <w:t>pop(</w:t>
+      </w:r>
+      <w:proofErr w:type="gramEnd"/>
+      <w:r>
+        <w:t>):</w:t>
+      </w:r>
+    </w:p>
+    <w:p>
+      <w:pPr>
+        <w:pStyle w:val="NoSpacing"/>
+      </w:pPr>
+      <w:r>
+        <w:t xml:space="preserve">if </w:t>
+      </w:r>
+      <w:proofErr w:type="spellStart"/>
+      <w:r>
+        <w:t>my_set</w:t>
+      </w:r>
+      <w:proofErr w:type="spellEnd"/>
+      <w:r>
+        <w:t>:</w:t>
+      </w:r>
+    </w:p>
+    <w:p>
+      <w:pPr>
+        <w:pStyle w:val="NoSpacing"/>
+      </w:pPr>
+      <w:r>
+        <w:t xml:space="preserve">    </w:t>
+      </w:r>
+      <w:proofErr w:type="spellStart"/>
+      <w:r>
+        <w:t>removed_element</w:t>
+      </w:r>
+      <w:proofErr w:type="spellEnd"/>
+      <w:r>
+        <w:t xml:space="preserve"> = </w:t>
+      </w:r>
+      <w:proofErr w:type="spellStart"/>
+      <w:proofErr w:type="gramStart"/>
+      <w:r>
+        <w:t>my_set.pop</w:t>
+      </w:r>
+      <w:proofErr w:type="spellEnd"/>
+      <w:r>
+        <w:t>(</w:t>
+      </w:r>
+      <w:proofErr w:type="gramEnd"/>
+      <w:r>
+        <w:t>)</w:t>
+      </w:r>
+    </w:p>
+    <w:p>
+      <w:pPr>
+        <w:pStyle w:val="NoSpacing"/>
+      </w:pPr>
+    </w:p>
+    <w:p>
+      <w:pPr>
+        <w:pStyle w:val="NoSpacing"/>
+      </w:pPr>
+    </w:p>
+    <w:p>
+      <w:pPr>
+        <w:pStyle w:val="NoSpacing"/>
+        <w:rPr>
+          <w:b/>
+          <w:bCs/>
+          <w:sz w:val="44"/>
+          <w:szCs w:val="44"/>
+          <w:u w:val="single"/>
+        </w:rPr>
+      </w:pPr>
+      <w:r>
+        <w:rPr>
+          <w:b/>
+          <w:bCs/>
+          <w:sz w:val="44"/>
+          <w:szCs w:val="44"/>
+          <w:u w:val="single"/>
+        </w:rPr>
+        <w:lastRenderedPageBreak/>
+        <w:t>Clear Operation</w:t>
+      </w:r>
+    </w:p>
+    <w:p>
+      <w:pPr>
+        <w:pStyle w:val="NoSpacing"/>
+      </w:pPr>
+      <w:r>
+        <w:t>In this lesson, we will explore the </w:t>
+      </w:r>
+      <w:r>
+        <w:rPr>
+          <w:b/>
+          <w:bCs/>
+        </w:rPr>
+        <w:t>Clear Operation</w:t>
+      </w:r>
+      <w:r>
+        <w:t xml:space="preserve"> in Python sets. </w:t>
+      </w:r>
+      <w:r>
+        <w:rPr>
+          <w:highlight w:val="yellow"/>
+        </w:rPr>
+        <w:t>The </w:t>
+      </w:r>
+      <w:proofErr w:type="gramStart"/>
+      <w:r>
+        <w:rPr>
+          <w:highlight w:val="yellow"/>
+        </w:rPr>
+        <w:t>clear(</w:t>
+      </w:r>
+      <w:proofErr w:type="gramEnd"/>
+      <w:r>
+        <w:rPr>
+          <w:highlight w:val="yellow"/>
+        </w:rPr>
+        <w:t>) method removes all elements from the set but does not delete the set itself.</w:t>
+      </w:r>
+    </w:p>
+    <w:p>
+      <w:pPr>
+        <w:pStyle w:val="NoSpacing"/>
+      </w:pPr>
+    </w:p>
+    <w:p>
+      <w:pPr>
+        <w:pStyle w:val="NoSpacing"/>
+      </w:pPr>
+      <w:r>
+        <w:rPr>
+          <w:b/>
+          <w:bCs/>
+        </w:rPr>
+        <w:t>Here’s how the clear method works in practice:</w:t>
+      </w:r>
+    </w:p>
+    <w:p>
+      <w:pPr>
+        <w:pStyle w:val="NoSpacing"/>
+      </w:pPr>
+      <w:proofErr w:type="spellStart"/>
+      <w:r>
+        <w:t>my_set</w:t>
+      </w:r>
+      <w:proofErr w:type="spellEnd"/>
+      <w:r>
+        <w:t xml:space="preserve"> = {1, 2, 3}</w:t>
+      </w:r>
+    </w:p>
+    <w:p>
+      <w:pPr>
+        <w:pStyle w:val="NoSpacing"/>
+      </w:pPr>
+      <w:proofErr w:type="gramStart"/>
+      <w:r>
+        <w:t>print(</w:t>
+      </w:r>
+      <w:proofErr w:type="gramEnd"/>
+      <w:r>
+        <w:t xml:space="preserve">"Before clear:", </w:t>
+      </w:r>
+      <w:proofErr w:type="spellStart"/>
+      <w:r>
+        <w:t>my_</w:t>
+      </w:r>
+      <w:proofErr w:type="gramStart"/>
+      <w:r>
+        <w:t>set</w:t>
+      </w:r>
+      <w:proofErr w:type="spellEnd"/>
+      <w:r>
+        <w:t>)  #</w:t>
+      </w:r>
+      <w:proofErr w:type="gramEnd"/>
+      <w:r>
+        <w:t xml:space="preserve"> Output: {1, 2, 3}</w:t>
+      </w:r>
+    </w:p>
+    <w:p>
+      <w:pPr>
+        <w:pStyle w:val="NoSpacing"/>
+      </w:pPr>
+    </w:p>
+    <w:p>
+      <w:pPr>
+        <w:pStyle w:val="NoSpacing"/>
+      </w:pPr>
+      <w:proofErr w:type="spellStart"/>
+      <w:r>
+        <w:rPr>
+          <w:highlight w:val="yellow"/>
+        </w:rPr>
+        <w:t>my_</w:t>
+      </w:r>
+      <w:proofErr w:type="gramStart"/>
+      <w:r>
+        <w:rPr>
+          <w:highlight w:val="yellow"/>
+        </w:rPr>
+        <w:t>set.clear</w:t>
+      </w:r>
+      <w:proofErr w:type="spellEnd"/>
+      <w:proofErr w:type="gramEnd"/>
+      <w:r>
+        <w:rPr>
+          <w:highlight w:val="yellow"/>
+        </w:rPr>
+        <w:t>()</w:t>
+      </w:r>
+    </w:p>
+    <w:p>
+      <w:pPr>
+        <w:pStyle w:val="NoSpacing"/>
+      </w:pPr>
+      <w:proofErr w:type="gramStart"/>
+      <w:r>
+        <w:t>print(</w:t>
+      </w:r>
+      <w:proofErr w:type="gramEnd"/>
+      <w:r>
+        <w:t xml:space="preserve">"After clear:", </w:t>
+      </w:r>
+      <w:proofErr w:type="spellStart"/>
+      <w:r>
+        <w:t>my_</w:t>
+      </w:r>
+      <w:proofErr w:type="gramStart"/>
+      <w:r>
+        <w:t>set</w:t>
+      </w:r>
+      <w:proofErr w:type="spellEnd"/>
+      <w:r>
+        <w:t xml:space="preserve">)   </w:t>
+      </w:r>
+      <w:proofErr w:type="gramEnd"/>
+      <w:r>
+        <w:t xml:space="preserve"># Output: </w:t>
+      </w:r>
+      <w:proofErr w:type="gramStart"/>
+      <w:r>
+        <w:t>set(</w:t>
+      </w:r>
+      <w:proofErr w:type="gramEnd"/>
+      <w:r>
+        <w:t>) (an empty set)</w:t>
+      </w:r>
+    </w:p>
+    <w:p>
+      <w:pPr>
+        <w:pStyle w:val="NoSpacing"/>
+      </w:pPr>
+    </w:p>
+    <w:p>
+      <w:pPr>
+        <w:pStyle w:val="NoSpacing"/>
+      </w:pPr>
+      <w:r>
+        <w:rPr>
+          <w:b/>
+          <w:bCs/>
+        </w:rPr>
+        <w:t>Example Use Case</w:t>
+      </w:r>
+      <w:r>
+        <w:br/>
+        <w:t>Imagine you're tracking active users in a system. If you need to reset the list daily, </w:t>
+      </w:r>
+      <w:proofErr w:type="gramStart"/>
+      <w:r>
+        <w:t>clear(</w:t>
+      </w:r>
+      <w:proofErr w:type="gramEnd"/>
+      <w:r>
+        <w:t>) is a simple way to do it:</w:t>
+      </w:r>
+    </w:p>
+    <w:p>
+      <w:pPr>
+        <w:pStyle w:val="NoSpacing"/>
+      </w:pPr>
+      <w:proofErr w:type="spellStart"/>
+      <w:r>
+        <w:t>active_users</w:t>
+      </w:r>
+      <w:proofErr w:type="spellEnd"/>
+      <w:r>
+        <w:t xml:space="preserve"> = {"Alice", "Bob", "Charlie"}</w:t>
+      </w:r>
+    </w:p>
+    <w:p>
+      <w:pPr>
+        <w:pStyle w:val="NoSpacing"/>
+      </w:pPr>
+      <w:proofErr w:type="gramStart"/>
+      <w:r>
+        <w:t>print(</w:t>
+      </w:r>
+      <w:proofErr w:type="gramEnd"/>
+      <w:r>
+        <w:t xml:space="preserve">"Active users before reset:", </w:t>
+      </w:r>
+      <w:proofErr w:type="spellStart"/>
+      <w:r>
+        <w:t>active_users</w:t>
+      </w:r>
+      <w:proofErr w:type="spellEnd"/>
+      <w:r>
+        <w:t>)</w:t>
+      </w:r>
+    </w:p>
+    <w:p>
+      <w:pPr>
+        <w:pStyle w:val="NoSpacing"/>
+      </w:pPr>
+    </w:p>
+    <w:p>
+      <w:pPr>
+        <w:pStyle w:val="NoSpacing"/>
+      </w:pPr>
+      <w:r>
+        <w:t># Reset the set</w:t>
+      </w:r>
+    </w:p>
+    <w:p>
+      <w:pPr>
+        <w:pStyle w:val="NoSpacing"/>
+      </w:pPr>
+      <w:proofErr w:type="spellStart"/>
+      <w:r>
+        <w:t>active_</w:t>
+      </w:r>
+      <w:proofErr w:type="gramStart"/>
+      <w:r>
+        <w:t>users.clear</w:t>
+      </w:r>
+      <w:proofErr w:type="spellEnd"/>
+      <w:proofErr w:type="gramEnd"/>
+      <w:r>
+        <w:t>()</w:t>
+      </w:r>
+    </w:p>
+    <w:p>
+      <w:pPr>
+        <w:pStyle w:val="NoSpacing"/>
+      </w:pPr>
+      <w:proofErr w:type="gramStart"/>
+      <w:r>
+        <w:t>print(</w:t>
+      </w:r>
+      <w:proofErr w:type="gramEnd"/>
+      <w:r>
+        <w:t xml:space="preserve">"Active users after reset:", </w:t>
+      </w:r>
+      <w:proofErr w:type="spellStart"/>
+      <w:r>
+        <w:t>active_</w:t>
+      </w:r>
+      <w:proofErr w:type="gramStart"/>
+      <w:r>
+        <w:t>users</w:t>
+      </w:r>
+      <w:proofErr w:type="spellEnd"/>
+      <w:r>
+        <w:t>)  #</w:t>
+      </w:r>
+      <w:proofErr w:type="gramEnd"/>
+      <w:r>
+        <w:t xml:space="preserve"> Output: </w:t>
+      </w:r>
+      <w:proofErr w:type="gramStart"/>
+      <w:r>
+        <w:t>set(</w:t>
+      </w:r>
+      <w:proofErr w:type="gramEnd"/>
+      <w:r>
+        <w:t>)</w:t>
+      </w:r>
+    </w:p>
+    <w:p>
+      <w:pPr>
+        <w:pStyle w:val="NoSpacing"/>
+      </w:pPr>
+    </w:p>
+    <w:p>
+      <w:pPr>
+        <w:pStyle w:val="NoSpacing"/>
+        <w:rPr>
+          <w:b/>
+          <w:bCs/>
+          <w:sz w:val="44"/>
+          <w:szCs w:val="44"/>
+          <w:u w:val="single"/>
+        </w:rPr>
+      </w:pPr>
+      <w:r>
+        <w:rPr>
+          <w:b/>
+          <w:bCs/>
+          <w:sz w:val="44"/>
+          <w:szCs w:val="44"/>
+          <w:u w:val="single"/>
+        </w:rPr>
+        <w:t>Set Length</w:t>
+      </w:r>
+    </w:p>
+    <w:p>
+      <w:pPr>
+        <w:pStyle w:val="NoSpacing"/>
+      </w:pPr>
+      <w:r>
+        <w:rPr>
+          <w:highlight w:val="yellow"/>
+        </w:rPr>
+        <w:t>The </w:t>
+      </w:r>
+      <w:r>
+        <w:rPr>
+          <w:b/>
+          <w:bCs/>
+          <w:highlight w:val="yellow"/>
+        </w:rPr>
+        <w:t>length</w:t>
+      </w:r>
+      <w:r>
+        <w:rPr>
+          <w:highlight w:val="yellow"/>
+        </w:rPr>
+        <w:t> of a set refers to the total number of unique elements contained within it</w:t>
+      </w:r>
+      <w:r>
+        <w:t xml:space="preserve">. The good news is that Python provides an easy way to find the length of a set using the built-in </w:t>
+      </w:r>
+      <w:proofErr w:type="spellStart"/>
+      <w:proofErr w:type="gramStart"/>
+      <w:r>
+        <w:t>len</w:t>
+      </w:r>
+      <w:proofErr w:type="spellEnd"/>
+      <w:r>
+        <w:t>(</w:t>
+      </w:r>
+      <w:proofErr w:type="gramEnd"/>
+      <w:r>
+        <w:t>) function. This function works not only with sets but also with other data types such as lists, strings, and tuples.</w:t>
+      </w:r>
+    </w:p>
+    <w:p>
+      <w:pPr>
+        <w:pStyle w:val="NoSpacing"/>
+      </w:pPr>
+    </w:p>
+    <w:p>
+      <w:pPr>
+        <w:pStyle w:val="NoSpacing"/>
+      </w:pPr>
+      <w:r>
+        <w:rPr>
+          <w:b/>
+          <w:bCs/>
+        </w:rPr>
+        <w:t>Here’s how the clear method works in practice:</w:t>
+      </w:r>
+    </w:p>
+    <w:p>
+      <w:pPr>
+        <w:pStyle w:val="NoSpacing"/>
+      </w:pPr>
+      <w:r>
+        <w:rPr>
+          <w:b/>
+          <w:bCs/>
+        </w:rPr>
+        <w:t>Example 1: Basic Set Length</w:t>
+      </w:r>
+      <w:r>
+        <w:br/>
+        <w:t>First, create a set with some elements:</w:t>
+      </w:r>
+    </w:p>
+    <w:p>
+      <w:pPr>
+        <w:pStyle w:val="NoSpacing"/>
+      </w:pPr>
+      <w:proofErr w:type="spellStart"/>
+      <w:r>
+        <w:t>my_set</w:t>
+      </w:r>
+      <w:proofErr w:type="spellEnd"/>
+      <w:r>
+        <w:t xml:space="preserve"> = {1, 2, 3, 4}</w:t>
+      </w:r>
+    </w:p>
+    <w:p>
+      <w:pPr>
+        <w:pStyle w:val="NoSpacing"/>
+      </w:pPr>
+      <w:proofErr w:type="spellStart"/>
+      <w:r>
+        <w:rPr>
+          <w:highlight w:val="yellow"/>
+        </w:rPr>
+        <w:t>length_of_set</w:t>
+      </w:r>
+      <w:proofErr w:type="spellEnd"/>
+      <w:r>
+        <w:rPr>
+          <w:highlight w:val="yellow"/>
+        </w:rPr>
+        <w:t xml:space="preserve"> = </w:t>
+      </w:r>
+      <w:proofErr w:type="spellStart"/>
+      <w:r>
+        <w:rPr>
+          <w:highlight w:val="yellow"/>
+        </w:rPr>
+        <w:t>len</w:t>
+      </w:r>
+      <w:proofErr w:type="spellEnd"/>
+      <w:r>
+        <w:rPr>
+          <w:highlight w:val="yellow"/>
+        </w:rPr>
+        <w:t>(</w:t>
+      </w:r>
+      <w:proofErr w:type="spellStart"/>
+      <w:r>
+        <w:rPr>
+          <w:highlight w:val="yellow"/>
+        </w:rPr>
+        <w:t>my_set</w:t>
+      </w:r>
+      <w:proofErr w:type="spellEnd"/>
+      <w:r>
+        <w:rPr>
+          <w:highlight w:val="yellow"/>
+        </w:rPr>
+        <w:t>)</w:t>
+      </w:r>
+    </w:p>
+    <w:p>
+      <w:pPr>
+        <w:pStyle w:val="NoSpacing"/>
+      </w:pPr>
+      <w:r>
+        <w:t>print(</w:t>
+      </w:r>
+      <w:proofErr w:type="spellStart"/>
+      <w:r>
+        <w:t>length_of_</w:t>
+      </w:r>
+      <w:proofErr w:type="gramStart"/>
+      <w:r>
+        <w:t>set</w:t>
+      </w:r>
+      <w:proofErr w:type="spellEnd"/>
+      <w:r>
+        <w:t>)  #</w:t>
+      </w:r>
+      <w:proofErr w:type="gramEnd"/>
+      <w:r>
+        <w:t xml:space="preserve"> Output: 4</w:t>
+      </w:r>
+    </w:p>
+    <w:p>
+      <w:pPr>
+        <w:pStyle w:val="NoSpacing"/>
+      </w:pPr>
+      <w:r>
+        <w:t>Here, the length of </w:t>
+      </w:r>
+      <w:proofErr w:type="spellStart"/>
+      <w:r>
+        <w:t>my_set</w:t>
+      </w:r>
+      <w:proofErr w:type="spellEnd"/>
+      <w:r>
+        <w:t> is 4, indicating it contains four unique elements.</w:t>
+      </w:r>
+    </w:p>
+    <w:p>
+      <w:pPr>
+        <w:pStyle w:val="NoSpacing"/>
+      </w:pPr>
+      <w:r>
+        <w:rPr>
+          <w:b/>
+          <w:bCs/>
+        </w:rPr>
+        <w:t>Example 2: Empty Set</w:t>
+      </w:r>
+      <w:r>
+        <w:br/>
+        <w:t>If you have an empty set, the length will naturally be 0:</w:t>
+      </w:r>
+    </w:p>
+    <w:p>
+      <w:pPr>
+        <w:pStyle w:val="NoSpacing"/>
+      </w:pPr>
+      <w:proofErr w:type="spellStart"/>
+      <w:r>
+        <w:t>empty_set</w:t>
+      </w:r>
+      <w:proofErr w:type="spellEnd"/>
+      <w:r>
+        <w:t xml:space="preserve"> = </w:t>
+      </w:r>
+      <w:proofErr w:type="gramStart"/>
+      <w:r>
+        <w:t>set(</w:t>
+      </w:r>
+      <w:proofErr w:type="gramEnd"/>
+      <w:r>
+        <w:t>)</w:t>
+      </w:r>
+    </w:p>
+    <w:p>
+      <w:pPr>
+        <w:pStyle w:val="NoSpacing"/>
+      </w:pPr>
+      <w:r>
+        <w:t>print(</w:t>
+      </w:r>
+      <w:proofErr w:type="spellStart"/>
+      <w:r>
+        <w:t>len</w:t>
+      </w:r>
+      <w:proofErr w:type="spellEnd"/>
+      <w:r>
+        <w:t>(</w:t>
+      </w:r>
+      <w:proofErr w:type="spellStart"/>
+      <w:r>
+        <w:t>empty_set</w:t>
+      </w:r>
+      <w:proofErr w:type="spellEnd"/>
+      <w:proofErr w:type="gramStart"/>
+      <w:r>
+        <w:t>))  #</w:t>
+      </w:r>
+      <w:proofErr w:type="gramEnd"/>
+      <w:r>
+        <w:t xml:space="preserve"> Output: 0</w:t>
+      </w:r>
+    </w:p>
+    <w:p>
+      <w:pPr>
+        <w:pStyle w:val="NoSpacing"/>
+      </w:pPr>
+      <w:r>
+        <w:t>In this case, the output is 0 because there are no elements in the set.</w:t>
+      </w:r>
+    </w:p>
+    <w:p>
+      <w:pPr>
+        <w:pStyle w:val="NoSpacing"/>
+      </w:pPr>
+      <w:r>
+        <w:rPr>
+          <w:b/>
+          <w:bCs/>
+        </w:rPr>
+        <w:t>Example 3: Duplicates Don’t Count</w:t>
+      </w:r>
+      <w:r>
+        <w:br/>
+        <w:t>Since sets only contain unique elements, adding a duplicate item won’t affect the length of the set:</w:t>
+      </w:r>
+    </w:p>
+    <w:p>
+      <w:pPr>
+        <w:pStyle w:val="NoSpacing"/>
+      </w:pPr>
+      <w:proofErr w:type="spellStart"/>
+      <w:proofErr w:type="gramStart"/>
+      <w:r>
+        <w:t>my_set.add</w:t>
+      </w:r>
+      <w:proofErr w:type="spellEnd"/>
+      <w:r>
+        <w:t>(</w:t>
+      </w:r>
+      <w:proofErr w:type="gramEnd"/>
+      <w:r>
+        <w:t>2</w:t>
+      </w:r>
+      <w:proofErr w:type="gramStart"/>
+      <w:r>
+        <w:t>)  #</w:t>
+      </w:r>
+      <w:proofErr w:type="gramEnd"/>
+      <w:r>
+        <w:t xml:space="preserve"> This will not change the set</w:t>
+      </w:r>
+    </w:p>
+    <w:p>
+      <w:pPr>
+        <w:pStyle w:val="NoSpacing"/>
+      </w:pPr>
+      <w:r>
+        <w:t>print(</w:t>
+      </w:r>
+      <w:proofErr w:type="spellStart"/>
+      <w:r>
+        <w:t>len</w:t>
+      </w:r>
+      <w:proofErr w:type="spellEnd"/>
+      <w:r>
+        <w:t>(</w:t>
+      </w:r>
+      <w:proofErr w:type="spellStart"/>
+      <w:r>
+        <w:t>my_set</w:t>
+      </w:r>
+      <w:proofErr w:type="spellEnd"/>
+      <w:proofErr w:type="gramStart"/>
+      <w:r>
+        <w:t>))  #</w:t>
+      </w:r>
+      <w:proofErr w:type="gramEnd"/>
+      <w:r>
+        <w:t xml:space="preserve"> Output: 4</w:t>
+      </w:r>
+    </w:p>
+    <w:p>
+      <w:pPr>
+        <w:pStyle w:val="NoSpacing"/>
+      </w:pPr>
+      <w:r>
+        <w:t>The length of </w:t>
+      </w:r>
+      <w:proofErr w:type="spellStart"/>
+      <w:r>
+        <w:t>my_set</w:t>
+      </w:r>
+      <w:proofErr w:type="spellEnd"/>
+      <w:r>
+        <w:t> remains 4, even after trying to add the duplicate element 2.</w:t>
       </w:r>
     </w:p>
     <w:p>
@@ -46095,6 +48781,155 @@
     </w:lvl>
   </w:abstractNum>
   <w:abstractNum w:abstractNumId="23" w15:restartNumberingAfterBreak="0">
+    <w:nsid w:val="2C8C40C2"/>
+    <w:multiLevelType w:val="multilevel"/>
+    <w:tmpl w:val="402A0C46"/>
+    <w:lvl w:ilvl="0">
+      <w:start w:val="1"/>
+      <w:numFmt w:val="bullet"/>
+      <w:lvlText w:val=""/>
+      <w:lvlJc w:val="left"/>
+      <w:pPr>
+        <w:tabs>
+          <w:tab w:val="num" w:pos="720"/>
+        </w:tabs>
+        <w:ind w:left="720" w:hanging="360"/>
+      </w:pPr>
+      <w:rPr>
+        <w:rFonts w:ascii="Symbol" w:hAnsi="Symbol" w:hint="default"/>
+        <w:sz w:val="20"/>
+      </w:rPr>
+    </w:lvl>
+    <w:lvl w:ilvl="1" w:tentative="1">
+      <w:start w:val="1"/>
+      <w:numFmt w:val="bullet"/>
+      <w:lvlText w:val="o"/>
+      <w:lvlJc w:val="left"/>
+      <w:pPr>
+        <w:tabs>
+          <w:tab w:val="num" w:pos="1440"/>
+        </w:tabs>
+        <w:ind w:left="1440" w:hanging="360"/>
+      </w:pPr>
+      <w:rPr>
+        <w:rFonts w:ascii="Courier New" w:hAnsi="Courier New" w:hint="default"/>
+        <w:sz w:val="20"/>
+      </w:rPr>
+    </w:lvl>
+    <w:lvl w:ilvl="2" w:tentative="1">
+      <w:start w:val="1"/>
+      <w:numFmt w:val="bullet"/>
+      <w:lvlText w:val=""/>
+      <w:lvlJc w:val="left"/>
+      <w:pPr>
+        <w:tabs>
+          <w:tab w:val="num" w:pos="2160"/>
+        </w:tabs>
+        <w:ind w:left="2160" w:hanging="360"/>
+      </w:pPr>
+      <w:rPr>
+        <w:rFonts w:ascii="Wingdings" w:hAnsi="Wingdings" w:hint="default"/>
+        <w:sz w:val="20"/>
+      </w:rPr>
+    </w:lvl>
+    <w:lvl w:ilvl="3" w:tentative="1">
+      <w:start w:val="1"/>
+      <w:numFmt w:val="bullet"/>
+      <w:lvlText w:val=""/>
+      <w:lvlJc w:val="left"/>
+      <w:pPr>
+        <w:tabs>
+          <w:tab w:val="num" w:pos="2880"/>
+        </w:tabs>
+        <w:ind w:left="2880" w:hanging="360"/>
+      </w:pPr>
+      <w:rPr>
+        <w:rFonts w:ascii="Wingdings" w:hAnsi="Wingdings" w:hint="default"/>
+        <w:sz w:val="20"/>
+      </w:rPr>
+    </w:lvl>
+    <w:lvl w:ilvl="4" w:tentative="1">
+      <w:start w:val="1"/>
+      <w:numFmt w:val="bullet"/>
+      <w:lvlText w:val=""/>
+      <w:lvlJc w:val="left"/>
+      <w:pPr>
+        <w:tabs>
+          <w:tab w:val="num" w:pos="3600"/>
+        </w:tabs>
+        <w:ind w:left="3600" w:hanging="360"/>
+      </w:pPr>
+      <w:rPr>
+        <w:rFonts w:ascii="Wingdings" w:hAnsi="Wingdings" w:hint="default"/>
+        <w:sz w:val="20"/>
+      </w:rPr>
+    </w:lvl>
+    <w:lvl w:ilvl="5" w:tentative="1">
+      <w:start w:val="1"/>
+      <w:numFmt w:val="bullet"/>
+      <w:lvlText w:val=""/>
+      <w:lvlJc w:val="left"/>
+      <w:pPr>
+        <w:tabs>
+          <w:tab w:val="num" w:pos="4320"/>
+        </w:tabs>
+        <w:ind w:left="4320" w:hanging="360"/>
+      </w:pPr>
+      <w:rPr>
+        <w:rFonts w:ascii="Wingdings" w:hAnsi="Wingdings" w:hint="default"/>
+        <w:sz w:val="20"/>
+      </w:rPr>
+    </w:lvl>
+    <w:lvl w:ilvl="6" w:tentative="1">
+      <w:start w:val="1"/>
+      <w:numFmt w:val="bullet"/>
+      <w:lvlText w:val=""/>
+      <w:lvlJc w:val="left"/>
+      <w:pPr>
+        <w:tabs>
+          <w:tab w:val="num" w:pos="5040"/>
+        </w:tabs>
+        <w:ind w:left="5040" w:hanging="360"/>
+      </w:pPr>
+      <w:rPr>
+        <w:rFonts w:ascii="Wingdings" w:hAnsi="Wingdings" w:hint="default"/>
+        <w:sz w:val="20"/>
+      </w:rPr>
+    </w:lvl>
+    <w:lvl w:ilvl="7" w:tentative="1">
+      <w:start w:val="1"/>
+      <w:numFmt w:val="bullet"/>
+      <w:lvlText w:val=""/>
+      <w:lvlJc w:val="left"/>
+      <w:pPr>
+        <w:tabs>
+          <w:tab w:val="num" w:pos="5760"/>
+        </w:tabs>
+        <w:ind w:left="5760" w:hanging="360"/>
+      </w:pPr>
+      <w:rPr>
+        <w:rFonts w:ascii="Wingdings" w:hAnsi="Wingdings" w:hint="default"/>
+        <w:sz w:val="20"/>
+      </w:rPr>
+    </w:lvl>
+    <w:lvl w:ilvl="8" w:tentative="1">
+      <w:start w:val="1"/>
+      <w:numFmt w:val="bullet"/>
+      <w:lvlText w:val=""/>
+      <w:lvlJc w:val="left"/>
+      <w:pPr>
+        <w:tabs>
+          <w:tab w:val="num" w:pos="6480"/>
+        </w:tabs>
+        <w:ind w:left="6480" w:hanging="360"/>
+      </w:pPr>
+      <w:rPr>
+        <w:rFonts w:ascii="Wingdings" w:hAnsi="Wingdings" w:hint="default"/>
+        <w:sz w:val="20"/>
+      </w:rPr>
+    </w:lvl>
+  </w:abstractNum>
+  <w:abstractNum w:abstractNumId="24" w15:restartNumberingAfterBreak="0">
     <w:nsid w:val="2E1929BA"/>
     <w:multiLevelType w:val="multilevel"/>
     <w:tmpl w:val="E348CA2A"/>
@@ -46207,7 +49042,7 @@
       </w:pPr>
     </w:lvl>
   </w:abstractNum>
-  <w:abstractNum w:abstractNumId="24" w15:restartNumberingAfterBreak="0">
+  <w:abstractNum w:abstractNumId="25" w15:restartNumberingAfterBreak="0">
     <w:nsid w:val="2E4D707D"/>
     <w:multiLevelType w:val="multilevel"/>
     <w:tmpl w:val="6C3EE2EC"/>
@@ -46356,7 +49191,7 @@
       </w:rPr>
     </w:lvl>
   </w:abstractNum>
-  <w:abstractNum w:abstractNumId="25" w15:restartNumberingAfterBreak="0">
+  <w:abstractNum w:abstractNumId="26" w15:restartNumberingAfterBreak="0">
     <w:nsid w:val="2EAA6054"/>
     <w:multiLevelType w:val="multilevel"/>
     <w:tmpl w:val="91F012D4"/>
@@ -46505,7 +49340,7 @@
       </w:rPr>
     </w:lvl>
   </w:abstractNum>
-  <w:abstractNum w:abstractNumId="26" w15:restartNumberingAfterBreak="0">
+  <w:abstractNum w:abstractNumId="27" w15:restartNumberingAfterBreak="0">
     <w:nsid w:val="30C40687"/>
     <w:multiLevelType w:val="multilevel"/>
     <w:tmpl w:val="56B27E2C"/>
@@ -46622,7 +49457,120 @@
       </w:pPr>
     </w:lvl>
   </w:abstractNum>
-  <w:abstractNum w:abstractNumId="27" w15:restartNumberingAfterBreak="0">
+  <w:abstractNum w:abstractNumId="28" w15:restartNumberingAfterBreak="0">
+    <w:nsid w:val="31DA3B96"/>
+    <w:multiLevelType w:val="multilevel"/>
+    <w:tmpl w:val="6F580C38"/>
+    <w:lvl w:ilvl="0">
+      <w:start w:val="1"/>
+      <w:numFmt w:val="decimal"/>
+      <w:lvlText w:val="%1."/>
+      <w:lvlJc w:val="left"/>
+      <w:pPr>
+        <w:tabs>
+          <w:tab w:val="num" w:pos="720"/>
+        </w:tabs>
+        <w:ind w:left="720" w:hanging="360"/>
+      </w:pPr>
+    </w:lvl>
+    <w:lvl w:ilvl="1" w:tentative="1">
+      <w:start w:val="1"/>
+      <w:numFmt w:val="decimal"/>
+      <w:lvlText w:val="%2."/>
+      <w:lvlJc w:val="left"/>
+      <w:pPr>
+        <w:tabs>
+          <w:tab w:val="num" w:pos="1440"/>
+        </w:tabs>
+        <w:ind w:left="1440" w:hanging="360"/>
+      </w:pPr>
+    </w:lvl>
+    <w:lvl w:ilvl="2" w:tentative="1">
+      <w:start w:val="1"/>
+      <w:numFmt w:val="decimal"/>
+      <w:lvlText w:val="%3."/>
+      <w:lvlJc w:val="left"/>
+      <w:pPr>
+        <w:tabs>
+          <w:tab w:val="num" w:pos="2160"/>
+        </w:tabs>
+        <w:ind w:left="2160" w:hanging="360"/>
+      </w:pPr>
+    </w:lvl>
+    <w:lvl w:ilvl="3" w:tentative="1">
+      <w:start w:val="1"/>
+      <w:numFmt w:val="decimal"/>
+      <w:lvlText w:val="%4."/>
+      <w:lvlJc w:val="left"/>
+      <w:pPr>
+        <w:tabs>
+          <w:tab w:val="num" w:pos="2880"/>
+        </w:tabs>
+        <w:ind w:left="2880" w:hanging="360"/>
+      </w:pPr>
+    </w:lvl>
+    <w:lvl w:ilvl="4" w:tentative="1">
+      <w:start w:val="1"/>
+      <w:numFmt w:val="decimal"/>
+      <w:lvlText w:val="%5."/>
+      <w:lvlJc w:val="left"/>
+      <w:pPr>
+        <w:tabs>
+          <w:tab w:val="num" w:pos="3600"/>
+        </w:tabs>
+        <w:ind w:left="3600" w:hanging="360"/>
+      </w:pPr>
+    </w:lvl>
+    <w:lvl w:ilvl="5" w:tentative="1">
+      <w:start w:val="1"/>
+      <w:numFmt w:val="decimal"/>
+      <w:lvlText w:val="%6."/>
+      <w:lvlJc w:val="left"/>
+      <w:pPr>
+        <w:tabs>
+          <w:tab w:val="num" w:pos="4320"/>
+        </w:tabs>
+        <w:ind w:left="4320" w:hanging="360"/>
+      </w:pPr>
+    </w:lvl>
+    <w:lvl w:ilvl="6" w:tentative="1">
+      <w:start w:val="1"/>
+      <w:numFmt w:val="decimal"/>
+      <w:lvlText w:val="%7."/>
+      <w:lvlJc w:val="left"/>
+      <w:pPr>
+        <w:tabs>
+          <w:tab w:val="num" w:pos="5040"/>
+        </w:tabs>
+        <w:ind w:left="5040" w:hanging="360"/>
+      </w:pPr>
+    </w:lvl>
+    <w:lvl w:ilvl="7" w:tentative="1">
+      <w:start w:val="1"/>
+      <w:numFmt w:val="decimal"/>
+      <w:lvlText w:val="%8."/>
+      <w:lvlJc w:val="left"/>
+      <w:pPr>
+        <w:tabs>
+          <w:tab w:val="num" w:pos="5760"/>
+        </w:tabs>
+        <w:ind w:left="5760" w:hanging="360"/>
+      </w:pPr>
+    </w:lvl>
+    <w:lvl w:ilvl="8" w:tentative="1">
+      <w:start w:val="1"/>
+      <w:numFmt w:val="decimal"/>
+      <w:lvlText w:val="%9."/>
+      <w:lvlJc w:val="left"/>
+      <w:pPr>
+        <w:tabs>
+          <w:tab w:val="num" w:pos="6480"/>
+        </w:tabs>
+        <w:ind w:left="6480" w:hanging="360"/>
+      </w:pPr>
+    </w:lvl>
+  </w:abstractNum>
+  <w:abstractNum w:abstractNumId="29" w15:restartNumberingAfterBreak="0">
     <w:nsid w:val="320F3779"/>
     <w:multiLevelType w:val="multilevel"/>
     <w:tmpl w:val="C1684A3C"/>
@@ -46771,7 +49719,7 @@
       </w:rPr>
     </w:lvl>
   </w:abstractNum>
-  <w:abstractNum w:abstractNumId="28" w15:restartNumberingAfterBreak="0">
+  <w:abstractNum w:abstractNumId="30" w15:restartNumberingAfterBreak="0">
     <w:nsid w:val="325E0CD4"/>
     <w:multiLevelType w:val="multilevel"/>
     <w:tmpl w:val="9FAE4238"/>
@@ -46884,7 +49832,7 @@
       </w:pPr>
     </w:lvl>
   </w:abstractNum>
-  <w:abstractNum w:abstractNumId="29" w15:restartNumberingAfterBreak="0">
+  <w:abstractNum w:abstractNumId="31" w15:restartNumberingAfterBreak="0">
     <w:nsid w:val="33BC613C"/>
     <w:multiLevelType w:val="multilevel"/>
     <w:tmpl w:val="1714CAA8"/>
@@ -47033,7 +49981,7 @@
       </w:rPr>
     </w:lvl>
   </w:abstractNum>
-  <w:abstractNum w:abstractNumId="30" w15:restartNumberingAfterBreak="0">
+  <w:abstractNum w:abstractNumId="32" w15:restartNumberingAfterBreak="0">
     <w:nsid w:val="34DF0C8A"/>
     <w:multiLevelType w:val="multilevel"/>
     <w:tmpl w:val="5F686C06"/>
@@ -47146,7 +50094,7 @@
       </w:pPr>
     </w:lvl>
   </w:abstractNum>
-  <w:abstractNum w:abstractNumId="31" w15:restartNumberingAfterBreak="0">
+  <w:abstractNum w:abstractNumId="33" w15:restartNumberingAfterBreak="0">
     <w:nsid w:val="39972268"/>
     <w:multiLevelType w:val="multilevel"/>
     <w:tmpl w:val="578C1450"/>
@@ -47295,7 +50243,7 @@
       </w:rPr>
     </w:lvl>
   </w:abstractNum>
-  <w:abstractNum w:abstractNumId="32" w15:restartNumberingAfterBreak="0">
+  <w:abstractNum w:abstractNumId="34" w15:restartNumberingAfterBreak="0">
     <w:nsid w:val="40147520"/>
     <w:multiLevelType w:val="multilevel"/>
     <w:tmpl w:val="40AC8DBA"/>
@@ -47408,7 +50356,7 @@
       </w:pPr>
     </w:lvl>
   </w:abstractNum>
-  <w:abstractNum w:abstractNumId="33" w15:restartNumberingAfterBreak="0">
+  <w:abstractNum w:abstractNumId="35" w15:restartNumberingAfterBreak="0">
     <w:nsid w:val="409F50EB"/>
     <w:multiLevelType w:val="multilevel"/>
     <w:tmpl w:val="3B5EED9A"/>
@@ -47521,7 +50469,7 @@
       </w:pPr>
     </w:lvl>
   </w:abstractNum>
-  <w:abstractNum w:abstractNumId="34" w15:restartNumberingAfterBreak="0">
+  <w:abstractNum w:abstractNumId="36" w15:restartNumberingAfterBreak="0">
     <w:nsid w:val="442A2F32"/>
     <w:multiLevelType w:val="multilevel"/>
     <w:tmpl w:val="A8C4D96C"/>
@@ -47670,7 +50618,7 @@
       </w:rPr>
     </w:lvl>
   </w:abstractNum>
-  <w:abstractNum w:abstractNumId="35" w15:restartNumberingAfterBreak="0">
+  <w:abstractNum w:abstractNumId="37" w15:restartNumberingAfterBreak="0">
     <w:nsid w:val="445D549E"/>
     <w:multiLevelType w:val="multilevel"/>
     <w:tmpl w:val="FE603984"/>
@@ -47819,7 +50767,7 @@
       </w:rPr>
     </w:lvl>
   </w:abstractNum>
-  <w:abstractNum w:abstractNumId="36" w15:restartNumberingAfterBreak="0">
+  <w:abstractNum w:abstractNumId="38" w15:restartNumberingAfterBreak="0">
     <w:nsid w:val="45731B24"/>
     <w:multiLevelType w:val="multilevel"/>
     <w:tmpl w:val="CA5EF6D2"/>
@@ -47968,7 +50916,7 @@
       </w:rPr>
     </w:lvl>
   </w:abstractNum>
-  <w:abstractNum w:abstractNumId="37" w15:restartNumberingAfterBreak="0">
+  <w:abstractNum w:abstractNumId="39" w15:restartNumberingAfterBreak="0">
     <w:nsid w:val="45BB6B9A"/>
     <w:multiLevelType w:val="multilevel"/>
     <w:tmpl w:val="69A8B314"/>
@@ -48081,7 +51029,7 @@
       </w:pPr>
     </w:lvl>
   </w:abstractNum>
-  <w:abstractNum w:abstractNumId="38" w15:restartNumberingAfterBreak="0">
+  <w:abstractNum w:abstractNumId="40" w15:restartNumberingAfterBreak="0">
     <w:nsid w:val="45F0383B"/>
     <w:multiLevelType w:val="multilevel"/>
     <w:tmpl w:val="E2D83D6C"/>
@@ -48194,7 +51142,7 @@
       </w:pPr>
     </w:lvl>
   </w:abstractNum>
-  <w:abstractNum w:abstractNumId="39" w15:restartNumberingAfterBreak="0">
+  <w:abstractNum w:abstractNumId="41" w15:restartNumberingAfterBreak="0">
     <w:nsid w:val="47E43887"/>
     <w:multiLevelType w:val="multilevel"/>
     <w:tmpl w:val="9AB46C98"/>
@@ -48307,7 +51255,7 @@
       </w:pPr>
     </w:lvl>
   </w:abstractNum>
-  <w:abstractNum w:abstractNumId="40" w15:restartNumberingAfterBreak="0">
+  <w:abstractNum w:abstractNumId="42" w15:restartNumberingAfterBreak="0">
     <w:nsid w:val="48291F9F"/>
     <w:multiLevelType w:val="multilevel"/>
     <w:tmpl w:val="84A66160"/>
@@ -48420,7 +51368,7 @@
       </w:pPr>
     </w:lvl>
   </w:abstractNum>
-  <w:abstractNum w:abstractNumId="41" w15:restartNumberingAfterBreak="0">
+  <w:abstractNum w:abstractNumId="43" w15:restartNumberingAfterBreak="0">
     <w:nsid w:val="48CA4330"/>
     <w:multiLevelType w:val="multilevel"/>
     <w:tmpl w:val="7D78E2EA"/>
@@ -48569,7 +51517,7 @@
       </w:rPr>
     </w:lvl>
   </w:abstractNum>
-  <w:abstractNum w:abstractNumId="42" w15:restartNumberingAfterBreak="0">
+  <w:abstractNum w:abstractNumId="44" w15:restartNumberingAfterBreak="0">
     <w:nsid w:val="4AA1384F"/>
     <w:multiLevelType w:val="hybridMultilevel"/>
     <w:tmpl w:val="19F07A54"/>
@@ -48681,7 +51629,7 @@
       </w:rPr>
     </w:lvl>
   </w:abstractNum>
-  <w:abstractNum w:abstractNumId="43" w15:restartNumberingAfterBreak="0">
+  <w:abstractNum w:abstractNumId="45" w15:restartNumberingAfterBreak="0">
     <w:nsid w:val="4D130FE6"/>
     <w:multiLevelType w:val="multilevel"/>
     <w:tmpl w:val="28FCA352"/>
@@ -48830,7 +51778,7 @@
       </w:rPr>
     </w:lvl>
   </w:abstractNum>
-  <w:abstractNum w:abstractNumId="44" w15:restartNumberingAfterBreak="0">
+  <w:abstractNum w:abstractNumId="46" w15:restartNumberingAfterBreak="0">
     <w:nsid w:val="4EDD47EE"/>
     <w:multiLevelType w:val="multilevel"/>
     <w:tmpl w:val="6A165A54"/>
@@ -48979,7 +51927,7 @@
       </w:rPr>
     </w:lvl>
   </w:abstractNum>
-  <w:abstractNum w:abstractNumId="45" w15:restartNumberingAfterBreak="0">
+  <w:abstractNum w:abstractNumId="47" w15:restartNumberingAfterBreak="0">
     <w:nsid w:val="53B03E51"/>
     <w:multiLevelType w:val="multilevel"/>
     <w:tmpl w:val="CFB4CA4C"/>
@@ -49128,7 +52076,7 @@
       </w:rPr>
     </w:lvl>
   </w:abstractNum>
-  <w:abstractNum w:abstractNumId="46" w15:restartNumberingAfterBreak="0">
+  <w:abstractNum w:abstractNumId="48" w15:restartNumberingAfterBreak="0">
     <w:nsid w:val="540B628C"/>
     <w:multiLevelType w:val="multilevel"/>
     <w:tmpl w:val="C3A085E2"/>
@@ -49241,7 +52189,7 @@
       </w:pPr>
     </w:lvl>
   </w:abstractNum>
-  <w:abstractNum w:abstractNumId="47" w15:restartNumberingAfterBreak="0">
+  <w:abstractNum w:abstractNumId="49" w15:restartNumberingAfterBreak="0">
     <w:nsid w:val="547C4E7C"/>
     <w:multiLevelType w:val="multilevel"/>
     <w:tmpl w:val="418E4F8E"/>
@@ -49354,7 +52302,7 @@
       </w:pPr>
     </w:lvl>
   </w:abstractNum>
-  <w:abstractNum w:abstractNumId="48" w15:restartNumberingAfterBreak="0">
+  <w:abstractNum w:abstractNumId="50" w15:restartNumberingAfterBreak="0">
     <w:nsid w:val="5C6961C7"/>
     <w:multiLevelType w:val="multilevel"/>
     <w:tmpl w:val="B47ED35A"/>
@@ -49467,7 +52415,7 @@
       </w:pPr>
     </w:lvl>
   </w:abstractNum>
-  <w:abstractNum w:abstractNumId="49" w15:restartNumberingAfterBreak="0">
+  <w:abstractNum w:abstractNumId="51" w15:restartNumberingAfterBreak="0">
     <w:nsid w:val="5E1508D5"/>
     <w:multiLevelType w:val="multilevel"/>
     <w:tmpl w:val="094CE73C"/>
@@ -49580,7 +52528,7 @@
       </w:pPr>
     </w:lvl>
   </w:abstractNum>
-  <w:abstractNum w:abstractNumId="50" w15:restartNumberingAfterBreak="0">
+  <w:abstractNum w:abstractNumId="52" w15:restartNumberingAfterBreak="0">
     <w:nsid w:val="5E40142C"/>
     <w:multiLevelType w:val="multilevel"/>
     <w:tmpl w:val="002CE14A"/>
@@ -49729,7 +52677,7 @@
       </w:rPr>
     </w:lvl>
   </w:abstractNum>
-  <w:abstractNum w:abstractNumId="51" w15:restartNumberingAfterBreak="0">
+  <w:abstractNum w:abstractNumId="53" w15:restartNumberingAfterBreak="0">
     <w:nsid w:val="5E4A7AFB"/>
     <w:multiLevelType w:val="multilevel"/>
     <w:tmpl w:val="78FCEF5E"/>
@@ -49842,7 +52790,7 @@
       </w:pPr>
     </w:lvl>
   </w:abstractNum>
-  <w:abstractNum w:abstractNumId="52" w15:restartNumberingAfterBreak="0">
+  <w:abstractNum w:abstractNumId="54" w15:restartNumberingAfterBreak="0">
     <w:nsid w:val="5E716A6A"/>
     <w:multiLevelType w:val="multilevel"/>
     <w:tmpl w:val="44747422"/>
@@ -49955,7 +52903,7 @@
       </w:pPr>
     </w:lvl>
   </w:abstractNum>
-  <w:abstractNum w:abstractNumId="53" w15:restartNumberingAfterBreak="0">
+  <w:abstractNum w:abstractNumId="55" w15:restartNumberingAfterBreak="0">
     <w:nsid w:val="5F145FEC"/>
     <w:multiLevelType w:val="multilevel"/>
     <w:tmpl w:val="6916F2E4"/>
@@ -50068,7 +53016,7 @@
       </w:pPr>
     </w:lvl>
   </w:abstractNum>
-  <w:abstractNum w:abstractNumId="54" w15:restartNumberingAfterBreak="0">
+  <w:abstractNum w:abstractNumId="56" w15:restartNumberingAfterBreak="0">
     <w:nsid w:val="5FD41BE0"/>
     <w:multiLevelType w:val="multilevel"/>
     <w:tmpl w:val="533488AE"/>
@@ -50217,7 +53165,7 @@
       </w:rPr>
     </w:lvl>
   </w:abstractNum>
-  <w:abstractNum w:abstractNumId="55" w15:restartNumberingAfterBreak="0">
+  <w:abstractNum w:abstractNumId="57" w15:restartNumberingAfterBreak="0">
     <w:nsid w:val="638C4BF1"/>
     <w:multiLevelType w:val="multilevel"/>
     <w:tmpl w:val="2FD6B106"/>
@@ -50366,7 +53314,7 @@
       </w:rPr>
     </w:lvl>
   </w:abstractNum>
-  <w:abstractNum w:abstractNumId="56" w15:restartNumberingAfterBreak="0">
+  <w:abstractNum w:abstractNumId="58" w15:restartNumberingAfterBreak="0">
     <w:nsid w:val="651C2672"/>
     <w:multiLevelType w:val="multilevel"/>
     <w:tmpl w:val="54CC775C"/>
@@ -50515,7 +53463,7 @@
       </w:rPr>
     </w:lvl>
   </w:abstractNum>
-  <w:abstractNum w:abstractNumId="57" w15:restartNumberingAfterBreak="0">
+  <w:abstractNum w:abstractNumId="59" w15:restartNumberingAfterBreak="0">
     <w:nsid w:val="65315D8D"/>
     <w:multiLevelType w:val="multilevel"/>
     <w:tmpl w:val="7F72DC50"/>
@@ -50628,7 +53576,7 @@
       </w:pPr>
     </w:lvl>
   </w:abstractNum>
-  <w:abstractNum w:abstractNumId="58" w15:restartNumberingAfterBreak="0">
+  <w:abstractNum w:abstractNumId="60" w15:restartNumberingAfterBreak="0">
     <w:nsid w:val="65FA67A2"/>
     <w:multiLevelType w:val="multilevel"/>
     <w:tmpl w:val="F45C022E"/>
@@ -50777,7 +53725,7 @@
       </w:rPr>
     </w:lvl>
   </w:abstractNum>
-  <w:abstractNum w:abstractNumId="59" w15:restartNumberingAfterBreak="0">
+  <w:abstractNum w:abstractNumId="61" w15:restartNumberingAfterBreak="0">
     <w:nsid w:val="660238AA"/>
     <w:multiLevelType w:val="multilevel"/>
     <w:tmpl w:val="327E902E"/>
@@ -50890,7 +53838,7 @@
       </w:pPr>
     </w:lvl>
   </w:abstractNum>
-  <w:abstractNum w:abstractNumId="60" w15:restartNumberingAfterBreak="0">
+  <w:abstractNum w:abstractNumId="62" w15:restartNumberingAfterBreak="0">
     <w:nsid w:val="66064FF9"/>
     <w:multiLevelType w:val="multilevel"/>
     <w:tmpl w:val="B340555C"/>
@@ -51039,7 +53987,7 @@
       </w:rPr>
     </w:lvl>
   </w:abstractNum>
-  <w:abstractNum w:abstractNumId="61" w15:restartNumberingAfterBreak="0">
+  <w:abstractNum w:abstractNumId="63" w15:restartNumberingAfterBreak="0">
     <w:nsid w:val="66B74FB0"/>
     <w:multiLevelType w:val="multilevel"/>
     <w:tmpl w:val="D13A590A"/>
@@ -51152,7 +54100,7 @@
       </w:pPr>
     </w:lvl>
   </w:abstractNum>
-  <w:abstractNum w:abstractNumId="62" w15:restartNumberingAfterBreak="0">
+  <w:abstractNum w:abstractNumId="64" w15:restartNumberingAfterBreak="0">
     <w:nsid w:val="687638F1"/>
     <w:multiLevelType w:val="multilevel"/>
     <w:tmpl w:val="82F2F01E"/>
@@ -51265,7 +54213,7 @@
       </w:pPr>
     </w:lvl>
   </w:abstractNum>
-  <w:abstractNum w:abstractNumId="63" w15:restartNumberingAfterBreak="0">
+  <w:abstractNum w:abstractNumId="65" w15:restartNumberingAfterBreak="0">
     <w:nsid w:val="6AFF0227"/>
     <w:multiLevelType w:val="multilevel"/>
     <w:tmpl w:val="9564A5B6"/>
@@ -51414,7 +54362,7 @@
       </w:rPr>
     </w:lvl>
   </w:abstractNum>
-  <w:abstractNum w:abstractNumId="64" w15:restartNumberingAfterBreak="0">
+  <w:abstractNum w:abstractNumId="66" w15:restartNumberingAfterBreak="0">
     <w:nsid w:val="6B4216F9"/>
     <w:multiLevelType w:val="multilevel"/>
     <w:tmpl w:val="F26A904E"/>
@@ -51527,7 +54475,7 @@
       </w:pPr>
     </w:lvl>
   </w:abstractNum>
-  <w:abstractNum w:abstractNumId="65" w15:restartNumberingAfterBreak="0">
+  <w:abstractNum w:abstractNumId="67" w15:restartNumberingAfterBreak="0">
     <w:nsid w:val="6DB931B2"/>
     <w:multiLevelType w:val="multilevel"/>
     <w:tmpl w:val="92544524"/>
@@ -51676,7 +54624,7 @@
       </w:rPr>
     </w:lvl>
   </w:abstractNum>
-  <w:abstractNum w:abstractNumId="66" w15:restartNumberingAfterBreak="0">
+  <w:abstractNum w:abstractNumId="68" w15:restartNumberingAfterBreak="0">
     <w:nsid w:val="710C2766"/>
     <w:multiLevelType w:val="multilevel"/>
     <w:tmpl w:val="7D2EDEBA"/>
@@ -51789,7 +54737,7 @@
       </w:pPr>
     </w:lvl>
   </w:abstractNum>
-  <w:abstractNum w:abstractNumId="67" w15:restartNumberingAfterBreak="0">
+  <w:abstractNum w:abstractNumId="69" w15:restartNumberingAfterBreak="0">
     <w:nsid w:val="754F3561"/>
     <w:multiLevelType w:val="multilevel"/>
     <w:tmpl w:val="2D6CCEA8"/>
@@ -51902,7 +54850,7 @@
       </w:pPr>
     </w:lvl>
   </w:abstractNum>
-  <w:abstractNum w:abstractNumId="68" w15:restartNumberingAfterBreak="0">
+  <w:abstractNum w:abstractNumId="70" w15:restartNumberingAfterBreak="0">
     <w:nsid w:val="76A622B5"/>
     <w:multiLevelType w:val="multilevel"/>
     <w:tmpl w:val="7AD00D8C"/>
@@ -52015,7 +54963,7 @@
       </w:pPr>
     </w:lvl>
   </w:abstractNum>
-  <w:abstractNum w:abstractNumId="69" w15:restartNumberingAfterBreak="0">
+  <w:abstractNum w:abstractNumId="71" w15:restartNumberingAfterBreak="0">
     <w:nsid w:val="797D0AAA"/>
     <w:multiLevelType w:val="multilevel"/>
     <w:tmpl w:val="A93CDF4C"/>
@@ -52164,7 +55112,7 @@
       </w:rPr>
     </w:lvl>
   </w:abstractNum>
-  <w:abstractNum w:abstractNumId="70" w15:restartNumberingAfterBreak="0">
+  <w:abstractNum w:abstractNumId="72" w15:restartNumberingAfterBreak="0">
     <w:nsid w:val="79D239C1"/>
     <w:multiLevelType w:val="multilevel"/>
     <w:tmpl w:val="DE4CCDE0"/>
@@ -52313,7 +55261,7 @@
       </w:rPr>
     </w:lvl>
   </w:abstractNum>
-  <w:abstractNum w:abstractNumId="71" w15:restartNumberingAfterBreak="0">
+  <w:abstractNum w:abstractNumId="73" w15:restartNumberingAfterBreak="0">
     <w:nsid w:val="79FD3935"/>
     <w:multiLevelType w:val="multilevel"/>
     <w:tmpl w:val="B07E4A46"/>
@@ -52426,7 +55374,7 @@
       </w:pPr>
     </w:lvl>
   </w:abstractNum>
-  <w:abstractNum w:abstractNumId="72" w15:restartNumberingAfterBreak="0">
+  <w:abstractNum w:abstractNumId="74" w15:restartNumberingAfterBreak="0">
     <w:nsid w:val="7C300A44"/>
     <w:multiLevelType w:val="multilevel"/>
     <w:tmpl w:val="E9E200A8"/>
@@ -52575,7 +55523,7 @@
       </w:rPr>
     </w:lvl>
   </w:abstractNum>
-  <w:abstractNum w:abstractNumId="73" w15:restartNumberingAfterBreak="0">
+  <w:abstractNum w:abstractNumId="75" w15:restartNumberingAfterBreak="0">
     <w:nsid w:val="7CFB7089"/>
     <w:multiLevelType w:val="multilevel"/>
     <w:tmpl w:val="EF2E5320"/>
@@ -52725,13 +55673,13 @@
     </w:lvl>
   </w:abstractNum>
   <w:num w:numId="1" w16cid:durableId="1325626687">
-    <w:abstractNumId w:val="48"/>
+    <w:abstractNumId w:val="50"/>
   </w:num>
   <w:num w:numId="2" w16cid:durableId="642350065">
-    <w:abstractNumId w:val="42"/>
+    <w:abstractNumId w:val="44"/>
   </w:num>
   <w:num w:numId="3" w16cid:durableId="1489902165">
-    <w:abstractNumId w:val="44"/>
+    <w:abstractNumId w:val="46"/>
   </w:num>
   <w:num w:numId="4" w16cid:durableId="748575999">
     <w:abstractNumId w:val="7"/>
@@ -52740,136 +55688,136 @@
     <w:abstractNumId w:val="16"/>
   </w:num>
   <w:num w:numId="6" w16cid:durableId="1886746089">
-    <w:abstractNumId w:val="65"/>
+    <w:abstractNumId w:val="67"/>
   </w:num>
   <w:num w:numId="7" w16cid:durableId="650066308">
-    <w:abstractNumId w:val="47"/>
+    <w:abstractNumId w:val="49"/>
   </w:num>
   <w:num w:numId="8" w16cid:durableId="266819064">
-    <w:abstractNumId w:val="69"/>
+    <w:abstractNumId w:val="71"/>
   </w:num>
   <w:num w:numId="9" w16cid:durableId="2036731178">
-    <w:abstractNumId w:val="26"/>
+    <w:abstractNumId w:val="27"/>
   </w:num>
   <w:num w:numId="10" w16cid:durableId="902059320">
     <w:abstractNumId w:val="15"/>
   </w:num>
   <w:num w:numId="11" w16cid:durableId="1487697065">
-    <w:abstractNumId w:val="41"/>
+    <w:abstractNumId w:val="43"/>
   </w:num>
   <w:num w:numId="12" w16cid:durableId="1562982151">
     <w:abstractNumId w:val="6"/>
   </w:num>
   <w:num w:numId="13" w16cid:durableId="200630349">
-    <w:abstractNumId w:val="24"/>
+    <w:abstractNumId w:val="25"/>
   </w:num>
   <w:num w:numId="14" w16cid:durableId="1619027387">
     <w:abstractNumId w:val="20"/>
   </w:num>
   <w:num w:numId="15" w16cid:durableId="1697152611">
-    <w:abstractNumId w:val="55"/>
+    <w:abstractNumId w:val="57"/>
   </w:num>
   <w:num w:numId="16" w16cid:durableId="1036738356">
-    <w:abstractNumId w:val="34"/>
+    <w:abstractNumId w:val="36"/>
   </w:num>
   <w:num w:numId="17" w16cid:durableId="1328509842">
-    <w:abstractNumId w:val="70"/>
+    <w:abstractNumId w:val="72"/>
   </w:num>
   <w:num w:numId="18" w16cid:durableId="1916014568">
     <w:abstractNumId w:val="17"/>
   </w:num>
   <w:num w:numId="19" w16cid:durableId="1447236432">
-    <w:abstractNumId w:val="52"/>
+    <w:abstractNumId w:val="54"/>
   </w:num>
   <w:num w:numId="20" w16cid:durableId="2056851643">
-    <w:abstractNumId w:val="33"/>
+    <w:abstractNumId w:val="35"/>
   </w:num>
   <w:num w:numId="21" w16cid:durableId="1478690699">
-    <w:abstractNumId w:val="71"/>
+    <w:abstractNumId w:val="73"/>
   </w:num>
   <w:num w:numId="22" w16cid:durableId="1512641807">
     <w:abstractNumId w:val="11"/>
   </w:num>
   <w:num w:numId="23" w16cid:durableId="954480404">
-    <w:abstractNumId w:val="45"/>
+    <w:abstractNumId w:val="47"/>
   </w:num>
   <w:num w:numId="24" w16cid:durableId="1430852547">
     <w:abstractNumId w:val="13"/>
   </w:num>
   <w:num w:numId="25" w16cid:durableId="876813661">
-    <w:abstractNumId w:val="49"/>
+    <w:abstractNumId w:val="51"/>
   </w:num>
   <w:num w:numId="26" w16cid:durableId="632637685">
-    <w:abstractNumId w:val="23"/>
+    <w:abstractNumId w:val="24"/>
   </w:num>
   <w:num w:numId="27" w16cid:durableId="1710690097">
-    <w:abstractNumId w:val="38"/>
+    <w:abstractNumId w:val="40"/>
   </w:num>
   <w:num w:numId="28" w16cid:durableId="1677802237">
     <w:abstractNumId w:val="0"/>
   </w:num>
   <w:num w:numId="29" w16cid:durableId="1751582639">
-    <w:abstractNumId w:val="28"/>
+    <w:abstractNumId w:val="30"/>
   </w:num>
   <w:num w:numId="30" w16cid:durableId="1398019252">
-    <w:abstractNumId w:val="53"/>
+    <w:abstractNumId w:val="55"/>
   </w:num>
   <w:num w:numId="31" w16cid:durableId="1332682007">
-    <w:abstractNumId w:val="59"/>
+    <w:abstractNumId w:val="61"/>
   </w:num>
   <w:num w:numId="32" w16cid:durableId="1288775644">
-    <w:abstractNumId w:val="30"/>
+    <w:abstractNumId w:val="32"/>
   </w:num>
   <w:num w:numId="33" w16cid:durableId="1114058048">
-    <w:abstractNumId w:val="57"/>
+    <w:abstractNumId w:val="59"/>
   </w:num>
   <w:num w:numId="34" w16cid:durableId="39941009">
     <w:abstractNumId w:val="14"/>
   </w:num>
   <w:num w:numId="35" w16cid:durableId="1529369227">
-    <w:abstractNumId w:val="32"/>
+    <w:abstractNumId w:val="34"/>
   </w:num>
   <w:num w:numId="36" w16cid:durableId="875043313">
-    <w:abstractNumId w:val="64"/>
+    <w:abstractNumId w:val="66"/>
   </w:num>
   <w:num w:numId="37" w16cid:durableId="433672096">
     <w:abstractNumId w:val="9"/>
   </w:num>
   <w:num w:numId="38" w16cid:durableId="1817843198">
-    <w:abstractNumId w:val="63"/>
+    <w:abstractNumId w:val="65"/>
   </w:num>
   <w:num w:numId="39" w16cid:durableId="66660169">
-    <w:abstractNumId w:val="29"/>
+    <w:abstractNumId w:val="31"/>
   </w:num>
   <w:num w:numId="40" w16cid:durableId="2060126847">
     <w:abstractNumId w:val="22"/>
   </w:num>
   <w:num w:numId="41" w16cid:durableId="338586820">
-    <w:abstractNumId w:val="61"/>
+    <w:abstractNumId w:val="63"/>
   </w:num>
   <w:num w:numId="42" w16cid:durableId="889224766">
-    <w:abstractNumId w:val="51"/>
+    <w:abstractNumId w:val="53"/>
   </w:num>
   <w:num w:numId="43" w16cid:durableId="1290934915">
+    <w:abstractNumId w:val="41"/>
+  </w:num>
+  <w:num w:numId="44" w16cid:durableId="210045384">
+    <w:abstractNumId w:val="42"/>
+  </w:num>
+  <w:num w:numId="45" w16cid:durableId="198398213">
+    <w:abstractNumId w:val="70"/>
+  </w:num>
+  <w:num w:numId="46" w16cid:durableId="1092508899">
+    <w:abstractNumId w:val="69"/>
+  </w:num>
+  <w:num w:numId="47" w16cid:durableId="1006789313">
     <w:abstractNumId w:val="39"/>
   </w:num>
-  <w:num w:numId="44" w16cid:durableId="210045384">
-    <w:abstractNumId w:val="40"/>
-  </w:num>
-  <w:num w:numId="45" w16cid:durableId="198398213">
-    <w:abstractNumId w:val="68"/>
-  </w:num>
-  <w:num w:numId="46" w16cid:durableId="1092508899">
-    <w:abstractNumId w:val="67"/>
-  </w:num>
-  <w:num w:numId="47" w16cid:durableId="1006789313">
-    <w:abstractNumId w:val="37"/>
-  </w:num>
   <w:num w:numId="48" w16cid:durableId="1267807337">
-    <w:abstractNumId w:val="31"/>
+    <w:abstractNumId w:val="33"/>
   </w:num>
   <w:num w:numId="49" w16cid:durableId="1362781488">
-    <w:abstractNumId w:val="46"/>
+    <w:abstractNumId w:val="48"/>
   </w:num>
   <w:num w:numId="50" w16cid:durableId="1121607282">
     <w:abstractNumId w:val="21"/>
@@ -52878,58 +55826,58 @@
     <w:abstractNumId w:val="5"/>
   </w:num>
   <w:num w:numId="52" w16cid:durableId="307590117">
-    <w:abstractNumId w:val="66"/>
+    <w:abstractNumId w:val="68"/>
   </w:num>
   <w:num w:numId="53" w16cid:durableId="551188308">
-    <w:abstractNumId w:val="62"/>
+    <w:abstractNumId w:val="64"/>
   </w:num>
   <w:num w:numId="54" w16cid:durableId="689256409">
-    <w:abstractNumId w:val="73"/>
+    <w:abstractNumId w:val="75"/>
   </w:num>
   <w:num w:numId="55" w16cid:durableId="377974077">
-    <w:abstractNumId w:val="60"/>
+    <w:abstractNumId w:val="62"/>
   </w:num>
   <w:num w:numId="56" w16cid:durableId="658273130">
     <w:abstractNumId w:val="2"/>
   </w:num>
   <w:num w:numId="57" w16cid:durableId="1661542422">
-    <w:abstractNumId w:val="35"/>
+    <w:abstractNumId w:val="37"/>
   </w:num>
   <w:num w:numId="58" w16cid:durableId="1801609153">
     <w:abstractNumId w:val="18"/>
   </w:num>
   <w:num w:numId="59" w16cid:durableId="1631086036">
-    <w:abstractNumId w:val="25"/>
+    <w:abstractNumId w:val="26"/>
   </w:num>
   <w:num w:numId="60" w16cid:durableId="1156604864">
-    <w:abstractNumId w:val="36"/>
+    <w:abstractNumId w:val="38"/>
   </w:num>
   <w:num w:numId="61" w16cid:durableId="1617709580">
     <w:abstractNumId w:val="10"/>
   </w:num>
   <w:num w:numId="62" w16cid:durableId="811295023">
-    <w:abstractNumId w:val="56"/>
+    <w:abstractNumId w:val="58"/>
   </w:num>
   <w:num w:numId="63" w16cid:durableId="1265377572">
-    <w:abstractNumId w:val="72"/>
+    <w:abstractNumId w:val="74"/>
   </w:num>
   <w:num w:numId="64" w16cid:durableId="1904873495">
     <w:abstractNumId w:val="19"/>
   </w:num>
   <w:num w:numId="65" w16cid:durableId="271209946">
-    <w:abstractNumId w:val="54"/>
+    <w:abstractNumId w:val="56"/>
   </w:num>
   <w:num w:numId="66" w16cid:durableId="1847474104">
-    <w:abstractNumId w:val="58"/>
+    <w:abstractNumId w:val="60"/>
   </w:num>
   <w:num w:numId="67" w16cid:durableId="360863111">
     <w:abstractNumId w:val="4"/>
   </w:num>
   <w:num w:numId="68" w16cid:durableId="1081021216">
-    <w:abstractNumId w:val="50"/>
+    <w:abstractNumId w:val="52"/>
   </w:num>
   <w:num w:numId="69" w16cid:durableId="5913280">
-    <w:abstractNumId w:val="43"/>
+    <w:abstractNumId w:val="45"/>
   </w:num>
   <w:num w:numId="70" w16cid:durableId="679429461">
     <w:abstractNumId w:val="3"/>
@@ -52944,7 +55892,13 @@
     <w:abstractNumId w:val="1"/>
   </w:num>
   <w:num w:numId="74" w16cid:durableId="588271822">
-    <w:abstractNumId w:val="27"/>
+    <w:abstractNumId w:val="29"/>
+  </w:num>
+  <w:num w:numId="75" w16cid:durableId="202794983">
+    <w:abstractNumId w:val="28"/>
+  </w:num>
+  <w:num w:numId="76" w16cid:durableId="272639304">
+    <w:abstractNumId w:val="23"/>
   </w:num>
   <w:numIdMacAtCleanup w:val="74"/>
 </w:numbering>

--- a/python.docx
+++ b/python.docx
@@ -45676,6 +45676,2294 @@
       <w:proofErr w:type="spellEnd"/>
       <w:r>
         <w:t> remains 4, even after trying to add the duplicate element 2.</w:t>
+      </w:r>
+    </w:p>
+    <w:p>
+      <w:pPr>
+        <w:pStyle w:val="NoSpacing"/>
+        <w:rPr>
+          <w:b/>
+          <w:bCs/>
+          <w:sz w:val="44"/>
+          <w:szCs w:val="44"/>
+          <w:u w:val="single"/>
+        </w:rPr>
+      </w:pPr>
+      <w:r>
+        <w:rPr>
+          <w:b/>
+          <w:bCs/>
+          <w:sz w:val="44"/>
+          <w:szCs w:val="44"/>
+          <w:u w:val="single"/>
+        </w:rPr>
+        <w:lastRenderedPageBreak/>
+        <w:t>Membership Testing (in and not in)</w:t>
+      </w:r>
+    </w:p>
+    <w:p>
+      <w:pPr>
+        <w:pStyle w:val="NoSpacing"/>
+      </w:pPr>
+      <w:r>
+        <w:t xml:space="preserve">In Python, </w:t>
+      </w:r>
+      <w:r>
+        <w:rPr>
+          <w:highlight w:val="yellow"/>
+        </w:rPr>
+        <w:t>membership testing helps us check whether a certain item is in a collection</w:t>
+      </w:r>
+      <w:r>
+        <w:t>, like a list, tuple, or set. When working with sets, you can use the in and not in operators to test if an element is present or not.</w:t>
+      </w:r>
+    </w:p>
+    <w:p>
+      <w:pPr>
+        <w:pStyle w:val="NoSpacing"/>
+        <w:numPr>
+          <w:ilvl w:val="0"/>
+          <w:numId w:val="77"/>
+        </w:numPr>
+      </w:pPr>
+      <w:r>
+        <w:rPr>
+          <w:b/>
+          <w:bCs/>
+        </w:rPr>
+        <w:t>in Operator:</w:t>
+      </w:r>
+      <w:r>
+        <w:t xml:space="preserve"> The </w:t>
+      </w:r>
+      <w:r>
+        <w:rPr>
+          <w:highlight w:val="yellow"/>
+        </w:rPr>
+        <w:t>in operator checks if a specific element exists in a set</w:t>
+      </w:r>
+      <w:r>
+        <w:t xml:space="preserve">. If the element is in the set, it will return True; </w:t>
+      </w:r>
+      <w:proofErr w:type="gramStart"/>
+      <w:r>
+        <w:t>otherwise</w:t>
+      </w:r>
+      <w:proofErr w:type="gramEnd"/>
+      <w:r>
+        <w:t> False.</w:t>
+      </w:r>
+    </w:p>
+    <w:p>
+      <w:pPr>
+        <w:pStyle w:val="NoSpacing"/>
+        <w:numPr>
+          <w:ilvl w:val="0"/>
+          <w:numId w:val="77"/>
+        </w:numPr>
+      </w:pPr>
+      <w:r>
+        <w:rPr>
+          <w:b/>
+          <w:bCs/>
+        </w:rPr>
+        <w:t>not in Operator:</w:t>
+      </w:r>
+      <w:r>
+        <w:t xml:space="preserve"> The </w:t>
+      </w:r>
+      <w:r>
+        <w:rPr>
+          <w:highlight w:val="yellow"/>
+        </w:rPr>
+        <w:t>not in operator does the opposite of in</w:t>
+      </w:r>
+      <w:r>
+        <w:t xml:space="preserve">. It checks if an element isn't in the set. If the element is absent from the set, it returns True; </w:t>
+      </w:r>
+      <w:proofErr w:type="gramStart"/>
+      <w:r>
+        <w:t>otherwise</w:t>
+      </w:r>
+      <w:proofErr w:type="gramEnd"/>
+      <w:r>
+        <w:t> False.</w:t>
+      </w:r>
+    </w:p>
+    <w:p>
+      <w:pPr>
+        <w:pStyle w:val="NoSpacing"/>
+      </w:pPr>
+    </w:p>
+    <w:p>
+      <w:pPr>
+        <w:pStyle w:val="NoSpacing"/>
+      </w:pPr>
+      <w:r>
+        <w:rPr>
+          <w:b/>
+          <w:bCs/>
+        </w:rPr>
+        <w:t>Example Using in:</w:t>
+      </w:r>
+    </w:p>
+    <w:p>
+      <w:pPr>
+        <w:pStyle w:val="NoSpacing"/>
+      </w:pPr>
+      <w:r>
+        <w:t>fruits = {"apple", "banana", "cherry"}</w:t>
+      </w:r>
+    </w:p>
+    <w:p>
+      <w:pPr>
+        <w:pStyle w:val="NoSpacing"/>
+      </w:pPr>
+      <w:r>
+        <w:t># Check if 'banana' is in the set</w:t>
+      </w:r>
+    </w:p>
+    <w:p>
+      <w:pPr>
+        <w:pStyle w:val="NoSpacing"/>
+      </w:pPr>
+      <w:proofErr w:type="gramStart"/>
+      <w:r>
+        <w:rPr>
+          <w:highlight w:val="yellow"/>
+        </w:rPr>
+        <w:t>print(</w:t>
+      </w:r>
+      <w:proofErr w:type="gramEnd"/>
+      <w:r>
+        <w:rPr>
+          <w:highlight w:val="yellow"/>
+        </w:rPr>
+        <w:t xml:space="preserve">"banana" in </w:t>
+      </w:r>
+      <w:proofErr w:type="gramStart"/>
+      <w:r>
+        <w:rPr>
+          <w:highlight w:val="yellow"/>
+        </w:rPr>
+        <w:t>fruits)  #</w:t>
+      </w:r>
+      <w:proofErr w:type="gramEnd"/>
+      <w:r>
+        <w:rPr>
+          <w:highlight w:val="yellow"/>
+        </w:rPr>
+        <w:t xml:space="preserve"> Output: True</w:t>
+      </w:r>
+    </w:p>
+    <w:p>
+      <w:pPr>
+        <w:pStyle w:val="NoSpacing"/>
+      </w:pPr>
+      <w:r>
+        <w:t># Check if 'grape' is in the set</w:t>
+      </w:r>
+    </w:p>
+    <w:p>
+      <w:pPr>
+        <w:pStyle w:val="NoSpacing"/>
+      </w:pPr>
+      <w:proofErr w:type="gramStart"/>
+      <w:r>
+        <w:t>print(</w:t>
+      </w:r>
+      <w:proofErr w:type="gramEnd"/>
+      <w:r>
+        <w:t xml:space="preserve">"grape" in </w:t>
+      </w:r>
+      <w:proofErr w:type="gramStart"/>
+      <w:r>
+        <w:t>fruits)  #</w:t>
+      </w:r>
+      <w:proofErr w:type="gramEnd"/>
+      <w:r>
+        <w:t xml:space="preserve"> Output: False</w:t>
+      </w:r>
+    </w:p>
+    <w:p>
+      <w:pPr>
+        <w:pStyle w:val="NoSpacing"/>
+      </w:pPr>
+      <w:r>
+        <w:t>The first check returns True because "banana" is in the set, and the second check returns False because "grape" is not.</w:t>
+      </w:r>
+    </w:p>
+    <w:p>
+      <w:pPr>
+        <w:pStyle w:val="NoSpacing"/>
+      </w:pPr>
+    </w:p>
+    <w:p>
+      <w:pPr>
+        <w:pStyle w:val="NoSpacing"/>
+      </w:pPr>
+      <w:r>
+        <w:rPr>
+          <w:b/>
+          <w:bCs/>
+        </w:rPr>
+        <w:t>Example Using not in:</w:t>
+      </w:r>
+    </w:p>
+    <w:p>
+      <w:pPr>
+        <w:pStyle w:val="NoSpacing"/>
+      </w:pPr>
+      <w:proofErr w:type="spellStart"/>
+      <w:r>
+        <w:t>colors</w:t>
+      </w:r>
+      <w:proofErr w:type="spellEnd"/>
+      <w:r>
+        <w:t xml:space="preserve"> = {"red", "blue", "green"}</w:t>
+      </w:r>
+    </w:p>
+    <w:p>
+      <w:pPr>
+        <w:pStyle w:val="NoSpacing"/>
+      </w:pPr>
+      <w:r>
+        <w:t># Check if 'yellow' is not in the set</w:t>
+      </w:r>
+    </w:p>
+    <w:p>
+      <w:pPr>
+        <w:pStyle w:val="NoSpacing"/>
+      </w:pPr>
+      <w:proofErr w:type="gramStart"/>
+      <w:r>
+        <w:rPr>
+          <w:highlight w:val="yellow"/>
+        </w:rPr>
+        <w:t>print(</w:t>
+      </w:r>
+      <w:proofErr w:type="gramEnd"/>
+      <w:r>
+        <w:rPr>
+          <w:highlight w:val="yellow"/>
+        </w:rPr>
+        <w:t xml:space="preserve">"yellow" not in </w:t>
+      </w:r>
+      <w:proofErr w:type="spellStart"/>
+      <w:proofErr w:type="gramStart"/>
+      <w:r>
+        <w:rPr>
+          <w:highlight w:val="yellow"/>
+        </w:rPr>
+        <w:t>colors</w:t>
+      </w:r>
+      <w:proofErr w:type="spellEnd"/>
+      <w:r>
+        <w:rPr>
+          <w:highlight w:val="yellow"/>
+        </w:rPr>
+        <w:t>)  #</w:t>
+      </w:r>
+      <w:proofErr w:type="gramEnd"/>
+      <w:r>
+        <w:rPr>
+          <w:highlight w:val="yellow"/>
+        </w:rPr>
+        <w:t xml:space="preserve"> Output: True</w:t>
+      </w:r>
+    </w:p>
+    <w:p>
+      <w:pPr>
+        <w:pStyle w:val="NoSpacing"/>
+      </w:pPr>
+      <w:r>
+        <w:t># Check if 'red' is not in the set</w:t>
+      </w:r>
+    </w:p>
+    <w:p>
+      <w:pPr>
+        <w:pStyle w:val="NoSpacing"/>
+      </w:pPr>
+      <w:proofErr w:type="gramStart"/>
+      <w:r>
+        <w:t>print(</w:t>
+      </w:r>
+      <w:proofErr w:type="gramEnd"/>
+      <w:r>
+        <w:t xml:space="preserve">"red" not in </w:t>
+      </w:r>
+      <w:proofErr w:type="spellStart"/>
+      <w:proofErr w:type="gramStart"/>
+      <w:r>
+        <w:t>colors</w:t>
+      </w:r>
+      <w:proofErr w:type="spellEnd"/>
+      <w:r>
+        <w:t>)  #</w:t>
+      </w:r>
+      <w:proofErr w:type="gramEnd"/>
+      <w:r>
+        <w:t xml:space="preserve"> Output: False</w:t>
+      </w:r>
+    </w:p>
+    <w:p>
+      <w:pPr>
+        <w:pStyle w:val="NoSpacing"/>
+      </w:pPr>
+      <w:r>
+        <w:t xml:space="preserve">In this example, we have a set of </w:t>
+      </w:r>
+      <w:proofErr w:type="spellStart"/>
+      <w:r>
+        <w:t>colors</w:t>
+      </w:r>
+      <w:proofErr w:type="spellEnd"/>
+      <w:r>
+        <w:t>: {"red", "blue", "green"}. The first check returns True because "yellow" is not in the set, and the second check returns False because "red" is present.</w:t>
+      </w:r>
+    </w:p>
+    <w:p>
+      <w:pPr>
+        <w:pStyle w:val="NoSpacing"/>
+      </w:pPr>
+    </w:p>
+    <w:p>
+      <w:pPr>
+        <w:pStyle w:val="NoSpacing"/>
+        <w:rPr>
+          <w:b/>
+          <w:bCs/>
+          <w:sz w:val="40"/>
+          <w:szCs w:val="40"/>
+          <w:u w:val="single"/>
+        </w:rPr>
+      </w:pPr>
+      <w:r>
+        <w:rPr>
+          <w:b/>
+          <w:bCs/>
+          <w:sz w:val="40"/>
+          <w:szCs w:val="40"/>
+          <w:u w:val="single"/>
+        </w:rPr>
+        <w:t>Iterating Over a Set (for loop)</w:t>
+      </w:r>
+    </w:p>
+    <w:p>
+      <w:pPr>
+        <w:pStyle w:val="NoSpacing"/>
+      </w:pPr>
+      <w:r>
+        <w:t xml:space="preserve">In Python, sets are collections of unique items, meaning they automatically remove duplicates and don’t keep elements in any specific order. Since you can't access items by their position like in lists, </w:t>
+      </w:r>
+      <w:r>
+        <w:rPr>
+          <w:highlight w:val="yellow"/>
+        </w:rPr>
+        <w:t>using a for loop allows you to go through each item one by one, making it easy to work with sets without worrying about duplicates or orders.</w:t>
+      </w:r>
+    </w:p>
+    <w:p>
+      <w:pPr>
+        <w:pStyle w:val="NoSpacing"/>
+      </w:pPr>
+    </w:p>
+    <w:p>
+      <w:pPr>
+        <w:pStyle w:val="NoSpacing"/>
+      </w:pPr>
+      <w:r>
+        <w:rPr>
+          <w:b/>
+          <w:bCs/>
+        </w:rPr>
+        <w:t>Example: Simple Iteration Over a Set</w:t>
+      </w:r>
+      <w:r>
+        <w:br/>
+        <w:t>Here’s a simple example with a set of fruits:</w:t>
+      </w:r>
+    </w:p>
+    <w:p>
+      <w:pPr>
+        <w:pStyle w:val="NoSpacing"/>
+      </w:pPr>
+      <w:r>
+        <w:t>fruits = {"apple", "banana", "cherry", "mango"}</w:t>
+      </w:r>
+    </w:p>
+    <w:p>
+      <w:pPr>
+        <w:pStyle w:val="NoSpacing"/>
+      </w:pPr>
+    </w:p>
+    <w:p>
+      <w:pPr>
+        <w:pStyle w:val="NoSpacing"/>
+      </w:pPr>
+      <w:r>
+        <w:t># Iterate over the set</w:t>
+      </w:r>
+    </w:p>
+    <w:p>
+      <w:pPr>
+        <w:pStyle w:val="NoSpacing"/>
+        <w:rPr>
+          <w:highlight w:val="yellow"/>
+        </w:rPr>
+      </w:pPr>
+      <w:r>
+        <w:rPr>
+          <w:highlight w:val="yellow"/>
+        </w:rPr>
+        <w:t>for fruit in fruits:</w:t>
+      </w:r>
+    </w:p>
+    <w:p>
+      <w:pPr>
+        <w:pStyle w:val="NoSpacing"/>
+      </w:pPr>
+      <w:r>
+        <w:rPr>
+          <w:highlight w:val="yellow"/>
+        </w:rPr>
+        <w:t xml:space="preserve">    print(fruit)</w:t>
+      </w:r>
+    </w:p>
+    <w:p>
+      <w:pPr>
+        <w:pStyle w:val="NoSpacing"/>
+      </w:pPr>
+      <w:r>
+        <w:rPr>
+          <w:b/>
+          <w:bCs/>
+        </w:rPr>
+        <w:t>Output:</w:t>
+      </w:r>
+    </w:p>
+    <w:p>
+      <w:pPr>
+        <w:pStyle w:val="NoSpacing"/>
+      </w:pPr>
+      <w:r>
+        <w:t>apple</w:t>
+      </w:r>
+    </w:p>
+    <w:p>
+      <w:pPr>
+        <w:pStyle w:val="NoSpacing"/>
+      </w:pPr>
+      <w:r>
+        <w:t>banana</w:t>
+      </w:r>
+    </w:p>
+    <w:p>
+      <w:pPr>
+        <w:pStyle w:val="NoSpacing"/>
+      </w:pPr>
+      <w:r>
+        <w:t>cherry</w:t>
+      </w:r>
+    </w:p>
+    <w:p>
+      <w:pPr>
+        <w:pStyle w:val="NoSpacing"/>
+      </w:pPr>
+      <w:r>
+        <w:t>mango</w:t>
+      </w:r>
+    </w:p>
+    <w:p>
+      <w:pPr>
+        <w:pStyle w:val="NoSpacing"/>
+      </w:pPr>
+      <w:r>
+        <w:rPr>
+          <w:b/>
+          <w:bCs/>
+        </w:rPr>
+        <w:lastRenderedPageBreak/>
+        <w:t>Explanation:</w:t>
+      </w:r>
+    </w:p>
+    <w:p>
+      <w:pPr>
+        <w:pStyle w:val="NoSpacing"/>
+        <w:numPr>
+          <w:ilvl w:val="0"/>
+          <w:numId w:val="78"/>
+        </w:numPr>
+      </w:pPr>
+      <w:r>
+        <w:t>The for loop goes through the set fruits and prints each fruit one by one.</w:t>
+      </w:r>
+    </w:p>
+    <w:p>
+      <w:pPr>
+        <w:pStyle w:val="NoSpacing"/>
+        <w:numPr>
+          <w:ilvl w:val="0"/>
+          <w:numId w:val="78"/>
+        </w:numPr>
+      </w:pPr>
+      <w:r>
+        <w:t>Since sets don’t keep things in order, the output might not always be the same order.</w:t>
+      </w:r>
+    </w:p>
+    <w:p>
+      <w:pPr>
+        <w:pStyle w:val="NoSpacing"/>
+      </w:pPr>
+    </w:p>
+    <w:p>
+      <w:pPr>
+        <w:pStyle w:val="NoSpacing"/>
+        <w:rPr>
+          <w:b/>
+          <w:bCs/>
+          <w:sz w:val="40"/>
+          <w:szCs w:val="40"/>
+          <w:u w:val="single"/>
+        </w:rPr>
+      </w:pPr>
+      <w:r>
+        <w:rPr>
+          <w:b/>
+          <w:bCs/>
+          <w:sz w:val="40"/>
+          <w:szCs w:val="40"/>
+          <w:u w:val="single"/>
+        </w:rPr>
+        <w:t>Union</w:t>
+      </w:r>
+    </w:p>
+    <w:p>
+      <w:pPr>
+        <w:pStyle w:val="NoSpacing"/>
+      </w:pPr>
+      <w:r>
+        <w:t>Python sets are a powerful data structure that automatically eliminate duplicates and allow for efficient membership testing. One of the most useful operations in sets is union, which combines the elements of multiple sets while ensuring that each element appears only once, regardless of its occurrences in the original sets.</w:t>
+      </w:r>
+    </w:p>
+    <w:p>
+      <w:pPr>
+        <w:pStyle w:val="NoSpacing"/>
+      </w:pPr>
+      <w:r>
+        <w:rPr>
+          <w:b/>
+          <w:bCs/>
+        </w:rPr>
+        <w:t>Syntax</w:t>
+      </w:r>
+    </w:p>
+    <w:p>
+      <w:pPr>
+        <w:pStyle w:val="NoSpacing"/>
+        <w:numPr>
+          <w:ilvl w:val="0"/>
+          <w:numId w:val="79"/>
+        </w:numPr>
+      </w:pPr>
+      <w:r>
+        <w:t>Using the | operator:</w:t>
+      </w:r>
+    </w:p>
+    <w:p>
+      <w:pPr>
+        <w:pStyle w:val="NoSpacing"/>
+        <w:numPr>
+          <w:ilvl w:val="0"/>
+          <w:numId w:val="79"/>
+        </w:numPr>
+        <w:rPr>
+          <w:highlight w:val="yellow"/>
+        </w:rPr>
+      </w:pPr>
+      <w:r>
+        <w:rPr>
+          <w:highlight w:val="yellow"/>
+        </w:rPr>
+        <w:t>set1 | set2</w:t>
+      </w:r>
+    </w:p>
+    <w:p>
+      <w:pPr>
+        <w:pStyle w:val="NoSpacing"/>
+        <w:numPr>
+          <w:ilvl w:val="0"/>
+          <w:numId w:val="79"/>
+        </w:numPr>
+      </w:pPr>
+      <w:r>
+        <w:t>Using the </w:t>
+      </w:r>
+      <w:proofErr w:type="gramStart"/>
+      <w:r>
+        <w:t>union(</w:t>
+      </w:r>
+      <w:proofErr w:type="gramEnd"/>
+      <w:r>
+        <w:t>) method:</w:t>
+      </w:r>
+    </w:p>
+    <w:p>
+      <w:pPr>
+        <w:pStyle w:val="NoSpacing"/>
+        <w:numPr>
+          <w:ilvl w:val="0"/>
+          <w:numId w:val="79"/>
+        </w:numPr>
+        <w:rPr>
+          <w:highlight w:val="yellow"/>
+        </w:rPr>
+      </w:pPr>
+      <w:r>
+        <w:rPr>
+          <w:highlight w:val="yellow"/>
+        </w:rPr>
+        <w:t>set1.union(set2)</w:t>
+      </w:r>
+    </w:p>
+    <w:p>
+      <w:pPr>
+        <w:pStyle w:val="NoSpacing"/>
+        <w:numPr>
+          <w:ilvl w:val="0"/>
+          <w:numId w:val="79"/>
+        </w:numPr>
+      </w:pPr>
+      <w:r>
+        <w:t>The </w:t>
+      </w:r>
+      <w:proofErr w:type="gramStart"/>
+      <w:r>
+        <w:t>union(</w:t>
+      </w:r>
+      <w:proofErr w:type="gramEnd"/>
+      <w:r>
+        <w:t>) method can take multiple sets as arguments:</w:t>
+      </w:r>
+    </w:p>
+    <w:p>
+      <w:pPr>
+        <w:pStyle w:val="NoSpacing"/>
+        <w:numPr>
+          <w:ilvl w:val="0"/>
+          <w:numId w:val="79"/>
+        </w:numPr>
+        <w:rPr>
+          <w:highlight w:val="yellow"/>
+        </w:rPr>
+      </w:pPr>
+      <w:r>
+        <w:rPr>
+          <w:highlight w:val="yellow"/>
+        </w:rPr>
+        <w:t>set1.union(set2, set3, ...)</w:t>
+      </w:r>
+    </w:p>
+    <w:p>
+      <w:pPr>
+        <w:pStyle w:val="NoSpacing"/>
+      </w:pPr>
+    </w:p>
+    <w:p>
+      <w:pPr>
+        <w:pStyle w:val="NoSpacing"/>
+      </w:pPr>
+      <w:r>
+        <w:rPr>
+          <w:b/>
+          <w:bCs/>
+        </w:rPr>
+        <w:t>Example 1: Union of Two Sets</w:t>
+      </w:r>
+    </w:p>
+    <w:p>
+      <w:pPr>
+        <w:pStyle w:val="NoSpacing"/>
+      </w:pPr>
+      <w:r>
+        <w:t># Define two sets</w:t>
+      </w:r>
+    </w:p>
+    <w:p>
+      <w:pPr>
+        <w:pStyle w:val="NoSpacing"/>
+      </w:pPr>
+      <w:r>
+        <w:t>set1 = {1, 2, 3, 4}</w:t>
+      </w:r>
+    </w:p>
+    <w:p>
+      <w:pPr>
+        <w:pStyle w:val="NoSpacing"/>
+      </w:pPr>
+      <w:r>
+        <w:t>set2 = {3, 4, 5, 6}</w:t>
+      </w:r>
+    </w:p>
+    <w:p>
+      <w:pPr>
+        <w:pStyle w:val="NoSpacing"/>
+      </w:pPr>
+    </w:p>
+    <w:p>
+      <w:pPr>
+        <w:pStyle w:val="NoSpacing"/>
+      </w:pPr>
+      <w:r>
+        <w:t># Using the pipe operator</w:t>
+      </w:r>
+    </w:p>
+    <w:p>
+      <w:pPr>
+        <w:pStyle w:val="NoSpacing"/>
+      </w:pPr>
+      <w:proofErr w:type="spellStart"/>
+      <w:r>
+        <w:rPr>
+          <w:highlight w:val="yellow"/>
+        </w:rPr>
+        <w:t>union_set</w:t>
+      </w:r>
+      <w:proofErr w:type="spellEnd"/>
+      <w:r>
+        <w:rPr>
+          <w:highlight w:val="yellow"/>
+        </w:rPr>
+        <w:t xml:space="preserve"> = set1 | set2</w:t>
+      </w:r>
+    </w:p>
+    <w:p>
+      <w:pPr>
+        <w:pStyle w:val="NoSpacing"/>
+      </w:pPr>
+      <w:r>
+        <w:t>print(</w:t>
+      </w:r>
+      <w:proofErr w:type="spellStart"/>
+      <w:r>
+        <w:t>union_</w:t>
+      </w:r>
+      <w:proofErr w:type="gramStart"/>
+      <w:r>
+        <w:t>set</w:t>
+      </w:r>
+      <w:proofErr w:type="spellEnd"/>
+      <w:r>
+        <w:t>)  #</w:t>
+      </w:r>
+      <w:proofErr w:type="gramEnd"/>
+      <w:r>
+        <w:t xml:space="preserve"> Output: {1, 2, 3, 4, 5, 6}</w:t>
+      </w:r>
+    </w:p>
+    <w:p>
+      <w:pPr>
+        <w:pStyle w:val="NoSpacing"/>
+      </w:pPr>
+    </w:p>
+    <w:p>
+      <w:pPr>
+        <w:pStyle w:val="NoSpacing"/>
+      </w:pPr>
+      <w:r>
+        <w:t xml:space="preserve"># Using the </w:t>
+      </w:r>
+      <w:proofErr w:type="gramStart"/>
+      <w:r>
+        <w:t>union(</w:t>
+      </w:r>
+      <w:proofErr w:type="gramEnd"/>
+      <w:r>
+        <w:t>) method</w:t>
+      </w:r>
+    </w:p>
+    <w:p>
+      <w:pPr>
+        <w:pStyle w:val="NoSpacing"/>
+      </w:pPr>
+      <w:r>
+        <w:rPr>
+          <w:highlight w:val="yellow"/>
+        </w:rPr>
+        <w:t>union_set2 = set1.union(set2)</w:t>
+      </w:r>
+    </w:p>
+    <w:p>
+      <w:pPr>
+        <w:pStyle w:val="NoSpacing"/>
+      </w:pPr>
+      <w:r>
+        <w:t>print(union_set2</w:t>
+      </w:r>
+      <w:proofErr w:type="gramStart"/>
+      <w:r>
+        <w:t>)  #</w:t>
+      </w:r>
+      <w:proofErr w:type="gramEnd"/>
+      <w:r>
+        <w:t xml:space="preserve"> Output: {1, 2, 3, 4, 5, 6}</w:t>
+      </w:r>
+    </w:p>
+    <w:p>
+      <w:pPr>
+        <w:pStyle w:val="NoSpacing"/>
+      </w:pPr>
+      <w:r>
+        <w:rPr>
+          <w:b/>
+          <w:bCs/>
+        </w:rPr>
+        <w:t>Explanation</w:t>
+      </w:r>
+    </w:p>
+    <w:p>
+      <w:pPr>
+        <w:pStyle w:val="NoSpacing"/>
+        <w:numPr>
+          <w:ilvl w:val="0"/>
+          <w:numId w:val="80"/>
+        </w:numPr>
+      </w:pPr>
+      <w:r>
+        <w:rPr>
+          <w:b/>
+          <w:bCs/>
+        </w:rPr>
+        <w:t>Using | Operator:</w:t>
+      </w:r>
+      <w:r>
+        <w:t> The expression set1 | set2 creates a new set by combining elements of both sets, automatically removing duplicates.</w:t>
+      </w:r>
+    </w:p>
+    <w:p>
+      <w:pPr>
+        <w:pStyle w:val="NoSpacing"/>
+        <w:numPr>
+          <w:ilvl w:val="0"/>
+          <w:numId w:val="80"/>
+        </w:numPr>
+      </w:pPr>
+      <w:r>
+        <w:rPr>
+          <w:b/>
+          <w:bCs/>
+        </w:rPr>
+        <w:t>Using </w:t>
+      </w:r>
+      <w:proofErr w:type="gramStart"/>
+      <w:r>
+        <w:rPr>
+          <w:b/>
+          <w:bCs/>
+        </w:rPr>
+        <w:t>union(</w:t>
+      </w:r>
+      <w:proofErr w:type="gramEnd"/>
+      <w:r>
+        <w:rPr>
+          <w:b/>
+          <w:bCs/>
+        </w:rPr>
+        <w:t>) Method:</w:t>
+      </w:r>
+      <w:r>
+        <w:t> The method works similarly by taking another set as an argument and returning a new set with all unique elements.</w:t>
+      </w:r>
+    </w:p>
+    <w:p>
+      <w:pPr>
+        <w:pStyle w:val="NoSpacing"/>
+      </w:pPr>
+      <w:r>
+        <w:rPr>
+          <w:b/>
+          <w:bCs/>
+        </w:rPr>
+        <w:t>Example 2: Union of Multiple Sets</w:t>
+      </w:r>
+    </w:p>
+    <w:p>
+      <w:pPr>
+        <w:pStyle w:val="NoSpacing"/>
+      </w:pPr>
+      <w:r>
+        <w:t>set1 = {1, 2, 3}</w:t>
+      </w:r>
+    </w:p>
+    <w:p>
+      <w:pPr>
+        <w:pStyle w:val="NoSpacing"/>
+      </w:pPr>
+      <w:r>
+        <w:t>set2 = {3, 4, 5}</w:t>
+      </w:r>
+    </w:p>
+    <w:p>
+      <w:pPr>
+        <w:pStyle w:val="NoSpacing"/>
+      </w:pPr>
+      <w:r>
+        <w:t>set3 = {5, 6, 7}</w:t>
+      </w:r>
+    </w:p>
+    <w:p>
+      <w:pPr>
+        <w:pStyle w:val="NoSpacing"/>
+      </w:pPr>
+    </w:p>
+    <w:p>
+      <w:pPr>
+        <w:pStyle w:val="NoSpacing"/>
+      </w:pPr>
+      <w:r>
+        <w:t># Using the pipe operator</w:t>
+      </w:r>
+    </w:p>
+    <w:p>
+      <w:pPr>
+        <w:pStyle w:val="NoSpacing"/>
+      </w:pPr>
+      <w:proofErr w:type="spellStart"/>
+      <w:r>
+        <w:rPr>
+          <w:highlight w:val="yellow"/>
+        </w:rPr>
+        <w:t>union_all</w:t>
+      </w:r>
+      <w:proofErr w:type="spellEnd"/>
+      <w:r>
+        <w:rPr>
+          <w:highlight w:val="yellow"/>
+        </w:rPr>
+        <w:t xml:space="preserve"> = set1 | set2 | set3</w:t>
+      </w:r>
+    </w:p>
+    <w:p>
+      <w:pPr>
+        <w:pStyle w:val="NoSpacing"/>
+      </w:pPr>
+      <w:r>
+        <w:t>print(</w:t>
+      </w:r>
+      <w:proofErr w:type="spellStart"/>
+      <w:r>
+        <w:t>union_</w:t>
+      </w:r>
+      <w:proofErr w:type="gramStart"/>
+      <w:r>
+        <w:t>all</w:t>
+      </w:r>
+      <w:proofErr w:type="spellEnd"/>
+      <w:r>
+        <w:t>)  #</w:t>
+      </w:r>
+      <w:proofErr w:type="gramEnd"/>
+      <w:r>
+        <w:t xml:space="preserve"> Output: {1, 2, 3, 4, 5, 6, 7}</w:t>
+      </w:r>
+    </w:p>
+    <w:p>
+      <w:pPr>
+        <w:pStyle w:val="NoSpacing"/>
+      </w:pPr>
+    </w:p>
+    <w:p>
+      <w:pPr>
+        <w:pStyle w:val="NoSpacing"/>
+      </w:pPr>
+      <w:r>
+        <w:t xml:space="preserve"># Using the </w:t>
+      </w:r>
+      <w:proofErr w:type="gramStart"/>
+      <w:r>
+        <w:t>union(</w:t>
+      </w:r>
+      <w:proofErr w:type="gramEnd"/>
+      <w:r>
+        <w:t>) method</w:t>
+      </w:r>
+    </w:p>
+    <w:p>
+      <w:pPr>
+        <w:pStyle w:val="NoSpacing"/>
+      </w:pPr>
+      <w:r>
+        <w:rPr>
+          <w:highlight w:val="yellow"/>
+        </w:rPr>
+        <w:t>union_all2 = set1.union(set2, set3)</w:t>
+      </w:r>
+    </w:p>
+    <w:p>
+      <w:pPr>
+        <w:pStyle w:val="NoSpacing"/>
+      </w:pPr>
+      <w:r>
+        <w:t>print(union_all2</w:t>
+      </w:r>
+      <w:proofErr w:type="gramStart"/>
+      <w:r>
+        <w:t>)  #</w:t>
+      </w:r>
+      <w:proofErr w:type="gramEnd"/>
+      <w:r>
+        <w:t xml:space="preserve"> Output: {1, 2, 3, 4, 5, 6, 7}</w:t>
+      </w:r>
+    </w:p>
+    <w:p>
+      <w:pPr>
+        <w:pStyle w:val="NoSpacing"/>
+        <w:rPr>
+          <w:b/>
+          <w:bCs/>
+          <w:sz w:val="44"/>
+          <w:szCs w:val="44"/>
+          <w:u w:val="single"/>
+        </w:rPr>
+      </w:pPr>
+      <w:r>
+        <w:rPr>
+          <w:b/>
+          <w:bCs/>
+          <w:sz w:val="44"/>
+          <w:szCs w:val="44"/>
+          <w:u w:val="single"/>
+        </w:rPr>
+        <w:lastRenderedPageBreak/>
+        <w:t>Intersection</w:t>
+      </w:r>
+    </w:p>
+    <w:p>
+      <w:pPr>
+        <w:pStyle w:val="NoSpacing"/>
+      </w:pPr>
+      <w:r>
+        <w:t>In this lesson, we will explore the concept of </w:t>
+      </w:r>
+      <w:r>
+        <w:rPr>
+          <w:b/>
+          <w:bCs/>
+        </w:rPr>
+        <w:t>Intersection</w:t>
+      </w:r>
+      <w:r>
+        <w:t> in Python sets</w:t>
+      </w:r>
+      <w:r>
+        <w:rPr>
+          <w:highlight w:val="yellow"/>
+        </w:rPr>
+        <w:t>. The </w:t>
+      </w:r>
+      <w:r>
+        <w:rPr>
+          <w:b/>
+          <w:bCs/>
+          <w:highlight w:val="yellow"/>
+        </w:rPr>
+        <w:t>intersection</w:t>
+      </w:r>
+      <w:r>
+        <w:rPr>
+          <w:highlight w:val="yellow"/>
+        </w:rPr>
+        <w:t> of two sets results in a new set that contains only the elements that are </w:t>
+      </w:r>
+      <w:r>
+        <w:rPr>
+          <w:b/>
+          <w:bCs/>
+          <w:highlight w:val="yellow"/>
+        </w:rPr>
+        <w:t>present in both original sets</w:t>
+      </w:r>
+      <w:r>
+        <w:t>. This operation is useful for finding common elements between two collections.</w:t>
+      </w:r>
+    </w:p>
+    <w:p>
+      <w:pPr>
+        <w:pStyle w:val="NoSpacing"/>
+      </w:pPr>
+    </w:p>
+    <w:p>
+      <w:pPr>
+        <w:pStyle w:val="NoSpacing"/>
+      </w:pPr>
+      <w:r>
+        <w:t>Python provides two ways to find the intersection of sets:</w:t>
+      </w:r>
+    </w:p>
+    <w:p>
+      <w:pPr>
+        <w:pStyle w:val="NoSpacing"/>
+        <w:numPr>
+          <w:ilvl w:val="0"/>
+          <w:numId w:val="81"/>
+        </w:numPr>
+      </w:pPr>
+      <w:r>
+        <w:rPr>
+          <w:b/>
+          <w:bCs/>
+        </w:rPr>
+        <w:t>Using the &amp; Operator</w:t>
+      </w:r>
+    </w:p>
+    <w:p>
+      <w:pPr>
+        <w:pStyle w:val="NoSpacing"/>
+        <w:numPr>
+          <w:ilvl w:val="0"/>
+          <w:numId w:val="81"/>
+        </w:numPr>
+        <w:rPr>
+          <w:highlight w:val="yellow"/>
+        </w:rPr>
+      </w:pPr>
+      <w:proofErr w:type="spellStart"/>
+      <w:r>
+        <w:rPr>
+          <w:highlight w:val="yellow"/>
+        </w:rPr>
+        <w:t>intersection_result</w:t>
+      </w:r>
+      <w:proofErr w:type="spellEnd"/>
+      <w:r>
+        <w:rPr>
+          <w:highlight w:val="yellow"/>
+        </w:rPr>
+        <w:t xml:space="preserve"> = set1 &amp; set2</w:t>
+      </w:r>
+    </w:p>
+    <w:p>
+      <w:pPr>
+        <w:pStyle w:val="NoSpacing"/>
+        <w:numPr>
+          <w:ilvl w:val="0"/>
+          <w:numId w:val="81"/>
+        </w:numPr>
+      </w:pPr>
+      <w:r>
+        <w:rPr>
+          <w:b/>
+          <w:bCs/>
+        </w:rPr>
+        <w:t>Using the </w:t>
+      </w:r>
+      <w:proofErr w:type="gramStart"/>
+      <w:r>
+        <w:rPr>
+          <w:b/>
+          <w:bCs/>
+        </w:rPr>
+        <w:t>intersection(</w:t>
+      </w:r>
+      <w:proofErr w:type="gramEnd"/>
+      <w:r>
+        <w:rPr>
+          <w:b/>
+          <w:bCs/>
+        </w:rPr>
+        <w:t>) Method</w:t>
+      </w:r>
+    </w:p>
+    <w:p>
+      <w:pPr>
+        <w:pStyle w:val="NoSpacing"/>
+        <w:numPr>
+          <w:ilvl w:val="0"/>
+          <w:numId w:val="81"/>
+        </w:numPr>
+      </w:pPr>
+      <w:proofErr w:type="spellStart"/>
+      <w:r>
+        <w:rPr>
+          <w:highlight w:val="yellow"/>
+        </w:rPr>
+        <w:t>intersection_result</w:t>
+      </w:r>
+      <w:proofErr w:type="spellEnd"/>
+      <w:r>
+        <w:rPr>
+          <w:highlight w:val="yellow"/>
+        </w:rPr>
+        <w:t xml:space="preserve"> = set1.intersection(set2)</w:t>
+      </w:r>
+    </w:p>
+    <w:p>
+      <w:pPr>
+        <w:pStyle w:val="NoSpacing"/>
+      </w:pPr>
+    </w:p>
+    <w:p>
+      <w:pPr>
+        <w:pStyle w:val="NoSpacing"/>
+      </w:pPr>
+      <w:r>
+        <w:rPr>
+          <w:b/>
+          <w:bCs/>
+        </w:rPr>
+        <w:t>Example:</w:t>
+      </w:r>
+    </w:p>
+    <w:p>
+      <w:pPr>
+        <w:pStyle w:val="NoSpacing"/>
+      </w:pPr>
+      <w:r>
+        <w:t>set1 = {1, 2, 3, 4}</w:t>
+      </w:r>
+    </w:p>
+    <w:p>
+      <w:pPr>
+        <w:pStyle w:val="NoSpacing"/>
+      </w:pPr>
+      <w:r>
+        <w:t>set2 = {3, 4, 5, 6}</w:t>
+      </w:r>
+    </w:p>
+    <w:p>
+      <w:pPr>
+        <w:pStyle w:val="NoSpacing"/>
+      </w:pPr>
+    </w:p>
+    <w:p>
+      <w:pPr>
+        <w:pStyle w:val="NoSpacing"/>
+      </w:pPr>
+      <w:r>
+        <w:t># Using the &amp; operator</w:t>
+      </w:r>
+    </w:p>
+    <w:p>
+      <w:pPr>
+        <w:pStyle w:val="NoSpacing"/>
+      </w:pPr>
+      <w:proofErr w:type="spellStart"/>
+      <w:r>
+        <w:rPr>
+          <w:highlight w:val="yellow"/>
+        </w:rPr>
+        <w:t>result_operator</w:t>
+      </w:r>
+      <w:proofErr w:type="spellEnd"/>
+      <w:r>
+        <w:rPr>
+          <w:highlight w:val="yellow"/>
+        </w:rPr>
+        <w:t xml:space="preserve"> = set1 &amp; set2</w:t>
+      </w:r>
+    </w:p>
+    <w:p>
+      <w:pPr>
+        <w:pStyle w:val="NoSpacing"/>
+      </w:pPr>
+      <w:proofErr w:type="gramStart"/>
+      <w:r>
+        <w:t>print(</w:t>
+      </w:r>
+      <w:proofErr w:type="gramEnd"/>
+      <w:r>
+        <w:t xml:space="preserve">"Intersection using &amp; operator:", </w:t>
+      </w:r>
+      <w:proofErr w:type="spellStart"/>
+      <w:r>
+        <w:t>result_operator</w:t>
+      </w:r>
+      <w:proofErr w:type="spellEnd"/>
+      <w:r>
+        <w:t>)</w:t>
+      </w:r>
+    </w:p>
+    <w:p>
+      <w:pPr>
+        <w:pStyle w:val="NoSpacing"/>
+      </w:pPr>
+    </w:p>
+    <w:p>
+      <w:pPr>
+        <w:pStyle w:val="NoSpacing"/>
+      </w:pPr>
+      <w:r>
+        <w:t xml:space="preserve"># Using the </w:t>
+      </w:r>
+      <w:proofErr w:type="gramStart"/>
+      <w:r>
+        <w:t>intersection(</w:t>
+      </w:r>
+      <w:proofErr w:type="gramEnd"/>
+      <w:r>
+        <w:t>) method</w:t>
+      </w:r>
+    </w:p>
+    <w:p>
+      <w:pPr>
+        <w:pStyle w:val="NoSpacing"/>
+      </w:pPr>
+      <w:proofErr w:type="spellStart"/>
+      <w:r>
+        <w:rPr>
+          <w:highlight w:val="yellow"/>
+        </w:rPr>
+        <w:t>result_method</w:t>
+      </w:r>
+      <w:proofErr w:type="spellEnd"/>
+      <w:r>
+        <w:rPr>
+          <w:highlight w:val="yellow"/>
+        </w:rPr>
+        <w:t xml:space="preserve"> = set1.intersection(set2)</w:t>
+      </w:r>
+    </w:p>
+    <w:p>
+      <w:pPr>
+        <w:pStyle w:val="NoSpacing"/>
+      </w:pPr>
+      <w:proofErr w:type="gramStart"/>
+      <w:r>
+        <w:t>print(</w:t>
+      </w:r>
+      <w:proofErr w:type="gramEnd"/>
+      <w:r>
+        <w:t xml:space="preserve">"Intersection using </w:t>
+      </w:r>
+      <w:proofErr w:type="gramStart"/>
+      <w:r>
+        <w:t>intersection(</w:t>
+      </w:r>
+      <w:proofErr w:type="gramEnd"/>
+      <w:r>
+        <w:t xml:space="preserve">) method:", </w:t>
+      </w:r>
+      <w:proofErr w:type="spellStart"/>
+      <w:r>
+        <w:t>result_method</w:t>
+      </w:r>
+      <w:proofErr w:type="spellEnd"/>
+      <w:r>
+        <w:t>)</w:t>
+      </w:r>
+    </w:p>
+    <w:p>
+      <w:pPr>
+        <w:pStyle w:val="NoSpacing"/>
+      </w:pPr>
+      <w:r>
+        <w:rPr>
+          <w:b/>
+          <w:bCs/>
+        </w:rPr>
+        <w:t>Output:</w:t>
+      </w:r>
+    </w:p>
+    <w:p>
+      <w:pPr>
+        <w:pStyle w:val="NoSpacing"/>
+      </w:pPr>
+      <w:r>
+        <w:t>Intersection using &amp; operator: {3, 4}</w:t>
+      </w:r>
+    </w:p>
+    <w:p>
+      <w:pPr>
+        <w:pStyle w:val="NoSpacing"/>
+      </w:pPr>
+      <w:r>
+        <w:t xml:space="preserve">Intersection using </w:t>
+      </w:r>
+      <w:proofErr w:type="gramStart"/>
+      <w:r>
+        <w:t>intersection(</w:t>
+      </w:r>
+      <w:proofErr w:type="gramEnd"/>
+      <w:r>
+        <w:t>) method: {3, 4}</w:t>
+      </w:r>
+    </w:p>
+    <w:p>
+      <w:pPr>
+        <w:pStyle w:val="NoSpacing"/>
+      </w:pPr>
+    </w:p>
+    <w:p>
+      <w:pPr>
+        <w:pStyle w:val="NoSpacing"/>
+        <w:rPr>
+          <w:b/>
+          <w:bCs/>
+          <w:sz w:val="44"/>
+          <w:szCs w:val="44"/>
+          <w:u w:val="single"/>
+        </w:rPr>
+      </w:pPr>
+      <w:r>
+        <w:rPr>
+          <w:b/>
+          <w:bCs/>
+          <w:sz w:val="44"/>
+          <w:szCs w:val="44"/>
+          <w:u w:val="single"/>
+        </w:rPr>
+        <w:t>Difference</w:t>
+      </w:r>
+    </w:p>
+    <w:p>
+      <w:pPr>
+        <w:pStyle w:val="NoSpacing"/>
+      </w:pPr>
+      <w:r>
+        <w:t>In this lesson, we will explore the </w:t>
+      </w:r>
+      <w:r>
+        <w:rPr>
+          <w:b/>
+          <w:bCs/>
+        </w:rPr>
+        <w:t>difference operation</w:t>
+      </w:r>
+      <w:r>
+        <w:t xml:space="preserve"> for sets in Python. This operation helps us </w:t>
+      </w:r>
+      <w:r>
+        <w:rPr>
+          <w:highlight w:val="yellow"/>
+        </w:rPr>
+        <w:t>determine which elements exist in one set but </w:t>
+      </w:r>
+      <w:r>
+        <w:rPr>
+          <w:b/>
+          <w:bCs/>
+          <w:highlight w:val="yellow"/>
+        </w:rPr>
+        <w:t>not</w:t>
+      </w:r>
+      <w:r>
+        <w:rPr>
+          <w:highlight w:val="yellow"/>
+        </w:rPr>
+        <w:t> in another.</w:t>
+      </w:r>
+      <w:r>
+        <w:t xml:space="preserve"> It is particularly useful for filtering out unwanted elements while working with data.</w:t>
+      </w:r>
+    </w:p>
+    <w:p>
+      <w:pPr>
+        <w:pStyle w:val="NoSpacing"/>
+      </w:pPr>
+    </w:p>
+    <w:p>
+      <w:pPr>
+        <w:pStyle w:val="NoSpacing"/>
+      </w:pPr>
+      <w:r>
+        <w:t>The </w:t>
+      </w:r>
+      <w:r>
+        <w:rPr>
+          <w:b/>
+          <w:bCs/>
+        </w:rPr>
+        <w:t>difference operation</w:t>
+      </w:r>
+      <w:r>
+        <w:t> helps us find elements that are present in one set but </w:t>
+      </w:r>
+      <w:r>
+        <w:rPr>
+          <w:b/>
+          <w:bCs/>
+        </w:rPr>
+        <w:t>absent</w:t>
+      </w:r>
+      <w:r>
+        <w:t> in another. Python provides two ways to perform this operation:</w:t>
+      </w:r>
+    </w:p>
+    <w:p>
+      <w:pPr>
+        <w:pStyle w:val="NoSpacing"/>
+        <w:numPr>
+          <w:ilvl w:val="0"/>
+          <w:numId w:val="82"/>
+        </w:numPr>
+      </w:pPr>
+      <w:r>
+        <w:t>Using the subtraction (-) operator</w:t>
+      </w:r>
+    </w:p>
+    <w:p>
+      <w:pPr>
+        <w:pStyle w:val="NoSpacing"/>
+        <w:numPr>
+          <w:ilvl w:val="0"/>
+          <w:numId w:val="82"/>
+        </w:numPr>
+      </w:pPr>
+      <w:r>
+        <w:t>Using the </w:t>
+      </w:r>
+      <w:proofErr w:type="gramStart"/>
+      <w:r>
+        <w:t>difference(</w:t>
+      </w:r>
+      <w:proofErr w:type="gramEnd"/>
+      <w:r>
+        <w:t>) method</w:t>
+      </w:r>
+    </w:p>
+    <w:p>
+      <w:pPr>
+        <w:pStyle w:val="NoSpacing"/>
+      </w:pPr>
+    </w:p>
+    <w:p>
+      <w:pPr>
+        <w:pStyle w:val="NoSpacing"/>
+        <w:numPr>
+          <w:ilvl w:val="0"/>
+          <w:numId w:val="83"/>
+        </w:numPr>
+      </w:pPr>
+      <w:r>
+        <w:rPr>
+          <w:b/>
+          <w:bCs/>
+        </w:rPr>
+        <w:t>Using the Subtraction (-) Operator</w:t>
+      </w:r>
+    </w:p>
+    <w:p>
+      <w:pPr>
+        <w:pStyle w:val="NoSpacing"/>
+        <w:numPr>
+          <w:ilvl w:val="0"/>
+          <w:numId w:val="83"/>
+        </w:numPr>
+      </w:pPr>
+      <w:r>
+        <w:t>set1 = {1, 2, 3, 4}</w:t>
+      </w:r>
+    </w:p>
+    <w:p>
+      <w:pPr>
+        <w:pStyle w:val="NoSpacing"/>
+        <w:numPr>
+          <w:ilvl w:val="0"/>
+          <w:numId w:val="83"/>
+        </w:numPr>
+      </w:pPr>
+      <w:r>
+        <w:t>set2 = {3, 4, 5, 6}</w:t>
+      </w:r>
+    </w:p>
+    <w:p>
+      <w:pPr>
+        <w:pStyle w:val="NoSpacing"/>
+        <w:numPr>
+          <w:ilvl w:val="0"/>
+          <w:numId w:val="83"/>
+        </w:numPr>
+        <w:rPr>
+          <w:highlight w:val="yellow"/>
+        </w:rPr>
+      </w:pPr>
+      <w:r>
+        <w:rPr>
+          <w:highlight w:val="yellow"/>
+        </w:rPr>
+        <w:t>result = set1 - set2</w:t>
+      </w:r>
+    </w:p>
+    <w:p>
+      <w:pPr>
+        <w:pStyle w:val="NoSpacing"/>
+        <w:numPr>
+          <w:ilvl w:val="0"/>
+          <w:numId w:val="83"/>
+        </w:numPr>
+      </w:pPr>
+      <w:r>
+        <w:t>print(</w:t>
+      </w:r>
+      <w:proofErr w:type="gramStart"/>
+      <w:r>
+        <w:t>result)  #</w:t>
+      </w:r>
+      <w:proofErr w:type="gramEnd"/>
+      <w:r>
+        <w:t xml:space="preserve"> Output: {1, 2}</w:t>
+      </w:r>
+    </w:p>
+    <w:p>
+      <w:pPr>
+        <w:pStyle w:val="NoSpacing"/>
+        <w:numPr>
+          <w:ilvl w:val="0"/>
+          <w:numId w:val="83"/>
+        </w:numPr>
+      </w:pPr>
+      <w:r>
+        <w:rPr>
+          <w:b/>
+          <w:bCs/>
+        </w:rPr>
+        <w:t>Using the </w:t>
+      </w:r>
+      <w:proofErr w:type="gramStart"/>
+      <w:r>
+        <w:rPr>
+          <w:b/>
+          <w:bCs/>
+        </w:rPr>
+        <w:t>difference(</w:t>
+      </w:r>
+      <w:proofErr w:type="gramEnd"/>
+      <w:r>
+        <w:rPr>
+          <w:b/>
+          <w:bCs/>
+        </w:rPr>
+        <w:t>) Method</w:t>
+      </w:r>
+    </w:p>
+    <w:p>
+      <w:pPr>
+        <w:pStyle w:val="NoSpacing"/>
+        <w:numPr>
+          <w:ilvl w:val="0"/>
+          <w:numId w:val="83"/>
+        </w:numPr>
+      </w:pPr>
+      <w:r>
+        <w:t>set1 = {1, 2, 3, 4}</w:t>
+      </w:r>
+    </w:p>
+    <w:p>
+      <w:pPr>
+        <w:pStyle w:val="NoSpacing"/>
+        <w:numPr>
+          <w:ilvl w:val="0"/>
+          <w:numId w:val="83"/>
+        </w:numPr>
+      </w:pPr>
+      <w:r>
+        <w:t>set2 = {3, 4, 5, 6}</w:t>
+      </w:r>
+    </w:p>
+    <w:p>
+      <w:pPr>
+        <w:pStyle w:val="NoSpacing"/>
+        <w:numPr>
+          <w:ilvl w:val="0"/>
+          <w:numId w:val="83"/>
+        </w:numPr>
+        <w:rPr>
+          <w:highlight w:val="yellow"/>
+        </w:rPr>
+      </w:pPr>
+      <w:r>
+        <w:rPr>
+          <w:highlight w:val="yellow"/>
+        </w:rPr>
+        <w:t>result = set1.difference(set2)</w:t>
+      </w:r>
+    </w:p>
+    <w:p>
+      <w:pPr>
+        <w:pStyle w:val="NoSpacing"/>
+        <w:numPr>
+          <w:ilvl w:val="0"/>
+          <w:numId w:val="83"/>
+        </w:numPr>
+      </w:pPr>
+      <w:r>
+        <w:lastRenderedPageBreak/>
+        <w:t>print(</w:t>
+      </w:r>
+      <w:proofErr w:type="gramStart"/>
+      <w:r>
+        <w:t>result)  #</w:t>
+      </w:r>
+      <w:proofErr w:type="gramEnd"/>
+      <w:r>
+        <w:t xml:space="preserve"> Output: {1, 2}</w:t>
+      </w:r>
+    </w:p>
+    <w:p>
+      <w:pPr>
+        <w:pStyle w:val="NoSpacing"/>
+      </w:pPr>
+      <w:r>
+        <w:t>In both cases, the result is {1, 2}, because 1 and 2 are in set1 but not in set2.</w:t>
+      </w:r>
+    </w:p>
+    <w:p>
+      <w:pPr>
+        <w:pStyle w:val="NoSpacing"/>
+      </w:pPr>
+    </w:p>
+    <w:p>
+      <w:pPr>
+        <w:pStyle w:val="NoSpacing"/>
+        <w:rPr>
+          <w:b/>
+          <w:bCs/>
+          <w:sz w:val="44"/>
+          <w:szCs w:val="44"/>
+          <w:u w:val="single"/>
+        </w:rPr>
+      </w:pPr>
+      <w:r>
+        <w:rPr>
+          <w:b/>
+          <w:bCs/>
+          <w:sz w:val="44"/>
+          <w:szCs w:val="44"/>
+          <w:u w:val="single"/>
+        </w:rPr>
+        <w:t>Symmetric Difference</w:t>
+      </w:r>
+    </w:p>
+    <w:p>
+      <w:pPr>
+        <w:pStyle w:val="NoSpacing"/>
+      </w:pPr>
+      <w:r>
+        <w:t xml:space="preserve">The symmetric difference between two sets </w:t>
+      </w:r>
+      <w:r>
+        <w:rPr>
+          <w:highlight w:val="yellow"/>
+        </w:rPr>
+        <w:t>identifies elements that are unique to each set while excluding elements common to both</w:t>
+      </w:r>
+      <w:r>
+        <w:t>. This operation is useful when you want to find elements that are present in only one of the two sets.</w:t>
+      </w:r>
+    </w:p>
+    <w:p>
+      <w:pPr>
+        <w:pStyle w:val="NoSpacing"/>
+      </w:pPr>
+    </w:p>
+    <w:p>
+      <w:pPr>
+        <w:pStyle w:val="NoSpacing"/>
+      </w:pPr>
+      <w:r>
+        <w:rPr>
+          <w:b/>
+          <w:bCs/>
+        </w:rPr>
+        <w:t>You can compute the symmetric difference using either:</w:t>
+      </w:r>
+    </w:p>
+    <w:p>
+      <w:pPr>
+        <w:pStyle w:val="NoSpacing"/>
+        <w:numPr>
+          <w:ilvl w:val="0"/>
+          <w:numId w:val="84"/>
+        </w:numPr>
+      </w:pPr>
+      <w:r>
+        <w:t>The caret symbol (^)</w:t>
+      </w:r>
+    </w:p>
+    <w:p>
+      <w:pPr>
+        <w:pStyle w:val="NoSpacing"/>
+        <w:numPr>
+          <w:ilvl w:val="0"/>
+          <w:numId w:val="84"/>
+        </w:numPr>
+      </w:pPr>
+      <w:r>
+        <w:t>The </w:t>
+      </w:r>
+      <w:proofErr w:type="spellStart"/>
+      <w:r>
+        <w:t>symmetric_</w:t>
+      </w:r>
+      <w:proofErr w:type="gramStart"/>
+      <w:r>
+        <w:t>difference</w:t>
+      </w:r>
+      <w:proofErr w:type="spellEnd"/>
+      <w:r>
+        <w:t>(</w:t>
+      </w:r>
+      <w:proofErr w:type="gramEnd"/>
+      <w:r>
+        <w:t>) method</w:t>
+      </w:r>
+    </w:p>
+    <w:p>
+      <w:pPr>
+        <w:pStyle w:val="NoSpacing"/>
+      </w:pPr>
+      <w:r>
+        <w:rPr>
+          <w:b/>
+          <w:bCs/>
+        </w:rPr>
+        <w:t>Example: Basic Symmetric Difference</w:t>
+      </w:r>
+    </w:p>
+    <w:p>
+      <w:pPr>
+        <w:pStyle w:val="NoSpacing"/>
+      </w:pPr>
+      <w:r>
+        <w:t>set1 = {1, 2, 3}</w:t>
+      </w:r>
+    </w:p>
+    <w:p>
+      <w:pPr>
+        <w:pStyle w:val="NoSpacing"/>
+      </w:pPr>
+      <w:r>
+        <w:t>set2 = {3, 4, 5}</w:t>
+      </w:r>
+    </w:p>
+    <w:p>
+      <w:pPr>
+        <w:pStyle w:val="NoSpacing"/>
+      </w:pPr>
+    </w:p>
+    <w:p>
+      <w:pPr>
+        <w:pStyle w:val="NoSpacing"/>
+      </w:pPr>
+      <w:r>
+        <w:t># Using the caret symbol (^)</w:t>
+      </w:r>
+    </w:p>
+    <w:p>
+      <w:pPr>
+        <w:pStyle w:val="NoSpacing"/>
+      </w:pPr>
+      <w:r>
+        <w:rPr>
+          <w:highlight w:val="yellow"/>
+        </w:rPr>
+        <w:t>symmetric_diff1 = set1 ^ set2</w:t>
+      </w:r>
+    </w:p>
+    <w:p>
+      <w:pPr>
+        <w:pStyle w:val="NoSpacing"/>
+      </w:pPr>
+    </w:p>
+    <w:p>
+      <w:pPr>
+        <w:pStyle w:val="NoSpacing"/>
+      </w:pPr>
+      <w:r>
+        <w:t xml:space="preserve"># Using the </w:t>
+      </w:r>
+      <w:proofErr w:type="spellStart"/>
+      <w:r>
+        <w:t>symmetric_</w:t>
+      </w:r>
+      <w:proofErr w:type="gramStart"/>
+      <w:r>
+        <w:t>difference</w:t>
+      </w:r>
+      <w:proofErr w:type="spellEnd"/>
+      <w:r>
+        <w:t>(</w:t>
+      </w:r>
+      <w:proofErr w:type="gramEnd"/>
+      <w:r>
+        <w:t>) method</w:t>
+      </w:r>
+    </w:p>
+    <w:p>
+      <w:pPr>
+        <w:pStyle w:val="NoSpacing"/>
+      </w:pPr>
+      <w:r>
+        <w:rPr>
+          <w:highlight w:val="yellow"/>
+        </w:rPr>
+        <w:t>symmetric_diff2 = set1.symmetric_difference(set2)</w:t>
+      </w:r>
+    </w:p>
+    <w:p>
+      <w:pPr>
+        <w:pStyle w:val="NoSpacing"/>
+      </w:pPr>
+    </w:p>
+    <w:p>
+      <w:pPr>
+        <w:pStyle w:val="NoSpacing"/>
+      </w:pPr>
+      <w:r>
+        <w:t>print(symmetric_diff1</w:t>
+      </w:r>
+      <w:proofErr w:type="gramStart"/>
+      <w:r>
+        <w:t>)  #</w:t>
+      </w:r>
+      <w:proofErr w:type="gramEnd"/>
+      <w:r>
+        <w:t xml:space="preserve"> Output: {1, 2, 4, 5}</w:t>
+      </w:r>
+    </w:p>
+    <w:p>
+      <w:pPr>
+        <w:pStyle w:val="NoSpacing"/>
+      </w:pPr>
+      <w:r>
+        <w:t>print(symmetric_diff2</w:t>
+      </w:r>
+      <w:proofErr w:type="gramStart"/>
+      <w:r>
+        <w:t>)  #</w:t>
+      </w:r>
+      <w:proofErr w:type="gramEnd"/>
+      <w:r>
+        <w:t xml:space="preserve"> Output: {1, 2, 4, 5}</w:t>
+      </w:r>
+    </w:p>
+    <w:p>
+      <w:pPr>
+        <w:pStyle w:val="NoSpacing"/>
+      </w:pPr>
+      <w:r>
+        <w:rPr>
+          <w:b/>
+          <w:bCs/>
+        </w:rPr>
+        <w:t>Explanation:</w:t>
+      </w:r>
+    </w:p>
+    <w:p>
+      <w:pPr>
+        <w:pStyle w:val="NoSpacing"/>
+        <w:numPr>
+          <w:ilvl w:val="0"/>
+          <w:numId w:val="85"/>
+        </w:numPr>
+      </w:pPr>
+      <w:r>
+        <w:t>The number 3 is in </w:t>
+      </w:r>
+      <w:r>
+        <w:rPr>
+          <w:b/>
+          <w:bCs/>
+        </w:rPr>
+        <w:t>both</w:t>
+      </w:r>
+      <w:r>
+        <w:t> sets, so it is </w:t>
+      </w:r>
+      <w:r>
+        <w:rPr>
+          <w:b/>
+          <w:bCs/>
+        </w:rPr>
+        <w:t>excluded</w:t>
+      </w:r>
+      <w:r>
+        <w:t>.</w:t>
+      </w:r>
+    </w:p>
+    <w:p>
+      <w:pPr>
+        <w:pStyle w:val="NoSpacing"/>
+        <w:numPr>
+          <w:ilvl w:val="0"/>
+          <w:numId w:val="85"/>
+        </w:numPr>
+      </w:pPr>
+      <w:r>
+        <w:t>The numbers {1, 2} (only in set1) and {4, 5} (only in set2) are </w:t>
+      </w:r>
+      <w:r>
+        <w:rPr>
+          <w:b/>
+          <w:bCs/>
+        </w:rPr>
+        <w:t>included</w:t>
+      </w:r>
+      <w:r>
+        <w:t>.</w:t>
+      </w:r>
+    </w:p>
+    <w:p>
+      <w:pPr>
+        <w:pStyle w:val="NoSpacing"/>
+      </w:pPr>
+    </w:p>
+    <w:p>
+      <w:pPr>
+        <w:pStyle w:val="NoSpacing"/>
+        <w:rPr>
+          <w:b/>
+          <w:bCs/>
+          <w:sz w:val="44"/>
+          <w:szCs w:val="44"/>
+          <w:u w:val="single"/>
+        </w:rPr>
+      </w:pPr>
+      <w:r>
+        <w:rPr>
+          <w:b/>
+          <w:bCs/>
+          <w:sz w:val="44"/>
+          <w:szCs w:val="44"/>
+          <w:u w:val="single"/>
+        </w:rPr>
+        <w:t>Subset &amp; Superset Checks</w:t>
+      </w:r>
+    </w:p>
+    <w:p>
+      <w:pPr>
+        <w:pStyle w:val="NoSpacing"/>
+      </w:pPr>
+      <w:r>
+        <w:t>In this lesson, we’ll explore how to perform subset and superset checks using the comparison operators &lt;= and &gt;=. These operators work specifically with sets.</w:t>
+      </w:r>
+    </w:p>
+    <w:p>
+      <w:pPr>
+        <w:pStyle w:val="NoSpacing"/>
+      </w:pPr>
+    </w:p>
+    <w:p>
+      <w:pPr>
+        <w:pStyle w:val="NoSpacing"/>
+      </w:pPr>
+      <w:r>
+        <w:rPr>
+          <w:b/>
+          <w:bCs/>
+        </w:rPr>
+        <w:t>Subset (&lt;= Operator)</w:t>
+      </w:r>
+      <w:r>
+        <w:br/>
+      </w:r>
+      <w:r>
+        <w:rPr>
+          <w:highlight w:val="yellow"/>
+        </w:rPr>
+        <w:t>A subset is a set whose elements are all present in another set.</w:t>
+      </w:r>
+      <w:r>
+        <w:br/>
+        <w:t>For example, consider the following sets:</w:t>
+      </w:r>
+    </w:p>
+    <w:p>
+      <w:pPr>
+        <w:pStyle w:val="NoSpacing"/>
+      </w:pPr>
+      <w:proofErr w:type="spellStart"/>
+      <w:r>
+        <w:t>setA</w:t>
+      </w:r>
+      <w:proofErr w:type="spellEnd"/>
+      <w:r>
+        <w:t xml:space="preserve"> = {1, 2}</w:t>
+      </w:r>
+    </w:p>
+    <w:p>
+      <w:pPr>
+        <w:pStyle w:val="NoSpacing"/>
+      </w:pPr>
+      <w:proofErr w:type="spellStart"/>
+      <w:r>
+        <w:t>setB</w:t>
+      </w:r>
+      <w:proofErr w:type="spellEnd"/>
+      <w:r>
+        <w:t xml:space="preserve"> = {1, 2, 3, 4}</w:t>
+      </w:r>
+    </w:p>
+    <w:p>
+      <w:pPr>
+        <w:pStyle w:val="NoSpacing"/>
+      </w:pPr>
+      <w:r>
+        <w:t>Here, </w:t>
+      </w:r>
+      <w:proofErr w:type="spellStart"/>
+      <w:r>
+        <w:t>setA</w:t>
+      </w:r>
+      <w:proofErr w:type="spellEnd"/>
+      <w:r>
+        <w:t> is a subset of </w:t>
+      </w:r>
+      <w:proofErr w:type="spellStart"/>
+      <w:r>
+        <w:t>setB</w:t>
+      </w:r>
+      <w:proofErr w:type="spellEnd"/>
+      <w:r>
+        <w:t> because every element in </w:t>
+      </w:r>
+      <w:proofErr w:type="spellStart"/>
+      <w:r>
+        <w:t>setA</w:t>
+      </w:r>
+      <w:proofErr w:type="spellEnd"/>
+      <w:r>
+        <w:t> is also found in </w:t>
+      </w:r>
+      <w:proofErr w:type="spellStart"/>
+      <w:r>
+        <w:t>setB</w:t>
+      </w:r>
+      <w:proofErr w:type="spellEnd"/>
+      <w:r>
+        <w:t>.</w:t>
+      </w:r>
+    </w:p>
+    <w:p>
+      <w:pPr>
+        <w:pStyle w:val="NoSpacing"/>
+      </w:pPr>
+      <w:r>
+        <w:t>In Python, you can check this relationship using the &lt;= operator:</w:t>
+      </w:r>
+    </w:p>
+    <w:p>
+      <w:pPr>
+        <w:pStyle w:val="NoSpacing"/>
+      </w:pPr>
+    </w:p>
+    <w:p>
+      <w:pPr>
+        <w:pStyle w:val="NoSpacing"/>
+      </w:pPr>
+      <w:r>
+        <w:rPr>
+          <w:b/>
+          <w:bCs/>
+        </w:rPr>
+        <w:t>Superset (&gt;= Operator)</w:t>
+      </w:r>
+      <w:r>
+        <w:br/>
+      </w:r>
+      <w:r>
+        <w:rPr>
+          <w:highlight w:val="yellow"/>
+        </w:rPr>
+        <w:t>A superset is a set that contains all the elements of another set.</w:t>
+      </w:r>
+      <w:r>
+        <w:br/>
+        <w:t>Using the same example:</w:t>
+      </w:r>
+    </w:p>
+    <w:p>
+      <w:pPr>
+        <w:pStyle w:val="NoSpacing"/>
+        <w:numPr>
+          <w:ilvl w:val="0"/>
+          <w:numId w:val="86"/>
+        </w:numPr>
+      </w:pPr>
+      <w:proofErr w:type="spellStart"/>
+      <w:r>
+        <w:t>setB</w:t>
+      </w:r>
+      <w:proofErr w:type="spellEnd"/>
+      <w:r>
+        <w:t> is a superset of </w:t>
+      </w:r>
+      <w:proofErr w:type="spellStart"/>
+      <w:r>
+        <w:t>setA</w:t>
+      </w:r>
+      <w:proofErr w:type="spellEnd"/>
+      <w:r>
+        <w:t> because it contains all elements of </w:t>
+      </w:r>
+      <w:proofErr w:type="spellStart"/>
+      <w:r>
+        <w:t>setA</w:t>
+      </w:r>
+      <w:proofErr w:type="spellEnd"/>
+      <w:r>
+        <w:t>.</w:t>
+      </w:r>
+    </w:p>
+    <w:p>
+      <w:pPr>
+        <w:pStyle w:val="NoSpacing"/>
+        <w:numPr>
+          <w:ilvl w:val="0"/>
+          <w:numId w:val="86"/>
+        </w:numPr>
+      </w:pPr>
+      <w:r>
+        <w:t>We can check this using the &gt;= operator:</w:t>
+      </w:r>
+    </w:p>
+    <w:p>
+      <w:pPr>
+        <w:pStyle w:val="NoSpacing"/>
+      </w:pPr>
+      <w:proofErr w:type="gramStart"/>
+      <w:r>
+        <w:rPr>
+          <w:highlight w:val="yellow"/>
+        </w:rPr>
+        <w:t>print(</w:t>
+      </w:r>
+      <w:proofErr w:type="spellStart"/>
+      <w:proofErr w:type="gramEnd"/>
+      <w:r>
+        <w:rPr>
+          <w:highlight w:val="yellow"/>
+        </w:rPr>
+        <w:t>setB</w:t>
+      </w:r>
+      <w:proofErr w:type="spellEnd"/>
+      <w:r>
+        <w:rPr>
+          <w:highlight w:val="yellow"/>
+        </w:rPr>
+        <w:t xml:space="preserve"> &gt;= </w:t>
+      </w:r>
+      <w:proofErr w:type="spellStart"/>
+      <w:proofErr w:type="gramStart"/>
+      <w:r>
+        <w:rPr>
+          <w:highlight w:val="yellow"/>
+        </w:rPr>
+        <w:t>setA</w:t>
+      </w:r>
+      <w:proofErr w:type="spellEnd"/>
+      <w:r>
+        <w:rPr>
+          <w:highlight w:val="yellow"/>
+        </w:rPr>
+        <w:t>)  #</w:t>
+      </w:r>
+      <w:proofErr w:type="gramEnd"/>
+      <w:r>
+        <w:rPr>
+          <w:highlight w:val="yellow"/>
+        </w:rPr>
+        <w:t xml:space="preserve"> Output: True</w:t>
       </w:r>
     </w:p>
     <w:p>
@@ -45859,6 +48147,155 @@
     </w:lvl>
   </w:abstractNum>
   <w:abstractNum w:abstractNumId="1" w15:restartNumberingAfterBreak="0">
+    <w:nsid w:val="03B31E19"/>
+    <w:multiLevelType w:val="multilevel"/>
+    <w:tmpl w:val="D7CE7E14"/>
+    <w:lvl w:ilvl="0">
+      <w:start w:val="1"/>
+      <w:numFmt w:val="bullet"/>
+      <w:lvlText w:val=""/>
+      <w:lvlJc w:val="left"/>
+      <w:pPr>
+        <w:tabs>
+          <w:tab w:val="num" w:pos="720"/>
+        </w:tabs>
+        <w:ind w:left="720" w:hanging="360"/>
+      </w:pPr>
+      <w:rPr>
+        <w:rFonts w:ascii="Symbol" w:hAnsi="Symbol" w:hint="default"/>
+        <w:sz w:val="20"/>
+      </w:rPr>
+    </w:lvl>
+    <w:lvl w:ilvl="1" w:tentative="1">
+      <w:start w:val="1"/>
+      <w:numFmt w:val="bullet"/>
+      <w:lvlText w:val="o"/>
+      <w:lvlJc w:val="left"/>
+      <w:pPr>
+        <w:tabs>
+          <w:tab w:val="num" w:pos="1440"/>
+        </w:tabs>
+        <w:ind w:left="1440" w:hanging="360"/>
+      </w:pPr>
+      <w:rPr>
+        <w:rFonts w:ascii="Courier New" w:hAnsi="Courier New" w:hint="default"/>
+        <w:sz w:val="20"/>
+      </w:rPr>
+    </w:lvl>
+    <w:lvl w:ilvl="2" w:tentative="1">
+      <w:start w:val="1"/>
+      <w:numFmt w:val="bullet"/>
+      <w:lvlText w:val=""/>
+      <w:lvlJc w:val="left"/>
+      <w:pPr>
+        <w:tabs>
+          <w:tab w:val="num" w:pos="2160"/>
+        </w:tabs>
+        <w:ind w:left="2160" w:hanging="360"/>
+      </w:pPr>
+      <w:rPr>
+        <w:rFonts w:ascii="Wingdings" w:hAnsi="Wingdings" w:hint="default"/>
+        <w:sz w:val="20"/>
+      </w:rPr>
+    </w:lvl>
+    <w:lvl w:ilvl="3" w:tentative="1">
+      <w:start w:val="1"/>
+      <w:numFmt w:val="bullet"/>
+      <w:lvlText w:val=""/>
+      <w:lvlJc w:val="left"/>
+      <w:pPr>
+        <w:tabs>
+          <w:tab w:val="num" w:pos="2880"/>
+        </w:tabs>
+        <w:ind w:left="2880" w:hanging="360"/>
+      </w:pPr>
+      <w:rPr>
+        <w:rFonts w:ascii="Wingdings" w:hAnsi="Wingdings" w:hint="default"/>
+        <w:sz w:val="20"/>
+      </w:rPr>
+    </w:lvl>
+    <w:lvl w:ilvl="4" w:tentative="1">
+      <w:start w:val="1"/>
+      <w:numFmt w:val="bullet"/>
+      <w:lvlText w:val=""/>
+      <w:lvlJc w:val="left"/>
+      <w:pPr>
+        <w:tabs>
+          <w:tab w:val="num" w:pos="3600"/>
+        </w:tabs>
+        <w:ind w:left="3600" w:hanging="360"/>
+      </w:pPr>
+      <w:rPr>
+        <w:rFonts w:ascii="Wingdings" w:hAnsi="Wingdings" w:hint="default"/>
+        <w:sz w:val="20"/>
+      </w:rPr>
+    </w:lvl>
+    <w:lvl w:ilvl="5" w:tentative="1">
+      <w:start w:val="1"/>
+      <w:numFmt w:val="bullet"/>
+      <w:lvlText w:val=""/>
+      <w:lvlJc w:val="left"/>
+      <w:pPr>
+        <w:tabs>
+          <w:tab w:val="num" w:pos="4320"/>
+        </w:tabs>
+        <w:ind w:left="4320" w:hanging="360"/>
+      </w:pPr>
+      <w:rPr>
+        <w:rFonts w:ascii="Wingdings" w:hAnsi="Wingdings" w:hint="default"/>
+        <w:sz w:val="20"/>
+      </w:rPr>
+    </w:lvl>
+    <w:lvl w:ilvl="6" w:tentative="1">
+      <w:start w:val="1"/>
+      <w:numFmt w:val="bullet"/>
+      <w:lvlText w:val=""/>
+      <w:lvlJc w:val="left"/>
+      <w:pPr>
+        <w:tabs>
+          <w:tab w:val="num" w:pos="5040"/>
+        </w:tabs>
+        <w:ind w:left="5040" w:hanging="360"/>
+      </w:pPr>
+      <w:rPr>
+        <w:rFonts w:ascii="Wingdings" w:hAnsi="Wingdings" w:hint="default"/>
+        <w:sz w:val="20"/>
+      </w:rPr>
+    </w:lvl>
+    <w:lvl w:ilvl="7" w:tentative="1">
+      <w:start w:val="1"/>
+      <w:numFmt w:val="bullet"/>
+      <w:lvlText w:val=""/>
+      <w:lvlJc w:val="left"/>
+      <w:pPr>
+        <w:tabs>
+          <w:tab w:val="num" w:pos="5760"/>
+        </w:tabs>
+        <w:ind w:left="5760" w:hanging="360"/>
+      </w:pPr>
+      <w:rPr>
+        <w:rFonts w:ascii="Wingdings" w:hAnsi="Wingdings" w:hint="default"/>
+        <w:sz w:val="20"/>
+      </w:rPr>
+    </w:lvl>
+    <w:lvl w:ilvl="8" w:tentative="1">
+      <w:start w:val="1"/>
+      <w:numFmt w:val="bullet"/>
+      <w:lvlText w:val=""/>
+      <w:lvlJc w:val="left"/>
+      <w:pPr>
+        <w:tabs>
+          <w:tab w:val="num" w:pos="6480"/>
+        </w:tabs>
+        <w:ind w:left="6480" w:hanging="360"/>
+      </w:pPr>
+      <w:rPr>
+        <w:rFonts w:ascii="Wingdings" w:hAnsi="Wingdings" w:hint="default"/>
+        <w:sz w:val="20"/>
+      </w:rPr>
+    </w:lvl>
+  </w:abstractNum>
+  <w:abstractNum w:abstractNumId="2" w15:restartNumberingAfterBreak="0">
     <w:nsid w:val="03B56B38"/>
     <w:multiLevelType w:val="multilevel"/>
     <w:tmpl w:val="435CB730"/>
@@ -46007,7 +48444,7 @@
       </w:rPr>
     </w:lvl>
   </w:abstractNum>
-  <w:abstractNum w:abstractNumId="2" w15:restartNumberingAfterBreak="0">
+  <w:abstractNum w:abstractNumId="3" w15:restartNumberingAfterBreak="0">
     <w:nsid w:val="0458556A"/>
     <w:multiLevelType w:val="multilevel"/>
     <w:tmpl w:val="17FED61A"/>
@@ -46156,7 +48593,7 @@
       </w:rPr>
     </w:lvl>
   </w:abstractNum>
-  <w:abstractNum w:abstractNumId="3" w15:restartNumberingAfterBreak="0">
+  <w:abstractNum w:abstractNumId="4" w15:restartNumberingAfterBreak="0">
     <w:nsid w:val="046A1517"/>
     <w:multiLevelType w:val="multilevel"/>
     <w:tmpl w:val="A45A8802"/>
@@ -46305,7 +48742,7 @@
       </w:rPr>
     </w:lvl>
   </w:abstractNum>
-  <w:abstractNum w:abstractNumId="4" w15:restartNumberingAfterBreak="0">
+  <w:abstractNum w:abstractNumId="5" w15:restartNumberingAfterBreak="0">
     <w:nsid w:val="079F1D90"/>
     <w:multiLevelType w:val="multilevel"/>
     <w:tmpl w:val="86AAB8C6"/>
@@ -46422,7 +48859,7 @@
       </w:pPr>
     </w:lvl>
   </w:abstractNum>
-  <w:abstractNum w:abstractNumId="5" w15:restartNumberingAfterBreak="0">
+  <w:abstractNum w:abstractNumId="6" w15:restartNumberingAfterBreak="0">
     <w:nsid w:val="08240815"/>
     <w:multiLevelType w:val="multilevel"/>
     <w:tmpl w:val="99AE3BD8"/>
@@ -46535,7 +48972,7 @@
       </w:pPr>
     </w:lvl>
   </w:abstractNum>
-  <w:abstractNum w:abstractNumId="6" w15:restartNumberingAfterBreak="0">
+  <w:abstractNum w:abstractNumId="7" w15:restartNumberingAfterBreak="0">
     <w:nsid w:val="0C9847EE"/>
     <w:multiLevelType w:val="multilevel"/>
     <w:tmpl w:val="57D035BC"/>
@@ -46684,7 +49121,7 @@
       </w:rPr>
     </w:lvl>
   </w:abstractNum>
-  <w:abstractNum w:abstractNumId="7" w15:restartNumberingAfterBreak="0">
+  <w:abstractNum w:abstractNumId="8" w15:restartNumberingAfterBreak="0">
     <w:nsid w:val="0DED7135"/>
     <w:multiLevelType w:val="multilevel"/>
     <w:tmpl w:val="AF2EFE66"/>
@@ -46797,7 +49234,7 @@
       </w:pPr>
     </w:lvl>
   </w:abstractNum>
-  <w:abstractNum w:abstractNumId="8" w15:restartNumberingAfterBreak="0">
+  <w:abstractNum w:abstractNumId="9" w15:restartNumberingAfterBreak="0">
     <w:nsid w:val="0E017D2F"/>
     <w:multiLevelType w:val="multilevel"/>
     <w:tmpl w:val="9CDAE2EA"/>
@@ -46946,7 +49383,156 @@
       </w:rPr>
     </w:lvl>
   </w:abstractNum>
-  <w:abstractNum w:abstractNumId="9" w15:restartNumberingAfterBreak="0">
+  <w:abstractNum w:abstractNumId="10" w15:restartNumberingAfterBreak="0">
+    <w:nsid w:val="11E10E9D"/>
+    <w:multiLevelType w:val="multilevel"/>
+    <w:tmpl w:val="85CC6D86"/>
+    <w:lvl w:ilvl="0">
+      <w:start w:val="1"/>
+      <w:numFmt w:val="bullet"/>
+      <w:lvlText w:val=""/>
+      <w:lvlJc w:val="left"/>
+      <w:pPr>
+        <w:tabs>
+          <w:tab w:val="num" w:pos="720"/>
+        </w:tabs>
+        <w:ind w:left="720" w:hanging="360"/>
+      </w:pPr>
+      <w:rPr>
+        <w:rFonts w:ascii="Symbol" w:hAnsi="Symbol" w:hint="default"/>
+        <w:sz w:val="20"/>
+      </w:rPr>
+    </w:lvl>
+    <w:lvl w:ilvl="1" w:tentative="1">
+      <w:start w:val="1"/>
+      <w:numFmt w:val="bullet"/>
+      <w:lvlText w:val="o"/>
+      <w:lvlJc w:val="left"/>
+      <w:pPr>
+        <w:tabs>
+          <w:tab w:val="num" w:pos="1440"/>
+        </w:tabs>
+        <w:ind w:left="1440" w:hanging="360"/>
+      </w:pPr>
+      <w:rPr>
+        <w:rFonts w:ascii="Courier New" w:hAnsi="Courier New" w:hint="default"/>
+        <w:sz w:val="20"/>
+      </w:rPr>
+    </w:lvl>
+    <w:lvl w:ilvl="2" w:tentative="1">
+      <w:start w:val="1"/>
+      <w:numFmt w:val="bullet"/>
+      <w:lvlText w:val=""/>
+      <w:lvlJc w:val="left"/>
+      <w:pPr>
+        <w:tabs>
+          <w:tab w:val="num" w:pos="2160"/>
+        </w:tabs>
+        <w:ind w:left="2160" w:hanging="360"/>
+      </w:pPr>
+      <w:rPr>
+        <w:rFonts w:ascii="Wingdings" w:hAnsi="Wingdings" w:hint="default"/>
+        <w:sz w:val="20"/>
+      </w:rPr>
+    </w:lvl>
+    <w:lvl w:ilvl="3" w:tentative="1">
+      <w:start w:val="1"/>
+      <w:numFmt w:val="bullet"/>
+      <w:lvlText w:val=""/>
+      <w:lvlJc w:val="left"/>
+      <w:pPr>
+        <w:tabs>
+          <w:tab w:val="num" w:pos="2880"/>
+        </w:tabs>
+        <w:ind w:left="2880" w:hanging="360"/>
+      </w:pPr>
+      <w:rPr>
+        <w:rFonts w:ascii="Wingdings" w:hAnsi="Wingdings" w:hint="default"/>
+        <w:sz w:val="20"/>
+      </w:rPr>
+    </w:lvl>
+    <w:lvl w:ilvl="4" w:tentative="1">
+      <w:start w:val="1"/>
+      <w:numFmt w:val="bullet"/>
+      <w:lvlText w:val=""/>
+      <w:lvlJc w:val="left"/>
+      <w:pPr>
+        <w:tabs>
+          <w:tab w:val="num" w:pos="3600"/>
+        </w:tabs>
+        <w:ind w:left="3600" w:hanging="360"/>
+      </w:pPr>
+      <w:rPr>
+        <w:rFonts w:ascii="Wingdings" w:hAnsi="Wingdings" w:hint="default"/>
+        <w:sz w:val="20"/>
+      </w:rPr>
+    </w:lvl>
+    <w:lvl w:ilvl="5" w:tentative="1">
+      <w:start w:val="1"/>
+      <w:numFmt w:val="bullet"/>
+      <w:lvlText w:val=""/>
+      <w:lvlJc w:val="left"/>
+      <w:pPr>
+        <w:tabs>
+          <w:tab w:val="num" w:pos="4320"/>
+        </w:tabs>
+        <w:ind w:left="4320" w:hanging="360"/>
+      </w:pPr>
+      <w:rPr>
+        <w:rFonts w:ascii="Wingdings" w:hAnsi="Wingdings" w:hint="default"/>
+        <w:sz w:val="20"/>
+      </w:rPr>
+    </w:lvl>
+    <w:lvl w:ilvl="6" w:tentative="1">
+      <w:start w:val="1"/>
+      <w:numFmt w:val="bullet"/>
+      <w:lvlText w:val=""/>
+      <w:lvlJc w:val="left"/>
+      <w:pPr>
+        <w:tabs>
+          <w:tab w:val="num" w:pos="5040"/>
+        </w:tabs>
+        <w:ind w:left="5040" w:hanging="360"/>
+      </w:pPr>
+      <w:rPr>
+        <w:rFonts w:ascii="Wingdings" w:hAnsi="Wingdings" w:hint="default"/>
+        <w:sz w:val="20"/>
+      </w:rPr>
+    </w:lvl>
+    <w:lvl w:ilvl="7" w:tentative="1">
+      <w:start w:val="1"/>
+      <w:numFmt w:val="bullet"/>
+      <w:lvlText w:val=""/>
+      <w:lvlJc w:val="left"/>
+      <w:pPr>
+        <w:tabs>
+          <w:tab w:val="num" w:pos="5760"/>
+        </w:tabs>
+        <w:ind w:left="5760" w:hanging="360"/>
+      </w:pPr>
+      <w:rPr>
+        <w:rFonts w:ascii="Wingdings" w:hAnsi="Wingdings" w:hint="default"/>
+        <w:sz w:val="20"/>
+      </w:rPr>
+    </w:lvl>
+    <w:lvl w:ilvl="8" w:tentative="1">
+      <w:start w:val="1"/>
+      <w:numFmt w:val="bullet"/>
+      <w:lvlText w:val=""/>
+      <w:lvlJc w:val="left"/>
+      <w:pPr>
+        <w:tabs>
+          <w:tab w:val="num" w:pos="6480"/>
+        </w:tabs>
+        <w:ind w:left="6480" w:hanging="360"/>
+      </w:pPr>
+      <w:rPr>
+        <w:rFonts w:ascii="Wingdings" w:hAnsi="Wingdings" w:hint="default"/>
+        <w:sz w:val="20"/>
+      </w:rPr>
+    </w:lvl>
+  </w:abstractNum>
+  <w:abstractNum w:abstractNumId="11" w15:restartNumberingAfterBreak="0">
     <w:nsid w:val="183550BD"/>
     <w:multiLevelType w:val="multilevel"/>
     <w:tmpl w:val="6978B062"/>
@@ -47095,7 +49681,156 @@
       </w:rPr>
     </w:lvl>
   </w:abstractNum>
-  <w:abstractNum w:abstractNumId="10" w15:restartNumberingAfterBreak="0">
+  <w:abstractNum w:abstractNumId="12" w15:restartNumberingAfterBreak="0">
+    <w:nsid w:val="18B7635A"/>
+    <w:multiLevelType w:val="multilevel"/>
+    <w:tmpl w:val="62EEDE30"/>
+    <w:lvl w:ilvl="0">
+      <w:start w:val="1"/>
+      <w:numFmt w:val="bullet"/>
+      <w:lvlText w:val=""/>
+      <w:lvlJc w:val="left"/>
+      <w:pPr>
+        <w:tabs>
+          <w:tab w:val="num" w:pos="720"/>
+        </w:tabs>
+        <w:ind w:left="720" w:hanging="360"/>
+      </w:pPr>
+      <w:rPr>
+        <w:rFonts w:ascii="Symbol" w:hAnsi="Symbol" w:hint="default"/>
+        <w:sz w:val="20"/>
+      </w:rPr>
+    </w:lvl>
+    <w:lvl w:ilvl="1" w:tentative="1">
+      <w:start w:val="1"/>
+      <w:numFmt w:val="bullet"/>
+      <w:lvlText w:val="o"/>
+      <w:lvlJc w:val="left"/>
+      <w:pPr>
+        <w:tabs>
+          <w:tab w:val="num" w:pos="1440"/>
+        </w:tabs>
+        <w:ind w:left="1440" w:hanging="360"/>
+      </w:pPr>
+      <w:rPr>
+        <w:rFonts w:ascii="Courier New" w:hAnsi="Courier New" w:hint="default"/>
+        <w:sz w:val="20"/>
+      </w:rPr>
+    </w:lvl>
+    <w:lvl w:ilvl="2" w:tentative="1">
+      <w:start w:val="1"/>
+      <w:numFmt w:val="bullet"/>
+      <w:lvlText w:val=""/>
+      <w:lvlJc w:val="left"/>
+      <w:pPr>
+        <w:tabs>
+          <w:tab w:val="num" w:pos="2160"/>
+        </w:tabs>
+        <w:ind w:left="2160" w:hanging="360"/>
+      </w:pPr>
+      <w:rPr>
+        <w:rFonts w:ascii="Wingdings" w:hAnsi="Wingdings" w:hint="default"/>
+        <w:sz w:val="20"/>
+      </w:rPr>
+    </w:lvl>
+    <w:lvl w:ilvl="3" w:tentative="1">
+      <w:start w:val="1"/>
+      <w:numFmt w:val="bullet"/>
+      <w:lvlText w:val=""/>
+      <w:lvlJc w:val="left"/>
+      <w:pPr>
+        <w:tabs>
+          <w:tab w:val="num" w:pos="2880"/>
+        </w:tabs>
+        <w:ind w:left="2880" w:hanging="360"/>
+      </w:pPr>
+      <w:rPr>
+        <w:rFonts w:ascii="Wingdings" w:hAnsi="Wingdings" w:hint="default"/>
+        <w:sz w:val="20"/>
+      </w:rPr>
+    </w:lvl>
+    <w:lvl w:ilvl="4" w:tentative="1">
+      <w:start w:val="1"/>
+      <w:numFmt w:val="bullet"/>
+      <w:lvlText w:val=""/>
+      <w:lvlJc w:val="left"/>
+      <w:pPr>
+        <w:tabs>
+          <w:tab w:val="num" w:pos="3600"/>
+        </w:tabs>
+        <w:ind w:left="3600" w:hanging="360"/>
+      </w:pPr>
+      <w:rPr>
+        <w:rFonts w:ascii="Wingdings" w:hAnsi="Wingdings" w:hint="default"/>
+        <w:sz w:val="20"/>
+      </w:rPr>
+    </w:lvl>
+    <w:lvl w:ilvl="5" w:tentative="1">
+      <w:start w:val="1"/>
+      <w:numFmt w:val="bullet"/>
+      <w:lvlText w:val=""/>
+      <w:lvlJc w:val="left"/>
+      <w:pPr>
+        <w:tabs>
+          <w:tab w:val="num" w:pos="4320"/>
+        </w:tabs>
+        <w:ind w:left="4320" w:hanging="360"/>
+      </w:pPr>
+      <w:rPr>
+        <w:rFonts w:ascii="Wingdings" w:hAnsi="Wingdings" w:hint="default"/>
+        <w:sz w:val="20"/>
+      </w:rPr>
+    </w:lvl>
+    <w:lvl w:ilvl="6" w:tentative="1">
+      <w:start w:val="1"/>
+      <w:numFmt w:val="bullet"/>
+      <w:lvlText w:val=""/>
+      <w:lvlJc w:val="left"/>
+      <w:pPr>
+        <w:tabs>
+          <w:tab w:val="num" w:pos="5040"/>
+        </w:tabs>
+        <w:ind w:left="5040" w:hanging="360"/>
+      </w:pPr>
+      <w:rPr>
+        <w:rFonts w:ascii="Wingdings" w:hAnsi="Wingdings" w:hint="default"/>
+        <w:sz w:val="20"/>
+      </w:rPr>
+    </w:lvl>
+    <w:lvl w:ilvl="7" w:tentative="1">
+      <w:start w:val="1"/>
+      <w:numFmt w:val="bullet"/>
+      <w:lvlText w:val=""/>
+      <w:lvlJc w:val="left"/>
+      <w:pPr>
+        <w:tabs>
+          <w:tab w:val="num" w:pos="5760"/>
+        </w:tabs>
+        <w:ind w:left="5760" w:hanging="360"/>
+      </w:pPr>
+      <w:rPr>
+        <w:rFonts w:ascii="Wingdings" w:hAnsi="Wingdings" w:hint="default"/>
+        <w:sz w:val="20"/>
+      </w:rPr>
+    </w:lvl>
+    <w:lvl w:ilvl="8" w:tentative="1">
+      <w:start w:val="1"/>
+      <w:numFmt w:val="bullet"/>
+      <w:lvlText w:val=""/>
+      <w:lvlJc w:val="left"/>
+      <w:pPr>
+        <w:tabs>
+          <w:tab w:val="num" w:pos="6480"/>
+        </w:tabs>
+        <w:ind w:left="6480" w:hanging="360"/>
+      </w:pPr>
+      <w:rPr>
+        <w:rFonts w:ascii="Wingdings" w:hAnsi="Wingdings" w:hint="default"/>
+        <w:sz w:val="20"/>
+      </w:rPr>
+    </w:lvl>
+  </w:abstractNum>
+  <w:abstractNum w:abstractNumId="13" w15:restartNumberingAfterBreak="0">
     <w:nsid w:val="19E75756"/>
     <w:multiLevelType w:val="multilevel"/>
     <w:tmpl w:val="811C9E3A"/>
@@ -47244,7 +49979,7 @@
       </w:rPr>
     </w:lvl>
   </w:abstractNum>
-  <w:abstractNum w:abstractNumId="11" w15:restartNumberingAfterBreak="0">
+  <w:abstractNum w:abstractNumId="14" w15:restartNumberingAfterBreak="0">
     <w:nsid w:val="1B96004F"/>
     <w:multiLevelType w:val="multilevel"/>
     <w:tmpl w:val="01D23FA2"/>
@@ -47357,7 +50092,120 @@
       </w:pPr>
     </w:lvl>
   </w:abstractNum>
-  <w:abstractNum w:abstractNumId="12" w15:restartNumberingAfterBreak="0">
+  <w:abstractNum w:abstractNumId="15" w15:restartNumberingAfterBreak="0">
+    <w:nsid w:val="1F720D03"/>
+    <w:multiLevelType w:val="multilevel"/>
+    <w:tmpl w:val="9C004F06"/>
+    <w:lvl w:ilvl="0">
+      <w:start w:val="1"/>
+      <w:numFmt w:val="decimal"/>
+      <w:lvlText w:val="%1."/>
+      <w:lvlJc w:val="left"/>
+      <w:pPr>
+        <w:tabs>
+          <w:tab w:val="num" w:pos="720"/>
+        </w:tabs>
+        <w:ind w:left="720" w:hanging="360"/>
+      </w:pPr>
+    </w:lvl>
+    <w:lvl w:ilvl="1" w:tentative="1">
+      <w:start w:val="1"/>
+      <w:numFmt w:val="decimal"/>
+      <w:lvlText w:val="%2."/>
+      <w:lvlJc w:val="left"/>
+      <w:pPr>
+        <w:tabs>
+          <w:tab w:val="num" w:pos="1440"/>
+        </w:tabs>
+        <w:ind w:left="1440" w:hanging="360"/>
+      </w:pPr>
+    </w:lvl>
+    <w:lvl w:ilvl="2" w:tentative="1">
+      <w:start w:val="1"/>
+      <w:numFmt w:val="decimal"/>
+      <w:lvlText w:val="%3."/>
+      <w:lvlJc w:val="left"/>
+      <w:pPr>
+        <w:tabs>
+          <w:tab w:val="num" w:pos="2160"/>
+        </w:tabs>
+        <w:ind w:left="2160" w:hanging="360"/>
+      </w:pPr>
+    </w:lvl>
+    <w:lvl w:ilvl="3" w:tentative="1">
+      <w:start w:val="1"/>
+      <w:numFmt w:val="decimal"/>
+      <w:lvlText w:val="%4."/>
+      <w:lvlJc w:val="left"/>
+      <w:pPr>
+        <w:tabs>
+          <w:tab w:val="num" w:pos="2880"/>
+        </w:tabs>
+        <w:ind w:left="2880" w:hanging="360"/>
+      </w:pPr>
+    </w:lvl>
+    <w:lvl w:ilvl="4" w:tentative="1">
+      <w:start w:val="1"/>
+      <w:numFmt w:val="decimal"/>
+      <w:lvlText w:val="%5."/>
+      <w:lvlJc w:val="left"/>
+      <w:pPr>
+        <w:tabs>
+          <w:tab w:val="num" w:pos="3600"/>
+        </w:tabs>
+        <w:ind w:left="3600" w:hanging="360"/>
+      </w:pPr>
+    </w:lvl>
+    <w:lvl w:ilvl="5" w:tentative="1">
+      <w:start w:val="1"/>
+      <w:numFmt w:val="decimal"/>
+      <w:lvlText w:val="%6."/>
+      <w:lvlJc w:val="left"/>
+      <w:pPr>
+        <w:tabs>
+          <w:tab w:val="num" w:pos="4320"/>
+        </w:tabs>
+        <w:ind w:left="4320" w:hanging="360"/>
+      </w:pPr>
+    </w:lvl>
+    <w:lvl w:ilvl="6" w:tentative="1">
+      <w:start w:val="1"/>
+      <w:numFmt w:val="decimal"/>
+      <w:lvlText w:val="%7."/>
+      <w:lvlJc w:val="left"/>
+      <w:pPr>
+        <w:tabs>
+          <w:tab w:val="num" w:pos="5040"/>
+        </w:tabs>
+        <w:ind w:left="5040" w:hanging="360"/>
+      </w:pPr>
+    </w:lvl>
+    <w:lvl w:ilvl="7" w:tentative="1">
+      <w:start w:val="1"/>
+      <w:numFmt w:val="decimal"/>
+      <w:lvlText w:val="%8."/>
+      <w:lvlJc w:val="left"/>
+      <w:pPr>
+        <w:tabs>
+          <w:tab w:val="num" w:pos="5760"/>
+        </w:tabs>
+        <w:ind w:left="5760" w:hanging="360"/>
+      </w:pPr>
+    </w:lvl>
+    <w:lvl w:ilvl="8" w:tentative="1">
+      <w:start w:val="1"/>
+      <w:numFmt w:val="decimal"/>
+      <w:lvlText w:val="%9."/>
+      <w:lvlJc w:val="left"/>
+      <w:pPr>
+        <w:tabs>
+          <w:tab w:val="num" w:pos="6480"/>
+        </w:tabs>
+        <w:ind w:left="6480" w:hanging="360"/>
+      </w:pPr>
+    </w:lvl>
+  </w:abstractNum>
+  <w:abstractNum w:abstractNumId="16" w15:restartNumberingAfterBreak="0">
     <w:nsid w:val="21586DEA"/>
     <w:multiLevelType w:val="multilevel"/>
     <w:tmpl w:val="0D30497C"/>
@@ -47506,7 +50354,7 @@
       </w:rPr>
     </w:lvl>
   </w:abstractNum>
-  <w:abstractNum w:abstractNumId="13" w15:restartNumberingAfterBreak="0">
+  <w:abstractNum w:abstractNumId="17" w15:restartNumberingAfterBreak="0">
     <w:nsid w:val="21654557"/>
     <w:multiLevelType w:val="multilevel"/>
     <w:tmpl w:val="D12400C4"/>
@@ -47655,7 +50503,7 @@
       </w:rPr>
     </w:lvl>
   </w:abstractNum>
-  <w:abstractNum w:abstractNumId="14" w15:restartNumberingAfterBreak="0">
+  <w:abstractNum w:abstractNumId="18" w15:restartNumberingAfterBreak="0">
     <w:nsid w:val="21852210"/>
     <w:multiLevelType w:val="multilevel"/>
     <w:tmpl w:val="04C691B2"/>
@@ -47768,7 +50616,7 @@
       </w:pPr>
     </w:lvl>
   </w:abstractNum>
-  <w:abstractNum w:abstractNumId="15" w15:restartNumberingAfterBreak="0">
+  <w:abstractNum w:abstractNumId="19" w15:restartNumberingAfterBreak="0">
     <w:nsid w:val="223C1C84"/>
     <w:multiLevelType w:val="multilevel"/>
     <w:tmpl w:val="6804C7F4"/>
@@ -47881,7 +50729,7 @@
       </w:pPr>
     </w:lvl>
   </w:abstractNum>
-  <w:abstractNum w:abstractNumId="16" w15:restartNumberingAfterBreak="0">
+  <w:abstractNum w:abstractNumId="20" w15:restartNumberingAfterBreak="0">
     <w:nsid w:val="24BC01EB"/>
     <w:multiLevelType w:val="multilevel"/>
     <w:tmpl w:val="A240E066"/>
@@ -47994,7 +50842,7 @@
       </w:pPr>
     </w:lvl>
   </w:abstractNum>
-  <w:abstractNum w:abstractNumId="17" w15:restartNumberingAfterBreak="0">
+  <w:abstractNum w:abstractNumId="21" w15:restartNumberingAfterBreak="0">
     <w:nsid w:val="26717A84"/>
     <w:multiLevelType w:val="multilevel"/>
     <w:tmpl w:val="DDF494E6"/>
@@ -48107,7 +50955,7 @@
       </w:pPr>
     </w:lvl>
   </w:abstractNum>
-  <w:abstractNum w:abstractNumId="18" w15:restartNumberingAfterBreak="0">
+  <w:abstractNum w:abstractNumId="22" w15:restartNumberingAfterBreak="0">
     <w:nsid w:val="28B3185E"/>
     <w:multiLevelType w:val="multilevel"/>
     <w:tmpl w:val="23AE566C"/>
@@ -48256,7 +51104,7 @@
       </w:rPr>
     </w:lvl>
   </w:abstractNum>
-  <w:abstractNum w:abstractNumId="19" w15:restartNumberingAfterBreak="0">
+  <w:abstractNum w:abstractNumId="23" w15:restartNumberingAfterBreak="0">
     <w:nsid w:val="2A42586F"/>
     <w:multiLevelType w:val="multilevel"/>
     <w:tmpl w:val="AEB4C8DA"/>
@@ -48405,7 +51253,7 @@
       </w:rPr>
     </w:lvl>
   </w:abstractNum>
-  <w:abstractNum w:abstractNumId="20" w15:restartNumberingAfterBreak="0">
+  <w:abstractNum w:abstractNumId="24" w15:restartNumberingAfterBreak="0">
     <w:nsid w:val="2AEC5B4F"/>
     <w:multiLevelType w:val="multilevel"/>
     <w:tmpl w:val="8174DC9A"/>
@@ -48554,7 +51402,7 @@
       </w:rPr>
     </w:lvl>
   </w:abstractNum>
-  <w:abstractNum w:abstractNumId="21" w15:restartNumberingAfterBreak="0">
+  <w:abstractNum w:abstractNumId="25" w15:restartNumberingAfterBreak="0">
     <w:nsid w:val="2B97048B"/>
     <w:multiLevelType w:val="multilevel"/>
     <w:tmpl w:val="FA52B7A4"/>
@@ -48667,7 +51515,7 @@
       </w:pPr>
     </w:lvl>
   </w:abstractNum>
-  <w:abstractNum w:abstractNumId="22" w15:restartNumberingAfterBreak="0">
+  <w:abstractNum w:abstractNumId="26" w15:restartNumberingAfterBreak="0">
     <w:nsid w:val="2BCD16B4"/>
     <w:multiLevelType w:val="multilevel"/>
     <w:tmpl w:val="50A09D10"/>
@@ -48780,7 +51628,7 @@
       </w:pPr>
     </w:lvl>
   </w:abstractNum>
-  <w:abstractNum w:abstractNumId="23" w15:restartNumberingAfterBreak="0">
+  <w:abstractNum w:abstractNumId="27" w15:restartNumberingAfterBreak="0">
     <w:nsid w:val="2C8C40C2"/>
     <w:multiLevelType w:val="multilevel"/>
     <w:tmpl w:val="402A0C46"/>
@@ -48929,7 +51777,7 @@
       </w:rPr>
     </w:lvl>
   </w:abstractNum>
-  <w:abstractNum w:abstractNumId="24" w15:restartNumberingAfterBreak="0">
+  <w:abstractNum w:abstractNumId="28" w15:restartNumberingAfterBreak="0">
     <w:nsid w:val="2E1929BA"/>
     <w:multiLevelType w:val="multilevel"/>
     <w:tmpl w:val="E348CA2A"/>
@@ -49042,7 +51890,7 @@
       </w:pPr>
     </w:lvl>
   </w:abstractNum>
-  <w:abstractNum w:abstractNumId="25" w15:restartNumberingAfterBreak="0">
+  <w:abstractNum w:abstractNumId="29" w15:restartNumberingAfterBreak="0">
     <w:nsid w:val="2E4D707D"/>
     <w:multiLevelType w:val="multilevel"/>
     <w:tmpl w:val="6C3EE2EC"/>
@@ -49191,7 +52039,7 @@
       </w:rPr>
     </w:lvl>
   </w:abstractNum>
-  <w:abstractNum w:abstractNumId="26" w15:restartNumberingAfterBreak="0">
+  <w:abstractNum w:abstractNumId="30" w15:restartNumberingAfterBreak="0">
     <w:nsid w:val="2EAA6054"/>
     <w:multiLevelType w:val="multilevel"/>
     <w:tmpl w:val="91F012D4"/>
@@ -49340,7 +52188,7 @@
       </w:rPr>
     </w:lvl>
   </w:abstractNum>
-  <w:abstractNum w:abstractNumId="27" w15:restartNumberingAfterBreak="0">
+  <w:abstractNum w:abstractNumId="31" w15:restartNumberingAfterBreak="0">
     <w:nsid w:val="30C40687"/>
     <w:multiLevelType w:val="multilevel"/>
     <w:tmpl w:val="56B27E2C"/>
@@ -49457,7 +52305,7 @@
       </w:pPr>
     </w:lvl>
   </w:abstractNum>
-  <w:abstractNum w:abstractNumId="28" w15:restartNumberingAfterBreak="0">
+  <w:abstractNum w:abstractNumId="32" w15:restartNumberingAfterBreak="0">
     <w:nsid w:val="31DA3B96"/>
     <w:multiLevelType w:val="multilevel"/>
     <w:tmpl w:val="6F580C38"/>
@@ -49570,7 +52418,7 @@
       </w:pPr>
     </w:lvl>
   </w:abstractNum>
-  <w:abstractNum w:abstractNumId="29" w15:restartNumberingAfterBreak="0">
+  <w:abstractNum w:abstractNumId="33" w15:restartNumberingAfterBreak="0">
     <w:nsid w:val="320F3779"/>
     <w:multiLevelType w:val="multilevel"/>
     <w:tmpl w:val="C1684A3C"/>
@@ -49719,7 +52567,7 @@
       </w:rPr>
     </w:lvl>
   </w:abstractNum>
-  <w:abstractNum w:abstractNumId="30" w15:restartNumberingAfterBreak="0">
+  <w:abstractNum w:abstractNumId="34" w15:restartNumberingAfterBreak="0">
     <w:nsid w:val="325E0CD4"/>
     <w:multiLevelType w:val="multilevel"/>
     <w:tmpl w:val="9FAE4238"/>
@@ -49832,7 +52680,7 @@
       </w:pPr>
     </w:lvl>
   </w:abstractNum>
-  <w:abstractNum w:abstractNumId="31" w15:restartNumberingAfterBreak="0">
+  <w:abstractNum w:abstractNumId="35" w15:restartNumberingAfterBreak="0">
     <w:nsid w:val="33BC613C"/>
     <w:multiLevelType w:val="multilevel"/>
     <w:tmpl w:val="1714CAA8"/>
@@ -49981,7 +52829,120 @@
       </w:rPr>
     </w:lvl>
   </w:abstractNum>
-  <w:abstractNum w:abstractNumId="32" w15:restartNumberingAfterBreak="0">
+  <w:abstractNum w:abstractNumId="36" w15:restartNumberingAfterBreak="0">
+    <w:nsid w:val="34781BF5"/>
+    <w:multiLevelType w:val="multilevel"/>
+    <w:tmpl w:val="92E031FA"/>
+    <w:lvl w:ilvl="0">
+      <w:start w:val="1"/>
+      <w:numFmt w:val="decimal"/>
+      <w:lvlText w:val="%1."/>
+      <w:lvlJc w:val="left"/>
+      <w:pPr>
+        <w:tabs>
+          <w:tab w:val="num" w:pos="720"/>
+        </w:tabs>
+        <w:ind w:left="720" w:hanging="360"/>
+      </w:pPr>
+    </w:lvl>
+    <w:lvl w:ilvl="1" w:tentative="1">
+      <w:start w:val="1"/>
+      <w:numFmt w:val="decimal"/>
+      <w:lvlText w:val="%2."/>
+      <w:lvlJc w:val="left"/>
+      <w:pPr>
+        <w:tabs>
+          <w:tab w:val="num" w:pos="1440"/>
+        </w:tabs>
+        <w:ind w:left="1440" w:hanging="360"/>
+      </w:pPr>
+    </w:lvl>
+    <w:lvl w:ilvl="2" w:tentative="1">
+      <w:start w:val="1"/>
+      <w:numFmt w:val="decimal"/>
+      <w:lvlText w:val="%3."/>
+      <w:lvlJc w:val="left"/>
+      <w:pPr>
+        <w:tabs>
+          <w:tab w:val="num" w:pos="2160"/>
+        </w:tabs>
+        <w:ind w:left="2160" w:hanging="360"/>
+      </w:pPr>
+    </w:lvl>
+    <w:lvl w:ilvl="3" w:tentative="1">
+      <w:start w:val="1"/>
+      <w:numFmt w:val="decimal"/>
+      <w:lvlText w:val="%4."/>
+      <w:lvlJc w:val="left"/>
+      <w:pPr>
+        <w:tabs>
+          <w:tab w:val="num" w:pos="2880"/>
+        </w:tabs>
+        <w:ind w:left="2880" w:hanging="360"/>
+      </w:pPr>
+    </w:lvl>
+    <w:lvl w:ilvl="4" w:tentative="1">
+      <w:start w:val="1"/>
+      <w:numFmt w:val="decimal"/>
+      <w:lvlText w:val="%5."/>
+      <w:lvlJc w:val="left"/>
+      <w:pPr>
+        <w:tabs>
+          <w:tab w:val="num" w:pos="3600"/>
+        </w:tabs>
+        <w:ind w:left="3600" w:hanging="360"/>
+      </w:pPr>
+    </w:lvl>
+    <w:lvl w:ilvl="5" w:tentative="1">
+      <w:start w:val="1"/>
+      <w:numFmt w:val="decimal"/>
+      <w:lvlText w:val="%6."/>
+      <w:lvlJc w:val="left"/>
+      <w:pPr>
+        <w:tabs>
+          <w:tab w:val="num" w:pos="4320"/>
+        </w:tabs>
+        <w:ind w:left="4320" w:hanging="360"/>
+      </w:pPr>
+    </w:lvl>
+    <w:lvl w:ilvl="6" w:tentative="1">
+      <w:start w:val="1"/>
+      <w:numFmt w:val="decimal"/>
+      <w:lvlText w:val="%7."/>
+      <w:lvlJc w:val="left"/>
+      <w:pPr>
+        <w:tabs>
+          <w:tab w:val="num" w:pos="5040"/>
+        </w:tabs>
+        <w:ind w:left="5040" w:hanging="360"/>
+      </w:pPr>
+    </w:lvl>
+    <w:lvl w:ilvl="7" w:tentative="1">
+      <w:start w:val="1"/>
+      <w:numFmt w:val="decimal"/>
+      <w:lvlText w:val="%8."/>
+      <w:lvlJc w:val="left"/>
+      <w:pPr>
+        <w:tabs>
+          <w:tab w:val="num" w:pos="5760"/>
+        </w:tabs>
+        <w:ind w:left="5760" w:hanging="360"/>
+      </w:pPr>
+    </w:lvl>
+    <w:lvl w:ilvl="8" w:tentative="1">
+      <w:start w:val="1"/>
+      <w:numFmt w:val="decimal"/>
+      <w:lvlText w:val="%9."/>
+      <w:lvlJc w:val="left"/>
+      <w:pPr>
+        <w:tabs>
+          <w:tab w:val="num" w:pos="6480"/>
+        </w:tabs>
+        <w:ind w:left="6480" w:hanging="360"/>
+      </w:pPr>
+    </w:lvl>
+  </w:abstractNum>
+  <w:abstractNum w:abstractNumId="37" w15:restartNumberingAfterBreak="0">
     <w:nsid w:val="34DF0C8A"/>
     <w:multiLevelType w:val="multilevel"/>
     <w:tmpl w:val="5F686C06"/>
@@ -50094,7 +53055,156 @@
       </w:pPr>
     </w:lvl>
   </w:abstractNum>
-  <w:abstractNum w:abstractNumId="33" w15:restartNumberingAfterBreak="0">
+  <w:abstractNum w:abstractNumId="38" w15:restartNumberingAfterBreak="0">
+    <w:nsid w:val="395E092B"/>
+    <w:multiLevelType w:val="multilevel"/>
+    <w:tmpl w:val="C5E8CC9A"/>
+    <w:lvl w:ilvl="0">
+      <w:start w:val="1"/>
+      <w:numFmt w:val="bullet"/>
+      <w:lvlText w:val=""/>
+      <w:lvlJc w:val="left"/>
+      <w:pPr>
+        <w:tabs>
+          <w:tab w:val="num" w:pos="720"/>
+        </w:tabs>
+        <w:ind w:left="720" w:hanging="360"/>
+      </w:pPr>
+      <w:rPr>
+        <w:rFonts w:ascii="Symbol" w:hAnsi="Symbol" w:hint="default"/>
+        <w:sz w:val="20"/>
+      </w:rPr>
+    </w:lvl>
+    <w:lvl w:ilvl="1" w:tentative="1">
+      <w:start w:val="1"/>
+      <w:numFmt w:val="bullet"/>
+      <w:lvlText w:val="o"/>
+      <w:lvlJc w:val="left"/>
+      <w:pPr>
+        <w:tabs>
+          <w:tab w:val="num" w:pos="1440"/>
+        </w:tabs>
+        <w:ind w:left="1440" w:hanging="360"/>
+      </w:pPr>
+      <w:rPr>
+        <w:rFonts w:ascii="Courier New" w:hAnsi="Courier New" w:hint="default"/>
+        <w:sz w:val="20"/>
+      </w:rPr>
+    </w:lvl>
+    <w:lvl w:ilvl="2" w:tentative="1">
+      <w:start w:val="1"/>
+      <w:numFmt w:val="bullet"/>
+      <w:lvlText w:val=""/>
+      <w:lvlJc w:val="left"/>
+      <w:pPr>
+        <w:tabs>
+          <w:tab w:val="num" w:pos="2160"/>
+        </w:tabs>
+        <w:ind w:left="2160" w:hanging="360"/>
+      </w:pPr>
+      <w:rPr>
+        <w:rFonts w:ascii="Wingdings" w:hAnsi="Wingdings" w:hint="default"/>
+        <w:sz w:val="20"/>
+      </w:rPr>
+    </w:lvl>
+    <w:lvl w:ilvl="3" w:tentative="1">
+      <w:start w:val="1"/>
+      <w:numFmt w:val="bullet"/>
+      <w:lvlText w:val=""/>
+      <w:lvlJc w:val="left"/>
+      <w:pPr>
+        <w:tabs>
+          <w:tab w:val="num" w:pos="2880"/>
+        </w:tabs>
+        <w:ind w:left="2880" w:hanging="360"/>
+      </w:pPr>
+      <w:rPr>
+        <w:rFonts w:ascii="Wingdings" w:hAnsi="Wingdings" w:hint="default"/>
+        <w:sz w:val="20"/>
+      </w:rPr>
+    </w:lvl>
+    <w:lvl w:ilvl="4" w:tentative="1">
+      <w:start w:val="1"/>
+      <w:numFmt w:val="bullet"/>
+      <w:lvlText w:val=""/>
+      <w:lvlJc w:val="left"/>
+      <w:pPr>
+        <w:tabs>
+          <w:tab w:val="num" w:pos="3600"/>
+        </w:tabs>
+        <w:ind w:left="3600" w:hanging="360"/>
+      </w:pPr>
+      <w:rPr>
+        <w:rFonts w:ascii="Wingdings" w:hAnsi="Wingdings" w:hint="default"/>
+        <w:sz w:val="20"/>
+      </w:rPr>
+    </w:lvl>
+    <w:lvl w:ilvl="5" w:tentative="1">
+      <w:start w:val="1"/>
+      <w:numFmt w:val="bullet"/>
+      <w:lvlText w:val=""/>
+      <w:lvlJc w:val="left"/>
+      <w:pPr>
+        <w:tabs>
+          <w:tab w:val="num" w:pos="4320"/>
+        </w:tabs>
+        <w:ind w:left="4320" w:hanging="360"/>
+      </w:pPr>
+      <w:rPr>
+        <w:rFonts w:ascii="Wingdings" w:hAnsi="Wingdings" w:hint="default"/>
+        <w:sz w:val="20"/>
+      </w:rPr>
+    </w:lvl>
+    <w:lvl w:ilvl="6" w:tentative="1">
+      <w:start w:val="1"/>
+      <w:numFmt w:val="bullet"/>
+      <w:lvlText w:val=""/>
+      <w:lvlJc w:val="left"/>
+      <w:pPr>
+        <w:tabs>
+          <w:tab w:val="num" w:pos="5040"/>
+        </w:tabs>
+        <w:ind w:left="5040" w:hanging="360"/>
+      </w:pPr>
+      <w:rPr>
+        <w:rFonts w:ascii="Wingdings" w:hAnsi="Wingdings" w:hint="default"/>
+        <w:sz w:val="20"/>
+      </w:rPr>
+    </w:lvl>
+    <w:lvl w:ilvl="7" w:tentative="1">
+      <w:start w:val="1"/>
+      <w:numFmt w:val="bullet"/>
+      <w:lvlText w:val=""/>
+      <w:lvlJc w:val="left"/>
+      <w:pPr>
+        <w:tabs>
+          <w:tab w:val="num" w:pos="5760"/>
+        </w:tabs>
+        <w:ind w:left="5760" w:hanging="360"/>
+      </w:pPr>
+      <w:rPr>
+        <w:rFonts w:ascii="Wingdings" w:hAnsi="Wingdings" w:hint="default"/>
+        <w:sz w:val="20"/>
+      </w:rPr>
+    </w:lvl>
+    <w:lvl w:ilvl="8" w:tentative="1">
+      <w:start w:val="1"/>
+      <w:numFmt w:val="bullet"/>
+      <w:lvlText w:val=""/>
+      <w:lvlJc w:val="left"/>
+      <w:pPr>
+        <w:tabs>
+          <w:tab w:val="num" w:pos="6480"/>
+        </w:tabs>
+        <w:ind w:left="6480" w:hanging="360"/>
+      </w:pPr>
+      <w:rPr>
+        <w:rFonts w:ascii="Wingdings" w:hAnsi="Wingdings" w:hint="default"/>
+        <w:sz w:val="20"/>
+      </w:rPr>
+    </w:lvl>
+  </w:abstractNum>
+  <w:abstractNum w:abstractNumId="39" w15:restartNumberingAfterBreak="0">
     <w:nsid w:val="39972268"/>
     <w:multiLevelType w:val="multilevel"/>
     <w:tmpl w:val="578C1450"/>
@@ -50243,7 +53353,156 @@
       </w:rPr>
     </w:lvl>
   </w:abstractNum>
-  <w:abstractNum w:abstractNumId="34" w15:restartNumberingAfterBreak="0">
+  <w:abstractNum w:abstractNumId="40" w15:restartNumberingAfterBreak="0">
+    <w:nsid w:val="3D203249"/>
+    <w:multiLevelType w:val="multilevel"/>
+    <w:tmpl w:val="B142A7AA"/>
+    <w:lvl w:ilvl="0">
+      <w:start w:val="1"/>
+      <w:numFmt w:val="bullet"/>
+      <w:lvlText w:val=""/>
+      <w:lvlJc w:val="left"/>
+      <w:pPr>
+        <w:tabs>
+          <w:tab w:val="num" w:pos="720"/>
+        </w:tabs>
+        <w:ind w:left="720" w:hanging="360"/>
+      </w:pPr>
+      <w:rPr>
+        <w:rFonts w:ascii="Symbol" w:hAnsi="Symbol" w:hint="default"/>
+        <w:sz w:val="20"/>
+      </w:rPr>
+    </w:lvl>
+    <w:lvl w:ilvl="1" w:tentative="1">
+      <w:start w:val="1"/>
+      <w:numFmt w:val="bullet"/>
+      <w:lvlText w:val="o"/>
+      <w:lvlJc w:val="left"/>
+      <w:pPr>
+        <w:tabs>
+          <w:tab w:val="num" w:pos="1440"/>
+        </w:tabs>
+        <w:ind w:left="1440" w:hanging="360"/>
+      </w:pPr>
+      <w:rPr>
+        <w:rFonts w:ascii="Courier New" w:hAnsi="Courier New" w:hint="default"/>
+        <w:sz w:val="20"/>
+      </w:rPr>
+    </w:lvl>
+    <w:lvl w:ilvl="2" w:tentative="1">
+      <w:start w:val="1"/>
+      <w:numFmt w:val="bullet"/>
+      <w:lvlText w:val=""/>
+      <w:lvlJc w:val="left"/>
+      <w:pPr>
+        <w:tabs>
+          <w:tab w:val="num" w:pos="2160"/>
+        </w:tabs>
+        <w:ind w:left="2160" w:hanging="360"/>
+      </w:pPr>
+      <w:rPr>
+        <w:rFonts w:ascii="Wingdings" w:hAnsi="Wingdings" w:hint="default"/>
+        <w:sz w:val="20"/>
+      </w:rPr>
+    </w:lvl>
+    <w:lvl w:ilvl="3" w:tentative="1">
+      <w:start w:val="1"/>
+      <w:numFmt w:val="bullet"/>
+      <w:lvlText w:val=""/>
+      <w:lvlJc w:val="left"/>
+      <w:pPr>
+        <w:tabs>
+          <w:tab w:val="num" w:pos="2880"/>
+        </w:tabs>
+        <w:ind w:left="2880" w:hanging="360"/>
+      </w:pPr>
+      <w:rPr>
+        <w:rFonts w:ascii="Wingdings" w:hAnsi="Wingdings" w:hint="default"/>
+        <w:sz w:val="20"/>
+      </w:rPr>
+    </w:lvl>
+    <w:lvl w:ilvl="4" w:tentative="1">
+      <w:start w:val="1"/>
+      <w:numFmt w:val="bullet"/>
+      <w:lvlText w:val=""/>
+      <w:lvlJc w:val="left"/>
+      <w:pPr>
+        <w:tabs>
+          <w:tab w:val="num" w:pos="3600"/>
+        </w:tabs>
+        <w:ind w:left="3600" w:hanging="360"/>
+      </w:pPr>
+      <w:rPr>
+        <w:rFonts w:ascii="Wingdings" w:hAnsi="Wingdings" w:hint="default"/>
+        <w:sz w:val="20"/>
+      </w:rPr>
+    </w:lvl>
+    <w:lvl w:ilvl="5" w:tentative="1">
+      <w:start w:val="1"/>
+      <w:numFmt w:val="bullet"/>
+      <w:lvlText w:val=""/>
+      <w:lvlJc w:val="left"/>
+      <w:pPr>
+        <w:tabs>
+          <w:tab w:val="num" w:pos="4320"/>
+        </w:tabs>
+        <w:ind w:left="4320" w:hanging="360"/>
+      </w:pPr>
+      <w:rPr>
+        <w:rFonts w:ascii="Wingdings" w:hAnsi="Wingdings" w:hint="default"/>
+        <w:sz w:val="20"/>
+      </w:rPr>
+    </w:lvl>
+    <w:lvl w:ilvl="6" w:tentative="1">
+      <w:start w:val="1"/>
+      <w:numFmt w:val="bullet"/>
+      <w:lvlText w:val=""/>
+      <w:lvlJc w:val="left"/>
+      <w:pPr>
+        <w:tabs>
+          <w:tab w:val="num" w:pos="5040"/>
+        </w:tabs>
+        <w:ind w:left="5040" w:hanging="360"/>
+      </w:pPr>
+      <w:rPr>
+        <w:rFonts w:ascii="Wingdings" w:hAnsi="Wingdings" w:hint="default"/>
+        <w:sz w:val="20"/>
+      </w:rPr>
+    </w:lvl>
+    <w:lvl w:ilvl="7" w:tentative="1">
+      <w:start w:val="1"/>
+      <w:numFmt w:val="bullet"/>
+      <w:lvlText w:val=""/>
+      <w:lvlJc w:val="left"/>
+      <w:pPr>
+        <w:tabs>
+          <w:tab w:val="num" w:pos="5760"/>
+        </w:tabs>
+        <w:ind w:left="5760" w:hanging="360"/>
+      </w:pPr>
+      <w:rPr>
+        <w:rFonts w:ascii="Wingdings" w:hAnsi="Wingdings" w:hint="default"/>
+        <w:sz w:val="20"/>
+      </w:rPr>
+    </w:lvl>
+    <w:lvl w:ilvl="8" w:tentative="1">
+      <w:start w:val="1"/>
+      <w:numFmt w:val="bullet"/>
+      <w:lvlText w:val=""/>
+      <w:lvlJc w:val="left"/>
+      <w:pPr>
+        <w:tabs>
+          <w:tab w:val="num" w:pos="6480"/>
+        </w:tabs>
+        <w:ind w:left="6480" w:hanging="360"/>
+      </w:pPr>
+      <w:rPr>
+        <w:rFonts w:ascii="Wingdings" w:hAnsi="Wingdings" w:hint="default"/>
+        <w:sz w:val="20"/>
+      </w:rPr>
+    </w:lvl>
+  </w:abstractNum>
+  <w:abstractNum w:abstractNumId="41" w15:restartNumberingAfterBreak="0">
     <w:nsid w:val="40147520"/>
     <w:multiLevelType w:val="multilevel"/>
     <w:tmpl w:val="40AC8DBA"/>
@@ -50356,7 +53615,7 @@
       </w:pPr>
     </w:lvl>
   </w:abstractNum>
-  <w:abstractNum w:abstractNumId="35" w15:restartNumberingAfterBreak="0">
+  <w:abstractNum w:abstractNumId="42" w15:restartNumberingAfterBreak="0">
     <w:nsid w:val="409F50EB"/>
     <w:multiLevelType w:val="multilevel"/>
     <w:tmpl w:val="3B5EED9A"/>
@@ -50469,7 +53728,7 @@
       </w:pPr>
     </w:lvl>
   </w:abstractNum>
-  <w:abstractNum w:abstractNumId="36" w15:restartNumberingAfterBreak="0">
+  <w:abstractNum w:abstractNumId="43" w15:restartNumberingAfterBreak="0">
     <w:nsid w:val="442A2F32"/>
     <w:multiLevelType w:val="multilevel"/>
     <w:tmpl w:val="A8C4D96C"/>
@@ -50618,7 +53877,7 @@
       </w:rPr>
     </w:lvl>
   </w:abstractNum>
-  <w:abstractNum w:abstractNumId="37" w15:restartNumberingAfterBreak="0">
+  <w:abstractNum w:abstractNumId="44" w15:restartNumberingAfterBreak="0">
     <w:nsid w:val="445D549E"/>
     <w:multiLevelType w:val="multilevel"/>
     <w:tmpl w:val="FE603984"/>
@@ -50767,7 +54026,7 @@
       </w:rPr>
     </w:lvl>
   </w:abstractNum>
-  <w:abstractNum w:abstractNumId="38" w15:restartNumberingAfterBreak="0">
+  <w:abstractNum w:abstractNumId="45" w15:restartNumberingAfterBreak="0">
     <w:nsid w:val="45731B24"/>
     <w:multiLevelType w:val="multilevel"/>
     <w:tmpl w:val="CA5EF6D2"/>
@@ -50916,7 +54175,7 @@
       </w:rPr>
     </w:lvl>
   </w:abstractNum>
-  <w:abstractNum w:abstractNumId="39" w15:restartNumberingAfterBreak="0">
+  <w:abstractNum w:abstractNumId="46" w15:restartNumberingAfterBreak="0">
     <w:nsid w:val="45BB6B9A"/>
     <w:multiLevelType w:val="multilevel"/>
     <w:tmpl w:val="69A8B314"/>
@@ -51029,7 +54288,7 @@
       </w:pPr>
     </w:lvl>
   </w:abstractNum>
-  <w:abstractNum w:abstractNumId="40" w15:restartNumberingAfterBreak="0">
+  <w:abstractNum w:abstractNumId="47" w15:restartNumberingAfterBreak="0">
     <w:nsid w:val="45F0383B"/>
     <w:multiLevelType w:val="multilevel"/>
     <w:tmpl w:val="E2D83D6C"/>
@@ -51142,7 +54401,7 @@
       </w:pPr>
     </w:lvl>
   </w:abstractNum>
-  <w:abstractNum w:abstractNumId="41" w15:restartNumberingAfterBreak="0">
+  <w:abstractNum w:abstractNumId="48" w15:restartNumberingAfterBreak="0">
     <w:nsid w:val="47E43887"/>
     <w:multiLevelType w:val="multilevel"/>
     <w:tmpl w:val="9AB46C98"/>
@@ -51255,7 +54514,7 @@
       </w:pPr>
     </w:lvl>
   </w:abstractNum>
-  <w:abstractNum w:abstractNumId="42" w15:restartNumberingAfterBreak="0">
+  <w:abstractNum w:abstractNumId="49" w15:restartNumberingAfterBreak="0">
     <w:nsid w:val="48291F9F"/>
     <w:multiLevelType w:val="multilevel"/>
     <w:tmpl w:val="84A66160"/>
@@ -51368,7 +54627,7 @@
       </w:pPr>
     </w:lvl>
   </w:abstractNum>
-  <w:abstractNum w:abstractNumId="43" w15:restartNumberingAfterBreak="0">
+  <w:abstractNum w:abstractNumId="50" w15:restartNumberingAfterBreak="0">
     <w:nsid w:val="48CA4330"/>
     <w:multiLevelType w:val="multilevel"/>
     <w:tmpl w:val="7D78E2EA"/>
@@ -51517,7 +54776,156 @@
       </w:rPr>
     </w:lvl>
   </w:abstractNum>
-  <w:abstractNum w:abstractNumId="44" w15:restartNumberingAfterBreak="0">
+  <w:abstractNum w:abstractNumId="51" w15:restartNumberingAfterBreak="0">
+    <w:nsid w:val="49AC20B1"/>
+    <w:multiLevelType w:val="multilevel"/>
+    <w:tmpl w:val="B24C942C"/>
+    <w:lvl w:ilvl="0">
+      <w:start w:val="1"/>
+      <w:numFmt w:val="bullet"/>
+      <w:lvlText w:val=""/>
+      <w:lvlJc w:val="left"/>
+      <w:pPr>
+        <w:tabs>
+          <w:tab w:val="num" w:pos="720"/>
+        </w:tabs>
+        <w:ind w:left="720" w:hanging="360"/>
+      </w:pPr>
+      <w:rPr>
+        <w:rFonts w:ascii="Symbol" w:hAnsi="Symbol" w:hint="default"/>
+        <w:sz w:val="20"/>
+      </w:rPr>
+    </w:lvl>
+    <w:lvl w:ilvl="1" w:tentative="1">
+      <w:start w:val="1"/>
+      <w:numFmt w:val="bullet"/>
+      <w:lvlText w:val="o"/>
+      <w:lvlJc w:val="left"/>
+      <w:pPr>
+        <w:tabs>
+          <w:tab w:val="num" w:pos="1440"/>
+        </w:tabs>
+        <w:ind w:left="1440" w:hanging="360"/>
+      </w:pPr>
+      <w:rPr>
+        <w:rFonts w:ascii="Courier New" w:hAnsi="Courier New" w:hint="default"/>
+        <w:sz w:val="20"/>
+      </w:rPr>
+    </w:lvl>
+    <w:lvl w:ilvl="2" w:tentative="1">
+      <w:start w:val="1"/>
+      <w:numFmt w:val="bullet"/>
+      <w:lvlText w:val=""/>
+      <w:lvlJc w:val="left"/>
+      <w:pPr>
+        <w:tabs>
+          <w:tab w:val="num" w:pos="2160"/>
+        </w:tabs>
+        <w:ind w:left="2160" w:hanging="360"/>
+      </w:pPr>
+      <w:rPr>
+        <w:rFonts w:ascii="Wingdings" w:hAnsi="Wingdings" w:hint="default"/>
+        <w:sz w:val="20"/>
+      </w:rPr>
+    </w:lvl>
+    <w:lvl w:ilvl="3" w:tentative="1">
+      <w:start w:val="1"/>
+      <w:numFmt w:val="bullet"/>
+      <w:lvlText w:val=""/>
+      <w:lvlJc w:val="left"/>
+      <w:pPr>
+        <w:tabs>
+          <w:tab w:val="num" w:pos="2880"/>
+        </w:tabs>
+        <w:ind w:left="2880" w:hanging="360"/>
+      </w:pPr>
+      <w:rPr>
+        <w:rFonts w:ascii="Wingdings" w:hAnsi="Wingdings" w:hint="default"/>
+        <w:sz w:val="20"/>
+      </w:rPr>
+    </w:lvl>
+    <w:lvl w:ilvl="4" w:tentative="1">
+      <w:start w:val="1"/>
+      <w:numFmt w:val="bullet"/>
+      <w:lvlText w:val=""/>
+      <w:lvlJc w:val="left"/>
+      <w:pPr>
+        <w:tabs>
+          <w:tab w:val="num" w:pos="3600"/>
+        </w:tabs>
+        <w:ind w:left="3600" w:hanging="360"/>
+      </w:pPr>
+      <w:rPr>
+        <w:rFonts w:ascii="Wingdings" w:hAnsi="Wingdings" w:hint="default"/>
+        <w:sz w:val="20"/>
+      </w:rPr>
+    </w:lvl>
+    <w:lvl w:ilvl="5" w:tentative="1">
+      <w:start w:val="1"/>
+      <w:numFmt w:val="bullet"/>
+      <w:lvlText w:val=""/>
+      <w:lvlJc w:val="left"/>
+      <w:pPr>
+        <w:tabs>
+          <w:tab w:val="num" w:pos="4320"/>
+        </w:tabs>
+        <w:ind w:left="4320" w:hanging="360"/>
+      </w:pPr>
+      <w:rPr>
+        <w:rFonts w:ascii="Wingdings" w:hAnsi="Wingdings" w:hint="default"/>
+        <w:sz w:val="20"/>
+      </w:rPr>
+    </w:lvl>
+    <w:lvl w:ilvl="6" w:tentative="1">
+      <w:start w:val="1"/>
+      <w:numFmt w:val="bullet"/>
+      <w:lvlText w:val=""/>
+      <w:lvlJc w:val="left"/>
+      <w:pPr>
+        <w:tabs>
+          <w:tab w:val="num" w:pos="5040"/>
+        </w:tabs>
+        <w:ind w:left="5040" w:hanging="360"/>
+      </w:pPr>
+      <w:rPr>
+        <w:rFonts w:ascii="Wingdings" w:hAnsi="Wingdings" w:hint="default"/>
+        <w:sz w:val="20"/>
+      </w:rPr>
+    </w:lvl>
+    <w:lvl w:ilvl="7" w:tentative="1">
+      <w:start w:val="1"/>
+      <w:numFmt w:val="bullet"/>
+      <w:lvlText w:val=""/>
+      <w:lvlJc w:val="left"/>
+      <w:pPr>
+        <w:tabs>
+          <w:tab w:val="num" w:pos="5760"/>
+        </w:tabs>
+        <w:ind w:left="5760" w:hanging="360"/>
+      </w:pPr>
+      <w:rPr>
+        <w:rFonts w:ascii="Wingdings" w:hAnsi="Wingdings" w:hint="default"/>
+        <w:sz w:val="20"/>
+      </w:rPr>
+    </w:lvl>
+    <w:lvl w:ilvl="8" w:tentative="1">
+      <w:start w:val="1"/>
+      <w:numFmt w:val="bullet"/>
+      <w:lvlText w:val=""/>
+      <w:lvlJc w:val="left"/>
+      <w:pPr>
+        <w:tabs>
+          <w:tab w:val="num" w:pos="6480"/>
+        </w:tabs>
+        <w:ind w:left="6480" w:hanging="360"/>
+      </w:pPr>
+      <w:rPr>
+        <w:rFonts w:ascii="Wingdings" w:hAnsi="Wingdings" w:hint="default"/>
+        <w:sz w:val="20"/>
+      </w:rPr>
+    </w:lvl>
+  </w:abstractNum>
+  <w:abstractNum w:abstractNumId="52" w15:restartNumberingAfterBreak="0">
     <w:nsid w:val="4AA1384F"/>
     <w:multiLevelType w:val="hybridMultilevel"/>
     <w:tmpl w:val="19F07A54"/>
@@ -51629,7 +55037,7 @@
       </w:rPr>
     </w:lvl>
   </w:abstractNum>
-  <w:abstractNum w:abstractNumId="45" w15:restartNumberingAfterBreak="0">
+  <w:abstractNum w:abstractNumId="53" w15:restartNumberingAfterBreak="0">
     <w:nsid w:val="4D130FE6"/>
     <w:multiLevelType w:val="multilevel"/>
     <w:tmpl w:val="28FCA352"/>
@@ -51778,7 +55186,7 @@
       </w:rPr>
     </w:lvl>
   </w:abstractNum>
-  <w:abstractNum w:abstractNumId="46" w15:restartNumberingAfterBreak="0">
+  <w:abstractNum w:abstractNumId="54" w15:restartNumberingAfterBreak="0">
     <w:nsid w:val="4EDD47EE"/>
     <w:multiLevelType w:val="multilevel"/>
     <w:tmpl w:val="6A165A54"/>
@@ -51927,7 +55335,156 @@
       </w:rPr>
     </w:lvl>
   </w:abstractNum>
-  <w:abstractNum w:abstractNumId="47" w15:restartNumberingAfterBreak="0">
+  <w:abstractNum w:abstractNumId="55" w15:restartNumberingAfterBreak="0">
+    <w:nsid w:val="51184EAA"/>
+    <w:multiLevelType w:val="multilevel"/>
+    <w:tmpl w:val="0A5847F4"/>
+    <w:lvl w:ilvl="0">
+      <w:start w:val="1"/>
+      <w:numFmt w:val="bullet"/>
+      <w:lvlText w:val=""/>
+      <w:lvlJc w:val="left"/>
+      <w:pPr>
+        <w:tabs>
+          <w:tab w:val="num" w:pos="720"/>
+        </w:tabs>
+        <w:ind w:left="720" w:hanging="360"/>
+      </w:pPr>
+      <w:rPr>
+        <w:rFonts w:ascii="Symbol" w:hAnsi="Symbol" w:hint="default"/>
+        <w:sz w:val="20"/>
+      </w:rPr>
+    </w:lvl>
+    <w:lvl w:ilvl="1" w:tentative="1">
+      <w:start w:val="1"/>
+      <w:numFmt w:val="bullet"/>
+      <w:lvlText w:val="o"/>
+      <w:lvlJc w:val="left"/>
+      <w:pPr>
+        <w:tabs>
+          <w:tab w:val="num" w:pos="1440"/>
+        </w:tabs>
+        <w:ind w:left="1440" w:hanging="360"/>
+      </w:pPr>
+      <w:rPr>
+        <w:rFonts w:ascii="Courier New" w:hAnsi="Courier New" w:hint="default"/>
+        <w:sz w:val="20"/>
+      </w:rPr>
+    </w:lvl>
+    <w:lvl w:ilvl="2" w:tentative="1">
+      <w:start w:val="1"/>
+      <w:numFmt w:val="bullet"/>
+      <w:lvlText w:val=""/>
+      <w:lvlJc w:val="left"/>
+      <w:pPr>
+        <w:tabs>
+          <w:tab w:val="num" w:pos="2160"/>
+        </w:tabs>
+        <w:ind w:left="2160" w:hanging="360"/>
+      </w:pPr>
+      <w:rPr>
+        <w:rFonts w:ascii="Wingdings" w:hAnsi="Wingdings" w:hint="default"/>
+        <w:sz w:val="20"/>
+      </w:rPr>
+    </w:lvl>
+    <w:lvl w:ilvl="3" w:tentative="1">
+      <w:start w:val="1"/>
+      <w:numFmt w:val="bullet"/>
+      <w:lvlText w:val=""/>
+      <w:lvlJc w:val="left"/>
+      <w:pPr>
+        <w:tabs>
+          <w:tab w:val="num" w:pos="2880"/>
+        </w:tabs>
+        <w:ind w:left="2880" w:hanging="360"/>
+      </w:pPr>
+      <w:rPr>
+        <w:rFonts w:ascii="Wingdings" w:hAnsi="Wingdings" w:hint="default"/>
+        <w:sz w:val="20"/>
+      </w:rPr>
+    </w:lvl>
+    <w:lvl w:ilvl="4" w:tentative="1">
+      <w:start w:val="1"/>
+      <w:numFmt w:val="bullet"/>
+      <w:lvlText w:val=""/>
+      <w:lvlJc w:val="left"/>
+      <w:pPr>
+        <w:tabs>
+          <w:tab w:val="num" w:pos="3600"/>
+        </w:tabs>
+        <w:ind w:left="3600" w:hanging="360"/>
+      </w:pPr>
+      <w:rPr>
+        <w:rFonts w:ascii="Wingdings" w:hAnsi="Wingdings" w:hint="default"/>
+        <w:sz w:val="20"/>
+      </w:rPr>
+    </w:lvl>
+    <w:lvl w:ilvl="5" w:tentative="1">
+      <w:start w:val="1"/>
+      <w:numFmt w:val="bullet"/>
+      <w:lvlText w:val=""/>
+      <w:lvlJc w:val="left"/>
+      <w:pPr>
+        <w:tabs>
+          <w:tab w:val="num" w:pos="4320"/>
+        </w:tabs>
+        <w:ind w:left="4320" w:hanging="360"/>
+      </w:pPr>
+      <w:rPr>
+        <w:rFonts w:ascii="Wingdings" w:hAnsi="Wingdings" w:hint="default"/>
+        <w:sz w:val="20"/>
+      </w:rPr>
+    </w:lvl>
+    <w:lvl w:ilvl="6" w:tentative="1">
+      <w:start w:val="1"/>
+      <w:numFmt w:val="bullet"/>
+      <w:lvlText w:val=""/>
+      <w:lvlJc w:val="left"/>
+      <w:pPr>
+        <w:tabs>
+          <w:tab w:val="num" w:pos="5040"/>
+        </w:tabs>
+        <w:ind w:left="5040" w:hanging="360"/>
+      </w:pPr>
+      <w:rPr>
+        <w:rFonts w:ascii="Wingdings" w:hAnsi="Wingdings" w:hint="default"/>
+        <w:sz w:val="20"/>
+      </w:rPr>
+    </w:lvl>
+    <w:lvl w:ilvl="7" w:tentative="1">
+      <w:start w:val="1"/>
+      <w:numFmt w:val="bullet"/>
+      <w:lvlText w:val=""/>
+      <w:lvlJc w:val="left"/>
+      <w:pPr>
+        <w:tabs>
+          <w:tab w:val="num" w:pos="5760"/>
+        </w:tabs>
+        <w:ind w:left="5760" w:hanging="360"/>
+      </w:pPr>
+      <w:rPr>
+        <w:rFonts w:ascii="Wingdings" w:hAnsi="Wingdings" w:hint="default"/>
+        <w:sz w:val="20"/>
+      </w:rPr>
+    </w:lvl>
+    <w:lvl w:ilvl="8" w:tentative="1">
+      <w:start w:val="1"/>
+      <w:numFmt w:val="bullet"/>
+      <w:lvlText w:val=""/>
+      <w:lvlJc w:val="left"/>
+      <w:pPr>
+        <w:tabs>
+          <w:tab w:val="num" w:pos="6480"/>
+        </w:tabs>
+        <w:ind w:left="6480" w:hanging="360"/>
+      </w:pPr>
+      <w:rPr>
+        <w:rFonts w:ascii="Wingdings" w:hAnsi="Wingdings" w:hint="default"/>
+        <w:sz w:val="20"/>
+      </w:rPr>
+    </w:lvl>
+  </w:abstractNum>
+  <w:abstractNum w:abstractNumId="56" w15:restartNumberingAfterBreak="0">
     <w:nsid w:val="53B03E51"/>
     <w:multiLevelType w:val="multilevel"/>
     <w:tmpl w:val="CFB4CA4C"/>
@@ -52076,7 +55633,7 @@
       </w:rPr>
     </w:lvl>
   </w:abstractNum>
-  <w:abstractNum w:abstractNumId="48" w15:restartNumberingAfterBreak="0">
+  <w:abstractNum w:abstractNumId="57" w15:restartNumberingAfterBreak="0">
     <w:nsid w:val="540B628C"/>
     <w:multiLevelType w:val="multilevel"/>
     <w:tmpl w:val="C3A085E2"/>
@@ -52189,7 +55746,7 @@
       </w:pPr>
     </w:lvl>
   </w:abstractNum>
-  <w:abstractNum w:abstractNumId="49" w15:restartNumberingAfterBreak="0">
+  <w:abstractNum w:abstractNumId="58" w15:restartNumberingAfterBreak="0">
     <w:nsid w:val="547C4E7C"/>
     <w:multiLevelType w:val="multilevel"/>
     <w:tmpl w:val="418E4F8E"/>
@@ -52302,7 +55859,7 @@
       </w:pPr>
     </w:lvl>
   </w:abstractNum>
-  <w:abstractNum w:abstractNumId="50" w15:restartNumberingAfterBreak="0">
+  <w:abstractNum w:abstractNumId="59" w15:restartNumberingAfterBreak="0">
     <w:nsid w:val="5C6961C7"/>
     <w:multiLevelType w:val="multilevel"/>
     <w:tmpl w:val="B47ED35A"/>
@@ -52415,7 +55972,7 @@
       </w:pPr>
     </w:lvl>
   </w:abstractNum>
-  <w:abstractNum w:abstractNumId="51" w15:restartNumberingAfterBreak="0">
+  <w:abstractNum w:abstractNumId="60" w15:restartNumberingAfterBreak="0">
     <w:nsid w:val="5E1508D5"/>
     <w:multiLevelType w:val="multilevel"/>
     <w:tmpl w:val="094CE73C"/>
@@ -52528,7 +56085,7 @@
       </w:pPr>
     </w:lvl>
   </w:abstractNum>
-  <w:abstractNum w:abstractNumId="52" w15:restartNumberingAfterBreak="0">
+  <w:abstractNum w:abstractNumId="61" w15:restartNumberingAfterBreak="0">
     <w:nsid w:val="5E40142C"/>
     <w:multiLevelType w:val="multilevel"/>
     <w:tmpl w:val="002CE14A"/>
@@ -52677,7 +56234,7 @@
       </w:rPr>
     </w:lvl>
   </w:abstractNum>
-  <w:abstractNum w:abstractNumId="53" w15:restartNumberingAfterBreak="0">
+  <w:abstractNum w:abstractNumId="62" w15:restartNumberingAfterBreak="0">
     <w:nsid w:val="5E4A7AFB"/>
     <w:multiLevelType w:val="multilevel"/>
     <w:tmpl w:val="78FCEF5E"/>
@@ -52790,7 +56347,7 @@
       </w:pPr>
     </w:lvl>
   </w:abstractNum>
-  <w:abstractNum w:abstractNumId="54" w15:restartNumberingAfterBreak="0">
+  <w:abstractNum w:abstractNumId="63" w15:restartNumberingAfterBreak="0">
     <w:nsid w:val="5E716A6A"/>
     <w:multiLevelType w:val="multilevel"/>
     <w:tmpl w:val="44747422"/>
@@ -52903,7 +56460,7 @@
       </w:pPr>
     </w:lvl>
   </w:abstractNum>
-  <w:abstractNum w:abstractNumId="55" w15:restartNumberingAfterBreak="0">
+  <w:abstractNum w:abstractNumId="64" w15:restartNumberingAfterBreak="0">
     <w:nsid w:val="5F145FEC"/>
     <w:multiLevelType w:val="multilevel"/>
     <w:tmpl w:val="6916F2E4"/>
@@ -53016,7 +56573,7 @@
       </w:pPr>
     </w:lvl>
   </w:abstractNum>
-  <w:abstractNum w:abstractNumId="56" w15:restartNumberingAfterBreak="0">
+  <w:abstractNum w:abstractNumId="65" w15:restartNumberingAfterBreak="0">
     <w:nsid w:val="5FD41BE0"/>
     <w:multiLevelType w:val="multilevel"/>
     <w:tmpl w:val="533488AE"/>
@@ -53165,7 +56722,7 @@
       </w:rPr>
     </w:lvl>
   </w:abstractNum>
-  <w:abstractNum w:abstractNumId="57" w15:restartNumberingAfterBreak="0">
+  <w:abstractNum w:abstractNumId="66" w15:restartNumberingAfterBreak="0">
     <w:nsid w:val="638C4BF1"/>
     <w:multiLevelType w:val="multilevel"/>
     <w:tmpl w:val="2FD6B106"/>
@@ -53314,7 +56871,7 @@
       </w:rPr>
     </w:lvl>
   </w:abstractNum>
-  <w:abstractNum w:abstractNumId="58" w15:restartNumberingAfterBreak="0">
+  <w:abstractNum w:abstractNumId="67" w15:restartNumberingAfterBreak="0">
     <w:nsid w:val="651C2672"/>
     <w:multiLevelType w:val="multilevel"/>
     <w:tmpl w:val="54CC775C"/>
@@ -53463,7 +57020,7 @@
       </w:rPr>
     </w:lvl>
   </w:abstractNum>
-  <w:abstractNum w:abstractNumId="59" w15:restartNumberingAfterBreak="0">
+  <w:abstractNum w:abstractNumId="68" w15:restartNumberingAfterBreak="0">
     <w:nsid w:val="65315D8D"/>
     <w:multiLevelType w:val="multilevel"/>
     <w:tmpl w:val="7F72DC50"/>
@@ -53576,7 +57133,7 @@
       </w:pPr>
     </w:lvl>
   </w:abstractNum>
-  <w:abstractNum w:abstractNumId="60" w15:restartNumberingAfterBreak="0">
+  <w:abstractNum w:abstractNumId="69" w15:restartNumberingAfterBreak="0">
     <w:nsid w:val="65FA67A2"/>
     <w:multiLevelType w:val="multilevel"/>
     <w:tmpl w:val="F45C022E"/>
@@ -53725,7 +57282,7 @@
       </w:rPr>
     </w:lvl>
   </w:abstractNum>
-  <w:abstractNum w:abstractNumId="61" w15:restartNumberingAfterBreak="0">
+  <w:abstractNum w:abstractNumId="70" w15:restartNumberingAfterBreak="0">
     <w:nsid w:val="660238AA"/>
     <w:multiLevelType w:val="multilevel"/>
     <w:tmpl w:val="327E902E"/>
@@ -53838,7 +57395,7 @@
       </w:pPr>
     </w:lvl>
   </w:abstractNum>
-  <w:abstractNum w:abstractNumId="62" w15:restartNumberingAfterBreak="0">
+  <w:abstractNum w:abstractNumId="71" w15:restartNumberingAfterBreak="0">
     <w:nsid w:val="66064FF9"/>
     <w:multiLevelType w:val="multilevel"/>
     <w:tmpl w:val="B340555C"/>
@@ -53987,7 +57544,7 @@
       </w:rPr>
     </w:lvl>
   </w:abstractNum>
-  <w:abstractNum w:abstractNumId="63" w15:restartNumberingAfterBreak="0">
+  <w:abstractNum w:abstractNumId="72" w15:restartNumberingAfterBreak="0">
     <w:nsid w:val="66B74FB0"/>
     <w:multiLevelType w:val="multilevel"/>
     <w:tmpl w:val="D13A590A"/>
@@ -54100,7 +57657,7 @@
       </w:pPr>
     </w:lvl>
   </w:abstractNum>
-  <w:abstractNum w:abstractNumId="64" w15:restartNumberingAfterBreak="0">
+  <w:abstractNum w:abstractNumId="73" w15:restartNumberingAfterBreak="0">
     <w:nsid w:val="687638F1"/>
     <w:multiLevelType w:val="multilevel"/>
     <w:tmpl w:val="82F2F01E"/>
@@ -54213,7 +57770,156 @@
       </w:pPr>
     </w:lvl>
   </w:abstractNum>
-  <w:abstractNum w:abstractNumId="65" w15:restartNumberingAfterBreak="0">
+  <w:abstractNum w:abstractNumId="74" w15:restartNumberingAfterBreak="0">
+    <w:nsid w:val="6A0F2244"/>
+    <w:multiLevelType w:val="multilevel"/>
+    <w:tmpl w:val="930E277E"/>
+    <w:lvl w:ilvl="0">
+      <w:start w:val="1"/>
+      <w:numFmt w:val="bullet"/>
+      <w:lvlText w:val=""/>
+      <w:lvlJc w:val="left"/>
+      <w:pPr>
+        <w:tabs>
+          <w:tab w:val="num" w:pos="720"/>
+        </w:tabs>
+        <w:ind w:left="720" w:hanging="360"/>
+      </w:pPr>
+      <w:rPr>
+        <w:rFonts w:ascii="Symbol" w:hAnsi="Symbol" w:hint="default"/>
+        <w:sz w:val="20"/>
+      </w:rPr>
+    </w:lvl>
+    <w:lvl w:ilvl="1" w:tentative="1">
+      <w:start w:val="1"/>
+      <w:numFmt w:val="bullet"/>
+      <w:lvlText w:val="o"/>
+      <w:lvlJc w:val="left"/>
+      <w:pPr>
+        <w:tabs>
+          <w:tab w:val="num" w:pos="1440"/>
+        </w:tabs>
+        <w:ind w:left="1440" w:hanging="360"/>
+      </w:pPr>
+      <w:rPr>
+        <w:rFonts w:ascii="Courier New" w:hAnsi="Courier New" w:hint="default"/>
+        <w:sz w:val="20"/>
+      </w:rPr>
+    </w:lvl>
+    <w:lvl w:ilvl="2" w:tentative="1">
+      <w:start w:val="1"/>
+      <w:numFmt w:val="bullet"/>
+      <w:lvlText w:val=""/>
+      <w:lvlJc w:val="left"/>
+      <w:pPr>
+        <w:tabs>
+          <w:tab w:val="num" w:pos="2160"/>
+        </w:tabs>
+        <w:ind w:left="2160" w:hanging="360"/>
+      </w:pPr>
+      <w:rPr>
+        <w:rFonts w:ascii="Wingdings" w:hAnsi="Wingdings" w:hint="default"/>
+        <w:sz w:val="20"/>
+      </w:rPr>
+    </w:lvl>
+    <w:lvl w:ilvl="3" w:tentative="1">
+      <w:start w:val="1"/>
+      <w:numFmt w:val="bullet"/>
+      <w:lvlText w:val=""/>
+      <w:lvlJc w:val="left"/>
+      <w:pPr>
+        <w:tabs>
+          <w:tab w:val="num" w:pos="2880"/>
+        </w:tabs>
+        <w:ind w:left="2880" w:hanging="360"/>
+      </w:pPr>
+      <w:rPr>
+        <w:rFonts w:ascii="Wingdings" w:hAnsi="Wingdings" w:hint="default"/>
+        <w:sz w:val="20"/>
+      </w:rPr>
+    </w:lvl>
+    <w:lvl w:ilvl="4" w:tentative="1">
+      <w:start w:val="1"/>
+      <w:numFmt w:val="bullet"/>
+      <w:lvlText w:val=""/>
+      <w:lvlJc w:val="left"/>
+      <w:pPr>
+        <w:tabs>
+          <w:tab w:val="num" w:pos="3600"/>
+        </w:tabs>
+        <w:ind w:left="3600" w:hanging="360"/>
+      </w:pPr>
+      <w:rPr>
+        <w:rFonts w:ascii="Wingdings" w:hAnsi="Wingdings" w:hint="default"/>
+        <w:sz w:val="20"/>
+      </w:rPr>
+    </w:lvl>
+    <w:lvl w:ilvl="5" w:tentative="1">
+      <w:start w:val="1"/>
+      <w:numFmt w:val="bullet"/>
+      <w:lvlText w:val=""/>
+      <w:lvlJc w:val="left"/>
+      <w:pPr>
+        <w:tabs>
+          <w:tab w:val="num" w:pos="4320"/>
+        </w:tabs>
+        <w:ind w:left="4320" w:hanging="360"/>
+      </w:pPr>
+      <w:rPr>
+        <w:rFonts w:ascii="Wingdings" w:hAnsi="Wingdings" w:hint="default"/>
+        <w:sz w:val="20"/>
+      </w:rPr>
+    </w:lvl>
+    <w:lvl w:ilvl="6" w:tentative="1">
+      <w:start w:val="1"/>
+      <w:numFmt w:val="bullet"/>
+      <w:lvlText w:val=""/>
+      <w:lvlJc w:val="left"/>
+      <w:pPr>
+        <w:tabs>
+          <w:tab w:val="num" w:pos="5040"/>
+        </w:tabs>
+        <w:ind w:left="5040" w:hanging="360"/>
+      </w:pPr>
+      <w:rPr>
+        <w:rFonts w:ascii="Wingdings" w:hAnsi="Wingdings" w:hint="default"/>
+        <w:sz w:val="20"/>
+      </w:rPr>
+    </w:lvl>
+    <w:lvl w:ilvl="7" w:tentative="1">
+      <w:start w:val="1"/>
+      <w:numFmt w:val="bullet"/>
+      <w:lvlText w:val=""/>
+      <w:lvlJc w:val="left"/>
+      <w:pPr>
+        <w:tabs>
+          <w:tab w:val="num" w:pos="5760"/>
+        </w:tabs>
+        <w:ind w:left="5760" w:hanging="360"/>
+      </w:pPr>
+      <w:rPr>
+        <w:rFonts w:ascii="Wingdings" w:hAnsi="Wingdings" w:hint="default"/>
+        <w:sz w:val="20"/>
+      </w:rPr>
+    </w:lvl>
+    <w:lvl w:ilvl="8" w:tentative="1">
+      <w:start w:val="1"/>
+      <w:numFmt w:val="bullet"/>
+      <w:lvlText w:val=""/>
+      <w:lvlJc w:val="left"/>
+      <w:pPr>
+        <w:tabs>
+          <w:tab w:val="num" w:pos="6480"/>
+        </w:tabs>
+        <w:ind w:left="6480" w:hanging="360"/>
+      </w:pPr>
+      <w:rPr>
+        <w:rFonts w:ascii="Wingdings" w:hAnsi="Wingdings" w:hint="default"/>
+        <w:sz w:val="20"/>
+      </w:rPr>
+    </w:lvl>
+  </w:abstractNum>
+  <w:abstractNum w:abstractNumId="75" w15:restartNumberingAfterBreak="0">
     <w:nsid w:val="6AFF0227"/>
     <w:multiLevelType w:val="multilevel"/>
     <w:tmpl w:val="9564A5B6"/>
@@ -54362,7 +58068,7 @@
       </w:rPr>
     </w:lvl>
   </w:abstractNum>
-  <w:abstractNum w:abstractNumId="66" w15:restartNumberingAfterBreak="0">
+  <w:abstractNum w:abstractNumId="76" w15:restartNumberingAfterBreak="0">
     <w:nsid w:val="6B4216F9"/>
     <w:multiLevelType w:val="multilevel"/>
     <w:tmpl w:val="F26A904E"/>
@@ -54475,7 +58181,7 @@
       </w:pPr>
     </w:lvl>
   </w:abstractNum>
-  <w:abstractNum w:abstractNumId="67" w15:restartNumberingAfterBreak="0">
+  <w:abstractNum w:abstractNumId="77" w15:restartNumberingAfterBreak="0">
     <w:nsid w:val="6DB931B2"/>
     <w:multiLevelType w:val="multilevel"/>
     <w:tmpl w:val="92544524"/>
@@ -54624,7 +58330,7 @@
       </w:rPr>
     </w:lvl>
   </w:abstractNum>
-  <w:abstractNum w:abstractNumId="68" w15:restartNumberingAfterBreak="0">
+  <w:abstractNum w:abstractNumId="78" w15:restartNumberingAfterBreak="0">
     <w:nsid w:val="710C2766"/>
     <w:multiLevelType w:val="multilevel"/>
     <w:tmpl w:val="7D2EDEBA"/>
@@ -54737,7 +58443,7 @@
       </w:pPr>
     </w:lvl>
   </w:abstractNum>
-  <w:abstractNum w:abstractNumId="69" w15:restartNumberingAfterBreak="0">
+  <w:abstractNum w:abstractNumId="79" w15:restartNumberingAfterBreak="0">
     <w:nsid w:val="754F3561"/>
     <w:multiLevelType w:val="multilevel"/>
     <w:tmpl w:val="2D6CCEA8"/>
@@ -54850,7 +58556,7 @@
       </w:pPr>
     </w:lvl>
   </w:abstractNum>
-  <w:abstractNum w:abstractNumId="70" w15:restartNumberingAfterBreak="0">
+  <w:abstractNum w:abstractNumId="80" w15:restartNumberingAfterBreak="0">
     <w:nsid w:val="76A622B5"/>
     <w:multiLevelType w:val="multilevel"/>
     <w:tmpl w:val="7AD00D8C"/>
@@ -54963,7 +58669,7 @@
       </w:pPr>
     </w:lvl>
   </w:abstractNum>
-  <w:abstractNum w:abstractNumId="71" w15:restartNumberingAfterBreak="0">
+  <w:abstractNum w:abstractNumId="81" w15:restartNumberingAfterBreak="0">
     <w:nsid w:val="797D0AAA"/>
     <w:multiLevelType w:val="multilevel"/>
     <w:tmpl w:val="A93CDF4C"/>
@@ -55112,7 +58818,7 @@
       </w:rPr>
     </w:lvl>
   </w:abstractNum>
-  <w:abstractNum w:abstractNumId="72" w15:restartNumberingAfterBreak="0">
+  <w:abstractNum w:abstractNumId="82" w15:restartNumberingAfterBreak="0">
     <w:nsid w:val="79D239C1"/>
     <w:multiLevelType w:val="multilevel"/>
     <w:tmpl w:val="DE4CCDE0"/>
@@ -55261,7 +58967,7 @@
       </w:rPr>
     </w:lvl>
   </w:abstractNum>
-  <w:abstractNum w:abstractNumId="73" w15:restartNumberingAfterBreak="0">
+  <w:abstractNum w:abstractNumId="83" w15:restartNumberingAfterBreak="0">
     <w:nsid w:val="79FD3935"/>
     <w:multiLevelType w:val="multilevel"/>
     <w:tmpl w:val="B07E4A46"/>
@@ -55374,7 +59080,7 @@
       </w:pPr>
     </w:lvl>
   </w:abstractNum>
-  <w:abstractNum w:abstractNumId="74" w15:restartNumberingAfterBreak="0">
+  <w:abstractNum w:abstractNumId="84" w15:restartNumberingAfterBreak="0">
     <w:nsid w:val="7C300A44"/>
     <w:multiLevelType w:val="multilevel"/>
     <w:tmpl w:val="E9E200A8"/>
@@ -55523,7 +59229,7 @@
       </w:rPr>
     </w:lvl>
   </w:abstractNum>
-  <w:abstractNum w:abstractNumId="75" w15:restartNumberingAfterBreak="0">
+  <w:abstractNum w:abstractNumId="85" w15:restartNumberingAfterBreak="0">
     <w:nsid w:val="7CFB7089"/>
     <w:multiLevelType w:val="multilevel"/>
     <w:tmpl w:val="EF2E5320"/>
@@ -55673,234 +59379,264 @@
     </w:lvl>
   </w:abstractNum>
   <w:num w:numId="1" w16cid:durableId="1325626687">
+    <w:abstractNumId w:val="59"/>
+  </w:num>
+  <w:num w:numId="2" w16cid:durableId="642350065">
+    <w:abstractNumId w:val="52"/>
+  </w:num>
+  <w:num w:numId="3" w16cid:durableId="1489902165">
+    <w:abstractNumId w:val="54"/>
+  </w:num>
+  <w:num w:numId="4" w16cid:durableId="748575999">
+    <w:abstractNumId w:val="8"/>
+  </w:num>
+  <w:num w:numId="5" w16cid:durableId="813327424">
+    <w:abstractNumId w:val="20"/>
+  </w:num>
+  <w:num w:numId="6" w16cid:durableId="1886746089">
+    <w:abstractNumId w:val="77"/>
+  </w:num>
+  <w:num w:numId="7" w16cid:durableId="650066308">
+    <w:abstractNumId w:val="58"/>
+  </w:num>
+  <w:num w:numId="8" w16cid:durableId="266819064">
+    <w:abstractNumId w:val="81"/>
+  </w:num>
+  <w:num w:numId="9" w16cid:durableId="2036731178">
+    <w:abstractNumId w:val="31"/>
+  </w:num>
+  <w:num w:numId="10" w16cid:durableId="902059320">
+    <w:abstractNumId w:val="19"/>
+  </w:num>
+  <w:num w:numId="11" w16cid:durableId="1487697065">
     <w:abstractNumId w:val="50"/>
   </w:num>
-  <w:num w:numId="2" w16cid:durableId="642350065">
-    <w:abstractNumId w:val="44"/>
-  </w:num>
-  <w:num w:numId="3" w16cid:durableId="1489902165">
-    <w:abstractNumId w:val="46"/>
-  </w:num>
-  <w:num w:numId="4" w16cid:durableId="748575999">
+  <w:num w:numId="12" w16cid:durableId="1562982151">
     <w:abstractNumId w:val="7"/>
   </w:num>
-  <w:num w:numId="5" w16cid:durableId="813327424">
-    <w:abstractNumId w:val="16"/>
+  <w:num w:numId="13" w16cid:durableId="200630349">
+    <w:abstractNumId w:val="29"/>
   </w:num>
-  <w:num w:numId="6" w16cid:durableId="1886746089">
-    <w:abstractNumId w:val="67"/>
+  <w:num w:numId="14" w16cid:durableId="1619027387">
+    <w:abstractNumId w:val="24"/>
   </w:num>
-  <w:num w:numId="7" w16cid:durableId="650066308">
-    <w:abstractNumId w:val="49"/>
+  <w:num w:numId="15" w16cid:durableId="1697152611">
+    <w:abstractNumId w:val="66"/>
   </w:num>
-  <w:num w:numId="8" w16cid:durableId="266819064">
-    <w:abstractNumId w:val="71"/>
-  </w:num>
-  <w:num w:numId="9" w16cid:durableId="2036731178">
-    <w:abstractNumId w:val="27"/>
-  </w:num>
-  <w:num w:numId="10" w16cid:durableId="902059320">
-    <w:abstractNumId w:val="15"/>
-  </w:num>
-  <w:num w:numId="11" w16cid:durableId="1487697065">
+  <w:num w:numId="16" w16cid:durableId="1036738356">
     <w:abstractNumId w:val="43"/>
   </w:num>
-  <w:num w:numId="12" w16cid:durableId="1562982151">
-    <w:abstractNumId w:val="6"/>
-  </w:num>
-  <w:num w:numId="13" w16cid:durableId="200630349">
-    <w:abstractNumId w:val="25"/>
-  </w:num>
-  <w:num w:numId="14" w16cid:durableId="1619027387">
-    <w:abstractNumId w:val="20"/>
-  </w:num>
-  <w:num w:numId="15" w16cid:durableId="1697152611">
-    <w:abstractNumId w:val="57"/>
-  </w:num>
-  <w:num w:numId="16" w16cid:durableId="1036738356">
-    <w:abstractNumId w:val="36"/>
-  </w:num>
   <w:num w:numId="17" w16cid:durableId="1328509842">
-    <w:abstractNumId w:val="72"/>
+    <w:abstractNumId w:val="82"/>
   </w:num>
   <w:num w:numId="18" w16cid:durableId="1916014568">
+    <w:abstractNumId w:val="21"/>
+  </w:num>
+  <w:num w:numId="19" w16cid:durableId="1447236432">
+    <w:abstractNumId w:val="63"/>
+  </w:num>
+  <w:num w:numId="20" w16cid:durableId="2056851643">
+    <w:abstractNumId w:val="42"/>
+  </w:num>
+  <w:num w:numId="21" w16cid:durableId="1478690699">
+    <w:abstractNumId w:val="83"/>
+  </w:num>
+  <w:num w:numId="22" w16cid:durableId="1512641807">
+    <w:abstractNumId w:val="14"/>
+  </w:num>
+  <w:num w:numId="23" w16cid:durableId="954480404">
+    <w:abstractNumId w:val="56"/>
+  </w:num>
+  <w:num w:numId="24" w16cid:durableId="1430852547">
     <w:abstractNumId w:val="17"/>
   </w:num>
-  <w:num w:numId="19" w16cid:durableId="1447236432">
-    <w:abstractNumId w:val="54"/>
-  </w:num>
-  <w:num w:numId="20" w16cid:durableId="2056851643">
-    <w:abstractNumId w:val="35"/>
-  </w:num>
-  <w:num w:numId="21" w16cid:durableId="1478690699">
-    <w:abstractNumId w:val="73"/>
-  </w:num>
-  <w:num w:numId="22" w16cid:durableId="1512641807">
-    <w:abstractNumId w:val="11"/>
-  </w:num>
-  <w:num w:numId="23" w16cid:durableId="954480404">
-    <w:abstractNumId w:val="47"/>
-  </w:num>
-  <w:num w:numId="24" w16cid:durableId="1430852547">
-    <w:abstractNumId w:val="13"/>
-  </w:num>
   <w:num w:numId="25" w16cid:durableId="876813661">
-    <w:abstractNumId w:val="51"/>
+    <w:abstractNumId w:val="60"/>
   </w:num>
   <w:num w:numId="26" w16cid:durableId="632637685">
-    <w:abstractNumId w:val="24"/>
+    <w:abstractNumId w:val="28"/>
   </w:num>
   <w:num w:numId="27" w16cid:durableId="1710690097">
-    <w:abstractNumId w:val="40"/>
+    <w:abstractNumId w:val="47"/>
   </w:num>
   <w:num w:numId="28" w16cid:durableId="1677802237">
     <w:abstractNumId w:val="0"/>
   </w:num>
   <w:num w:numId="29" w16cid:durableId="1751582639">
+    <w:abstractNumId w:val="34"/>
+  </w:num>
+  <w:num w:numId="30" w16cid:durableId="1398019252">
+    <w:abstractNumId w:val="64"/>
+  </w:num>
+  <w:num w:numId="31" w16cid:durableId="1332682007">
+    <w:abstractNumId w:val="70"/>
+  </w:num>
+  <w:num w:numId="32" w16cid:durableId="1288775644">
+    <w:abstractNumId w:val="37"/>
+  </w:num>
+  <w:num w:numId="33" w16cid:durableId="1114058048">
+    <w:abstractNumId w:val="68"/>
+  </w:num>
+  <w:num w:numId="34" w16cid:durableId="39941009">
+    <w:abstractNumId w:val="18"/>
+  </w:num>
+  <w:num w:numId="35" w16cid:durableId="1529369227">
+    <w:abstractNumId w:val="41"/>
+  </w:num>
+  <w:num w:numId="36" w16cid:durableId="875043313">
+    <w:abstractNumId w:val="76"/>
+  </w:num>
+  <w:num w:numId="37" w16cid:durableId="433672096">
+    <w:abstractNumId w:val="11"/>
+  </w:num>
+  <w:num w:numId="38" w16cid:durableId="1817843198">
+    <w:abstractNumId w:val="75"/>
+  </w:num>
+  <w:num w:numId="39" w16cid:durableId="66660169">
+    <w:abstractNumId w:val="35"/>
+  </w:num>
+  <w:num w:numId="40" w16cid:durableId="2060126847">
+    <w:abstractNumId w:val="26"/>
+  </w:num>
+  <w:num w:numId="41" w16cid:durableId="338586820">
+    <w:abstractNumId w:val="72"/>
+  </w:num>
+  <w:num w:numId="42" w16cid:durableId="889224766">
+    <w:abstractNumId w:val="62"/>
+  </w:num>
+  <w:num w:numId="43" w16cid:durableId="1290934915">
+    <w:abstractNumId w:val="48"/>
+  </w:num>
+  <w:num w:numId="44" w16cid:durableId="210045384">
+    <w:abstractNumId w:val="49"/>
+  </w:num>
+  <w:num w:numId="45" w16cid:durableId="198398213">
+    <w:abstractNumId w:val="80"/>
+  </w:num>
+  <w:num w:numId="46" w16cid:durableId="1092508899">
+    <w:abstractNumId w:val="79"/>
+  </w:num>
+  <w:num w:numId="47" w16cid:durableId="1006789313">
+    <w:abstractNumId w:val="46"/>
+  </w:num>
+  <w:num w:numId="48" w16cid:durableId="1267807337">
+    <w:abstractNumId w:val="39"/>
+  </w:num>
+  <w:num w:numId="49" w16cid:durableId="1362781488">
+    <w:abstractNumId w:val="57"/>
+  </w:num>
+  <w:num w:numId="50" w16cid:durableId="1121607282">
+    <w:abstractNumId w:val="25"/>
+  </w:num>
+  <w:num w:numId="51" w16cid:durableId="654263306">
+    <w:abstractNumId w:val="6"/>
+  </w:num>
+  <w:num w:numId="52" w16cid:durableId="307590117">
+    <w:abstractNumId w:val="78"/>
+  </w:num>
+  <w:num w:numId="53" w16cid:durableId="551188308">
+    <w:abstractNumId w:val="73"/>
+  </w:num>
+  <w:num w:numId="54" w16cid:durableId="689256409">
+    <w:abstractNumId w:val="85"/>
+  </w:num>
+  <w:num w:numId="55" w16cid:durableId="377974077">
+    <w:abstractNumId w:val="71"/>
+  </w:num>
+  <w:num w:numId="56" w16cid:durableId="658273130">
+    <w:abstractNumId w:val="3"/>
+  </w:num>
+  <w:num w:numId="57" w16cid:durableId="1661542422">
+    <w:abstractNumId w:val="44"/>
+  </w:num>
+  <w:num w:numId="58" w16cid:durableId="1801609153">
+    <w:abstractNumId w:val="22"/>
+  </w:num>
+  <w:num w:numId="59" w16cid:durableId="1631086036">
     <w:abstractNumId w:val="30"/>
   </w:num>
-  <w:num w:numId="30" w16cid:durableId="1398019252">
+  <w:num w:numId="60" w16cid:durableId="1156604864">
+    <w:abstractNumId w:val="45"/>
+  </w:num>
+  <w:num w:numId="61" w16cid:durableId="1617709580">
+    <w:abstractNumId w:val="13"/>
+  </w:num>
+  <w:num w:numId="62" w16cid:durableId="811295023">
+    <w:abstractNumId w:val="67"/>
+  </w:num>
+  <w:num w:numId="63" w16cid:durableId="1265377572">
+    <w:abstractNumId w:val="84"/>
+  </w:num>
+  <w:num w:numId="64" w16cid:durableId="1904873495">
+    <w:abstractNumId w:val="23"/>
+  </w:num>
+  <w:num w:numId="65" w16cid:durableId="271209946">
+    <w:abstractNumId w:val="65"/>
+  </w:num>
+  <w:num w:numId="66" w16cid:durableId="1847474104">
+    <w:abstractNumId w:val="69"/>
+  </w:num>
+  <w:num w:numId="67" w16cid:durableId="360863111">
+    <w:abstractNumId w:val="5"/>
+  </w:num>
+  <w:num w:numId="68" w16cid:durableId="1081021216">
+    <w:abstractNumId w:val="61"/>
+  </w:num>
+  <w:num w:numId="69" w16cid:durableId="5913280">
+    <w:abstractNumId w:val="53"/>
+  </w:num>
+  <w:num w:numId="70" w16cid:durableId="679429461">
+    <w:abstractNumId w:val="4"/>
+  </w:num>
+  <w:num w:numId="71" w16cid:durableId="1343705598">
+    <w:abstractNumId w:val="16"/>
+  </w:num>
+  <w:num w:numId="72" w16cid:durableId="1817409230">
+    <w:abstractNumId w:val="9"/>
+  </w:num>
+  <w:num w:numId="73" w16cid:durableId="264197083">
+    <w:abstractNumId w:val="2"/>
+  </w:num>
+  <w:num w:numId="74" w16cid:durableId="588271822">
+    <w:abstractNumId w:val="33"/>
+  </w:num>
+  <w:num w:numId="75" w16cid:durableId="202794983">
+    <w:abstractNumId w:val="32"/>
+  </w:num>
+  <w:num w:numId="76" w16cid:durableId="272639304">
+    <w:abstractNumId w:val="27"/>
+  </w:num>
+  <w:num w:numId="77" w16cid:durableId="1880775648">
+    <w:abstractNumId w:val="38"/>
+  </w:num>
+  <w:num w:numId="78" w16cid:durableId="1063017612">
+    <w:abstractNumId w:val="12"/>
+  </w:num>
+  <w:num w:numId="79" w16cid:durableId="671377184">
+    <w:abstractNumId w:val="10"/>
+  </w:num>
+  <w:num w:numId="80" w16cid:durableId="332800180">
+    <w:abstractNumId w:val="1"/>
+  </w:num>
+  <w:num w:numId="81" w16cid:durableId="1330014711">
+    <w:abstractNumId w:val="36"/>
+  </w:num>
+  <w:num w:numId="82" w16cid:durableId="1793085879">
+    <w:abstractNumId w:val="40"/>
+  </w:num>
+  <w:num w:numId="83" w16cid:durableId="2102218423">
+    <w:abstractNumId w:val="15"/>
+  </w:num>
+  <w:num w:numId="84" w16cid:durableId="2055152804">
+    <w:abstractNumId w:val="51"/>
+  </w:num>
+  <w:num w:numId="85" w16cid:durableId="1662343190">
     <w:abstractNumId w:val="55"/>
   </w:num>
-  <w:num w:numId="31" w16cid:durableId="1332682007">
-    <w:abstractNumId w:val="61"/>
-  </w:num>
-  <w:num w:numId="32" w16cid:durableId="1288775644">
-    <w:abstractNumId w:val="32"/>
-  </w:num>
-  <w:num w:numId="33" w16cid:durableId="1114058048">
-    <w:abstractNumId w:val="59"/>
-  </w:num>
-  <w:num w:numId="34" w16cid:durableId="39941009">
-    <w:abstractNumId w:val="14"/>
-  </w:num>
-  <w:num w:numId="35" w16cid:durableId="1529369227">
-    <w:abstractNumId w:val="34"/>
-  </w:num>
-  <w:num w:numId="36" w16cid:durableId="875043313">
-    <w:abstractNumId w:val="66"/>
-  </w:num>
-  <w:num w:numId="37" w16cid:durableId="433672096">
-    <w:abstractNumId w:val="9"/>
-  </w:num>
-  <w:num w:numId="38" w16cid:durableId="1817843198">
-    <w:abstractNumId w:val="65"/>
-  </w:num>
-  <w:num w:numId="39" w16cid:durableId="66660169">
-    <w:abstractNumId w:val="31"/>
-  </w:num>
-  <w:num w:numId="40" w16cid:durableId="2060126847">
-    <w:abstractNumId w:val="22"/>
-  </w:num>
-  <w:num w:numId="41" w16cid:durableId="338586820">
-    <w:abstractNumId w:val="63"/>
-  </w:num>
-  <w:num w:numId="42" w16cid:durableId="889224766">
-    <w:abstractNumId w:val="53"/>
-  </w:num>
-  <w:num w:numId="43" w16cid:durableId="1290934915">
-    <w:abstractNumId w:val="41"/>
-  </w:num>
-  <w:num w:numId="44" w16cid:durableId="210045384">
-    <w:abstractNumId w:val="42"/>
-  </w:num>
-  <w:num w:numId="45" w16cid:durableId="198398213">
-    <w:abstractNumId w:val="70"/>
-  </w:num>
-  <w:num w:numId="46" w16cid:durableId="1092508899">
-    <w:abstractNumId w:val="69"/>
-  </w:num>
-  <w:num w:numId="47" w16cid:durableId="1006789313">
-    <w:abstractNumId w:val="39"/>
-  </w:num>
-  <w:num w:numId="48" w16cid:durableId="1267807337">
-    <w:abstractNumId w:val="33"/>
-  </w:num>
-  <w:num w:numId="49" w16cid:durableId="1362781488">
-    <w:abstractNumId w:val="48"/>
-  </w:num>
-  <w:num w:numId="50" w16cid:durableId="1121607282">
-    <w:abstractNumId w:val="21"/>
-  </w:num>
-  <w:num w:numId="51" w16cid:durableId="654263306">
-    <w:abstractNumId w:val="5"/>
-  </w:num>
-  <w:num w:numId="52" w16cid:durableId="307590117">
-    <w:abstractNumId w:val="68"/>
-  </w:num>
-  <w:num w:numId="53" w16cid:durableId="551188308">
-    <w:abstractNumId w:val="64"/>
-  </w:num>
-  <w:num w:numId="54" w16cid:durableId="689256409">
-    <w:abstractNumId w:val="75"/>
-  </w:num>
-  <w:num w:numId="55" w16cid:durableId="377974077">
-    <w:abstractNumId w:val="62"/>
-  </w:num>
-  <w:num w:numId="56" w16cid:durableId="658273130">
-    <w:abstractNumId w:val="2"/>
-  </w:num>
-  <w:num w:numId="57" w16cid:durableId="1661542422">
-    <w:abstractNumId w:val="37"/>
-  </w:num>
-  <w:num w:numId="58" w16cid:durableId="1801609153">
-    <w:abstractNumId w:val="18"/>
-  </w:num>
-  <w:num w:numId="59" w16cid:durableId="1631086036">
-    <w:abstractNumId w:val="26"/>
-  </w:num>
-  <w:num w:numId="60" w16cid:durableId="1156604864">
-    <w:abstractNumId w:val="38"/>
-  </w:num>
-  <w:num w:numId="61" w16cid:durableId="1617709580">
-    <w:abstractNumId w:val="10"/>
-  </w:num>
-  <w:num w:numId="62" w16cid:durableId="811295023">
-    <w:abstractNumId w:val="58"/>
-  </w:num>
-  <w:num w:numId="63" w16cid:durableId="1265377572">
+  <w:num w:numId="86" w16cid:durableId="1059011816">
     <w:abstractNumId w:val="74"/>
   </w:num>
-  <w:num w:numId="64" w16cid:durableId="1904873495">
-    <w:abstractNumId w:val="19"/>
-  </w:num>
-  <w:num w:numId="65" w16cid:durableId="271209946">
-    <w:abstractNumId w:val="56"/>
-  </w:num>
-  <w:num w:numId="66" w16cid:durableId="1847474104">
-    <w:abstractNumId w:val="60"/>
-  </w:num>
-  <w:num w:numId="67" w16cid:durableId="360863111">
-    <w:abstractNumId w:val="4"/>
-  </w:num>
-  <w:num w:numId="68" w16cid:durableId="1081021216">
-    <w:abstractNumId w:val="52"/>
-  </w:num>
-  <w:num w:numId="69" w16cid:durableId="5913280">
-    <w:abstractNumId w:val="45"/>
-  </w:num>
-  <w:num w:numId="70" w16cid:durableId="679429461">
-    <w:abstractNumId w:val="3"/>
-  </w:num>
-  <w:num w:numId="71" w16cid:durableId="1343705598">
-    <w:abstractNumId w:val="12"/>
-  </w:num>
-  <w:num w:numId="72" w16cid:durableId="1817409230">
-    <w:abstractNumId w:val="8"/>
-  </w:num>
-  <w:num w:numId="73" w16cid:durableId="264197083">
-    <w:abstractNumId w:val="1"/>
-  </w:num>
-  <w:num w:numId="74" w16cid:durableId="588271822">
-    <w:abstractNumId w:val="29"/>
-  </w:num>
-  <w:num w:numId="75" w16cid:durableId="202794983">
-    <w:abstractNumId w:val="28"/>
-  </w:num>
-  <w:num w:numId="76" w16cid:durableId="272639304">
-    <w:abstractNumId w:val="23"/>
-  </w:num>
-  <w:numIdMacAtCleanup w:val="74"/>
+  <w:numIdMacAtCleanup w:val="86"/>
 </w:numbering>
 </file>
 
